--- a/por/docx/53.content.docx
+++ b/por/docx/53.content.docx
@@ -295,6 +295,21 @@
           <w:b/>
           <w:lang w:val="pt_PT" w:bidi="pt_PT"/>
         </w:rPr>
+        <w:t>Σιλουανὸς</w:t>
+      </w:r>
+    </w:p>
+    <w:p>
+      <w:pPr/>
+      <w:r>
+        <w:rPr>
+          <w:lang w:val="pt_PT" w:bidi="pt_PT"/>
+        </w:rPr>
+      </w:r>
+      <w:r>
+        <w:rPr>
+          <w:b/>
+          <w:lang w:val="pt_PT" w:bidi="pt_PT"/>
+        </w:rPr>
         <w:t>"Silas".</w:t>
       </w:r>
     </w:p>
@@ -378,6 +393,21 @@
           <w:b/>
           <w:lang w:val="pt_PT" w:bidi="pt_PT"/>
         </w:rPr>
+        <w:t>Παῦλος, καὶ Σιλουανὸς, καὶ Τιμόθεος; τῇ ἐκκλησίᾳ</w:t>
+      </w:r>
+    </w:p>
+    <w:p>
+      <w:pPr/>
+      <w:r>
+        <w:rPr>
+          <w:lang w:val="pt_PT" w:bidi="pt_PT"/>
+        </w:rPr>
+      </w:r>
+      <w:r>
+        <w:rPr>
+          <w:b/>
+          <w:lang w:val="pt_PT" w:bidi="pt_PT"/>
+        </w:rPr>
         <w:t>"</w:t>
       </w:r>
       <w:r>
@@ -475,6 +505,21 @@
           <w:b/>
           <w:lang w:val="pt_PT" w:bidi="pt_PT"/>
         </w:rPr>
+        <w:t>Παῦλος, καὶ Σιλουανὸς, καὶ Τιμόθεος</w:t>
+      </w:r>
+    </w:p>
+    <w:p>
+      <w:pPr/>
+      <w:r>
+        <w:rPr>
+          <w:lang w:val="pt_PT" w:bidi="pt_PT"/>
+        </w:rPr>
+      </w:r>
+      <w:r>
+        <w:rPr>
+          <w:b/>
+          <w:lang w:val="pt_PT" w:bidi="pt_PT"/>
+        </w:rPr>
         <w:t>"</w:t>
       </w:r>
       <w:r>
@@ -598,6 +643,21 @@
           <w:b/>
           <w:lang w:val="pt_PT" w:bidi="pt_PT"/>
         </w:rPr>
+        <w:t>ἐν Θεῷ Πατρὶ ἡμῶν καὶ Κυρίῳ Ἰησοῦ Χριστῷ</w:t>
+      </w:r>
+    </w:p>
+    <w:p>
+      <w:pPr/>
+      <w:r>
+        <w:rPr>
+          <w:lang w:val="pt_PT" w:bidi="pt_PT"/>
+        </w:rPr>
+      </w:r>
+      <w:r>
+        <w:rPr>
+          <w:b/>
+          <w:lang w:val="pt_PT" w:bidi="pt_PT"/>
+        </w:rPr>
         <w:t>"</w:t>
       </w:r>
       <w:r>
@@ -695,6 +755,21 @@
           <w:b/>
           <w:lang w:val="pt_PT" w:bidi="pt_PT"/>
         </w:rPr>
+        <w:t>χάρις ὑμῖν καὶ εἰρήνη ἀπὸ Θεοῦ Πατρὸς καὶ Κυρίου Ἰησοῦ Χριστοῦ</w:t>
+      </w:r>
+    </w:p>
+    <w:p>
+      <w:pPr/>
+      <w:r>
+        <w:rPr>
+          <w:lang w:val="pt_PT" w:bidi="pt_PT"/>
+        </w:rPr>
+      </w:r>
+      <w:r>
+        <w:rPr>
+          <w:b/>
+          <w:lang w:val="pt_PT" w:bidi="pt_PT"/>
+        </w:rPr>
         <w:t>"Q</w:t>
       </w:r>
       <w:r>
@@ -792,6 +867,21 @@
           <w:b/>
           <w:lang w:val="pt_PT" w:bidi="pt_PT"/>
         </w:rPr>
+        <w:t>χάρις ὑμῖν καὶ εἰρήνη ἀπὸ Θεοῦ Πατρὸς καὶ Κυρίου Ἰησοῦ Χριστοῦ</w:t>
+      </w:r>
+    </w:p>
+    <w:p>
+      <w:pPr/>
+      <w:r>
+        <w:rPr>
+          <w:lang w:val="pt_PT" w:bidi="pt_PT"/>
+        </w:rPr>
+      </w:r>
+      <w:r>
+        <w:rPr>
+          <w:b/>
+          <w:lang w:val="pt_PT" w:bidi="pt_PT"/>
+        </w:rPr>
         <w:t>"Q</w:t>
       </w:r>
       <w:r>
@@ -992,6 +1082,21 @@
           <w:b/>
           <w:lang w:val="pt_PT" w:bidi="pt_PT"/>
         </w:rPr>
+        <w:t>εὐχαριστεῖν ὀφείλομεν &amp; πάντοτε</w:t>
+      </w:r>
+    </w:p>
+    <w:p>
+      <w:pPr/>
+      <w:r>
+        <w:rPr>
+          <w:lang w:val="pt_PT" w:bidi="pt_PT"/>
+        </w:rPr>
+      </w:r>
+      <w:r>
+        <w:rPr>
+          <w:b/>
+          <w:lang w:val="pt_PT" w:bidi="pt_PT"/>
+        </w:rPr>
         <w:t>"</w:t>
       </w:r>
       <w:r>
@@ -1082,6 +1187,21 @@
           <w:b/>
           <w:lang w:val="pt_PT" w:bidi="pt_PT"/>
         </w:rPr>
+        <w:t>εὐχαριστεῖν ὀφείλομεν τῷ Θεῷ πάντοτε</w:t>
+      </w:r>
+    </w:p>
+    <w:p>
+      <w:pPr/>
+      <w:r>
+        <w:rPr>
+          <w:lang w:val="pt_PT" w:bidi="pt_PT"/>
+        </w:rPr>
+      </w:r>
+      <w:r>
+        <w:rPr>
+          <w:b/>
+          <w:lang w:val="pt_PT" w:bidi="pt_PT"/>
+        </w:rPr>
         <w:t>"</w:t>
       </w:r>
       <w:r>
@@ -1192,6 +1312,21 @@
           <w:b/>
           <w:lang w:val="pt_PT" w:bidi="pt_PT"/>
         </w:rPr>
+        <w:t>εὐχαριστεῖν ὀφείλομεν τῷ Θεῷ πάντοτε περὶ ὑμῶν, ἀδελφοί</w:t>
+      </w:r>
+    </w:p>
+    <w:p>
+      <w:pPr/>
+      <w:r>
+        <w:rPr>
+          <w:lang w:val="pt_PT" w:bidi="pt_PT"/>
+        </w:rPr>
+      </w:r>
+      <w:r>
+        <w:rPr>
+          <w:b/>
+          <w:lang w:val="pt_PT" w:bidi="pt_PT"/>
+        </w:rPr>
         <w:t>"</w:t>
       </w:r>
       <w:r>
@@ -1289,6 +1424,21 @@
           <w:b/>
           <w:lang w:val="pt_PT" w:bidi="pt_PT"/>
         </w:rPr>
+        <w:t>ἀδελφοί</w:t>
+      </w:r>
+    </w:p>
+    <w:p>
+      <w:pPr/>
+      <w:r>
+        <w:rPr>
+          <w:lang w:val="pt_PT" w:bidi="pt_PT"/>
+        </w:rPr>
+      </w:r>
+      <w:r>
+        <w:rPr>
+          <w:b/>
+          <w:lang w:val="pt_PT" w:bidi="pt_PT"/>
+        </w:rPr>
         <w:t>"vocês".</w:t>
       </w:r>
     </w:p>
@@ -1385,6 +1535,21 @@
           <w:b/>
           <w:lang w:val="pt_PT" w:bidi="pt_PT"/>
         </w:rPr>
+        <w:t>καθὼς ἄξιόν ἐστιν</w:t>
+      </w:r>
+    </w:p>
+    <w:p>
+      <w:pPr/>
+      <w:r>
+        <w:rPr>
+          <w:lang w:val="pt_PT" w:bidi="pt_PT"/>
+        </w:rPr>
+      </w:r>
+      <w:r>
+        <w:rPr>
+          <w:b/>
+          <w:lang w:val="pt_PT" w:bidi="pt_PT"/>
+        </w:rPr>
         <w:t>"Para nós é certo fazer isso".</w:t>
       </w:r>
     </w:p>
@@ -1481,6 +1646,21 @@
           <w:b/>
           <w:lang w:val="pt_PT" w:bidi="pt_PT"/>
         </w:rPr>
+        <w:t>ὑπεραυξάνει ἡ πίστις ὑμῶν</w:t>
+      </w:r>
+    </w:p>
+    <w:p>
+      <w:pPr/>
+      <w:r>
+        <w:rPr>
+          <w:lang w:val="pt_PT" w:bidi="pt_PT"/>
+        </w:rPr>
+      </w:r>
+      <w:r>
+        <w:rPr>
+          <w:b/>
+          <w:lang w:val="pt_PT" w:bidi="pt_PT"/>
+        </w:rPr>
         <w:t>"p</w:t>
       </w:r>
       <w:r>
@@ -1591,6 +1771,21 @@
           <w:b/>
           <w:lang w:val="pt_PT" w:bidi="pt_PT"/>
         </w:rPr>
+        <w:t>πλεονάζει ἡ ἀγάπη ἑνὸς ἑκάστου, πάντων ὑμῶν, εἰς ἀλλήλους</w:t>
+      </w:r>
+    </w:p>
+    <w:p>
+      <w:pPr/>
+      <w:r>
+        <w:rPr>
+          <w:lang w:val="pt_PT" w:bidi="pt_PT"/>
+        </w:rPr>
+      </w:r>
+      <w:r>
+        <w:rPr>
+          <w:b/>
+          <w:lang w:val="pt_PT" w:bidi="pt_PT"/>
+        </w:rPr>
         <w:t>"</w:t>
       </w:r>
       <w:r>
@@ -1701,6 +1896,21 @@
           <w:b/>
           <w:lang w:val="pt_PT" w:bidi="pt_PT"/>
         </w:rPr>
+        <w:t>ἀλλήλους</w:t>
+      </w:r>
+    </w:p>
+    <w:p>
+      <w:pPr/>
+      <w:r>
+        <w:rPr>
+          <w:lang w:val="pt_PT" w:bidi="pt_PT"/>
+        </w:rPr>
+      </w:r>
+      <w:r>
+        <w:rPr>
+          <w:b/>
+          <w:lang w:val="pt_PT" w:bidi="pt_PT"/>
+        </w:rPr>
         <w:t>"uns pelos outros".</w:t>
       </w:r>
     </w:p>
@@ -1797,6 +2007,21 @@
           <w:b/>
           <w:lang w:val="pt_PT" w:bidi="pt_PT"/>
         </w:rPr>
+        <w:t>αὐτοὺς ἡμᾶς</w:t>
+      </w:r>
+    </w:p>
+    <w:p>
+      <w:pPr/>
+      <w:r>
+        <w:rPr>
+          <w:lang w:val="pt_PT" w:bidi="pt_PT"/>
+        </w:rPr>
+      </w:r>
+      <w:r>
+        <w:rPr>
+          <w:b/>
+          <w:lang w:val="pt_PT" w:bidi="pt_PT"/>
+        </w:rPr>
         <w:t>"falamos".</w:t>
       </w:r>
     </w:p>
@@ -1880,6 +2105,21 @@
           <w:b/>
           <w:lang w:val="pt_PT" w:bidi="pt_PT"/>
         </w:rPr>
+        <w:t>τῆς ὑπομονῆς ὑμῶν, καὶ πίστεως</w:t>
+      </w:r>
+    </w:p>
+    <w:p>
+      <w:pPr/>
+      <w:r>
+        <w:rPr>
+          <w:lang w:val="pt_PT" w:bidi="pt_PT"/>
+        </w:rPr>
+      </w:r>
+      <w:r>
+        <w:rPr>
+          <w:b/>
+          <w:lang w:val="pt_PT" w:bidi="pt_PT"/>
+        </w:rPr>
         <w:t>"paciência e da fé".</w:t>
       </w:r>
     </w:p>
@@ -1989,6 +2229,21 @@
           <w:b/>
           <w:lang w:val="pt_PT" w:bidi="pt_PT"/>
         </w:rPr>
+        <w:t>ἐν πᾶσιν τοῖς διωγμοῖς ὑμῶν, καὶ ταῖς θλίψεσιν</w:t>
+      </w:r>
+    </w:p>
+    <w:p>
+      <w:pPr/>
+      <w:r>
+        <w:rPr>
+          <w:lang w:val="pt_PT" w:bidi="pt_PT"/>
+        </w:rPr>
+      </w:r>
+      <w:r>
+        <w:rPr>
+          <w:b/>
+          <w:lang w:val="pt_PT" w:bidi="pt_PT"/>
+        </w:rPr>
         <w:t>"</w:t>
       </w:r>
       <w:r>
@@ -2112,6 +2367,21 @@
           <w:b/>
           <w:lang w:val="pt_PT" w:bidi="pt_PT"/>
         </w:rPr>
+        <w:t>πίστεως ἐν πᾶσιν τοῖς διωγμοῖς ὑμῶν</w:t>
+      </w:r>
+    </w:p>
+    <w:p>
+      <w:pPr/>
+      <w:r>
+        <w:rPr>
+          <w:lang w:val="pt_PT" w:bidi="pt_PT"/>
+        </w:rPr>
+      </w:r>
+      <w:r>
+        <w:rPr>
+          <w:b/>
+          <w:lang w:val="pt_PT" w:bidi="pt_PT"/>
+        </w:rPr>
         <w:t xml:space="preserve">"da fé </w:t>
       </w:r>
       <w:r>
@@ -2222,6 +2492,21 @@
           <w:b/>
           <w:lang w:val="pt_PT" w:bidi="pt_PT"/>
         </w:rPr>
+        <w:t>ἔνδειγμα τῆς δικαίας κρίσεως τοῦ Θεοῦ, εἰς τὸ καταξιωθῆναι ὑμᾶς</w:t>
+      </w:r>
+    </w:p>
+    <w:p>
+      <w:pPr/>
+      <w:r>
+        <w:rPr>
+          <w:lang w:val="pt_PT" w:bidi="pt_PT"/>
+        </w:rPr>
+      </w:r>
+      <w:r>
+        <w:rPr>
+          <w:b/>
+          <w:lang w:val="pt_PT" w:bidi="pt_PT"/>
+        </w:rPr>
         <w:t>"</w:t>
       </w:r>
       <w:r>
@@ -2332,6 +2617,21 @@
           <w:b/>
           <w:lang w:val="pt_PT" w:bidi="pt_PT"/>
         </w:rPr>
+        <w:t>εἰς τὸ καταξιωθῆναι ὑμᾶς τῆς Βασιλείας τοῦ Θεοῦ</w:t>
+      </w:r>
+    </w:p>
+    <w:p>
+      <w:pPr/>
+      <w:r>
+        <w:rPr>
+          <w:lang w:val="pt_PT" w:bidi="pt_PT"/>
+        </w:rPr>
+      </w:r>
+      <w:r>
+        <w:rPr>
+          <w:b/>
+          <w:lang w:val="pt_PT" w:bidi="pt_PT"/>
+        </w:rPr>
         <w:t>"</w:t>
       </w:r>
       <w:r>
@@ -2429,6 +2729,21 @@
           <w:b/>
           <w:lang w:val="pt_PT" w:bidi="pt_PT"/>
         </w:rPr>
+        <w:t>ὑπὲρ ἧς καὶ πάσχετε</w:t>
+      </w:r>
+    </w:p>
+    <w:p>
+      <w:pPr/>
+      <w:r>
+        <w:rPr>
+          <w:lang w:val="pt_PT" w:bidi="pt_PT"/>
+        </w:rPr>
+      </w:r>
+      <w:r>
+        <w:rPr>
+          <w:b/>
+          <w:lang w:val="pt_PT" w:bidi="pt_PT"/>
+        </w:rPr>
         <w:t>"pelo qual estão sofrendo".</w:t>
       </w:r>
     </w:p>
@@ -2525,6 +2840,21 @@
           <w:b/>
           <w:lang w:val="pt_PT" w:bidi="pt_PT"/>
         </w:rPr>
+        <w:t>εἴπερ δίκαιον παρὰ Θεῷ</w:t>
+      </w:r>
+    </w:p>
+    <w:p>
+      <w:pPr/>
+      <w:r>
+        <w:rPr>
+          <w:lang w:val="pt_PT" w:bidi="pt_PT"/>
+        </w:rPr>
+      </w:r>
+      <w:r>
+        <w:rPr>
+          <w:b/>
+          <w:lang w:val="pt_PT" w:bidi="pt_PT"/>
+        </w:rPr>
         <w:t>"</w:t>
       </w:r>
       <w:r>
@@ -2641,6 +2971,21 @@
           <w:b/>
           <w:lang w:val="pt_PT" w:bidi="pt_PT"/>
         </w:rPr>
+        <w:t>παρὰ Θεῷ, ἀνταποδοῦναι τοῖς θλίβουσιν ὑμᾶς θλῖψιν</w:t>
+      </w:r>
+    </w:p>
+    <w:p>
+      <w:pPr/>
+      <w:r>
+        <w:rPr>
+          <w:lang w:val="pt_PT" w:bidi="pt_PT"/>
+        </w:rPr>
+      </w:r>
+      <w:r>
+        <w:rPr>
+          <w:b/>
+          <w:lang w:val="pt_PT" w:bidi="pt_PT"/>
+        </w:rPr>
         <w:t>"</w:t>
       </w:r>
       <w:r>
@@ -2751,6 +3096,21 @@
           <w:b/>
           <w:lang w:val="pt_PT" w:bidi="pt_PT"/>
         </w:rPr>
+        <w:t>ἀνταποδοῦναι τοῖς θλίβουσιν ὑμᾶς θλῖψιν</w:t>
+      </w:r>
+    </w:p>
+    <w:p>
+      <w:pPr/>
+      <w:r>
+        <w:rPr>
+          <w:lang w:val="pt_PT" w:bidi="pt_PT"/>
+        </w:rPr>
+      </w:r>
+      <w:r>
+        <w:rPr>
+          <w:b/>
+          <w:lang w:val="pt_PT" w:bidi="pt_PT"/>
+        </w:rPr>
         <w:t>"</w:t>
       </w:r>
       <w:r>
@@ -2861,6 +3221,21 @@
           <w:b/>
           <w:lang w:val="pt_PT" w:bidi="pt_PT"/>
         </w:rPr>
+        <w:t>καὶ ὑμῖν &amp; ἄνεσιν</w:t>
+      </w:r>
+    </w:p>
+    <w:p>
+      <w:pPr/>
+      <w:r>
+        <w:rPr>
+          <w:lang w:val="pt_PT" w:bidi="pt_PT"/>
+        </w:rPr>
+      </w:r>
+      <w:r>
+        <w:rPr>
+          <w:b/>
+          <w:lang w:val="pt_PT" w:bidi="pt_PT"/>
+        </w:rPr>
         <w:t>"</w:t>
       </w:r>
       <w:r>
@@ -2971,6 +3346,21 @@
           <w:b/>
           <w:lang w:val="pt_PT" w:bidi="pt_PT"/>
         </w:rPr>
+        <w:t>καὶ ὑμῖν τοῖς θλιβομένοις, ἄνεσιν μεθ’ ἡμῶν</w:t>
+      </w:r>
+    </w:p>
+    <w:p>
+      <w:pPr/>
+      <w:r>
+        <w:rPr>
+          <w:lang w:val="pt_PT" w:bidi="pt_PT"/>
+        </w:rPr>
+      </w:r>
+      <w:r>
+        <w:rPr>
+          <w:b/>
+          <w:lang w:val="pt_PT" w:bidi="pt_PT"/>
+        </w:rPr>
         <w:t>"</w:t>
       </w:r>
       <w:r>
@@ -3081,6 +3471,21 @@
           <w:b/>
           <w:lang w:val="pt_PT" w:bidi="pt_PT"/>
         </w:rPr>
+        <w:t>ὑμῖν &amp; ἄνεσιν</w:t>
+      </w:r>
+    </w:p>
+    <w:p>
+      <w:pPr/>
+      <w:r>
+        <w:rPr>
+          <w:lang w:val="pt_PT" w:bidi="pt_PT"/>
+        </w:rPr>
+      </w:r>
+      <w:r>
+        <w:rPr>
+          <w:b/>
+          <w:lang w:val="pt_PT" w:bidi="pt_PT"/>
+        </w:rPr>
         <w:t>"descanso a vocês".</w:t>
       </w:r>
     </w:p>
@@ -3177,6 +3582,21 @@
           <w:b/>
           <w:lang w:val="pt_PT" w:bidi="pt_PT"/>
         </w:rPr>
+        <w:t>τοῖς θλιβομένοις</w:t>
+      </w:r>
+    </w:p>
+    <w:p>
+      <w:pPr/>
+      <w:r>
+        <w:rPr>
+          <w:lang w:val="pt_PT" w:bidi="pt_PT"/>
+        </w:rPr>
+      </w:r>
+      <w:r>
+        <w:rPr>
+          <w:b/>
+          <w:lang w:val="pt_PT" w:bidi="pt_PT"/>
+        </w:rPr>
         <w:t>"</w:t>
       </w:r>
       <w:r>
@@ -3274,6 +3694,21 @@
           <w:b/>
           <w:lang w:val="pt_PT" w:bidi="pt_PT"/>
         </w:rPr>
+        <w:t>ἐν τῇ ἀποκαλύψει τοῦ Κυρίου Ἰησοῦ</w:t>
+      </w:r>
+    </w:p>
+    <w:p>
+      <w:pPr/>
+      <w:r>
+        <w:rPr>
+          <w:lang w:val="pt_PT" w:bidi="pt_PT"/>
+        </w:rPr>
+      </w:r>
+      <w:r>
+        <w:rPr>
+          <w:b/>
+          <w:lang w:val="pt_PT" w:bidi="pt_PT"/>
+        </w:rPr>
         <w:t>"</w:t>
       </w:r>
       <w:r>
@@ -3384,6 +3819,21 @@
           <w:b/>
           <w:lang w:val="pt_PT" w:bidi="pt_PT"/>
         </w:rPr>
+        <w:t>διδόντος ἐκδίκησιν τοῖς</w:t>
+      </w:r>
+    </w:p>
+    <w:p>
+      <w:pPr/>
+      <w:r>
+        <w:rPr>
+          <w:lang w:val="pt_PT" w:bidi="pt_PT"/>
+        </w:rPr>
+      </w:r>
+      <w:r>
+        <w:rPr>
+          <w:b/>
+          <w:lang w:val="pt_PT" w:bidi="pt_PT"/>
+        </w:rPr>
         <w:t>"</w:t>
       </w:r>
       <w:r>
@@ -3494,6 +3944,21 @@
           <w:b/>
           <w:lang w:val="pt_PT" w:bidi="pt_PT"/>
         </w:rPr>
+        <w:t>τοῖς μὴ εἰδόσι Θεὸν</w:t>
+      </w:r>
+    </w:p>
+    <w:p>
+      <w:pPr/>
+      <w:r>
+        <w:rPr>
+          <w:lang w:val="pt_PT" w:bidi="pt_PT"/>
+        </w:rPr>
+      </w:r>
+      <w:r>
+        <w:rPr>
+          <w:b/>
+          <w:lang w:val="pt_PT" w:bidi="pt_PT"/>
+        </w:rPr>
         <w:t>"</w:t>
       </w:r>
       <w:r>
@@ -3623,6 +4088,21 @@
           <w:b/>
           <w:lang w:val="pt_PT" w:bidi="pt_PT"/>
         </w:rPr>
+        <w:t>καὶ τοῖς μὴ ὑπακούουσιν τῷ εὐαγγελίῳ</w:t>
+      </w:r>
+    </w:p>
+    <w:p>
+      <w:pPr/>
+      <w:r>
+        <w:rPr>
+          <w:lang w:val="pt_PT" w:bidi="pt_PT"/>
+        </w:rPr>
+      </w:r>
+      <w:r>
+        <w:rPr>
+          <w:b/>
+          <w:lang w:val="pt_PT" w:bidi="pt_PT"/>
+        </w:rPr>
         <w:t>"</w:t>
       </w:r>
       <w:r>
@@ -3746,6 +4226,21 @@
           <w:b/>
           <w:lang w:val="pt_PT" w:bidi="pt_PT"/>
         </w:rPr>
+        <w:t>ὑπακούουσιν τῷ εὐαγγελίῳ</w:t>
+      </w:r>
+    </w:p>
+    <w:p>
+      <w:pPr/>
+      <w:r>
+        <w:rPr>
+          <w:lang w:val="pt_PT" w:bidi="pt_PT"/>
+        </w:rPr>
+      </w:r>
+      <w:r>
+        <w:rPr>
+          <w:b/>
+          <w:lang w:val="pt_PT" w:bidi="pt_PT"/>
+        </w:rPr>
         <w:t xml:space="preserve">"não </w:t>
       </w:r>
       <w:r>
@@ -3843,6 +4338,21 @@
           <w:b/>
           <w:lang w:val="pt_PT" w:bidi="pt_PT"/>
         </w:rPr>
+        <w:t>τῷ εὐαγγελίῳ τοῦ Κυρίου ἡμῶν, Ἰησοῦ</w:t>
+      </w:r>
+    </w:p>
+    <w:p>
+      <w:pPr/>
+      <w:r>
+        <w:rPr>
+          <w:lang w:val="pt_PT" w:bidi="pt_PT"/>
+        </w:rPr>
+      </w:r>
+      <w:r>
+        <w:rPr>
+          <w:b/>
+          <w:lang w:val="pt_PT" w:bidi="pt_PT"/>
+        </w:rPr>
         <w:t>"</w:t>
       </w:r>
       <w:r>
@@ -3966,6 +4476,21 @@
           <w:b/>
           <w:lang w:val="pt_PT" w:bidi="pt_PT"/>
         </w:rPr>
+        <w:t>οἵτινες δίκην τίσουσιν</w:t>
+      </w:r>
+    </w:p>
+    <w:p>
+      <w:pPr/>
+      <w:r>
+        <w:rPr>
+          <w:lang w:val="pt_PT" w:bidi="pt_PT"/>
+        </w:rPr>
+      </w:r>
+      <w:r>
+        <w:rPr>
+          <w:b/>
+          <w:lang w:val="pt_PT" w:bidi="pt_PT"/>
+        </w:rPr>
         <w:t>"Eles serão castigados".</w:t>
       </w:r>
     </w:p>
@@ -4062,6 +4587,21 @@
           <w:b/>
           <w:lang w:val="pt_PT" w:bidi="pt_PT"/>
         </w:rPr>
+        <w:t>οἵτινες δίκην τίσουσιν</w:t>
+      </w:r>
+    </w:p>
+    <w:p>
+      <w:pPr/>
+      <w:r>
+        <w:rPr>
+          <w:lang w:val="pt_PT" w:bidi="pt_PT"/>
+        </w:rPr>
+      </w:r>
+      <w:r>
+        <w:rPr>
+          <w:b/>
+          <w:lang w:val="pt_PT" w:bidi="pt_PT"/>
+        </w:rPr>
         <w:t>"Eles serão castigados".</w:t>
       </w:r>
     </w:p>
@@ -4158,6 +4698,21 @@
           <w:b/>
           <w:lang w:val="pt_PT" w:bidi="pt_PT"/>
         </w:rPr>
+        <w:t>δίκην τίσουσιν</w:t>
+      </w:r>
+    </w:p>
+    <w:p>
+      <w:pPr/>
+      <w:r>
+        <w:rPr>
+          <w:lang w:val="pt_PT" w:bidi="pt_PT"/>
+        </w:rPr>
+      </w:r>
+      <w:r>
+        <w:rPr>
+          <w:b/>
+          <w:lang w:val="pt_PT" w:bidi="pt_PT"/>
+        </w:rPr>
         <w:t>"eles serão castigados".</w:t>
       </w:r>
     </w:p>
@@ -4241,6 +4796,21 @@
           <w:b/>
           <w:lang w:val="pt_PT" w:bidi="pt_PT"/>
         </w:rPr>
+        <w:t>ὄλεθρον αἰώνιον</w:t>
+      </w:r>
+    </w:p>
+    <w:p>
+      <w:pPr/>
+      <w:r>
+        <w:rPr>
+          <w:lang w:val="pt_PT" w:bidi="pt_PT"/>
+        </w:rPr>
+      </w:r>
+      <w:r>
+        <w:rPr>
+          <w:b/>
+          <w:lang w:val="pt_PT" w:bidi="pt_PT"/>
+        </w:rPr>
         <w:t>"destruição eterna".</w:t>
       </w:r>
     </w:p>
@@ -4363,6 +4933,21 @@
           <w:b/>
           <w:lang w:val="pt_PT" w:bidi="pt_PT"/>
         </w:rPr>
+        <w:t>ἀπὸ προσώπου τοῦ Κυρίου</w:t>
+      </w:r>
+    </w:p>
+    <w:p>
+      <w:pPr/>
+      <w:r>
+        <w:rPr>
+          <w:lang w:val="pt_PT" w:bidi="pt_PT"/>
+        </w:rPr>
+      </w:r>
+      <w:r>
+        <w:rPr>
+          <w:b/>
+          <w:lang w:val="pt_PT" w:bidi="pt_PT"/>
+        </w:rPr>
         <w:t>"longe da presença do Senhor".</w:t>
       </w:r>
     </w:p>
@@ -4459,6 +5044,21 @@
           <w:b/>
           <w:lang w:val="pt_PT" w:bidi="pt_PT"/>
         </w:rPr>
+        <w:t>τῆς δόξης τῆς ἰσχύος αὐτοῦ</w:t>
+      </w:r>
+    </w:p>
+    <w:p>
+      <w:pPr/>
+      <w:r>
+        <w:rPr>
+          <w:lang w:val="pt_PT" w:bidi="pt_PT"/>
+        </w:rPr>
+      </w:r>
+      <w:r>
+        <w:rPr>
+          <w:b/>
+          <w:lang w:val="pt_PT" w:bidi="pt_PT"/>
+        </w:rPr>
         <w:t>"e do seu glorioso poder".</w:t>
       </w:r>
     </w:p>
@@ -4581,6 +5181,21 @@
           <w:b/>
           <w:lang w:val="pt_PT" w:bidi="pt_PT"/>
         </w:rPr>
+        <w:t>τῆς δόξης τῆς ἰσχύος αὐτοῦ</w:t>
+      </w:r>
+    </w:p>
+    <w:p>
+      <w:pPr/>
+      <w:r>
+        <w:rPr>
+          <w:lang w:val="pt_PT" w:bidi="pt_PT"/>
+        </w:rPr>
+      </w:r>
+      <w:r>
+        <w:rPr>
+          <w:b/>
+          <w:lang w:val="pt_PT" w:bidi="pt_PT"/>
+        </w:rPr>
         <w:t>"do seu glorioso poder".</w:t>
       </w:r>
     </w:p>
@@ -4716,6 +5331,21 @@
           <w:b/>
           <w:lang w:val="pt_PT" w:bidi="pt_PT"/>
         </w:rPr>
+        <w:t>ὅταν ἔλθῃ &amp; ἐν τῇ ἡμέρᾳ ἐκείνῃ</w:t>
+      </w:r>
+    </w:p>
+    <w:p>
+      <w:pPr/>
+      <w:r>
+        <w:rPr>
+          <w:lang w:val="pt_PT" w:bidi="pt_PT"/>
+        </w:rPr>
+      </w:r>
+      <w:r>
+        <w:rPr>
+          <w:b/>
+          <w:lang w:val="pt_PT" w:bidi="pt_PT"/>
+        </w:rPr>
         <w:t>"isso acontecerá naquele dia".</w:t>
       </w:r>
     </w:p>
@@ -4812,6 +5442,21 @@
           <w:b/>
           <w:lang w:val="pt_PT" w:bidi="pt_PT"/>
         </w:rPr>
+        <w:t>ἐνδοξασθῆναι ἐν τοῖς ἁγίοις αὐτοῦ, καὶ θαυμασθῆναι ἐν πᾶσιν τοῖς πιστεύσασιν</w:t>
+      </w:r>
+    </w:p>
+    <w:p>
+      <w:pPr/>
+      <w:r>
+        <w:rPr>
+          <w:lang w:val="pt_PT" w:bidi="pt_PT"/>
+        </w:rPr>
+      </w:r>
+      <w:r>
+        <w:rPr>
+          <w:b/>
+          <w:lang w:val="pt_PT" w:bidi="pt_PT"/>
+        </w:rPr>
         <w:t>"</w:t>
       </w:r>
       <w:r>
@@ -4909,6 +5554,21 @@
           <w:b/>
           <w:lang w:val="pt_PT" w:bidi="pt_PT"/>
         </w:rPr>
+        <w:t>ἐνδοξασθῆναι ἐν τοῖς ἁγίοις αὐτοῦ, καὶ θαυμασθῆναι</w:t>
+      </w:r>
+    </w:p>
+    <w:p>
+      <w:pPr/>
+      <w:r>
+        <w:rPr>
+          <w:lang w:val="pt_PT" w:bidi="pt_PT"/>
+        </w:rPr>
+      </w:r>
+      <w:r>
+        <w:rPr>
+          <w:b/>
+          <w:lang w:val="pt_PT" w:bidi="pt_PT"/>
+        </w:rPr>
         <w:t>"</w:t>
       </w:r>
       <w:r>
@@ -5032,6 +5692,21 @@
           <w:b/>
           <w:lang w:val="pt_PT" w:bidi="pt_PT"/>
         </w:rPr>
+        <w:t>ἐνδοξασθῆναι ἐν τοῖς ἁγίοις αὐτοῦ, καὶ θαυμασθῆναι ἐν πᾶσιν τοῖς πιστεύσασιν</w:t>
+      </w:r>
+    </w:p>
+    <w:p>
+      <w:pPr/>
+      <w:r>
+        <w:rPr>
+          <w:lang w:val="pt_PT" w:bidi="pt_PT"/>
+        </w:rPr>
+      </w:r>
+      <w:r>
+        <w:rPr>
+          <w:b/>
+          <w:lang w:val="pt_PT" w:bidi="pt_PT"/>
+        </w:rPr>
         <w:t>"</w:t>
       </w:r>
       <w:r>
@@ -5135,6 +5810,21 @@
           <w:b/>
           <w:lang w:val="pt_PT" w:bidi="pt_PT"/>
         </w:rPr>
+        <w:t>ἐπιστεύθη τὸ μαρτύριον ἡμῶν ἐφ’ ὑμᾶς</w:t>
+      </w:r>
+    </w:p>
+    <w:p>
+      <w:pPr/>
+      <w:r>
+        <w:rPr>
+          <w:lang w:val="pt_PT" w:bidi="pt_PT"/>
+        </w:rPr>
+      </w:r>
+      <w:r>
+        <w:rPr>
+          <w:b/>
+          <w:lang w:val="pt_PT" w:bidi="pt_PT"/>
+        </w:rPr>
         <w:t>"</w:t>
       </w:r>
       <w:r>
@@ -5232,6 +5922,21 @@
           <w:b/>
           <w:lang w:val="pt_PT" w:bidi="pt_PT"/>
         </w:rPr>
+        <w:t>εἰς ὃ</w:t>
+      </w:r>
+    </w:p>
+    <w:p>
+      <w:pPr/>
+      <w:r>
+        <w:rPr>
+          <w:lang w:val="pt_PT" w:bidi="pt_PT"/>
+        </w:rPr>
+      </w:r>
+      <w:r>
+        <w:rPr>
+          <w:b/>
+          <w:lang w:val="pt_PT" w:bidi="pt_PT"/>
+        </w:rPr>
         <w:t>"É por isso".</w:t>
       </w:r>
     </w:p>
@@ -5328,6 +6033,21 @@
           <w:b/>
           <w:lang w:val="pt_PT" w:bidi="pt_PT"/>
         </w:rPr>
+        <w:t>καὶ προσευχόμεθα πάντοτε περὶ ὑμῶν</w:t>
+      </w:r>
+    </w:p>
+    <w:p>
+      <w:pPr/>
+      <w:r>
+        <w:rPr>
+          <w:lang w:val="pt_PT" w:bidi="pt_PT"/>
+        </w:rPr>
+      </w:r>
+      <w:r>
+        <w:rPr>
+          <w:b/>
+          <w:lang w:val="pt_PT" w:bidi="pt_PT"/>
+        </w:rPr>
         <w:t>"</w:t>
       </w:r>
       <w:r>
@@ -5438,6 +6158,21 @@
           <w:b/>
           <w:lang w:val="pt_PT" w:bidi="pt_PT"/>
         </w:rPr>
+        <w:t>τῆς κλήσεως</w:t>
+      </w:r>
+    </w:p>
+    <w:p>
+      <w:pPr/>
+      <w:r>
+        <w:rPr>
+          <w:lang w:val="pt_PT" w:bidi="pt_PT"/>
+        </w:rPr>
+      </w:r>
+      <w:r>
+        <w:rPr>
+          <w:b/>
+          <w:lang w:val="pt_PT" w:bidi="pt_PT"/>
+        </w:rPr>
         <w:t>"chamou".</w:t>
       </w:r>
     </w:p>
@@ -5534,6 +6269,21 @@
           <w:b/>
           <w:lang w:val="pt_PT" w:bidi="pt_PT"/>
         </w:rPr>
+        <w:t>πληρώσῃ πᾶσαν εὐδοκίαν ἀγαθωσύνης, καὶ ἔργον πίστεως ἐν δυνάμει</w:t>
+      </w:r>
+    </w:p>
+    <w:p>
+      <w:pPr/>
+      <w:r>
+        <w:rPr>
+          <w:lang w:val="pt_PT" w:bidi="pt_PT"/>
+        </w:rPr>
+      </w:r>
+      <w:r>
+        <w:rPr>
+          <w:b/>
+          <w:lang w:val="pt_PT" w:bidi="pt_PT"/>
+        </w:rPr>
         <w:t>"</w:t>
       </w:r>
       <w:r>
@@ -5683,6 +6433,21 @@
           <w:b/>
           <w:lang w:val="pt_PT" w:bidi="pt_PT"/>
         </w:rPr>
+        <w:t>καὶ πληρώσῃ</w:t>
+      </w:r>
+    </w:p>
+    <w:p>
+      <w:pPr/>
+      <w:r>
+        <w:rPr>
+          <w:lang w:val="pt_PT" w:bidi="pt_PT"/>
+        </w:rPr>
+      </w:r>
+      <w:r>
+        <w:rPr>
+          <w:b/>
+          <w:lang w:val="pt_PT" w:bidi="pt_PT"/>
+        </w:rPr>
         <w:t>"</w:t>
       </w:r>
       <w:r>
@@ -5806,6 +6571,21 @@
           <w:b/>
           <w:lang w:val="pt_PT" w:bidi="pt_PT"/>
         </w:rPr>
+        <w:t>ὅπως</w:t>
+      </w:r>
+    </w:p>
+    <w:p>
+      <w:pPr/>
+      <w:r>
+        <w:rPr>
+          <w:lang w:val="pt_PT" w:bidi="pt_PT"/>
+        </w:rPr>
+      </w:r>
+      <w:r>
+        <w:rPr>
+          <w:b/>
+          <w:lang w:val="pt_PT" w:bidi="pt_PT"/>
+        </w:rPr>
         <w:t>"Assim".</w:t>
       </w:r>
     </w:p>
@@ -5902,6 +6682,21 @@
           <w:b/>
           <w:lang w:val="pt_PT" w:bidi="pt_PT"/>
         </w:rPr>
+        <w:t>τὸ ὄνομα τοῦ Κυρίου ἡμῶν, Ἰησοῦ</w:t>
+      </w:r>
+    </w:p>
+    <w:p>
+      <w:pPr/>
+      <w:r>
+        <w:rPr>
+          <w:lang w:val="pt_PT" w:bidi="pt_PT"/>
+        </w:rPr>
+      </w:r>
+      <w:r>
+        <w:rPr>
+          <w:b/>
+          <w:lang w:val="pt_PT" w:bidi="pt_PT"/>
+        </w:rPr>
         <w:t>"</w:t>
       </w:r>
       <w:r>
@@ -5999,6 +6794,21 @@
           <w:b/>
           <w:lang w:val="pt_PT" w:bidi="pt_PT"/>
         </w:rPr>
+        <w:t>ὅπως ἐνδοξασθῇ τὸ ὄνομα τοῦ Κυρίου ἡμῶν, Ἰησοῦ, ἐν ὑμῖν</w:t>
+      </w:r>
+    </w:p>
+    <w:p>
+      <w:pPr/>
+      <w:r>
+        <w:rPr>
+          <w:lang w:val="pt_PT" w:bidi="pt_PT"/>
+        </w:rPr>
+      </w:r>
+      <w:r>
+        <w:rPr>
+          <w:b/>
+          <w:lang w:val="pt_PT" w:bidi="pt_PT"/>
+        </w:rPr>
         <w:t>"</w:t>
       </w:r>
       <w:r>
@@ -6096,6 +6906,21 @@
           <w:b/>
           <w:lang w:val="pt_PT" w:bidi="pt_PT"/>
         </w:rPr>
+        <w:t>καὶ ὑμεῖς ἐν αὐτῷ</w:t>
+      </w:r>
+    </w:p>
+    <w:p>
+      <w:pPr/>
+      <w:r>
+        <w:rPr>
+          <w:lang w:val="pt_PT" w:bidi="pt_PT"/>
+        </w:rPr>
+      </w:r>
+      <w:r>
+        <w:rPr>
+          <w:b/>
+          <w:lang w:val="pt_PT" w:bidi="pt_PT"/>
+        </w:rPr>
         <w:t>"</w:t>
       </w:r>
       <w:r>
@@ -6193,6 +7018,21 @@
           <w:b/>
           <w:lang w:val="pt_PT" w:bidi="pt_PT"/>
         </w:rPr>
+        <w:t>καὶ ὑμεῖς ἐν αὐτῷ</w:t>
+      </w:r>
+    </w:p>
+    <w:p>
+      <w:pPr/>
+      <w:r>
+        <w:rPr>
+          <w:lang w:val="pt_PT" w:bidi="pt_PT"/>
+        </w:rPr>
+      </w:r>
+      <w:r>
+        <w:rPr>
+          <w:b/>
+          <w:lang w:val="pt_PT" w:bidi="pt_PT"/>
+        </w:rPr>
         <w:t>"</w:t>
       </w:r>
       <w:r>
@@ -6290,6 +7130,21 @@
           <w:b/>
           <w:lang w:val="pt_PT" w:bidi="pt_PT"/>
         </w:rPr>
+        <w:t>κατὰ τὴν χάριν τοῦ Θεοῦ ἡμῶν</w:t>
+      </w:r>
+    </w:p>
+    <w:p>
+      <w:pPr/>
+      <w:r>
+        <w:rPr>
+          <w:lang w:val="pt_PT" w:bidi="pt_PT"/>
+        </w:rPr>
+      </w:r>
+      <w:r>
+        <w:rPr>
+          <w:b/>
+          <w:lang w:val="pt_PT" w:bidi="pt_PT"/>
+        </w:rPr>
         <w:t>"</w:t>
       </w:r>
       <w:r>
@@ -6400,6 +7255,21 @@
           <w:b/>
           <w:lang w:val="pt_PT" w:bidi="pt_PT"/>
         </w:rPr>
+        <w:t>τοῦ Θεοῦ ἡμῶν καὶ Κυρίου Ἰησοῦ Χριστοῦ</w:t>
+      </w:r>
+    </w:p>
+    <w:p>
+      <w:pPr/>
+      <w:r>
+        <w:rPr>
+          <w:lang w:val="pt_PT" w:bidi="pt_PT"/>
+        </w:rPr>
+      </w:r>
+      <w:r>
+        <w:rPr>
+          <w:b/>
+          <w:lang w:val="pt_PT" w:bidi="pt_PT"/>
+        </w:rPr>
         <w:t>"do nosso Deus e do Senhor Jesus Cristo".</w:t>
       </w:r>
     </w:p>
@@ -6553,6 +7423,21 @@
           <w:b/>
           <w:lang w:val="pt_PT" w:bidi="pt_PT"/>
         </w:rPr>
+        <w:t>δὲ</w:t>
+      </w:r>
+    </w:p>
+    <w:p>
+      <w:pPr/>
+      <w:r>
+        <w:rPr>
+          <w:lang w:val="pt_PT" w:bidi="pt_PT"/>
+        </w:rPr>
+      </w:r>
+      <w:r>
+        <w:rPr>
+          <w:b/>
+          <w:lang w:val="pt_PT" w:bidi="pt_PT"/>
+        </w:rPr>
         <w:t>"Agora".</w:t>
       </w:r>
     </w:p>
@@ -6649,6 +7534,21 @@
           <w:b/>
           <w:lang w:val="pt_PT" w:bidi="pt_PT"/>
         </w:rPr>
+        <w:t>ὑπὲρ τῆς παρουσίας τοῦ Κυρίου ἡμῶν, Ἰησοῦ Χριστοῦ, καὶ ἡμῶν ἐπισυναγωγῆς ἐπ’ αὐτόν</w:t>
+      </w:r>
+    </w:p>
+    <w:p>
+      <w:pPr/>
+      <w:r>
+        <w:rPr>
+          <w:lang w:val="pt_PT" w:bidi="pt_PT"/>
+        </w:rPr>
+      </w:r>
+      <w:r>
+        <w:rPr>
+          <w:b/>
+          <w:lang w:val="pt_PT" w:bidi="pt_PT"/>
+        </w:rPr>
         <w:t>"</w:t>
       </w:r>
       <w:r>
@@ -6772,6 +7672,21 @@
           <w:b/>
           <w:lang w:val="pt_PT" w:bidi="pt_PT"/>
         </w:rPr>
+        <w:t>ὑπὲρ τῆς παρουσίας τοῦ Κυρίου ἡμῶν, Ἰησοῦ Χριστοῦ, καὶ ἡμῶν ἐπισυναγωγῆς ἐπ’ αὐτόν</w:t>
+      </w:r>
+    </w:p>
+    <w:p>
+      <w:pPr/>
+      <w:r>
+        <w:rPr>
+          <w:lang w:val="pt_PT" w:bidi="pt_PT"/>
+        </w:rPr>
+      </w:r>
+      <w:r>
+        <w:rPr>
+          <w:b/>
+          <w:lang w:val="pt_PT" w:bidi="pt_PT"/>
+        </w:rPr>
         <w:t>"</w:t>
       </w:r>
       <w:r>
@@ -6895,6 +7810,21 @@
           <w:b/>
           <w:lang w:val="pt_PT" w:bidi="pt_PT"/>
         </w:rPr>
+        <w:t>ἀδελφοί</w:t>
+      </w:r>
+    </w:p>
+    <w:p>
+      <w:pPr/>
+      <w:r>
+        <w:rPr>
+          <w:lang w:val="pt_PT" w:bidi="pt_PT"/>
+        </w:rPr>
+      </w:r>
+      <w:r>
+        <w:rPr>
+          <w:b/>
+          <w:lang w:val="pt_PT" w:bidi="pt_PT"/>
+        </w:rPr>
         <w:t>"irmãos".</w:t>
       </w:r>
     </w:p>
@@ -6991,6 +7921,21 @@
           <w:b/>
           <w:lang w:val="pt_PT" w:bidi="pt_PT"/>
         </w:rPr>
+        <w:t>εἰς τὸ μὴ ταχέως σαλευθῆναι ὑμᾶς ἀπὸ τοῦ νοὸς</w:t>
+      </w:r>
+    </w:p>
+    <w:p>
+      <w:pPr/>
+      <w:r>
+        <w:rPr>
+          <w:lang w:val="pt_PT" w:bidi="pt_PT"/>
+        </w:rPr>
+      </w:r>
+      <w:r>
+        <w:rPr>
+          <w:b/>
+          <w:lang w:val="pt_PT" w:bidi="pt_PT"/>
+        </w:rPr>
         <w:t>"</w:t>
       </w:r>
       <w:r>
@@ -7101,6 +8046,21 @@
           <w:b/>
           <w:lang w:val="pt_PT" w:bidi="pt_PT"/>
         </w:rPr>
+        <w:t>μηδὲ θροεῖσθαι</w:t>
+      </w:r>
+    </w:p>
+    <w:p>
+      <w:pPr/>
+      <w:r>
+        <w:rPr>
+          <w:lang w:val="pt_PT" w:bidi="pt_PT"/>
+        </w:rPr>
+      </w:r>
+      <w:r>
+        <w:rPr>
+          <w:b/>
+          <w:lang w:val="pt_PT" w:bidi="pt_PT"/>
+        </w:rPr>
         <w:t>"</w:t>
       </w:r>
       <w:r>
@@ -7218,6 +8178,21 @@
           <w:b/>
           <w:lang w:val="pt_PT" w:bidi="pt_PT"/>
         </w:rPr>
+        <w:t>μήτε διὰ πνεύματος, μήτε διὰ λόγου, μήτε δι’ ἐπιστολῆς, ὡς δι’ ἡμῶν</w:t>
+      </w:r>
+    </w:p>
+    <w:p>
+      <w:pPr/>
+      <w:r>
+        <w:rPr>
+          <w:lang w:val="pt_PT" w:bidi="pt_PT"/>
+        </w:rPr>
+      </w:r>
+      <w:r>
+        <w:rPr>
+          <w:b/>
+          <w:lang w:val="pt_PT" w:bidi="pt_PT"/>
+        </w:rPr>
         <w:t>"</w:t>
       </w:r>
       <w:r>
@@ -7341,6 +8316,21 @@
           <w:b/>
           <w:lang w:val="pt_PT" w:bidi="pt_PT"/>
         </w:rPr>
+        <w:t>ὡς δι’ ἡμῶν</w:t>
+      </w:r>
+    </w:p>
+    <w:p>
+      <w:pPr/>
+      <w:r>
+        <w:rPr>
+          <w:lang w:val="pt_PT" w:bidi="pt_PT"/>
+        </w:rPr>
+      </w:r>
+      <w:r>
+        <w:rPr>
+          <w:b/>
+          <w:lang w:val="pt_PT" w:bidi="pt_PT"/>
+        </w:rPr>
         <w:t>"</w:t>
       </w:r>
       <w:r>
@@ -7438,6 +8428,21 @@
           <w:b/>
           <w:lang w:val="pt_PT" w:bidi="pt_PT"/>
         </w:rPr>
+        <w:t>ὡς ὅτι</w:t>
+      </w:r>
+    </w:p>
+    <w:p>
+      <w:pPr/>
+      <w:r>
+        <w:rPr>
+          <w:lang w:val="pt_PT" w:bidi="pt_PT"/>
+        </w:rPr>
+      </w:r>
+      <w:r>
+        <w:rPr>
+          <w:b/>
+          <w:lang w:val="pt_PT" w:bidi="pt_PT"/>
+        </w:rPr>
         <w:t>"</w:t>
       </w:r>
       <w:r>
@@ -7535,6 +8540,21 @@
           <w:b/>
           <w:lang w:val="pt_PT" w:bidi="pt_PT"/>
         </w:rPr>
+        <w:t>ἡ ἡμέρα τοῦ Κυρίου</w:t>
+      </w:r>
+    </w:p>
+    <w:p>
+      <w:pPr/>
+      <w:r>
+        <w:rPr>
+          <w:lang w:val="pt_PT" w:bidi="pt_PT"/>
+        </w:rPr>
+      </w:r>
+      <w:r>
+        <w:rPr>
+          <w:b/>
+          <w:lang w:val="pt_PT" w:bidi="pt_PT"/>
+        </w:rPr>
         <w:t>"o Dia do Senhor".</w:t>
       </w:r>
     </w:p>
@@ -7611,6 +8631,21 @@
           <w:b/>
           <w:lang w:val="pt_PT" w:bidi="pt_PT"/>
         </w:rPr>
+        <w:t>μή τις ὑμᾶς ἐξαπατήσῃ κατὰ μηδένα τρόπον</w:t>
+      </w:r>
+    </w:p>
+    <w:p>
+      <w:pPr/>
+      <w:r>
+        <w:rPr>
+          <w:lang w:val="pt_PT" w:bidi="pt_PT"/>
+        </w:rPr>
+      </w:r>
+      <w:r>
+        <w:rPr>
+          <w:b/>
+          <w:lang w:val="pt_PT" w:bidi="pt_PT"/>
+        </w:rPr>
         <w:t>"</w:t>
       </w:r>
       <w:r>
@@ -7700,6 +8735,21 @@
           <w:b/>
           <w:lang w:val="pt_PT" w:bidi="pt_PT"/>
         </w:rPr>
+        <w:t>ὅτι ἐὰν μὴ ἔλθῃ ἡ ἀποστασία πρῶτον</w:t>
+      </w:r>
+    </w:p>
+    <w:p>
+      <w:pPr/>
+      <w:r>
+        <w:rPr>
+          <w:lang w:val="pt_PT" w:bidi="pt_PT"/>
+        </w:rPr>
+      </w:r>
+      <w:r>
+        <w:rPr>
+          <w:b/>
+          <w:lang w:val="pt_PT" w:bidi="pt_PT"/>
+        </w:rPr>
         <w:t>"</w:t>
       </w:r>
       <w:r>
@@ -7797,6 +8847,21 @@
           <w:b/>
           <w:lang w:val="pt_PT" w:bidi="pt_PT"/>
         </w:rPr>
+        <w:t>ἡ ἀποστασία</w:t>
+      </w:r>
+    </w:p>
+    <w:p>
+      <w:pPr/>
+      <w:r>
+        <w:rPr>
+          <w:lang w:val="pt_PT" w:bidi="pt_PT"/>
+        </w:rPr>
+      </w:r>
+      <w:r>
+        <w:rPr>
+          <w:b/>
+          <w:lang w:val="pt_PT" w:bidi="pt_PT"/>
+        </w:rPr>
         <w:t>"a Revolta".</w:t>
       </w:r>
     </w:p>
@@ -7893,6 +8958,21 @@
           <w:b/>
           <w:lang w:val="pt_PT" w:bidi="pt_PT"/>
         </w:rPr>
+        <w:t>ἀποκαλυφθῇ ὁ ἄνθρωπος τῆς ἀνομίας</w:t>
+      </w:r>
+    </w:p>
+    <w:p>
+      <w:pPr/>
+      <w:r>
+        <w:rPr>
+          <w:lang w:val="pt_PT" w:bidi="pt_PT"/>
+        </w:rPr>
+      </w:r>
+      <w:r>
+        <w:rPr>
+          <w:b/>
+          <w:lang w:val="pt_PT" w:bidi="pt_PT"/>
+        </w:rPr>
         <w:t>"</w:t>
       </w:r>
       <w:r>
@@ -7990,6 +9070,21 @@
           <w:b/>
           <w:lang w:val="pt_PT" w:bidi="pt_PT"/>
         </w:rPr>
+        <w:t>ὁ ἄνθρωπος τῆς ἀνομίας</w:t>
+      </w:r>
+    </w:p>
+    <w:p>
+      <w:pPr/>
+      <w:r>
+        <w:rPr>
+          <w:lang w:val="pt_PT" w:bidi="pt_PT"/>
+        </w:rPr>
+      </w:r>
+      <w:r>
+        <w:rPr>
+          <w:b/>
+          <w:lang w:val="pt_PT" w:bidi="pt_PT"/>
+        </w:rPr>
         <w:t>"o Perverso".</w:t>
       </w:r>
     </w:p>
@@ -8086,6 +9181,21 @@
           <w:b/>
           <w:lang w:val="pt_PT" w:bidi="pt_PT"/>
         </w:rPr>
+        <w:t>ὁ υἱὸς τῆς ἀπωλείας</w:t>
+      </w:r>
+    </w:p>
+    <w:p>
+      <w:pPr/>
+      <w:r>
+        <w:rPr>
+          <w:lang w:val="pt_PT" w:bidi="pt_PT"/>
+        </w:rPr>
+      </w:r>
+      <w:r>
+        <w:rPr>
+          <w:b/>
+          <w:lang w:val="pt_PT" w:bidi="pt_PT"/>
+        </w:rPr>
         <w:t>"</w:t>
       </w:r>
       <w:r>
@@ -8280,6 +9390,21 @@
           <w:b/>
           <w:lang w:val="pt_PT" w:bidi="pt_PT"/>
         </w:rPr>
+        <w:t>πάντα λεγόμενον θεὸν ἢ σέβασμα</w:t>
+      </w:r>
+    </w:p>
+    <w:p>
+      <w:pPr/>
+      <w:r>
+        <w:rPr>
+          <w:lang w:val="pt_PT" w:bidi="pt_PT"/>
+        </w:rPr>
+      </w:r>
+      <w:r>
+        <w:rPr>
+          <w:b/>
+          <w:lang w:val="pt_PT" w:bidi="pt_PT"/>
+        </w:rPr>
         <w:t>"</w:t>
       </w:r>
       <w:r>
@@ -8377,6 +9502,21 @@
           <w:b/>
           <w:lang w:val="pt_PT" w:bidi="pt_PT"/>
         </w:rPr>
+        <w:t>αὐτὸν &amp; καθίσαι</w:t>
+      </w:r>
+    </w:p>
+    <w:p>
+      <w:pPr/>
+      <w:r>
+        <w:rPr>
+          <w:lang w:val="pt_PT" w:bidi="pt_PT"/>
+        </w:rPr>
+      </w:r>
+      <w:r>
+        <w:rPr>
+          <w:b/>
+          <w:lang w:val="pt_PT" w:bidi="pt_PT"/>
+        </w:rPr>
         <w:t>"</w:t>
       </w:r>
       <w:r>
@@ -8487,6 +9627,21 @@
           <w:b/>
           <w:lang w:val="pt_PT" w:bidi="pt_PT"/>
         </w:rPr>
+        <w:t>ἀποδεικνύντα ἑαυτὸν ὅτι ἔστιν Θεός</w:t>
+      </w:r>
+    </w:p>
+    <w:p>
+      <w:pPr/>
+      <w:r>
+        <w:rPr>
+          <w:lang w:val="pt_PT" w:bidi="pt_PT"/>
+        </w:rPr>
+      </w:r>
+      <w:r>
+        <w:rPr>
+          <w:b/>
+          <w:lang w:val="pt_PT" w:bidi="pt_PT"/>
+        </w:rPr>
         <w:t>"</w:t>
       </w:r>
       <w:r>
@@ -8564,6 +9719,21 @@
           <w:b/>
           <w:lang w:val="pt_PT" w:bidi="pt_PT"/>
         </w:rPr>
+        <w:t>οὐ μνημονεύετε ὅτι, ἔτι ὢν πρὸς ὑμᾶς, ταῦτα ἔλεγον ὑμῖν</w:t>
+      </w:r>
+    </w:p>
+    <w:p>
+      <w:pPr/>
+      <w:r>
+        <w:rPr>
+          <w:lang w:val="pt_PT" w:bidi="pt_PT"/>
+        </w:rPr>
+      </w:r>
+      <w:r>
+        <w:rPr>
+          <w:b/>
+          <w:lang w:val="pt_PT" w:bidi="pt_PT"/>
+        </w:rPr>
         <w:t>"</w:t>
       </w:r>
       <w:r>
@@ -8661,6 +9831,21 @@
           <w:b/>
           <w:lang w:val="pt_PT" w:bidi="pt_PT"/>
         </w:rPr>
+        <w:t>ταῦτα</w:t>
+      </w:r>
+    </w:p>
+    <w:p>
+      <w:pPr/>
+      <w:r>
+        <w:rPr>
+          <w:lang w:val="pt_PT" w:bidi="pt_PT"/>
+        </w:rPr>
+      </w:r>
+      <w:r>
+        <w:rPr>
+          <w:b/>
+          <w:lang w:val="pt_PT" w:bidi="pt_PT"/>
+        </w:rPr>
         <w:t>"tudo isso".</w:t>
       </w:r>
     </w:p>
@@ -8757,6 +9942,21 @@
           <w:b/>
           <w:lang w:val="pt_PT" w:bidi="pt_PT"/>
         </w:rPr>
+        <w:t>καὶ νῦν τὸ κατέχον οἴδατε</w:t>
+      </w:r>
+    </w:p>
+    <w:p>
+      <w:pPr/>
+      <w:r>
+        <w:rPr>
+          <w:lang w:val="pt_PT" w:bidi="pt_PT"/>
+        </w:rPr>
+      </w:r>
+      <w:r>
+        <w:rPr>
+          <w:b/>
+          <w:lang w:val="pt_PT" w:bidi="pt_PT"/>
+        </w:rPr>
         <w:t>"</w:t>
       </w:r>
       <w:r>
@@ -8873,6 +10073,21 @@
           <w:b/>
           <w:lang w:val="pt_PT" w:bidi="pt_PT"/>
         </w:rPr>
+        <w:t>τὸ ἀποκαλυφθῆναι αὐτὸν ἐν τῷ αὐτοῦ καιρῷ</w:t>
+      </w:r>
+    </w:p>
+    <w:p>
+      <w:pPr/>
+      <w:r>
+        <w:rPr>
+          <w:lang w:val="pt_PT" w:bidi="pt_PT"/>
+        </w:rPr>
+      </w:r>
+      <w:r>
+        <w:rPr>
+          <w:b/>
+          <w:lang w:val="pt_PT" w:bidi="pt_PT"/>
+        </w:rPr>
         <w:t>"</w:t>
       </w:r>
       <w:r>
@@ -8970,6 +10185,21 @@
           <w:b/>
           <w:lang w:val="pt_PT" w:bidi="pt_PT"/>
         </w:rPr>
+        <w:t>γὰρ</w:t>
+      </w:r>
+    </w:p>
+    <w:p>
+      <w:pPr/>
+      <w:r>
+        <w:rPr>
+          <w:lang w:val="pt_PT" w:bidi="pt_PT"/>
+        </w:rPr>
+      </w:r>
+      <w:r>
+        <w:rPr>
+          <w:b/>
+          <w:lang w:val="pt_PT" w:bidi="pt_PT"/>
+        </w:rPr>
         <w:t>"A Misteriosa".</w:t>
       </w:r>
     </w:p>
@@ -9079,6 +10309,21 @@
           <w:b/>
           <w:lang w:val="pt_PT" w:bidi="pt_PT"/>
         </w:rPr>
+        <w:t>τὸ &amp; μυστήριον ἤδη ἐνεργεῖται τῆς ἀνομίας</w:t>
+      </w:r>
+    </w:p>
+    <w:p>
+      <w:pPr/>
+      <w:r>
+        <w:rPr>
+          <w:lang w:val="pt_PT" w:bidi="pt_PT"/>
+        </w:rPr>
+      </w:r>
+      <w:r>
+        <w:rPr>
+          <w:b/>
+          <w:lang w:val="pt_PT" w:bidi="pt_PT"/>
+        </w:rPr>
         <w:t>"</w:t>
       </w:r>
       <w:r>
@@ -9202,6 +10447,21 @@
           <w:b/>
           <w:lang w:val="pt_PT" w:bidi="pt_PT"/>
         </w:rPr>
+        <w:t>ὁ κατέχων</w:t>
+      </w:r>
+    </w:p>
+    <w:p>
+      <w:pPr/>
+      <w:r>
+        <w:rPr>
+          <w:lang w:val="pt_PT" w:bidi="pt_PT"/>
+        </w:rPr>
+      </w:r>
+      <w:r>
+        <w:rPr>
+          <w:b/>
+          <w:lang w:val="pt_PT" w:bidi="pt_PT"/>
+        </w:rPr>
         <w:t>"</w:t>
       </w:r>
       <w:r>
@@ -9279,6 +10539,21 @@
           <w:b/>
           <w:lang w:val="pt_PT" w:bidi="pt_PT"/>
         </w:rPr>
+        <w:t>γένηται</w:t>
+      </w:r>
+    </w:p>
+    <w:p>
+      <w:pPr/>
+      <w:r>
+        <w:rPr>
+          <w:lang w:val="pt_PT" w:bidi="pt_PT"/>
+        </w:rPr>
+      </w:r>
+      <w:r>
+        <w:rPr>
+          <w:b/>
+          <w:lang w:val="pt_PT" w:bidi="pt_PT"/>
+        </w:rPr>
         <w:t>"</w:t>
       </w:r>
       <w:r>
@@ -9389,6 +10664,21 @@
           <w:b/>
           <w:lang w:val="pt_PT" w:bidi="pt_PT"/>
         </w:rPr>
+        <w:t>ἐκ μέσου γένηται</w:t>
+      </w:r>
+    </w:p>
+    <w:p>
+      <w:pPr/>
+      <w:r>
+        <w:rPr>
+          <w:lang w:val="pt_PT" w:bidi="pt_PT"/>
+        </w:rPr>
+      </w:r>
+      <w:r>
+        <w:rPr>
+          <w:b/>
+          <w:lang w:val="pt_PT" w:bidi="pt_PT"/>
+        </w:rPr>
         <w:t>"</w:t>
       </w:r>
       <w:r>
@@ -9486,6 +10776,21 @@
           <w:b/>
           <w:lang w:val="pt_PT" w:bidi="pt_PT"/>
         </w:rPr>
+        <w:t>καὶ τότε ἀποκαλυφθήσεται ὁ ἄνομος</w:t>
+      </w:r>
+    </w:p>
+    <w:p>
+      <w:pPr/>
+      <w:r>
+        <w:rPr>
+          <w:lang w:val="pt_PT" w:bidi="pt_PT"/>
+        </w:rPr>
+      </w:r>
+      <w:r>
+        <w:rPr>
+          <w:b/>
+          <w:lang w:val="pt_PT" w:bidi="pt_PT"/>
+        </w:rPr>
         <w:t>"</w:t>
       </w:r>
       <w:r>
@@ -9583,6 +10888,21 @@
           <w:b/>
           <w:lang w:val="pt_PT" w:bidi="pt_PT"/>
         </w:rPr>
+        <w:t>τῷ πνεύματι τοῦ στόματος αὐτοῦ</w:t>
+      </w:r>
+    </w:p>
+    <w:p>
+      <w:pPr/>
+      <w:r>
+        <w:rPr>
+          <w:lang w:val="pt_PT" w:bidi="pt_PT"/>
+        </w:rPr>
+      </w:r>
+      <w:r>
+        <w:rPr>
+          <w:b/>
+          <w:lang w:val="pt_PT" w:bidi="pt_PT"/>
+        </w:rPr>
         <w:t>"com um sopro".</w:t>
       </w:r>
     </w:p>
@@ -9679,6 +10999,21 @@
           <w:b/>
           <w:lang w:val="pt_PT" w:bidi="pt_PT"/>
         </w:rPr>
+        <w:t>ἀνελεῖ τῷ πνεύματι τοῦ στόματος αὐτοῦ, καὶ καταργήσει τῇ ἐπιφανείᾳ τῆς παρουσίας αὐτοῦ</w:t>
+      </w:r>
+    </w:p>
+    <w:p>
+      <w:pPr/>
+      <w:r>
+        <w:rPr>
+          <w:lang w:val="pt_PT" w:bidi="pt_PT"/>
+        </w:rPr>
+      </w:r>
+      <w:r>
+        <w:rPr>
+          <w:b/>
+          <w:lang w:val="pt_PT" w:bidi="pt_PT"/>
+        </w:rPr>
         <w:t>"</w:t>
       </w:r>
       <w:r>
@@ -9776,6 +11111,21 @@
           <w:b/>
           <w:lang w:val="pt_PT" w:bidi="pt_PT"/>
         </w:rPr>
+        <w:t>οὗ ἐστιν ἡ παρουσία, κατ’ ἐνέργειαν τοῦ Σατανᾶ</w:t>
+      </w:r>
+    </w:p>
+    <w:p>
+      <w:pPr/>
+      <w:r>
+        <w:rPr>
+          <w:lang w:val="pt_PT" w:bidi="pt_PT"/>
+        </w:rPr>
+      </w:r>
+      <w:r>
+        <w:rPr>
+          <w:b/>
+          <w:lang w:val="pt_PT" w:bidi="pt_PT"/>
+        </w:rPr>
         <w:t>"</w:t>
       </w:r>
       <w:r>
@@ -9899,6 +11249,21 @@
           <w:b/>
           <w:lang w:val="pt_PT" w:bidi="pt_PT"/>
         </w:rPr>
+        <w:t>οὗ</w:t>
+      </w:r>
+    </w:p>
+    <w:p>
+      <w:pPr/>
+      <w:r>
+        <w:rPr>
+          <w:lang w:val="pt_PT" w:bidi="pt_PT"/>
+        </w:rPr>
+      </w:r>
+      <w:r>
+        <w:rPr>
+          <w:b/>
+          <w:lang w:val="pt_PT" w:bidi="pt_PT"/>
+        </w:rPr>
         <w:t>"e fará".</w:t>
       </w:r>
     </w:p>
@@ -9975,6 +11340,21 @@
           <w:b/>
           <w:lang w:val="pt_PT" w:bidi="pt_PT"/>
         </w:rPr>
+        <w:t>ἐν πάσῃ δυνάμει, καὶ σημείοις, καὶ τέρασιν ψεύδους</w:t>
+      </w:r>
+    </w:p>
+    <w:p>
+      <w:pPr/>
+      <w:r>
+        <w:rPr>
+          <w:lang w:val="pt_PT" w:bidi="pt_PT"/>
+        </w:rPr>
+      </w:r>
+      <w:r>
+        <w:rPr>
+          <w:b/>
+          <w:lang w:val="pt_PT" w:bidi="pt_PT"/>
+        </w:rPr>
         <w:t>"</w:t>
       </w:r>
       <w:r>
@@ -10097,6 +11477,21 @@
           <w:b/>
           <w:lang w:val="pt_PT" w:bidi="pt_PT"/>
         </w:rPr>
+        <w:t>ἐν πάσῃ δυνάμει, καὶ σημείοις, καὶ τέρασιν ψεύδους</w:t>
+      </w:r>
+    </w:p>
+    <w:p>
+      <w:pPr/>
+      <w:r>
+        <w:rPr>
+          <w:lang w:val="pt_PT" w:bidi="pt_PT"/>
+        </w:rPr>
+      </w:r>
+      <w:r>
+        <w:rPr>
+          <w:b/>
+          <w:lang w:val="pt_PT" w:bidi="pt_PT"/>
+        </w:rPr>
         <w:t>"</w:t>
       </w:r>
       <w:r>
@@ -10207,6 +11602,21 @@
           <w:b/>
           <w:lang w:val="pt_PT" w:bidi="pt_PT"/>
         </w:rPr>
+        <w:t>καὶ σημείοις, καὶ τέρασιν ψεύδους</w:t>
+      </w:r>
+    </w:p>
+    <w:p>
+      <w:pPr/>
+      <w:r>
+        <w:rPr>
+          <w:lang w:val="pt_PT" w:bidi="pt_PT"/>
+        </w:rPr>
+      </w:r>
+      <w:r>
+        <w:rPr>
+          <w:b/>
+          <w:lang w:val="pt_PT" w:bidi="pt_PT"/>
+        </w:rPr>
         <w:t>"</w:t>
       </w:r>
       <w:r>
@@ -10330,6 +11740,21 @@
           <w:b/>
           <w:lang w:val="pt_PT" w:bidi="pt_PT"/>
         </w:rPr>
+        <w:t>πάσῃ</w:t>
+      </w:r>
+    </w:p>
+    <w:p>
+      <w:pPr/>
+      <w:r>
+        <w:rPr>
+          <w:lang w:val="pt_PT" w:bidi="pt_PT"/>
+        </w:rPr>
+      </w:r>
+      <w:r>
+        <w:rPr>
+          <w:b/>
+          <w:lang w:val="pt_PT" w:bidi="pt_PT"/>
+        </w:rPr>
         <w:t>"todo".</w:t>
       </w:r>
     </w:p>
@@ -10426,6 +11851,21 @@
           <w:b/>
           <w:lang w:val="pt_PT" w:bidi="pt_PT"/>
         </w:rPr>
+        <w:t>ἐν πάσῃ ἀπάτῃ ἀδικίας</w:t>
+      </w:r>
+    </w:p>
+    <w:p>
+      <w:pPr/>
+      <w:r>
+        <w:rPr>
+          <w:lang w:val="pt_PT" w:bidi="pt_PT"/>
+        </w:rPr>
+      </w:r>
+      <w:r>
+        <w:rPr>
+          <w:b/>
+          <w:lang w:val="pt_PT" w:bidi="pt_PT"/>
+        </w:rPr>
         <w:t>"</w:t>
       </w:r>
       <w:r>
@@ -10562,6 +12002,21 @@
           <w:b/>
           <w:lang w:val="pt_PT" w:bidi="pt_PT"/>
         </w:rPr>
+        <w:t>ἐν πάσῃ ἀπάτῃ ἀδικίας, τοῖς ἀπολλυμένοις</w:t>
+      </w:r>
+    </w:p>
+    <w:p>
+      <w:pPr/>
+      <w:r>
+        <w:rPr>
+          <w:lang w:val="pt_PT" w:bidi="pt_PT"/>
+        </w:rPr>
+      </w:r>
+      <w:r>
+        <w:rPr>
+          <w:b/>
+          <w:lang w:val="pt_PT" w:bidi="pt_PT"/>
+        </w:rPr>
         <w:t>"</w:t>
       </w:r>
       <w:r>
@@ -10659,6 +12114,21 @@
           <w:b/>
           <w:lang w:val="pt_PT" w:bidi="pt_PT"/>
         </w:rPr>
+        <w:t>ἀνθ’ ὧν</w:t>
+      </w:r>
+    </w:p>
+    <w:p>
+      <w:pPr/>
+      <w:r>
+        <w:rPr>
+          <w:lang w:val="pt_PT" w:bidi="pt_PT"/>
+        </w:rPr>
+      </w:r>
+      <w:r>
+        <w:rPr>
+          <w:b/>
+          <w:lang w:val="pt_PT" w:bidi="pt_PT"/>
+        </w:rPr>
         <w:t>"porque".</w:t>
       </w:r>
     </w:p>
@@ -10742,6 +12212,21 @@
           <w:b/>
           <w:lang w:val="pt_PT" w:bidi="pt_PT"/>
         </w:rPr>
+        <w:t>τὴν ἀγάπην τῆς ἀληθείας οὐκ ἐδέξαντο</w:t>
+      </w:r>
+    </w:p>
+    <w:p>
+      <w:pPr/>
+      <w:r>
+        <w:rPr>
+          <w:lang w:val="pt_PT" w:bidi="pt_PT"/>
+        </w:rPr>
+      </w:r>
+      <w:r>
+        <w:rPr>
+          <w:b/>
+          <w:lang w:val="pt_PT" w:bidi="pt_PT"/>
+        </w:rPr>
         <w:t>"</w:t>
       </w:r>
       <w:r>
@@ -10865,6 +12350,21 @@
           <w:b/>
           <w:lang w:val="pt_PT" w:bidi="pt_PT"/>
         </w:rPr>
+        <w:t>εἰς τὸ σωθῆναι αὐτούς</w:t>
+      </w:r>
+    </w:p>
+    <w:p>
+      <w:pPr/>
+      <w:r>
+        <w:rPr>
+          <w:lang w:val="pt_PT" w:bidi="pt_PT"/>
+        </w:rPr>
+      </w:r>
+      <w:r>
+        <w:rPr>
+          <w:b/>
+          <w:lang w:val="pt_PT" w:bidi="pt_PT"/>
+        </w:rPr>
         <w:t>"</w:t>
       </w:r>
       <w:r>
@@ -10962,6 +12462,21 @@
           <w:b/>
           <w:lang w:val="pt_PT" w:bidi="pt_PT"/>
         </w:rPr>
+        <w:t>εἰς τὸ σωθῆναι αὐτούς</w:t>
+      </w:r>
+    </w:p>
+    <w:p>
+      <w:pPr/>
+      <w:r>
+        <w:rPr>
+          <w:lang w:val="pt_PT" w:bidi="pt_PT"/>
+        </w:rPr>
+      </w:r>
+      <w:r>
+        <w:rPr>
+          <w:b/>
+          <w:lang w:val="pt_PT" w:bidi="pt_PT"/>
+        </w:rPr>
         <w:t>"</w:t>
       </w:r>
       <w:r>
@@ -11059,6 +12574,21 @@
           <w:b/>
           <w:lang w:val="pt_PT" w:bidi="pt_PT"/>
         </w:rPr>
+        <w:t>διὰ τοῦτο</w:t>
+      </w:r>
+    </w:p>
+    <w:p>
+      <w:pPr/>
+      <w:r>
+        <w:rPr>
+          <w:lang w:val="pt_PT" w:bidi="pt_PT"/>
+        </w:rPr>
+      </w:r>
+      <w:r>
+        <w:rPr>
+          <w:b/>
+          <w:lang w:val="pt_PT" w:bidi="pt_PT"/>
+        </w:rPr>
         <w:t>"Por isso".</w:t>
       </w:r>
     </w:p>
@@ -11175,6 +12705,21 @@
           <w:b/>
           <w:lang w:val="pt_PT" w:bidi="pt_PT"/>
         </w:rPr>
+        <w:t>πέμπει αὐτοῖς ὁ Θεὸς ἐνέργειαν πλάνης, εἰς τὸ πιστεῦσαι αὐτοὺς τῷ ψεύδει</w:t>
+      </w:r>
+    </w:p>
+    <w:p>
+      <w:pPr/>
+      <w:r>
+        <w:rPr>
+          <w:lang w:val="pt_PT" w:bidi="pt_PT"/>
+        </w:rPr>
+      </w:r>
+      <w:r>
+        <w:rPr>
+          <w:b/>
+          <w:lang w:val="pt_PT" w:bidi="pt_PT"/>
+        </w:rPr>
         <w:t>"</w:t>
       </w:r>
       <w:r>
@@ -11285,6 +12830,21 @@
           <w:b/>
           <w:lang w:val="pt_PT" w:bidi="pt_PT"/>
         </w:rPr>
+        <w:t>ἐνέργειαν πλάνης</w:t>
+      </w:r>
+    </w:p>
+    <w:p>
+      <w:pPr/>
+      <w:r>
+        <w:rPr>
+          <w:lang w:val="pt_PT" w:bidi="pt_PT"/>
+        </w:rPr>
+      </w:r>
+      <w:r>
+        <w:rPr>
+          <w:b/>
+          <w:lang w:val="pt_PT" w:bidi="pt_PT"/>
+        </w:rPr>
         <w:t>"o poder do erro".</w:t>
       </w:r>
     </w:p>
@@ -11394,6 +12954,21 @@
           <w:b/>
           <w:lang w:val="pt_PT" w:bidi="pt_PT"/>
         </w:rPr>
+        <w:t>εἰς τὸ πιστεῦσαι αὐτοὺς</w:t>
+      </w:r>
+    </w:p>
+    <w:p>
+      <w:pPr/>
+      <w:r>
+        <w:rPr>
+          <w:lang w:val="pt_PT" w:bidi="pt_PT"/>
+        </w:rPr>
+      </w:r>
+      <w:r>
+        <w:rPr>
+          <w:b/>
+          <w:lang w:val="pt_PT" w:bidi="pt_PT"/>
+        </w:rPr>
         <w:t>"</w:t>
       </w:r>
       <w:r>
@@ -11517,6 +13092,21 @@
           <w:b/>
           <w:lang w:val="pt_PT" w:bidi="pt_PT"/>
         </w:rPr>
+        <w:t>εἰς τὸ πιστεῦσαι αὐτοὺς</w:t>
+      </w:r>
+    </w:p>
+    <w:p>
+      <w:pPr/>
+      <w:r>
+        <w:rPr>
+          <w:lang w:val="pt_PT" w:bidi="pt_PT"/>
+        </w:rPr>
+      </w:r>
+      <w:r>
+        <w:rPr>
+          <w:b/>
+          <w:lang w:val="pt_PT" w:bidi="pt_PT"/>
+        </w:rPr>
         <w:t>"</w:t>
       </w:r>
       <w:r>
@@ -11647,6 +13237,21 @@
           <w:b/>
           <w:lang w:val="pt_PT" w:bidi="pt_PT"/>
         </w:rPr>
+        <w:t>ἵνα</w:t>
+      </w:r>
+    </w:p>
+    <w:p>
+      <w:pPr/>
+      <w:r>
+        <w:rPr>
+          <w:lang w:val="pt_PT" w:bidi="pt_PT"/>
+        </w:rPr>
+      </w:r>
+      <w:r>
+        <w:rPr>
+          <w:b/>
+          <w:lang w:val="pt_PT" w:bidi="pt_PT"/>
+        </w:rPr>
         <w:t>"O resultado disso".</w:t>
       </w:r>
     </w:p>
@@ -11730,6 +13335,21 @@
           <w:b/>
           <w:lang w:val="pt_PT" w:bidi="pt_PT"/>
         </w:rPr>
+        <w:t>κριθῶσιν πάντες</w:t>
+      </w:r>
+    </w:p>
+    <w:p>
+      <w:pPr/>
+      <w:r>
+        <w:rPr>
+          <w:lang w:val="pt_PT" w:bidi="pt_PT"/>
+        </w:rPr>
+      </w:r>
+      <w:r>
+        <w:rPr>
+          <w:b/>
+          <w:lang w:val="pt_PT" w:bidi="pt_PT"/>
+        </w:rPr>
         <w:t>"</w:t>
       </w:r>
       <w:r>
@@ -11827,6 +13447,21 @@
           <w:b/>
           <w:lang w:val="pt_PT" w:bidi="pt_PT"/>
         </w:rPr>
+        <w:t>οἱ</w:t>
+      </w:r>
+    </w:p>
+    <w:p>
+      <w:pPr/>
+      <w:r>
+        <w:rPr>
+          <w:lang w:val="pt_PT" w:bidi="pt_PT"/>
+        </w:rPr>
+      </w:r>
+      <w:r>
+        <w:rPr>
+          <w:b/>
+          <w:lang w:val="pt_PT" w:bidi="pt_PT"/>
+        </w:rPr>
         <w:t>"todos os".</w:t>
       </w:r>
     </w:p>
@@ -11936,6 +13571,21 @@
           <w:b/>
           <w:lang w:val="pt_PT" w:bidi="pt_PT"/>
         </w:rPr>
+        <w:t>οἱ μὴ πιστεύσαντες τῇ ἀληθείᾳ, ἀλλὰ εὐδοκήσαντες τῇ ἀδικίᾳ</w:t>
+      </w:r>
+    </w:p>
+    <w:p>
+      <w:pPr/>
+      <w:r>
+        <w:rPr>
+          <w:lang w:val="pt_PT" w:bidi="pt_PT"/>
+        </w:rPr>
+      </w:r>
+      <w:r>
+        <w:rPr>
+          <w:b/>
+          <w:lang w:val="pt_PT" w:bidi="pt_PT"/>
+        </w:rPr>
         <w:t>"</w:t>
       </w:r>
       <w:r>
@@ -12150,6 +13800,21 @@
           <w:b/>
           <w:lang w:val="pt_PT" w:bidi="pt_PT"/>
         </w:rPr>
+        <w:t>δὲ</w:t>
+      </w:r>
+    </w:p>
+    <w:p>
+      <w:pPr/>
+      <w:r>
+        <w:rPr>
+          <w:lang w:val="pt_PT" w:bidi="pt_PT"/>
+        </w:rPr>
+      </w:r>
+      <w:r>
+        <w:rPr>
+          <w:b/>
+          <w:lang w:val="pt_PT" w:bidi="pt_PT"/>
+        </w:rPr>
         <w:t>"Irmãos".</w:t>
       </w:r>
     </w:p>
@@ -12226,6 +13891,21 @@
           <w:b/>
           <w:lang w:val="pt_PT" w:bidi="pt_PT"/>
         </w:rPr>
+        <w:t>ἡμεῖς &amp; ὀφείλομεν εὐχαριστεῖν &amp; πάντοτε</w:t>
+      </w:r>
+    </w:p>
+    <w:p>
+      <w:pPr/>
+      <w:r>
+        <w:rPr>
+          <w:lang w:val="pt_PT" w:bidi="pt_PT"/>
+        </w:rPr>
+      </w:r>
+      <w:r>
+        <w:rPr>
+          <w:b/>
+          <w:lang w:val="pt_PT" w:bidi="pt_PT"/>
+        </w:rPr>
         <w:t>"</w:t>
       </w:r>
       <w:r>
@@ -12336,6 +14016,21 @@
           <w:b/>
           <w:lang w:val="pt_PT" w:bidi="pt_PT"/>
         </w:rPr>
+        <w:t>ἡμεῖς &amp; ὀφείλομεν</w:t>
+      </w:r>
+    </w:p>
+    <w:p>
+      <w:pPr/>
+      <w:r>
+        <w:rPr>
+          <w:lang w:val="pt_PT" w:bidi="pt_PT"/>
+        </w:rPr>
+      </w:r>
+      <w:r>
+        <w:rPr>
+          <w:b/>
+          <w:lang w:val="pt_PT" w:bidi="pt_PT"/>
+        </w:rPr>
         <w:t>"devemos".</w:t>
       </w:r>
     </w:p>
@@ -12432,6 +14127,21 @@
           <w:b/>
           <w:lang w:val="pt_PT" w:bidi="pt_PT"/>
         </w:rPr>
+        <w:t>ἀδελφοὶ ἠγαπημένοι ὑπὸ Κυρίου</w:t>
+      </w:r>
+    </w:p>
+    <w:p>
+      <w:pPr/>
+      <w:r>
+        <w:rPr>
+          <w:lang w:val="pt_PT" w:bidi="pt_PT"/>
+        </w:rPr>
+      </w:r>
+      <w:r>
+        <w:rPr>
+          <w:b/>
+          <w:lang w:val="pt_PT" w:bidi="pt_PT"/>
+        </w:rPr>
         <w:t>"</w:t>
       </w:r>
       <w:r>
@@ -12541,6 +14251,21 @@
           <w:b/>
           <w:lang w:val="pt_PT" w:bidi="pt_PT"/>
         </w:rPr>
+        <w:t>ἀδελφοὶ</w:t>
+      </w:r>
+    </w:p>
+    <w:p>
+      <w:pPr/>
+      <w:r>
+        <w:rPr>
+          <w:lang w:val="pt_PT" w:bidi="pt_PT"/>
+        </w:rPr>
+      </w:r>
+      <w:r>
+        <w:rPr>
+          <w:b/>
+          <w:lang w:val="pt_PT" w:bidi="pt_PT"/>
+        </w:rPr>
         <w:t>"irmãos".</w:t>
       </w:r>
     </w:p>
@@ -12637,6 +14362,21 @@
           <w:b/>
           <w:lang w:val="pt_PT" w:bidi="pt_PT"/>
         </w:rPr>
+        <w:t>ἀπαρχὴν εἰς σωτηρίαν</w:t>
+      </w:r>
+    </w:p>
+    <w:p>
+      <w:pPr/>
+      <w:r>
+        <w:rPr>
+          <w:lang w:val="pt_PT" w:bidi="pt_PT"/>
+        </w:rPr>
+      </w:r>
+      <w:r>
+        <w:rPr>
+          <w:b/>
+          <w:lang w:val="pt_PT" w:bidi="pt_PT"/>
+        </w:rPr>
         <w:t>"</w:t>
       </w:r>
       <w:r>
@@ -12734,6 +14474,21 @@
           <w:b/>
           <w:lang w:val="pt_PT" w:bidi="pt_PT"/>
         </w:rPr>
+        <w:t>ἀπαρχὴν εἰς σωτηρίαν ἐν ἁγιασμῷ Πνεύματος καὶ πίστει ἀληθείας</w:t>
+      </w:r>
+    </w:p>
+    <w:p>
+      <w:pPr/>
+      <w:r>
+        <w:rPr>
+          <w:lang w:val="pt_PT" w:bidi="pt_PT"/>
+        </w:rPr>
+      </w:r>
+      <w:r>
+        <w:rPr>
+          <w:b/>
+          <w:lang w:val="pt_PT" w:bidi="pt_PT"/>
+        </w:rPr>
         <w:t>"</w:t>
       </w:r>
       <w:r>
@@ -12870,6 +14625,21 @@
           <w:b/>
           <w:lang w:val="pt_PT" w:bidi="pt_PT"/>
         </w:rPr>
+        <w:t>διὰ τοῦ εὐαγγελίου ἡμῶν</w:t>
+      </w:r>
+    </w:p>
+    <w:p>
+      <w:pPr/>
+      <w:r>
+        <w:rPr>
+          <w:lang w:val="pt_PT" w:bidi="pt_PT"/>
+        </w:rPr>
+      </w:r>
+      <w:r>
+        <w:rPr>
+          <w:b/>
+          <w:lang w:val="pt_PT" w:bidi="pt_PT"/>
+        </w:rPr>
         <w:t>"por meio do evangelho".</w:t>
       </w:r>
     </w:p>
@@ -12965,6 +14735,21 @@
           <w:b/>
           <w:lang w:val="pt_PT" w:bidi="pt_PT"/>
         </w:rPr>
+        <w:t>εἰς περιποίησιν δόξης τοῦ Κυρίου ἡμῶν, Ἰησοῦ Χριστοῦ</w:t>
+      </w:r>
+    </w:p>
+    <w:p>
+      <w:pPr/>
+      <w:r>
+        <w:rPr>
+          <w:lang w:val="pt_PT" w:bidi="pt_PT"/>
+        </w:rPr>
+      </w:r>
+      <w:r>
+        <w:rPr>
+          <w:b/>
+          <w:lang w:val="pt_PT" w:bidi="pt_PT"/>
+        </w:rPr>
         <w:t>"</w:t>
       </w:r>
       <w:r>
@@ -13062,6 +14847,21 @@
           <w:b/>
           <w:lang w:val="pt_PT" w:bidi="pt_PT"/>
         </w:rPr>
+        <w:t>εἰς περιποίησιν δόξης τοῦ Κυρίου ἡμῶν</w:t>
+      </w:r>
+    </w:p>
+    <w:p>
+      <w:pPr/>
+      <w:r>
+        <w:rPr>
+          <w:lang w:val="pt_PT" w:bidi="pt_PT"/>
+        </w:rPr>
+      </w:r>
+      <w:r>
+        <w:rPr>
+          <w:b/>
+          <w:lang w:val="pt_PT" w:bidi="pt_PT"/>
+        </w:rPr>
         <w:t>"</w:t>
       </w:r>
       <w:r>
@@ -13172,6 +14972,21 @@
           <w:b/>
           <w:lang w:val="pt_PT" w:bidi="pt_PT"/>
         </w:rPr>
+        <w:t>ἄρα οὖν</w:t>
+      </w:r>
+    </w:p>
+    <w:p>
+      <w:pPr/>
+      <w:r>
+        <w:rPr>
+          <w:lang w:val="pt_PT" w:bidi="pt_PT"/>
+        </w:rPr>
+      </w:r>
+      <w:r>
+        <w:rPr>
+          <w:b/>
+          <w:lang w:val="pt_PT" w:bidi="pt_PT"/>
+        </w:rPr>
         <w:t>"Portanto".</w:t>
       </w:r>
     </w:p>
@@ -13268,6 +15083,21 @@
           <w:b/>
           <w:lang w:val="pt_PT" w:bidi="pt_PT"/>
         </w:rPr>
+        <w:t>ἀδελφοί</w:t>
+      </w:r>
+    </w:p>
+    <w:p>
+      <w:pPr/>
+      <w:r>
+        <w:rPr>
+          <w:lang w:val="pt_PT" w:bidi="pt_PT"/>
+        </w:rPr>
+      </w:r>
+      <w:r>
+        <w:rPr>
+          <w:b/>
+          <w:lang w:val="pt_PT" w:bidi="pt_PT"/>
+        </w:rPr>
         <w:t>"irmãos".</w:t>
       </w:r>
     </w:p>
@@ -13364,6 +15194,21 @@
           <w:b/>
           <w:lang w:val="pt_PT" w:bidi="pt_PT"/>
         </w:rPr>
+        <w:t>στήκετε</w:t>
+      </w:r>
+    </w:p>
+    <w:p>
+      <w:pPr/>
+      <w:r>
+        <w:rPr>
+          <w:lang w:val="pt_PT" w:bidi="pt_PT"/>
+        </w:rPr>
+      </w:r>
+      <w:r>
+        <w:rPr>
+          <w:b/>
+          <w:lang w:val="pt_PT" w:bidi="pt_PT"/>
+        </w:rPr>
         <w:t>"fiquem firmes".</w:t>
       </w:r>
     </w:p>
@@ -13460,6 +15305,21 @@
           <w:b/>
           <w:lang w:val="pt_PT" w:bidi="pt_PT"/>
         </w:rPr>
+        <w:t>κρατεῖτε τὰς παραδόσεις</w:t>
+      </w:r>
+    </w:p>
+    <w:p>
+      <w:pPr/>
+      <w:r>
+        <w:rPr>
+          <w:lang w:val="pt_PT" w:bidi="pt_PT"/>
+        </w:rPr>
+      </w:r>
+      <w:r>
+        <w:rPr>
+          <w:b/>
+          <w:lang w:val="pt_PT" w:bidi="pt_PT"/>
+        </w:rPr>
         <w:t>"</w:t>
       </w:r>
       <w:r>
@@ -13570,6 +15430,21 @@
           <w:b/>
           <w:lang w:val="pt_PT" w:bidi="pt_PT"/>
         </w:rPr>
+        <w:t>στήκετε καὶ κρατεῖτε</w:t>
+      </w:r>
+    </w:p>
+    <w:p>
+      <w:pPr/>
+      <w:r>
+        <w:rPr>
+          <w:lang w:val="pt_PT" w:bidi="pt_PT"/>
+        </w:rPr>
+      </w:r>
+      <w:r>
+        <w:rPr>
+          <w:b/>
+          <w:lang w:val="pt_PT" w:bidi="pt_PT"/>
+        </w:rPr>
         <w:t>"</w:t>
       </w:r>
       <w:r>
@@ -13667,6 +15542,21 @@
           <w:b/>
           <w:lang w:val="pt_PT" w:bidi="pt_PT"/>
         </w:rPr>
+        <w:t>ἐδιδάχθητε</w:t>
+      </w:r>
+    </w:p>
+    <w:p>
+      <w:pPr/>
+      <w:r>
+        <w:rPr>
+          <w:lang w:val="pt_PT" w:bidi="pt_PT"/>
+        </w:rPr>
+      </w:r>
+      <w:r>
+        <w:rPr>
+          <w:b/>
+          <w:lang w:val="pt_PT" w:bidi="pt_PT"/>
+        </w:rPr>
         <w:t>"</w:t>
       </w:r>
       <w:r>
@@ -13764,6 +15654,21 @@
           <w:b/>
           <w:lang w:val="pt_PT" w:bidi="pt_PT"/>
         </w:rPr>
+        <w:t>διὰ λόγου</w:t>
+      </w:r>
+    </w:p>
+    <w:p>
+      <w:pPr/>
+      <w:r>
+        <w:rPr>
+          <w:lang w:val="pt_PT" w:bidi="pt_PT"/>
+        </w:rPr>
+      </w:r>
+      <w:r>
+        <w:rPr>
+          <w:b/>
+          <w:lang w:val="pt_PT" w:bidi="pt_PT"/>
+        </w:rPr>
         <w:t>"</w:t>
       </w:r>
       <w:r>
@@ -13861,6 +15766,21 @@
           <w:b/>
           <w:lang w:val="pt_PT" w:bidi="pt_PT"/>
         </w:rPr>
+        <w:t>δι’ ἐπιστολῆς ἡμῶν</w:t>
+      </w:r>
+    </w:p>
+    <w:p>
+      <w:pPr/>
+      <w:r>
+        <w:rPr>
+          <w:lang w:val="pt_PT" w:bidi="pt_PT"/>
+        </w:rPr>
+      </w:r>
+      <w:r>
+        <w:rPr>
+          <w:b/>
+          <w:lang w:val="pt_PT" w:bidi="pt_PT"/>
+        </w:rPr>
         <w:t>"</w:t>
       </w:r>
       <w:r>
@@ -13971,6 +15891,21 @@
           <w:b/>
           <w:lang w:val="pt_PT" w:bidi="pt_PT"/>
         </w:rPr>
+        <w:t>δὲ</w:t>
+      </w:r>
+    </w:p>
+    <w:p>
+      <w:pPr/>
+      <w:r>
+        <w:rPr>
+          <w:lang w:val="pt_PT" w:bidi="pt_PT"/>
+        </w:rPr>
+      </w:r>
+      <w:r>
+        <w:rPr>
+          <w:b/>
+          <w:lang w:val="pt_PT" w:bidi="pt_PT"/>
+        </w:rPr>
         <w:t>"Que".</w:t>
       </w:r>
     </w:p>
@@ -14067,6 +16002,21 @@
           <w:b/>
           <w:lang w:val="pt_PT" w:bidi="pt_PT"/>
         </w:rPr>
+        <w:t>αὐτὸς δὲ ὁ Κύριος ἡμῶν, Ἰησοῦς Χριστὸς, καὶ ὁ Θεὸς ὁ Πατὴρ ἡμῶν</w:t>
+      </w:r>
+    </w:p>
+    <w:p>
+      <w:pPr/>
+      <w:r>
+        <w:rPr>
+          <w:lang w:val="pt_PT" w:bidi="pt_PT"/>
+        </w:rPr>
+      </w:r>
+      <w:r>
+        <w:rPr>
+          <w:b/>
+          <w:lang w:val="pt_PT" w:bidi="pt_PT"/>
+        </w:rPr>
         <w:t>"</w:t>
       </w:r>
       <w:r>
@@ -14164,6 +16114,21 @@
           <w:b/>
           <w:lang w:val="pt_PT" w:bidi="pt_PT"/>
         </w:rPr>
+        <w:t>ἡμῶν &amp; ἡμῶν &amp; ἡμᾶς</w:t>
+      </w:r>
+    </w:p>
+    <w:p>
+      <w:pPr/>
+      <w:r>
+        <w:rPr>
+          <w:lang w:val="pt_PT" w:bidi="pt_PT"/>
+        </w:rPr>
+      </w:r>
+      <w:r>
+        <w:rPr>
+          <w:b/>
+          <w:lang w:val="pt_PT" w:bidi="pt_PT"/>
+        </w:rPr>
         <w:t>"nosso"</w:t>
       </w:r>
       <w:r>
@@ -14299,6 +16264,21 @@
           <w:b/>
           <w:lang w:val="pt_PT" w:bidi="pt_PT"/>
         </w:rPr>
+        <w:t>αὐτὸς &amp; Κύριος ἡμῶν, Ἰησοῦς Χριστὸς</w:t>
+      </w:r>
+    </w:p>
+    <w:p>
+      <w:pPr/>
+      <w:r>
+        <w:rPr>
+          <w:lang w:val="pt_PT" w:bidi="pt_PT"/>
+        </w:rPr>
+      </w:r>
+      <w:r>
+        <w:rPr>
+          <w:b/>
+          <w:lang w:val="pt_PT" w:bidi="pt_PT"/>
+        </w:rPr>
         <w:t>"o próprio Jesus Cristo".</w:t>
       </w:r>
     </w:p>
@@ -14408,6 +16388,21 @@
           <w:b/>
           <w:lang w:val="pt_PT" w:bidi="pt_PT"/>
         </w:rPr>
+        <w:t>δοὺς παράκλησιν αἰωνίαν, καὶ ἐλπίδα ἀγαθὴν</w:t>
+      </w:r>
+    </w:p>
+    <w:p>
+      <w:pPr/>
+      <w:r>
+        <w:rPr>
+          <w:lang w:val="pt_PT" w:bidi="pt_PT"/>
+        </w:rPr>
+      </w:r>
+      <w:r>
+        <w:rPr>
+          <w:b/>
+          <w:lang w:val="pt_PT" w:bidi="pt_PT"/>
+        </w:rPr>
         <w:t>"</w:t>
       </w:r>
       <w:r>
@@ -14531,6 +16526,21 @@
           <w:b/>
           <w:lang w:val="pt_PT" w:bidi="pt_PT"/>
         </w:rPr>
+        <w:t>ἐν χάριτι</w:t>
+      </w:r>
+    </w:p>
+    <w:p>
+      <w:pPr/>
+      <w:r>
+        <w:rPr>
+          <w:lang w:val="pt_PT" w:bidi="pt_PT"/>
+        </w:rPr>
+      </w:r>
+      <w:r>
+        <w:rPr>
+          <w:b/>
+          <w:lang w:val="pt_PT" w:bidi="pt_PT"/>
+        </w:rPr>
         <w:t>"que na sua bondade".</w:t>
       </w:r>
     </w:p>
@@ -14627,6 +16637,21 @@
           <w:b/>
           <w:lang w:val="pt_PT" w:bidi="pt_PT"/>
         </w:rPr>
+        <w:t>παρακαλέσαι ὑμῶν τὰς καρδίας, καὶ στηρίξαι</w:t>
+      </w:r>
+    </w:p>
+    <w:p>
+      <w:pPr/>
+      <w:r>
+        <w:rPr>
+          <w:lang w:val="pt_PT" w:bidi="pt_PT"/>
+        </w:rPr>
+      </w:r>
+      <w:r>
+        <w:rPr>
+          <w:b/>
+          <w:lang w:val="pt_PT" w:bidi="pt_PT"/>
+        </w:rPr>
         <w:t>"</w:t>
       </w:r>
       <w:r>
@@ -14750,6 +16775,21 @@
           <w:b/>
           <w:lang w:val="pt_PT" w:bidi="pt_PT"/>
         </w:rPr>
+        <w:t>ἐν παντὶ ἔργῳ καὶ λόγῳ ἀγαθῷ</w:t>
+      </w:r>
+    </w:p>
+    <w:p>
+      <w:pPr/>
+      <w:r>
+        <w:rPr>
+          <w:lang w:val="pt_PT" w:bidi="pt_PT"/>
+        </w:rPr>
+      </w:r>
+      <w:r>
+        <w:rPr>
+          <w:b/>
+          <w:lang w:val="pt_PT" w:bidi="pt_PT"/>
+        </w:rPr>
         <w:t>"</w:t>
       </w:r>
       <w:r>
@@ -14943,6 +16983,21 @@
           <w:b/>
           <w:lang w:val="pt_PT" w:bidi="pt_PT"/>
         </w:rPr>
+        <w:t>τὸ λοιπὸν</w:t>
+      </w:r>
+    </w:p>
+    <w:p>
+      <w:pPr/>
+      <w:r>
+        <w:rPr>
+          <w:lang w:val="pt_PT" w:bidi="pt_PT"/>
+        </w:rPr>
+      </w:r>
+      <w:r>
+        <w:rPr>
+          <w:b/>
+          <w:lang w:val="pt_PT" w:bidi="pt_PT"/>
+        </w:rPr>
         <w:t>"Finalmente".</w:t>
       </w:r>
     </w:p>
@@ -15052,6 +17107,21 @@
           <w:b/>
           <w:lang w:val="pt_PT" w:bidi="pt_PT"/>
         </w:rPr>
+        <w:t>ἀδελφοί</w:t>
+      </w:r>
+    </w:p>
+    <w:p>
+      <w:pPr/>
+      <w:r>
+        <w:rPr>
+          <w:lang w:val="pt_PT" w:bidi="pt_PT"/>
+        </w:rPr>
+      </w:r>
+      <w:r>
+        <w:rPr>
+          <w:b/>
+          <w:lang w:val="pt_PT" w:bidi="pt_PT"/>
+        </w:rPr>
         <w:t>"irmãos".</w:t>
       </w:r>
     </w:p>
@@ -15148,6 +17218,21 @@
           <w:b/>
           <w:lang w:val="pt_PT" w:bidi="pt_PT"/>
         </w:rPr>
+        <w:t>ἡμῶν</w:t>
+      </w:r>
+    </w:p>
+    <w:p>
+      <w:pPr/>
+      <w:r>
+        <w:rPr>
+          <w:lang w:val="pt_PT" w:bidi="pt_PT"/>
+        </w:rPr>
+      </w:r>
+      <w:r>
+        <w:rPr>
+          <w:b/>
+          <w:lang w:val="pt_PT" w:bidi="pt_PT"/>
+        </w:rPr>
         <w:t>"nós".</w:t>
       </w:r>
     </w:p>
@@ -15244,6 +17329,21 @@
           <w:b/>
           <w:lang w:val="pt_PT" w:bidi="pt_PT"/>
         </w:rPr>
+        <w:t>τρέχῃ</w:t>
+      </w:r>
+    </w:p>
+    <w:p>
+      <w:pPr/>
+      <w:r>
+        <w:rPr>
+          <w:lang w:val="pt_PT" w:bidi="pt_PT"/>
+        </w:rPr>
+      </w:r>
+      <w:r>
+        <w:rPr>
+          <w:b/>
+          <w:lang w:val="pt_PT" w:bidi="pt_PT"/>
+        </w:rPr>
         <w:t>"</w:t>
       </w:r>
       <w:r>
@@ -15366,6 +17466,21 @@
           <w:b/>
           <w:lang w:val="pt_PT" w:bidi="pt_PT"/>
         </w:rPr>
+        <w:t>καὶ δοξάζηται</w:t>
+      </w:r>
+    </w:p>
+    <w:p>
+      <w:pPr/>
+      <w:r>
+        <w:rPr>
+          <w:lang w:val="pt_PT" w:bidi="pt_PT"/>
+        </w:rPr>
+      </w:r>
+      <w:r>
+        <w:rPr>
+          <w:b/>
+          <w:lang w:val="pt_PT" w:bidi="pt_PT"/>
+        </w:rPr>
         <w:t>"</w:t>
       </w:r>
       <w:r>
@@ -15463,6 +17578,21 @@
           <w:b/>
           <w:lang w:val="pt_PT" w:bidi="pt_PT"/>
         </w:rPr>
+        <w:t>καθὼς καὶ πρὸς ὑμᾶς</w:t>
+      </w:r>
+    </w:p>
+    <w:p>
+      <w:pPr/>
+      <w:r>
+        <w:rPr>
+          <w:lang w:val="pt_PT" w:bidi="pt_PT"/>
+        </w:rPr>
+      </w:r>
+      <w:r>
+        <w:rPr>
+          <w:b/>
+          <w:lang w:val="pt_PT" w:bidi="pt_PT"/>
+        </w:rPr>
         <w:t>"</w:t>
       </w:r>
       <w:r>
@@ -15560,6 +17690,21 @@
           <w:b/>
           <w:lang w:val="pt_PT" w:bidi="pt_PT"/>
         </w:rPr>
+        <w:t>ῥυσθῶμεν</w:t>
+      </w:r>
+    </w:p>
+    <w:p>
+      <w:pPr/>
+      <w:r>
+        <w:rPr>
+          <w:lang w:val="pt_PT" w:bidi="pt_PT"/>
+        </w:rPr>
+      </w:r>
+      <w:r>
+        <w:rPr>
+          <w:b/>
+          <w:lang w:val="pt_PT" w:bidi="pt_PT"/>
+        </w:rPr>
         <w:t>"</w:t>
       </w:r>
       <w:r>
@@ -15657,6 +17802,21 @@
           <w:b/>
           <w:lang w:val="pt_PT" w:bidi="pt_PT"/>
         </w:rPr>
+        <w:t>ἀτόπων καὶ πονηρῶν</w:t>
+      </w:r>
+    </w:p>
+    <w:p>
+      <w:pPr/>
+      <w:r>
+        <w:rPr>
+          <w:lang w:val="pt_PT" w:bidi="pt_PT"/>
+        </w:rPr>
+      </w:r>
+      <w:r>
+        <w:rPr>
+          <w:b/>
+          <w:lang w:val="pt_PT" w:bidi="pt_PT"/>
+        </w:rPr>
         <w:t>"</w:t>
       </w:r>
       <w:r>
@@ -15780,6 +17940,21 @@
           <w:b/>
           <w:lang w:val="pt_PT" w:bidi="pt_PT"/>
         </w:rPr>
+        <w:t>οὐ γὰρ πάντων ἡ πίστις</w:t>
+      </w:r>
+    </w:p>
+    <w:p>
+      <w:pPr/>
+      <w:r>
+        <w:rPr>
+          <w:lang w:val="pt_PT" w:bidi="pt_PT"/>
+        </w:rPr>
+      </w:r>
+      <w:r>
+        <w:rPr>
+          <w:b/>
+          <w:lang w:val="pt_PT" w:bidi="pt_PT"/>
+        </w:rPr>
         <w:t>"</w:t>
       </w:r>
       <w:r>
@@ -15890,6 +18065,21 @@
           <w:b/>
           <w:lang w:val="pt_PT" w:bidi="pt_PT"/>
         </w:rPr>
+        <w:t>ἡ πίστις</w:t>
+      </w:r>
+    </w:p>
+    <w:p>
+      <w:pPr/>
+      <w:r>
+        <w:rPr>
+          <w:lang w:val="pt_PT" w:bidi="pt_PT"/>
+        </w:rPr>
+      </w:r>
+      <w:r>
+        <w:rPr>
+          <w:b/>
+          <w:lang w:val="pt_PT" w:bidi="pt_PT"/>
+        </w:rPr>
         <w:t>"creem".</w:t>
       </w:r>
     </w:p>
@@ -15986,6 +18176,21 @@
           <w:b/>
           <w:lang w:val="pt_PT" w:bidi="pt_PT"/>
         </w:rPr>
+        <w:t>ὃς στηρίξει</w:t>
+      </w:r>
+    </w:p>
+    <w:p>
+      <w:pPr/>
+      <w:r>
+        <w:rPr>
+          <w:lang w:val="pt_PT" w:bidi="pt_PT"/>
+        </w:rPr>
+      </w:r>
+      <w:r>
+        <w:rPr>
+          <w:b/>
+          <w:lang w:val="pt_PT" w:bidi="pt_PT"/>
+        </w:rPr>
         <w:t>"</w:t>
       </w:r>
       <w:r>
@@ -16096,6 +18301,21 @@
           <w:b/>
           <w:lang w:val="pt_PT" w:bidi="pt_PT"/>
         </w:rPr>
+        <w:t>τοῦ πονηροῦ</w:t>
+      </w:r>
+    </w:p>
+    <w:p>
+      <w:pPr/>
+      <w:r>
+        <w:rPr>
+          <w:lang w:val="pt_PT" w:bidi="pt_PT"/>
+        </w:rPr>
+      </w:r>
+      <w:r>
+        <w:rPr>
+          <w:b/>
+          <w:lang w:val="pt_PT" w:bidi="pt_PT"/>
+        </w:rPr>
         <w:t>"do Maligno".</w:t>
       </w:r>
     </w:p>
@@ -16159,6 +18379,21 @@
           <w:b/>
           <w:lang w:val="pt_PT" w:bidi="pt_PT"/>
         </w:rPr>
+        <w:t>πεποίθαμεν δὲ</w:t>
+      </w:r>
+    </w:p>
+    <w:p>
+      <w:pPr/>
+      <w:r>
+        <w:rPr>
+          <w:lang w:val="pt_PT" w:bidi="pt_PT"/>
+        </w:rPr>
+      </w:r>
+      <w:r>
+        <w:rPr>
+          <w:b/>
+          <w:lang w:val="pt_PT" w:bidi="pt_PT"/>
+        </w:rPr>
         <w:t>"</w:t>
       </w:r>
       <w:r>
@@ -16269,6 +18504,21 @@
           <w:b/>
           <w:lang w:val="pt_PT" w:bidi="pt_PT"/>
         </w:rPr>
+        <w:t>πεποίθαμεν δὲ ἐν Κυρίῳ ἐφ’ ὑμᾶς</w:t>
+      </w:r>
+    </w:p>
+    <w:p>
+      <w:pPr/>
+      <w:r>
+        <w:rPr>
+          <w:lang w:val="pt_PT" w:bidi="pt_PT"/>
+        </w:rPr>
+      </w:r>
+      <w:r>
+        <w:rPr>
+          <w:b/>
+          <w:lang w:val="pt_PT" w:bidi="pt_PT"/>
+        </w:rPr>
         <w:t>"</w:t>
       </w:r>
       <w:r>
@@ -16366,6 +18616,21 @@
           <w:b/>
           <w:lang w:val="pt_PT" w:bidi="pt_PT"/>
         </w:rPr>
+        <w:t>ὁ &amp; Κύριος κατευθύναι ὑμῶν τὰς καρδίας εἰς τὴν ἀγάπην τοῦ Θεοῦ, καὶ εἰς τὴν ὑπομονὴν τοῦ Χριστοῦ</w:t>
+      </w:r>
+    </w:p>
+    <w:p>
+      <w:pPr/>
+      <w:r>
+        <w:rPr>
+          <w:lang w:val="pt_PT" w:bidi="pt_PT"/>
+        </w:rPr>
+      </w:r>
+      <w:r>
+        <w:rPr>
+          <w:b/>
+          <w:lang w:val="pt_PT" w:bidi="pt_PT"/>
+        </w:rPr>
         <w:t>"</w:t>
       </w:r>
       <w:r>
@@ -16463,6 +18728,21 @@
           <w:b/>
           <w:lang w:val="pt_PT" w:bidi="pt_PT"/>
         </w:rPr>
+        <w:t>εἰς τὴν ἀγάπην τοῦ Θεοῦ, καὶ εἰς τὴν ὑπομονὴν τοῦ Χριστοῦ</w:t>
+      </w:r>
+    </w:p>
+    <w:p>
+      <w:pPr/>
+      <w:r>
+        <w:rPr>
+          <w:lang w:val="pt_PT" w:bidi="pt_PT"/>
+        </w:rPr>
+      </w:r>
+      <w:r>
+        <w:rPr>
+          <w:b/>
+          <w:lang w:val="pt_PT" w:bidi="pt_PT"/>
+        </w:rPr>
         <w:t>"</w:t>
       </w:r>
       <w:r>
@@ -16573,6 +18853,21 @@
           <w:b/>
           <w:lang w:val="pt_PT" w:bidi="pt_PT"/>
         </w:rPr>
+        <w:t>εἰς τὴν ἀγάπην τοῦ Θεοῦ, καὶ εἰς τὴν ὑπομονὴν τοῦ Χριστοῦ</w:t>
+      </w:r>
+    </w:p>
+    <w:p>
+      <w:pPr/>
+      <w:r>
+        <w:rPr>
+          <w:lang w:val="pt_PT" w:bidi="pt_PT"/>
+        </w:rPr>
+      </w:r>
+      <w:r>
+        <w:rPr>
+          <w:b/>
+          <w:lang w:val="pt_PT" w:bidi="pt_PT"/>
+        </w:rPr>
         <w:t>"o amor de Deus".</w:t>
       </w:r>
     </w:p>
@@ -16669,6 +18964,21 @@
           <w:b/>
           <w:lang w:val="pt_PT" w:bidi="pt_PT"/>
         </w:rPr>
+        <w:t>εἰς τὴν ὑπομονὴν τοῦ Χριστοῦ</w:t>
+      </w:r>
+    </w:p>
+    <w:p>
+      <w:pPr/>
+      <w:r>
+        <w:rPr>
+          <w:lang w:val="pt_PT" w:bidi="pt_PT"/>
+        </w:rPr>
+      </w:r>
+      <w:r>
+        <w:rPr>
+          <w:b/>
+          <w:lang w:val="pt_PT" w:bidi="pt_PT"/>
+        </w:rPr>
         <w:t>"</w:t>
       </w:r>
       <w:r>
@@ -16851,6 +19161,21 @@
           <w:b/>
           <w:lang w:val="pt_PT" w:bidi="pt_PT"/>
         </w:rPr>
+        <w:t>δὲ</w:t>
+      </w:r>
+    </w:p>
+    <w:p>
+      <w:pPr/>
+      <w:r>
+        <w:rPr>
+          <w:lang w:val="pt_PT" w:bidi="pt_PT"/>
+        </w:rPr>
+      </w:r>
+      <w:r>
+        <w:rPr>
+          <w:b/>
+          <w:lang w:val="pt_PT" w:bidi="pt_PT"/>
+        </w:rPr>
         <w:t>"Irmãos".</w:t>
       </w:r>
     </w:p>
@@ -16934,6 +19259,21 @@
           <w:b/>
           <w:lang w:val="pt_PT" w:bidi="pt_PT"/>
         </w:rPr>
+        <w:t>ἀδελφοί &amp; ἀδελφοῦ</w:t>
+      </w:r>
+    </w:p>
+    <w:p>
+      <w:pPr/>
+      <w:r>
+        <w:rPr>
+          <w:lang w:val="pt_PT" w:bidi="pt_PT"/>
+        </w:rPr>
+      </w:r>
+      <w:r>
+        <w:rPr>
+          <w:b/>
+          <w:lang w:val="pt_PT" w:bidi="pt_PT"/>
+        </w:rPr>
         <w:t>"Irmãos"</w:t>
       </w:r>
       <w:r>
@@ -17043,6 +19383,21 @@
           <w:b/>
           <w:lang w:val="pt_PT" w:bidi="pt_PT"/>
         </w:rPr>
+        <w:t>ἐν ὀνόματι τοῦ Κυρίου ἡμῶν, Ἰησοῦ Χριστοῦ</w:t>
+      </w:r>
+    </w:p>
+    <w:p>
+      <w:pPr/>
+      <w:r>
+        <w:rPr>
+          <w:lang w:val="pt_PT" w:bidi="pt_PT"/>
+        </w:rPr>
+      </w:r>
+      <w:r>
+        <w:rPr>
+          <w:b/>
+          <w:lang w:val="pt_PT" w:bidi="pt_PT"/>
+        </w:rPr>
         <w:t>"em nome do nosso Senhor Jesus Cristo".</w:t>
       </w:r>
     </w:p>
@@ -17139,6 +19494,21 @@
           <w:b/>
           <w:lang w:val="pt_PT" w:bidi="pt_PT"/>
         </w:rPr>
+        <w:t>ἡμῶν</w:t>
+      </w:r>
+    </w:p>
+    <w:p>
+      <w:pPr/>
+      <w:r>
+        <w:rPr>
+          <w:lang w:val="pt_PT" w:bidi="pt_PT"/>
+        </w:rPr>
+      </w:r>
+      <w:r>
+        <w:rPr>
+          <w:b/>
+          <w:lang w:val="pt_PT" w:bidi="pt_PT"/>
+        </w:rPr>
         <w:t>"nosso".</w:t>
       </w:r>
     </w:p>
@@ -17235,6 +19605,21 @@
           <w:b/>
           <w:lang w:val="pt_PT" w:bidi="pt_PT"/>
         </w:rPr>
+        <w:t>ἀτάκτως περιπατοῦντος</w:t>
+      </w:r>
+    </w:p>
+    <w:p>
+      <w:pPr/>
+      <w:r>
+        <w:rPr>
+          <w:lang w:val="pt_PT" w:bidi="pt_PT"/>
+        </w:rPr>
+      </w:r>
+      <w:r>
+        <w:rPr>
+          <w:b/>
+          <w:lang w:val="pt_PT" w:bidi="pt_PT"/>
+        </w:rPr>
         <w:t>"</w:t>
       </w:r>
       <w:r>
@@ -17351,6 +19736,21 @@
           <w:b/>
           <w:lang w:val="pt_PT" w:bidi="pt_PT"/>
         </w:rPr>
+        <w:t>τὴν παράδοσιν</w:t>
+      </w:r>
+    </w:p>
+    <w:p>
+      <w:pPr/>
+      <w:r>
+        <w:rPr>
+          <w:lang w:val="pt_PT" w:bidi="pt_PT"/>
+        </w:rPr>
+      </w:r>
+      <w:r>
+        <w:rPr>
+          <w:b/>
+          <w:lang w:val="pt_PT" w:bidi="pt_PT"/>
+        </w:rPr>
         <w:t>"</w:t>
       </w:r>
       <w:r>
@@ -17454,6 +19854,21 @@
           <w:b/>
           <w:lang w:val="pt_PT" w:bidi="pt_PT"/>
         </w:rPr>
+        <w:t>μιμεῖσθαι ἡμᾶς</w:t>
+      </w:r>
+    </w:p>
+    <w:p>
+      <w:pPr/>
+      <w:r>
+        <w:rPr>
+          <w:lang w:val="pt_PT" w:bidi="pt_PT"/>
+        </w:rPr>
+      </w:r>
+      <w:r>
+        <w:rPr>
+          <w:b/>
+          <w:lang w:val="pt_PT" w:bidi="pt_PT"/>
+        </w:rPr>
         <w:t>"</w:t>
       </w:r>
       <w:r>
@@ -17551,6 +19966,21 @@
           <w:b/>
           <w:lang w:val="pt_PT" w:bidi="pt_PT"/>
         </w:rPr>
+        <w:t>οὐκ ἠτακτήσαμεν ἐν ὑμῖν</w:t>
+      </w:r>
+    </w:p>
+    <w:p>
+      <w:pPr/>
+      <w:r>
+        <w:rPr>
+          <w:lang w:val="pt_PT" w:bidi="pt_PT"/>
+        </w:rPr>
+      </w:r>
+      <w:r>
+        <w:rPr>
+          <w:b/>
+          <w:lang w:val="pt_PT" w:bidi="pt_PT"/>
+        </w:rPr>
         <w:t>"</w:t>
       </w:r>
       <w:r>
@@ -17648,6 +20078,21 @@
           <w:b/>
           <w:lang w:val="pt_PT" w:bidi="pt_PT"/>
         </w:rPr>
+        <w:t>ἄρτον</w:t>
+      </w:r>
+    </w:p>
+    <w:p>
+      <w:pPr/>
+      <w:r>
+        <w:rPr>
+          <w:lang w:val="pt_PT" w:bidi="pt_PT"/>
+        </w:rPr>
+      </w:r>
+      <w:r>
+        <w:rPr>
+          <w:b/>
+          <w:lang w:val="pt_PT" w:bidi="pt_PT"/>
+        </w:rPr>
         <w:t>"</w:t>
       </w:r>
       <w:r>
@@ -17757,6 +20202,21 @@
           <w:b/>
           <w:lang w:val="pt_PT" w:bidi="pt_PT"/>
         </w:rPr>
+        <w:t>νυκτὸς καὶ ἡμέρας ἐργαζόμενοι</w:t>
+      </w:r>
+    </w:p>
+    <w:p>
+      <w:pPr/>
+      <w:r>
+        <w:rPr>
+          <w:lang w:val="pt_PT" w:bidi="pt_PT"/>
+        </w:rPr>
+      </w:r>
+      <w:r>
+        <w:rPr>
+          <w:b/>
+          <w:lang w:val="pt_PT" w:bidi="pt_PT"/>
+        </w:rPr>
         <w:t>"</w:t>
       </w:r>
       <w:r>
@@ -17867,6 +20327,21 @@
           <w:b/>
           <w:lang w:val="pt_PT" w:bidi="pt_PT"/>
         </w:rPr>
+        <w:t>ἐν κόπῳ καὶ μόχθῳ</w:t>
+      </w:r>
+    </w:p>
+    <w:p>
+      <w:pPr/>
+      <w:r>
+        <w:rPr>
+          <w:lang w:val="pt_PT" w:bidi="pt_PT"/>
+        </w:rPr>
+      </w:r>
+      <w:r>
+        <w:rPr>
+          <w:b/>
+          <w:lang w:val="pt_PT" w:bidi="pt_PT"/>
+        </w:rPr>
         <w:t>"</w:t>
       </w:r>
       <w:r>
@@ -17990,6 +20465,21 @@
           <w:b/>
           <w:lang w:val="pt_PT" w:bidi="pt_PT"/>
         </w:rPr>
+        <w:t>οὐχ ὅτι οὐκ ἔχομεν ἐξουσίαν, ἀλλ’</w:t>
+      </w:r>
+    </w:p>
+    <w:p>
+      <w:pPr/>
+      <w:r>
+        <w:rPr>
+          <w:lang w:val="pt_PT" w:bidi="pt_PT"/>
+        </w:rPr>
+      </w:r>
+      <w:r>
+        <w:rPr>
+          <w:b/>
+          <w:lang w:val="pt_PT" w:bidi="pt_PT"/>
+        </w:rPr>
         <w:t>"</w:t>
       </w:r>
       <w:r>
@@ -18099,6 +20589,21 @@
           <w:b/>
           <w:lang w:val="pt_PT" w:bidi="pt_PT"/>
         </w:rPr>
+        <w:t>ἑαυτοὺς τύπον δῶμεν ὑμῖν</w:t>
+      </w:r>
+    </w:p>
+    <w:p>
+      <w:pPr/>
+      <w:r>
+        <w:rPr>
+          <w:lang w:val="pt_PT" w:bidi="pt_PT"/>
+        </w:rPr>
+      </w:r>
+      <w:r>
+        <w:rPr>
+          <w:b/>
+          <w:lang w:val="pt_PT" w:bidi="pt_PT"/>
+        </w:rPr>
         <w:t>"</w:t>
       </w:r>
       <w:r>
@@ -18272,6 +20777,21 @@
           <w:b/>
           <w:lang w:val="pt_PT" w:bidi="pt_PT"/>
         </w:rPr>
+        <w:t>εἴ τις οὐ θέλει ἐργάζεσθαι, μηδὲ ἐσθιέτω</w:t>
+      </w:r>
+    </w:p>
+    <w:p>
+      <w:pPr/>
+      <w:r>
+        <w:rPr>
+          <w:lang w:val="pt_PT" w:bidi="pt_PT"/>
+        </w:rPr>
+      </w:r>
+      <w:r>
+        <w:rPr>
+          <w:b/>
+          <w:lang w:val="pt_PT" w:bidi="pt_PT"/>
+        </w:rPr>
         <w:t>"</w:t>
       </w:r>
       <w:r>
@@ -18369,6 +20889,21 @@
           <w:b/>
           <w:lang w:val="pt_PT" w:bidi="pt_PT"/>
         </w:rPr>
+        <w:t>τινας περιπατοῦντας &amp; ἀτάκτως</w:t>
+      </w:r>
+    </w:p>
+    <w:p>
+      <w:pPr/>
+      <w:r>
+        <w:rPr>
+          <w:lang w:val="pt_PT" w:bidi="pt_PT"/>
+        </w:rPr>
+      </w:r>
+      <w:r>
+        <w:rPr>
+          <w:b/>
+          <w:lang w:val="pt_PT" w:bidi="pt_PT"/>
+        </w:rPr>
         <w:t>"</w:t>
       </w:r>
       <w:r>
@@ -18479,6 +21014,21 @@
           <w:b/>
           <w:lang w:val="pt_PT" w:bidi="pt_PT"/>
         </w:rPr>
+        <w:t>ἀλλὰ περιεργαζομένους</w:t>
+      </w:r>
+    </w:p>
+    <w:p>
+      <w:pPr/>
+      <w:r>
+        <w:rPr>
+          <w:lang w:val="pt_PT" w:bidi="pt_PT"/>
+        </w:rPr>
+      </w:r>
+      <w:r>
+        <w:rPr>
+          <w:b/>
+          <w:lang w:val="pt_PT" w:bidi="pt_PT"/>
+        </w:rPr>
         <w:t>"</w:t>
       </w:r>
       <w:r>
@@ -18589,6 +21139,21 @@
           <w:b/>
           <w:lang w:val="pt_PT" w:bidi="pt_PT"/>
         </w:rPr>
+        <w:t>μετὰ ἡσυχίας</w:t>
+      </w:r>
+    </w:p>
+    <w:p>
+      <w:pPr/>
+      <w:r>
+        <w:rPr>
+          <w:lang w:val="pt_PT" w:bidi="pt_PT"/>
+        </w:rPr>
+      </w:r>
+      <w:r>
+        <w:rPr>
+          <w:b/>
+          <w:lang w:val="pt_PT" w:bidi="pt_PT"/>
+        </w:rPr>
         <w:t>"</w:t>
       </w:r>
       <w:r>
@@ -18705,6 +21270,21 @@
           <w:b/>
           <w:lang w:val="pt_PT" w:bidi="pt_PT"/>
         </w:rPr>
+        <w:t>δέ</w:t>
+      </w:r>
+    </w:p>
+    <w:p>
+      <w:pPr/>
+      <w:r>
+        <w:rPr>
+          <w:lang w:val="pt_PT" w:bidi="pt_PT"/>
+        </w:rPr>
+      </w:r>
+      <w:r>
+        <w:rPr>
+          <w:b/>
+          <w:lang w:val="pt_PT" w:bidi="pt_PT"/>
+        </w:rPr>
         <w:t>"Mas".</w:t>
       </w:r>
     </w:p>
@@ -18801,6 +21381,21 @@
           <w:b/>
           <w:lang w:val="pt_PT" w:bidi="pt_PT"/>
         </w:rPr>
+        <w:t>ὑμεῖς</w:t>
+      </w:r>
+    </w:p>
+    <w:p>
+      <w:pPr/>
+      <w:r>
+        <w:rPr>
+          <w:lang w:val="pt_PT" w:bidi="pt_PT"/>
+        </w:rPr>
+      </w:r>
+      <w:r>
+        <w:rPr>
+          <w:b/>
+          <w:lang w:val="pt_PT" w:bidi="pt_PT"/>
+        </w:rPr>
         <w:t>"vocês".</w:t>
       </w:r>
     </w:p>
@@ -18897,6 +21492,21 @@
           <w:b/>
           <w:lang w:val="pt_PT" w:bidi="pt_PT"/>
         </w:rPr>
+        <w:t>ἀδελφοί</w:t>
+      </w:r>
+    </w:p>
+    <w:p>
+      <w:pPr/>
+      <w:r>
+        <w:rPr>
+          <w:lang w:val="pt_PT" w:bidi="pt_PT"/>
+        </w:rPr>
+      </w:r>
+      <w:r>
+        <w:rPr>
+          <w:b/>
+          <w:lang w:val="pt_PT" w:bidi="pt_PT"/>
+        </w:rPr>
         <w:t>"irmãos".</w:t>
       </w:r>
     </w:p>
@@ -18993,6 +21603,21 @@
           <w:b/>
           <w:lang w:val="pt_PT" w:bidi="pt_PT"/>
         </w:rPr>
+        <w:t>τῷ λόγῳ ἡμῶν</w:t>
+      </w:r>
+    </w:p>
+    <w:p>
+      <w:pPr/>
+      <w:r>
+        <w:rPr>
+          <w:lang w:val="pt_PT" w:bidi="pt_PT"/>
+        </w:rPr>
+      </w:r>
+      <w:r>
+        <w:rPr>
+          <w:b/>
+          <w:lang w:val="pt_PT" w:bidi="pt_PT"/>
+        </w:rPr>
         <w:t>"</w:t>
       </w:r>
       <w:r>
@@ -19090,6 +21715,21 @@
           <w:b/>
           <w:lang w:val="pt_PT" w:bidi="pt_PT"/>
         </w:rPr>
+        <w:t>τοῦτον σημειοῦσθε</w:t>
+      </w:r>
+    </w:p>
+    <w:p>
+      <w:pPr/>
+      <w:r>
+        <w:rPr>
+          <w:lang w:val="pt_PT" w:bidi="pt_PT"/>
+        </w:rPr>
+      </w:r>
+      <w:r>
+        <w:rPr>
+          <w:b/>
+          <w:lang w:val="pt_PT" w:bidi="pt_PT"/>
+        </w:rPr>
         <w:t>"</w:t>
       </w:r>
       <w:r>
@@ -19187,6 +21827,21 @@
           <w:b/>
           <w:lang w:val="pt_PT" w:bidi="pt_PT"/>
         </w:rPr>
+        <w:t>ἵνα ἐντραπῇ</w:t>
+      </w:r>
+    </w:p>
+    <w:p>
+      <w:pPr/>
+      <w:r>
+        <w:rPr>
+          <w:lang w:val="pt_PT" w:bidi="pt_PT"/>
+        </w:rPr>
+      </w:r>
+      <w:r>
+        <w:rPr>
+          <w:b/>
+          <w:lang w:val="pt_PT" w:bidi="pt_PT"/>
+        </w:rPr>
         <w:t xml:space="preserve">"para que </w:t>
       </w:r>
       <w:r>
@@ -19284,6 +21939,21 @@
           <w:b/>
           <w:lang w:val="pt_PT" w:bidi="pt_PT"/>
         </w:rPr>
+        <w:t>ἀδελφόν</w:t>
+      </w:r>
+    </w:p>
+    <w:p>
+      <w:pPr/>
+      <w:r>
+        <w:rPr>
+          <w:lang w:val="pt_PT" w:bidi="pt_PT"/>
+        </w:rPr>
+      </w:r>
+      <w:r>
+        <w:rPr>
+          <w:b/>
+          <w:lang w:val="pt_PT" w:bidi="pt_PT"/>
+        </w:rPr>
         <w:t>"um irmão".</w:t>
       </w:r>
     </w:p>
@@ -19457,6 +22127,21 @@
           <w:b/>
           <w:lang w:val="pt_PT" w:bidi="pt_PT"/>
         </w:rPr>
+        <w:t>δὲ</w:t>
+      </w:r>
+    </w:p>
+    <w:p>
+      <w:pPr/>
+      <w:r>
+        <w:rPr>
+          <w:lang w:val="pt_PT" w:bidi="pt_PT"/>
+        </w:rPr>
+      </w:r>
+      <w:r>
+        <w:rPr>
+          <w:b/>
+          <w:lang w:val="pt_PT" w:bidi="pt_PT"/>
+        </w:rPr>
         <w:t>"Que".</w:t>
       </w:r>
     </w:p>
@@ -19553,6 +22238,21 @@
           <w:b/>
           <w:lang w:val="pt_PT" w:bidi="pt_PT"/>
         </w:rPr>
+        <w:t>αὐτὸς &amp; ὁ Κύριος τῆς εἰρήνης, δῴη ὑμῖν</w:t>
+      </w:r>
+    </w:p>
+    <w:p>
+      <w:pPr/>
+      <w:r>
+        <w:rPr>
+          <w:lang w:val="pt_PT" w:bidi="pt_PT"/>
+        </w:rPr>
+      </w:r>
+      <w:r>
+        <w:rPr>
+          <w:b/>
+          <w:lang w:val="pt_PT" w:bidi="pt_PT"/>
+        </w:rPr>
         <w:t xml:space="preserve">"Que </w:t>
       </w:r>
       <w:r>
@@ -19650,6 +22350,21 @@
           <w:b/>
           <w:lang w:val="pt_PT" w:bidi="pt_PT"/>
         </w:rPr>
+        <w:t>αὐτὸς &amp; ὁ Κύριος τῆς εἰρήνης</w:t>
+      </w:r>
+    </w:p>
+    <w:p>
+      <w:pPr/>
+      <w:r>
+        <w:rPr>
+          <w:lang w:val="pt_PT" w:bidi="pt_PT"/>
+        </w:rPr>
+      </w:r>
+      <w:r>
+        <w:rPr>
+          <w:b/>
+          <w:lang w:val="pt_PT" w:bidi="pt_PT"/>
+        </w:rPr>
         <w:t>"</w:t>
       </w:r>
       <w:r>
@@ -19760,6 +22475,21 @@
           <w:b/>
           <w:lang w:val="pt_PT" w:bidi="pt_PT"/>
         </w:rPr>
+        <w:t>ὁ ἀσπασμὸς τῇ ἐμῇ χειρὶ, Παύλου, ὅ ἐστιν σημεῖον ἐν πάσῃ ἐπιστολῇ, οὕτως γράφω</w:t>
+      </w:r>
+    </w:p>
+    <w:p>
+      <w:pPr/>
+      <w:r>
+        <w:rPr>
+          <w:lang w:val="pt_PT" w:bidi="pt_PT"/>
+        </w:rPr>
+      </w:r>
+      <w:r>
+        <w:rPr>
+          <w:b/>
+          <w:lang w:val="pt_PT" w:bidi="pt_PT"/>
+        </w:rPr>
         <w:t>"</w:t>
       </w:r>
       <w:r>
@@ -19837,6 +22567,21 @@
           <w:b/>
           <w:lang w:val="pt_PT" w:bidi="pt_PT"/>
         </w:rPr>
+        <w:t>τῇ ἐμῇ χειρὶ</w:t>
+      </w:r>
+    </w:p>
+    <w:p>
+      <w:pPr/>
+      <w:r>
+        <w:rPr>
+          <w:lang w:val="pt_PT" w:bidi="pt_PT"/>
+        </w:rPr>
+      </w:r>
+      <w:r>
+        <w:rPr>
+          <w:b/>
+          <w:lang w:val="pt_PT" w:bidi="pt_PT"/>
+        </w:rPr>
         <w:t>"</w:t>
       </w:r>
       <w:r>
@@ -19934,6 +22679,21 @@
           <w:b/>
           <w:lang w:val="pt_PT" w:bidi="pt_PT"/>
         </w:rPr>
+        <w:t>οὕτως γράφω</w:t>
+      </w:r>
+    </w:p>
+    <w:p>
+      <w:pPr/>
+      <w:r>
+        <w:rPr>
+          <w:lang w:val="pt_PT" w:bidi="pt_PT"/>
+        </w:rPr>
+      </w:r>
+      <w:r>
+        <w:rPr>
+          <w:b/>
+          <w:lang w:val="pt_PT" w:bidi="pt_PT"/>
+        </w:rPr>
         <w:t>"</w:t>
       </w:r>
       <w:r>
@@ -20017,6 +22777,21 @@
         <w:rPr>
           <w:lang w:val="pt_PT" w:bidi="pt_PT"/>
         </w:rPr>
+      </w:r>
+    </w:p>
+    <w:p>
+      <w:pPr/>
+      <w:r>
+        <w:rPr>
+          <w:lang w:val="pt_PT" w:bidi="pt_PT"/>
+        </w:rPr>
+      </w:r>
+      <w:r>
+        <w:rPr>
+          <w:b/>
+          <w:lang w:val="pt_PT" w:bidi="pt_PT"/>
+        </w:rPr>
+        <w:t>ἡ χάρις τοῦ Κυρίου ἡμῶν, Ἰησοῦ Χριστοῦ, μετὰ πάντων ὑμῶν</w:t>
       </w:r>
     </w:p>
     <w:p>

--- a/por/docx/53.content.docx
+++ b/por/docx/53.content.docx
@@ -28,49 +28,15 @@
       </w:r>
     </w:p>
     <w:p>
-      <w:pPr>
-        <w:pStyle w:val="Heading2"/>
-      </w:pPr>
-      <w:r>
-        <w:rPr>
-          <w:lang w:val="pt_PT" w:bidi="pt_PT"/>
-        </w:rPr>
-        <w:t>License Information</w:t>
-      </w:r>
-      <w:r>
-        <w:rPr>
-          <w:lang w:val="pt_PT" w:bidi="pt_PT"/>
-        </w:rPr>
-      </w:r>
-    </w:p>
-    <w:p>
-      <w:pPr/>
-      <w:r>
-        <w:rPr>
-          <w:lang w:val="pt_PT" w:bidi="pt_PT"/>
-        </w:rPr>
-      </w:r>
-      <w:r>
-        <w:rPr>
-          <w:b/>
-          <w:lang w:val="pt_PT" w:bidi="pt_PT"/>
-        </w:rPr>
-        <w:t>Notas de Tradução (unfoldingWord)</w:t>
-      </w:r>
-      <w:r>
-        <w:rPr>
-          <w:lang w:val="pt_PT" w:bidi="pt_PT"/>
-        </w:rPr>
-        <w:t xml:space="preserve"> (Portuguese) is based on</w:t>
-      </w:r>
-      <w:r>
-        <w:rPr>
-          <w:lang w:val="pt_PT" w:bidi="pt_PT"/>
-        </w:rPr>
-        <w:t xml:space="preserve">: </w:t>
-      </w:r>
-      <w:r>
-        <w:rPr>
+      <w:pPr/>
+      <w:r>
+        <w:rPr>
+          <w:lang w:val="pt_PT" w:bidi="pt_PT"/>
+        </w:rPr>
+      </w:r>
+      <w:r>
+        <w:rPr>
+          <w:b/>
           <w:lang w:val="pt_PT" w:bidi="pt_PT"/>
         </w:rPr>
         <w:t>unfoldingWord® Translation Notes</w:t>
@@ -79,62 +45,31 @@
         <w:rPr>
           <w:lang w:val="pt_PT" w:bidi="pt_PT"/>
         </w:rPr>
-        <w:t xml:space="preserve">, </w:t>
-      </w:r>
-      <w:hyperlink r:id="rId13">
-        <w:r>
-          <w:rPr>
-            <w:lang w:val="pt_PT" w:bidi="pt_PT"/>
-          </w:rPr>
-          <w:rPr>
-            <w:color w:val="0000EE"/>
-            <w:u w:val="single"/>
-          </w:rPr>
-          <w:t>unfoldingWord</w:t>
-        </w:r>
-      </w:hyperlink>
-      <w:r>
-        <w:rPr>
-          <w:lang w:val="pt_PT" w:bidi="pt_PT"/>
-        </w:rPr>
-        <w:t xml:space="preserve">, 2022, which is licensed under a </w:t>
-      </w:r>
-      <w:hyperlink r:id="rId14">
-        <w:r>
-          <w:rPr>
-            <w:lang w:val="pt_PT" w:bidi="pt_PT"/>
-          </w:rPr>
-          <w:rPr>
-            <w:color w:val="0000EE"/>
-            <w:u w:val="single"/>
-          </w:rPr>
-          <w:t>CC BY-SA 4.0 license</w:t>
-        </w:r>
-      </w:hyperlink>
-      <w:r>
-        <w:rPr>
-          <w:lang w:val="pt_PT" w:bidi="pt_PT"/>
-        </w:rPr>
-        <w:t>.</w:t>
-      </w:r>
-      <w:r>
-        <w:rPr>
-          <w:lang w:val="pt_PT" w:bidi="pt_PT"/>
-        </w:rPr>
-      </w:r>
-    </w:p>
-    <w:p>
-      <w:pPr/>
-      <w:r>
-        <w:rPr>
-          <w:lang w:val="pt_PT" w:bidi="pt_PT"/>
-        </w:rPr>
-      </w:r>
-      <w:r>
-        <w:rPr>
-          <w:lang w:val="pt_PT" w:bidi="pt_PT"/>
-        </w:rPr>
-        <w:t>This PDF version is provided under the same license.</w:t>
+        <w:t xml:space="preserve"> © 2022 unfoldingWord. Released under CC BY-SA 4.0 license. </w:t>
+      </w:r>
+      <w:r>
+        <w:rPr>
+          <w:lang w:val="pt_PT" w:bidi="pt_PT"/>
+        </w:rPr>
+        <w:t>unfoldingWord® Translation Notes</w:t>
+      </w:r>
+      <w:r>
+        <w:rPr>
+          <w:lang w:val="pt_PT" w:bidi="pt_PT"/>
+        </w:rPr>
+        <w:t xml:space="preserve"> has been adapted in the following languages: Tok Pisin, Arabic (عربي), French (Français), Hindi (हिंदी), Indonesian (Bahasa Indonesia), Portuguese (Português), Russian (Русский), Spanish (Español), Swahili (Kiswahili), and Simplified Chinese (简体中文) from </w:t>
+      </w:r>
+      <w:r>
+        <w:rPr>
+          <w:lang w:val="pt_PT" w:bidi="pt_PT"/>
+        </w:rPr>
+        <w:t>unfoldingWord® Translation Notes</w:t>
+      </w:r>
+      <w:r>
+        <w:rPr>
+          <w:lang w:val="pt_PT" w:bidi="pt_PT"/>
+        </w:rPr>
+        <w:t xml:space="preserve"> © 2022 unfoldingWord. Released under CC BY-SA 4.0 license by Mission Mutual</w:t>
       </w:r>
       <w:r>
         <w:rPr>
@@ -295,21 +230,6 @@
           <w:b/>
           <w:lang w:val="pt_PT" w:bidi="pt_PT"/>
         </w:rPr>
-        <w:t>Σιλουανὸς</w:t>
-      </w:r>
-    </w:p>
-    <w:p>
-      <w:pPr/>
-      <w:r>
-        <w:rPr>
-          <w:lang w:val="pt_PT" w:bidi="pt_PT"/>
-        </w:rPr>
-      </w:r>
-      <w:r>
-        <w:rPr>
-          <w:b/>
-          <w:lang w:val="pt_PT" w:bidi="pt_PT"/>
-        </w:rPr>
         <w:t>"Silas".</w:t>
       </w:r>
     </w:p>
@@ -393,21 +313,6 @@
           <w:b/>
           <w:lang w:val="pt_PT" w:bidi="pt_PT"/>
         </w:rPr>
-        <w:t>Παῦλος, καὶ Σιλουανὸς, καὶ Τιμόθεος; τῇ ἐκκλησίᾳ</w:t>
-      </w:r>
-    </w:p>
-    <w:p>
-      <w:pPr/>
-      <w:r>
-        <w:rPr>
-          <w:lang w:val="pt_PT" w:bidi="pt_PT"/>
-        </w:rPr>
-      </w:r>
-      <w:r>
-        <w:rPr>
-          <w:b/>
-          <w:lang w:val="pt_PT" w:bidi="pt_PT"/>
-        </w:rPr>
         <w:t>"</w:t>
       </w:r>
       <w:r>
@@ -505,21 +410,6 @@
           <w:b/>
           <w:lang w:val="pt_PT" w:bidi="pt_PT"/>
         </w:rPr>
-        <w:t>Παῦλος, καὶ Σιλουανὸς, καὶ Τιμόθεος</w:t>
-      </w:r>
-    </w:p>
-    <w:p>
-      <w:pPr/>
-      <w:r>
-        <w:rPr>
-          <w:lang w:val="pt_PT" w:bidi="pt_PT"/>
-        </w:rPr>
-      </w:r>
-      <w:r>
-        <w:rPr>
-          <w:b/>
-          <w:lang w:val="pt_PT" w:bidi="pt_PT"/>
-        </w:rPr>
         <w:t>"</w:t>
       </w:r>
       <w:r>
@@ -643,21 +533,6 @@
           <w:b/>
           <w:lang w:val="pt_PT" w:bidi="pt_PT"/>
         </w:rPr>
-        <w:t>ἐν Θεῷ Πατρὶ ἡμῶν καὶ Κυρίῳ Ἰησοῦ Χριστῷ</w:t>
-      </w:r>
-    </w:p>
-    <w:p>
-      <w:pPr/>
-      <w:r>
-        <w:rPr>
-          <w:lang w:val="pt_PT" w:bidi="pt_PT"/>
-        </w:rPr>
-      </w:r>
-      <w:r>
-        <w:rPr>
-          <w:b/>
-          <w:lang w:val="pt_PT" w:bidi="pt_PT"/>
-        </w:rPr>
         <w:t>"</w:t>
       </w:r>
       <w:r>
@@ -755,21 +630,6 @@
           <w:b/>
           <w:lang w:val="pt_PT" w:bidi="pt_PT"/>
         </w:rPr>
-        <w:t>χάρις ὑμῖν καὶ εἰρήνη ἀπὸ Θεοῦ Πατρὸς καὶ Κυρίου Ἰησοῦ Χριστοῦ</w:t>
-      </w:r>
-    </w:p>
-    <w:p>
-      <w:pPr/>
-      <w:r>
-        <w:rPr>
-          <w:lang w:val="pt_PT" w:bidi="pt_PT"/>
-        </w:rPr>
-      </w:r>
-      <w:r>
-        <w:rPr>
-          <w:b/>
-          <w:lang w:val="pt_PT" w:bidi="pt_PT"/>
-        </w:rPr>
         <w:t>"Q</w:t>
       </w:r>
       <w:r>
@@ -867,21 +727,6 @@
           <w:b/>
           <w:lang w:val="pt_PT" w:bidi="pt_PT"/>
         </w:rPr>
-        <w:t>χάρις ὑμῖν καὶ εἰρήνη ἀπὸ Θεοῦ Πατρὸς καὶ Κυρίου Ἰησοῦ Χριστοῦ</w:t>
-      </w:r>
-    </w:p>
-    <w:p>
-      <w:pPr/>
-      <w:r>
-        <w:rPr>
-          <w:lang w:val="pt_PT" w:bidi="pt_PT"/>
-        </w:rPr>
-      </w:r>
-      <w:r>
-        <w:rPr>
-          <w:b/>
-          <w:lang w:val="pt_PT" w:bidi="pt_PT"/>
-        </w:rPr>
         <w:t>"Q</w:t>
       </w:r>
       <w:r>
@@ -1082,21 +927,6 @@
           <w:b/>
           <w:lang w:val="pt_PT" w:bidi="pt_PT"/>
         </w:rPr>
-        <w:t>εὐχαριστεῖν ὀφείλομεν &amp; πάντοτε</w:t>
-      </w:r>
-    </w:p>
-    <w:p>
-      <w:pPr/>
-      <w:r>
-        <w:rPr>
-          <w:lang w:val="pt_PT" w:bidi="pt_PT"/>
-        </w:rPr>
-      </w:r>
-      <w:r>
-        <w:rPr>
-          <w:b/>
-          <w:lang w:val="pt_PT" w:bidi="pt_PT"/>
-        </w:rPr>
         <w:t>"</w:t>
       </w:r>
       <w:r>
@@ -1187,21 +1017,6 @@
           <w:b/>
           <w:lang w:val="pt_PT" w:bidi="pt_PT"/>
         </w:rPr>
-        <w:t>εὐχαριστεῖν ὀφείλομεν τῷ Θεῷ πάντοτε</w:t>
-      </w:r>
-    </w:p>
-    <w:p>
-      <w:pPr/>
-      <w:r>
-        <w:rPr>
-          <w:lang w:val="pt_PT" w:bidi="pt_PT"/>
-        </w:rPr>
-      </w:r>
-      <w:r>
-        <w:rPr>
-          <w:b/>
-          <w:lang w:val="pt_PT" w:bidi="pt_PT"/>
-        </w:rPr>
         <w:t>"</w:t>
       </w:r>
       <w:r>
@@ -1312,21 +1127,6 @@
           <w:b/>
           <w:lang w:val="pt_PT" w:bidi="pt_PT"/>
         </w:rPr>
-        <w:t>εὐχαριστεῖν ὀφείλομεν τῷ Θεῷ πάντοτε περὶ ὑμῶν, ἀδελφοί</w:t>
-      </w:r>
-    </w:p>
-    <w:p>
-      <w:pPr/>
-      <w:r>
-        <w:rPr>
-          <w:lang w:val="pt_PT" w:bidi="pt_PT"/>
-        </w:rPr>
-      </w:r>
-      <w:r>
-        <w:rPr>
-          <w:b/>
-          <w:lang w:val="pt_PT" w:bidi="pt_PT"/>
-        </w:rPr>
         <w:t>"</w:t>
       </w:r>
       <w:r>
@@ -1424,21 +1224,6 @@
           <w:b/>
           <w:lang w:val="pt_PT" w:bidi="pt_PT"/>
         </w:rPr>
-        <w:t>ἀδελφοί</w:t>
-      </w:r>
-    </w:p>
-    <w:p>
-      <w:pPr/>
-      <w:r>
-        <w:rPr>
-          <w:lang w:val="pt_PT" w:bidi="pt_PT"/>
-        </w:rPr>
-      </w:r>
-      <w:r>
-        <w:rPr>
-          <w:b/>
-          <w:lang w:val="pt_PT" w:bidi="pt_PT"/>
-        </w:rPr>
         <w:t>"vocês".</w:t>
       </w:r>
     </w:p>
@@ -1535,21 +1320,6 @@
           <w:b/>
           <w:lang w:val="pt_PT" w:bidi="pt_PT"/>
         </w:rPr>
-        <w:t>καθὼς ἄξιόν ἐστιν</w:t>
-      </w:r>
-    </w:p>
-    <w:p>
-      <w:pPr/>
-      <w:r>
-        <w:rPr>
-          <w:lang w:val="pt_PT" w:bidi="pt_PT"/>
-        </w:rPr>
-      </w:r>
-      <w:r>
-        <w:rPr>
-          <w:b/>
-          <w:lang w:val="pt_PT" w:bidi="pt_PT"/>
-        </w:rPr>
         <w:t>"Para nós é certo fazer isso".</w:t>
       </w:r>
     </w:p>
@@ -1646,21 +1416,6 @@
           <w:b/>
           <w:lang w:val="pt_PT" w:bidi="pt_PT"/>
         </w:rPr>
-        <w:t>ὑπεραυξάνει ἡ πίστις ὑμῶν</w:t>
-      </w:r>
-    </w:p>
-    <w:p>
-      <w:pPr/>
-      <w:r>
-        <w:rPr>
-          <w:lang w:val="pt_PT" w:bidi="pt_PT"/>
-        </w:rPr>
-      </w:r>
-      <w:r>
-        <w:rPr>
-          <w:b/>
-          <w:lang w:val="pt_PT" w:bidi="pt_PT"/>
-        </w:rPr>
         <w:t>"p</w:t>
       </w:r>
       <w:r>
@@ -1771,21 +1526,6 @@
           <w:b/>
           <w:lang w:val="pt_PT" w:bidi="pt_PT"/>
         </w:rPr>
-        <w:t>πλεονάζει ἡ ἀγάπη ἑνὸς ἑκάστου, πάντων ὑμῶν, εἰς ἀλλήλους</w:t>
-      </w:r>
-    </w:p>
-    <w:p>
-      <w:pPr/>
-      <w:r>
-        <w:rPr>
-          <w:lang w:val="pt_PT" w:bidi="pt_PT"/>
-        </w:rPr>
-      </w:r>
-      <w:r>
-        <w:rPr>
-          <w:b/>
-          <w:lang w:val="pt_PT" w:bidi="pt_PT"/>
-        </w:rPr>
         <w:t>"</w:t>
       </w:r>
       <w:r>
@@ -1896,21 +1636,6 @@
           <w:b/>
           <w:lang w:val="pt_PT" w:bidi="pt_PT"/>
         </w:rPr>
-        <w:t>ἀλλήλους</w:t>
-      </w:r>
-    </w:p>
-    <w:p>
-      <w:pPr/>
-      <w:r>
-        <w:rPr>
-          <w:lang w:val="pt_PT" w:bidi="pt_PT"/>
-        </w:rPr>
-      </w:r>
-      <w:r>
-        <w:rPr>
-          <w:b/>
-          <w:lang w:val="pt_PT" w:bidi="pt_PT"/>
-        </w:rPr>
         <w:t>"uns pelos outros".</w:t>
       </w:r>
     </w:p>
@@ -2007,21 +1732,6 @@
           <w:b/>
           <w:lang w:val="pt_PT" w:bidi="pt_PT"/>
         </w:rPr>
-        <w:t>αὐτοὺς ἡμᾶς</w:t>
-      </w:r>
-    </w:p>
-    <w:p>
-      <w:pPr/>
-      <w:r>
-        <w:rPr>
-          <w:lang w:val="pt_PT" w:bidi="pt_PT"/>
-        </w:rPr>
-      </w:r>
-      <w:r>
-        <w:rPr>
-          <w:b/>
-          <w:lang w:val="pt_PT" w:bidi="pt_PT"/>
-        </w:rPr>
         <w:t>"falamos".</w:t>
       </w:r>
     </w:p>
@@ -2105,21 +1815,6 @@
           <w:b/>
           <w:lang w:val="pt_PT" w:bidi="pt_PT"/>
         </w:rPr>
-        <w:t>τῆς ὑπομονῆς ὑμῶν, καὶ πίστεως</w:t>
-      </w:r>
-    </w:p>
-    <w:p>
-      <w:pPr/>
-      <w:r>
-        <w:rPr>
-          <w:lang w:val="pt_PT" w:bidi="pt_PT"/>
-        </w:rPr>
-      </w:r>
-      <w:r>
-        <w:rPr>
-          <w:b/>
-          <w:lang w:val="pt_PT" w:bidi="pt_PT"/>
-        </w:rPr>
         <w:t>"paciência e da fé".</w:t>
       </w:r>
     </w:p>
@@ -2229,21 +1924,6 @@
           <w:b/>
           <w:lang w:val="pt_PT" w:bidi="pt_PT"/>
         </w:rPr>
-        <w:t>ἐν πᾶσιν τοῖς διωγμοῖς ὑμῶν, καὶ ταῖς θλίψεσιν</w:t>
-      </w:r>
-    </w:p>
-    <w:p>
-      <w:pPr/>
-      <w:r>
-        <w:rPr>
-          <w:lang w:val="pt_PT" w:bidi="pt_PT"/>
-        </w:rPr>
-      </w:r>
-      <w:r>
-        <w:rPr>
-          <w:b/>
-          <w:lang w:val="pt_PT" w:bidi="pt_PT"/>
-        </w:rPr>
         <w:t>"</w:t>
       </w:r>
       <w:r>
@@ -2367,21 +2047,6 @@
           <w:b/>
           <w:lang w:val="pt_PT" w:bidi="pt_PT"/>
         </w:rPr>
-        <w:t>πίστεως ἐν πᾶσιν τοῖς διωγμοῖς ὑμῶν</w:t>
-      </w:r>
-    </w:p>
-    <w:p>
-      <w:pPr/>
-      <w:r>
-        <w:rPr>
-          <w:lang w:val="pt_PT" w:bidi="pt_PT"/>
-        </w:rPr>
-      </w:r>
-      <w:r>
-        <w:rPr>
-          <w:b/>
-          <w:lang w:val="pt_PT" w:bidi="pt_PT"/>
-        </w:rPr>
         <w:t xml:space="preserve">"da fé </w:t>
       </w:r>
       <w:r>
@@ -2492,21 +2157,6 @@
           <w:b/>
           <w:lang w:val="pt_PT" w:bidi="pt_PT"/>
         </w:rPr>
-        <w:t>ἔνδειγμα τῆς δικαίας κρίσεως τοῦ Θεοῦ, εἰς τὸ καταξιωθῆναι ὑμᾶς</w:t>
-      </w:r>
-    </w:p>
-    <w:p>
-      <w:pPr/>
-      <w:r>
-        <w:rPr>
-          <w:lang w:val="pt_PT" w:bidi="pt_PT"/>
-        </w:rPr>
-      </w:r>
-      <w:r>
-        <w:rPr>
-          <w:b/>
-          <w:lang w:val="pt_PT" w:bidi="pt_PT"/>
-        </w:rPr>
         <w:t>"</w:t>
       </w:r>
       <w:r>
@@ -2617,21 +2267,6 @@
           <w:b/>
           <w:lang w:val="pt_PT" w:bidi="pt_PT"/>
         </w:rPr>
-        <w:t>εἰς τὸ καταξιωθῆναι ὑμᾶς τῆς Βασιλείας τοῦ Θεοῦ</w:t>
-      </w:r>
-    </w:p>
-    <w:p>
-      <w:pPr/>
-      <w:r>
-        <w:rPr>
-          <w:lang w:val="pt_PT" w:bidi="pt_PT"/>
-        </w:rPr>
-      </w:r>
-      <w:r>
-        <w:rPr>
-          <w:b/>
-          <w:lang w:val="pt_PT" w:bidi="pt_PT"/>
-        </w:rPr>
         <w:t>"</w:t>
       </w:r>
       <w:r>
@@ -2729,21 +2364,6 @@
           <w:b/>
           <w:lang w:val="pt_PT" w:bidi="pt_PT"/>
         </w:rPr>
-        <w:t>ὑπὲρ ἧς καὶ πάσχετε</w:t>
-      </w:r>
-    </w:p>
-    <w:p>
-      <w:pPr/>
-      <w:r>
-        <w:rPr>
-          <w:lang w:val="pt_PT" w:bidi="pt_PT"/>
-        </w:rPr>
-      </w:r>
-      <w:r>
-        <w:rPr>
-          <w:b/>
-          <w:lang w:val="pt_PT" w:bidi="pt_PT"/>
-        </w:rPr>
         <w:t>"pelo qual estão sofrendo".</w:t>
       </w:r>
     </w:p>
@@ -2840,21 +2460,6 @@
           <w:b/>
           <w:lang w:val="pt_PT" w:bidi="pt_PT"/>
         </w:rPr>
-        <w:t>εἴπερ δίκαιον παρὰ Θεῷ</w:t>
-      </w:r>
-    </w:p>
-    <w:p>
-      <w:pPr/>
-      <w:r>
-        <w:rPr>
-          <w:lang w:val="pt_PT" w:bidi="pt_PT"/>
-        </w:rPr>
-      </w:r>
-      <w:r>
-        <w:rPr>
-          <w:b/>
-          <w:lang w:val="pt_PT" w:bidi="pt_PT"/>
-        </w:rPr>
         <w:t>"</w:t>
       </w:r>
       <w:r>
@@ -2971,21 +2576,6 @@
           <w:b/>
           <w:lang w:val="pt_PT" w:bidi="pt_PT"/>
         </w:rPr>
-        <w:t>παρὰ Θεῷ, ἀνταποδοῦναι τοῖς θλίβουσιν ὑμᾶς θλῖψιν</w:t>
-      </w:r>
-    </w:p>
-    <w:p>
-      <w:pPr/>
-      <w:r>
-        <w:rPr>
-          <w:lang w:val="pt_PT" w:bidi="pt_PT"/>
-        </w:rPr>
-      </w:r>
-      <w:r>
-        <w:rPr>
-          <w:b/>
-          <w:lang w:val="pt_PT" w:bidi="pt_PT"/>
-        </w:rPr>
         <w:t>"</w:t>
       </w:r>
       <w:r>
@@ -3096,21 +2686,6 @@
           <w:b/>
           <w:lang w:val="pt_PT" w:bidi="pt_PT"/>
         </w:rPr>
-        <w:t>ἀνταποδοῦναι τοῖς θλίβουσιν ὑμᾶς θλῖψιν</w:t>
-      </w:r>
-    </w:p>
-    <w:p>
-      <w:pPr/>
-      <w:r>
-        <w:rPr>
-          <w:lang w:val="pt_PT" w:bidi="pt_PT"/>
-        </w:rPr>
-      </w:r>
-      <w:r>
-        <w:rPr>
-          <w:b/>
-          <w:lang w:val="pt_PT" w:bidi="pt_PT"/>
-        </w:rPr>
         <w:t>"</w:t>
       </w:r>
       <w:r>
@@ -3221,21 +2796,6 @@
           <w:b/>
           <w:lang w:val="pt_PT" w:bidi="pt_PT"/>
         </w:rPr>
-        <w:t>καὶ ὑμῖν &amp; ἄνεσιν</w:t>
-      </w:r>
-    </w:p>
-    <w:p>
-      <w:pPr/>
-      <w:r>
-        <w:rPr>
-          <w:lang w:val="pt_PT" w:bidi="pt_PT"/>
-        </w:rPr>
-      </w:r>
-      <w:r>
-        <w:rPr>
-          <w:b/>
-          <w:lang w:val="pt_PT" w:bidi="pt_PT"/>
-        </w:rPr>
         <w:t>"</w:t>
       </w:r>
       <w:r>
@@ -3346,21 +2906,6 @@
           <w:b/>
           <w:lang w:val="pt_PT" w:bidi="pt_PT"/>
         </w:rPr>
-        <w:t>καὶ ὑμῖν τοῖς θλιβομένοις, ἄνεσιν μεθ’ ἡμῶν</w:t>
-      </w:r>
-    </w:p>
-    <w:p>
-      <w:pPr/>
-      <w:r>
-        <w:rPr>
-          <w:lang w:val="pt_PT" w:bidi="pt_PT"/>
-        </w:rPr>
-      </w:r>
-      <w:r>
-        <w:rPr>
-          <w:b/>
-          <w:lang w:val="pt_PT" w:bidi="pt_PT"/>
-        </w:rPr>
         <w:t>"</w:t>
       </w:r>
       <w:r>
@@ -3471,21 +3016,6 @@
           <w:b/>
           <w:lang w:val="pt_PT" w:bidi="pt_PT"/>
         </w:rPr>
-        <w:t>ὑμῖν &amp; ἄνεσιν</w:t>
-      </w:r>
-    </w:p>
-    <w:p>
-      <w:pPr/>
-      <w:r>
-        <w:rPr>
-          <w:lang w:val="pt_PT" w:bidi="pt_PT"/>
-        </w:rPr>
-      </w:r>
-      <w:r>
-        <w:rPr>
-          <w:b/>
-          <w:lang w:val="pt_PT" w:bidi="pt_PT"/>
-        </w:rPr>
         <w:t>"descanso a vocês".</w:t>
       </w:r>
     </w:p>
@@ -3582,21 +3112,6 @@
           <w:b/>
           <w:lang w:val="pt_PT" w:bidi="pt_PT"/>
         </w:rPr>
-        <w:t>τοῖς θλιβομένοις</w:t>
-      </w:r>
-    </w:p>
-    <w:p>
-      <w:pPr/>
-      <w:r>
-        <w:rPr>
-          <w:lang w:val="pt_PT" w:bidi="pt_PT"/>
-        </w:rPr>
-      </w:r>
-      <w:r>
-        <w:rPr>
-          <w:b/>
-          <w:lang w:val="pt_PT" w:bidi="pt_PT"/>
-        </w:rPr>
         <w:t>"</w:t>
       </w:r>
       <w:r>
@@ -3694,21 +3209,6 @@
           <w:b/>
           <w:lang w:val="pt_PT" w:bidi="pt_PT"/>
         </w:rPr>
-        <w:t>ἐν τῇ ἀποκαλύψει τοῦ Κυρίου Ἰησοῦ</w:t>
-      </w:r>
-    </w:p>
-    <w:p>
-      <w:pPr/>
-      <w:r>
-        <w:rPr>
-          <w:lang w:val="pt_PT" w:bidi="pt_PT"/>
-        </w:rPr>
-      </w:r>
-      <w:r>
-        <w:rPr>
-          <w:b/>
-          <w:lang w:val="pt_PT" w:bidi="pt_PT"/>
-        </w:rPr>
         <w:t>"</w:t>
       </w:r>
       <w:r>
@@ -3819,21 +3319,6 @@
           <w:b/>
           <w:lang w:val="pt_PT" w:bidi="pt_PT"/>
         </w:rPr>
-        <w:t>διδόντος ἐκδίκησιν τοῖς</w:t>
-      </w:r>
-    </w:p>
-    <w:p>
-      <w:pPr/>
-      <w:r>
-        <w:rPr>
-          <w:lang w:val="pt_PT" w:bidi="pt_PT"/>
-        </w:rPr>
-      </w:r>
-      <w:r>
-        <w:rPr>
-          <w:b/>
-          <w:lang w:val="pt_PT" w:bidi="pt_PT"/>
-        </w:rPr>
         <w:t>"</w:t>
       </w:r>
       <w:r>
@@ -3944,21 +3429,6 @@
           <w:b/>
           <w:lang w:val="pt_PT" w:bidi="pt_PT"/>
         </w:rPr>
-        <w:t>τοῖς μὴ εἰδόσι Θεὸν</w:t>
-      </w:r>
-    </w:p>
-    <w:p>
-      <w:pPr/>
-      <w:r>
-        <w:rPr>
-          <w:lang w:val="pt_PT" w:bidi="pt_PT"/>
-        </w:rPr>
-      </w:r>
-      <w:r>
-        <w:rPr>
-          <w:b/>
-          <w:lang w:val="pt_PT" w:bidi="pt_PT"/>
-        </w:rPr>
         <w:t>"</w:t>
       </w:r>
       <w:r>
@@ -4088,21 +3558,6 @@
           <w:b/>
           <w:lang w:val="pt_PT" w:bidi="pt_PT"/>
         </w:rPr>
-        <w:t>καὶ τοῖς μὴ ὑπακούουσιν τῷ εὐαγγελίῳ</w:t>
-      </w:r>
-    </w:p>
-    <w:p>
-      <w:pPr/>
-      <w:r>
-        <w:rPr>
-          <w:lang w:val="pt_PT" w:bidi="pt_PT"/>
-        </w:rPr>
-      </w:r>
-      <w:r>
-        <w:rPr>
-          <w:b/>
-          <w:lang w:val="pt_PT" w:bidi="pt_PT"/>
-        </w:rPr>
         <w:t>"</w:t>
       </w:r>
       <w:r>
@@ -4226,21 +3681,6 @@
           <w:b/>
           <w:lang w:val="pt_PT" w:bidi="pt_PT"/>
         </w:rPr>
-        <w:t>ὑπακούουσιν τῷ εὐαγγελίῳ</w:t>
-      </w:r>
-    </w:p>
-    <w:p>
-      <w:pPr/>
-      <w:r>
-        <w:rPr>
-          <w:lang w:val="pt_PT" w:bidi="pt_PT"/>
-        </w:rPr>
-      </w:r>
-      <w:r>
-        <w:rPr>
-          <w:b/>
-          <w:lang w:val="pt_PT" w:bidi="pt_PT"/>
-        </w:rPr>
         <w:t xml:space="preserve">"não </w:t>
       </w:r>
       <w:r>
@@ -4338,21 +3778,6 @@
           <w:b/>
           <w:lang w:val="pt_PT" w:bidi="pt_PT"/>
         </w:rPr>
-        <w:t>τῷ εὐαγγελίῳ τοῦ Κυρίου ἡμῶν, Ἰησοῦ</w:t>
-      </w:r>
-    </w:p>
-    <w:p>
-      <w:pPr/>
-      <w:r>
-        <w:rPr>
-          <w:lang w:val="pt_PT" w:bidi="pt_PT"/>
-        </w:rPr>
-      </w:r>
-      <w:r>
-        <w:rPr>
-          <w:b/>
-          <w:lang w:val="pt_PT" w:bidi="pt_PT"/>
-        </w:rPr>
         <w:t>"</w:t>
       </w:r>
       <w:r>
@@ -4476,21 +3901,6 @@
           <w:b/>
           <w:lang w:val="pt_PT" w:bidi="pt_PT"/>
         </w:rPr>
-        <w:t>οἵτινες δίκην τίσουσιν</w:t>
-      </w:r>
-    </w:p>
-    <w:p>
-      <w:pPr/>
-      <w:r>
-        <w:rPr>
-          <w:lang w:val="pt_PT" w:bidi="pt_PT"/>
-        </w:rPr>
-      </w:r>
-      <w:r>
-        <w:rPr>
-          <w:b/>
-          <w:lang w:val="pt_PT" w:bidi="pt_PT"/>
-        </w:rPr>
         <w:t>"Eles serão castigados".</w:t>
       </w:r>
     </w:p>
@@ -4587,21 +3997,6 @@
           <w:b/>
           <w:lang w:val="pt_PT" w:bidi="pt_PT"/>
         </w:rPr>
-        <w:t>οἵτινες δίκην τίσουσιν</w:t>
-      </w:r>
-    </w:p>
-    <w:p>
-      <w:pPr/>
-      <w:r>
-        <w:rPr>
-          <w:lang w:val="pt_PT" w:bidi="pt_PT"/>
-        </w:rPr>
-      </w:r>
-      <w:r>
-        <w:rPr>
-          <w:b/>
-          <w:lang w:val="pt_PT" w:bidi="pt_PT"/>
-        </w:rPr>
         <w:t>"Eles serão castigados".</w:t>
       </w:r>
     </w:p>
@@ -4698,21 +4093,6 @@
           <w:b/>
           <w:lang w:val="pt_PT" w:bidi="pt_PT"/>
         </w:rPr>
-        <w:t>δίκην τίσουσιν</w:t>
-      </w:r>
-    </w:p>
-    <w:p>
-      <w:pPr/>
-      <w:r>
-        <w:rPr>
-          <w:lang w:val="pt_PT" w:bidi="pt_PT"/>
-        </w:rPr>
-      </w:r>
-      <w:r>
-        <w:rPr>
-          <w:b/>
-          <w:lang w:val="pt_PT" w:bidi="pt_PT"/>
-        </w:rPr>
         <w:t>"eles serão castigados".</w:t>
       </w:r>
     </w:p>
@@ -4796,21 +4176,6 @@
           <w:b/>
           <w:lang w:val="pt_PT" w:bidi="pt_PT"/>
         </w:rPr>
-        <w:t>ὄλεθρον αἰώνιον</w:t>
-      </w:r>
-    </w:p>
-    <w:p>
-      <w:pPr/>
-      <w:r>
-        <w:rPr>
-          <w:lang w:val="pt_PT" w:bidi="pt_PT"/>
-        </w:rPr>
-      </w:r>
-      <w:r>
-        <w:rPr>
-          <w:b/>
-          <w:lang w:val="pt_PT" w:bidi="pt_PT"/>
-        </w:rPr>
         <w:t>"destruição eterna".</w:t>
       </w:r>
     </w:p>
@@ -4933,21 +4298,6 @@
           <w:b/>
           <w:lang w:val="pt_PT" w:bidi="pt_PT"/>
         </w:rPr>
-        <w:t>ἀπὸ προσώπου τοῦ Κυρίου</w:t>
-      </w:r>
-    </w:p>
-    <w:p>
-      <w:pPr/>
-      <w:r>
-        <w:rPr>
-          <w:lang w:val="pt_PT" w:bidi="pt_PT"/>
-        </w:rPr>
-      </w:r>
-      <w:r>
-        <w:rPr>
-          <w:b/>
-          <w:lang w:val="pt_PT" w:bidi="pt_PT"/>
-        </w:rPr>
         <w:t>"longe da presença do Senhor".</w:t>
       </w:r>
     </w:p>
@@ -5044,21 +4394,6 @@
           <w:b/>
           <w:lang w:val="pt_PT" w:bidi="pt_PT"/>
         </w:rPr>
-        <w:t>τῆς δόξης τῆς ἰσχύος αὐτοῦ</w:t>
-      </w:r>
-    </w:p>
-    <w:p>
-      <w:pPr/>
-      <w:r>
-        <w:rPr>
-          <w:lang w:val="pt_PT" w:bidi="pt_PT"/>
-        </w:rPr>
-      </w:r>
-      <w:r>
-        <w:rPr>
-          <w:b/>
-          <w:lang w:val="pt_PT" w:bidi="pt_PT"/>
-        </w:rPr>
         <w:t>"e do seu glorioso poder".</w:t>
       </w:r>
     </w:p>
@@ -5181,21 +4516,6 @@
           <w:b/>
           <w:lang w:val="pt_PT" w:bidi="pt_PT"/>
         </w:rPr>
-        <w:t>τῆς δόξης τῆς ἰσχύος αὐτοῦ</w:t>
-      </w:r>
-    </w:p>
-    <w:p>
-      <w:pPr/>
-      <w:r>
-        <w:rPr>
-          <w:lang w:val="pt_PT" w:bidi="pt_PT"/>
-        </w:rPr>
-      </w:r>
-      <w:r>
-        <w:rPr>
-          <w:b/>
-          <w:lang w:val="pt_PT" w:bidi="pt_PT"/>
-        </w:rPr>
         <w:t>"do seu glorioso poder".</w:t>
       </w:r>
     </w:p>
@@ -5331,21 +4651,6 @@
           <w:b/>
           <w:lang w:val="pt_PT" w:bidi="pt_PT"/>
         </w:rPr>
-        <w:t>ὅταν ἔλθῃ &amp; ἐν τῇ ἡμέρᾳ ἐκείνῃ</w:t>
-      </w:r>
-    </w:p>
-    <w:p>
-      <w:pPr/>
-      <w:r>
-        <w:rPr>
-          <w:lang w:val="pt_PT" w:bidi="pt_PT"/>
-        </w:rPr>
-      </w:r>
-      <w:r>
-        <w:rPr>
-          <w:b/>
-          <w:lang w:val="pt_PT" w:bidi="pt_PT"/>
-        </w:rPr>
         <w:t>"isso acontecerá naquele dia".</w:t>
       </w:r>
     </w:p>
@@ -5442,21 +4747,6 @@
           <w:b/>
           <w:lang w:val="pt_PT" w:bidi="pt_PT"/>
         </w:rPr>
-        <w:t>ἐνδοξασθῆναι ἐν τοῖς ἁγίοις αὐτοῦ, καὶ θαυμασθῆναι ἐν πᾶσιν τοῖς πιστεύσασιν</w:t>
-      </w:r>
-    </w:p>
-    <w:p>
-      <w:pPr/>
-      <w:r>
-        <w:rPr>
-          <w:lang w:val="pt_PT" w:bidi="pt_PT"/>
-        </w:rPr>
-      </w:r>
-      <w:r>
-        <w:rPr>
-          <w:b/>
-          <w:lang w:val="pt_PT" w:bidi="pt_PT"/>
-        </w:rPr>
         <w:t>"</w:t>
       </w:r>
       <w:r>
@@ -5554,21 +4844,6 @@
           <w:b/>
           <w:lang w:val="pt_PT" w:bidi="pt_PT"/>
         </w:rPr>
-        <w:t>ἐνδοξασθῆναι ἐν τοῖς ἁγίοις αὐτοῦ, καὶ θαυμασθῆναι</w:t>
-      </w:r>
-    </w:p>
-    <w:p>
-      <w:pPr/>
-      <w:r>
-        <w:rPr>
-          <w:lang w:val="pt_PT" w:bidi="pt_PT"/>
-        </w:rPr>
-      </w:r>
-      <w:r>
-        <w:rPr>
-          <w:b/>
-          <w:lang w:val="pt_PT" w:bidi="pt_PT"/>
-        </w:rPr>
         <w:t>"</w:t>
       </w:r>
       <w:r>
@@ -5692,21 +4967,6 @@
           <w:b/>
           <w:lang w:val="pt_PT" w:bidi="pt_PT"/>
         </w:rPr>
-        <w:t>ἐνδοξασθῆναι ἐν τοῖς ἁγίοις αὐτοῦ, καὶ θαυμασθῆναι ἐν πᾶσιν τοῖς πιστεύσασιν</w:t>
-      </w:r>
-    </w:p>
-    <w:p>
-      <w:pPr/>
-      <w:r>
-        <w:rPr>
-          <w:lang w:val="pt_PT" w:bidi="pt_PT"/>
-        </w:rPr>
-      </w:r>
-      <w:r>
-        <w:rPr>
-          <w:b/>
-          <w:lang w:val="pt_PT" w:bidi="pt_PT"/>
-        </w:rPr>
         <w:t>"</w:t>
       </w:r>
       <w:r>
@@ -5810,21 +5070,6 @@
           <w:b/>
           <w:lang w:val="pt_PT" w:bidi="pt_PT"/>
         </w:rPr>
-        <w:t>ἐπιστεύθη τὸ μαρτύριον ἡμῶν ἐφ’ ὑμᾶς</w:t>
-      </w:r>
-    </w:p>
-    <w:p>
-      <w:pPr/>
-      <w:r>
-        <w:rPr>
-          <w:lang w:val="pt_PT" w:bidi="pt_PT"/>
-        </w:rPr>
-      </w:r>
-      <w:r>
-        <w:rPr>
-          <w:b/>
-          <w:lang w:val="pt_PT" w:bidi="pt_PT"/>
-        </w:rPr>
         <w:t>"</w:t>
       </w:r>
       <w:r>
@@ -5922,21 +5167,6 @@
           <w:b/>
           <w:lang w:val="pt_PT" w:bidi="pt_PT"/>
         </w:rPr>
-        <w:t>εἰς ὃ</w:t>
-      </w:r>
-    </w:p>
-    <w:p>
-      <w:pPr/>
-      <w:r>
-        <w:rPr>
-          <w:lang w:val="pt_PT" w:bidi="pt_PT"/>
-        </w:rPr>
-      </w:r>
-      <w:r>
-        <w:rPr>
-          <w:b/>
-          <w:lang w:val="pt_PT" w:bidi="pt_PT"/>
-        </w:rPr>
         <w:t>"É por isso".</w:t>
       </w:r>
     </w:p>
@@ -6033,21 +5263,6 @@
           <w:b/>
           <w:lang w:val="pt_PT" w:bidi="pt_PT"/>
         </w:rPr>
-        <w:t>καὶ προσευχόμεθα πάντοτε περὶ ὑμῶν</w:t>
-      </w:r>
-    </w:p>
-    <w:p>
-      <w:pPr/>
-      <w:r>
-        <w:rPr>
-          <w:lang w:val="pt_PT" w:bidi="pt_PT"/>
-        </w:rPr>
-      </w:r>
-      <w:r>
-        <w:rPr>
-          <w:b/>
-          <w:lang w:val="pt_PT" w:bidi="pt_PT"/>
-        </w:rPr>
         <w:t>"</w:t>
       </w:r>
       <w:r>
@@ -6158,21 +5373,6 @@
           <w:b/>
           <w:lang w:val="pt_PT" w:bidi="pt_PT"/>
         </w:rPr>
-        <w:t>τῆς κλήσεως</w:t>
-      </w:r>
-    </w:p>
-    <w:p>
-      <w:pPr/>
-      <w:r>
-        <w:rPr>
-          <w:lang w:val="pt_PT" w:bidi="pt_PT"/>
-        </w:rPr>
-      </w:r>
-      <w:r>
-        <w:rPr>
-          <w:b/>
-          <w:lang w:val="pt_PT" w:bidi="pt_PT"/>
-        </w:rPr>
         <w:t>"chamou".</w:t>
       </w:r>
     </w:p>
@@ -6269,21 +5469,6 @@
           <w:b/>
           <w:lang w:val="pt_PT" w:bidi="pt_PT"/>
         </w:rPr>
-        <w:t>πληρώσῃ πᾶσαν εὐδοκίαν ἀγαθωσύνης, καὶ ἔργον πίστεως ἐν δυνάμει</w:t>
-      </w:r>
-    </w:p>
-    <w:p>
-      <w:pPr/>
-      <w:r>
-        <w:rPr>
-          <w:lang w:val="pt_PT" w:bidi="pt_PT"/>
-        </w:rPr>
-      </w:r>
-      <w:r>
-        <w:rPr>
-          <w:b/>
-          <w:lang w:val="pt_PT" w:bidi="pt_PT"/>
-        </w:rPr>
         <w:t>"</w:t>
       </w:r>
       <w:r>
@@ -6433,21 +5618,6 @@
           <w:b/>
           <w:lang w:val="pt_PT" w:bidi="pt_PT"/>
         </w:rPr>
-        <w:t>καὶ πληρώσῃ</w:t>
-      </w:r>
-    </w:p>
-    <w:p>
-      <w:pPr/>
-      <w:r>
-        <w:rPr>
-          <w:lang w:val="pt_PT" w:bidi="pt_PT"/>
-        </w:rPr>
-      </w:r>
-      <w:r>
-        <w:rPr>
-          <w:b/>
-          <w:lang w:val="pt_PT" w:bidi="pt_PT"/>
-        </w:rPr>
         <w:t>"</w:t>
       </w:r>
       <w:r>
@@ -6571,21 +5741,6 @@
           <w:b/>
           <w:lang w:val="pt_PT" w:bidi="pt_PT"/>
         </w:rPr>
-        <w:t>ὅπως</w:t>
-      </w:r>
-    </w:p>
-    <w:p>
-      <w:pPr/>
-      <w:r>
-        <w:rPr>
-          <w:lang w:val="pt_PT" w:bidi="pt_PT"/>
-        </w:rPr>
-      </w:r>
-      <w:r>
-        <w:rPr>
-          <w:b/>
-          <w:lang w:val="pt_PT" w:bidi="pt_PT"/>
-        </w:rPr>
         <w:t>"Assim".</w:t>
       </w:r>
     </w:p>
@@ -6682,21 +5837,6 @@
           <w:b/>
           <w:lang w:val="pt_PT" w:bidi="pt_PT"/>
         </w:rPr>
-        <w:t>τὸ ὄνομα τοῦ Κυρίου ἡμῶν, Ἰησοῦ</w:t>
-      </w:r>
-    </w:p>
-    <w:p>
-      <w:pPr/>
-      <w:r>
-        <w:rPr>
-          <w:lang w:val="pt_PT" w:bidi="pt_PT"/>
-        </w:rPr>
-      </w:r>
-      <w:r>
-        <w:rPr>
-          <w:b/>
-          <w:lang w:val="pt_PT" w:bidi="pt_PT"/>
-        </w:rPr>
         <w:t>"</w:t>
       </w:r>
       <w:r>
@@ -6794,21 +5934,6 @@
           <w:b/>
           <w:lang w:val="pt_PT" w:bidi="pt_PT"/>
         </w:rPr>
-        <w:t>ὅπως ἐνδοξασθῇ τὸ ὄνομα τοῦ Κυρίου ἡμῶν, Ἰησοῦ, ἐν ὑμῖν</w:t>
-      </w:r>
-    </w:p>
-    <w:p>
-      <w:pPr/>
-      <w:r>
-        <w:rPr>
-          <w:lang w:val="pt_PT" w:bidi="pt_PT"/>
-        </w:rPr>
-      </w:r>
-      <w:r>
-        <w:rPr>
-          <w:b/>
-          <w:lang w:val="pt_PT" w:bidi="pt_PT"/>
-        </w:rPr>
         <w:t>"</w:t>
       </w:r>
       <w:r>
@@ -6906,21 +6031,6 @@
           <w:b/>
           <w:lang w:val="pt_PT" w:bidi="pt_PT"/>
         </w:rPr>
-        <w:t>καὶ ὑμεῖς ἐν αὐτῷ</w:t>
-      </w:r>
-    </w:p>
-    <w:p>
-      <w:pPr/>
-      <w:r>
-        <w:rPr>
-          <w:lang w:val="pt_PT" w:bidi="pt_PT"/>
-        </w:rPr>
-      </w:r>
-      <w:r>
-        <w:rPr>
-          <w:b/>
-          <w:lang w:val="pt_PT" w:bidi="pt_PT"/>
-        </w:rPr>
         <w:t>"</w:t>
       </w:r>
       <w:r>
@@ -7018,21 +6128,6 @@
           <w:b/>
           <w:lang w:val="pt_PT" w:bidi="pt_PT"/>
         </w:rPr>
-        <w:t>καὶ ὑμεῖς ἐν αὐτῷ</w:t>
-      </w:r>
-    </w:p>
-    <w:p>
-      <w:pPr/>
-      <w:r>
-        <w:rPr>
-          <w:lang w:val="pt_PT" w:bidi="pt_PT"/>
-        </w:rPr>
-      </w:r>
-      <w:r>
-        <w:rPr>
-          <w:b/>
-          <w:lang w:val="pt_PT" w:bidi="pt_PT"/>
-        </w:rPr>
         <w:t>"</w:t>
       </w:r>
       <w:r>
@@ -7130,21 +6225,6 @@
           <w:b/>
           <w:lang w:val="pt_PT" w:bidi="pt_PT"/>
         </w:rPr>
-        <w:t>κατὰ τὴν χάριν τοῦ Θεοῦ ἡμῶν</w:t>
-      </w:r>
-    </w:p>
-    <w:p>
-      <w:pPr/>
-      <w:r>
-        <w:rPr>
-          <w:lang w:val="pt_PT" w:bidi="pt_PT"/>
-        </w:rPr>
-      </w:r>
-      <w:r>
-        <w:rPr>
-          <w:b/>
-          <w:lang w:val="pt_PT" w:bidi="pt_PT"/>
-        </w:rPr>
         <w:t>"</w:t>
       </w:r>
       <w:r>
@@ -7255,21 +6335,6 @@
           <w:b/>
           <w:lang w:val="pt_PT" w:bidi="pt_PT"/>
         </w:rPr>
-        <w:t>τοῦ Θεοῦ ἡμῶν καὶ Κυρίου Ἰησοῦ Χριστοῦ</w:t>
-      </w:r>
-    </w:p>
-    <w:p>
-      <w:pPr/>
-      <w:r>
-        <w:rPr>
-          <w:lang w:val="pt_PT" w:bidi="pt_PT"/>
-        </w:rPr>
-      </w:r>
-      <w:r>
-        <w:rPr>
-          <w:b/>
-          <w:lang w:val="pt_PT" w:bidi="pt_PT"/>
-        </w:rPr>
         <w:t>"do nosso Deus e do Senhor Jesus Cristo".</w:t>
       </w:r>
     </w:p>
@@ -7423,21 +6488,6 @@
           <w:b/>
           <w:lang w:val="pt_PT" w:bidi="pt_PT"/>
         </w:rPr>
-        <w:t>δὲ</w:t>
-      </w:r>
-    </w:p>
-    <w:p>
-      <w:pPr/>
-      <w:r>
-        <w:rPr>
-          <w:lang w:val="pt_PT" w:bidi="pt_PT"/>
-        </w:rPr>
-      </w:r>
-      <w:r>
-        <w:rPr>
-          <w:b/>
-          <w:lang w:val="pt_PT" w:bidi="pt_PT"/>
-        </w:rPr>
         <w:t>"Agora".</w:t>
       </w:r>
     </w:p>
@@ -7534,21 +6584,6 @@
           <w:b/>
           <w:lang w:val="pt_PT" w:bidi="pt_PT"/>
         </w:rPr>
-        <w:t>ὑπὲρ τῆς παρουσίας τοῦ Κυρίου ἡμῶν, Ἰησοῦ Χριστοῦ, καὶ ἡμῶν ἐπισυναγωγῆς ἐπ’ αὐτόν</w:t>
-      </w:r>
-    </w:p>
-    <w:p>
-      <w:pPr/>
-      <w:r>
-        <w:rPr>
-          <w:lang w:val="pt_PT" w:bidi="pt_PT"/>
-        </w:rPr>
-      </w:r>
-      <w:r>
-        <w:rPr>
-          <w:b/>
-          <w:lang w:val="pt_PT" w:bidi="pt_PT"/>
-        </w:rPr>
         <w:t>"</w:t>
       </w:r>
       <w:r>
@@ -7672,21 +6707,6 @@
           <w:b/>
           <w:lang w:val="pt_PT" w:bidi="pt_PT"/>
         </w:rPr>
-        <w:t>ὑπὲρ τῆς παρουσίας τοῦ Κυρίου ἡμῶν, Ἰησοῦ Χριστοῦ, καὶ ἡμῶν ἐπισυναγωγῆς ἐπ’ αὐτόν</w:t>
-      </w:r>
-    </w:p>
-    <w:p>
-      <w:pPr/>
-      <w:r>
-        <w:rPr>
-          <w:lang w:val="pt_PT" w:bidi="pt_PT"/>
-        </w:rPr>
-      </w:r>
-      <w:r>
-        <w:rPr>
-          <w:b/>
-          <w:lang w:val="pt_PT" w:bidi="pt_PT"/>
-        </w:rPr>
         <w:t>"</w:t>
       </w:r>
       <w:r>
@@ -7810,21 +6830,6 @@
           <w:b/>
           <w:lang w:val="pt_PT" w:bidi="pt_PT"/>
         </w:rPr>
-        <w:t>ἀδελφοί</w:t>
-      </w:r>
-    </w:p>
-    <w:p>
-      <w:pPr/>
-      <w:r>
-        <w:rPr>
-          <w:lang w:val="pt_PT" w:bidi="pt_PT"/>
-        </w:rPr>
-      </w:r>
-      <w:r>
-        <w:rPr>
-          <w:b/>
-          <w:lang w:val="pt_PT" w:bidi="pt_PT"/>
-        </w:rPr>
         <w:t>"irmãos".</w:t>
       </w:r>
     </w:p>
@@ -7921,21 +6926,6 @@
           <w:b/>
           <w:lang w:val="pt_PT" w:bidi="pt_PT"/>
         </w:rPr>
-        <w:t>εἰς τὸ μὴ ταχέως σαλευθῆναι ὑμᾶς ἀπὸ τοῦ νοὸς</w:t>
-      </w:r>
-    </w:p>
-    <w:p>
-      <w:pPr/>
-      <w:r>
-        <w:rPr>
-          <w:lang w:val="pt_PT" w:bidi="pt_PT"/>
-        </w:rPr>
-      </w:r>
-      <w:r>
-        <w:rPr>
-          <w:b/>
-          <w:lang w:val="pt_PT" w:bidi="pt_PT"/>
-        </w:rPr>
         <w:t>"</w:t>
       </w:r>
       <w:r>
@@ -8046,21 +7036,6 @@
           <w:b/>
           <w:lang w:val="pt_PT" w:bidi="pt_PT"/>
         </w:rPr>
-        <w:t>μηδὲ θροεῖσθαι</w:t>
-      </w:r>
-    </w:p>
-    <w:p>
-      <w:pPr/>
-      <w:r>
-        <w:rPr>
-          <w:lang w:val="pt_PT" w:bidi="pt_PT"/>
-        </w:rPr>
-      </w:r>
-      <w:r>
-        <w:rPr>
-          <w:b/>
-          <w:lang w:val="pt_PT" w:bidi="pt_PT"/>
-        </w:rPr>
         <w:t>"</w:t>
       </w:r>
       <w:r>
@@ -8178,21 +7153,6 @@
           <w:b/>
           <w:lang w:val="pt_PT" w:bidi="pt_PT"/>
         </w:rPr>
-        <w:t>μήτε διὰ πνεύματος, μήτε διὰ λόγου, μήτε δι’ ἐπιστολῆς, ὡς δι’ ἡμῶν</w:t>
-      </w:r>
-    </w:p>
-    <w:p>
-      <w:pPr/>
-      <w:r>
-        <w:rPr>
-          <w:lang w:val="pt_PT" w:bidi="pt_PT"/>
-        </w:rPr>
-      </w:r>
-      <w:r>
-        <w:rPr>
-          <w:b/>
-          <w:lang w:val="pt_PT" w:bidi="pt_PT"/>
-        </w:rPr>
         <w:t>"</w:t>
       </w:r>
       <w:r>
@@ -8316,21 +7276,6 @@
           <w:b/>
           <w:lang w:val="pt_PT" w:bidi="pt_PT"/>
         </w:rPr>
-        <w:t>ὡς δι’ ἡμῶν</w:t>
-      </w:r>
-    </w:p>
-    <w:p>
-      <w:pPr/>
-      <w:r>
-        <w:rPr>
-          <w:lang w:val="pt_PT" w:bidi="pt_PT"/>
-        </w:rPr>
-      </w:r>
-      <w:r>
-        <w:rPr>
-          <w:b/>
-          <w:lang w:val="pt_PT" w:bidi="pt_PT"/>
-        </w:rPr>
         <w:t>"</w:t>
       </w:r>
       <w:r>
@@ -8428,21 +7373,6 @@
           <w:b/>
           <w:lang w:val="pt_PT" w:bidi="pt_PT"/>
         </w:rPr>
-        <w:t>ὡς ὅτι</w:t>
-      </w:r>
-    </w:p>
-    <w:p>
-      <w:pPr/>
-      <w:r>
-        <w:rPr>
-          <w:lang w:val="pt_PT" w:bidi="pt_PT"/>
-        </w:rPr>
-      </w:r>
-      <w:r>
-        <w:rPr>
-          <w:b/>
-          <w:lang w:val="pt_PT" w:bidi="pt_PT"/>
-        </w:rPr>
         <w:t>"</w:t>
       </w:r>
       <w:r>
@@ -8540,21 +7470,6 @@
           <w:b/>
           <w:lang w:val="pt_PT" w:bidi="pt_PT"/>
         </w:rPr>
-        <w:t>ἡ ἡμέρα τοῦ Κυρίου</w:t>
-      </w:r>
-    </w:p>
-    <w:p>
-      <w:pPr/>
-      <w:r>
-        <w:rPr>
-          <w:lang w:val="pt_PT" w:bidi="pt_PT"/>
-        </w:rPr>
-      </w:r>
-      <w:r>
-        <w:rPr>
-          <w:b/>
-          <w:lang w:val="pt_PT" w:bidi="pt_PT"/>
-        </w:rPr>
         <w:t>"o Dia do Senhor".</w:t>
       </w:r>
     </w:p>
@@ -8631,21 +7546,6 @@
           <w:b/>
           <w:lang w:val="pt_PT" w:bidi="pt_PT"/>
         </w:rPr>
-        <w:t>μή τις ὑμᾶς ἐξαπατήσῃ κατὰ μηδένα τρόπον</w:t>
-      </w:r>
-    </w:p>
-    <w:p>
-      <w:pPr/>
-      <w:r>
-        <w:rPr>
-          <w:lang w:val="pt_PT" w:bidi="pt_PT"/>
-        </w:rPr>
-      </w:r>
-      <w:r>
-        <w:rPr>
-          <w:b/>
-          <w:lang w:val="pt_PT" w:bidi="pt_PT"/>
-        </w:rPr>
         <w:t>"</w:t>
       </w:r>
       <w:r>
@@ -8735,21 +7635,6 @@
           <w:b/>
           <w:lang w:val="pt_PT" w:bidi="pt_PT"/>
         </w:rPr>
-        <w:t>ὅτι ἐὰν μὴ ἔλθῃ ἡ ἀποστασία πρῶτον</w:t>
-      </w:r>
-    </w:p>
-    <w:p>
-      <w:pPr/>
-      <w:r>
-        <w:rPr>
-          <w:lang w:val="pt_PT" w:bidi="pt_PT"/>
-        </w:rPr>
-      </w:r>
-      <w:r>
-        <w:rPr>
-          <w:b/>
-          <w:lang w:val="pt_PT" w:bidi="pt_PT"/>
-        </w:rPr>
         <w:t>"</w:t>
       </w:r>
       <w:r>
@@ -8847,21 +7732,6 @@
           <w:b/>
           <w:lang w:val="pt_PT" w:bidi="pt_PT"/>
         </w:rPr>
-        <w:t>ἡ ἀποστασία</w:t>
-      </w:r>
-    </w:p>
-    <w:p>
-      <w:pPr/>
-      <w:r>
-        <w:rPr>
-          <w:lang w:val="pt_PT" w:bidi="pt_PT"/>
-        </w:rPr>
-      </w:r>
-      <w:r>
-        <w:rPr>
-          <w:b/>
-          <w:lang w:val="pt_PT" w:bidi="pt_PT"/>
-        </w:rPr>
         <w:t>"a Revolta".</w:t>
       </w:r>
     </w:p>
@@ -8958,21 +7828,6 @@
           <w:b/>
           <w:lang w:val="pt_PT" w:bidi="pt_PT"/>
         </w:rPr>
-        <w:t>ἀποκαλυφθῇ ὁ ἄνθρωπος τῆς ἀνομίας</w:t>
-      </w:r>
-    </w:p>
-    <w:p>
-      <w:pPr/>
-      <w:r>
-        <w:rPr>
-          <w:lang w:val="pt_PT" w:bidi="pt_PT"/>
-        </w:rPr>
-      </w:r>
-      <w:r>
-        <w:rPr>
-          <w:b/>
-          <w:lang w:val="pt_PT" w:bidi="pt_PT"/>
-        </w:rPr>
         <w:t>"</w:t>
       </w:r>
       <w:r>
@@ -9070,21 +7925,6 @@
           <w:b/>
           <w:lang w:val="pt_PT" w:bidi="pt_PT"/>
         </w:rPr>
-        <w:t>ὁ ἄνθρωπος τῆς ἀνομίας</w:t>
-      </w:r>
-    </w:p>
-    <w:p>
-      <w:pPr/>
-      <w:r>
-        <w:rPr>
-          <w:lang w:val="pt_PT" w:bidi="pt_PT"/>
-        </w:rPr>
-      </w:r>
-      <w:r>
-        <w:rPr>
-          <w:b/>
-          <w:lang w:val="pt_PT" w:bidi="pt_PT"/>
-        </w:rPr>
         <w:t>"o Perverso".</w:t>
       </w:r>
     </w:p>
@@ -9181,21 +8021,6 @@
           <w:b/>
           <w:lang w:val="pt_PT" w:bidi="pt_PT"/>
         </w:rPr>
-        <w:t>ὁ υἱὸς τῆς ἀπωλείας</w:t>
-      </w:r>
-    </w:p>
-    <w:p>
-      <w:pPr/>
-      <w:r>
-        <w:rPr>
-          <w:lang w:val="pt_PT" w:bidi="pt_PT"/>
-        </w:rPr>
-      </w:r>
-      <w:r>
-        <w:rPr>
-          <w:b/>
-          <w:lang w:val="pt_PT" w:bidi="pt_PT"/>
-        </w:rPr>
         <w:t>"</w:t>
       </w:r>
       <w:r>
@@ -9390,21 +8215,6 @@
           <w:b/>
           <w:lang w:val="pt_PT" w:bidi="pt_PT"/>
         </w:rPr>
-        <w:t>πάντα λεγόμενον θεὸν ἢ σέβασμα</w:t>
-      </w:r>
-    </w:p>
-    <w:p>
-      <w:pPr/>
-      <w:r>
-        <w:rPr>
-          <w:lang w:val="pt_PT" w:bidi="pt_PT"/>
-        </w:rPr>
-      </w:r>
-      <w:r>
-        <w:rPr>
-          <w:b/>
-          <w:lang w:val="pt_PT" w:bidi="pt_PT"/>
-        </w:rPr>
         <w:t>"</w:t>
       </w:r>
       <w:r>
@@ -9502,21 +8312,6 @@
           <w:b/>
           <w:lang w:val="pt_PT" w:bidi="pt_PT"/>
         </w:rPr>
-        <w:t>αὐτὸν &amp; καθίσαι</w:t>
-      </w:r>
-    </w:p>
-    <w:p>
-      <w:pPr/>
-      <w:r>
-        <w:rPr>
-          <w:lang w:val="pt_PT" w:bidi="pt_PT"/>
-        </w:rPr>
-      </w:r>
-      <w:r>
-        <w:rPr>
-          <w:b/>
-          <w:lang w:val="pt_PT" w:bidi="pt_PT"/>
-        </w:rPr>
         <w:t>"</w:t>
       </w:r>
       <w:r>
@@ -9627,21 +8422,6 @@
           <w:b/>
           <w:lang w:val="pt_PT" w:bidi="pt_PT"/>
         </w:rPr>
-        <w:t>ἀποδεικνύντα ἑαυτὸν ὅτι ἔστιν Θεός</w:t>
-      </w:r>
-    </w:p>
-    <w:p>
-      <w:pPr/>
-      <w:r>
-        <w:rPr>
-          <w:lang w:val="pt_PT" w:bidi="pt_PT"/>
-        </w:rPr>
-      </w:r>
-      <w:r>
-        <w:rPr>
-          <w:b/>
-          <w:lang w:val="pt_PT" w:bidi="pt_PT"/>
-        </w:rPr>
         <w:t>"</w:t>
       </w:r>
       <w:r>
@@ -9719,21 +8499,6 @@
           <w:b/>
           <w:lang w:val="pt_PT" w:bidi="pt_PT"/>
         </w:rPr>
-        <w:t>οὐ μνημονεύετε ὅτι, ἔτι ὢν πρὸς ὑμᾶς, ταῦτα ἔλεγον ὑμῖν</w:t>
-      </w:r>
-    </w:p>
-    <w:p>
-      <w:pPr/>
-      <w:r>
-        <w:rPr>
-          <w:lang w:val="pt_PT" w:bidi="pt_PT"/>
-        </w:rPr>
-      </w:r>
-      <w:r>
-        <w:rPr>
-          <w:b/>
-          <w:lang w:val="pt_PT" w:bidi="pt_PT"/>
-        </w:rPr>
         <w:t>"</w:t>
       </w:r>
       <w:r>
@@ -9831,21 +8596,6 @@
           <w:b/>
           <w:lang w:val="pt_PT" w:bidi="pt_PT"/>
         </w:rPr>
-        <w:t>ταῦτα</w:t>
-      </w:r>
-    </w:p>
-    <w:p>
-      <w:pPr/>
-      <w:r>
-        <w:rPr>
-          <w:lang w:val="pt_PT" w:bidi="pt_PT"/>
-        </w:rPr>
-      </w:r>
-      <w:r>
-        <w:rPr>
-          <w:b/>
-          <w:lang w:val="pt_PT" w:bidi="pt_PT"/>
-        </w:rPr>
         <w:t>"tudo isso".</w:t>
       </w:r>
     </w:p>
@@ -9942,21 +8692,6 @@
           <w:b/>
           <w:lang w:val="pt_PT" w:bidi="pt_PT"/>
         </w:rPr>
-        <w:t>καὶ νῦν τὸ κατέχον οἴδατε</w:t>
-      </w:r>
-    </w:p>
-    <w:p>
-      <w:pPr/>
-      <w:r>
-        <w:rPr>
-          <w:lang w:val="pt_PT" w:bidi="pt_PT"/>
-        </w:rPr>
-      </w:r>
-      <w:r>
-        <w:rPr>
-          <w:b/>
-          <w:lang w:val="pt_PT" w:bidi="pt_PT"/>
-        </w:rPr>
         <w:t>"</w:t>
       </w:r>
       <w:r>
@@ -10073,21 +8808,6 @@
           <w:b/>
           <w:lang w:val="pt_PT" w:bidi="pt_PT"/>
         </w:rPr>
-        <w:t>τὸ ἀποκαλυφθῆναι αὐτὸν ἐν τῷ αὐτοῦ καιρῷ</w:t>
-      </w:r>
-    </w:p>
-    <w:p>
-      <w:pPr/>
-      <w:r>
-        <w:rPr>
-          <w:lang w:val="pt_PT" w:bidi="pt_PT"/>
-        </w:rPr>
-      </w:r>
-      <w:r>
-        <w:rPr>
-          <w:b/>
-          <w:lang w:val="pt_PT" w:bidi="pt_PT"/>
-        </w:rPr>
         <w:t>"</w:t>
       </w:r>
       <w:r>
@@ -10185,21 +8905,6 @@
           <w:b/>
           <w:lang w:val="pt_PT" w:bidi="pt_PT"/>
         </w:rPr>
-        <w:t>γὰρ</w:t>
-      </w:r>
-    </w:p>
-    <w:p>
-      <w:pPr/>
-      <w:r>
-        <w:rPr>
-          <w:lang w:val="pt_PT" w:bidi="pt_PT"/>
-        </w:rPr>
-      </w:r>
-      <w:r>
-        <w:rPr>
-          <w:b/>
-          <w:lang w:val="pt_PT" w:bidi="pt_PT"/>
-        </w:rPr>
         <w:t>"A Misteriosa".</w:t>
       </w:r>
     </w:p>
@@ -10309,21 +9014,6 @@
           <w:b/>
           <w:lang w:val="pt_PT" w:bidi="pt_PT"/>
         </w:rPr>
-        <w:t>τὸ &amp; μυστήριον ἤδη ἐνεργεῖται τῆς ἀνομίας</w:t>
-      </w:r>
-    </w:p>
-    <w:p>
-      <w:pPr/>
-      <w:r>
-        <w:rPr>
-          <w:lang w:val="pt_PT" w:bidi="pt_PT"/>
-        </w:rPr>
-      </w:r>
-      <w:r>
-        <w:rPr>
-          <w:b/>
-          <w:lang w:val="pt_PT" w:bidi="pt_PT"/>
-        </w:rPr>
         <w:t>"</w:t>
       </w:r>
       <w:r>
@@ -10447,21 +9137,6 @@
           <w:b/>
           <w:lang w:val="pt_PT" w:bidi="pt_PT"/>
         </w:rPr>
-        <w:t>ὁ κατέχων</w:t>
-      </w:r>
-    </w:p>
-    <w:p>
-      <w:pPr/>
-      <w:r>
-        <w:rPr>
-          <w:lang w:val="pt_PT" w:bidi="pt_PT"/>
-        </w:rPr>
-      </w:r>
-      <w:r>
-        <w:rPr>
-          <w:b/>
-          <w:lang w:val="pt_PT" w:bidi="pt_PT"/>
-        </w:rPr>
         <w:t>"</w:t>
       </w:r>
       <w:r>
@@ -10539,21 +9214,6 @@
           <w:b/>
           <w:lang w:val="pt_PT" w:bidi="pt_PT"/>
         </w:rPr>
-        <w:t>γένηται</w:t>
-      </w:r>
-    </w:p>
-    <w:p>
-      <w:pPr/>
-      <w:r>
-        <w:rPr>
-          <w:lang w:val="pt_PT" w:bidi="pt_PT"/>
-        </w:rPr>
-      </w:r>
-      <w:r>
-        <w:rPr>
-          <w:b/>
-          <w:lang w:val="pt_PT" w:bidi="pt_PT"/>
-        </w:rPr>
         <w:t>"</w:t>
       </w:r>
       <w:r>
@@ -10664,21 +9324,6 @@
           <w:b/>
           <w:lang w:val="pt_PT" w:bidi="pt_PT"/>
         </w:rPr>
-        <w:t>ἐκ μέσου γένηται</w:t>
-      </w:r>
-    </w:p>
-    <w:p>
-      <w:pPr/>
-      <w:r>
-        <w:rPr>
-          <w:lang w:val="pt_PT" w:bidi="pt_PT"/>
-        </w:rPr>
-      </w:r>
-      <w:r>
-        <w:rPr>
-          <w:b/>
-          <w:lang w:val="pt_PT" w:bidi="pt_PT"/>
-        </w:rPr>
         <w:t>"</w:t>
       </w:r>
       <w:r>
@@ -10776,21 +9421,6 @@
           <w:b/>
           <w:lang w:val="pt_PT" w:bidi="pt_PT"/>
         </w:rPr>
-        <w:t>καὶ τότε ἀποκαλυφθήσεται ὁ ἄνομος</w:t>
-      </w:r>
-    </w:p>
-    <w:p>
-      <w:pPr/>
-      <w:r>
-        <w:rPr>
-          <w:lang w:val="pt_PT" w:bidi="pt_PT"/>
-        </w:rPr>
-      </w:r>
-      <w:r>
-        <w:rPr>
-          <w:b/>
-          <w:lang w:val="pt_PT" w:bidi="pt_PT"/>
-        </w:rPr>
         <w:t>"</w:t>
       </w:r>
       <w:r>
@@ -10888,21 +9518,6 @@
           <w:b/>
           <w:lang w:val="pt_PT" w:bidi="pt_PT"/>
         </w:rPr>
-        <w:t>τῷ πνεύματι τοῦ στόματος αὐτοῦ</w:t>
-      </w:r>
-    </w:p>
-    <w:p>
-      <w:pPr/>
-      <w:r>
-        <w:rPr>
-          <w:lang w:val="pt_PT" w:bidi="pt_PT"/>
-        </w:rPr>
-      </w:r>
-      <w:r>
-        <w:rPr>
-          <w:b/>
-          <w:lang w:val="pt_PT" w:bidi="pt_PT"/>
-        </w:rPr>
         <w:t>"com um sopro".</w:t>
       </w:r>
     </w:p>
@@ -10999,21 +9614,6 @@
           <w:b/>
           <w:lang w:val="pt_PT" w:bidi="pt_PT"/>
         </w:rPr>
-        <w:t>ἀνελεῖ τῷ πνεύματι τοῦ στόματος αὐτοῦ, καὶ καταργήσει τῇ ἐπιφανείᾳ τῆς παρουσίας αὐτοῦ</w:t>
-      </w:r>
-    </w:p>
-    <w:p>
-      <w:pPr/>
-      <w:r>
-        <w:rPr>
-          <w:lang w:val="pt_PT" w:bidi="pt_PT"/>
-        </w:rPr>
-      </w:r>
-      <w:r>
-        <w:rPr>
-          <w:b/>
-          <w:lang w:val="pt_PT" w:bidi="pt_PT"/>
-        </w:rPr>
         <w:t>"</w:t>
       </w:r>
       <w:r>
@@ -11111,21 +9711,6 @@
           <w:b/>
           <w:lang w:val="pt_PT" w:bidi="pt_PT"/>
         </w:rPr>
-        <w:t>οὗ ἐστιν ἡ παρουσία, κατ’ ἐνέργειαν τοῦ Σατανᾶ</w:t>
-      </w:r>
-    </w:p>
-    <w:p>
-      <w:pPr/>
-      <w:r>
-        <w:rPr>
-          <w:lang w:val="pt_PT" w:bidi="pt_PT"/>
-        </w:rPr>
-      </w:r>
-      <w:r>
-        <w:rPr>
-          <w:b/>
-          <w:lang w:val="pt_PT" w:bidi="pt_PT"/>
-        </w:rPr>
         <w:t>"</w:t>
       </w:r>
       <w:r>
@@ -11249,21 +9834,6 @@
           <w:b/>
           <w:lang w:val="pt_PT" w:bidi="pt_PT"/>
         </w:rPr>
-        <w:t>οὗ</w:t>
-      </w:r>
-    </w:p>
-    <w:p>
-      <w:pPr/>
-      <w:r>
-        <w:rPr>
-          <w:lang w:val="pt_PT" w:bidi="pt_PT"/>
-        </w:rPr>
-      </w:r>
-      <w:r>
-        <w:rPr>
-          <w:b/>
-          <w:lang w:val="pt_PT" w:bidi="pt_PT"/>
-        </w:rPr>
         <w:t>"e fará".</w:t>
       </w:r>
     </w:p>
@@ -11340,21 +9910,6 @@
           <w:b/>
           <w:lang w:val="pt_PT" w:bidi="pt_PT"/>
         </w:rPr>
-        <w:t>ἐν πάσῃ δυνάμει, καὶ σημείοις, καὶ τέρασιν ψεύδους</w:t>
-      </w:r>
-    </w:p>
-    <w:p>
-      <w:pPr/>
-      <w:r>
-        <w:rPr>
-          <w:lang w:val="pt_PT" w:bidi="pt_PT"/>
-        </w:rPr>
-      </w:r>
-      <w:r>
-        <w:rPr>
-          <w:b/>
-          <w:lang w:val="pt_PT" w:bidi="pt_PT"/>
-        </w:rPr>
         <w:t>"</w:t>
       </w:r>
       <w:r>
@@ -11477,21 +10032,6 @@
           <w:b/>
           <w:lang w:val="pt_PT" w:bidi="pt_PT"/>
         </w:rPr>
-        <w:t>ἐν πάσῃ δυνάμει, καὶ σημείοις, καὶ τέρασιν ψεύδους</w:t>
-      </w:r>
-    </w:p>
-    <w:p>
-      <w:pPr/>
-      <w:r>
-        <w:rPr>
-          <w:lang w:val="pt_PT" w:bidi="pt_PT"/>
-        </w:rPr>
-      </w:r>
-      <w:r>
-        <w:rPr>
-          <w:b/>
-          <w:lang w:val="pt_PT" w:bidi="pt_PT"/>
-        </w:rPr>
         <w:t>"</w:t>
       </w:r>
       <w:r>
@@ -11602,21 +10142,6 @@
           <w:b/>
           <w:lang w:val="pt_PT" w:bidi="pt_PT"/>
         </w:rPr>
-        <w:t>καὶ σημείοις, καὶ τέρασιν ψεύδους</w:t>
-      </w:r>
-    </w:p>
-    <w:p>
-      <w:pPr/>
-      <w:r>
-        <w:rPr>
-          <w:lang w:val="pt_PT" w:bidi="pt_PT"/>
-        </w:rPr>
-      </w:r>
-      <w:r>
-        <w:rPr>
-          <w:b/>
-          <w:lang w:val="pt_PT" w:bidi="pt_PT"/>
-        </w:rPr>
         <w:t>"</w:t>
       </w:r>
       <w:r>
@@ -11740,21 +10265,6 @@
           <w:b/>
           <w:lang w:val="pt_PT" w:bidi="pt_PT"/>
         </w:rPr>
-        <w:t>πάσῃ</w:t>
-      </w:r>
-    </w:p>
-    <w:p>
-      <w:pPr/>
-      <w:r>
-        <w:rPr>
-          <w:lang w:val="pt_PT" w:bidi="pt_PT"/>
-        </w:rPr>
-      </w:r>
-      <w:r>
-        <w:rPr>
-          <w:b/>
-          <w:lang w:val="pt_PT" w:bidi="pt_PT"/>
-        </w:rPr>
         <w:t>"todo".</w:t>
       </w:r>
     </w:p>
@@ -11851,21 +10361,6 @@
           <w:b/>
           <w:lang w:val="pt_PT" w:bidi="pt_PT"/>
         </w:rPr>
-        <w:t>ἐν πάσῃ ἀπάτῃ ἀδικίας</w:t>
-      </w:r>
-    </w:p>
-    <w:p>
-      <w:pPr/>
-      <w:r>
-        <w:rPr>
-          <w:lang w:val="pt_PT" w:bidi="pt_PT"/>
-        </w:rPr>
-      </w:r>
-      <w:r>
-        <w:rPr>
-          <w:b/>
-          <w:lang w:val="pt_PT" w:bidi="pt_PT"/>
-        </w:rPr>
         <w:t>"</w:t>
       </w:r>
       <w:r>
@@ -12002,21 +10497,6 @@
           <w:b/>
           <w:lang w:val="pt_PT" w:bidi="pt_PT"/>
         </w:rPr>
-        <w:t>ἐν πάσῃ ἀπάτῃ ἀδικίας, τοῖς ἀπολλυμένοις</w:t>
-      </w:r>
-    </w:p>
-    <w:p>
-      <w:pPr/>
-      <w:r>
-        <w:rPr>
-          <w:lang w:val="pt_PT" w:bidi="pt_PT"/>
-        </w:rPr>
-      </w:r>
-      <w:r>
-        <w:rPr>
-          <w:b/>
-          <w:lang w:val="pt_PT" w:bidi="pt_PT"/>
-        </w:rPr>
         <w:t>"</w:t>
       </w:r>
       <w:r>
@@ -12114,21 +10594,6 @@
           <w:b/>
           <w:lang w:val="pt_PT" w:bidi="pt_PT"/>
         </w:rPr>
-        <w:t>ἀνθ’ ὧν</w:t>
-      </w:r>
-    </w:p>
-    <w:p>
-      <w:pPr/>
-      <w:r>
-        <w:rPr>
-          <w:lang w:val="pt_PT" w:bidi="pt_PT"/>
-        </w:rPr>
-      </w:r>
-      <w:r>
-        <w:rPr>
-          <w:b/>
-          <w:lang w:val="pt_PT" w:bidi="pt_PT"/>
-        </w:rPr>
         <w:t>"porque".</w:t>
       </w:r>
     </w:p>
@@ -12212,21 +10677,6 @@
           <w:b/>
           <w:lang w:val="pt_PT" w:bidi="pt_PT"/>
         </w:rPr>
-        <w:t>τὴν ἀγάπην τῆς ἀληθείας οὐκ ἐδέξαντο</w:t>
-      </w:r>
-    </w:p>
-    <w:p>
-      <w:pPr/>
-      <w:r>
-        <w:rPr>
-          <w:lang w:val="pt_PT" w:bidi="pt_PT"/>
-        </w:rPr>
-      </w:r>
-      <w:r>
-        <w:rPr>
-          <w:b/>
-          <w:lang w:val="pt_PT" w:bidi="pt_PT"/>
-        </w:rPr>
         <w:t>"</w:t>
       </w:r>
       <w:r>
@@ -12350,21 +10800,6 @@
           <w:b/>
           <w:lang w:val="pt_PT" w:bidi="pt_PT"/>
         </w:rPr>
-        <w:t>εἰς τὸ σωθῆναι αὐτούς</w:t>
-      </w:r>
-    </w:p>
-    <w:p>
-      <w:pPr/>
-      <w:r>
-        <w:rPr>
-          <w:lang w:val="pt_PT" w:bidi="pt_PT"/>
-        </w:rPr>
-      </w:r>
-      <w:r>
-        <w:rPr>
-          <w:b/>
-          <w:lang w:val="pt_PT" w:bidi="pt_PT"/>
-        </w:rPr>
         <w:t>"</w:t>
       </w:r>
       <w:r>
@@ -12462,21 +10897,6 @@
           <w:b/>
           <w:lang w:val="pt_PT" w:bidi="pt_PT"/>
         </w:rPr>
-        <w:t>εἰς τὸ σωθῆναι αὐτούς</w:t>
-      </w:r>
-    </w:p>
-    <w:p>
-      <w:pPr/>
-      <w:r>
-        <w:rPr>
-          <w:lang w:val="pt_PT" w:bidi="pt_PT"/>
-        </w:rPr>
-      </w:r>
-      <w:r>
-        <w:rPr>
-          <w:b/>
-          <w:lang w:val="pt_PT" w:bidi="pt_PT"/>
-        </w:rPr>
         <w:t>"</w:t>
       </w:r>
       <w:r>
@@ -12574,21 +10994,6 @@
           <w:b/>
           <w:lang w:val="pt_PT" w:bidi="pt_PT"/>
         </w:rPr>
-        <w:t>διὰ τοῦτο</w:t>
-      </w:r>
-    </w:p>
-    <w:p>
-      <w:pPr/>
-      <w:r>
-        <w:rPr>
-          <w:lang w:val="pt_PT" w:bidi="pt_PT"/>
-        </w:rPr>
-      </w:r>
-      <w:r>
-        <w:rPr>
-          <w:b/>
-          <w:lang w:val="pt_PT" w:bidi="pt_PT"/>
-        </w:rPr>
         <w:t>"Por isso".</w:t>
       </w:r>
     </w:p>
@@ -12705,21 +11110,6 @@
           <w:b/>
           <w:lang w:val="pt_PT" w:bidi="pt_PT"/>
         </w:rPr>
-        <w:t>πέμπει αὐτοῖς ὁ Θεὸς ἐνέργειαν πλάνης, εἰς τὸ πιστεῦσαι αὐτοὺς τῷ ψεύδει</w:t>
-      </w:r>
-    </w:p>
-    <w:p>
-      <w:pPr/>
-      <w:r>
-        <w:rPr>
-          <w:lang w:val="pt_PT" w:bidi="pt_PT"/>
-        </w:rPr>
-      </w:r>
-      <w:r>
-        <w:rPr>
-          <w:b/>
-          <w:lang w:val="pt_PT" w:bidi="pt_PT"/>
-        </w:rPr>
         <w:t>"</w:t>
       </w:r>
       <w:r>
@@ -12830,21 +11220,6 @@
           <w:b/>
           <w:lang w:val="pt_PT" w:bidi="pt_PT"/>
         </w:rPr>
-        <w:t>ἐνέργειαν πλάνης</w:t>
-      </w:r>
-    </w:p>
-    <w:p>
-      <w:pPr/>
-      <w:r>
-        <w:rPr>
-          <w:lang w:val="pt_PT" w:bidi="pt_PT"/>
-        </w:rPr>
-      </w:r>
-      <w:r>
-        <w:rPr>
-          <w:b/>
-          <w:lang w:val="pt_PT" w:bidi="pt_PT"/>
-        </w:rPr>
         <w:t>"o poder do erro".</w:t>
       </w:r>
     </w:p>
@@ -12954,21 +11329,6 @@
           <w:b/>
           <w:lang w:val="pt_PT" w:bidi="pt_PT"/>
         </w:rPr>
-        <w:t>εἰς τὸ πιστεῦσαι αὐτοὺς</w:t>
-      </w:r>
-    </w:p>
-    <w:p>
-      <w:pPr/>
-      <w:r>
-        <w:rPr>
-          <w:lang w:val="pt_PT" w:bidi="pt_PT"/>
-        </w:rPr>
-      </w:r>
-      <w:r>
-        <w:rPr>
-          <w:b/>
-          <w:lang w:val="pt_PT" w:bidi="pt_PT"/>
-        </w:rPr>
         <w:t>"</w:t>
       </w:r>
       <w:r>
@@ -13092,21 +11452,6 @@
           <w:b/>
           <w:lang w:val="pt_PT" w:bidi="pt_PT"/>
         </w:rPr>
-        <w:t>εἰς τὸ πιστεῦσαι αὐτοὺς</w:t>
-      </w:r>
-    </w:p>
-    <w:p>
-      <w:pPr/>
-      <w:r>
-        <w:rPr>
-          <w:lang w:val="pt_PT" w:bidi="pt_PT"/>
-        </w:rPr>
-      </w:r>
-      <w:r>
-        <w:rPr>
-          <w:b/>
-          <w:lang w:val="pt_PT" w:bidi="pt_PT"/>
-        </w:rPr>
         <w:t>"</w:t>
       </w:r>
       <w:r>
@@ -13237,21 +11582,6 @@
           <w:b/>
           <w:lang w:val="pt_PT" w:bidi="pt_PT"/>
         </w:rPr>
-        <w:t>ἵνα</w:t>
-      </w:r>
-    </w:p>
-    <w:p>
-      <w:pPr/>
-      <w:r>
-        <w:rPr>
-          <w:lang w:val="pt_PT" w:bidi="pt_PT"/>
-        </w:rPr>
-      </w:r>
-      <w:r>
-        <w:rPr>
-          <w:b/>
-          <w:lang w:val="pt_PT" w:bidi="pt_PT"/>
-        </w:rPr>
         <w:t>"O resultado disso".</w:t>
       </w:r>
     </w:p>
@@ -13335,21 +11665,6 @@
           <w:b/>
           <w:lang w:val="pt_PT" w:bidi="pt_PT"/>
         </w:rPr>
-        <w:t>κριθῶσιν πάντες</w:t>
-      </w:r>
-    </w:p>
-    <w:p>
-      <w:pPr/>
-      <w:r>
-        <w:rPr>
-          <w:lang w:val="pt_PT" w:bidi="pt_PT"/>
-        </w:rPr>
-      </w:r>
-      <w:r>
-        <w:rPr>
-          <w:b/>
-          <w:lang w:val="pt_PT" w:bidi="pt_PT"/>
-        </w:rPr>
         <w:t>"</w:t>
       </w:r>
       <w:r>
@@ -13447,21 +11762,6 @@
           <w:b/>
           <w:lang w:val="pt_PT" w:bidi="pt_PT"/>
         </w:rPr>
-        <w:t>οἱ</w:t>
-      </w:r>
-    </w:p>
-    <w:p>
-      <w:pPr/>
-      <w:r>
-        <w:rPr>
-          <w:lang w:val="pt_PT" w:bidi="pt_PT"/>
-        </w:rPr>
-      </w:r>
-      <w:r>
-        <w:rPr>
-          <w:b/>
-          <w:lang w:val="pt_PT" w:bidi="pt_PT"/>
-        </w:rPr>
         <w:t>"todos os".</w:t>
       </w:r>
     </w:p>
@@ -13571,21 +11871,6 @@
           <w:b/>
           <w:lang w:val="pt_PT" w:bidi="pt_PT"/>
         </w:rPr>
-        <w:t>οἱ μὴ πιστεύσαντες τῇ ἀληθείᾳ, ἀλλὰ εὐδοκήσαντες τῇ ἀδικίᾳ</w:t>
-      </w:r>
-    </w:p>
-    <w:p>
-      <w:pPr/>
-      <w:r>
-        <w:rPr>
-          <w:lang w:val="pt_PT" w:bidi="pt_PT"/>
-        </w:rPr>
-      </w:r>
-      <w:r>
-        <w:rPr>
-          <w:b/>
-          <w:lang w:val="pt_PT" w:bidi="pt_PT"/>
-        </w:rPr>
         <w:t>"</w:t>
       </w:r>
       <w:r>
@@ -13800,21 +12085,6 @@
           <w:b/>
           <w:lang w:val="pt_PT" w:bidi="pt_PT"/>
         </w:rPr>
-        <w:t>δὲ</w:t>
-      </w:r>
-    </w:p>
-    <w:p>
-      <w:pPr/>
-      <w:r>
-        <w:rPr>
-          <w:lang w:val="pt_PT" w:bidi="pt_PT"/>
-        </w:rPr>
-      </w:r>
-      <w:r>
-        <w:rPr>
-          <w:b/>
-          <w:lang w:val="pt_PT" w:bidi="pt_PT"/>
-        </w:rPr>
         <w:t>"Irmãos".</w:t>
       </w:r>
     </w:p>
@@ -13891,21 +12161,6 @@
           <w:b/>
           <w:lang w:val="pt_PT" w:bidi="pt_PT"/>
         </w:rPr>
-        <w:t>ἡμεῖς &amp; ὀφείλομεν εὐχαριστεῖν &amp; πάντοτε</w:t>
-      </w:r>
-    </w:p>
-    <w:p>
-      <w:pPr/>
-      <w:r>
-        <w:rPr>
-          <w:lang w:val="pt_PT" w:bidi="pt_PT"/>
-        </w:rPr>
-      </w:r>
-      <w:r>
-        <w:rPr>
-          <w:b/>
-          <w:lang w:val="pt_PT" w:bidi="pt_PT"/>
-        </w:rPr>
         <w:t>"</w:t>
       </w:r>
       <w:r>
@@ -14016,21 +12271,6 @@
           <w:b/>
           <w:lang w:val="pt_PT" w:bidi="pt_PT"/>
         </w:rPr>
-        <w:t>ἡμεῖς &amp; ὀφείλομεν</w:t>
-      </w:r>
-    </w:p>
-    <w:p>
-      <w:pPr/>
-      <w:r>
-        <w:rPr>
-          <w:lang w:val="pt_PT" w:bidi="pt_PT"/>
-        </w:rPr>
-      </w:r>
-      <w:r>
-        <w:rPr>
-          <w:b/>
-          <w:lang w:val="pt_PT" w:bidi="pt_PT"/>
-        </w:rPr>
         <w:t>"devemos".</w:t>
       </w:r>
     </w:p>
@@ -14127,21 +12367,6 @@
           <w:b/>
           <w:lang w:val="pt_PT" w:bidi="pt_PT"/>
         </w:rPr>
-        <w:t>ἀδελφοὶ ἠγαπημένοι ὑπὸ Κυρίου</w:t>
-      </w:r>
-    </w:p>
-    <w:p>
-      <w:pPr/>
-      <w:r>
-        <w:rPr>
-          <w:lang w:val="pt_PT" w:bidi="pt_PT"/>
-        </w:rPr>
-      </w:r>
-      <w:r>
-        <w:rPr>
-          <w:b/>
-          <w:lang w:val="pt_PT" w:bidi="pt_PT"/>
-        </w:rPr>
         <w:t>"</w:t>
       </w:r>
       <w:r>
@@ -14251,21 +12476,6 @@
           <w:b/>
           <w:lang w:val="pt_PT" w:bidi="pt_PT"/>
         </w:rPr>
-        <w:t>ἀδελφοὶ</w:t>
-      </w:r>
-    </w:p>
-    <w:p>
-      <w:pPr/>
-      <w:r>
-        <w:rPr>
-          <w:lang w:val="pt_PT" w:bidi="pt_PT"/>
-        </w:rPr>
-      </w:r>
-      <w:r>
-        <w:rPr>
-          <w:b/>
-          <w:lang w:val="pt_PT" w:bidi="pt_PT"/>
-        </w:rPr>
         <w:t>"irmãos".</w:t>
       </w:r>
     </w:p>
@@ -14362,21 +12572,6 @@
           <w:b/>
           <w:lang w:val="pt_PT" w:bidi="pt_PT"/>
         </w:rPr>
-        <w:t>ἀπαρχὴν εἰς σωτηρίαν</w:t>
-      </w:r>
-    </w:p>
-    <w:p>
-      <w:pPr/>
-      <w:r>
-        <w:rPr>
-          <w:lang w:val="pt_PT" w:bidi="pt_PT"/>
-        </w:rPr>
-      </w:r>
-      <w:r>
-        <w:rPr>
-          <w:b/>
-          <w:lang w:val="pt_PT" w:bidi="pt_PT"/>
-        </w:rPr>
         <w:t>"</w:t>
       </w:r>
       <w:r>
@@ -14474,21 +12669,6 @@
           <w:b/>
           <w:lang w:val="pt_PT" w:bidi="pt_PT"/>
         </w:rPr>
-        <w:t>ἀπαρχὴν εἰς σωτηρίαν ἐν ἁγιασμῷ Πνεύματος καὶ πίστει ἀληθείας</w:t>
-      </w:r>
-    </w:p>
-    <w:p>
-      <w:pPr/>
-      <w:r>
-        <w:rPr>
-          <w:lang w:val="pt_PT" w:bidi="pt_PT"/>
-        </w:rPr>
-      </w:r>
-      <w:r>
-        <w:rPr>
-          <w:b/>
-          <w:lang w:val="pt_PT" w:bidi="pt_PT"/>
-        </w:rPr>
         <w:t>"</w:t>
       </w:r>
       <w:r>
@@ -14625,21 +12805,6 @@
           <w:b/>
           <w:lang w:val="pt_PT" w:bidi="pt_PT"/>
         </w:rPr>
-        <w:t>διὰ τοῦ εὐαγγελίου ἡμῶν</w:t>
-      </w:r>
-    </w:p>
-    <w:p>
-      <w:pPr/>
-      <w:r>
-        <w:rPr>
-          <w:lang w:val="pt_PT" w:bidi="pt_PT"/>
-        </w:rPr>
-      </w:r>
-      <w:r>
-        <w:rPr>
-          <w:b/>
-          <w:lang w:val="pt_PT" w:bidi="pt_PT"/>
-        </w:rPr>
         <w:t>"por meio do evangelho".</w:t>
       </w:r>
     </w:p>
@@ -14735,21 +12900,6 @@
           <w:b/>
           <w:lang w:val="pt_PT" w:bidi="pt_PT"/>
         </w:rPr>
-        <w:t>εἰς περιποίησιν δόξης τοῦ Κυρίου ἡμῶν, Ἰησοῦ Χριστοῦ</w:t>
-      </w:r>
-    </w:p>
-    <w:p>
-      <w:pPr/>
-      <w:r>
-        <w:rPr>
-          <w:lang w:val="pt_PT" w:bidi="pt_PT"/>
-        </w:rPr>
-      </w:r>
-      <w:r>
-        <w:rPr>
-          <w:b/>
-          <w:lang w:val="pt_PT" w:bidi="pt_PT"/>
-        </w:rPr>
         <w:t>"</w:t>
       </w:r>
       <w:r>
@@ -14847,21 +12997,6 @@
           <w:b/>
           <w:lang w:val="pt_PT" w:bidi="pt_PT"/>
         </w:rPr>
-        <w:t>εἰς περιποίησιν δόξης τοῦ Κυρίου ἡμῶν</w:t>
-      </w:r>
-    </w:p>
-    <w:p>
-      <w:pPr/>
-      <w:r>
-        <w:rPr>
-          <w:lang w:val="pt_PT" w:bidi="pt_PT"/>
-        </w:rPr>
-      </w:r>
-      <w:r>
-        <w:rPr>
-          <w:b/>
-          <w:lang w:val="pt_PT" w:bidi="pt_PT"/>
-        </w:rPr>
         <w:t>"</w:t>
       </w:r>
       <w:r>
@@ -14972,21 +13107,6 @@
           <w:b/>
           <w:lang w:val="pt_PT" w:bidi="pt_PT"/>
         </w:rPr>
-        <w:t>ἄρα οὖν</w:t>
-      </w:r>
-    </w:p>
-    <w:p>
-      <w:pPr/>
-      <w:r>
-        <w:rPr>
-          <w:lang w:val="pt_PT" w:bidi="pt_PT"/>
-        </w:rPr>
-      </w:r>
-      <w:r>
-        <w:rPr>
-          <w:b/>
-          <w:lang w:val="pt_PT" w:bidi="pt_PT"/>
-        </w:rPr>
         <w:t>"Portanto".</w:t>
       </w:r>
     </w:p>
@@ -15083,21 +13203,6 @@
           <w:b/>
           <w:lang w:val="pt_PT" w:bidi="pt_PT"/>
         </w:rPr>
-        <w:t>ἀδελφοί</w:t>
-      </w:r>
-    </w:p>
-    <w:p>
-      <w:pPr/>
-      <w:r>
-        <w:rPr>
-          <w:lang w:val="pt_PT" w:bidi="pt_PT"/>
-        </w:rPr>
-      </w:r>
-      <w:r>
-        <w:rPr>
-          <w:b/>
-          <w:lang w:val="pt_PT" w:bidi="pt_PT"/>
-        </w:rPr>
         <w:t>"irmãos".</w:t>
       </w:r>
     </w:p>
@@ -15194,21 +13299,6 @@
           <w:b/>
           <w:lang w:val="pt_PT" w:bidi="pt_PT"/>
         </w:rPr>
-        <w:t>στήκετε</w:t>
-      </w:r>
-    </w:p>
-    <w:p>
-      <w:pPr/>
-      <w:r>
-        <w:rPr>
-          <w:lang w:val="pt_PT" w:bidi="pt_PT"/>
-        </w:rPr>
-      </w:r>
-      <w:r>
-        <w:rPr>
-          <w:b/>
-          <w:lang w:val="pt_PT" w:bidi="pt_PT"/>
-        </w:rPr>
         <w:t>"fiquem firmes".</w:t>
       </w:r>
     </w:p>
@@ -15305,21 +13395,6 @@
           <w:b/>
           <w:lang w:val="pt_PT" w:bidi="pt_PT"/>
         </w:rPr>
-        <w:t>κρατεῖτε τὰς παραδόσεις</w:t>
-      </w:r>
-    </w:p>
-    <w:p>
-      <w:pPr/>
-      <w:r>
-        <w:rPr>
-          <w:lang w:val="pt_PT" w:bidi="pt_PT"/>
-        </w:rPr>
-      </w:r>
-      <w:r>
-        <w:rPr>
-          <w:b/>
-          <w:lang w:val="pt_PT" w:bidi="pt_PT"/>
-        </w:rPr>
         <w:t>"</w:t>
       </w:r>
       <w:r>
@@ -15430,21 +13505,6 @@
           <w:b/>
           <w:lang w:val="pt_PT" w:bidi="pt_PT"/>
         </w:rPr>
-        <w:t>στήκετε καὶ κρατεῖτε</w:t>
-      </w:r>
-    </w:p>
-    <w:p>
-      <w:pPr/>
-      <w:r>
-        <w:rPr>
-          <w:lang w:val="pt_PT" w:bidi="pt_PT"/>
-        </w:rPr>
-      </w:r>
-      <w:r>
-        <w:rPr>
-          <w:b/>
-          <w:lang w:val="pt_PT" w:bidi="pt_PT"/>
-        </w:rPr>
         <w:t>"</w:t>
       </w:r>
       <w:r>
@@ -15542,21 +13602,6 @@
           <w:b/>
           <w:lang w:val="pt_PT" w:bidi="pt_PT"/>
         </w:rPr>
-        <w:t>ἐδιδάχθητε</w:t>
-      </w:r>
-    </w:p>
-    <w:p>
-      <w:pPr/>
-      <w:r>
-        <w:rPr>
-          <w:lang w:val="pt_PT" w:bidi="pt_PT"/>
-        </w:rPr>
-      </w:r>
-      <w:r>
-        <w:rPr>
-          <w:b/>
-          <w:lang w:val="pt_PT" w:bidi="pt_PT"/>
-        </w:rPr>
         <w:t>"</w:t>
       </w:r>
       <w:r>
@@ -15654,21 +13699,6 @@
           <w:b/>
           <w:lang w:val="pt_PT" w:bidi="pt_PT"/>
         </w:rPr>
-        <w:t>διὰ λόγου</w:t>
-      </w:r>
-    </w:p>
-    <w:p>
-      <w:pPr/>
-      <w:r>
-        <w:rPr>
-          <w:lang w:val="pt_PT" w:bidi="pt_PT"/>
-        </w:rPr>
-      </w:r>
-      <w:r>
-        <w:rPr>
-          <w:b/>
-          <w:lang w:val="pt_PT" w:bidi="pt_PT"/>
-        </w:rPr>
         <w:t>"</w:t>
       </w:r>
       <w:r>
@@ -15766,21 +13796,6 @@
           <w:b/>
           <w:lang w:val="pt_PT" w:bidi="pt_PT"/>
         </w:rPr>
-        <w:t>δι’ ἐπιστολῆς ἡμῶν</w:t>
-      </w:r>
-    </w:p>
-    <w:p>
-      <w:pPr/>
-      <w:r>
-        <w:rPr>
-          <w:lang w:val="pt_PT" w:bidi="pt_PT"/>
-        </w:rPr>
-      </w:r>
-      <w:r>
-        <w:rPr>
-          <w:b/>
-          <w:lang w:val="pt_PT" w:bidi="pt_PT"/>
-        </w:rPr>
         <w:t>"</w:t>
       </w:r>
       <w:r>
@@ -15891,21 +13906,6 @@
           <w:b/>
           <w:lang w:val="pt_PT" w:bidi="pt_PT"/>
         </w:rPr>
-        <w:t>δὲ</w:t>
-      </w:r>
-    </w:p>
-    <w:p>
-      <w:pPr/>
-      <w:r>
-        <w:rPr>
-          <w:lang w:val="pt_PT" w:bidi="pt_PT"/>
-        </w:rPr>
-      </w:r>
-      <w:r>
-        <w:rPr>
-          <w:b/>
-          <w:lang w:val="pt_PT" w:bidi="pt_PT"/>
-        </w:rPr>
         <w:t>"Que".</w:t>
       </w:r>
     </w:p>
@@ -16002,21 +14002,6 @@
           <w:b/>
           <w:lang w:val="pt_PT" w:bidi="pt_PT"/>
         </w:rPr>
-        <w:t>αὐτὸς δὲ ὁ Κύριος ἡμῶν, Ἰησοῦς Χριστὸς, καὶ ὁ Θεὸς ὁ Πατὴρ ἡμῶν</w:t>
-      </w:r>
-    </w:p>
-    <w:p>
-      <w:pPr/>
-      <w:r>
-        <w:rPr>
-          <w:lang w:val="pt_PT" w:bidi="pt_PT"/>
-        </w:rPr>
-      </w:r>
-      <w:r>
-        <w:rPr>
-          <w:b/>
-          <w:lang w:val="pt_PT" w:bidi="pt_PT"/>
-        </w:rPr>
         <w:t>"</w:t>
       </w:r>
       <w:r>
@@ -16114,21 +14099,6 @@
           <w:b/>
           <w:lang w:val="pt_PT" w:bidi="pt_PT"/>
         </w:rPr>
-        <w:t>ἡμῶν &amp; ἡμῶν &amp; ἡμᾶς</w:t>
-      </w:r>
-    </w:p>
-    <w:p>
-      <w:pPr/>
-      <w:r>
-        <w:rPr>
-          <w:lang w:val="pt_PT" w:bidi="pt_PT"/>
-        </w:rPr>
-      </w:r>
-      <w:r>
-        <w:rPr>
-          <w:b/>
-          <w:lang w:val="pt_PT" w:bidi="pt_PT"/>
-        </w:rPr>
         <w:t>"nosso"</w:t>
       </w:r>
       <w:r>
@@ -16264,21 +14234,6 @@
           <w:b/>
           <w:lang w:val="pt_PT" w:bidi="pt_PT"/>
         </w:rPr>
-        <w:t>αὐτὸς &amp; Κύριος ἡμῶν, Ἰησοῦς Χριστὸς</w:t>
-      </w:r>
-    </w:p>
-    <w:p>
-      <w:pPr/>
-      <w:r>
-        <w:rPr>
-          <w:lang w:val="pt_PT" w:bidi="pt_PT"/>
-        </w:rPr>
-      </w:r>
-      <w:r>
-        <w:rPr>
-          <w:b/>
-          <w:lang w:val="pt_PT" w:bidi="pt_PT"/>
-        </w:rPr>
         <w:t>"o próprio Jesus Cristo".</w:t>
       </w:r>
     </w:p>
@@ -16388,21 +14343,6 @@
           <w:b/>
           <w:lang w:val="pt_PT" w:bidi="pt_PT"/>
         </w:rPr>
-        <w:t>δοὺς παράκλησιν αἰωνίαν, καὶ ἐλπίδα ἀγαθὴν</w:t>
-      </w:r>
-    </w:p>
-    <w:p>
-      <w:pPr/>
-      <w:r>
-        <w:rPr>
-          <w:lang w:val="pt_PT" w:bidi="pt_PT"/>
-        </w:rPr>
-      </w:r>
-      <w:r>
-        <w:rPr>
-          <w:b/>
-          <w:lang w:val="pt_PT" w:bidi="pt_PT"/>
-        </w:rPr>
         <w:t>"</w:t>
       </w:r>
       <w:r>
@@ -16526,21 +14466,6 @@
           <w:b/>
           <w:lang w:val="pt_PT" w:bidi="pt_PT"/>
         </w:rPr>
-        <w:t>ἐν χάριτι</w:t>
-      </w:r>
-    </w:p>
-    <w:p>
-      <w:pPr/>
-      <w:r>
-        <w:rPr>
-          <w:lang w:val="pt_PT" w:bidi="pt_PT"/>
-        </w:rPr>
-      </w:r>
-      <w:r>
-        <w:rPr>
-          <w:b/>
-          <w:lang w:val="pt_PT" w:bidi="pt_PT"/>
-        </w:rPr>
         <w:t>"que na sua bondade".</w:t>
       </w:r>
     </w:p>
@@ -16637,21 +14562,6 @@
           <w:b/>
           <w:lang w:val="pt_PT" w:bidi="pt_PT"/>
         </w:rPr>
-        <w:t>παρακαλέσαι ὑμῶν τὰς καρδίας, καὶ στηρίξαι</w:t>
-      </w:r>
-    </w:p>
-    <w:p>
-      <w:pPr/>
-      <w:r>
-        <w:rPr>
-          <w:lang w:val="pt_PT" w:bidi="pt_PT"/>
-        </w:rPr>
-      </w:r>
-      <w:r>
-        <w:rPr>
-          <w:b/>
-          <w:lang w:val="pt_PT" w:bidi="pt_PT"/>
-        </w:rPr>
         <w:t>"</w:t>
       </w:r>
       <w:r>
@@ -16775,21 +14685,6 @@
           <w:b/>
           <w:lang w:val="pt_PT" w:bidi="pt_PT"/>
         </w:rPr>
-        <w:t>ἐν παντὶ ἔργῳ καὶ λόγῳ ἀγαθῷ</w:t>
-      </w:r>
-    </w:p>
-    <w:p>
-      <w:pPr/>
-      <w:r>
-        <w:rPr>
-          <w:lang w:val="pt_PT" w:bidi="pt_PT"/>
-        </w:rPr>
-      </w:r>
-      <w:r>
-        <w:rPr>
-          <w:b/>
-          <w:lang w:val="pt_PT" w:bidi="pt_PT"/>
-        </w:rPr>
         <w:t>"</w:t>
       </w:r>
       <w:r>
@@ -16983,21 +14878,6 @@
           <w:b/>
           <w:lang w:val="pt_PT" w:bidi="pt_PT"/>
         </w:rPr>
-        <w:t>τὸ λοιπὸν</w:t>
-      </w:r>
-    </w:p>
-    <w:p>
-      <w:pPr/>
-      <w:r>
-        <w:rPr>
-          <w:lang w:val="pt_PT" w:bidi="pt_PT"/>
-        </w:rPr>
-      </w:r>
-      <w:r>
-        <w:rPr>
-          <w:b/>
-          <w:lang w:val="pt_PT" w:bidi="pt_PT"/>
-        </w:rPr>
         <w:t>"Finalmente".</w:t>
       </w:r>
     </w:p>
@@ -17107,21 +14987,6 @@
           <w:b/>
           <w:lang w:val="pt_PT" w:bidi="pt_PT"/>
         </w:rPr>
-        <w:t>ἀδελφοί</w:t>
-      </w:r>
-    </w:p>
-    <w:p>
-      <w:pPr/>
-      <w:r>
-        <w:rPr>
-          <w:lang w:val="pt_PT" w:bidi="pt_PT"/>
-        </w:rPr>
-      </w:r>
-      <w:r>
-        <w:rPr>
-          <w:b/>
-          <w:lang w:val="pt_PT" w:bidi="pt_PT"/>
-        </w:rPr>
         <w:t>"irmãos".</w:t>
       </w:r>
     </w:p>
@@ -17218,21 +15083,6 @@
           <w:b/>
           <w:lang w:val="pt_PT" w:bidi="pt_PT"/>
         </w:rPr>
-        <w:t>ἡμῶν</w:t>
-      </w:r>
-    </w:p>
-    <w:p>
-      <w:pPr/>
-      <w:r>
-        <w:rPr>
-          <w:lang w:val="pt_PT" w:bidi="pt_PT"/>
-        </w:rPr>
-      </w:r>
-      <w:r>
-        <w:rPr>
-          <w:b/>
-          <w:lang w:val="pt_PT" w:bidi="pt_PT"/>
-        </w:rPr>
         <w:t>"nós".</w:t>
       </w:r>
     </w:p>
@@ -17329,21 +15179,6 @@
           <w:b/>
           <w:lang w:val="pt_PT" w:bidi="pt_PT"/>
         </w:rPr>
-        <w:t>τρέχῃ</w:t>
-      </w:r>
-    </w:p>
-    <w:p>
-      <w:pPr/>
-      <w:r>
-        <w:rPr>
-          <w:lang w:val="pt_PT" w:bidi="pt_PT"/>
-        </w:rPr>
-      </w:r>
-      <w:r>
-        <w:rPr>
-          <w:b/>
-          <w:lang w:val="pt_PT" w:bidi="pt_PT"/>
-        </w:rPr>
         <w:t>"</w:t>
       </w:r>
       <w:r>
@@ -17466,21 +15301,6 @@
           <w:b/>
           <w:lang w:val="pt_PT" w:bidi="pt_PT"/>
         </w:rPr>
-        <w:t>καὶ δοξάζηται</w:t>
-      </w:r>
-    </w:p>
-    <w:p>
-      <w:pPr/>
-      <w:r>
-        <w:rPr>
-          <w:lang w:val="pt_PT" w:bidi="pt_PT"/>
-        </w:rPr>
-      </w:r>
-      <w:r>
-        <w:rPr>
-          <w:b/>
-          <w:lang w:val="pt_PT" w:bidi="pt_PT"/>
-        </w:rPr>
         <w:t>"</w:t>
       </w:r>
       <w:r>
@@ -17578,21 +15398,6 @@
           <w:b/>
           <w:lang w:val="pt_PT" w:bidi="pt_PT"/>
         </w:rPr>
-        <w:t>καθὼς καὶ πρὸς ὑμᾶς</w:t>
-      </w:r>
-    </w:p>
-    <w:p>
-      <w:pPr/>
-      <w:r>
-        <w:rPr>
-          <w:lang w:val="pt_PT" w:bidi="pt_PT"/>
-        </w:rPr>
-      </w:r>
-      <w:r>
-        <w:rPr>
-          <w:b/>
-          <w:lang w:val="pt_PT" w:bidi="pt_PT"/>
-        </w:rPr>
         <w:t>"</w:t>
       </w:r>
       <w:r>
@@ -17690,21 +15495,6 @@
           <w:b/>
           <w:lang w:val="pt_PT" w:bidi="pt_PT"/>
         </w:rPr>
-        <w:t>ῥυσθῶμεν</w:t>
-      </w:r>
-    </w:p>
-    <w:p>
-      <w:pPr/>
-      <w:r>
-        <w:rPr>
-          <w:lang w:val="pt_PT" w:bidi="pt_PT"/>
-        </w:rPr>
-      </w:r>
-      <w:r>
-        <w:rPr>
-          <w:b/>
-          <w:lang w:val="pt_PT" w:bidi="pt_PT"/>
-        </w:rPr>
         <w:t>"</w:t>
       </w:r>
       <w:r>
@@ -17802,21 +15592,6 @@
           <w:b/>
           <w:lang w:val="pt_PT" w:bidi="pt_PT"/>
         </w:rPr>
-        <w:t>ἀτόπων καὶ πονηρῶν</w:t>
-      </w:r>
-    </w:p>
-    <w:p>
-      <w:pPr/>
-      <w:r>
-        <w:rPr>
-          <w:lang w:val="pt_PT" w:bidi="pt_PT"/>
-        </w:rPr>
-      </w:r>
-      <w:r>
-        <w:rPr>
-          <w:b/>
-          <w:lang w:val="pt_PT" w:bidi="pt_PT"/>
-        </w:rPr>
         <w:t>"</w:t>
       </w:r>
       <w:r>
@@ -17940,21 +15715,6 @@
           <w:b/>
           <w:lang w:val="pt_PT" w:bidi="pt_PT"/>
         </w:rPr>
-        <w:t>οὐ γὰρ πάντων ἡ πίστις</w:t>
-      </w:r>
-    </w:p>
-    <w:p>
-      <w:pPr/>
-      <w:r>
-        <w:rPr>
-          <w:lang w:val="pt_PT" w:bidi="pt_PT"/>
-        </w:rPr>
-      </w:r>
-      <w:r>
-        <w:rPr>
-          <w:b/>
-          <w:lang w:val="pt_PT" w:bidi="pt_PT"/>
-        </w:rPr>
         <w:t>"</w:t>
       </w:r>
       <w:r>
@@ -18065,21 +15825,6 @@
           <w:b/>
           <w:lang w:val="pt_PT" w:bidi="pt_PT"/>
         </w:rPr>
-        <w:t>ἡ πίστις</w:t>
-      </w:r>
-    </w:p>
-    <w:p>
-      <w:pPr/>
-      <w:r>
-        <w:rPr>
-          <w:lang w:val="pt_PT" w:bidi="pt_PT"/>
-        </w:rPr>
-      </w:r>
-      <w:r>
-        <w:rPr>
-          <w:b/>
-          <w:lang w:val="pt_PT" w:bidi="pt_PT"/>
-        </w:rPr>
         <w:t>"creem".</w:t>
       </w:r>
     </w:p>
@@ -18176,21 +15921,6 @@
           <w:b/>
           <w:lang w:val="pt_PT" w:bidi="pt_PT"/>
         </w:rPr>
-        <w:t>ὃς στηρίξει</w:t>
-      </w:r>
-    </w:p>
-    <w:p>
-      <w:pPr/>
-      <w:r>
-        <w:rPr>
-          <w:lang w:val="pt_PT" w:bidi="pt_PT"/>
-        </w:rPr>
-      </w:r>
-      <w:r>
-        <w:rPr>
-          <w:b/>
-          <w:lang w:val="pt_PT" w:bidi="pt_PT"/>
-        </w:rPr>
         <w:t>"</w:t>
       </w:r>
       <w:r>
@@ -18301,21 +16031,6 @@
           <w:b/>
           <w:lang w:val="pt_PT" w:bidi="pt_PT"/>
         </w:rPr>
-        <w:t>τοῦ πονηροῦ</w:t>
-      </w:r>
-    </w:p>
-    <w:p>
-      <w:pPr/>
-      <w:r>
-        <w:rPr>
-          <w:lang w:val="pt_PT" w:bidi="pt_PT"/>
-        </w:rPr>
-      </w:r>
-      <w:r>
-        <w:rPr>
-          <w:b/>
-          <w:lang w:val="pt_PT" w:bidi="pt_PT"/>
-        </w:rPr>
         <w:t>"do Maligno".</w:t>
       </w:r>
     </w:p>
@@ -18379,21 +16094,6 @@
           <w:b/>
           <w:lang w:val="pt_PT" w:bidi="pt_PT"/>
         </w:rPr>
-        <w:t>πεποίθαμεν δὲ</w:t>
-      </w:r>
-    </w:p>
-    <w:p>
-      <w:pPr/>
-      <w:r>
-        <w:rPr>
-          <w:lang w:val="pt_PT" w:bidi="pt_PT"/>
-        </w:rPr>
-      </w:r>
-      <w:r>
-        <w:rPr>
-          <w:b/>
-          <w:lang w:val="pt_PT" w:bidi="pt_PT"/>
-        </w:rPr>
         <w:t>"</w:t>
       </w:r>
       <w:r>
@@ -18504,21 +16204,6 @@
           <w:b/>
           <w:lang w:val="pt_PT" w:bidi="pt_PT"/>
         </w:rPr>
-        <w:t>πεποίθαμεν δὲ ἐν Κυρίῳ ἐφ’ ὑμᾶς</w:t>
-      </w:r>
-    </w:p>
-    <w:p>
-      <w:pPr/>
-      <w:r>
-        <w:rPr>
-          <w:lang w:val="pt_PT" w:bidi="pt_PT"/>
-        </w:rPr>
-      </w:r>
-      <w:r>
-        <w:rPr>
-          <w:b/>
-          <w:lang w:val="pt_PT" w:bidi="pt_PT"/>
-        </w:rPr>
         <w:t>"</w:t>
       </w:r>
       <w:r>
@@ -18616,21 +16301,6 @@
           <w:b/>
           <w:lang w:val="pt_PT" w:bidi="pt_PT"/>
         </w:rPr>
-        <w:t>ὁ &amp; Κύριος κατευθύναι ὑμῶν τὰς καρδίας εἰς τὴν ἀγάπην τοῦ Θεοῦ, καὶ εἰς τὴν ὑπομονὴν τοῦ Χριστοῦ</w:t>
-      </w:r>
-    </w:p>
-    <w:p>
-      <w:pPr/>
-      <w:r>
-        <w:rPr>
-          <w:lang w:val="pt_PT" w:bidi="pt_PT"/>
-        </w:rPr>
-      </w:r>
-      <w:r>
-        <w:rPr>
-          <w:b/>
-          <w:lang w:val="pt_PT" w:bidi="pt_PT"/>
-        </w:rPr>
         <w:t>"</w:t>
       </w:r>
       <w:r>
@@ -18728,21 +16398,6 @@
           <w:b/>
           <w:lang w:val="pt_PT" w:bidi="pt_PT"/>
         </w:rPr>
-        <w:t>εἰς τὴν ἀγάπην τοῦ Θεοῦ, καὶ εἰς τὴν ὑπομονὴν τοῦ Χριστοῦ</w:t>
-      </w:r>
-    </w:p>
-    <w:p>
-      <w:pPr/>
-      <w:r>
-        <w:rPr>
-          <w:lang w:val="pt_PT" w:bidi="pt_PT"/>
-        </w:rPr>
-      </w:r>
-      <w:r>
-        <w:rPr>
-          <w:b/>
-          <w:lang w:val="pt_PT" w:bidi="pt_PT"/>
-        </w:rPr>
         <w:t>"</w:t>
       </w:r>
       <w:r>
@@ -18853,21 +16508,6 @@
           <w:b/>
           <w:lang w:val="pt_PT" w:bidi="pt_PT"/>
         </w:rPr>
-        <w:t>εἰς τὴν ἀγάπην τοῦ Θεοῦ, καὶ εἰς τὴν ὑπομονὴν τοῦ Χριστοῦ</w:t>
-      </w:r>
-    </w:p>
-    <w:p>
-      <w:pPr/>
-      <w:r>
-        <w:rPr>
-          <w:lang w:val="pt_PT" w:bidi="pt_PT"/>
-        </w:rPr>
-      </w:r>
-      <w:r>
-        <w:rPr>
-          <w:b/>
-          <w:lang w:val="pt_PT" w:bidi="pt_PT"/>
-        </w:rPr>
         <w:t>"o amor de Deus".</w:t>
       </w:r>
     </w:p>
@@ -18964,21 +16604,6 @@
           <w:b/>
           <w:lang w:val="pt_PT" w:bidi="pt_PT"/>
         </w:rPr>
-        <w:t>εἰς τὴν ὑπομονὴν τοῦ Χριστοῦ</w:t>
-      </w:r>
-    </w:p>
-    <w:p>
-      <w:pPr/>
-      <w:r>
-        <w:rPr>
-          <w:lang w:val="pt_PT" w:bidi="pt_PT"/>
-        </w:rPr>
-      </w:r>
-      <w:r>
-        <w:rPr>
-          <w:b/>
-          <w:lang w:val="pt_PT" w:bidi="pt_PT"/>
-        </w:rPr>
         <w:t>"</w:t>
       </w:r>
       <w:r>
@@ -19161,21 +16786,6 @@
           <w:b/>
           <w:lang w:val="pt_PT" w:bidi="pt_PT"/>
         </w:rPr>
-        <w:t>δὲ</w:t>
-      </w:r>
-    </w:p>
-    <w:p>
-      <w:pPr/>
-      <w:r>
-        <w:rPr>
-          <w:lang w:val="pt_PT" w:bidi="pt_PT"/>
-        </w:rPr>
-      </w:r>
-      <w:r>
-        <w:rPr>
-          <w:b/>
-          <w:lang w:val="pt_PT" w:bidi="pt_PT"/>
-        </w:rPr>
         <w:t>"Irmãos".</w:t>
       </w:r>
     </w:p>
@@ -19259,21 +16869,6 @@
           <w:b/>
           <w:lang w:val="pt_PT" w:bidi="pt_PT"/>
         </w:rPr>
-        <w:t>ἀδελφοί &amp; ἀδελφοῦ</w:t>
-      </w:r>
-    </w:p>
-    <w:p>
-      <w:pPr/>
-      <w:r>
-        <w:rPr>
-          <w:lang w:val="pt_PT" w:bidi="pt_PT"/>
-        </w:rPr>
-      </w:r>
-      <w:r>
-        <w:rPr>
-          <w:b/>
-          <w:lang w:val="pt_PT" w:bidi="pt_PT"/>
-        </w:rPr>
         <w:t>"Irmãos"</w:t>
       </w:r>
       <w:r>
@@ -19383,21 +16978,6 @@
           <w:b/>
           <w:lang w:val="pt_PT" w:bidi="pt_PT"/>
         </w:rPr>
-        <w:t>ἐν ὀνόματι τοῦ Κυρίου ἡμῶν, Ἰησοῦ Χριστοῦ</w:t>
-      </w:r>
-    </w:p>
-    <w:p>
-      <w:pPr/>
-      <w:r>
-        <w:rPr>
-          <w:lang w:val="pt_PT" w:bidi="pt_PT"/>
-        </w:rPr>
-      </w:r>
-      <w:r>
-        <w:rPr>
-          <w:b/>
-          <w:lang w:val="pt_PT" w:bidi="pt_PT"/>
-        </w:rPr>
         <w:t>"em nome do nosso Senhor Jesus Cristo".</w:t>
       </w:r>
     </w:p>
@@ -19494,21 +17074,6 @@
           <w:b/>
           <w:lang w:val="pt_PT" w:bidi="pt_PT"/>
         </w:rPr>
-        <w:t>ἡμῶν</w:t>
-      </w:r>
-    </w:p>
-    <w:p>
-      <w:pPr/>
-      <w:r>
-        <w:rPr>
-          <w:lang w:val="pt_PT" w:bidi="pt_PT"/>
-        </w:rPr>
-      </w:r>
-      <w:r>
-        <w:rPr>
-          <w:b/>
-          <w:lang w:val="pt_PT" w:bidi="pt_PT"/>
-        </w:rPr>
         <w:t>"nosso".</w:t>
       </w:r>
     </w:p>
@@ -19605,21 +17170,6 @@
           <w:b/>
           <w:lang w:val="pt_PT" w:bidi="pt_PT"/>
         </w:rPr>
-        <w:t>ἀτάκτως περιπατοῦντος</w:t>
-      </w:r>
-    </w:p>
-    <w:p>
-      <w:pPr/>
-      <w:r>
-        <w:rPr>
-          <w:lang w:val="pt_PT" w:bidi="pt_PT"/>
-        </w:rPr>
-      </w:r>
-      <w:r>
-        <w:rPr>
-          <w:b/>
-          <w:lang w:val="pt_PT" w:bidi="pt_PT"/>
-        </w:rPr>
         <w:t>"</w:t>
       </w:r>
       <w:r>
@@ -19736,21 +17286,6 @@
           <w:b/>
           <w:lang w:val="pt_PT" w:bidi="pt_PT"/>
         </w:rPr>
-        <w:t>τὴν παράδοσιν</w:t>
-      </w:r>
-    </w:p>
-    <w:p>
-      <w:pPr/>
-      <w:r>
-        <w:rPr>
-          <w:lang w:val="pt_PT" w:bidi="pt_PT"/>
-        </w:rPr>
-      </w:r>
-      <w:r>
-        <w:rPr>
-          <w:b/>
-          <w:lang w:val="pt_PT" w:bidi="pt_PT"/>
-        </w:rPr>
         <w:t>"</w:t>
       </w:r>
       <w:r>
@@ -19854,21 +17389,6 @@
           <w:b/>
           <w:lang w:val="pt_PT" w:bidi="pt_PT"/>
         </w:rPr>
-        <w:t>μιμεῖσθαι ἡμᾶς</w:t>
-      </w:r>
-    </w:p>
-    <w:p>
-      <w:pPr/>
-      <w:r>
-        <w:rPr>
-          <w:lang w:val="pt_PT" w:bidi="pt_PT"/>
-        </w:rPr>
-      </w:r>
-      <w:r>
-        <w:rPr>
-          <w:b/>
-          <w:lang w:val="pt_PT" w:bidi="pt_PT"/>
-        </w:rPr>
         <w:t>"</w:t>
       </w:r>
       <w:r>
@@ -19966,21 +17486,6 @@
           <w:b/>
           <w:lang w:val="pt_PT" w:bidi="pt_PT"/>
         </w:rPr>
-        <w:t>οὐκ ἠτακτήσαμεν ἐν ὑμῖν</w:t>
-      </w:r>
-    </w:p>
-    <w:p>
-      <w:pPr/>
-      <w:r>
-        <w:rPr>
-          <w:lang w:val="pt_PT" w:bidi="pt_PT"/>
-        </w:rPr>
-      </w:r>
-      <w:r>
-        <w:rPr>
-          <w:b/>
-          <w:lang w:val="pt_PT" w:bidi="pt_PT"/>
-        </w:rPr>
         <w:t>"</w:t>
       </w:r>
       <w:r>
@@ -20078,21 +17583,6 @@
           <w:b/>
           <w:lang w:val="pt_PT" w:bidi="pt_PT"/>
         </w:rPr>
-        <w:t>ἄρτον</w:t>
-      </w:r>
-    </w:p>
-    <w:p>
-      <w:pPr/>
-      <w:r>
-        <w:rPr>
-          <w:lang w:val="pt_PT" w:bidi="pt_PT"/>
-        </w:rPr>
-      </w:r>
-      <w:r>
-        <w:rPr>
-          <w:b/>
-          <w:lang w:val="pt_PT" w:bidi="pt_PT"/>
-        </w:rPr>
         <w:t>"</w:t>
       </w:r>
       <w:r>
@@ -20202,21 +17692,6 @@
           <w:b/>
           <w:lang w:val="pt_PT" w:bidi="pt_PT"/>
         </w:rPr>
-        <w:t>νυκτὸς καὶ ἡμέρας ἐργαζόμενοι</w:t>
-      </w:r>
-    </w:p>
-    <w:p>
-      <w:pPr/>
-      <w:r>
-        <w:rPr>
-          <w:lang w:val="pt_PT" w:bidi="pt_PT"/>
-        </w:rPr>
-      </w:r>
-      <w:r>
-        <w:rPr>
-          <w:b/>
-          <w:lang w:val="pt_PT" w:bidi="pt_PT"/>
-        </w:rPr>
         <w:t>"</w:t>
       </w:r>
       <w:r>
@@ -20327,21 +17802,6 @@
           <w:b/>
           <w:lang w:val="pt_PT" w:bidi="pt_PT"/>
         </w:rPr>
-        <w:t>ἐν κόπῳ καὶ μόχθῳ</w:t>
-      </w:r>
-    </w:p>
-    <w:p>
-      <w:pPr/>
-      <w:r>
-        <w:rPr>
-          <w:lang w:val="pt_PT" w:bidi="pt_PT"/>
-        </w:rPr>
-      </w:r>
-      <w:r>
-        <w:rPr>
-          <w:b/>
-          <w:lang w:val="pt_PT" w:bidi="pt_PT"/>
-        </w:rPr>
         <w:t>"</w:t>
       </w:r>
       <w:r>
@@ -20465,21 +17925,6 @@
           <w:b/>
           <w:lang w:val="pt_PT" w:bidi="pt_PT"/>
         </w:rPr>
-        <w:t>οὐχ ὅτι οὐκ ἔχομεν ἐξουσίαν, ἀλλ’</w:t>
-      </w:r>
-    </w:p>
-    <w:p>
-      <w:pPr/>
-      <w:r>
-        <w:rPr>
-          <w:lang w:val="pt_PT" w:bidi="pt_PT"/>
-        </w:rPr>
-      </w:r>
-      <w:r>
-        <w:rPr>
-          <w:b/>
-          <w:lang w:val="pt_PT" w:bidi="pt_PT"/>
-        </w:rPr>
         <w:t>"</w:t>
       </w:r>
       <w:r>
@@ -20589,21 +18034,6 @@
           <w:b/>
           <w:lang w:val="pt_PT" w:bidi="pt_PT"/>
         </w:rPr>
-        <w:t>ἑαυτοὺς τύπον δῶμεν ὑμῖν</w:t>
-      </w:r>
-    </w:p>
-    <w:p>
-      <w:pPr/>
-      <w:r>
-        <w:rPr>
-          <w:lang w:val="pt_PT" w:bidi="pt_PT"/>
-        </w:rPr>
-      </w:r>
-      <w:r>
-        <w:rPr>
-          <w:b/>
-          <w:lang w:val="pt_PT" w:bidi="pt_PT"/>
-        </w:rPr>
         <w:t>"</w:t>
       </w:r>
       <w:r>
@@ -20777,21 +18207,6 @@
           <w:b/>
           <w:lang w:val="pt_PT" w:bidi="pt_PT"/>
         </w:rPr>
-        <w:t>εἴ τις οὐ θέλει ἐργάζεσθαι, μηδὲ ἐσθιέτω</w:t>
-      </w:r>
-    </w:p>
-    <w:p>
-      <w:pPr/>
-      <w:r>
-        <w:rPr>
-          <w:lang w:val="pt_PT" w:bidi="pt_PT"/>
-        </w:rPr>
-      </w:r>
-      <w:r>
-        <w:rPr>
-          <w:b/>
-          <w:lang w:val="pt_PT" w:bidi="pt_PT"/>
-        </w:rPr>
         <w:t>"</w:t>
       </w:r>
       <w:r>
@@ -20889,21 +18304,6 @@
           <w:b/>
           <w:lang w:val="pt_PT" w:bidi="pt_PT"/>
         </w:rPr>
-        <w:t>τινας περιπατοῦντας &amp; ἀτάκτως</w:t>
-      </w:r>
-    </w:p>
-    <w:p>
-      <w:pPr/>
-      <w:r>
-        <w:rPr>
-          <w:lang w:val="pt_PT" w:bidi="pt_PT"/>
-        </w:rPr>
-      </w:r>
-      <w:r>
-        <w:rPr>
-          <w:b/>
-          <w:lang w:val="pt_PT" w:bidi="pt_PT"/>
-        </w:rPr>
         <w:t>"</w:t>
       </w:r>
       <w:r>
@@ -21014,21 +18414,6 @@
           <w:b/>
           <w:lang w:val="pt_PT" w:bidi="pt_PT"/>
         </w:rPr>
-        <w:t>ἀλλὰ περιεργαζομένους</w:t>
-      </w:r>
-    </w:p>
-    <w:p>
-      <w:pPr/>
-      <w:r>
-        <w:rPr>
-          <w:lang w:val="pt_PT" w:bidi="pt_PT"/>
-        </w:rPr>
-      </w:r>
-      <w:r>
-        <w:rPr>
-          <w:b/>
-          <w:lang w:val="pt_PT" w:bidi="pt_PT"/>
-        </w:rPr>
         <w:t>"</w:t>
       </w:r>
       <w:r>
@@ -21139,21 +18524,6 @@
           <w:b/>
           <w:lang w:val="pt_PT" w:bidi="pt_PT"/>
         </w:rPr>
-        <w:t>μετὰ ἡσυχίας</w:t>
-      </w:r>
-    </w:p>
-    <w:p>
-      <w:pPr/>
-      <w:r>
-        <w:rPr>
-          <w:lang w:val="pt_PT" w:bidi="pt_PT"/>
-        </w:rPr>
-      </w:r>
-      <w:r>
-        <w:rPr>
-          <w:b/>
-          <w:lang w:val="pt_PT" w:bidi="pt_PT"/>
-        </w:rPr>
         <w:t>"</w:t>
       </w:r>
       <w:r>
@@ -21270,21 +18640,6 @@
           <w:b/>
           <w:lang w:val="pt_PT" w:bidi="pt_PT"/>
         </w:rPr>
-        <w:t>δέ</w:t>
-      </w:r>
-    </w:p>
-    <w:p>
-      <w:pPr/>
-      <w:r>
-        <w:rPr>
-          <w:lang w:val="pt_PT" w:bidi="pt_PT"/>
-        </w:rPr>
-      </w:r>
-      <w:r>
-        <w:rPr>
-          <w:b/>
-          <w:lang w:val="pt_PT" w:bidi="pt_PT"/>
-        </w:rPr>
         <w:t>"Mas".</w:t>
       </w:r>
     </w:p>
@@ -21381,21 +18736,6 @@
           <w:b/>
           <w:lang w:val="pt_PT" w:bidi="pt_PT"/>
         </w:rPr>
-        <w:t>ὑμεῖς</w:t>
-      </w:r>
-    </w:p>
-    <w:p>
-      <w:pPr/>
-      <w:r>
-        <w:rPr>
-          <w:lang w:val="pt_PT" w:bidi="pt_PT"/>
-        </w:rPr>
-      </w:r>
-      <w:r>
-        <w:rPr>
-          <w:b/>
-          <w:lang w:val="pt_PT" w:bidi="pt_PT"/>
-        </w:rPr>
         <w:t>"vocês".</w:t>
       </w:r>
     </w:p>
@@ -21492,21 +18832,6 @@
           <w:b/>
           <w:lang w:val="pt_PT" w:bidi="pt_PT"/>
         </w:rPr>
-        <w:t>ἀδελφοί</w:t>
-      </w:r>
-    </w:p>
-    <w:p>
-      <w:pPr/>
-      <w:r>
-        <w:rPr>
-          <w:lang w:val="pt_PT" w:bidi="pt_PT"/>
-        </w:rPr>
-      </w:r>
-      <w:r>
-        <w:rPr>
-          <w:b/>
-          <w:lang w:val="pt_PT" w:bidi="pt_PT"/>
-        </w:rPr>
         <w:t>"irmãos".</w:t>
       </w:r>
     </w:p>
@@ -21603,21 +18928,6 @@
           <w:b/>
           <w:lang w:val="pt_PT" w:bidi="pt_PT"/>
         </w:rPr>
-        <w:t>τῷ λόγῳ ἡμῶν</w:t>
-      </w:r>
-    </w:p>
-    <w:p>
-      <w:pPr/>
-      <w:r>
-        <w:rPr>
-          <w:lang w:val="pt_PT" w:bidi="pt_PT"/>
-        </w:rPr>
-      </w:r>
-      <w:r>
-        <w:rPr>
-          <w:b/>
-          <w:lang w:val="pt_PT" w:bidi="pt_PT"/>
-        </w:rPr>
         <w:t>"</w:t>
       </w:r>
       <w:r>
@@ -21715,21 +19025,6 @@
           <w:b/>
           <w:lang w:val="pt_PT" w:bidi="pt_PT"/>
         </w:rPr>
-        <w:t>τοῦτον σημειοῦσθε</w:t>
-      </w:r>
-    </w:p>
-    <w:p>
-      <w:pPr/>
-      <w:r>
-        <w:rPr>
-          <w:lang w:val="pt_PT" w:bidi="pt_PT"/>
-        </w:rPr>
-      </w:r>
-      <w:r>
-        <w:rPr>
-          <w:b/>
-          <w:lang w:val="pt_PT" w:bidi="pt_PT"/>
-        </w:rPr>
         <w:t>"</w:t>
       </w:r>
       <w:r>
@@ -21827,21 +19122,6 @@
           <w:b/>
           <w:lang w:val="pt_PT" w:bidi="pt_PT"/>
         </w:rPr>
-        <w:t>ἵνα ἐντραπῇ</w:t>
-      </w:r>
-    </w:p>
-    <w:p>
-      <w:pPr/>
-      <w:r>
-        <w:rPr>
-          <w:lang w:val="pt_PT" w:bidi="pt_PT"/>
-        </w:rPr>
-      </w:r>
-      <w:r>
-        <w:rPr>
-          <w:b/>
-          <w:lang w:val="pt_PT" w:bidi="pt_PT"/>
-        </w:rPr>
         <w:t xml:space="preserve">"para que </w:t>
       </w:r>
       <w:r>
@@ -21939,21 +19219,6 @@
           <w:b/>
           <w:lang w:val="pt_PT" w:bidi="pt_PT"/>
         </w:rPr>
-        <w:t>ἀδελφόν</w:t>
-      </w:r>
-    </w:p>
-    <w:p>
-      <w:pPr/>
-      <w:r>
-        <w:rPr>
-          <w:lang w:val="pt_PT" w:bidi="pt_PT"/>
-        </w:rPr>
-      </w:r>
-      <w:r>
-        <w:rPr>
-          <w:b/>
-          <w:lang w:val="pt_PT" w:bidi="pt_PT"/>
-        </w:rPr>
         <w:t>"um irmão".</w:t>
       </w:r>
     </w:p>
@@ -22127,21 +19392,6 @@
           <w:b/>
           <w:lang w:val="pt_PT" w:bidi="pt_PT"/>
         </w:rPr>
-        <w:t>δὲ</w:t>
-      </w:r>
-    </w:p>
-    <w:p>
-      <w:pPr/>
-      <w:r>
-        <w:rPr>
-          <w:lang w:val="pt_PT" w:bidi="pt_PT"/>
-        </w:rPr>
-      </w:r>
-      <w:r>
-        <w:rPr>
-          <w:b/>
-          <w:lang w:val="pt_PT" w:bidi="pt_PT"/>
-        </w:rPr>
         <w:t>"Que".</w:t>
       </w:r>
     </w:p>
@@ -22238,21 +19488,6 @@
           <w:b/>
           <w:lang w:val="pt_PT" w:bidi="pt_PT"/>
         </w:rPr>
-        <w:t>αὐτὸς &amp; ὁ Κύριος τῆς εἰρήνης, δῴη ὑμῖν</w:t>
-      </w:r>
-    </w:p>
-    <w:p>
-      <w:pPr/>
-      <w:r>
-        <w:rPr>
-          <w:lang w:val="pt_PT" w:bidi="pt_PT"/>
-        </w:rPr>
-      </w:r>
-      <w:r>
-        <w:rPr>
-          <w:b/>
-          <w:lang w:val="pt_PT" w:bidi="pt_PT"/>
-        </w:rPr>
         <w:t xml:space="preserve">"Que </w:t>
       </w:r>
       <w:r>
@@ -22350,21 +19585,6 @@
           <w:b/>
           <w:lang w:val="pt_PT" w:bidi="pt_PT"/>
         </w:rPr>
-        <w:t>αὐτὸς &amp; ὁ Κύριος τῆς εἰρήνης</w:t>
-      </w:r>
-    </w:p>
-    <w:p>
-      <w:pPr/>
-      <w:r>
-        <w:rPr>
-          <w:lang w:val="pt_PT" w:bidi="pt_PT"/>
-        </w:rPr>
-      </w:r>
-      <w:r>
-        <w:rPr>
-          <w:b/>
-          <w:lang w:val="pt_PT" w:bidi="pt_PT"/>
-        </w:rPr>
         <w:t>"</w:t>
       </w:r>
       <w:r>
@@ -22475,21 +19695,6 @@
           <w:b/>
           <w:lang w:val="pt_PT" w:bidi="pt_PT"/>
         </w:rPr>
-        <w:t>ὁ ἀσπασμὸς τῇ ἐμῇ χειρὶ, Παύλου, ὅ ἐστιν σημεῖον ἐν πάσῃ ἐπιστολῇ, οὕτως γράφω</w:t>
-      </w:r>
-    </w:p>
-    <w:p>
-      <w:pPr/>
-      <w:r>
-        <w:rPr>
-          <w:lang w:val="pt_PT" w:bidi="pt_PT"/>
-        </w:rPr>
-      </w:r>
-      <w:r>
-        <w:rPr>
-          <w:b/>
-          <w:lang w:val="pt_PT" w:bidi="pt_PT"/>
-        </w:rPr>
         <w:t>"</w:t>
       </w:r>
       <w:r>
@@ -22567,21 +19772,6 @@
           <w:b/>
           <w:lang w:val="pt_PT" w:bidi="pt_PT"/>
         </w:rPr>
-        <w:t>τῇ ἐμῇ χειρὶ</w:t>
-      </w:r>
-    </w:p>
-    <w:p>
-      <w:pPr/>
-      <w:r>
-        <w:rPr>
-          <w:lang w:val="pt_PT" w:bidi="pt_PT"/>
-        </w:rPr>
-      </w:r>
-      <w:r>
-        <w:rPr>
-          <w:b/>
-          <w:lang w:val="pt_PT" w:bidi="pt_PT"/>
-        </w:rPr>
         <w:t>"</w:t>
       </w:r>
       <w:r>
@@ -22679,21 +19869,6 @@
           <w:b/>
           <w:lang w:val="pt_PT" w:bidi="pt_PT"/>
         </w:rPr>
-        <w:t>οὕτως γράφω</w:t>
-      </w:r>
-    </w:p>
-    <w:p>
-      <w:pPr/>
-      <w:r>
-        <w:rPr>
-          <w:lang w:val="pt_PT" w:bidi="pt_PT"/>
-        </w:rPr>
-      </w:r>
-      <w:r>
-        <w:rPr>
-          <w:b/>
-          <w:lang w:val="pt_PT" w:bidi="pt_PT"/>
-        </w:rPr>
         <w:t>"</w:t>
       </w:r>
       <w:r>
@@ -22777,21 +19952,6 @@
         <w:rPr>
           <w:lang w:val="pt_PT" w:bidi="pt_PT"/>
         </w:rPr>
-      </w:r>
-    </w:p>
-    <w:p>
-      <w:pPr/>
-      <w:r>
-        <w:rPr>
-          <w:lang w:val="pt_PT" w:bidi="pt_PT"/>
-        </w:rPr>
-      </w:r>
-      <w:r>
-        <w:rPr>
-          <w:b/>
-          <w:lang w:val="pt_PT" w:bidi="pt_PT"/>
-        </w:rPr>
-        <w:t>ἡ χάρις τοῦ Κυρίου ἡμῶν, Ἰησοῦ Χριστοῦ, μετὰ πάντων ὑμῶν</w:t>
       </w:r>
     </w:p>
     <w:p>

--- a/por/docx/53.content.docx
+++ b/por/docx/53.content.docx
@@ -28,15 +28,49 @@
       </w:r>
     </w:p>
     <w:p>
-      <w:pPr/>
-      <w:r>
-        <w:rPr>
-          <w:lang w:val="pt_PT" w:bidi="pt_PT"/>
-        </w:rPr>
-      </w:r>
-      <w:r>
-        <w:rPr>
-          <w:b/>
+      <w:pPr>
+        <w:pStyle w:val="Heading2"/>
+      </w:pPr>
+      <w:r>
+        <w:rPr>
+          <w:lang w:val="pt_PT" w:bidi="pt_PT"/>
+        </w:rPr>
+        <w:t>License Information</w:t>
+      </w:r>
+      <w:r>
+        <w:rPr>
+          <w:lang w:val="pt_PT" w:bidi="pt_PT"/>
+        </w:rPr>
+      </w:r>
+    </w:p>
+    <w:p>
+      <w:pPr/>
+      <w:r>
+        <w:rPr>
+          <w:lang w:val="pt_PT" w:bidi="pt_PT"/>
+        </w:rPr>
+      </w:r>
+      <w:r>
+        <w:rPr>
+          <w:b/>
+          <w:lang w:val="pt_PT" w:bidi="pt_PT"/>
+        </w:rPr>
+        <w:t>Notas de Tradução (unfoldingWord)</w:t>
+      </w:r>
+      <w:r>
+        <w:rPr>
+          <w:lang w:val="pt_PT" w:bidi="pt_PT"/>
+        </w:rPr>
+        <w:t xml:space="preserve"> (Portuguese) is based on</w:t>
+      </w:r>
+      <w:r>
+        <w:rPr>
+          <w:lang w:val="pt_PT" w:bidi="pt_PT"/>
+        </w:rPr>
+        <w:t xml:space="preserve">: </w:t>
+      </w:r>
+      <w:r>
+        <w:rPr>
           <w:lang w:val="pt_PT" w:bidi="pt_PT"/>
         </w:rPr>
         <w:t>unfoldingWord® Translation Notes</w:t>
@@ -45,31 +79,62 @@
         <w:rPr>
           <w:lang w:val="pt_PT" w:bidi="pt_PT"/>
         </w:rPr>
-        <w:t xml:space="preserve"> © 2022 unfoldingWord. Released under CC BY-SA 4.0 license. </w:t>
-      </w:r>
-      <w:r>
-        <w:rPr>
-          <w:lang w:val="pt_PT" w:bidi="pt_PT"/>
-        </w:rPr>
-        <w:t>unfoldingWord® Translation Notes</w:t>
-      </w:r>
-      <w:r>
-        <w:rPr>
-          <w:lang w:val="pt_PT" w:bidi="pt_PT"/>
-        </w:rPr>
-        <w:t xml:space="preserve"> has been adapted in the following languages: Tok Pisin, Arabic (عربي), French (Français), Hindi (हिंदी), Indonesian (Bahasa Indonesia), Portuguese (Português), Russian (Русский), Spanish (Español), Swahili (Kiswahili), and Simplified Chinese (简体中文) from </w:t>
-      </w:r>
-      <w:r>
-        <w:rPr>
-          <w:lang w:val="pt_PT" w:bidi="pt_PT"/>
-        </w:rPr>
-        <w:t>unfoldingWord® Translation Notes</w:t>
-      </w:r>
-      <w:r>
-        <w:rPr>
-          <w:lang w:val="pt_PT" w:bidi="pt_PT"/>
-        </w:rPr>
-        <w:t xml:space="preserve"> © 2022 unfoldingWord. Released under CC BY-SA 4.0 license by Mission Mutual</w:t>
+        <w:t xml:space="preserve">, </w:t>
+      </w:r>
+      <w:hyperlink r:id="rId13">
+        <w:r>
+          <w:rPr>
+            <w:lang w:val="pt_PT" w:bidi="pt_PT"/>
+          </w:rPr>
+          <w:rPr>
+            <w:color w:val="0000EE"/>
+            <w:u w:val="single"/>
+          </w:rPr>
+          <w:t>unfoldingWord</w:t>
+        </w:r>
+      </w:hyperlink>
+      <w:r>
+        <w:rPr>
+          <w:lang w:val="pt_PT" w:bidi="pt_PT"/>
+        </w:rPr>
+        <w:t xml:space="preserve">, 2022, which is licensed under a </w:t>
+      </w:r>
+      <w:hyperlink r:id="rId14">
+        <w:r>
+          <w:rPr>
+            <w:lang w:val="pt_PT" w:bidi="pt_PT"/>
+          </w:rPr>
+          <w:rPr>
+            <w:color w:val="0000EE"/>
+            <w:u w:val="single"/>
+          </w:rPr>
+          <w:t>CC BY-SA 4.0 license</w:t>
+        </w:r>
+      </w:hyperlink>
+      <w:r>
+        <w:rPr>
+          <w:lang w:val="pt_PT" w:bidi="pt_PT"/>
+        </w:rPr>
+        <w:t>.</w:t>
+      </w:r>
+      <w:r>
+        <w:rPr>
+          <w:lang w:val="pt_PT" w:bidi="pt_PT"/>
+        </w:rPr>
+      </w:r>
+    </w:p>
+    <w:p>
+      <w:pPr/>
+      <w:r>
+        <w:rPr>
+          <w:lang w:val="pt_PT" w:bidi="pt_PT"/>
+        </w:rPr>
+      </w:r>
+      <w:r>
+        <w:rPr>
+          <w:lang w:val="pt_PT" w:bidi="pt_PT"/>
+        </w:rPr>
+        <w:t>This PDF version is provided under the same license.</w:t>
       </w:r>
       <w:r>
         <w:rPr>
@@ -230,6 +295,21 @@
           <w:b/>
           <w:lang w:val="pt_PT" w:bidi="pt_PT"/>
         </w:rPr>
+        <w:t>Σιλουανὸς</w:t>
+      </w:r>
+    </w:p>
+    <w:p>
+      <w:pPr/>
+      <w:r>
+        <w:rPr>
+          <w:lang w:val="pt_PT" w:bidi="pt_PT"/>
+        </w:rPr>
+      </w:r>
+      <w:r>
+        <w:rPr>
+          <w:b/>
+          <w:lang w:val="pt_PT" w:bidi="pt_PT"/>
+        </w:rPr>
         <w:t>"Silas".</w:t>
       </w:r>
     </w:p>
@@ -313,6 +393,21 @@
           <w:b/>
           <w:lang w:val="pt_PT" w:bidi="pt_PT"/>
         </w:rPr>
+        <w:t>Παῦλος, καὶ Σιλουανὸς, καὶ Τιμόθεος; τῇ ἐκκλησίᾳ</w:t>
+      </w:r>
+    </w:p>
+    <w:p>
+      <w:pPr/>
+      <w:r>
+        <w:rPr>
+          <w:lang w:val="pt_PT" w:bidi="pt_PT"/>
+        </w:rPr>
+      </w:r>
+      <w:r>
+        <w:rPr>
+          <w:b/>
+          <w:lang w:val="pt_PT" w:bidi="pt_PT"/>
+        </w:rPr>
         <w:t>"</w:t>
       </w:r>
       <w:r>
@@ -410,6 +505,21 @@
           <w:b/>
           <w:lang w:val="pt_PT" w:bidi="pt_PT"/>
         </w:rPr>
+        <w:t>Παῦλος, καὶ Σιλουανὸς, καὶ Τιμόθεος</w:t>
+      </w:r>
+    </w:p>
+    <w:p>
+      <w:pPr/>
+      <w:r>
+        <w:rPr>
+          <w:lang w:val="pt_PT" w:bidi="pt_PT"/>
+        </w:rPr>
+      </w:r>
+      <w:r>
+        <w:rPr>
+          <w:b/>
+          <w:lang w:val="pt_PT" w:bidi="pt_PT"/>
+        </w:rPr>
         <w:t>"</w:t>
       </w:r>
       <w:r>
@@ -533,6 +643,21 @@
           <w:b/>
           <w:lang w:val="pt_PT" w:bidi="pt_PT"/>
         </w:rPr>
+        <w:t>ἐν Θεῷ Πατρὶ ἡμῶν καὶ Κυρίῳ Ἰησοῦ Χριστῷ</w:t>
+      </w:r>
+    </w:p>
+    <w:p>
+      <w:pPr/>
+      <w:r>
+        <w:rPr>
+          <w:lang w:val="pt_PT" w:bidi="pt_PT"/>
+        </w:rPr>
+      </w:r>
+      <w:r>
+        <w:rPr>
+          <w:b/>
+          <w:lang w:val="pt_PT" w:bidi="pt_PT"/>
+        </w:rPr>
         <w:t>"</w:t>
       </w:r>
       <w:r>
@@ -630,6 +755,21 @@
           <w:b/>
           <w:lang w:val="pt_PT" w:bidi="pt_PT"/>
         </w:rPr>
+        <w:t>χάρις ὑμῖν καὶ εἰρήνη ἀπὸ Θεοῦ Πατρὸς καὶ Κυρίου Ἰησοῦ Χριστοῦ</w:t>
+      </w:r>
+    </w:p>
+    <w:p>
+      <w:pPr/>
+      <w:r>
+        <w:rPr>
+          <w:lang w:val="pt_PT" w:bidi="pt_PT"/>
+        </w:rPr>
+      </w:r>
+      <w:r>
+        <w:rPr>
+          <w:b/>
+          <w:lang w:val="pt_PT" w:bidi="pt_PT"/>
+        </w:rPr>
         <w:t>"Q</w:t>
       </w:r>
       <w:r>
@@ -727,6 +867,21 @@
           <w:b/>
           <w:lang w:val="pt_PT" w:bidi="pt_PT"/>
         </w:rPr>
+        <w:t>χάρις ὑμῖν καὶ εἰρήνη ἀπὸ Θεοῦ Πατρὸς καὶ Κυρίου Ἰησοῦ Χριστοῦ</w:t>
+      </w:r>
+    </w:p>
+    <w:p>
+      <w:pPr/>
+      <w:r>
+        <w:rPr>
+          <w:lang w:val="pt_PT" w:bidi="pt_PT"/>
+        </w:rPr>
+      </w:r>
+      <w:r>
+        <w:rPr>
+          <w:b/>
+          <w:lang w:val="pt_PT" w:bidi="pt_PT"/>
+        </w:rPr>
         <w:t>"Q</w:t>
       </w:r>
       <w:r>
@@ -927,6 +1082,21 @@
           <w:b/>
           <w:lang w:val="pt_PT" w:bidi="pt_PT"/>
         </w:rPr>
+        <w:t>εὐχαριστεῖν ὀφείλομεν &amp; πάντοτε</w:t>
+      </w:r>
+    </w:p>
+    <w:p>
+      <w:pPr/>
+      <w:r>
+        <w:rPr>
+          <w:lang w:val="pt_PT" w:bidi="pt_PT"/>
+        </w:rPr>
+      </w:r>
+      <w:r>
+        <w:rPr>
+          <w:b/>
+          <w:lang w:val="pt_PT" w:bidi="pt_PT"/>
+        </w:rPr>
         <w:t>"</w:t>
       </w:r>
       <w:r>
@@ -1017,6 +1187,21 @@
           <w:b/>
           <w:lang w:val="pt_PT" w:bidi="pt_PT"/>
         </w:rPr>
+        <w:t>εὐχαριστεῖν ὀφείλομεν τῷ Θεῷ πάντοτε</w:t>
+      </w:r>
+    </w:p>
+    <w:p>
+      <w:pPr/>
+      <w:r>
+        <w:rPr>
+          <w:lang w:val="pt_PT" w:bidi="pt_PT"/>
+        </w:rPr>
+      </w:r>
+      <w:r>
+        <w:rPr>
+          <w:b/>
+          <w:lang w:val="pt_PT" w:bidi="pt_PT"/>
+        </w:rPr>
         <w:t>"</w:t>
       </w:r>
       <w:r>
@@ -1127,6 +1312,21 @@
           <w:b/>
           <w:lang w:val="pt_PT" w:bidi="pt_PT"/>
         </w:rPr>
+        <w:t>εὐχαριστεῖν ὀφείλομεν τῷ Θεῷ πάντοτε περὶ ὑμῶν, ἀδελφοί</w:t>
+      </w:r>
+    </w:p>
+    <w:p>
+      <w:pPr/>
+      <w:r>
+        <w:rPr>
+          <w:lang w:val="pt_PT" w:bidi="pt_PT"/>
+        </w:rPr>
+      </w:r>
+      <w:r>
+        <w:rPr>
+          <w:b/>
+          <w:lang w:val="pt_PT" w:bidi="pt_PT"/>
+        </w:rPr>
         <w:t>"</w:t>
       </w:r>
       <w:r>
@@ -1224,6 +1424,21 @@
           <w:b/>
           <w:lang w:val="pt_PT" w:bidi="pt_PT"/>
         </w:rPr>
+        <w:t>ἀδελφοί</w:t>
+      </w:r>
+    </w:p>
+    <w:p>
+      <w:pPr/>
+      <w:r>
+        <w:rPr>
+          <w:lang w:val="pt_PT" w:bidi="pt_PT"/>
+        </w:rPr>
+      </w:r>
+      <w:r>
+        <w:rPr>
+          <w:b/>
+          <w:lang w:val="pt_PT" w:bidi="pt_PT"/>
+        </w:rPr>
         <w:t>"vocês".</w:t>
       </w:r>
     </w:p>
@@ -1320,6 +1535,21 @@
           <w:b/>
           <w:lang w:val="pt_PT" w:bidi="pt_PT"/>
         </w:rPr>
+        <w:t>καθὼς ἄξιόν ἐστιν</w:t>
+      </w:r>
+    </w:p>
+    <w:p>
+      <w:pPr/>
+      <w:r>
+        <w:rPr>
+          <w:lang w:val="pt_PT" w:bidi="pt_PT"/>
+        </w:rPr>
+      </w:r>
+      <w:r>
+        <w:rPr>
+          <w:b/>
+          <w:lang w:val="pt_PT" w:bidi="pt_PT"/>
+        </w:rPr>
         <w:t>"Para nós é certo fazer isso".</w:t>
       </w:r>
     </w:p>
@@ -1416,6 +1646,21 @@
           <w:b/>
           <w:lang w:val="pt_PT" w:bidi="pt_PT"/>
         </w:rPr>
+        <w:t>ὑπεραυξάνει ἡ πίστις ὑμῶν</w:t>
+      </w:r>
+    </w:p>
+    <w:p>
+      <w:pPr/>
+      <w:r>
+        <w:rPr>
+          <w:lang w:val="pt_PT" w:bidi="pt_PT"/>
+        </w:rPr>
+      </w:r>
+      <w:r>
+        <w:rPr>
+          <w:b/>
+          <w:lang w:val="pt_PT" w:bidi="pt_PT"/>
+        </w:rPr>
         <w:t>"p</w:t>
       </w:r>
       <w:r>
@@ -1526,6 +1771,21 @@
           <w:b/>
           <w:lang w:val="pt_PT" w:bidi="pt_PT"/>
         </w:rPr>
+        <w:t>πλεονάζει ἡ ἀγάπη ἑνὸς ἑκάστου, πάντων ὑμῶν, εἰς ἀλλήλους</w:t>
+      </w:r>
+    </w:p>
+    <w:p>
+      <w:pPr/>
+      <w:r>
+        <w:rPr>
+          <w:lang w:val="pt_PT" w:bidi="pt_PT"/>
+        </w:rPr>
+      </w:r>
+      <w:r>
+        <w:rPr>
+          <w:b/>
+          <w:lang w:val="pt_PT" w:bidi="pt_PT"/>
+        </w:rPr>
         <w:t>"</w:t>
       </w:r>
       <w:r>
@@ -1636,6 +1896,21 @@
           <w:b/>
           <w:lang w:val="pt_PT" w:bidi="pt_PT"/>
         </w:rPr>
+        <w:t>ἀλλήλους</w:t>
+      </w:r>
+    </w:p>
+    <w:p>
+      <w:pPr/>
+      <w:r>
+        <w:rPr>
+          <w:lang w:val="pt_PT" w:bidi="pt_PT"/>
+        </w:rPr>
+      </w:r>
+      <w:r>
+        <w:rPr>
+          <w:b/>
+          <w:lang w:val="pt_PT" w:bidi="pt_PT"/>
+        </w:rPr>
         <w:t>"uns pelos outros".</w:t>
       </w:r>
     </w:p>
@@ -1732,6 +2007,21 @@
           <w:b/>
           <w:lang w:val="pt_PT" w:bidi="pt_PT"/>
         </w:rPr>
+        <w:t>αὐτοὺς ἡμᾶς</w:t>
+      </w:r>
+    </w:p>
+    <w:p>
+      <w:pPr/>
+      <w:r>
+        <w:rPr>
+          <w:lang w:val="pt_PT" w:bidi="pt_PT"/>
+        </w:rPr>
+      </w:r>
+      <w:r>
+        <w:rPr>
+          <w:b/>
+          <w:lang w:val="pt_PT" w:bidi="pt_PT"/>
+        </w:rPr>
         <w:t>"falamos".</w:t>
       </w:r>
     </w:p>
@@ -1815,6 +2105,21 @@
           <w:b/>
           <w:lang w:val="pt_PT" w:bidi="pt_PT"/>
         </w:rPr>
+        <w:t>τῆς ὑπομονῆς ὑμῶν, καὶ πίστεως</w:t>
+      </w:r>
+    </w:p>
+    <w:p>
+      <w:pPr/>
+      <w:r>
+        <w:rPr>
+          <w:lang w:val="pt_PT" w:bidi="pt_PT"/>
+        </w:rPr>
+      </w:r>
+      <w:r>
+        <w:rPr>
+          <w:b/>
+          <w:lang w:val="pt_PT" w:bidi="pt_PT"/>
+        </w:rPr>
         <w:t>"paciência e da fé".</w:t>
       </w:r>
     </w:p>
@@ -1924,6 +2229,21 @@
           <w:b/>
           <w:lang w:val="pt_PT" w:bidi="pt_PT"/>
         </w:rPr>
+        <w:t>ἐν πᾶσιν τοῖς διωγμοῖς ὑμῶν, καὶ ταῖς θλίψεσιν</w:t>
+      </w:r>
+    </w:p>
+    <w:p>
+      <w:pPr/>
+      <w:r>
+        <w:rPr>
+          <w:lang w:val="pt_PT" w:bidi="pt_PT"/>
+        </w:rPr>
+      </w:r>
+      <w:r>
+        <w:rPr>
+          <w:b/>
+          <w:lang w:val="pt_PT" w:bidi="pt_PT"/>
+        </w:rPr>
         <w:t>"</w:t>
       </w:r>
       <w:r>
@@ -2047,6 +2367,21 @@
           <w:b/>
           <w:lang w:val="pt_PT" w:bidi="pt_PT"/>
         </w:rPr>
+        <w:t>πίστεως ἐν πᾶσιν τοῖς διωγμοῖς ὑμῶν</w:t>
+      </w:r>
+    </w:p>
+    <w:p>
+      <w:pPr/>
+      <w:r>
+        <w:rPr>
+          <w:lang w:val="pt_PT" w:bidi="pt_PT"/>
+        </w:rPr>
+      </w:r>
+      <w:r>
+        <w:rPr>
+          <w:b/>
+          <w:lang w:val="pt_PT" w:bidi="pt_PT"/>
+        </w:rPr>
         <w:t xml:space="preserve">"da fé </w:t>
       </w:r>
       <w:r>
@@ -2157,6 +2492,21 @@
           <w:b/>
           <w:lang w:val="pt_PT" w:bidi="pt_PT"/>
         </w:rPr>
+        <w:t>ἔνδειγμα τῆς δικαίας κρίσεως τοῦ Θεοῦ, εἰς τὸ καταξιωθῆναι ὑμᾶς</w:t>
+      </w:r>
+    </w:p>
+    <w:p>
+      <w:pPr/>
+      <w:r>
+        <w:rPr>
+          <w:lang w:val="pt_PT" w:bidi="pt_PT"/>
+        </w:rPr>
+      </w:r>
+      <w:r>
+        <w:rPr>
+          <w:b/>
+          <w:lang w:val="pt_PT" w:bidi="pt_PT"/>
+        </w:rPr>
         <w:t>"</w:t>
       </w:r>
       <w:r>
@@ -2267,6 +2617,21 @@
           <w:b/>
           <w:lang w:val="pt_PT" w:bidi="pt_PT"/>
         </w:rPr>
+        <w:t>εἰς τὸ καταξιωθῆναι ὑμᾶς τῆς Βασιλείας τοῦ Θεοῦ</w:t>
+      </w:r>
+    </w:p>
+    <w:p>
+      <w:pPr/>
+      <w:r>
+        <w:rPr>
+          <w:lang w:val="pt_PT" w:bidi="pt_PT"/>
+        </w:rPr>
+      </w:r>
+      <w:r>
+        <w:rPr>
+          <w:b/>
+          <w:lang w:val="pt_PT" w:bidi="pt_PT"/>
+        </w:rPr>
         <w:t>"</w:t>
       </w:r>
       <w:r>
@@ -2364,6 +2729,21 @@
           <w:b/>
           <w:lang w:val="pt_PT" w:bidi="pt_PT"/>
         </w:rPr>
+        <w:t>ὑπὲρ ἧς καὶ πάσχετε</w:t>
+      </w:r>
+    </w:p>
+    <w:p>
+      <w:pPr/>
+      <w:r>
+        <w:rPr>
+          <w:lang w:val="pt_PT" w:bidi="pt_PT"/>
+        </w:rPr>
+      </w:r>
+      <w:r>
+        <w:rPr>
+          <w:b/>
+          <w:lang w:val="pt_PT" w:bidi="pt_PT"/>
+        </w:rPr>
         <w:t>"pelo qual estão sofrendo".</w:t>
       </w:r>
     </w:p>
@@ -2460,6 +2840,21 @@
           <w:b/>
           <w:lang w:val="pt_PT" w:bidi="pt_PT"/>
         </w:rPr>
+        <w:t>εἴπερ δίκαιον παρὰ Θεῷ</w:t>
+      </w:r>
+    </w:p>
+    <w:p>
+      <w:pPr/>
+      <w:r>
+        <w:rPr>
+          <w:lang w:val="pt_PT" w:bidi="pt_PT"/>
+        </w:rPr>
+      </w:r>
+      <w:r>
+        <w:rPr>
+          <w:b/>
+          <w:lang w:val="pt_PT" w:bidi="pt_PT"/>
+        </w:rPr>
         <w:t>"</w:t>
       </w:r>
       <w:r>
@@ -2576,6 +2971,21 @@
           <w:b/>
           <w:lang w:val="pt_PT" w:bidi="pt_PT"/>
         </w:rPr>
+        <w:t>παρὰ Θεῷ, ἀνταποδοῦναι τοῖς θλίβουσιν ὑμᾶς θλῖψιν</w:t>
+      </w:r>
+    </w:p>
+    <w:p>
+      <w:pPr/>
+      <w:r>
+        <w:rPr>
+          <w:lang w:val="pt_PT" w:bidi="pt_PT"/>
+        </w:rPr>
+      </w:r>
+      <w:r>
+        <w:rPr>
+          <w:b/>
+          <w:lang w:val="pt_PT" w:bidi="pt_PT"/>
+        </w:rPr>
         <w:t>"</w:t>
       </w:r>
       <w:r>
@@ -2686,6 +3096,21 @@
           <w:b/>
           <w:lang w:val="pt_PT" w:bidi="pt_PT"/>
         </w:rPr>
+        <w:t>ἀνταποδοῦναι τοῖς θλίβουσιν ὑμᾶς θλῖψιν</w:t>
+      </w:r>
+    </w:p>
+    <w:p>
+      <w:pPr/>
+      <w:r>
+        <w:rPr>
+          <w:lang w:val="pt_PT" w:bidi="pt_PT"/>
+        </w:rPr>
+      </w:r>
+      <w:r>
+        <w:rPr>
+          <w:b/>
+          <w:lang w:val="pt_PT" w:bidi="pt_PT"/>
+        </w:rPr>
         <w:t>"</w:t>
       </w:r>
       <w:r>
@@ -2796,6 +3221,21 @@
           <w:b/>
           <w:lang w:val="pt_PT" w:bidi="pt_PT"/>
         </w:rPr>
+        <w:t>καὶ ὑμῖν &amp; ἄνεσιν</w:t>
+      </w:r>
+    </w:p>
+    <w:p>
+      <w:pPr/>
+      <w:r>
+        <w:rPr>
+          <w:lang w:val="pt_PT" w:bidi="pt_PT"/>
+        </w:rPr>
+      </w:r>
+      <w:r>
+        <w:rPr>
+          <w:b/>
+          <w:lang w:val="pt_PT" w:bidi="pt_PT"/>
+        </w:rPr>
         <w:t>"</w:t>
       </w:r>
       <w:r>
@@ -2906,6 +3346,21 @@
           <w:b/>
           <w:lang w:val="pt_PT" w:bidi="pt_PT"/>
         </w:rPr>
+        <w:t>καὶ ὑμῖν τοῖς θλιβομένοις, ἄνεσιν μεθ’ ἡμῶν</w:t>
+      </w:r>
+    </w:p>
+    <w:p>
+      <w:pPr/>
+      <w:r>
+        <w:rPr>
+          <w:lang w:val="pt_PT" w:bidi="pt_PT"/>
+        </w:rPr>
+      </w:r>
+      <w:r>
+        <w:rPr>
+          <w:b/>
+          <w:lang w:val="pt_PT" w:bidi="pt_PT"/>
+        </w:rPr>
         <w:t>"</w:t>
       </w:r>
       <w:r>
@@ -3016,6 +3471,21 @@
           <w:b/>
           <w:lang w:val="pt_PT" w:bidi="pt_PT"/>
         </w:rPr>
+        <w:t>ὑμῖν &amp; ἄνεσιν</w:t>
+      </w:r>
+    </w:p>
+    <w:p>
+      <w:pPr/>
+      <w:r>
+        <w:rPr>
+          <w:lang w:val="pt_PT" w:bidi="pt_PT"/>
+        </w:rPr>
+      </w:r>
+      <w:r>
+        <w:rPr>
+          <w:b/>
+          <w:lang w:val="pt_PT" w:bidi="pt_PT"/>
+        </w:rPr>
         <w:t>"descanso a vocês".</w:t>
       </w:r>
     </w:p>
@@ -3112,6 +3582,21 @@
           <w:b/>
           <w:lang w:val="pt_PT" w:bidi="pt_PT"/>
         </w:rPr>
+        <w:t>τοῖς θλιβομένοις</w:t>
+      </w:r>
+    </w:p>
+    <w:p>
+      <w:pPr/>
+      <w:r>
+        <w:rPr>
+          <w:lang w:val="pt_PT" w:bidi="pt_PT"/>
+        </w:rPr>
+      </w:r>
+      <w:r>
+        <w:rPr>
+          <w:b/>
+          <w:lang w:val="pt_PT" w:bidi="pt_PT"/>
+        </w:rPr>
         <w:t>"</w:t>
       </w:r>
       <w:r>
@@ -3209,6 +3694,21 @@
           <w:b/>
           <w:lang w:val="pt_PT" w:bidi="pt_PT"/>
         </w:rPr>
+        <w:t>ἐν τῇ ἀποκαλύψει τοῦ Κυρίου Ἰησοῦ</w:t>
+      </w:r>
+    </w:p>
+    <w:p>
+      <w:pPr/>
+      <w:r>
+        <w:rPr>
+          <w:lang w:val="pt_PT" w:bidi="pt_PT"/>
+        </w:rPr>
+      </w:r>
+      <w:r>
+        <w:rPr>
+          <w:b/>
+          <w:lang w:val="pt_PT" w:bidi="pt_PT"/>
+        </w:rPr>
         <w:t>"</w:t>
       </w:r>
       <w:r>
@@ -3319,6 +3819,21 @@
           <w:b/>
           <w:lang w:val="pt_PT" w:bidi="pt_PT"/>
         </w:rPr>
+        <w:t>διδόντος ἐκδίκησιν τοῖς</w:t>
+      </w:r>
+    </w:p>
+    <w:p>
+      <w:pPr/>
+      <w:r>
+        <w:rPr>
+          <w:lang w:val="pt_PT" w:bidi="pt_PT"/>
+        </w:rPr>
+      </w:r>
+      <w:r>
+        <w:rPr>
+          <w:b/>
+          <w:lang w:val="pt_PT" w:bidi="pt_PT"/>
+        </w:rPr>
         <w:t>"</w:t>
       </w:r>
       <w:r>
@@ -3429,6 +3944,21 @@
           <w:b/>
           <w:lang w:val="pt_PT" w:bidi="pt_PT"/>
         </w:rPr>
+        <w:t>τοῖς μὴ εἰδόσι Θεὸν</w:t>
+      </w:r>
+    </w:p>
+    <w:p>
+      <w:pPr/>
+      <w:r>
+        <w:rPr>
+          <w:lang w:val="pt_PT" w:bidi="pt_PT"/>
+        </w:rPr>
+      </w:r>
+      <w:r>
+        <w:rPr>
+          <w:b/>
+          <w:lang w:val="pt_PT" w:bidi="pt_PT"/>
+        </w:rPr>
         <w:t>"</w:t>
       </w:r>
       <w:r>
@@ -3558,6 +4088,21 @@
           <w:b/>
           <w:lang w:val="pt_PT" w:bidi="pt_PT"/>
         </w:rPr>
+        <w:t>καὶ τοῖς μὴ ὑπακούουσιν τῷ εὐαγγελίῳ</w:t>
+      </w:r>
+    </w:p>
+    <w:p>
+      <w:pPr/>
+      <w:r>
+        <w:rPr>
+          <w:lang w:val="pt_PT" w:bidi="pt_PT"/>
+        </w:rPr>
+      </w:r>
+      <w:r>
+        <w:rPr>
+          <w:b/>
+          <w:lang w:val="pt_PT" w:bidi="pt_PT"/>
+        </w:rPr>
         <w:t>"</w:t>
       </w:r>
       <w:r>
@@ -3681,6 +4226,21 @@
           <w:b/>
           <w:lang w:val="pt_PT" w:bidi="pt_PT"/>
         </w:rPr>
+        <w:t>ὑπακούουσιν τῷ εὐαγγελίῳ</w:t>
+      </w:r>
+    </w:p>
+    <w:p>
+      <w:pPr/>
+      <w:r>
+        <w:rPr>
+          <w:lang w:val="pt_PT" w:bidi="pt_PT"/>
+        </w:rPr>
+      </w:r>
+      <w:r>
+        <w:rPr>
+          <w:b/>
+          <w:lang w:val="pt_PT" w:bidi="pt_PT"/>
+        </w:rPr>
         <w:t xml:space="preserve">"não </w:t>
       </w:r>
       <w:r>
@@ -3778,6 +4338,21 @@
           <w:b/>
           <w:lang w:val="pt_PT" w:bidi="pt_PT"/>
         </w:rPr>
+        <w:t>τῷ εὐαγγελίῳ τοῦ Κυρίου ἡμῶν, Ἰησοῦ</w:t>
+      </w:r>
+    </w:p>
+    <w:p>
+      <w:pPr/>
+      <w:r>
+        <w:rPr>
+          <w:lang w:val="pt_PT" w:bidi="pt_PT"/>
+        </w:rPr>
+      </w:r>
+      <w:r>
+        <w:rPr>
+          <w:b/>
+          <w:lang w:val="pt_PT" w:bidi="pt_PT"/>
+        </w:rPr>
         <w:t>"</w:t>
       </w:r>
       <w:r>
@@ -3901,6 +4476,21 @@
           <w:b/>
           <w:lang w:val="pt_PT" w:bidi="pt_PT"/>
         </w:rPr>
+        <w:t>οἵτινες δίκην τίσουσιν</w:t>
+      </w:r>
+    </w:p>
+    <w:p>
+      <w:pPr/>
+      <w:r>
+        <w:rPr>
+          <w:lang w:val="pt_PT" w:bidi="pt_PT"/>
+        </w:rPr>
+      </w:r>
+      <w:r>
+        <w:rPr>
+          <w:b/>
+          <w:lang w:val="pt_PT" w:bidi="pt_PT"/>
+        </w:rPr>
         <w:t>"Eles serão castigados".</w:t>
       </w:r>
     </w:p>
@@ -3997,6 +4587,21 @@
           <w:b/>
           <w:lang w:val="pt_PT" w:bidi="pt_PT"/>
         </w:rPr>
+        <w:t>οἵτινες δίκην τίσουσιν</w:t>
+      </w:r>
+    </w:p>
+    <w:p>
+      <w:pPr/>
+      <w:r>
+        <w:rPr>
+          <w:lang w:val="pt_PT" w:bidi="pt_PT"/>
+        </w:rPr>
+      </w:r>
+      <w:r>
+        <w:rPr>
+          <w:b/>
+          <w:lang w:val="pt_PT" w:bidi="pt_PT"/>
+        </w:rPr>
         <w:t>"Eles serão castigados".</w:t>
       </w:r>
     </w:p>
@@ -4093,6 +4698,21 @@
           <w:b/>
           <w:lang w:val="pt_PT" w:bidi="pt_PT"/>
         </w:rPr>
+        <w:t>δίκην τίσουσιν</w:t>
+      </w:r>
+    </w:p>
+    <w:p>
+      <w:pPr/>
+      <w:r>
+        <w:rPr>
+          <w:lang w:val="pt_PT" w:bidi="pt_PT"/>
+        </w:rPr>
+      </w:r>
+      <w:r>
+        <w:rPr>
+          <w:b/>
+          <w:lang w:val="pt_PT" w:bidi="pt_PT"/>
+        </w:rPr>
         <w:t>"eles serão castigados".</w:t>
       </w:r>
     </w:p>
@@ -4176,6 +4796,21 @@
           <w:b/>
           <w:lang w:val="pt_PT" w:bidi="pt_PT"/>
         </w:rPr>
+        <w:t>ὄλεθρον αἰώνιον</w:t>
+      </w:r>
+    </w:p>
+    <w:p>
+      <w:pPr/>
+      <w:r>
+        <w:rPr>
+          <w:lang w:val="pt_PT" w:bidi="pt_PT"/>
+        </w:rPr>
+      </w:r>
+      <w:r>
+        <w:rPr>
+          <w:b/>
+          <w:lang w:val="pt_PT" w:bidi="pt_PT"/>
+        </w:rPr>
         <w:t>"destruição eterna".</w:t>
       </w:r>
     </w:p>
@@ -4298,6 +4933,21 @@
           <w:b/>
           <w:lang w:val="pt_PT" w:bidi="pt_PT"/>
         </w:rPr>
+        <w:t>ἀπὸ προσώπου τοῦ Κυρίου</w:t>
+      </w:r>
+    </w:p>
+    <w:p>
+      <w:pPr/>
+      <w:r>
+        <w:rPr>
+          <w:lang w:val="pt_PT" w:bidi="pt_PT"/>
+        </w:rPr>
+      </w:r>
+      <w:r>
+        <w:rPr>
+          <w:b/>
+          <w:lang w:val="pt_PT" w:bidi="pt_PT"/>
+        </w:rPr>
         <w:t>"longe da presença do Senhor".</w:t>
       </w:r>
     </w:p>
@@ -4394,6 +5044,21 @@
           <w:b/>
           <w:lang w:val="pt_PT" w:bidi="pt_PT"/>
         </w:rPr>
+        <w:t>τῆς δόξης τῆς ἰσχύος αὐτοῦ</w:t>
+      </w:r>
+    </w:p>
+    <w:p>
+      <w:pPr/>
+      <w:r>
+        <w:rPr>
+          <w:lang w:val="pt_PT" w:bidi="pt_PT"/>
+        </w:rPr>
+      </w:r>
+      <w:r>
+        <w:rPr>
+          <w:b/>
+          <w:lang w:val="pt_PT" w:bidi="pt_PT"/>
+        </w:rPr>
         <w:t>"e do seu glorioso poder".</w:t>
       </w:r>
     </w:p>
@@ -4516,6 +5181,21 @@
           <w:b/>
           <w:lang w:val="pt_PT" w:bidi="pt_PT"/>
         </w:rPr>
+        <w:t>τῆς δόξης τῆς ἰσχύος αὐτοῦ</w:t>
+      </w:r>
+    </w:p>
+    <w:p>
+      <w:pPr/>
+      <w:r>
+        <w:rPr>
+          <w:lang w:val="pt_PT" w:bidi="pt_PT"/>
+        </w:rPr>
+      </w:r>
+      <w:r>
+        <w:rPr>
+          <w:b/>
+          <w:lang w:val="pt_PT" w:bidi="pt_PT"/>
+        </w:rPr>
         <w:t>"do seu glorioso poder".</w:t>
       </w:r>
     </w:p>
@@ -4651,6 +5331,21 @@
           <w:b/>
           <w:lang w:val="pt_PT" w:bidi="pt_PT"/>
         </w:rPr>
+        <w:t>ὅταν ἔλθῃ &amp; ἐν τῇ ἡμέρᾳ ἐκείνῃ</w:t>
+      </w:r>
+    </w:p>
+    <w:p>
+      <w:pPr/>
+      <w:r>
+        <w:rPr>
+          <w:lang w:val="pt_PT" w:bidi="pt_PT"/>
+        </w:rPr>
+      </w:r>
+      <w:r>
+        <w:rPr>
+          <w:b/>
+          <w:lang w:val="pt_PT" w:bidi="pt_PT"/>
+        </w:rPr>
         <w:t>"isso acontecerá naquele dia".</w:t>
       </w:r>
     </w:p>
@@ -4747,6 +5442,21 @@
           <w:b/>
           <w:lang w:val="pt_PT" w:bidi="pt_PT"/>
         </w:rPr>
+        <w:t>ἐνδοξασθῆναι ἐν τοῖς ἁγίοις αὐτοῦ, καὶ θαυμασθῆναι ἐν πᾶσιν τοῖς πιστεύσασιν</w:t>
+      </w:r>
+    </w:p>
+    <w:p>
+      <w:pPr/>
+      <w:r>
+        <w:rPr>
+          <w:lang w:val="pt_PT" w:bidi="pt_PT"/>
+        </w:rPr>
+      </w:r>
+      <w:r>
+        <w:rPr>
+          <w:b/>
+          <w:lang w:val="pt_PT" w:bidi="pt_PT"/>
+        </w:rPr>
         <w:t>"</w:t>
       </w:r>
       <w:r>
@@ -4844,6 +5554,21 @@
           <w:b/>
           <w:lang w:val="pt_PT" w:bidi="pt_PT"/>
         </w:rPr>
+        <w:t>ἐνδοξασθῆναι ἐν τοῖς ἁγίοις αὐτοῦ, καὶ θαυμασθῆναι</w:t>
+      </w:r>
+    </w:p>
+    <w:p>
+      <w:pPr/>
+      <w:r>
+        <w:rPr>
+          <w:lang w:val="pt_PT" w:bidi="pt_PT"/>
+        </w:rPr>
+      </w:r>
+      <w:r>
+        <w:rPr>
+          <w:b/>
+          <w:lang w:val="pt_PT" w:bidi="pt_PT"/>
+        </w:rPr>
         <w:t>"</w:t>
       </w:r>
       <w:r>
@@ -4967,6 +5692,21 @@
           <w:b/>
           <w:lang w:val="pt_PT" w:bidi="pt_PT"/>
         </w:rPr>
+        <w:t>ἐνδοξασθῆναι ἐν τοῖς ἁγίοις αὐτοῦ, καὶ θαυμασθῆναι ἐν πᾶσιν τοῖς πιστεύσασιν</w:t>
+      </w:r>
+    </w:p>
+    <w:p>
+      <w:pPr/>
+      <w:r>
+        <w:rPr>
+          <w:lang w:val="pt_PT" w:bidi="pt_PT"/>
+        </w:rPr>
+      </w:r>
+      <w:r>
+        <w:rPr>
+          <w:b/>
+          <w:lang w:val="pt_PT" w:bidi="pt_PT"/>
+        </w:rPr>
         <w:t>"</w:t>
       </w:r>
       <w:r>
@@ -5070,6 +5810,21 @@
           <w:b/>
           <w:lang w:val="pt_PT" w:bidi="pt_PT"/>
         </w:rPr>
+        <w:t>ἐπιστεύθη τὸ μαρτύριον ἡμῶν ἐφ’ ὑμᾶς</w:t>
+      </w:r>
+    </w:p>
+    <w:p>
+      <w:pPr/>
+      <w:r>
+        <w:rPr>
+          <w:lang w:val="pt_PT" w:bidi="pt_PT"/>
+        </w:rPr>
+      </w:r>
+      <w:r>
+        <w:rPr>
+          <w:b/>
+          <w:lang w:val="pt_PT" w:bidi="pt_PT"/>
+        </w:rPr>
         <w:t>"</w:t>
       </w:r>
       <w:r>
@@ -5167,6 +5922,21 @@
           <w:b/>
           <w:lang w:val="pt_PT" w:bidi="pt_PT"/>
         </w:rPr>
+        <w:t>εἰς ὃ</w:t>
+      </w:r>
+    </w:p>
+    <w:p>
+      <w:pPr/>
+      <w:r>
+        <w:rPr>
+          <w:lang w:val="pt_PT" w:bidi="pt_PT"/>
+        </w:rPr>
+      </w:r>
+      <w:r>
+        <w:rPr>
+          <w:b/>
+          <w:lang w:val="pt_PT" w:bidi="pt_PT"/>
+        </w:rPr>
         <w:t>"É por isso".</w:t>
       </w:r>
     </w:p>
@@ -5263,6 +6033,21 @@
           <w:b/>
           <w:lang w:val="pt_PT" w:bidi="pt_PT"/>
         </w:rPr>
+        <w:t>καὶ προσευχόμεθα πάντοτε περὶ ὑμῶν</w:t>
+      </w:r>
+    </w:p>
+    <w:p>
+      <w:pPr/>
+      <w:r>
+        <w:rPr>
+          <w:lang w:val="pt_PT" w:bidi="pt_PT"/>
+        </w:rPr>
+      </w:r>
+      <w:r>
+        <w:rPr>
+          <w:b/>
+          <w:lang w:val="pt_PT" w:bidi="pt_PT"/>
+        </w:rPr>
         <w:t>"</w:t>
       </w:r>
       <w:r>
@@ -5373,6 +6158,21 @@
           <w:b/>
           <w:lang w:val="pt_PT" w:bidi="pt_PT"/>
         </w:rPr>
+        <w:t>τῆς κλήσεως</w:t>
+      </w:r>
+    </w:p>
+    <w:p>
+      <w:pPr/>
+      <w:r>
+        <w:rPr>
+          <w:lang w:val="pt_PT" w:bidi="pt_PT"/>
+        </w:rPr>
+      </w:r>
+      <w:r>
+        <w:rPr>
+          <w:b/>
+          <w:lang w:val="pt_PT" w:bidi="pt_PT"/>
+        </w:rPr>
         <w:t>"chamou".</w:t>
       </w:r>
     </w:p>
@@ -5469,6 +6269,21 @@
           <w:b/>
           <w:lang w:val="pt_PT" w:bidi="pt_PT"/>
         </w:rPr>
+        <w:t>πληρώσῃ πᾶσαν εὐδοκίαν ἀγαθωσύνης, καὶ ἔργον πίστεως ἐν δυνάμει</w:t>
+      </w:r>
+    </w:p>
+    <w:p>
+      <w:pPr/>
+      <w:r>
+        <w:rPr>
+          <w:lang w:val="pt_PT" w:bidi="pt_PT"/>
+        </w:rPr>
+      </w:r>
+      <w:r>
+        <w:rPr>
+          <w:b/>
+          <w:lang w:val="pt_PT" w:bidi="pt_PT"/>
+        </w:rPr>
         <w:t>"</w:t>
       </w:r>
       <w:r>
@@ -5618,6 +6433,21 @@
           <w:b/>
           <w:lang w:val="pt_PT" w:bidi="pt_PT"/>
         </w:rPr>
+        <w:t>καὶ πληρώσῃ</w:t>
+      </w:r>
+    </w:p>
+    <w:p>
+      <w:pPr/>
+      <w:r>
+        <w:rPr>
+          <w:lang w:val="pt_PT" w:bidi="pt_PT"/>
+        </w:rPr>
+      </w:r>
+      <w:r>
+        <w:rPr>
+          <w:b/>
+          <w:lang w:val="pt_PT" w:bidi="pt_PT"/>
+        </w:rPr>
         <w:t>"</w:t>
       </w:r>
       <w:r>
@@ -5741,6 +6571,21 @@
           <w:b/>
           <w:lang w:val="pt_PT" w:bidi="pt_PT"/>
         </w:rPr>
+        <w:t>ὅπως</w:t>
+      </w:r>
+    </w:p>
+    <w:p>
+      <w:pPr/>
+      <w:r>
+        <w:rPr>
+          <w:lang w:val="pt_PT" w:bidi="pt_PT"/>
+        </w:rPr>
+      </w:r>
+      <w:r>
+        <w:rPr>
+          <w:b/>
+          <w:lang w:val="pt_PT" w:bidi="pt_PT"/>
+        </w:rPr>
         <w:t>"Assim".</w:t>
       </w:r>
     </w:p>
@@ -5837,6 +6682,21 @@
           <w:b/>
           <w:lang w:val="pt_PT" w:bidi="pt_PT"/>
         </w:rPr>
+        <w:t>τὸ ὄνομα τοῦ Κυρίου ἡμῶν, Ἰησοῦ</w:t>
+      </w:r>
+    </w:p>
+    <w:p>
+      <w:pPr/>
+      <w:r>
+        <w:rPr>
+          <w:lang w:val="pt_PT" w:bidi="pt_PT"/>
+        </w:rPr>
+      </w:r>
+      <w:r>
+        <w:rPr>
+          <w:b/>
+          <w:lang w:val="pt_PT" w:bidi="pt_PT"/>
+        </w:rPr>
         <w:t>"</w:t>
       </w:r>
       <w:r>
@@ -5934,6 +6794,21 @@
           <w:b/>
           <w:lang w:val="pt_PT" w:bidi="pt_PT"/>
         </w:rPr>
+        <w:t>ὅπως ἐνδοξασθῇ τὸ ὄνομα τοῦ Κυρίου ἡμῶν, Ἰησοῦ, ἐν ὑμῖν</w:t>
+      </w:r>
+    </w:p>
+    <w:p>
+      <w:pPr/>
+      <w:r>
+        <w:rPr>
+          <w:lang w:val="pt_PT" w:bidi="pt_PT"/>
+        </w:rPr>
+      </w:r>
+      <w:r>
+        <w:rPr>
+          <w:b/>
+          <w:lang w:val="pt_PT" w:bidi="pt_PT"/>
+        </w:rPr>
         <w:t>"</w:t>
       </w:r>
       <w:r>
@@ -6031,6 +6906,21 @@
           <w:b/>
           <w:lang w:val="pt_PT" w:bidi="pt_PT"/>
         </w:rPr>
+        <w:t>καὶ ὑμεῖς ἐν αὐτῷ</w:t>
+      </w:r>
+    </w:p>
+    <w:p>
+      <w:pPr/>
+      <w:r>
+        <w:rPr>
+          <w:lang w:val="pt_PT" w:bidi="pt_PT"/>
+        </w:rPr>
+      </w:r>
+      <w:r>
+        <w:rPr>
+          <w:b/>
+          <w:lang w:val="pt_PT" w:bidi="pt_PT"/>
+        </w:rPr>
         <w:t>"</w:t>
       </w:r>
       <w:r>
@@ -6128,6 +7018,21 @@
           <w:b/>
           <w:lang w:val="pt_PT" w:bidi="pt_PT"/>
         </w:rPr>
+        <w:t>καὶ ὑμεῖς ἐν αὐτῷ</w:t>
+      </w:r>
+    </w:p>
+    <w:p>
+      <w:pPr/>
+      <w:r>
+        <w:rPr>
+          <w:lang w:val="pt_PT" w:bidi="pt_PT"/>
+        </w:rPr>
+      </w:r>
+      <w:r>
+        <w:rPr>
+          <w:b/>
+          <w:lang w:val="pt_PT" w:bidi="pt_PT"/>
+        </w:rPr>
         <w:t>"</w:t>
       </w:r>
       <w:r>
@@ -6225,6 +7130,21 @@
           <w:b/>
           <w:lang w:val="pt_PT" w:bidi="pt_PT"/>
         </w:rPr>
+        <w:t>κατὰ τὴν χάριν τοῦ Θεοῦ ἡμῶν</w:t>
+      </w:r>
+    </w:p>
+    <w:p>
+      <w:pPr/>
+      <w:r>
+        <w:rPr>
+          <w:lang w:val="pt_PT" w:bidi="pt_PT"/>
+        </w:rPr>
+      </w:r>
+      <w:r>
+        <w:rPr>
+          <w:b/>
+          <w:lang w:val="pt_PT" w:bidi="pt_PT"/>
+        </w:rPr>
         <w:t>"</w:t>
       </w:r>
       <w:r>
@@ -6335,6 +7255,21 @@
           <w:b/>
           <w:lang w:val="pt_PT" w:bidi="pt_PT"/>
         </w:rPr>
+        <w:t>τοῦ Θεοῦ ἡμῶν καὶ Κυρίου Ἰησοῦ Χριστοῦ</w:t>
+      </w:r>
+    </w:p>
+    <w:p>
+      <w:pPr/>
+      <w:r>
+        <w:rPr>
+          <w:lang w:val="pt_PT" w:bidi="pt_PT"/>
+        </w:rPr>
+      </w:r>
+      <w:r>
+        <w:rPr>
+          <w:b/>
+          <w:lang w:val="pt_PT" w:bidi="pt_PT"/>
+        </w:rPr>
         <w:t>"do nosso Deus e do Senhor Jesus Cristo".</w:t>
       </w:r>
     </w:p>
@@ -6488,6 +7423,21 @@
           <w:b/>
           <w:lang w:val="pt_PT" w:bidi="pt_PT"/>
         </w:rPr>
+        <w:t>δὲ</w:t>
+      </w:r>
+    </w:p>
+    <w:p>
+      <w:pPr/>
+      <w:r>
+        <w:rPr>
+          <w:lang w:val="pt_PT" w:bidi="pt_PT"/>
+        </w:rPr>
+      </w:r>
+      <w:r>
+        <w:rPr>
+          <w:b/>
+          <w:lang w:val="pt_PT" w:bidi="pt_PT"/>
+        </w:rPr>
         <w:t>"Agora".</w:t>
       </w:r>
     </w:p>
@@ -6584,6 +7534,21 @@
           <w:b/>
           <w:lang w:val="pt_PT" w:bidi="pt_PT"/>
         </w:rPr>
+        <w:t>ὑπὲρ τῆς παρουσίας τοῦ Κυρίου ἡμῶν, Ἰησοῦ Χριστοῦ, καὶ ἡμῶν ἐπισυναγωγῆς ἐπ’ αὐτόν</w:t>
+      </w:r>
+    </w:p>
+    <w:p>
+      <w:pPr/>
+      <w:r>
+        <w:rPr>
+          <w:lang w:val="pt_PT" w:bidi="pt_PT"/>
+        </w:rPr>
+      </w:r>
+      <w:r>
+        <w:rPr>
+          <w:b/>
+          <w:lang w:val="pt_PT" w:bidi="pt_PT"/>
+        </w:rPr>
         <w:t>"</w:t>
       </w:r>
       <w:r>
@@ -6707,6 +7672,21 @@
           <w:b/>
           <w:lang w:val="pt_PT" w:bidi="pt_PT"/>
         </w:rPr>
+        <w:t>ὑπὲρ τῆς παρουσίας τοῦ Κυρίου ἡμῶν, Ἰησοῦ Χριστοῦ, καὶ ἡμῶν ἐπισυναγωγῆς ἐπ’ αὐτόν</w:t>
+      </w:r>
+    </w:p>
+    <w:p>
+      <w:pPr/>
+      <w:r>
+        <w:rPr>
+          <w:lang w:val="pt_PT" w:bidi="pt_PT"/>
+        </w:rPr>
+      </w:r>
+      <w:r>
+        <w:rPr>
+          <w:b/>
+          <w:lang w:val="pt_PT" w:bidi="pt_PT"/>
+        </w:rPr>
         <w:t>"</w:t>
       </w:r>
       <w:r>
@@ -6830,6 +7810,21 @@
           <w:b/>
           <w:lang w:val="pt_PT" w:bidi="pt_PT"/>
         </w:rPr>
+        <w:t>ἀδελφοί</w:t>
+      </w:r>
+    </w:p>
+    <w:p>
+      <w:pPr/>
+      <w:r>
+        <w:rPr>
+          <w:lang w:val="pt_PT" w:bidi="pt_PT"/>
+        </w:rPr>
+      </w:r>
+      <w:r>
+        <w:rPr>
+          <w:b/>
+          <w:lang w:val="pt_PT" w:bidi="pt_PT"/>
+        </w:rPr>
         <w:t>"irmãos".</w:t>
       </w:r>
     </w:p>
@@ -6926,6 +7921,21 @@
           <w:b/>
           <w:lang w:val="pt_PT" w:bidi="pt_PT"/>
         </w:rPr>
+        <w:t>εἰς τὸ μὴ ταχέως σαλευθῆναι ὑμᾶς ἀπὸ τοῦ νοὸς</w:t>
+      </w:r>
+    </w:p>
+    <w:p>
+      <w:pPr/>
+      <w:r>
+        <w:rPr>
+          <w:lang w:val="pt_PT" w:bidi="pt_PT"/>
+        </w:rPr>
+      </w:r>
+      <w:r>
+        <w:rPr>
+          <w:b/>
+          <w:lang w:val="pt_PT" w:bidi="pt_PT"/>
+        </w:rPr>
         <w:t>"</w:t>
       </w:r>
       <w:r>
@@ -7036,6 +8046,21 @@
           <w:b/>
           <w:lang w:val="pt_PT" w:bidi="pt_PT"/>
         </w:rPr>
+        <w:t>μηδὲ θροεῖσθαι</w:t>
+      </w:r>
+    </w:p>
+    <w:p>
+      <w:pPr/>
+      <w:r>
+        <w:rPr>
+          <w:lang w:val="pt_PT" w:bidi="pt_PT"/>
+        </w:rPr>
+      </w:r>
+      <w:r>
+        <w:rPr>
+          <w:b/>
+          <w:lang w:val="pt_PT" w:bidi="pt_PT"/>
+        </w:rPr>
         <w:t>"</w:t>
       </w:r>
       <w:r>
@@ -7153,6 +8178,21 @@
           <w:b/>
           <w:lang w:val="pt_PT" w:bidi="pt_PT"/>
         </w:rPr>
+        <w:t>μήτε διὰ πνεύματος, μήτε διὰ λόγου, μήτε δι’ ἐπιστολῆς, ὡς δι’ ἡμῶν</w:t>
+      </w:r>
+    </w:p>
+    <w:p>
+      <w:pPr/>
+      <w:r>
+        <w:rPr>
+          <w:lang w:val="pt_PT" w:bidi="pt_PT"/>
+        </w:rPr>
+      </w:r>
+      <w:r>
+        <w:rPr>
+          <w:b/>
+          <w:lang w:val="pt_PT" w:bidi="pt_PT"/>
+        </w:rPr>
         <w:t>"</w:t>
       </w:r>
       <w:r>
@@ -7276,6 +8316,21 @@
           <w:b/>
           <w:lang w:val="pt_PT" w:bidi="pt_PT"/>
         </w:rPr>
+        <w:t>ὡς δι’ ἡμῶν</w:t>
+      </w:r>
+    </w:p>
+    <w:p>
+      <w:pPr/>
+      <w:r>
+        <w:rPr>
+          <w:lang w:val="pt_PT" w:bidi="pt_PT"/>
+        </w:rPr>
+      </w:r>
+      <w:r>
+        <w:rPr>
+          <w:b/>
+          <w:lang w:val="pt_PT" w:bidi="pt_PT"/>
+        </w:rPr>
         <w:t>"</w:t>
       </w:r>
       <w:r>
@@ -7373,6 +8428,21 @@
           <w:b/>
           <w:lang w:val="pt_PT" w:bidi="pt_PT"/>
         </w:rPr>
+        <w:t>ὡς ὅτι</w:t>
+      </w:r>
+    </w:p>
+    <w:p>
+      <w:pPr/>
+      <w:r>
+        <w:rPr>
+          <w:lang w:val="pt_PT" w:bidi="pt_PT"/>
+        </w:rPr>
+      </w:r>
+      <w:r>
+        <w:rPr>
+          <w:b/>
+          <w:lang w:val="pt_PT" w:bidi="pt_PT"/>
+        </w:rPr>
         <w:t>"</w:t>
       </w:r>
       <w:r>
@@ -7470,6 +8540,21 @@
           <w:b/>
           <w:lang w:val="pt_PT" w:bidi="pt_PT"/>
         </w:rPr>
+        <w:t>ἡ ἡμέρα τοῦ Κυρίου</w:t>
+      </w:r>
+    </w:p>
+    <w:p>
+      <w:pPr/>
+      <w:r>
+        <w:rPr>
+          <w:lang w:val="pt_PT" w:bidi="pt_PT"/>
+        </w:rPr>
+      </w:r>
+      <w:r>
+        <w:rPr>
+          <w:b/>
+          <w:lang w:val="pt_PT" w:bidi="pt_PT"/>
+        </w:rPr>
         <w:t>"o Dia do Senhor".</w:t>
       </w:r>
     </w:p>
@@ -7546,6 +8631,21 @@
           <w:b/>
           <w:lang w:val="pt_PT" w:bidi="pt_PT"/>
         </w:rPr>
+        <w:t>μή τις ὑμᾶς ἐξαπατήσῃ κατὰ μηδένα τρόπον</w:t>
+      </w:r>
+    </w:p>
+    <w:p>
+      <w:pPr/>
+      <w:r>
+        <w:rPr>
+          <w:lang w:val="pt_PT" w:bidi="pt_PT"/>
+        </w:rPr>
+      </w:r>
+      <w:r>
+        <w:rPr>
+          <w:b/>
+          <w:lang w:val="pt_PT" w:bidi="pt_PT"/>
+        </w:rPr>
         <w:t>"</w:t>
       </w:r>
       <w:r>
@@ -7635,6 +8735,21 @@
           <w:b/>
           <w:lang w:val="pt_PT" w:bidi="pt_PT"/>
         </w:rPr>
+        <w:t>ὅτι ἐὰν μὴ ἔλθῃ ἡ ἀποστασία πρῶτον</w:t>
+      </w:r>
+    </w:p>
+    <w:p>
+      <w:pPr/>
+      <w:r>
+        <w:rPr>
+          <w:lang w:val="pt_PT" w:bidi="pt_PT"/>
+        </w:rPr>
+      </w:r>
+      <w:r>
+        <w:rPr>
+          <w:b/>
+          <w:lang w:val="pt_PT" w:bidi="pt_PT"/>
+        </w:rPr>
         <w:t>"</w:t>
       </w:r>
       <w:r>
@@ -7732,6 +8847,21 @@
           <w:b/>
           <w:lang w:val="pt_PT" w:bidi="pt_PT"/>
         </w:rPr>
+        <w:t>ἡ ἀποστασία</w:t>
+      </w:r>
+    </w:p>
+    <w:p>
+      <w:pPr/>
+      <w:r>
+        <w:rPr>
+          <w:lang w:val="pt_PT" w:bidi="pt_PT"/>
+        </w:rPr>
+      </w:r>
+      <w:r>
+        <w:rPr>
+          <w:b/>
+          <w:lang w:val="pt_PT" w:bidi="pt_PT"/>
+        </w:rPr>
         <w:t>"a Revolta".</w:t>
       </w:r>
     </w:p>
@@ -7828,6 +8958,21 @@
           <w:b/>
           <w:lang w:val="pt_PT" w:bidi="pt_PT"/>
         </w:rPr>
+        <w:t>ἀποκαλυφθῇ ὁ ἄνθρωπος τῆς ἀνομίας</w:t>
+      </w:r>
+    </w:p>
+    <w:p>
+      <w:pPr/>
+      <w:r>
+        <w:rPr>
+          <w:lang w:val="pt_PT" w:bidi="pt_PT"/>
+        </w:rPr>
+      </w:r>
+      <w:r>
+        <w:rPr>
+          <w:b/>
+          <w:lang w:val="pt_PT" w:bidi="pt_PT"/>
+        </w:rPr>
         <w:t>"</w:t>
       </w:r>
       <w:r>
@@ -7925,6 +9070,21 @@
           <w:b/>
           <w:lang w:val="pt_PT" w:bidi="pt_PT"/>
         </w:rPr>
+        <w:t>ὁ ἄνθρωπος τῆς ἀνομίας</w:t>
+      </w:r>
+    </w:p>
+    <w:p>
+      <w:pPr/>
+      <w:r>
+        <w:rPr>
+          <w:lang w:val="pt_PT" w:bidi="pt_PT"/>
+        </w:rPr>
+      </w:r>
+      <w:r>
+        <w:rPr>
+          <w:b/>
+          <w:lang w:val="pt_PT" w:bidi="pt_PT"/>
+        </w:rPr>
         <w:t>"o Perverso".</w:t>
       </w:r>
     </w:p>
@@ -8021,6 +9181,21 @@
           <w:b/>
           <w:lang w:val="pt_PT" w:bidi="pt_PT"/>
         </w:rPr>
+        <w:t>ὁ υἱὸς τῆς ἀπωλείας</w:t>
+      </w:r>
+    </w:p>
+    <w:p>
+      <w:pPr/>
+      <w:r>
+        <w:rPr>
+          <w:lang w:val="pt_PT" w:bidi="pt_PT"/>
+        </w:rPr>
+      </w:r>
+      <w:r>
+        <w:rPr>
+          <w:b/>
+          <w:lang w:val="pt_PT" w:bidi="pt_PT"/>
+        </w:rPr>
         <w:t>"</w:t>
       </w:r>
       <w:r>
@@ -8215,6 +9390,21 @@
           <w:b/>
           <w:lang w:val="pt_PT" w:bidi="pt_PT"/>
         </w:rPr>
+        <w:t>πάντα λεγόμενον θεὸν ἢ σέβασμα</w:t>
+      </w:r>
+    </w:p>
+    <w:p>
+      <w:pPr/>
+      <w:r>
+        <w:rPr>
+          <w:lang w:val="pt_PT" w:bidi="pt_PT"/>
+        </w:rPr>
+      </w:r>
+      <w:r>
+        <w:rPr>
+          <w:b/>
+          <w:lang w:val="pt_PT" w:bidi="pt_PT"/>
+        </w:rPr>
         <w:t>"</w:t>
       </w:r>
       <w:r>
@@ -8312,6 +9502,21 @@
           <w:b/>
           <w:lang w:val="pt_PT" w:bidi="pt_PT"/>
         </w:rPr>
+        <w:t>αὐτὸν &amp; καθίσαι</w:t>
+      </w:r>
+    </w:p>
+    <w:p>
+      <w:pPr/>
+      <w:r>
+        <w:rPr>
+          <w:lang w:val="pt_PT" w:bidi="pt_PT"/>
+        </w:rPr>
+      </w:r>
+      <w:r>
+        <w:rPr>
+          <w:b/>
+          <w:lang w:val="pt_PT" w:bidi="pt_PT"/>
+        </w:rPr>
         <w:t>"</w:t>
       </w:r>
       <w:r>
@@ -8422,6 +9627,21 @@
           <w:b/>
           <w:lang w:val="pt_PT" w:bidi="pt_PT"/>
         </w:rPr>
+        <w:t>ἀποδεικνύντα ἑαυτὸν ὅτι ἔστιν Θεός</w:t>
+      </w:r>
+    </w:p>
+    <w:p>
+      <w:pPr/>
+      <w:r>
+        <w:rPr>
+          <w:lang w:val="pt_PT" w:bidi="pt_PT"/>
+        </w:rPr>
+      </w:r>
+      <w:r>
+        <w:rPr>
+          <w:b/>
+          <w:lang w:val="pt_PT" w:bidi="pt_PT"/>
+        </w:rPr>
         <w:t>"</w:t>
       </w:r>
       <w:r>
@@ -8499,6 +9719,21 @@
           <w:b/>
           <w:lang w:val="pt_PT" w:bidi="pt_PT"/>
         </w:rPr>
+        <w:t>οὐ μνημονεύετε ὅτι, ἔτι ὢν πρὸς ὑμᾶς, ταῦτα ἔλεγον ὑμῖν</w:t>
+      </w:r>
+    </w:p>
+    <w:p>
+      <w:pPr/>
+      <w:r>
+        <w:rPr>
+          <w:lang w:val="pt_PT" w:bidi="pt_PT"/>
+        </w:rPr>
+      </w:r>
+      <w:r>
+        <w:rPr>
+          <w:b/>
+          <w:lang w:val="pt_PT" w:bidi="pt_PT"/>
+        </w:rPr>
         <w:t>"</w:t>
       </w:r>
       <w:r>
@@ -8596,6 +9831,21 @@
           <w:b/>
           <w:lang w:val="pt_PT" w:bidi="pt_PT"/>
         </w:rPr>
+        <w:t>ταῦτα</w:t>
+      </w:r>
+    </w:p>
+    <w:p>
+      <w:pPr/>
+      <w:r>
+        <w:rPr>
+          <w:lang w:val="pt_PT" w:bidi="pt_PT"/>
+        </w:rPr>
+      </w:r>
+      <w:r>
+        <w:rPr>
+          <w:b/>
+          <w:lang w:val="pt_PT" w:bidi="pt_PT"/>
+        </w:rPr>
         <w:t>"tudo isso".</w:t>
       </w:r>
     </w:p>
@@ -8692,6 +9942,21 @@
           <w:b/>
           <w:lang w:val="pt_PT" w:bidi="pt_PT"/>
         </w:rPr>
+        <w:t>καὶ νῦν τὸ κατέχον οἴδατε</w:t>
+      </w:r>
+    </w:p>
+    <w:p>
+      <w:pPr/>
+      <w:r>
+        <w:rPr>
+          <w:lang w:val="pt_PT" w:bidi="pt_PT"/>
+        </w:rPr>
+      </w:r>
+      <w:r>
+        <w:rPr>
+          <w:b/>
+          <w:lang w:val="pt_PT" w:bidi="pt_PT"/>
+        </w:rPr>
         <w:t>"</w:t>
       </w:r>
       <w:r>
@@ -8808,6 +10073,21 @@
           <w:b/>
           <w:lang w:val="pt_PT" w:bidi="pt_PT"/>
         </w:rPr>
+        <w:t>τὸ ἀποκαλυφθῆναι αὐτὸν ἐν τῷ αὐτοῦ καιρῷ</w:t>
+      </w:r>
+    </w:p>
+    <w:p>
+      <w:pPr/>
+      <w:r>
+        <w:rPr>
+          <w:lang w:val="pt_PT" w:bidi="pt_PT"/>
+        </w:rPr>
+      </w:r>
+      <w:r>
+        <w:rPr>
+          <w:b/>
+          <w:lang w:val="pt_PT" w:bidi="pt_PT"/>
+        </w:rPr>
         <w:t>"</w:t>
       </w:r>
       <w:r>
@@ -8905,6 +10185,21 @@
           <w:b/>
           <w:lang w:val="pt_PT" w:bidi="pt_PT"/>
         </w:rPr>
+        <w:t>γὰρ</w:t>
+      </w:r>
+    </w:p>
+    <w:p>
+      <w:pPr/>
+      <w:r>
+        <w:rPr>
+          <w:lang w:val="pt_PT" w:bidi="pt_PT"/>
+        </w:rPr>
+      </w:r>
+      <w:r>
+        <w:rPr>
+          <w:b/>
+          <w:lang w:val="pt_PT" w:bidi="pt_PT"/>
+        </w:rPr>
         <w:t>"A Misteriosa".</w:t>
       </w:r>
     </w:p>
@@ -9014,6 +10309,21 @@
           <w:b/>
           <w:lang w:val="pt_PT" w:bidi="pt_PT"/>
         </w:rPr>
+        <w:t>τὸ &amp; μυστήριον ἤδη ἐνεργεῖται τῆς ἀνομίας</w:t>
+      </w:r>
+    </w:p>
+    <w:p>
+      <w:pPr/>
+      <w:r>
+        <w:rPr>
+          <w:lang w:val="pt_PT" w:bidi="pt_PT"/>
+        </w:rPr>
+      </w:r>
+      <w:r>
+        <w:rPr>
+          <w:b/>
+          <w:lang w:val="pt_PT" w:bidi="pt_PT"/>
+        </w:rPr>
         <w:t>"</w:t>
       </w:r>
       <w:r>
@@ -9137,6 +10447,21 @@
           <w:b/>
           <w:lang w:val="pt_PT" w:bidi="pt_PT"/>
         </w:rPr>
+        <w:t>ὁ κατέχων</w:t>
+      </w:r>
+    </w:p>
+    <w:p>
+      <w:pPr/>
+      <w:r>
+        <w:rPr>
+          <w:lang w:val="pt_PT" w:bidi="pt_PT"/>
+        </w:rPr>
+      </w:r>
+      <w:r>
+        <w:rPr>
+          <w:b/>
+          <w:lang w:val="pt_PT" w:bidi="pt_PT"/>
+        </w:rPr>
         <w:t>"</w:t>
       </w:r>
       <w:r>
@@ -9214,6 +10539,21 @@
           <w:b/>
           <w:lang w:val="pt_PT" w:bidi="pt_PT"/>
         </w:rPr>
+        <w:t>γένηται</w:t>
+      </w:r>
+    </w:p>
+    <w:p>
+      <w:pPr/>
+      <w:r>
+        <w:rPr>
+          <w:lang w:val="pt_PT" w:bidi="pt_PT"/>
+        </w:rPr>
+      </w:r>
+      <w:r>
+        <w:rPr>
+          <w:b/>
+          <w:lang w:val="pt_PT" w:bidi="pt_PT"/>
+        </w:rPr>
         <w:t>"</w:t>
       </w:r>
       <w:r>
@@ -9324,6 +10664,21 @@
           <w:b/>
           <w:lang w:val="pt_PT" w:bidi="pt_PT"/>
         </w:rPr>
+        <w:t>ἐκ μέσου γένηται</w:t>
+      </w:r>
+    </w:p>
+    <w:p>
+      <w:pPr/>
+      <w:r>
+        <w:rPr>
+          <w:lang w:val="pt_PT" w:bidi="pt_PT"/>
+        </w:rPr>
+      </w:r>
+      <w:r>
+        <w:rPr>
+          <w:b/>
+          <w:lang w:val="pt_PT" w:bidi="pt_PT"/>
+        </w:rPr>
         <w:t>"</w:t>
       </w:r>
       <w:r>
@@ -9421,6 +10776,21 @@
           <w:b/>
           <w:lang w:val="pt_PT" w:bidi="pt_PT"/>
         </w:rPr>
+        <w:t>καὶ τότε ἀποκαλυφθήσεται ὁ ἄνομος</w:t>
+      </w:r>
+    </w:p>
+    <w:p>
+      <w:pPr/>
+      <w:r>
+        <w:rPr>
+          <w:lang w:val="pt_PT" w:bidi="pt_PT"/>
+        </w:rPr>
+      </w:r>
+      <w:r>
+        <w:rPr>
+          <w:b/>
+          <w:lang w:val="pt_PT" w:bidi="pt_PT"/>
+        </w:rPr>
         <w:t>"</w:t>
       </w:r>
       <w:r>
@@ -9518,6 +10888,21 @@
           <w:b/>
           <w:lang w:val="pt_PT" w:bidi="pt_PT"/>
         </w:rPr>
+        <w:t>τῷ πνεύματι τοῦ στόματος αὐτοῦ</w:t>
+      </w:r>
+    </w:p>
+    <w:p>
+      <w:pPr/>
+      <w:r>
+        <w:rPr>
+          <w:lang w:val="pt_PT" w:bidi="pt_PT"/>
+        </w:rPr>
+      </w:r>
+      <w:r>
+        <w:rPr>
+          <w:b/>
+          <w:lang w:val="pt_PT" w:bidi="pt_PT"/>
+        </w:rPr>
         <w:t>"com um sopro".</w:t>
       </w:r>
     </w:p>
@@ -9614,6 +10999,21 @@
           <w:b/>
           <w:lang w:val="pt_PT" w:bidi="pt_PT"/>
         </w:rPr>
+        <w:t>ἀνελεῖ τῷ πνεύματι τοῦ στόματος αὐτοῦ, καὶ καταργήσει τῇ ἐπιφανείᾳ τῆς παρουσίας αὐτοῦ</w:t>
+      </w:r>
+    </w:p>
+    <w:p>
+      <w:pPr/>
+      <w:r>
+        <w:rPr>
+          <w:lang w:val="pt_PT" w:bidi="pt_PT"/>
+        </w:rPr>
+      </w:r>
+      <w:r>
+        <w:rPr>
+          <w:b/>
+          <w:lang w:val="pt_PT" w:bidi="pt_PT"/>
+        </w:rPr>
         <w:t>"</w:t>
       </w:r>
       <w:r>
@@ -9711,6 +11111,21 @@
           <w:b/>
           <w:lang w:val="pt_PT" w:bidi="pt_PT"/>
         </w:rPr>
+        <w:t>οὗ ἐστιν ἡ παρουσία, κατ’ ἐνέργειαν τοῦ Σατανᾶ</w:t>
+      </w:r>
+    </w:p>
+    <w:p>
+      <w:pPr/>
+      <w:r>
+        <w:rPr>
+          <w:lang w:val="pt_PT" w:bidi="pt_PT"/>
+        </w:rPr>
+      </w:r>
+      <w:r>
+        <w:rPr>
+          <w:b/>
+          <w:lang w:val="pt_PT" w:bidi="pt_PT"/>
+        </w:rPr>
         <w:t>"</w:t>
       </w:r>
       <w:r>
@@ -9834,6 +11249,21 @@
           <w:b/>
           <w:lang w:val="pt_PT" w:bidi="pt_PT"/>
         </w:rPr>
+        <w:t>οὗ</w:t>
+      </w:r>
+    </w:p>
+    <w:p>
+      <w:pPr/>
+      <w:r>
+        <w:rPr>
+          <w:lang w:val="pt_PT" w:bidi="pt_PT"/>
+        </w:rPr>
+      </w:r>
+      <w:r>
+        <w:rPr>
+          <w:b/>
+          <w:lang w:val="pt_PT" w:bidi="pt_PT"/>
+        </w:rPr>
         <w:t>"e fará".</w:t>
       </w:r>
     </w:p>
@@ -9910,6 +11340,21 @@
           <w:b/>
           <w:lang w:val="pt_PT" w:bidi="pt_PT"/>
         </w:rPr>
+        <w:t>ἐν πάσῃ δυνάμει, καὶ σημείοις, καὶ τέρασιν ψεύδους</w:t>
+      </w:r>
+    </w:p>
+    <w:p>
+      <w:pPr/>
+      <w:r>
+        <w:rPr>
+          <w:lang w:val="pt_PT" w:bidi="pt_PT"/>
+        </w:rPr>
+      </w:r>
+      <w:r>
+        <w:rPr>
+          <w:b/>
+          <w:lang w:val="pt_PT" w:bidi="pt_PT"/>
+        </w:rPr>
         <w:t>"</w:t>
       </w:r>
       <w:r>
@@ -10032,6 +11477,21 @@
           <w:b/>
           <w:lang w:val="pt_PT" w:bidi="pt_PT"/>
         </w:rPr>
+        <w:t>ἐν πάσῃ δυνάμει, καὶ σημείοις, καὶ τέρασιν ψεύδους</w:t>
+      </w:r>
+    </w:p>
+    <w:p>
+      <w:pPr/>
+      <w:r>
+        <w:rPr>
+          <w:lang w:val="pt_PT" w:bidi="pt_PT"/>
+        </w:rPr>
+      </w:r>
+      <w:r>
+        <w:rPr>
+          <w:b/>
+          <w:lang w:val="pt_PT" w:bidi="pt_PT"/>
+        </w:rPr>
         <w:t>"</w:t>
       </w:r>
       <w:r>
@@ -10142,6 +11602,21 @@
           <w:b/>
           <w:lang w:val="pt_PT" w:bidi="pt_PT"/>
         </w:rPr>
+        <w:t>καὶ σημείοις, καὶ τέρασιν ψεύδους</w:t>
+      </w:r>
+    </w:p>
+    <w:p>
+      <w:pPr/>
+      <w:r>
+        <w:rPr>
+          <w:lang w:val="pt_PT" w:bidi="pt_PT"/>
+        </w:rPr>
+      </w:r>
+      <w:r>
+        <w:rPr>
+          <w:b/>
+          <w:lang w:val="pt_PT" w:bidi="pt_PT"/>
+        </w:rPr>
         <w:t>"</w:t>
       </w:r>
       <w:r>
@@ -10265,6 +11740,21 @@
           <w:b/>
           <w:lang w:val="pt_PT" w:bidi="pt_PT"/>
         </w:rPr>
+        <w:t>πάσῃ</w:t>
+      </w:r>
+    </w:p>
+    <w:p>
+      <w:pPr/>
+      <w:r>
+        <w:rPr>
+          <w:lang w:val="pt_PT" w:bidi="pt_PT"/>
+        </w:rPr>
+      </w:r>
+      <w:r>
+        <w:rPr>
+          <w:b/>
+          <w:lang w:val="pt_PT" w:bidi="pt_PT"/>
+        </w:rPr>
         <w:t>"todo".</w:t>
       </w:r>
     </w:p>
@@ -10361,6 +11851,21 @@
           <w:b/>
           <w:lang w:val="pt_PT" w:bidi="pt_PT"/>
         </w:rPr>
+        <w:t>ἐν πάσῃ ἀπάτῃ ἀδικίας</w:t>
+      </w:r>
+    </w:p>
+    <w:p>
+      <w:pPr/>
+      <w:r>
+        <w:rPr>
+          <w:lang w:val="pt_PT" w:bidi="pt_PT"/>
+        </w:rPr>
+      </w:r>
+      <w:r>
+        <w:rPr>
+          <w:b/>
+          <w:lang w:val="pt_PT" w:bidi="pt_PT"/>
+        </w:rPr>
         <w:t>"</w:t>
       </w:r>
       <w:r>
@@ -10497,6 +12002,21 @@
           <w:b/>
           <w:lang w:val="pt_PT" w:bidi="pt_PT"/>
         </w:rPr>
+        <w:t>ἐν πάσῃ ἀπάτῃ ἀδικίας, τοῖς ἀπολλυμένοις</w:t>
+      </w:r>
+    </w:p>
+    <w:p>
+      <w:pPr/>
+      <w:r>
+        <w:rPr>
+          <w:lang w:val="pt_PT" w:bidi="pt_PT"/>
+        </w:rPr>
+      </w:r>
+      <w:r>
+        <w:rPr>
+          <w:b/>
+          <w:lang w:val="pt_PT" w:bidi="pt_PT"/>
+        </w:rPr>
         <w:t>"</w:t>
       </w:r>
       <w:r>
@@ -10594,6 +12114,21 @@
           <w:b/>
           <w:lang w:val="pt_PT" w:bidi="pt_PT"/>
         </w:rPr>
+        <w:t>ἀνθ’ ὧν</w:t>
+      </w:r>
+    </w:p>
+    <w:p>
+      <w:pPr/>
+      <w:r>
+        <w:rPr>
+          <w:lang w:val="pt_PT" w:bidi="pt_PT"/>
+        </w:rPr>
+      </w:r>
+      <w:r>
+        <w:rPr>
+          <w:b/>
+          <w:lang w:val="pt_PT" w:bidi="pt_PT"/>
+        </w:rPr>
         <w:t>"porque".</w:t>
       </w:r>
     </w:p>
@@ -10677,6 +12212,21 @@
           <w:b/>
           <w:lang w:val="pt_PT" w:bidi="pt_PT"/>
         </w:rPr>
+        <w:t>τὴν ἀγάπην τῆς ἀληθείας οὐκ ἐδέξαντο</w:t>
+      </w:r>
+    </w:p>
+    <w:p>
+      <w:pPr/>
+      <w:r>
+        <w:rPr>
+          <w:lang w:val="pt_PT" w:bidi="pt_PT"/>
+        </w:rPr>
+      </w:r>
+      <w:r>
+        <w:rPr>
+          <w:b/>
+          <w:lang w:val="pt_PT" w:bidi="pt_PT"/>
+        </w:rPr>
         <w:t>"</w:t>
       </w:r>
       <w:r>
@@ -10800,6 +12350,21 @@
           <w:b/>
           <w:lang w:val="pt_PT" w:bidi="pt_PT"/>
         </w:rPr>
+        <w:t>εἰς τὸ σωθῆναι αὐτούς</w:t>
+      </w:r>
+    </w:p>
+    <w:p>
+      <w:pPr/>
+      <w:r>
+        <w:rPr>
+          <w:lang w:val="pt_PT" w:bidi="pt_PT"/>
+        </w:rPr>
+      </w:r>
+      <w:r>
+        <w:rPr>
+          <w:b/>
+          <w:lang w:val="pt_PT" w:bidi="pt_PT"/>
+        </w:rPr>
         <w:t>"</w:t>
       </w:r>
       <w:r>
@@ -10897,6 +12462,21 @@
           <w:b/>
           <w:lang w:val="pt_PT" w:bidi="pt_PT"/>
         </w:rPr>
+        <w:t>εἰς τὸ σωθῆναι αὐτούς</w:t>
+      </w:r>
+    </w:p>
+    <w:p>
+      <w:pPr/>
+      <w:r>
+        <w:rPr>
+          <w:lang w:val="pt_PT" w:bidi="pt_PT"/>
+        </w:rPr>
+      </w:r>
+      <w:r>
+        <w:rPr>
+          <w:b/>
+          <w:lang w:val="pt_PT" w:bidi="pt_PT"/>
+        </w:rPr>
         <w:t>"</w:t>
       </w:r>
       <w:r>
@@ -10994,6 +12574,21 @@
           <w:b/>
           <w:lang w:val="pt_PT" w:bidi="pt_PT"/>
         </w:rPr>
+        <w:t>διὰ τοῦτο</w:t>
+      </w:r>
+    </w:p>
+    <w:p>
+      <w:pPr/>
+      <w:r>
+        <w:rPr>
+          <w:lang w:val="pt_PT" w:bidi="pt_PT"/>
+        </w:rPr>
+      </w:r>
+      <w:r>
+        <w:rPr>
+          <w:b/>
+          <w:lang w:val="pt_PT" w:bidi="pt_PT"/>
+        </w:rPr>
         <w:t>"Por isso".</w:t>
       </w:r>
     </w:p>
@@ -11110,6 +12705,21 @@
           <w:b/>
           <w:lang w:val="pt_PT" w:bidi="pt_PT"/>
         </w:rPr>
+        <w:t>πέμπει αὐτοῖς ὁ Θεὸς ἐνέργειαν πλάνης, εἰς τὸ πιστεῦσαι αὐτοὺς τῷ ψεύδει</w:t>
+      </w:r>
+    </w:p>
+    <w:p>
+      <w:pPr/>
+      <w:r>
+        <w:rPr>
+          <w:lang w:val="pt_PT" w:bidi="pt_PT"/>
+        </w:rPr>
+      </w:r>
+      <w:r>
+        <w:rPr>
+          <w:b/>
+          <w:lang w:val="pt_PT" w:bidi="pt_PT"/>
+        </w:rPr>
         <w:t>"</w:t>
       </w:r>
       <w:r>
@@ -11220,6 +12830,21 @@
           <w:b/>
           <w:lang w:val="pt_PT" w:bidi="pt_PT"/>
         </w:rPr>
+        <w:t>ἐνέργειαν πλάνης</w:t>
+      </w:r>
+    </w:p>
+    <w:p>
+      <w:pPr/>
+      <w:r>
+        <w:rPr>
+          <w:lang w:val="pt_PT" w:bidi="pt_PT"/>
+        </w:rPr>
+      </w:r>
+      <w:r>
+        <w:rPr>
+          <w:b/>
+          <w:lang w:val="pt_PT" w:bidi="pt_PT"/>
+        </w:rPr>
         <w:t>"o poder do erro".</w:t>
       </w:r>
     </w:p>
@@ -11329,6 +12954,21 @@
           <w:b/>
           <w:lang w:val="pt_PT" w:bidi="pt_PT"/>
         </w:rPr>
+        <w:t>εἰς τὸ πιστεῦσαι αὐτοὺς</w:t>
+      </w:r>
+    </w:p>
+    <w:p>
+      <w:pPr/>
+      <w:r>
+        <w:rPr>
+          <w:lang w:val="pt_PT" w:bidi="pt_PT"/>
+        </w:rPr>
+      </w:r>
+      <w:r>
+        <w:rPr>
+          <w:b/>
+          <w:lang w:val="pt_PT" w:bidi="pt_PT"/>
+        </w:rPr>
         <w:t>"</w:t>
       </w:r>
       <w:r>
@@ -11452,6 +13092,21 @@
           <w:b/>
           <w:lang w:val="pt_PT" w:bidi="pt_PT"/>
         </w:rPr>
+        <w:t>εἰς τὸ πιστεῦσαι αὐτοὺς</w:t>
+      </w:r>
+    </w:p>
+    <w:p>
+      <w:pPr/>
+      <w:r>
+        <w:rPr>
+          <w:lang w:val="pt_PT" w:bidi="pt_PT"/>
+        </w:rPr>
+      </w:r>
+      <w:r>
+        <w:rPr>
+          <w:b/>
+          <w:lang w:val="pt_PT" w:bidi="pt_PT"/>
+        </w:rPr>
         <w:t>"</w:t>
       </w:r>
       <w:r>
@@ -11582,6 +13237,21 @@
           <w:b/>
           <w:lang w:val="pt_PT" w:bidi="pt_PT"/>
         </w:rPr>
+        <w:t>ἵνα</w:t>
+      </w:r>
+    </w:p>
+    <w:p>
+      <w:pPr/>
+      <w:r>
+        <w:rPr>
+          <w:lang w:val="pt_PT" w:bidi="pt_PT"/>
+        </w:rPr>
+      </w:r>
+      <w:r>
+        <w:rPr>
+          <w:b/>
+          <w:lang w:val="pt_PT" w:bidi="pt_PT"/>
+        </w:rPr>
         <w:t>"O resultado disso".</w:t>
       </w:r>
     </w:p>
@@ -11665,6 +13335,21 @@
           <w:b/>
           <w:lang w:val="pt_PT" w:bidi="pt_PT"/>
         </w:rPr>
+        <w:t>κριθῶσιν πάντες</w:t>
+      </w:r>
+    </w:p>
+    <w:p>
+      <w:pPr/>
+      <w:r>
+        <w:rPr>
+          <w:lang w:val="pt_PT" w:bidi="pt_PT"/>
+        </w:rPr>
+      </w:r>
+      <w:r>
+        <w:rPr>
+          <w:b/>
+          <w:lang w:val="pt_PT" w:bidi="pt_PT"/>
+        </w:rPr>
         <w:t>"</w:t>
       </w:r>
       <w:r>
@@ -11762,6 +13447,21 @@
           <w:b/>
           <w:lang w:val="pt_PT" w:bidi="pt_PT"/>
         </w:rPr>
+        <w:t>οἱ</w:t>
+      </w:r>
+    </w:p>
+    <w:p>
+      <w:pPr/>
+      <w:r>
+        <w:rPr>
+          <w:lang w:val="pt_PT" w:bidi="pt_PT"/>
+        </w:rPr>
+      </w:r>
+      <w:r>
+        <w:rPr>
+          <w:b/>
+          <w:lang w:val="pt_PT" w:bidi="pt_PT"/>
+        </w:rPr>
         <w:t>"todos os".</w:t>
       </w:r>
     </w:p>
@@ -11871,6 +13571,21 @@
           <w:b/>
           <w:lang w:val="pt_PT" w:bidi="pt_PT"/>
         </w:rPr>
+        <w:t>οἱ μὴ πιστεύσαντες τῇ ἀληθείᾳ, ἀλλὰ εὐδοκήσαντες τῇ ἀδικίᾳ</w:t>
+      </w:r>
+    </w:p>
+    <w:p>
+      <w:pPr/>
+      <w:r>
+        <w:rPr>
+          <w:lang w:val="pt_PT" w:bidi="pt_PT"/>
+        </w:rPr>
+      </w:r>
+      <w:r>
+        <w:rPr>
+          <w:b/>
+          <w:lang w:val="pt_PT" w:bidi="pt_PT"/>
+        </w:rPr>
         <w:t>"</w:t>
       </w:r>
       <w:r>
@@ -12085,6 +13800,21 @@
           <w:b/>
           <w:lang w:val="pt_PT" w:bidi="pt_PT"/>
         </w:rPr>
+        <w:t>δὲ</w:t>
+      </w:r>
+    </w:p>
+    <w:p>
+      <w:pPr/>
+      <w:r>
+        <w:rPr>
+          <w:lang w:val="pt_PT" w:bidi="pt_PT"/>
+        </w:rPr>
+      </w:r>
+      <w:r>
+        <w:rPr>
+          <w:b/>
+          <w:lang w:val="pt_PT" w:bidi="pt_PT"/>
+        </w:rPr>
         <w:t>"Irmãos".</w:t>
       </w:r>
     </w:p>
@@ -12161,6 +13891,21 @@
           <w:b/>
           <w:lang w:val="pt_PT" w:bidi="pt_PT"/>
         </w:rPr>
+        <w:t>ἡμεῖς &amp; ὀφείλομεν εὐχαριστεῖν &amp; πάντοτε</w:t>
+      </w:r>
+    </w:p>
+    <w:p>
+      <w:pPr/>
+      <w:r>
+        <w:rPr>
+          <w:lang w:val="pt_PT" w:bidi="pt_PT"/>
+        </w:rPr>
+      </w:r>
+      <w:r>
+        <w:rPr>
+          <w:b/>
+          <w:lang w:val="pt_PT" w:bidi="pt_PT"/>
+        </w:rPr>
         <w:t>"</w:t>
       </w:r>
       <w:r>
@@ -12271,6 +14016,21 @@
           <w:b/>
           <w:lang w:val="pt_PT" w:bidi="pt_PT"/>
         </w:rPr>
+        <w:t>ἡμεῖς &amp; ὀφείλομεν</w:t>
+      </w:r>
+    </w:p>
+    <w:p>
+      <w:pPr/>
+      <w:r>
+        <w:rPr>
+          <w:lang w:val="pt_PT" w:bidi="pt_PT"/>
+        </w:rPr>
+      </w:r>
+      <w:r>
+        <w:rPr>
+          <w:b/>
+          <w:lang w:val="pt_PT" w:bidi="pt_PT"/>
+        </w:rPr>
         <w:t>"devemos".</w:t>
       </w:r>
     </w:p>
@@ -12367,6 +14127,21 @@
           <w:b/>
           <w:lang w:val="pt_PT" w:bidi="pt_PT"/>
         </w:rPr>
+        <w:t>ἀδελφοὶ ἠγαπημένοι ὑπὸ Κυρίου</w:t>
+      </w:r>
+    </w:p>
+    <w:p>
+      <w:pPr/>
+      <w:r>
+        <w:rPr>
+          <w:lang w:val="pt_PT" w:bidi="pt_PT"/>
+        </w:rPr>
+      </w:r>
+      <w:r>
+        <w:rPr>
+          <w:b/>
+          <w:lang w:val="pt_PT" w:bidi="pt_PT"/>
+        </w:rPr>
         <w:t>"</w:t>
       </w:r>
       <w:r>
@@ -12476,6 +14251,21 @@
           <w:b/>
           <w:lang w:val="pt_PT" w:bidi="pt_PT"/>
         </w:rPr>
+        <w:t>ἀδελφοὶ</w:t>
+      </w:r>
+    </w:p>
+    <w:p>
+      <w:pPr/>
+      <w:r>
+        <w:rPr>
+          <w:lang w:val="pt_PT" w:bidi="pt_PT"/>
+        </w:rPr>
+      </w:r>
+      <w:r>
+        <w:rPr>
+          <w:b/>
+          <w:lang w:val="pt_PT" w:bidi="pt_PT"/>
+        </w:rPr>
         <w:t>"irmãos".</w:t>
       </w:r>
     </w:p>
@@ -12572,6 +14362,21 @@
           <w:b/>
           <w:lang w:val="pt_PT" w:bidi="pt_PT"/>
         </w:rPr>
+        <w:t>ἀπαρχὴν εἰς σωτηρίαν</w:t>
+      </w:r>
+    </w:p>
+    <w:p>
+      <w:pPr/>
+      <w:r>
+        <w:rPr>
+          <w:lang w:val="pt_PT" w:bidi="pt_PT"/>
+        </w:rPr>
+      </w:r>
+      <w:r>
+        <w:rPr>
+          <w:b/>
+          <w:lang w:val="pt_PT" w:bidi="pt_PT"/>
+        </w:rPr>
         <w:t>"</w:t>
       </w:r>
       <w:r>
@@ -12669,6 +14474,21 @@
           <w:b/>
           <w:lang w:val="pt_PT" w:bidi="pt_PT"/>
         </w:rPr>
+        <w:t>ἀπαρχὴν εἰς σωτηρίαν ἐν ἁγιασμῷ Πνεύματος καὶ πίστει ἀληθείας</w:t>
+      </w:r>
+    </w:p>
+    <w:p>
+      <w:pPr/>
+      <w:r>
+        <w:rPr>
+          <w:lang w:val="pt_PT" w:bidi="pt_PT"/>
+        </w:rPr>
+      </w:r>
+      <w:r>
+        <w:rPr>
+          <w:b/>
+          <w:lang w:val="pt_PT" w:bidi="pt_PT"/>
+        </w:rPr>
         <w:t>"</w:t>
       </w:r>
       <w:r>
@@ -12805,6 +14625,21 @@
           <w:b/>
           <w:lang w:val="pt_PT" w:bidi="pt_PT"/>
         </w:rPr>
+        <w:t>διὰ τοῦ εὐαγγελίου ἡμῶν</w:t>
+      </w:r>
+    </w:p>
+    <w:p>
+      <w:pPr/>
+      <w:r>
+        <w:rPr>
+          <w:lang w:val="pt_PT" w:bidi="pt_PT"/>
+        </w:rPr>
+      </w:r>
+      <w:r>
+        <w:rPr>
+          <w:b/>
+          <w:lang w:val="pt_PT" w:bidi="pt_PT"/>
+        </w:rPr>
         <w:t>"por meio do evangelho".</w:t>
       </w:r>
     </w:p>
@@ -12900,6 +14735,21 @@
           <w:b/>
           <w:lang w:val="pt_PT" w:bidi="pt_PT"/>
         </w:rPr>
+        <w:t>εἰς περιποίησιν δόξης τοῦ Κυρίου ἡμῶν, Ἰησοῦ Χριστοῦ</w:t>
+      </w:r>
+    </w:p>
+    <w:p>
+      <w:pPr/>
+      <w:r>
+        <w:rPr>
+          <w:lang w:val="pt_PT" w:bidi="pt_PT"/>
+        </w:rPr>
+      </w:r>
+      <w:r>
+        <w:rPr>
+          <w:b/>
+          <w:lang w:val="pt_PT" w:bidi="pt_PT"/>
+        </w:rPr>
         <w:t>"</w:t>
       </w:r>
       <w:r>
@@ -12997,6 +14847,21 @@
           <w:b/>
           <w:lang w:val="pt_PT" w:bidi="pt_PT"/>
         </w:rPr>
+        <w:t>εἰς περιποίησιν δόξης τοῦ Κυρίου ἡμῶν</w:t>
+      </w:r>
+    </w:p>
+    <w:p>
+      <w:pPr/>
+      <w:r>
+        <w:rPr>
+          <w:lang w:val="pt_PT" w:bidi="pt_PT"/>
+        </w:rPr>
+      </w:r>
+      <w:r>
+        <w:rPr>
+          <w:b/>
+          <w:lang w:val="pt_PT" w:bidi="pt_PT"/>
+        </w:rPr>
         <w:t>"</w:t>
       </w:r>
       <w:r>
@@ -13107,6 +14972,21 @@
           <w:b/>
           <w:lang w:val="pt_PT" w:bidi="pt_PT"/>
         </w:rPr>
+        <w:t>ἄρα οὖν</w:t>
+      </w:r>
+    </w:p>
+    <w:p>
+      <w:pPr/>
+      <w:r>
+        <w:rPr>
+          <w:lang w:val="pt_PT" w:bidi="pt_PT"/>
+        </w:rPr>
+      </w:r>
+      <w:r>
+        <w:rPr>
+          <w:b/>
+          <w:lang w:val="pt_PT" w:bidi="pt_PT"/>
+        </w:rPr>
         <w:t>"Portanto".</w:t>
       </w:r>
     </w:p>
@@ -13203,6 +15083,21 @@
           <w:b/>
           <w:lang w:val="pt_PT" w:bidi="pt_PT"/>
         </w:rPr>
+        <w:t>ἀδελφοί</w:t>
+      </w:r>
+    </w:p>
+    <w:p>
+      <w:pPr/>
+      <w:r>
+        <w:rPr>
+          <w:lang w:val="pt_PT" w:bidi="pt_PT"/>
+        </w:rPr>
+      </w:r>
+      <w:r>
+        <w:rPr>
+          <w:b/>
+          <w:lang w:val="pt_PT" w:bidi="pt_PT"/>
+        </w:rPr>
         <w:t>"irmãos".</w:t>
       </w:r>
     </w:p>
@@ -13299,6 +15194,21 @@
           <w:b/>
           <w:lang w:val="pt_PT" w:bidi="pt_PT"/>
         </w:rPr>
+        <w:t>στήκετε</w:t>
+      </w:r>
+    </w:p>
+    <w:p>
+      <w:pPr/>
+      <w:r>
+        <w:rPr>
+          <w:lang w:val="pt_PT" w:bidi="pt_PT"/>
+        </w:rPr>
+      </w:r>
+      <w:r>
+        <w:rPr>
+          <w:b/>
+          <w:lang w:val="pt_PT" w:bidi="pt_PT"/>
+        </w:rPr>
         <w:t>"fiquem firmes".</w:t>
       </w:r>
     </w:p>
@@ -13395,6 +15305,21 @@
           <w:b/>
           <w:lang w:val="pt_PT" w:bidi="pt_PT"/>
         </w:rPr>
+        <w:t>κρατεῖτε τὰς παραδόσεις</w:t>
+      </w:r>
+    </w:p>
+    <w:p>
+      <w:pPr/>
+      <w:r>
+        <w:rPr>
+          <w:lang w:val="pt_PT" w:bidi="pt_PT"/>
+        </w:rPr>
+      </w:r>
+      <w:r>
+        <w:rPr>
+          <w:b/>
+          <w:lang w:val="pt_PT" w:bidi="pt_PT"/>
+        </w:rPr>
         <w:t>"</w:t>
       </w:r>
       <w:r>
@@ -13505,6 +15430,21 @@
           <w:b/>
           <w:lang w:val="pt_PT" w:bidi="pt_PT"/>
         </w:rPr>
+        <w:t>στήκετε καὶ κρατεῖτε</w:t>
+      </w:r>
+    </w:p>
+    <w:p>
+      <w:pPr/>
+      <w:r>
+        <w:rPr>
+          <w:lang w:val="pt_PT" w:bidi="pt_PT"/>
+        </w:rPr>
+      </w:r>
+      <w:r>
+        <w:rPr>
+          <w:b/>
+          <w:lang w:val="pt_PT" w:bidi="pt_PT"/>
+        </w:rPr>
         <w:t>"</w:t>
       </w:r>
       <w:r>
@@ -13602,6 +15542,21 @@
           <w:b/>
           <w:lang w:val="pt_PT" w:bidi="pt_PT"/>
         </w:rPr>
+        <w:t>ἐδιδάχθητε</w:t>
+      </w:r>
+    </w:p>
+    <w:p>
+      <w:pPr/>
+      <w:r>
+        <w:rPr>
+          <w:lang w:val="pt_PT" w:bidi="pt_PT"/>
+        </w:rPr>
+      </w:r>
+      <w:r>
+        <w:rPr>
+          <w:b/>
+          <w:lang w:val="pt_PT" w:bidi="pt_PT"/>
+        </w:rPr>
         <w:t>"</w:t>
       </w:r>
       <w:r>
@@ -13699,6 +15654,21 @@
           <w:b/>
           <w:lang w:val="pt_PT" w:bidi="pt_PT"/>
         </w:rPr>
+        <w:t>διὰ λόγου</w:t>
+      </w:r>
+    </w:p>
+    <w:p>
+      <w:pPr/>
+      <w:r>
+        <w:rPr>
+          <w:lang w:val="pt_PT" w:bidi="pt_PT"/>
+        </w:rPr>
+      </w:r>
+      <w:r>
+        <w:rPr>
+          <w:b/>
+          <w:lang w:val="pt_PT" w:bidi="pt_PT"/>
+        </w:rPr>
         <w:t>"</w:t>
       </w:r>
       <w:r>
@@ -13796,6 +15766,21 @@
           <w:b/>
           <w:lang w:val="pt_PT" w:bidi="pt_PT"/>
         </w:rPr>
+        <w:t>δι’ ἐπιστολῆς ἡμῶν</w:t>
+      </w:r>
+    </w:p>
+    <w:p>
+      <w:pPr/>
+      <w:r>
+        <w:rPr>
+          <w:lang w:val="pt_PT" w:bidi="pt_PT"/>
+        </w:rPr>
+      </w:r>
+      <w:r>
+        <w:rPr>
+          <w:b/>
+          <w:lang w:val="pt_PT" w:bidi="pt_PT"/>
+        </w:rPr>
         <w:t>"</w:t>
       </w:r>
       <w:r>
@@ -13906,6 +15891,21 @@
           <w:b/>
           <w:lang w:val="pt_PT" w:bidi="pt_PT"/>
         </w:rPr>
+        <w:t>δὲ</w:t>
+      </w:r>
+    </w:p>
+    <w:p>
+      <w:pPr/>
+      <w:r>
+        <w:rPr>
+          <w:lang w:val="pt_PT" w:bidi="pt_PT"/>
+        </w:rPr>
+      </w:r>
+      <w:r>
+        <w:rPr>
+          <w:b/>
+          <w:lang w:val="pt_PT" w:bidi="pt_PT"/>
+        </w:rPr>
         <w:t>"Que".</w:t>
       </w:r>
     </w:p>
@@ -14002,6 +16002,21 @@
           <w:b/>
           <w:lang w:val="pt_PT" w:bidi="pt_PT"/>
         </w:rPr>
+        <w:t>αὐτὸς δὲ ὁ Κύριος ἡμῶν, Ἰησοῦς Χριστὸς, καὶ ὁ Θεὸς ὁ Πατὴρ ἡμῶν</w:t>
+      </w:r>
+    </w:p>
+    <w:p>
+      <w:pPr/>
+      <w:r>
+        <w:rPr>
+          <w:lang w:val="pt_PT" w:bidi="pt_PT"/>
+        </w:rPr>
+      </w:r>
+      <w:r>
+        <w:rPr>
+          <w:b/>
+          <w:lang w:val="pt_PT" w:bidi="pt_PT"/>
+        </w:rPr>
         <w:t>"</w:t>
       </w:r>
       <w:r>
@@ -14099,6 +16114,21 @@
           <w:b/>
           <w:lang w:val="pt_PT" w:bidi="pt_PT"/>
         </w:rPr>
+        <w:t>ἡμῶν &amp; ἡμῶν &amp; ἡμᾶς</w:t>
+      </w:r>
+    </w:p>
+    <w:p>
+      <w:pPr/>
+      <w:r>
+        <w:rPr>
+          <w:lang w:val="pt_PT" w:bidi="pt_PT"/>
+        </w:rPr>
+      </w:r>
+      <w:r>
+        <w:rPr>
+          <w:b/>
+          <w:lang w:val="pt_PT" w:bidi="pt_PT"/>
+        </w:rPr>
         <w:t>"nosso"</w:t>
       </w:r>
       <w:r>
@@ -14234,6 +16264,21 @@
           <w:b/>
           <w:lang w:val="pt_PT" w:bidi="pt_PT"/>
         </w:rPr>
+        <w:t>αὐτὸς &amp; Κύριος ἡμῶν, Ἰησοῦς Χριστὸς</w:t>
+      </w:r>
+    </w:p>
+    <w:p>
+      <w:pPr/>
+      <w:r>
+        <w:rPr>
+          <w:lang w:val="pt_PT" w:bidi="pt_PT"/>
+        </w:rPr>
+      </w:r>
+      <w:r>
+        <w:rPr>
+          <w:b/>
+          <w:lang w:val="pt_PT" w:bidi="pt_PT"/>
+        </w:rPr>
         <w:t>"o próprio Jesus Cristo".</w:t>
       </w:r>
     </w:p>
@@ -14343,6 +16388,21 @@
           <w:b/>
           <w:lang w:val="pt_PT" w:bidi="pt_PT"/>
         </w:rPr>
+        <w:t>δοὺς παράκλησιν αἰωνίαν, καὶ ἐλπίδα ἀγαθὴν</w:t>
+      </w:r>
+    </w:p>
+    <w:p>
+      <w:pPr/>
+      <w:r>
+        <w:rPr>
+          <w:lang w:val="pt_PT" w:bidi="pt_PT"/>
+        </w:rPr>
+      </w:r>
+      <w:r>
+        <w:rPr>
+          <w:b/>
+          <w:lang w:val="pt_PT" w:bidi="pt_PT"/>
+        </w:rPr>
         <w:t>"</w:t>
       </w:r>
       <w:r>
@@ -14466,6 +16526,21 @@
           <w:b/>
           <w:lang w:val="pt_PT" w:bidi="pt_PT"/>
         </w:rPr>
+        <w:t>ἐν χάριτι</w:t>
+      </w:r>
+    </w:p>
+    <w:p>
+      <w:pPr/>
+      <w:r>
+        <w:rPr>
+          <w:lang w:val="pt_PT" w:bidi="pt_PT"/>
+        </w:rPr>
+      </w:r>
+      <w:r>
+        <w:rPr>
+          <w:b/>
+          <w:lang w:val="pt_PT" w:bidi="pt_PT"/>
+        </w:rPr>
         <w:t>"que na sua bondade".</w:t>
       </w:r>
     </w:p>
@@ -14562,6 +16637,21 @@
           <w:b/>
           <w:lang w:val="pt_PT" w:bidi="pt_PT"/>
         </w:rPr>
+        <w:t>παρακαλέσαι ὑμῶν τὰς καρδίας, καὶ στηρίξαι</w:t>
+      </w:r>
+    </w:p>
+    <w:p>
+      <w:pPr/>
+      <w:r>
+        <w:rPr>
+          <w:lang w:val="pt_PT" w:bidi="pt_PT"/>
+        </w:rPr>
+      </w:r>
+      <w:r>
+        <w:rPr>
+          <w:b/>
+          <w:lang w:val="pt_PT" w:bidi="pt_PT"/>
+        </w:rPr>
         <w:t>"</w:t>
       </w:r>
       <w:r>
@@ -14685,6 +16775,21 @@
           <w:b/>
           <w:lang w:val="pt_PT" w:bidi="pt_PT"/>
         </w:rPr>
+        <w:t>ἐν παντὶ ἔργῳ καὶ λόγῳ ἀγαθῷ</w:t>
+      </w:r>
+    </w:p>
+    <w:p>
+      <w:pPr/>
+      <w:r>
+        <w:rPr>
+          <w:lang w:val="pt_PT" w:bidi="pt_PT"/>
+        </w:rPr>
+      </w:r>
+      <w:r>
+        <w:rPr>
+          <w:b/>
+          <w:lang w:val="pt_PT" w:bidi="pt_PT"/>
+        </w:rPr>
         <w:t>"</w:t>
       </w:r>
       <w:r>
@@ -14878,6 +16983,21 @@
           <w:b/>
           <w:lang w:val="pt_PT" w:bidi="pt_PT"/>
         </w:rPr>
+        <w:t>τὸ λοιπὸν</w:t>
+      </w:r>
+    </w:p>
+    <w:p>
+      <w:pPr/>
+      <w:r>
+        <w:rPr>
+          <w:lang w:val="pt_PT" w:bidi="pt_PT"/>
+        </w:rPr>
+      </w:r>
+      <w:r>
+        <w:rPr>
+          <w:b/>
+          <w:lang w:val="pt_PT" w:bidi="pt_PT"/>
+        </w:rPr>
         <w:t>"Finalmente".</w:t>
       </w:r>
     </w:p>
@@ -14987,6 +17107,21 @@
           <w:b/>
           <w:lang w:val="pt_PT" w:bidi="pt_PT"/>
         </w:rPr>
+        <w:t>ἀδελφοί</w:t>
+      </w:r>
+    </w:p>
+    <w:p>
+      <w:pPr/>
+      <w:r>
+        <w:rPr>
+          <w:lang w:val="pt_PT" w:bidi="pt_PT"/>
+        </w:rPr>
+      </w:r>
+      <w:r>
+        <w:rPr>
+          <w:b/>
+          <w:lang w:val="pt_PT" w:bidi="pt_PT"/>
+        </w:rPr>
         <w:t>"irmãos".</w:t>
       </w:r>
     </w:p>
@@ -15083,6 +17218,21 @@
           <w:b/>
           <w:lang w:val="pt_PT" w:bidi="pt_PT"/>
         </w:rPr>
+        <w:t>ἡμῶν</w:t>
+      </w:r>
+    </w:p>
+    <w:p>
+      <w:pPr/>
+      <w:r>
+        <w:rPr>
+          <w:lang w:val="pt_PT" w:bidi="pt_PT"/>
+        </w:rPr>
+      </w:r>
+      <w:r>
+        <w:rPr>
+          <w:b/>
+          <w:lang w:val="pt_PT" w:bidi="pt_PT"/>
+        </w:rPr>
         <w:t>"nós".</w:t>
       </w:r>
     </w:p>
@@ -15179,6 +17329,21 @@
           <w:b/>
           <w:lang w:val="pt_PT" w:bidi="pt_PT"/>
         </w:rPr>
+        <w:t>τρέχῃ</w:t>
+      </w:r>
+    </w:p>
+    <w:p>
+      <w:pPr/>
+      <w:r>
+        <w:rPr>
+          <w:lang w:val="pt_PT" w:bidi="pt_PT"/>
+        </w:rPr>
+      </w:r>
+      <w:r>
+        <w:rPr>
+          <w:b/>
+          <w:lang w:val="pt_PT" w:bidi="pt_PT"/>
+        </w:rPr>
         <w:t>"</w:t>
       </w:r>
       <w:r>
@@ -15301,6 +17466,21 @@
           <w:b/>
           <w:lang w:val="pt_PT" w:bidi="pt_PT"/>
         </w:rPr>
+        <w:t>καὶ δοξάζηται</w:t>
+      </w:r>
+    </w:p>
+    <w:p>
+      <w:pPr/>
+      <w:r>
+        <w:rPr>
+          <w:lang w:val="pt_PT" w:bidi="pt_PT"/>
+        </w:rPr>
+      </w:r>
+      <w:r>
+        <w:rPr>
+          <w:b/>
+          <w:lang w:val="pt_PT" w:bidi="pt_PT"/>
+        </w:rPr>
         <w:t>"</w:t>
       </w:r>
       <w:r>
@@ -15398,6 +17578,21 @@
           <w:b/>
           <w:lang w:val="pt_PT" w:bidi="pt_PT"/>
         </w:rPr>
+        <w:t>καθὼς καὶ πρὸς ὑμᾶς</w:t>
+      </w:r>
+    </w:p>
+    <w:p>
+      <w:pPr/>
+      <w:r>
+        <w:rPr>
+          <w:lang w:val="pt_PT" w:bidi="pt_PT"/>
+        </w:rPr>
+      </w:r>
+      <w:r>
+        <w:rPr>
+          <w:b/>
+          <w:lang w:val="pt_PT" w:bidi="pt_PT"/>
+        </w:rPr>
         <w:t>"</w:t>
       </w:r>
       <w:r>
@@ -15495,6 +17690,21 @@
           <w:b/>
           <w:lang w:val="pt_PT" w:bidi="pt_PT"/>
         </w:rPr>
+        <w:t>ῥυσθῶμεν</w:t>
+      </w:r>
+    </w:p>
+    <w:p>
+      <w:pPr/>
+      <w:r>
+        <w:rPr>
+          <w:lang w:val="pt_PT" w:bidi="pt_PT"/>
+        </w:rPr>
+      </w:r>
+      <w:r>
+        <w:rPr>
+          <w:b/>
+          <w:lang w:val="pt_PT" w:bidi="pt_PT"/>
+        </w:rPr>
         <w:t>"</w:t>
       </w:r>
       <w:r>
@@ -15592,6 +17802,21 @@
           <w:b/>
           <w:lang w:val="pt_PT" w:bidi="pt_PT"/>
         </w:rPr>
+        <w:t>ἀτόπων καὶ πονηρῶν</w:t>
+      </w:r>
+    </w:p>
+    <w:p>
+      <w:pPr/>
+      <w:r>
+        <w:rPr>
+          <w:lang w:val="pt_PT" w:bidi="pt_PT"/>
+        </w:rPr>
+      </w:r>
+      <w:r>
+        <w:rPr>
+          <w:b/>
+          <w:lang w:val="pt_PT" w:bidi="pt_PT"/>
+        </w:rPr>
         <w:t>"</w:t>
       </w:r>
       <w:r>
@@ -15715,6 +17940,21 @@
           <w:b/>
           <w:lang w:val="pt_PT" w:bidi="pt_PT"/>
         </w:rPr>
+        <w:t>οὐ γὰρ πάντων ἡ πίστις</w:t>
+      </w:r>
+    </w:p>
+    <w:p>
+      <w:pPr/>
+      <w:r>
+        <w:rPr>
+          <w:lang w:val="pt_PT" w:bidi="pt_PT"/>
+        </w:rPr>
+      </w:r>
+      <w:r>
+        <w:rPr>
+          <w:b/>
+          <w:lang w:val="pt_PT" w:bidi="pt_PT"/>
+        </w:rPr>
         <w:t>"</w:t>
       </w:r>
       <w:r>
@@ -15825,6 +18065,21 @@
           <w:b/>
           <w:lang w:val="pt_PT" w:bidi="pt_PT"/>
         </w:rPr>
+        <w:t>ἡ πίστις</w:t>
+      </w:r>
+    </w:p>
+    <w:p>
+      <w:pPr/>
+      <w:r>
+        <w:rPr>
+          <w:lang w:val="pt_PT" w:bidi="pt_PT"/>
+        </w:rPr>
+      </w:r>
+      <w:r>
+        <w:rPr>
+          <w:b/>
+          <w:lang w:val="pt_PT" w:bidi="pt_PT"/>
+        </w:rPr>
         <w:t>"creem".</w:t>
       </w:r>
     </w:p>
@@ -15921,6 +18176,21 @@
           <w:b/>
           <w:lang w:val="pt_PT" w:bidi="pt_PT"/>
         </w:rPr>
+        <w:t>ὃς στηρίξει</w:t>
+      </w:r>
+    </w:p>
+    <w:p>
+      <w:pPr/>
+      <w:r>
+        <w:rPr>
+          <w:lang w:val="pt_PT" w:bidi="pt_PT"/>
+        </w:rPr>
+      </w:r>
+      <w:r>
+        <w:rPr>
+          <w:b/>
+          <w:lang w:val="pt_PT" w:bidi="pt_PT"/>
+        </w:rPr>
         <w:t>"</w:t>
       </w:r>
       <w:r>
@@ -16031,6 +18301,21 @@
           <w:b/>
           <w:lang w:val="pt_PT" w:bidi="pt_PT"/>
         </w:rPr>
+        <w:t>τοῦ πονηροῦ</w:t>
+      </w:r>
+    </w:p>
+    <w:p>
+      <w:pPr/>
+      <w:r>
+        <w:rPr>
+          <w:lang w:val="pt_PT" w:bidi="pt_PT"/>
+        </w:rPr>
+      </w:r>
+      <w:r>
+        <w:rPr>
+          <w:b/>
+          <w:lang w:val="pt_PT" w:bidi="pt_PT"/>
+        </w:rPr>
         <w:t>"do Maligno".</w:t>
       </w:r>
     </w:p>
@@ -16094,6 +18379,21 @@
           <w:b/>
           <w:lang w:val="pt_PT" w:bidi="pt_PT"/>
         </w:rPr>
+        <w:t>πεποίθαμεν δὲ</w:t>
+      </w:r>
+    </w:p>
+    <w:p>
+      <w:pPr/>
+      <w:r>
+        <w:rPr>
+          <w:lang w:val="pt_PT" w:bidi="pt_PT"/>
+        </w:rPr>
+      </w:r>
+      <w:r>
+        <w:rPr>
+          <w:b/>
+          <w:lang w:val="pt_PT" w:bidi="pt_PT"/>
+        </w:rPr>
         <w:t>"</w:t>
       </w:r>
       <w:r>
@@ -16204,6 +18504,21 @@
           <w:b/>
           <w:lang w:val="pt_PT" w:bidi="pt_PT"/>
         </w:rPr>
+        <w:t>πεποίθαμεν δὲ ἐν Κυρίῳ ἐφ’ ὑμᾶς</w:t>
+      </w:r>
+    </w:p>
+    <w:p>
+      <w:pPr/>
+      <w:r>
+        <w:rPr>
+          <w:lang w:val="pt_PT" w:bidi="pt_PT"/>
+        </w:rPr>
+      </w:r>
+      <w:r>
+        <w:rPr>
+          <w:b/>
+          <w:lang w:val="pt_PT" w:bidi="pt_PT"/>
+        </w:rPr>
         <w:t>"</w:t>
       </w:r>
       <w:r>
@@ -16301,6 +18616,21 @@
           <w:b/>
           <w:lang w:val="pt_PT" w:bidi="pt_PT"/>
         </w:rPr>
+        <w:t>ὁ &amp; Κύριος κατευθύναι ὑμῶν τὰς καρδίας εἰς τὴν ἀγάπην τοῦ Θεοῦ, καὶ εἰς τὴν ὑπομονὴν τοῦ Χριστοῦ</w:t>
+      </w:r>
+    </w:p>
+    <w:p>
+      <w:pPr/>
+      <w:r>
+        <w:rPr>
+          <w:lang w:val="pt_PT" w:bidi="pt_PT"/>
+        </w:rPr>
+      </w:r>
+      <w:r>
+        <w:rPr>
+          <w:b/>
+          <w:lang w:val="pt_PT" w:bidi="pt_PT"/>
+        </w:rPr>
         <w:t>"</w:t>
       </w:r>
       <w:r>
@@ -16398,6 +18728,21 @@
           <w:b/>
           <w:lang w:val="pt_PT" w:bidi="pt_PT"/>
         </w:rPr>
+        <w:t>εἰς τὴν ἀγάπην τοῦ Θεοῦ, καὶ εἰς τὴν ὑπομονὴν τοῦ Χριστοῦ</w:t>
+      </w:r>
+    </w:p>
+    <w:p>
+      <w:pPr/>
+      <w:r>
+        <w:rPr>
+          <w:lang w:val="pt_PT" w:bidi="pt_PT"/>
+        </w:rPr>
+      </w:r>
+      <w:r>
+        <w:rPr>
+          <w:b/>
+          <w:lang w:val="pt_PT" w:bidi="pt_PT"/>
+        </w:rPr>
         <w:t>"</w:t>
       </w:r>
       <w:r>
@@ -16508,6 +18853,21 @@
           <w:b/>
           <w:lang w:val="pt_PT" w:bidi="pt_PT"/>
         </w:rPr>
+        <w:t>εἰς τὴν ἀγάπην τοῦ Θεοῦ, καὶ εἰς τὴν ὑπομονὴν τοῦ Χριστοῦ</w:t>
+      </w:r>
+    </w:p>
+    <w:p>
+      <w:pPr/>
+      <w:r>
+        <w:rPr>
+          <w:lang w:val="pt_PT" w:bidi="pt_PT"/>
+        </w:rPr>
+      </w:r>
+      <w:r>
+        <w:rPr>
+          <w:b/>
+          <w:lang w:val="pt_PT" w:bidi="pt_PT"/>
+        </w:rPr>
         <w:t>"o amor de Deus".</w:t>
       </w:r>
     </w:p>
@@ -16604,6 +18964,21 @@
           <w:b/>
           <w:lang w:val="pt_PT" w:bidi="pt_PT"/>
         </w:rPr>
+        <w:t>εἰς τὴν ὑπομονὴν τοῦ Χριστοῦ</w:t>
+      </w:r>
+    </w:p>
+    <w:p>
+      <w:pPr/>
+      <w:r>
+        <w:rPr>
+          <w:lang w:val="pt_PT" w:bidi="pt_PT"/>
+        </w:rPr>
+      </w:r>
+      <w:r>
+        <w:rPr>
+          <w:b/>
+          <w:lang w:val="pt_PT" w:bidi="pt_PT"/>
+        </w:rPr>
         <w:t>"</w:t>
       </w:r>
       <w:r>
@@ -16786,6 +19161,21 @@
           <w:b/>
           <w:lang w:val="pt_PT" w:bidi="pt_PT"/>
         </w:rPr>
+        <w:t>δὲ</w:t>
+      </w:r>
+    </w:p>
+    <w:p>
+      <w:pPr/>
+      <w:r>
+        <w:rPr>
+          <w:lang w:val="pt_PT" w:bidi="pt_PT"/>
+        </w:rPr>
+      </w:r>
+      <w:r>
+        <w:rPr>
+          <w:b/>
+          <w:lang w:val="pt_PT" w:bidi="pt_PT"/>
+        </w:rPr>
         <w:t>"Irmãos".</w:t>
       </w:r>
     </w:p>
@@ -16869,6 +19259,21 @@
           <w:b/>
           <w:lang w:val="pt_PT" w:bidi="pt_PT"/>
         </w:rPr>
+        <w:t>ἀδελφοί &amp; ἀδελφοῦ</w:t>
+      </w:r>
+    </w:p>
+    <w:p>
+      <w:pPr/>
+      <w:r>
+        <w:rPr>
+          <w:lang w:val="pt_PT" w:bidi="pt_PT"/>
+        </w:rPr>
+      </w:r>
+      <w:r>
+        <w:rPr>
+          <w:b/>
+          <w:lang w:val="pt_PT" w:bidi="pt_PT"/>
+        </w:rPr>
         <w:t>"Irmãos"</w:t>
       </w:r>
       <w:r>
@@ -16978,6 +19383,21 @@
           <w:b/>
           <w:lang w:val="pt_PT" w:bidi="pt_PT"/>
         </w:rPr>
+        <w:t>ἐν ὀνόματι τοῦ Κυρίου ἡμῶν, Ἰησοῦ Χριστοῦ</w:t>
+      </w:r>
+    </w:p>
+    <w:p>
+      <w:pPr/>
+      <w:r>
+        <w:rPr>
+          <w:lang w:val="pt_PT" w:bidi="pt_PT"/>
+        </w:rPr>
+      </w:r>
+      <w:r>
+        <w:rPr>
+          <w:b/>
+          <w:lang w:val="pt_PT" w:bidi="pt_PT"/>
+        </w:rPr>
         <w:t>"em nome do nosso Senhor Jesus Cristo".</w:t>
       </w:r>
     </w:p>
@@ -17074,6 +19494,21 @@
           <w:b/>
           <w:lang w:val="pt_PT" w:bidi="pt_PT"/>
         </w:rPr>
+        <w:t>ἡμῶν</w:t>
+      </w:r>
+    </w:p>
+    <w:p>
+      <w:pPr/>
+      <w:r>
+        <w:rPr>
+          <w:lang w:val="pt_PT" w:bidi="pt_PT"/>
+        </w:rPr>
+      </w:r>
+      <w:r>
+        <w:rPr>
+          <w:b/>
+          <w:lang w:val="pt_PT" w:bidi="pt_PT"/>
+        </w:rPr>
         <w:t>"nosso".</w:t>
       </w:r>
     </w:p>
@@ -17170,6 +19605,21 @@
           <w:b/>
           <w:lang w:val="pt_PT" w:bidi="pt_PT"/>
         </w:rPr>
+        <w:t>ἀτάκτως περιπατοῦντος</w:t>
+      </w:r>
+    </w:p>
+    <w:p>
+      <w:pPr/>
+      <w:r>
+        <w:rPr>
+          <w:lang w:val="pt_PT" w:bidi="pt_PT"/>
+        </w:rPr>
+      </w:r>
+      <w:r>
+        <w:rPr>
+          <w:b/>
+          <w:lang w:val="pt_PT" w:bidi="pt_PT"/>
+        </w:rPr>
         <w:t>"</w:t>
       </w:r>
       <w:r>
@@ -17286,6 +19736,21 @@
           <w:b/>
           <w:lang w:val="pt_PT" w:bidi="pt_PT"/>
         </w:rPr>
+        <w:t>τὴν παράδοσιν</w:t>
+      </w:r>
+    </w:p>
+    <w:p>
+      <w:pPr/>
+      <w:r>
+        <w:rPr>
+          <w:lang w:val="pt_PT" w:bidi="pt_PT"/>
+        </w:rPr>
+      </w:r>
+      <w:r>
+        <w:rPr>
+          <w:b/>
+          <w:lang w:val="pt_PT" w:bidi="pt_PT"/>
+        </w:rPr>
         <w:t>"</w:t>
       </w:r>
       <w:r>
@@ -17389,6 +19854,21 @@
           <w:b/>
           <w:lang w:val="pt_PT" w:bidi="pt_PT"/>
         </w:rPr>
+        <w:t>μιμεῖσθαι ἡμᾶς</w:t>
+      </w:r>
+    </w:p>
+    <w:p>
+      <w:pPr/>
+      <w:r>
+        <w:rPr>
+          <w:lang w:val="pt_PT" w:bidi="pt_PT"/>
+        </w:rPr>
+      </w:r>
+      <w:r>
+        <w:rPr>
+          <w:b/>
+          <w:lang w:val="pt_PT" w:bidi="pt_PT"/>
+        </w:rPr>
         <w:t>"</w:t>
       </w:r>
       <w:r>
@@ -17486,6 +19966,21 @@
           <w:b/>
           <w:lang w:val="pt_PT" w:bidi="pt_PT"/>
         </w:rPr>
+        <w:t>οὐκ ἠτακτήσαμεν ἐν ὑμῖν</w:t>
+      </w:r>
+    </w:p>
+    <w:p>
+      <w:pPr/>
+      <w:r>
+        <w:rPr>
+          <w:lang w:val="pt_PT" w:bidi="pt_PT"/>
+        </w:rPr>
+      </w:r>
+      <w:r>
+        <w:rPr>
+          <w:b/>
+          <w:lang w:val="pt_PT" w:bidi="pt_PT"/>
+        </w:rPr>
         <w:t>"</w:t>
       </w:r>
       <w:r>
@@ -17583,6 +20078,21 @@
           <w:b/>
           <w:lang w:val="pt_PT" w:bidi="pt_PT"/>
         </w:rPr>
+        <w:t>ἄρτον</w:t>
+      </w:r>
+    </w:p>
+    <w:p>
+      <w:pPr/>
+      <w:r>
+        <w:rPr>
+          <w:lang w:val="pt_PT" w:bidi="pt_PT"/>
+        </w:rPr>
+      </w:r>
+      <w:r>
+        <w:rPr>
+          <w:b/>
+          <w:lang w:val="pt_PT" w:bidi="pt_PT"/>
+        </w:rPr>
         <w:t>"</w:t>
       </w:r>
       <w:r>
@@ -17692,6 +20202,21 @@
           <w:b/>
           <w:lang w:val="pt_PT" w:bidi="pt_PT"/>
         </w:rPr>
+        <w:t>νυκτὸς καὶ ἡμέρας ἐργαζόμενοι</w:t>
+      </w:r>
+    </w:p>
+    <w:p>
+      <w:pPr/>
+      <w:r>
+        <w:rPr>
+          <w:lang w:val="pt_PT" w:bidi="pt_PT"/>
+        </w:rPr>
+      </w:r>
+      <w:r>
+        <w:rPr>
+          <w:b/>
+          <w:lang w:val="pt_PT" w:bidi="pt_PT"/>
+        </w:rPr>
         <w:t>"</w:t>
       </w:r>
       <w:r>
@@ -17802,6 +20327,21 @@
           <w:b/>
           <w:lang w:val="pt_PT" w:bidi="pt_PT"/>
         </w:rPr>
+        <w:t>ἐν κόπῳ καὶ μόχθῳ</w:t>
+      </w:r>
+    </w:p>
+    <w:p>
+      <w:pPr/>
+      <w:r>
+        <w:rPr>
+          <w:lang w:val="pt_PT" w:bidi="pt_PT"/>
+        </w:rPr>
+      </w:r>
+      <w:r>
+        <w:rPr>
+          <w:b/>
+          <w:lang w:val="pt_PT" w:bidi="pt_PT"/>
+        </w:rPr>
         <w:t>"</w:t>
       </w:r>
       <w:r>
@@ -17925,6 +20465,21 @@
           <w:b/>
           <w:lang w:val="pt_PT" w:bidi="pt_PT"/>
         </w:rPr>
+        <w:t>οὐχ ὅτι οὐκ ἔχομεν ἐξουσίαν, ἀλλ’</w:t>
+      </w:r>
+    </w:p>
+    <w:p>
+      <w:pPr/>
+      <w:r>
+        <w:rPr>
+          <w:lang w:val="pt_PT" w:bidi="pt_PT"/>
+        </w:rPr>
+      </w:r>
+      <w:r>
+        <w:rPr>
+          <w:b/>
+          <w:lang w:val="pt_PT" w:bidi="pt_PT"/>
+        </w:rPr>
         <w:t>"</w:t>
       </w:r>
       <w:r>
@@ -18034,6 +20589,21 @@
           <w:b/>
           <w:lang w:val="pt_PT" w:bidi="pt_PT"/>
         </w:rPr>
+        <w:t>ἑαυτοὺς τύπον δῶμεν ὑμῖν</w:t>
+      </w:r>
+    </w:p>
+    <w:p>
+      <w:pPr/>
+      <w:r>
+        <w:rPr>
+          <w:lang w:val="pt_PT" w:bidi="pt_PT"/>
+        </w:rPr>
+      </w:r>
+      <w:r>
+        <w:rPr>
+          <w:b/>
+          <w:lang w:val="pt_PT" w:bidi="pt_PT"/>
+        </w:rPr>
         <w:t>"</w:t>
       </w:r>
       <w:r>
@@ -18207,6 +20777,21 @@
           <w:b/>
           <w:lang w:val="pt_PT" w:bidi="pt_PT"/>
         </w:rPr>
+        <w:t>εἴ τις οὐ θέλει ἐργάζεσθαι, μηδὲ ἐσθιέτω</w:t>
+      </w:r>
+    </w:p>
+    <w:p>
+      <w:pPr/>
+      <w:r>
+        <w:rPr>
+          <w:lang w:val="pt_PT" w:bidi="pt_PT"/>
+        </w:rPr>
+      </w:r>
+      <w:r>
+        <w:rPr>
+          <w:b/>
+          <w:lang w:val="pt_PT" w:bidi="pt_PT"/>
+        </w:rPr>
         <w:t>"</w:t>
       </w:r>
       <w:r>
@@ -18304,6 +20889,21 @@
           <w:b/>
           <w:lang w:val="pt_PT" w:bidi="pt_PT"/>
         </w:rPr>
+        <w:t>τινας περιπατοῦντας &amp; ἀτάκτως</w:t>
+      </w:r>
+    </w:p>
+    <w:p>
+      <w:pPr/>
+      <w:r>
+        <w:rPr>
+          <w:lang w:val="pt_PT" w:bidi="pt_PT"/>
+        </w:rPr>
+      </w:r>
+      <w:r>
+        <w:rPr>
+          <w:b/>
+          <w:lang w:val="pt_PT" w:bidi="pt_PT"/>
+        </w:rPr>
         <w:t>"</w:t>
       </w:r>
       <w:r>
@@ -18414,6 +21014,21 @@
           <w:b/>
           <w:lang w:val="pt_PT" w:bidi="pt_PT"/>
         </w:rPr>
+        <w:t>ἀλλὰ περιεργαζομένους</w:t>
+      </w:r>
+    </w:p>
+    <w:p>
+      <w:pPr/>
+      <w:r>
+        <w:rPr>
+          <w:lang w:val="pt_PT" w:bidi="pt_PT"/>
+        </w:rPr>
+      </w:r>
+      <w:r>
+        <w:rPr>
+          <w:b/>
+          <w:lang w:val="pt_PT" w:bidi="pt_PT"/>
+        </w:rPr>
         <w:t>"</w:t>
       </w:r>
       <w:r>
@@ -18524,6 +21139,21 @@
           <w:b/>
           <w:lang w:val="pt_PT" w:bidi="pt_PT"/>
         </w:rPr>
+        <w:t>μετὰ ἡσυχίας</w:t>
+      </w:r>
+    </w:p>
+    <w:p>
+      <w:pPr/>
+      <w:r>
+        <w:rPr>
+          <w:lang w:val="pt_PT" w:bidi="pt_PT"/>
+        </w:rPr>
+      </w:r>
+      <w:r>
+        <w:rPr>
+          <w:b/>
+          <w:lang w:val="pt_PT" w:bidi="pt_PT"/>
+        </w:rPr>
         <w:t>"</w:t>
       </w:r>
       <w:r>
@@ -18640,6 +21270,21 @@
           <w:b/>
           <w:lang w:val="pt_PT" w:bidi="pt_PT"/>
         </w:rPr>
+        <w:t>δέ</w:t>
+      </w:r>
+    </w:p>
+    <w:p>
+      <w:pPr/>
+      <w:r>
+        <w:rPr>
+          <w:lang w:val="pt_PT" w:bidi="pt_PT"/>
+        </w:rPr>
+      </w:r>
+      <w:r>
+        <w:rPr>
+          <w:b/>
+          <w:lang w:val="pt_PT" w:bidi="pt_PT"/>
+        </w:rPr>
         <w:t>"Mas".</w:t>
       </w:r>
     </w:p>
@@ -18736,6 +21381,21 @@
           <w:b/>
           <w:lang w:val="pt_PT" w:bidi="pt_PT"/>
         </w:rPr>
+        <w:t>ὑμεῖς</w:t>
+      </w:r>
+    </w:p>
+    <w:p>
+      <w:pPr/>
+      <w:r>
+        <w:rPr>
+          <w:lang w:val="pt_PT" w:bidi="pt_PT"/>
+        </w:rPr>
+      </w:r>
+      <w:r>
+        <w:rPr>
+          <w:b/>
+          <w:lang w:val="pt_PT" w:bidi="pt_PT"/>
+        </w:rPr>
         <w:t>"vocês".</w:t>
       </w:r>
     </w:p>
@@ -18832,6 +21492,21 @@
           <w:b/>
           <w:lang w:val="pt_PT" w:bidi="pt_PT"/>
         </w:rPr>
+        <w:t>ἀδελφοί</w:t>
+      </w:r>
+    </w:p>
+    <w:p>
+      <w:pPr/>
+      <w:r>
+        <w:rPr>
+          <w:lang w:val="pt_PT" w:bidi="pt_PT"/>
+        </w:rPr>
+      </w:r>
+      <w:r>
+        <w:rPr>
+          <w:b/>
+          <w:lang w:val="pt_PT" w:bidi="pt_PT"/>
+        </w:rPr>
         <w:t>"irmãos".</w:t>
       </w:r>
     </w:p>
@@ -18928,6 +21603,21 @@
           <w:b/>
           <w:lang w:val="pt_PT" w:bidi="pt_PT"/>
         </w:rPr>
+        <w:t>τῷ λόγῳ ἡμῶν</w:t>
+      </w:r>
+    </w:p>
+    <w:p>
+      <w:pPr/>
+      <w:r>
+        <w:rPr>
+          <w:lang w:val="pt_PT" w:bidi="pt_PT"/>
+        </w:rPr>
+      </w:r>
+      <w:r>
+        <w:rPr>
+          <w:b/>
+          <w:lang w:val="pt_PT" w:bidi="pt_PT"/>
+        </w:rPr>
         <w:t>"</w:t>
       </w:r>
       <w:r>
@@ -19025,6 +21715,21 @@
           <w:b/>
           <w:lang w:val="pt_PT" w:bidi="pt_PT"/>
         </w:rPr>
+        <w:t>τοῦτον σημειοῦσθε</w:t>
+      </w:r>
+    </w:p>
+    <w:p>
+      <w:pPr/>
+      <w:r>
+        <w:rPr>
+          <w:lang w:val="pt_PT" w:bidi="pt_PT"/>
+        </w:rPr>
+      </w:r>
+      <w:r>
+        <w:rPr>
+          <w:b/>
+          <w:lang w:val="pt_PT" w:bidi="pt_PT"/>
+        </w:rPr>
         <w:t>"</w:t>
       </w:r>
       <w:r>
@@ -19122,6 +21827,21 @@
           <w:b/>
           <w:lang w:val="pt_PT" w:bidi="pt_PT"/>
         </w:rPr>
+        <w:t>ἵνα ἐντραπῇ</w:t>
+      </w:r>
+    </w:p>
+    <w:p>
+      <w:pPr/>
+      <w:r>
+        <w:rPr>
+          <w:lang w:val="pt_PT" w:bidi="pt_PT"/>
+        </w:rPr>
+      </w:r>
+      <w:r>
+        <w:rPr>
+          <w:b/>
+          <w:lang w:val="pt_PT" w:bidi="pt_PT"/>
+        </w:rPr>
         <w:t xml:space="preserve">"para que </w:t>
       </w:r>
       <w:r>
@@ -19219,6 +21939,21 @@
           <w:b/>
           <w:lang w:val="pt_PT" w:bidi="pt_PT"/>
         </w:rPr>
+        <w:t>ἀδελφόν</w:t>
+      </w:r>
+    </w:p>
+    <w:p>
+      <w:pPr/>
+      <w:r>
+        <w:rPr>
+          <w:lang w:val="pt_PT" w:bidi="pt_PT"/>
+        </w:rPr>
+      </w:r>
+      <w:r>
+        <w:rPr>
+          <w:b/>
+          <w:lang w:val="pt_PT" w:bidi="pt_PT"/>
+        </w:rPr>
         <w:t>"um irmão".</w:t>
       </w:r>
     </w:p>
@@ -19392,6 +22127,21 @@
           <w:b/>
           <w:lang w:val="pt_PT" w:bidi="pt_PT"/>
         </w:rPr>
+        <w:t>δὲ</w:t>
+      </w:r>
+    </w:p>
+    <w:p>
+      <w:pPr/>
+      <w:r>
+        <w:rPr>
+          <w:lang w:val="pt_PT" w:bidi="pt_PT"/>
+        </w:rPr>
+      </w:r>
+      <w:r>
+        <w:rPr>
+          <w:b/>
+          <w:lang w:val="pt_PT" w:bidi="pt_PT"/>
+        </w:rPr>
         <w:t>"Que".</w:t>
       </w:r>
     </w:p>
@@ -19488,6 +22238,21 @@
           <w:b/>
           <w:lang w:val="pt_PT" w:bidi="pt_PT"/>
         </w:rPr>
+        <w:t>αὐτὸς &amp; ὁ Κύριος τῆς εἰρήνης, δῴη ὑμῖν</w:t>
+      </w:r>
+    </w:p>
+    <w:p>
+      <w:pPr/>
+      <w:r>
+        <w:rPr>
+          <w:lang w:val="pt_PT" w:bidi="pt_PT"/>
+        </w:rPr>
+      </w:r>
+      <w:r>
+        <w:rPr>
+          <w:b/>
+          <w:lang w:val="pt_PT" w:bidi="pt_PT"/>
+        </w:rPr>
         <w:t xml:space="preserve">"Que </w:t>
       </w:r>
       <w:r>
@@ -19585,6 +22350,21 @@
           <w:b/>
           <w:lang w:val="pt_PT" w:bidi="pt_PT"/>
         </w:rPr>
+        <w:t>αὐτὸς &amp; ὁ Κύριος τῆς εἰρήνης</w:t>
+      </w:r>
+    </w:p>
+    <w:p>
+      <w:pPr/>
+      <w:r>
+        <w:rPr>
+          <w:lang w:val="pt_PT" w:bidi="pt_PT"/>
+        </w:rPr>
+      </w:r>
+      <w:r>
+        <w:rPr>
+          <w:b/>
+          <w:lang w:val="pt_PT" w:bidi="pt_PT"/>
+        </w:rPr>
         <w:t>"</w:t>
       </w:r>
       <w:r>
@@ -19695,6 +22475,21 @@
           <w:b/>
           <w:lang w:val="pt_PT" w:bidi="pt_PT"/>
         </w:rPr>
+        <w:t>ὁ ἀσπασμὸς τῇ ἐμῇ χειρὶ, Παύλου, ὅ ἐστιν σημεῖον ἐν πάσῃ ἐπιστολῇ, οὕτως γράφω</w:t>
+      </w:r>
+    </w:p>
+    <w:p>
+      <w:pPr/>
+      <w:r>
+        <w:rPr>
+          <w:lang w:val="pt_PT" w:bidi="pt_PT"/>
+        </w:rPr>
+      </w:r>
+      <w:r>
+        <w:rPr>
+          <w:b/>
+          <w:lang w:val="pt_PT" w:bidi="pt_PT"/>
+        </w:rPr>
         <w:t>"</w:t>
       </w:r>
       <w:r>
@@ -19772,6 +22567,21 @@
           <w:b/>
           <w:lang w:val="pt_PT" w:bidi="pt_PT"/>
         </w:rPr>
+        <w:t>τῇ ἐμῇ χειρὶ</w:t>
+      </w:r>
+    </w:p>
+    <w:p>
+      <w:pPr/>
+      <w:r>
+        <w:rPr>
+          <w:lang w:val="pt_PT" w:bidi="pt_PT"/>
+        </w:rPr>
+      </w:r>
+      <w:r>
+        <w:rPr>
+          <w:b/>
+          <w:lang w:val="pt_PT" w:bidi="pt_PT"/>
+        </w:rPr>
         <w:t>"</w:t>
       </w:r>
       <w:r>
@@ -19869,6 +22679,21 @@
           <w:b/>
           <w:lang w:val="pt_PT" w:bidi="pt_PT"/>
         </w:rPr>
+        <w:t>οὕτως γράφω</w:t>
+      </w:r>
+    </w:p>
+    <w:p>
+      <w:pPr/>
+      <w:r>
+        <w:rPr>
+          <w:lang w:val="pt_PT" w:bidi="pt_PT"/>
+        </w:rPr>
+      </w:r>
+      <w:r>
+        <w:rPr>
+          <w:b/>
+          <w:lang w:val="pt_PT" w:bidi="pt_PT"/>
+        </w:rPr>
         <w:t>"</w:t>
       </w:r>
       <w:r>
@@ -19952,6 +22777,21 @@
         <w:rPr>
           <w:lang w:val="pt_PT" w:bidi="pt_PT"/>
         </w:rPr>
+      </w:r>
+    </w:p>
+    <w:p>
+      <w:pPr/>
+      <w:r>
+        <w:rPr>
+          <w:lang w:val="pt_PT" w:bidi="pt_PT"/>
+        </w:rPr>
+      </w:r>
+      <w:r>
+        <w:rPr>
+          <w:b/>
+          <w:lang w:val="pt_PT" w:bidi="pt_PT"/>
+        </w:rPr>
+        <w:t>ἡ χάρις τοῦ Κυρίου ἡμῶν, Ἰησοῦ Χριστοῦ, μετὰ πάντων ὑμῶν</w:t>
       </w:r>
     </w:p>
     <w:p>

--- a/por/docx/53.content.docx
+++ b/por/docx/53.content.docx
@@ -230,6 +230,21 @@
           <w:b/>
           <w:lang w:val="pt_PT" w:bidi="pt_PT"/>
         </w:rPr>
+        <w:t>Σιλουανὸς</w:t>
+      </w:r>
+    </w:p>
+    <w:p>
+      <w:pPr/>
+      <w:r>
+        <w:rPr>
+          <w:lang w:val="pt_PT" w:bidi="pt_PT"/>
+        </w:rPr>
+      </w:r>
+      <w:r>
+        <w:rPr>
+          <w:b/>
+          <w:lang w:val="pt_PT" w:bidi="pt_PT"/>
+        </w:rPr>
         <w:t>"Silas".</w:t>
       </w:r>
     </w:p>
@@ -313,6 +328,21 @@
           <w:b/>
           <w:lang w:val="pt_PT" w:bidi="pt_PT"/>
         </w:rPr>
+        <w:t>Παῦλος, καὶ Σιλουανὸς, καὶ Τιμόθεος; τῇ ἐκκλησίᾳ</w:t>
+      </w:r>
+    </w:p>
+    <w:p>
+      <w:pPr/>
+      <w:r>
+        <w:rPr>
+          <w:lang w:val="pt_PT" w:bidi="pt_PT"/>
+        </w:rPr>
+      </w:r>
+      <w:r>
+        <w:rPr>
+          <w:b/>
+          <w:lang w:val="pt_PT" w:bidi="pt_PT"/>
+        </w:rPr>
         <w:t>"</w:t>
       </w:r>
       <w:r>
@@ -410,6 +440,21 @@
           <w:b/>
           <w:lang w:val="pt_PT" w:bidi="pt_PT"/>
         </w:rPr>
+        <w:t>Παῦλος, καὶ Σιλουανὸς, καὶ Τιμόθεος</w:t>
+      </w:r>
+    </w:p>
+    <w:p>
+      <w:pPr/>
+      <w:r>
+        <w:rPr>
+          <w:lang w:val="pt_PT" w:bidi="pt_PT"/>
+        </w:rPr>
+      </w:r>
+      <w:r>
+        <w:rPr>
+          <w:b/>
+          <w:lang w:val="pt_PT" w:bidi="pt_PT"/>
+        </w:rPr>
         <w:t>"</w:t>
       </w:r>
       <w:r>
@@ -533,6 +578,21 @@
           <w:b/>
           <w:lang w:val="pt_PT" w:bidi="pt_PT"/>
         </w:rPr>
+        <w:t>ἐν Θεῷ Πατρὶ ἡμῶν καὶ Κυρίῳ Ἰησοῦ Χριστῷ</w:t>
+      </w:r>
+    </w:p>
+    <w:p>
+      <w:pPr/>
+      <w:r>
+        <w:rPr>
+          <w:lang w:val="pt_PT" w:bidi="pt_PT"/>
+        </w:rPr>
+      </w:r>
+      <w:r>
+        <w:rPr>
+          <w:b/>
+          <w:lang w:val="pt_PT" w:bidi="pt_PT"/>
+        </w:rPr>
         <w:t>"</w:t>
       </w:r>
       <w:r>
@@ -630,6 +690,21 @@
           <w:b/>
           <w:lang w:val="pt_PT" w:bidi="pt_PT"/>
         </w:rPr>
+        <w:t>χάρις ὑμῖν καὶ εἰρήνη ἀπὸ Θεοῦ Πατρὸς καὶ Κυρίου Ἰησοῦ Χριστοῦ</w:t>
+      </w:r>
+    </w:p>
+    <w:p>
+      <w:pPr/>
+      <w:r>
+        <w:rPr>
+          <w:lang w:val="pt_PT" w:bidi="pt_PT"/>
+        </w:rPr>
+      </w:r>
+      <w:r>
+        <w:rPr>
+          <w:b/>
+          <w:lang w:val="pt_PT" w:bidi="pt_PT"/>
+        </w:rPr>
         <w:t>"Q</w:t>
       </w:r>
       <w:r>
@@ -727,6 +802,21 @@
           <w:b/>
           <w:lang w:val="pt_PT" w:bidi="pt_PT"/>
         </w:rPr>
+        <w:t>χάρις ὑμῖν καὶ εἰρήνη ἀπὸ Θεοῦ Πατρὸς καὶ Κυρίου Ἰησοῦ Χριστοῦ</w:t>
+      </w:r>
+    </w:p>
+    <w:p>
+      <w:pPr/>
+      <w:r>
+        <w:rPr>
+          <w:lang w:val="pt_PT" w:bidi="pt_PT"/>
+        </w:rPr>
+      </w:r>
+      <w:r>
+        <w:rPr>
+          <w:b/>
+          <w:lang w:val="pt_PT" w:bidi="pt_PT"/>
+        </w:rPr>
         <w:t>"Q</w:t>
       </w:r>
       <w:r>
@@ -927,6 +1017,21 @@
           <w:b/>
           <w:lang w:val="pt_PT" w:bidi="pt_PT"/>
         </w:rPr>
+        <w:t>εὐχαριστεῖν ὀφείλομεν &amp; πάντοτε</w:t>
+      </w:r>
+    </w:p>
+    <w:p>
+      <w:pPr/>
+      <w:r>
+        <w:rPr>
+          <w:lang w:val="pt_PT" w:bidi="pt_PT"/>
+        </w:rPr>
+      </w:r>
+      <w:r>
+        <w:rPr>
+          <w:b/>
+          <w:lang w:val="pt_PT" w:bidi="pt_PT"/>
+        </w:rPr>
         <w:t>"</w:t>
       </w:r>
       <w:r>
@@ -1017,6 +1122,21 @@
           <w:b/>
           <w:lang w:val="pt_PT" w:bidi="pt_PT"/>
         </w:rPr>
+        <w:t>εὐχαριστεῖν ὀφείλομεν τῷ Θεῷ πάντοτε</w:t>
+      </w:r>
+    </w:p>
+    <w:p>
+      <w:pPr/>
+      <w:r>
+        <w:rPr>
+          <w:lang w:val="pt_PT" w:bidi="pt_PT"/>
+        </w:rPr>
+      </w:r>
+      <w:r>
+        <w:rPr>
+          <w:b/>
+          <w:lang w:val="pt_PT" w:bidi="pt_PT"/>
+        </w:rPr>
         <w:t>"</w:t>
       </w:r>
       <w:r>
@@ -1127,6 +1247,21 @@
           <w:b/>
           <w:lang w:val="pt_PT" w:bidi="pt_PT"/>
         </w:rPr>
+        <w:t>εὐχαριστεῖν ὀφείλομεν τῷ Θεῷ πάντοτε περὶ ὑμῶν, ἀδελφοί</w:t>
+      </w:r>
+    </w:p>
+    <w:p>
+      <w:pPr/>
+      <w:r>
+        <w:rPr>
+          <w:lang w:val="pt_PT" w:bidi="pt_PT"/>
+        </w:rPr>
+      </w:r>
+      <w:r>
+        <w:rPr>
+          <w:b/>
+          <w:lang w:val="pt_PT" w:bidi="pt_PT"/>
+        </w:rPr>
         <w:t>"</w:t>
       </w:r>
       <w:r>
@@ -1224,6 +1359,21 @@
           <w:b/>
           <w:lang w:val="pt_PT" w:bidi="pt_PT"/>
         </w:rPr>
+        <w:t>ἀδελφοί</w:t>
+      </w:r>
+    </w:p>
+    <w:p>
+      <w:pPr/>
+      <w:r>
+        <w:rPr>
+          <w:lang w:val="pt_PT" w:bidi="pt_PT"/>
+        </w:rPr>
+      </w:r>
+      <w:r>
+        <w:rPr>
+          <w:b/>
+          <w:lang w:val="pt_PT" w:bidi="pt_PT"/>
+        </w:rPr>
         <w:t>"vocês".</w:t>
       </w:r>
     </w:p>
@@ -1320,6 +1470,21 @@
           <w:b/>
           <w:lang w:val="pt_PT" w:bidi="pt_PT"/>
         </w:rPr>
+        <w:t>καθὼς ἄξιόν ἐστιν</w:t>
+      </w:r>
+    </w:p>
+    <w:p>
+      <w:pPr/>
+      <w:r>
+        <w:rPr>
+          <w:lang w:val="pt_PT" w:bidi="pt_PT"/>
+        </w:rPr>
+      </w:r>
+      <w:r>
+        <w:rPr>
+          <w:b/>
+          <w:lang w:val="pt_PT" w:bidi="pt_PT"/>
+        </w:rPr>
         <w:t>"Para nós é certo fazer isso".</w:t>
       </w:r>
     </w:p>
@@ -1416,6 +1581,21 @@
           <w:b/>
           <w:lang w:val="pt_PT" w:bidi="pt_PT"/>
         </w:rPr>
+        <w:t>ὑπεραυξάνει ἡ πίστις ὑμῶν</w:t>
+      </w:r>
+    </w:p>
+    <w:p>
+      <w:pPr/>
+      <w:r>
+        <w:rPr>
+          <w:lang w:val="pt_PT" w:bidi="pt_PT"/>
+        </w:rPr>
+      </w:r>
+      <w:r>
+        <w:rPr>
+          <w:b/>
+          <w:lang w:val="pt_PT" w:bidi="pt_PT"/>
+        </w:rPr>
         <w:t>"p</w:t>
       </w:r>
       <w:r>
@@ -1526,6 +1706,21 @@
           <w:b/>
           <w:lang w:val="pt_PT" w:bidi="pt_PT"/>
         </w:rPr>
+        <w:t>πλεονάζει ἡ ἀγάπη ἑνὸς ἑκάστου, πάντων ὑμῶν, εἰς ἀλλήλους</w:t>
+      </w:r>
+    </w:p>
+    <w:p>
+      <w:pPr/>
+      <w:r>
+        <w:rPr>
+          <w:lang w:val="pt_PT" w:bidi="pt_PT"/>
+        </w:rPr>
+      </w:r>
+      <w:r>
+        <w:rPr>
+          <w:b/>
+          <w:lang w:val="pt_PT" w:bidi="pt_PT"/>
+        </w:rPr>
         <w:t>"</w:t>
       </w:r>
       <w:r>
@@ -1636,6 +1831,21 @@
           <w:b/>
           <w:lang w:val="pt_PT" w:bidi="pt_PT"/>
         </w:rPr>
+        <w:t>ἀλλήλους</w:t>
+      </w:r>
+    </w:p>
+    <w:p>
+      <w:pPr/>
+      <w:r>
+        <w:rPr>
+          <w:lang w:val="pt_PT" w:bidi="pt_PT"/>
+        </w:rPr>
+      </w:r>
+      <w:r>
+        <w:rPr>
+          <w:b/>
+          <w:lang w:val="pt_PT" w:bidi="pt_PT"/>
+        </w:rPr>
         <w:t>"uns pelos outros".</w:t>
       </w:r>
     </w:p>
@@ -1732,6 +1942,21 @@
           <w:b/>
           <w:lang w:val="pt_PT" w:bidi="pt_PT"/>
         </w:rPr>
+        <w:t>αὐτοὺς ἡμᾶς</w:t>
+      </w:r>
+    </w:p>
+    <w:p>
+      <w:pPr/>
+      <w:r>
+        <w:rPr>
+          <w:lang w:val="pt_PT" w:bidi="pt_PT"/>
+        </w:rPr>
+      </w:r>
+      <w:r>
+        <w:rPr>
+          <w:b/>
+          <w:lang w:val="pt_PT" w:bidi="pt_PT"/>
+        </w:rPr>
         <w:t>"falamos".</w:t>
       </w:r>
     </w:p>
@@ -1815,6 +2040,21 @@
           <w:b/>
           <w:lang w:val="pt_PT" w:bidi="pt_PT"/>
         </w:rPr>
+        <w:t>τῆς ὑπομονῆς ὑμῶν, καὶ πίστεως</w:t>
+      </w:r>
+    </w:p>
+    <w:p>
+      <w:pPr/>
+      <w:r>
+        <w:rPr>
+          <w:lang w:val="pt_PT" w:bidi="pt_PT"/>
+        </w:rPr>
+      </w:r>
+      <w:r>
+        <w:rPr>
+          <w:b/>
+          <w:lang w:val="pt_PT" w:bidi="pt_PT"/>
+        </w:rPr>
         <w:t>"paciência e da fé".</w:t>
       </w:r>
     </w:p>
@@ -1924,6 +2164,21 @@
           <w:b/>
           <w:lang w:val="pt_PT" w:bidi="pt_PT"/>
         </w:rPr>
+        <w:t>ἐν πᾶσιν τοῖς διωγμοῖς ὑμῶν, καὶ ταῖς θλίψεσιν</w:t>
+      </w:r>
+    </w:p>
+    <w:p>
+      <w:pPr/>
+      <w:r>
+        <w:rPr>
+          <w:lang w:val="pt_PT" w:bidi="pt_PT"/>
+        </w:rPr>
+      </w:r>
+      <w:r>
+        <w:rPr>
+          <w:b/>
+          <w:lang w:val="pt_PT" w:bidi="pt_PT"/>
+        </w:rPr>
         <w:t>"</w:t>
       </w:r>
       <w:r>
@@ -2047,6 +2302,21 @@
           <w:b/>
           <w:lang w:val="pt_PT" w:bidi="pt_PT"/>
         </w:rPr>
+        <w:t>πίστεως ἐν πᾶσιν τοῖς διωγμοῖς ὑμῶν</w:t>
+      </w:r>
+    </w:p>
+    <w:p>
+      <w:pPr/>
+      <w:r>
+        <w:rPr>
+          <w:lang w:val="pt_PT" w:bidi="pt_PT"/>
+        </w:rPr>
+      </w:r>
+      <w:r>
+        <w:rPr>
+          <w:b/>
+          <w:lang w:val="pt_PT" w:bidi="pt_PT"/>
+        </w:rPr>
         <w:t xml:space="preserve">"da fé </w:t>
       </w:r>
       <w:r>
@@ -2157,6 +2427,21 @@
           <w:b/>
           <w:lang w:val="pt_PT" w:bidi="pt_PT"/>
         </w:rPr>
+        <w:t>ἔνδειγμα τῆς δικαίας κρίσεως τοῦ Θεοῦ, εἰς τὸ καταξιωθῆναι ὑμᾶς</w:t>
+      </w:r>
+    </w:p>
+    <w:p>
+      <w:pPr/>
+      <w:r>
+        <w:rPr>
+          <w:lang w:val="pt_PT" w:bidi="pt_PT"/>
+        </w:rPr>
+      </w:r>
+      <w:r>
+        <w:rPr>
+          <w:b/>
+          <w:lang w:val="pt_PT" w:bidi="pt_PT"/>
+        </w:rPr>
         <w:t>"</w:t>
       </w:r>
       <w:r>
@@ -2267,6 +2552,21 @@
           <w:b/>
           <w:lang w:val="pt_PT" w:bidi="pt_PT"/>
         </w:rPr>
+        <w:t>εἰς τὸ καταξιωθῆναι ὑμᾶς τῆς Βασιλείας τοῦ Θεοῦ</w:t>
+      </w:r>
+    </w:p>
+    <w:p>
+      <w:pPr/>
+      <w:r>
+        <w:rPr>
+          <w:lang w:val="pt_PT" w:bidi="pt_PT"/>
+        </w:rPr>
+      </w:r>
+      <w:r>
+        <w:rPr>
+          <w:b/>
+          <w:lang w:val="pt_PT" w:bidi="pt_PT"/>
+        </w:rPr>
         <w:t>"</w:t>
       </w:r>
       <w:r>
@@ -2364,6 +2664,21 @@
           <w:b/>
           <w:lang w:val="pt_PT" w:bidi="pt_PT"/>
         </w:rPr>
+        <w:t>ὑπὲρ ἧς καὶ πάσχετε</w:t>
+      </w:r>
+    </w:p>
+    <w:p>
+      <w:pPr/>
+      <w:r>
+        <w:rPr>
+          <w:lang w:val="pt_PT" w:bidi="pt_PT"/>
+        </w:rPr>
+      </w:r>
+      <w:r>
+        <w:rPr>
+          <w:b/>
+          <w:lang w:val="pt_PT" w:bidi="pt_PT"/>
+        </w:rPr>
         <w:t>"pelo qual estão sofrendo".</w:t>
       </w:r>
     </w:p>
@@ -2460,6 +2775,21 @@
           <w:b/>
           <w:lang w:val="pt_PT" w:bidi="pt_PT"/>
         </w:rPr>
+        <w:t>εἴπερ δίκαιον παρὰ Θεῷ</w:t>
+      </w:r>
+    </w:p>
+    <w:p>
+      <w:pPr/>
+      <w:r>
+        <w:rPr>
+          <w:lang w:val="pt_PT" w:bidi="pt_PT"/>
+        </w:rPr>
+      </w:r>
+      <w:r>
+        <w:rPr>
+          <w:b/>
+          <w:lang w:val="pt_PT" w:bidi="pt_PT"/>
+        </w:rPr>
         <w:t>"</w:t>
       </w:r>
       <w:r>
@@ -2576,6 +2906,21 @@
           <w:b/>
           <w:lang w:val="pt_PT" w:bidi="pt_PT"/>
         </w:rPr>
+        <w:t>παρὰ Θεῷ, ἀνταποδοῦναι τοῖς θλίβουσιν ὑμᾶς θλῖψιν</w:t>
+      </w:r>
+    </w:p>
+    <w:p>
+      <w:pPr/>
+      <w:r>
+        <w:rPr>
+          <w:lang w:val="pt_PT" w:bidi="pt_PT"/>
+        </w:rPr>
+      </w:r>
+      <w:r>
+        <w:rPr>
+          <w:b/>
+          <w:lang w:val="pt_PT" w:bidi="pt_PT"/>
+        </w:rPr>
         <w:t>"</w:t>
       </w:r>
       <w:r>
@@ -2686,6 +3031,21 @@
           <w:b/>
           <w:lang w:val="pt_PT" w:bidi="pt_PT"/>
         </w:rPr>
+        <w:t>ἀνταποδοῦναι τοῖς θλίβουσιν ὑμᾶς θλῖψιν</w:t>
+      </w:r>
+    </w:p>
+    <w:p>
+      <w:pPr/>
+      <w:r>
+        <w:rPr>
+          <w:lang w:val="pt_PT" w:bidi="pt_PT"/>
+        </w:rPr>
+      </w:r>
+      <w:r>
+        <w:rPr>
+          <w:b/>
+          <w:lang w:val="pt_PT" w:bidi="pt_PT"/>
+        </w:rPr>
         <w:t>"</w:t>
       </w:r>
       <w:r>
@@ -2796,6 +3156,21 @@
           <w:b/>
           <w:lang w:val="pt_PT" w:bidi="pt_PT"/>
         </w:rPr>
+        <w:t>καὶ ὑμῖν &amp; ἄνεσιν</w:t>
+      </w:r>
+    </w:p>
+    <w:p>
+      <w:pPr/>
+      <w:r>
+        <w:rPr>
+          <w:lang w:val="pt_PT" w:bidi="pt_PT"/>
+        </w:rPr>
+      </w:r>
+      <w:r>
+        <w:rPr>
+          <w:b/>
+          <w:lang w:val="pt_PT" w:bidi="pt_PT"/>
+        </w:rPr>
         <w:t>"</w:t>
       </w:r>
       <w:r>
@@ -2906,6 +3281,21 @@
           <w:b/>
           <w:lang w:val="pt_PT" w:bidi="pt_PT"/>
         </w:rPr>
+        <w:t>καὶ ὑμῖν τοῖς θλιβομένοις, ἄνεσιν μεθ’ ἡμῶν</w:t>
+      </w:r>
+    </w:p>
+    <w:p>
+      <w:pPr/>
+      <w:r>
+        <w:rPr>
+          <w:lang w:val="pt_PT" w:bidi="pt_PT"/>
+        </w:rPr>
+      </w:r>
+      <w:r>
+        <w:rPr>
+          <w:b/>
+          <w:lang w:val="pt_PT" w:bidi="pt_PT"/>
+        </w:rPr>
         <w:t>"</w:t>
       </w:r>
       <w:r>
@@ -3016,6 +3406,21 @@
           <w:b/>
           <w:lang w:val="pt_PT" w:bidi="pt_PT"/>
         </w:rPr>
+        <w:t>ὑμῖν &amp; ἄνεσιν</w:t>
+      </w:r>
+    </w:p>
+    <w:p>
+      <w:pPr/>
+      <w:r>
+        <w:rPr>
+          <w:lang w:val="pt_PT" w:bidi="pt_PT"/>
+        </w:rPr>
+      </w:r>
+      <w:r>
+        <w:rPr>
+          <w:b/>
+          <w:lang w:val="pt_PT" w:bidi="pt_PT"/>
+        </w:rPr>
         <w:t>"descanso a vocês".</w:t>
       </w:r>
     </w:p>
@@ -3112,6 +3517,21 @@
           <w:b/>
           <w:lang w:val="pt_PT" w:bidi="pt_PT"/>
         </w:rPr>
+        <w:t>τοῖς θλιβομένοις</w:t>
+      </w:r>
+    </w:p>
+    <w:p>
+      <w:pPr/>
+      <w:r>
+        <w:rPr>
+          <w:lang w:val="pt_PT" w:bidi="pt_PT"/>
+        </w:rPr>
+      </w:r>
+      <w:r>
+        <w:rPr>
+          <w:b/>
+          <w:lang w:val="pt_PT" w:bidi="pt_PT"/>
+        </w:rPr>
         <w:t>"</w:t>
       </w:r>
       <w:r>
@@ -3209,6 +3629,21 @@
           <w:b/>
           <w:lang w:val="pt_PT" w:bidi="pt_PT"/>
         </w:rPr>
+        <w:t>ἐν τῇ ἀποκαλύψει τοῦ Κυρίου Ἰησοῦ</w:t>
+      </w:r>
+    </w:p>
+    <w:p>
+      <w:pPr/>
+      <w:r>
+        <w:rPr>
+          <w:lang w:val="pt_PT" w:bidi="pt_PT"/>
+        </w:rPr>
+      </w:r>
+      <w:r>
+        <w:rPr>
+          <w:b/>
+          <w:lang w:val="pt_PT" w:bidi="pt_PT"/>
+        </w:rPr>
         <w:t>"</w:t>
       </w:r>
       <w:r>
@@ -3319,6 +3754,21 @@
           <w:b/>
           <w:lang w:val="pt_PT" w:bidi="pt_PT"/>
         </w:rPr>
+        <w:t>διδόντος ἐκδίκησιν τοῖς</w:t>
+      </w:r>
+    </w:p>
+    <w:p>
+      <w:pPr/>
+      <w:r>
+        <w:rPr>
+          <w:lang w:val="pt_PT" w:bidi="pt_PT"/>
+        </w:rPr>
+      </w:r>
+      <w:r>
+        <w:rPr>
+          <w:b/>
+          <w:lang w:val="pt_PT" w:bidi="pt_PT"/>
+        </w:rPr>
         <w:t>"</w:t>
       </w:r>
       <w:r>
@@ -3429,6 +3879,21 @@
           <w:b/>
           <w:lang w:val="pt_PT" w:bidi="pt_PT"/>
         </w:rPr>
+        <w:t>τοῖς μὴ εἰδόσι Θεὸν</w:t>
+      </w:r>
+    </w:p>
+    <w:p>
+      <w:pPr/>
+      <w:r>
+        <w:rPr>
+          <w:lang w:val="pt_PT" w:bidi="pt_PT"/>
+        </w:rPr>
+      </w:r>
+      <w:r>
+        <w:rPr>
+          <w:b/>
+          <w:lang w:val="pt_PT" w:bidi="pt_PT"/>
+        </w:rPr>
         <w:t>"</w:t>
       </w:r>
       <w:r>
@@ -3558,6 +4023,21 @@
           <w:b/>
           <w:lang w:val="pt_PT" w:bidi="pt_PT"/>
         </w:rPr>
+        <w:t>καὶ τοῖς μὴ ὑπακούουσιν τῷ εὐαγγελίῳ</w:t>
+      </w:r>
+    </w:p>
+    <w:p>
+      <w:pPr/>
+      <w:r>
+        <w:rPr>
+          <w:lang w:val="pt_PT" w:bidi="pt_PT"/>
+        </w:rPr>
+      </w:r>
+      <w:r>
+        <w:rPr>
+          <w:b/>
+          <w:lang w:val="pt_PT" w:bidi="pt_PT"/>
+        </w:rPr>
         <w:t>"</w:t>
       </w:r>
       <w:r>
@@ -3681,6 +4161,21 @@
           <w:b/>
           <w:lang w:val="pt_PT" w:bidi="pt_PT"/>
         </w:rPr>
+        <w:t>ὑπακούουσιν τῷ εὐαγγελίῳ</w:t>
+      </w:r>
+    </w:p>
+    <w:p>
+      <w:pPr/>
+      <w:r>
+        <w:rPr>
+          <w:lang w:val="pt_PT" w:bidi="pt_PT"/>
+        </w:rPr>
+      </w:r>
+      <w:r>
+        <w:rPr>
+          <w:b/>
+          <w:lang w:val="pt_PT" w:bidi="pt_PT"/>
+        </w:rPr>
         <w:t xml:space="preserve">"não </w:t>
       </w:r>
       <w:r>
@@ -3778,6 +4273,21 @@
           <w:b/>
           <w:lang w:val="pt_PT" w:bidi="pt_PT"/>
         </w:rPr>
+        <w:t>τῷ εὐαγγελίῳ τοῦ Κυρίου ἡμῶν, Ἰησοῦ</w:t>
+      </w:r>
+    </w:p>
+    <w:p>
+      <w:pPr/>
+      <w:r>
+        <w:rPr>
+          <w:lang w:val="pt_PT" w:bidi="pt_PT"/>
+        </w:rPr>
+      </w:r>
+      <w:r>
+        <w:rPr>
+          <w:b/>
+          <w:lang w:val="pt_PT" w:bidi="pt_PT"/>
+        </w:rPr>
         <w:t>"</w:t>
       </w:r>
       <w:r>
@@ -3901,6 +4411,21 @@
           <w:b/>
           <w:lang w:val="pt_PT" w:bidi="pt_PT"/>
         </w:rPr>
+        <w:t>οἵτινες δίκην τίσουσιν</w:t>
+      </w:r>
+    </w:p>
+    <w:p>
+      <w:pPr/>
+      <w:r>
+        <w:rPr>
+          <w:lang w:val="pt_PT" w:bidi="pt_PT"/>
+        </w:rPr>
+      </w:r>
+      <w:r>
+        <w:rPr>
+          <w:b/>
+          <w:lang w:val="pt_PT" w:bidi="pt_PT"/>
+        </w:rPr>
         <w:t>"Eles serão castigados".</w:t>
       </w:r>
     </w:p>
@@ -3997,6 +4522,21 @@
           <w:b/>
           <w:lang w:val="pt_PT" w:bidi="pt_PT"/>
         </w:rPr>
+        <w:t>οἵτινες δίκην τίσουσιν</w:t>
+      </w:r>
+    </w:p>
+    <w:p>
+      <w:pPr/>
+      <w:r>
+        <w:rPr>
+          <w:lang w:val="pt_PT" w:bidi="pt_PT"/>
+        </w:rPr>
+      </w:r>
+      <w:r>
+        <w:rPr>
+          <w:b/>
+          <w:lang w:val="pt_PT" w:bidi="pt_PT"/>
+        </w:rPr>
         <w:t>"Eles serão castigados".</w:t>
       </w:r>
     </w:p>
@@ -4093,6 +4633,21 @@
           <w:b/>
           <w:lang w:val="pt_PT" w:bidi="pt_PT"/>
         </w:rPr>
+        <w:t>δίκην τίσουσιν</w:t>
+      </w:r>
+    </w:p>
+    <w:p>
+      <w:pPr/>
+      <w:r>
+        <w:rPr>
+          <w:lang w:val="pt_PT" w:bidi="pt_PT"/>
+        </w:rPr>
+      </w:r>
+      <w:r>
+        <w:rPr>
+          <w:b/>
+          <w:lang w:val="pt_PT" w:bidi="pt_PT"/>
+        </w:rPr>
         <w:t>"eles serão castigados".</w:t>
       </w:r>
     </w:p>
@@ -4176,6 +4731,21 @@
           <w:b/>
           <w:lang w:val="pt_PT" w:bidi="pt_PT"/>
         </w:rPr>
+        <w:t>ὄλεθρον αἰώνιον</w:t>
+      </w:r>
+    </w:p>
+    <w:p>
+      <w:pPr/>
+      <w:r>
+        <w:rPr>
+          <w:lang w:val="pt_PT" w:bidi="pt_PT"/>
+        </w:rPr>
+      </w:r>
+      <w:r>
+        <w:rPr>
+          <w:b/>
+          <w:lang w:val="pt_PT" w:bidi="pt_PT"/>
+        </w:rPr>
         <w:t>"destruição eterna".</w:t>
       </w:r>
     </w:p>
@@ -4298,6 +4868,21 @@
           <w:b/>
           <w:lang w:val="pt_PT" w:bidi="pt_PT"/>
         </w:rPr>
+        <w:t>ἀπὸ προσώπου τοῦ Κυρίου</w:t>
+      </w:r>
+    </w:p>
+    <w:p>
+      <w:pPr/>
+      <w:r>
+        <w:rPr>
+          <w:lang w:val="pt_PT" w:bidi="pt_PT"/>
+        </w:rPr>
+      </w:r>
+      <w:r>
+        <w:rPr>
+          <w:b/>
+          <w:lang w:val="pt_PT" w:bidi="pt_PT"/>
+        </w:rPr>
         <w:t>"longe da presença do Senhor".</w:t>
       </w:r>
     </w:p>
@@ -4394,6 +4979,21 @@
           <w:b/>
           <w:lang w:val="pt_PT" w:bidi="pt_PT"/>
         </w:rPr>
+        <w:t>τῆς δόξης τῆς ἰσχύος αὐτοῦ</w:t>
+      </w:r>
+    </w:p>
+    <w:p>
+      <w:pPr/>
+      <w:r>
+        <w:rPr>
+          <w:lang w:val="pt_PT" w:bidi="pt_PT"/>
+        </w:rPr>
+      </w:r>
+      <w:r>
+        <w:rPr>
+          <w:b/>
+          <w:lang w:val="pt_PT" w:bidi="pt_PT"/>
+        </w:rPr>
         <w:t>"e do seu glorioso poder".</w:t>
       </w:r>
     </w:p>
@@ -4516,6 +5116,21 @@
           <w:b/>
           <w:lang w:val="pt_PT" w:bidi="pt_PT"/>
         </w:rPr>
+        <w:t>τῆς δόξης τῆς ἰσχύος αὐτοῦ</w:t>
+      </w:r>
+    </w:p>
+    <w:p>
+      <w:pPr/>
+      <w:r>
+        <w:rPr>
+          <w:lang w:val="pt_PT" w:bidi="pt_PT"/>
+        </w:rPr>
+      </w:r>
+      <w:r>
+        <w:rPr>
+          <w:b/>
+          <w:lang w:val="pt_PT" w:bidi="pt_PT"/>
+        </w:rPr>
         <w:t>"do seu glorioso poder".</w:t>
       </w:r>
     </w:p>
@@ -4651,6 +5266,21 @@
           <w:b/>
           <w:lang w:val="pt_PT" w:bidi="pt_PT"/>
         </w:rPr>
+        <w:t>ὅταν ἔλθῃ &amp; ἐν τῇ ἡμέρᾳ ἐκείνῃ</w:t>
+      </w:r>
+    </w:p>
+    <w:p>
+      <w:pPr/>
+      <w:r>
+        <w:rPr>
+          <w:lang w:val="pt_PT" w:bidi="pt_PT"/>
+        </w:rPr>
+      </w:r>
+      <w:r>
+        <w:rPr>
+          <w:b/>
+          <w:lang w:val="pt_PT" w:bidi="pt_PT"/>
+        </w:rPr>
         <w:t>"isso acontecerá naquele dia".</w:t>
       </w:r>
     </w:p>
@@ -4747,6 +5377,21 @@
           <w:b/>
           <w:lang w:val="pt_PT" w:bidi="pt_PT"/>
         </w:rPr>
+        <w:t>ἐνδοξασθῆναι ἐν τοῖς ἁγίοις αὐτοῦ, καὶ θαυμασθῆναι ἐν πᾶσιν τοῖς πιστεύσασιν</w:t>
+      </w:r>
+    </w:p>
+    <w:p>
+      <w:pPr/>
+      <w:r>
+        <w:rPr>
+          <w:lang w:val="pt_PT" w:bidi="pt_PT"/>
+        </w:rPr>
+      </w:r>
+      <w:r>
+        <w:rPr>
+          <w:b/>
+          <w:lang w:val="pt_PT" w:bidi="pt_PT"/>
+        </w:rPr>
         <w:t>"</w:t>
       </w:r>
       <w:r>
@@ -4844,6 +5489,21 @@
           <w:b/>
           <w:lang w:val="pt_PT" w:bidi="pt_PT"/>
         </w:rPr>
+        <w:t>ἐνδοξασθῆναι ἐν τοῖς ἁγίοις αὐτοῦ, καὶ θαυμασθῆναι</w:t>
+      </w:r>
+    </w:p>
+    <w:p>
+      <w:pPr/>
+      <w:r>
+        <w:rPr>
+          <w:lang w:val="pt_PT" w:bidi="pt_PT"/>
+        </w:rPr>
+      </w:r>
+      <w:r>
+        <w:rPr>
+          <w:b/>
+          <w:lang w:val="pt_PT" w:bidi="pt_PT"/>
+        </w:rPr>
         <w:t>"</w:t>
       </w:r>
       <w:r>
@@ -4967,6 +5627,21 @@
           <w:b/>
           <w:lang w:val="pt_PT" w:bidi="pt_PT"/>
         </w:rPr>
+        <w:t>ἐνδοξασθῆναι ἐν τοῖς ἁγίοις αὐτοῦ, καὶ θαυμασθῆναι ἐν πᾶσιν τοῖς πιστεύσασιν</w:t>
+      </w:r>
+    </w:p>
+    <w:p>
+      <w:pPr/>
+      <w:r>
+        <w:rPr>
+          <w:lang w:val="pt_PT" w:bidi="pt_PT"/>
+        </w:rPr>
+      </w:r>
+      <w:r>
+        <w:rPr>
+          <w:b/>
+          <w:lang w:val="pt_PT" w:bidi="pt_PT"/>
+        </w:rPr>
         <w:t>"</w:t>
       </w:r>
       <w:r>
@@ -5070,6 +5745,21 @@
           <w:b/>
           <w:lang w:val="pt_PT" w:bidi="pt_PT"/>
         </w:rPr>
+        <w:t>ἐπιστεύθη τὸ μαρτύριον ἡμῶν ἐφ’ ὑμᾶς</w:t>
+      </w:r>
+    </w:p>
+    <w:p>
+      <w:pPr/>
+      <w:r>
+        <w:rPr>
+          <w:lang w:val="pt_PT" w:bidi="pt_PT"/>
+        </w:rPr>
+      </w:r>
+      <w:r>
+        <w:rPr>
+          <w:b/>
+          <w:lang w:val="pt_PT" w:bidi="pt_PT"/>
+        </w:rPr>
         <w:t>"</w:t>
       </w:r>
       <w:r>
@@ -5167,6 +5857,21 @@
           <w:b/>
           <w:lang w:val="pt_PT" w:bidi="pt_PT"/>
         </w:rPr>
+        <w:t>εἰς ὃ</w:t>
+      </w:r>
+    </w:p>
+    <w:p>
+      <w:pPr/>
+      <w:r>
+        <w:rPr>
+          <w:lang w:val="pt_PT" w:bidi="pt_PT"/>
+        </w:rPr>
+      </w:r>
+      <w:r>
+        <w:rPr>
+          <w:b/>
+          <w:lang w:val="pt_PT" w:bidi="pt_PT"/>
+        </w:rPr>
         <w:t>"É por isso".</w:t>
       </w:r>
     </w:p>
@@ -5263,6 +5968,21 @@
           <w:b/>
           <w:lang w:val="pt_PT" w:bidi="pt_PT"/>
         </w:rPr>
+        <w:t>καὶ προσευχόμεθα πάντοτε περὶ ὑμῶν</w:t>
+      </w:r>
+    </w:p>
+    <w:p>
+      <w:pPr/>
+      <w:r>
+        <w:rPr>
+          <w:lang w:val="pt_PT" w:bidi="pt_PT"/>
+        </w:rPr>
+      </w:r>
+      <w:r>
+        <w:rPr>
+          <w:b/>
+          <w:lang w:val="pt_PT" w:bidi="pt_PT"/>
+        </w:rPr>
         <w:t>"</w:t>
       </w:r>
       <w:r>
@@ -5373,6 +6093,21 @@
           <w:b/>
           <w:lang w:val="pt_PT" w:bidi="pt_PT"/>
         </w:rPr>
+        <w:t>τῆς κλήσεως</w:t>
+      </w:r>
+    </w:p>
+    <w:p>
+      <w:pPr/>
+      <w:r>
+        <w:rPr>
+          <w:lang w:val="pt_PT" w:bidi="pt_PT"/>
+        </w:rPr>
+      </w:r>
+      <w:r>
+        <w:rPr>
+          <w:b/>
+          <w:lang w:val="pt_PT" w:bidi="pt_PT"/>
+        </w:rPr>
         <w:t>"chamou".</w:t>
       </w:r>
     </w:p>
@@ -5469,6 +6204,21 @@
           <w:b/>
           <w:lang w:val="pt_PT" w:bidi="pt_PT"/>
         </w:rPr>
+        <w:t>πληρώσῃ πᾶσαν εὐδοκίαν ἀγαθωσύνης, καὶ ἔργον πίστεως ἐν δυνάμει</w:t>
+      </w:r>
+    </w:p>
+    <w:p>
+      <w:pPr/>
+      <w:r>
+        <w:rPr>
+          <w:lang w:val="pt_PT" w:bidi="pt_PT"/>
+        </w:rPr>
+      </w:r>
+      <w:r>
+        <w:rPr>
+          <w:b/>
+          <w:lang w:val="pt_PT" w:bidi="pt_PT"/>
+        </w:rPr>
         <w:t>"</w:t>
       </w:r>
       <w:r>
@@ -5618,6 +6368,21 @@
           <w:b/>
           <w:lang w:val="pt_PT" w:bidi="pt_PT"/>
         </w:rPr>
+        <w:t>καὶ πληρώσῃ</w:t>
+      </w:r>
+    </w:p>
+    <w:p>
+      <w:pPr/>
+      <w:r>
+        <w:rPr>
+          <w:lang w:val="pt_PT" w:bidi="pt_PT"/>
+        </w:rPr>
+      </w:r>
+      <w:r>
+        <w:rPr>
+          <w:b/>
+          <w:lang w:val="pt_PT" w:bidi="pt_PT"/>
+        </w:rPr>
         <w:t>"</w:t>
       </w:r>
       <w:r>
@@ -5741,6 +6506,21 @@
           <w:b/>
           <w:lang w:val="pt_PT" w:bidi="pt_PT"/>
         </w:rPr>
+        <w:t>ὅπως</w:t>
+      </w:r>
+    </w:p>
+    <w:p>
+      <w:pPr/>
+      <w:r>
+        <w:rPr>
+          <w:lang w:val="pt_PT" w:bidi="pt_PT"/>
+        </w:rPr>
+      </w:r>
+      <w:r>
+        <w:rPr>
+          <w:b/>
+          <w:lang w:val="pt_PT" w:bidi="pt_PT"/>
+        </w:rPr>
         <w:t>"Assim".</w:t>
       </w:r>
     </w:p>
@@ -5837,6 +6617,21 @@
           <w:b/>
           <w:lang w:val="pt_PT" w:bidi="pt_PT"/>
         </w:rPr>
+        <w:t>τὸ ὄνομα τοῦ Κυρίου ἡμῶν, Ἰησοῦ</w:t>
+      </w:r>
+    </w:p>
+    <w:p>
+      <w:pPr/>
+      <w:r>
+        <w:rPr>
+          <w:lang w:val="pt_PT" w:bidi="pt_PT"/>
+        </w:rPr>
+      </w:r>
+      <w:r>
+        <w:rPr>
+          <w:b/>
+          <w:lang w:val="pt_PT" w:bidi="pt_PT"/>
+        </w:rPr>
         <w:t>"</w:t>
       </w:r>
       <w:r>
@@ -5934,6 +6729,21 @@
           <w:b/>
           <w:lang w:val="pt_PT" w:bidi="pt_PT"/>
         </w:rPr>
+        <w:t>ὅπως ἐνδοξασθῇ τὸ ὄνομα τοῦ Κυρίου ἡμῶν, Ἰησοῦ, ἐν ὑμῖν</w:t>
+      </w:r>
+    </w:p>
+    <w:p>
+      <w:pPr/>
+      <w:r>
+        <w:rPr>
+          <w:lang w:val="pt_PT" w:bidi="pt_PT"/>
+        </w:rPr>
+      </w:r>
+      <w:r>
+        <w:rPr>
+          <w:b/>
+          <w:lang w:val="pt_PT" w:bidi="pt_PT"/>
+        </w:rPr>
         <w:t>"</w:t>
       </w:r>
       <w:r>
@@ -6031,6 +6841,21 @@
           <w:b/>
           <w:lang w:val="pt_PT" w:bidi="pt_PT"/>
         </w:rPr>
+        <w:t>καὶ ὑμεῖς ἐν αὐτῷ</w:t>
+      </w:r>
+    </w:p>
+    <w:p>
+      <w:pPr/>
+      <w:r>
+        <w:rPr>
+          <w:lang w:val="pt_PT" w:bidi="pt_PT"/>
+        </w:rPr>
+      </w:r>
+      <w:r>
+        <w:rPr>
+          <w:b/>
+          <w:lang w:val="pt_PT" w:bidi="pt_PT"/>
+        </w:rPr>
         <w:t>"</w:t>
       </w:r>
       <w:r>
@@ -6128,6 +6953,21 @@
           <w:b/>
           <w:lang w:val="pt_PT" w:bidi="pt_PT"/>
         </w:rPr>
+        <w:t>καὶ ὑμεῖς ἐν αὐτῷ</w:t>
+      </w:r>
+    </w:p>
+    <w:p>
+      <w:pPr/>
+      <w:r>
+        <w:rPr>
+          <w:lang w:val="pt_PT" w:bidi="pt_PT"/>
+        </w:rPr>
+      </w:r>
+      <w:r>
+        <w:rPr>
+          <w:b/>
+          <w:lang w:val="pt_PT" w:bidi="pt_PT"/>
+        </w:rPr>
         <w:t>"</w:t>
       </w:r>
       <w:r>
@@ -6225,6 +7065,21 @@
           <w:b/>
           <w:lang w:val="pt_PT" w:bidi="pt_PT"/>
         </w:rPr>
+        <w:t>κατὰ τὴν χάριν τοῦ Θεοῦ ἡμῶν</w:t>
+      </w:r>
+    </w:p>
+    <w:p>
+      <w:pPr/>
+      <w:r>
+        <w:rPr>
+          <w:lang w:val="pt_PT" w:bidi="pt_PT"/>
+        </w:rPr>
+      </w:r>
+      <w:r>
+        <w:rPr>
+          <w:b/>
+          <w:lang w:val="pt_PT" w:bidi="pt_PT"/>
+        </w:rPr>
         <w:t>"</w:t>
       </w:r>
       <w:r>
@@ -6335,6 +7190,21 @@
           <w:b/>
           <w:lang w:val="pt_PT" w:bidi="pt_PT"/>
         </w:rPr>
+        <w:t>τοῦ Θεοῦ ἡμῶν καὶ Κυρίου Ἰησοῦ Χριστοῦ</w:t>
+      </w:r>
+    </w:p>
+    <w:p>
+      <w:pPr/>
+      <w:r>
+        <w:rPr>
+          <w:lang w:val="pt_PT" w:bidi="pt_PT"/>
+        </w:rPr>
+      </w:r>
+      <w:r>
+        <w:rPr>
+          <w:b/>
+          <w:lang w:val="pt_PT" w:bidi="pt_PT"/>
+        </w:rPr>
         <w:t>"do nosso Deus e do Senhor Jesus Cristo".</w:t>
       </w:r>
     </w:p>
@@ -6488,6 +7358,21 @@
           <w:b/>
           <w:lang w:val="pt_PT" w:bidi="pt_PT"/>
         </w:rPr>
+        <w:t>δὲ</w:t>
+      </w:r>
+    </w:p>
+    <w:p>
+      <w:pPr/>
+      <w:r>
+        <w:rPr>
+          <w:lang w:val="pt_PT" w:bidi="pt_PT"/>
+        </w:rPr>
+      </w:r>
+      <w:r>
+        <w:rPr>
+          <w:b/>
+          <w:lang w:val="pt_PT" w:bidi="pt_PT"/>
+        </w:rPr>
         <w:t>"Agora".</w:t>
       </w:r>
     </w:p>
@@ -6584,6 +7469,21 @@
           <w:b/>
           <w:lang w:val="pt_PT" w:bidi="pt_PT"/>
         </w:rPr>
+        <w:t>ὑπὲρ τῆς παρουσίας τοῦ Κυρίου ἡμῶν, Ἰησοῦ Χριστοῦ, καὶ ἡμῶν ἐπισυναγωγῆς ἐπ’ αὐτόν</w:t>
+      </w:r>
+    </w:p>
+    <w:p>
+      <w:pPr/>
+      <w:r>
+        <w:rPr>
+          <w:lang w:val="pt_PT" w:bidi="pt_PT"/>
+        </w:rPr>
+      </w:r>
+      <w:r>
+        <w:rPr>
+          <w:b/>
+          <w:lang w:val="pt_PT" w:bidi="pt_PT"/>
+        </w:rPr>
         <w:t>"</w:t>
       </w:r>
       <w:r>
@@ -6707,6 +7607,21 @@
           <w:b/>
           <w:lang w:val="pt_PT" w:bidi="pt_PT"/>
         </w:rPr>
+        <w:t>ὑπὲρ τῆς παρουσίας τοῦ Κυρίου ἡμῶν, Ἰησοῦ Χριστοῦ, καὶ ἡμῶν ἐπισυναγωγῆς ἐπ’ αὐτόν</w:t>
+      </w:r>
+    </w:p>
+    <w:p>
+      <w:pPr/>
+      <w:r>
+        <w:rPr>
+          <w:lang w:val="pt_PT" w:bidi="pt_PT"/>
+        </w:rPr>
+      </w:r>
+      <w:r>
+        <w:rPr>
+          <w:b/>
+          <w:lang w:val="pt_PT" w:bidi="pt_PT"/>
+        </w:rPr>
         <w:t>"</w:t>
       </w:r>
       <w:r>
@@ -6830,6 +7745,21 @@
           <w:b/>
           <w:lang w:val="pt_PT" w:bidi="pt_PT"/>
         </w:rPr>
+        <w:t>ἀδελφοί</w:t>
+      </w:r>
+    </w:p>
+    <w:p>
+      <w:pPr/>
+      <w:r>
+        <w:rPr>
+          <w:lang w:val="pt_PT" w:bidi="pt_PT"/>
+        </w:rPr>
+      </w:r>
+      <w:r>
+        <w:rPr>
+          <w:b/>
+          <w:lang w:val="pt_PT" w:bidi="pt_PT"/>
+        </w:rPr>
         <w:t>"irmãos".</w:t>
       </w:r>
     </w:p>
@@ -6926,6 +7856,21 @@
           <w:b/>
           <w:lang w:val="pt_PT" w:bidi="pt_PT"/>
         </w:rPr>
+        <w:t>εἰς τὸ μὴ ταχέως σαλευθῆναι ὑμᾶς ἀπὸ τοῦ νοὸς</w:t>
+      </w:r>
+    </w:p>
+    <w:p>
+      <w:pPr/>
+      <w:r>
+        <w:rPr>
+          <w:lang w:val="pt_PT" w:bidi="pt_PT"/>
+        </w:rPr>
+      </w:r>
+      <w:r>
+        <w:rPr>
+          <w:b/>
+          <w:lang w:val="pt_PT" w:bidi="pt_PT"/>
+        </w:rPr>
         <w:t>"</w:t>
       </w:r>
       <w:r>
@@ -7036,6 +7981,21 @@
           <w:b/>
           <w:lang w:val="pt_PT" w:bidi="pt_PT"/>
         </w:rPr>
+        <w:t>μηδὲ θροεῖσθαι</w:t>
+      </w:r>
+    </w:p>
+    <w:p>
+      <w:pPr/>
+      <w:r>
+        <w:rPr>
+          <w:lang w:val="pt_PT" w:bidi="pt_PT"/>
+        </w:rPr>
+      </w:r>
+      <w:r>
+        <w:rPr>
+          <w:b/>
+          <w:lang w:val="pt_PT" w:bidi="pt_PT"/>
+        </w:rPr>
         <w:t>"</w:t>
       </w:r>
       <w:r>
@@ -7153,6 +8113,21 @@
           <w:b/>
           <w:lang w:val="pt_PT" w:bidi="pt_PT"/>
         </w:rPr>
+        <w:t>μήτε διὰ πνεύματος, μήτε διὰ λόγου, μήτε δι’ ἐπιστολῆς, ὡς δι’ ἡμῶν</w:t>
+      </w:r>
+    </w:p>
+    <w:p>
+      <w:pPr/>
+      <w:r>
+        <w:rPr>
+          <w:lang w:val="pt_PT" w:bidi="pt_PT"/>
+        </w:rPr>
+      </w:r>
+      <w:r>
+        <w:rPr>
+          <w:b/>
+          <w:lang w:val="pt_PT" w:bidi="pt_PT"/>
+        </w:rPr>
         <w:t>"</w:t>
       </w:r>
       <w:r>
@@ -7276,6 +8251,21 @@
           <w:b/>
           <w:lang w:val="pt_PT" w:bidi="pt_PT"/>
         </w:rPr>
+        <w:t>ὡς δι’ ἡμῶν</w:t>
+      </w:r>
+    </w:p>
+    <w:p>
+      <w:pPr/>
+      <w:r>
+        <w:rPr>
+          <w:lang w:val="pt_PT" w:bidi="pt_PT"/>
+        </w:rPr>
+      </w:r>
+      <w:r>
+        <w:rPr>
+          <w:b/>
+          <w:lang w:val="pt_PT" w:bidi="pt_PT"/>
+        </w:rPr>
         <w:t>"</w:t>
       </w:r>
       <w:r>
@@ -7373,6 +8363,21 @@
           <w:b/>
           <w:lang w:val="pt_PT" w:bidi="pt_PT"/>
         </w:rPr>
+        <w:t>ὡς ὅτι</w:t>
+      </w:r>
+    </w:p>
+    <w:p>
+      <w:pPr/>
+      <w:r>
+        <w:rPr>
+          <w:lang w:val="pt_PT" w:bidi="pt_PT"/>
+        </w:rPr>
+      </w:r>
+      <w:r>
+        <w:rPr>
+          <w:b/>
+          <w:lang w:val="pt_PT" w:bidi="pt_PT"/>
+        </w:rPr>
         <w:t>"</w:t>
       </w:r>
       <w:r>
@@ -7470,6 +8475,21 @@
           <w:b/>
           <w:lang w:val="pt_PT" w:bidi="pt_PT"/>
         </w:rPr>
+        <w:t>ἡ ἡμέρα τοῦ Κυρίου</w:t>
+      </w:r>
+    </w:p>
+    <w:p>
+      <w:pPr/>
+      <w:r>
+        <w:rPr>
+          <w:lang w:val="pt_PT" w:bidi="pt_PT"/>
+        </w:rPr>
+      </w:r>
+      <w:r>
+        <w:rPr>
+          <w:b/>
+          <w:lang w:val="pt_PT" w:bidi="pt_PT"/>
+        </w:rPr>
         <w:t>"o Dia do Senhor".</w:t>
       </w:r>
     </w:p>
@@ -7546,6 +8566,21 @@
           <w:b/>
           <w:lang w:val="pt_PT" w:bidi="pt_PT"/>
         </w:rPr>
+        <w:t>μή τις ὑμᾶς ἐξαπατήσῃ κατὰ μηδένα τρόπον</w:t>
+      </w:r>
+    </w:p>
+    <w:p>
+      <w:pPr/>
+      <w:r>
+        <w:rPr>
+          <w:lang w:val="pt_PT" w:bidi="pt_PT"/>
+        </w:rPr>
+      </w:r>
+      <w:r>
+        <w:rPr>
+          <w:b/>
+          <w:lang w:val="pt_PT" w:bidi="pt_PT"/>
+        </w:rPr>
         <w:t>"</w:t>
       </w:r>
       <w:r>
@@ -7635,6 +8670,21 @@
           <w:b/>
           <w:lang w:val="pt_PT" w:bidi="pt_PT"/>
         </w:rPr>
+        <w:t>ὅτι ἐὰν μὴ ἔλθῃ ἡ ἀποστασία πρῶτον</w:t>
+      </w:r>
+    </w:p>
+    <w:p>
+      <w:pPr/>
+      <w:r>
+        <w:rPr>
+          <w:lang w:val="pt_PT" w:bidi="pt_PT"/>
+        </w:rPr>
+      </w:r>
+      <w:r>
+        <w:rPr>
+          <w:b/>
+          <w:lang w:val="pt_PT" w:bidi="pt_PT"/>
+        </w:rPr>
         <w:t>"</w:t>
       </w:r>
       <w:r>
@@ -7732,6 +8782,21 @@
           <w:b/>
           <w:lang w:val="pt_PT" w:bidi="pt_PT"/>
         </w:rPr>
+        <w:t>ἡ ἀποστασία</w:t>
+      </w:r>
+    </w:p>
+    <w:p>
+      <w:pPr/>
+      <w:r>
+        <w:rPr>
+          <w:lang w:val="pt_PT" w:bidi="pt_PT"/>
+        </w:rPr>
+      </w:r>
+      <w:r>
+        <w:rPr>
+          <w:b/>
+          <w:lang w:val="pt_PT" w:bidi="pt_PT"/>
+        </w:rPr>
         <w:t>"a Revolta".</w:t>
       </w:r>
     </w:p>
@@ -7828,6 +8893,21 @@
           <w:b/>
           <w:lang w:val="pt_PT" w:bidi="pt_PT"/>
         </w:rPr>
+        <w:t>ἀποκαλυφθῇ ὁ ἄνθρωπος τῆς ἀνομίας</w:t>
+      </w:r>
+    </w:p>
+    <w:p>
+      <w:pPr/>
+      <w:r>
+        <w:rPr>
+          <w:lang w:val="pt_PT" w:bidi="pt_PT"/>
+        </w:rPr>
+      </w:r>
+      <w:r>
+        <w:rPr>
+          <w:b/>
+          <w:lang w:val="pt_PT" w:bidi="pt_PT"/>
+        </w:rPr>
         <w:t>"</w:t>
       </w:r>
       <w:r>
@@ -7925,6 +9005,21 @@
           <w:b/>
           <w:lang w:val="pt_PT" w:bidi="pt_PT"/>
         </w:rPr>
+        <w:t>ὁ ἄνθρωπος τῆς ἀνομίας</w:t>
+      </w:r>
+    </w:p>
+    <w:p>
+      <w:pPr/>
+      <w:r>
+        <w:rPr>
+          <w:lang w:val="pt_PT" w:bidi="pt_PT"/>
+        </w:rPr>
+      </w:r>
+      <w:r>
+        <w:rPr>
+          <w:b/>
+          <w:lang w:val="pt_PT" w:bidi="pt_PT"/>
+        </w:rPr>
         <w:t>"o Perverso".</w:t>
       </w:r>
     </w:p>
@@ -8021,6 +9116,21 @@
           <w:b/>
           <w:lang w:val="pt_PT" w:bidi="pt_PT"/>
         </w:rPr>
+        <w:t>ὁ υἱὸς τῆς ἀπωλείας</w:t>
+      </w:r>
+    </w:p>
+    <w:p>
+      <w:pPr/>
+      <w:r>
+        <w:rPr>
+          <w:lang w:val="pt_PT" w:bidi="pt_PT"/>
+        </w:rPr>
+      </w:r>
+      <w:r>
+        <w:rPr>
+          <w:b/>
+          <w:lang w:val="pt_PT" w:bidi="pt_PT"/>
+        </w:rPr>
         <w:t>"</w:t>
       </w:r>
       <w:r>
@@ -8215,6 +9325,21 @@
           <w:b/>
           <w:lang w:val="pt_PT" w:bidi="pt_PT"/>
         </w:rPr>
+        <w:t>πάντα λεγόμενον θεὸν ἢ σέβασμα</w:t>
+      </w:r>
+    </w:p>
+    <w:p>
+      <w:pPr/>
+      <w:r>
+        <w:rPr>
+          <w:lang w:val="pt_PT" w:bidi="pt_PT"/>
+        </w:rPr>
+      </w:r>
+      <w:r>
+        <w:rPr>
+          <w:b/>
+          <w:lang w:val="pt_PT" w:bidi="pt_PT"/>
+        </w:rPr>
         <w:t>"</w:t>
       </w:r>
       <w:r>
@@ -8312,6 +9437,21 @@
           <w:b/>
           <w:lang w:val="pt_PT" w:bidi="pt_PT"/>
         </w:rPr>
+        <w:t>αὐτὸν &amp; καθίσαι</w:t>
+      </w:r>
+    </w:p>
+    <w:p>
+      <w:pPr/>
+      <w:r>
+        <w:rPr>
+          <w:lang w:val="pt_PT" w:bidi="pt_PT"/>
+        </w:rPr>
+      </w:r>
+      <w:r>
+        <w:rPr>
+          <w:b/>
+          <w:lang w:val="pt_PT" w:bidi="pt_PT"/>
+        </w:rPr>
         <w:t>"</w:t>
       </w:r>
       <w:r>
@@ -8422,6 +9562,21 @@
           <w:b/>
           <w:lang w:val="pt_PT" w:bidi="pt_PT"/>
         </w:rPr>
+        <w:t>ἀποδεικνύντα ἑαυτὸν ὅτι ἔστιν Θεός</w:t>
+      </w:r>
+    </w:p>
+    <w:p>
+      <w:pPr/>
+      <w:r>
+        <w:rPr>
+          <w:lang w:val="pt_PT" w:bidi="pt_PT"/>
+        </w:rPr>
+      </w:r>
+      <w:r>
+        <w:rPr>
+          <w:b/>
+          <w:lang w:val="pt_PT" w:bidi="pt_PT"/>
+        </w:rPr>
         <w:t>"</w:t>
       </w:r>
       <w:r>
@@ -8499,6 +9654,21 @@
           <w:b/>
           <w:lang w:val="pt_PT" w:bidi="pt_PT"/>
         </w:rPr>
+        <w:t>οὐ μνημονεύετε ὅτι, ἔτι ὢν πρὸς ὑμᾶς, ταῦτα ἔλεγον ὑμῖν</w:t>
+      </w:r>
+    </w:p>
+    <w:p>
+      <w:pPr/>
+      <w:r>
+        <w:rPr>
+          <w:lang w:val="pt_PT" w:bidi="pt_PT"/>
+        </w:rPr>
+      </w:r>
+      <w:r>
+        <w:rPr>
+          <w:b/>
+          <w:lang w:val="pt_PT" w:bidi="pt_PT"/>
+        </w:rPr>
         <w:t>"</w:t>
       </w:r>
       <w:r>
@@ -8596,6 +9766,21 @@
           <w:b/>
           <w:lang w:val="pt_PT" w:bidi="pt_PT"/>
         </w:rPr>
+        <w:t>ταῦτα</w:t>
+      </w:r>
+    </w:p>
+    <w:p>
+      <w:pPr/>
+      <w:r>
+        <w:rPr>
+          <w:lang w:val="pt_PT" w:bidi="pt_PT"/>
+        </w:rPr>
+      </w:r>
+      <w:r>
+        <w:rPr>
+          <w:b/>
+          <w:lang w:val="pt_PT" w:bidi="pt_PT"/>
+        </w:rPr>
         <w:t>"tudo isso".</w:t>
       </w:r>
     </w:p>
@@ -8692,6 +9877,21 @@
           <w:b/>
           <w:lang w:val="pt_PT" w:bidi="pt_PT"/>
         </w:rPr>
+        <w:t>καὶ νῦν τὸ κατέχον οἴδατε</w:t>
+      </w:r>
+    </w:p>
+    <w:p>
+      <w:pPr/>
+      <w:r>
+        <w:rPr>
+          <w:lang w:val="pt_PT" w:bidi="pt_PT"/>
+        </w:rPr>
+      </w:r>
+      <w:r>
+        <w:rPr>
+          <w:b/>
+          <w:lang w:val="pt_PT" w:bidi="pt_PT"/>
+        </w:rPr>
         <w:t>"</w:t>
       </w:r>
       <w:r>
@@ -8808,6 +10008,21 @@
           <w:b/>
           <w:lang w:val="pt_PT" w:bidi="pt_PT"/>
         </w:rPr>
+        <w:t>τὸ ἀποκαλυφθῆναι αὐτὸν ἐν τῷ αὐτοῦ καιρῷ</w:t>
+      </w:r>
+    </w:p>
+    <w:p>
+      <w:pPr/>
+      <w:r>
+        <w:rPr>
+          <w:lang w:val="pt_PT" w:bidi="pt_PT"/>
+        </w:rPr>
+      </w:r>
+      <w:r>
+        <w:rPr>
+          <w:b/>
+          <w:lang w:val="pt_PT" w:bidi="pt_PT"/>
+        </w:rPr>
         <w:t>"</w:t>
       </w:r>
       <w:r>
@@ -8905,6 +10120,21 @@
           <w:b/>
           <w:lang w:val="pt_PT" w:bidi="pt_PT"/>
         </w:rPr>
+        <w:t>γὰρ</w:t>
+      </w:r>
+    </w:p>
+    <w:p>
+      <w:pPr/>
+      <w:r>
+        <w:rPr>
+          <w:lang w:val="pt_PT" w:bidi="pt_PT"/>
+        </w:rPr>
+      </w:r>
+      <w:r>
+        <w:rPr>
+          <w:b/>
+          <w:lang w:val="pt_PT" w:bidi="pt_PT"/>
+        </w:rPr>
         <w:t>"A Misteriosa".</w:t>
       </w:r>
     </w:p>
@@ -9014,6 +10244,21 @@
           <w:b/>
           <w:lang w:val="pt_PT" w:bidi="pt_PT"/>
         </w:rPr>
+        <w:t>τὸ &amp; μυστήριον ἤδη ἐνεργεῖται τῆς ἀνομίας</w:t>
+      </w:r>
+    </w:p>
+    <w:p>
+      <w:pPr/>
+      <w:r>
+        <w:rPr>
+          <w:lang w:val="pt_PT" w:bidi="pt_PT"/>
+        </w:rPr>
+      </w:r>
+      <w:r>
+        <w:rPr>
+          <w:b/>
+          <w:lang w:val="pt_PT" w:bidi="pt_PT"/>
+        </w:rPr>
         <w:t>"</w:t>
       </w:r>
       <w:r>
@@ -9137,6 +10382,21 @@
           <w:b/>
           <w:lang w:val="pt_PT" w:bidi="pt_PT"/>
         </w:rPr>
+        <w:t>ὁ κατέχων</w:t>
+      </w:r>
+    </w:p>
+    <w:p>
+      <w:pPr/>
+      <w:r>
+        <w:rPr>
+          <w:lang w:val="pt_PT" w:bidi="pt_PT"/>
+        </w:rPr>
+      </w:r>
+      <w:r>
+        <w:rPr>
+          <w:b/>
+          <w:lang w:val="pt_PT" w:bidi="pt_PT"/>
+        </w:rPr>
         <w:t>"</w:t>
       </w:r>
       <w:r>
@@ -9214,6 +10474,21 @@
           <w:b/>
           <w:lang w:val="pt_PT" w:bidi="pt_PT"/>
         </w:rPr>
+        <w:t>γένηται</w:t>
+      </w:r>
+    </w:p>
+    <w:p>
+      <w:pPr/>
+      <w:r>
+        <w:rPr>
+          <w:lang w:val="pt_PT" w:bidi="pt_PT"/>
+        </w:rPr>
+      </w:r>
+      <w:r>
+        <w:rPr>
+          <w:b/>
+          <w:lang w:val="pt_PT" w:bidi="pt_PT"/>
+        </w:rPr>
         <w:t>"</w:t>
       </w:r>
       <w:r>
@@ -9324,6 +10599,21 @@
           <w:b/>
           <w:lang w:val="pt_PT" w:bidi="pt_PT"/>
         </w:rPr>
+        <w:t>ἐκ μέσου γένηται</w:t>
+      </w:r>
+    </w:p>
+    <w:p>
+      <w:pPr/>
+      <w:r>
+        <w:rPr>
+          <w:lang w:val="pt_PT" w:bidi="pt_PT"/>
+        </w:rPr>
+      </w:r>
+      <w:r>
+        <w:rPr>
+          <w:b/>
+          <w:lang w:val="pt_PT" w:bidi="pt_PT"/>
+        </w:rPr>
         <w:t>"</w:t>
       </w:r>
       <w:r>
@@ -9421,6 +10711,21 @@
           <w:b/>
           <w:lang w:val="pt_PT" w:bidi="pt_PT"/>
         </w:rPr>
+        <w:t>καὶ τότε ἀποκαλυφθήσεται ὁ ἄνομος</w:t>
+      </w:r>
+    </w:p>
+    <w:p>
+      <w:pPr/>
+      <w:r>
+        <w:rPr>
+          <w:lang w:val="pt_PT" w:bidi="pt_PT"/>
+        </w:rPr>
+      </w:r>
+      <w:r>
+        <w:rPr>
+          <w:b/>
+          <w:lang w:val="pt_PT" w:bidi="pt_PT"/>
+        </w:rPr>
         <w:t>"</w:t>
       </w:r>
       <w:r>
@@ -9518,6 +10823,21 @@
           <w:b/>
           <w:lang w:val="pt_PT" w:bidi="pt_PT"/>
         </w:rPr>
+        <w:t>τῷ πνεύματι τοῦ στόματος αὐτοῦ</w:t>
+      </w:r>
+    </w:p>
+    <w:p>
+      <w:pPr/>
+      <w:r>
+        <w:rPr>
+          <w:lang w:val="pt_PT" w:bidi="pt_PT"/>
+        </w:rPr>
+      </w:r>
+      <w:r>
+        <w:rPr>
+          <w:b/>
+          <w:lang w:val="pt_PT" w:bidi="pt_PT"/>
+        </w:rPr>
         <w:t>"com um sopro".</w:t>
       </w:r>
     </w:p>
@@ -9614,6 +10934,21 @@
           <w:b/>
           <w:lang w:val="pt_PT" w:bidi="pt_PT"/>
         </w:rPr>
+        <w:t>ἀνελεῖ τῷ πνεύματι τοῦ στόματος αὐτοῦ, καὶ καταργήσει τῇ ἐπιφανείᾳ τῆς παρουσίας αὐτοῦ</w:t>
+      </w:r>
+    </w:p>
+    <w:p>
+      <w:pPr/>
+      <w:r>
+        <w:rPr>
+          <w:lang w:val="pt_PT" w:bidi="pt_PT"/>
+        </w:rPr>
+      </w:r>
+      <w:r>
+        <w:rPr>
+          <w:b/>
+          <w:lang w:val="pt_PT" w:bidi="pt_PT"/>
+        </w:rPr>
         <w:t>"</w:t>
       </w:r>
       <w:r>
@@ -9711,6 +11046,21 @@
           <w:b/>
           <w:lang w:val="pt_PT" w:bidi="pt_PT"/>
         </w:rPr>
+        <w:t>οὗ ἐστιν ἡ παρουσία, κατ’ ἐνέργειαν τοῦ Σατανᾶ</w:t>
+      </w:r>
+    </w:p>
+    <w:p>
+      <w:pPr/>
+      <w:r>
+        <w:rPr>
+          <w:lang w:val="pt_PT" w:bidi="pt_PT"/>
+        </w:rPr>
+      </w:r>
+      <w:r>
+        <w:rPr>
+          <w:b/>
+          <w:lang w:val="pt_PT" w:bidi="pt_PT"/>
+        </w:rPr>
         <w:t>"</w:t>
       </w:r>
       <w:r>
@@ -9834,6 +11184,21 @@
           <w:b/>
           <w:lang w:val="pt_PT" w:bidi="pt_PT"/>
         </w:rPr>
+        <w:t>οὗ</w:t>
+      </w:r>
+    </w:p>
+    <w:p>
+      <w:pPr/>
+      <w:r>
+        <w:rPr>
+          <w:lang w:val="pt_PT" w:bidi="pt_PT"/>
+        </w:rPr>
+      </w:r>
+      <w:r>
+        <w:rPr>
+          <w:b/>
+          <w:lang w:val="pt_PT" w:bidi="pt_PT"/>
+        </w:rPr>
         <w:t>"e fará".</w:t>
       </w:r>
     </w:p>
@@ -9910,6 +11275,21 @@
           <w:b/>
           <w:lang w:val="pt_PT" w:bidi="pt_PT"/>
         </w:rPr>
+        <w:t>ἐν πάσῃ δυνάμει, καὶ σημείοις, καὶ τέρασιν ψεύδους</w:t>
+      </w:r>
+    </w:p>
+    <w:p>
+      <w:pPr/>
+      <w:r>
+        <w:rPr>
+          <w:lang w:val="pt_PT" w:bidi="pt_PT"/>
+        </w:rPr>
+      </w:r>
+      <w:r>
+        <w:rPr>
+          <w:b/>
+          <w:lang w:val="pt_PT" w:bidi="pt_PT"/>
+        </w:rPr>
         <w:t>"</w:t>
       </w:r>
       <w:r>
@@ -10032,6 +11412,21 @@
           <w:b/>
           <w:lang w:val="pt_PT" w:bidi="pt_PT"/>
         </w:rPr>
+        <w:t>ἐν πάσῃ δυνάμει, καὶ σημείοις, καὶ τέρασιν ψεύδους</w:t>
+      </w:r>
+    </w:p>
+    <w:p>
+      <w:pPr/>
+      <w:r>
+        <w:rPr>
+          <w:lang w:val="pt_PT" w:bidi="pt_PT"/>
+        </w:rPr>
+      </w:r>
+      <w:r>
+        <w:rPr>
+          <w:b/>
+          <w:lang w:val="pt_PT" w:bidi="pt_PT"/>
+        </w:rPr>
         <w:t>"</w:t>
       </w:r>
       <w:r>
@@ -10142,6 +11537,21 @@
           <w:b/>
           <w:lang w:val="pt_PT" w:bidi="pt_PT"/>
         </w:rPr>
+        <w:t>καὶ σημείοις, καὶ τέρασιν ψεύδους</w:t>
+      </w:r>
+    </w:p>
+    <w:p>
+      <w:pPr/>
+      <w:r>
+        <w:rPr>
+          <w:lang w:val="pt_PT" w:bidi="pt_PT"/>
+        </w:rPr>
+      </w:r>
+      <w:r>
+        <w:rPr>
+          <w:b/>
+          <w:lang w:val="pt_PT" w:bidi="pt_PT"/>
+        </w:rPr>
         <w:t>"</w:t>
       </w:r>
       <w:r>
@@ -10265,6 +11675,21 @@
           <w:b/>
           <w:lang w:val="pt_PT" w:bidi="pt_PT"/>
         </w:rPr>
+        <w:t>πάσῃ</w:t>
+      </w:r>
+    </w:p>
+    <w:p>
+      <w:pPr/>
+      <w:r>
+        <w:rPr>
+          <w:lang w:val="pt_PT" w:bidi="pt_PT"/>
+        </w:rPr>
+      </w:r>
+      <w:r>
+        <w:rPr>
+          <w:b/>
+          <w:lang w:val="pt_PT" w:bidi="pt_PT"/>
+        </w:rPr>
         <w:t>"todo".</w:t>
       </w:r>
     </w:p>
@@ -10361,6 +11786,21 @@
           <w:b/>
           <w:lang w:val="pt_PT" w:bidi="pt_PT"/>
         </w:rPr>
+        <w:t>ἐν πάσῃ ἀπάτῃ ἀδικίας</w:t>
+      </w:r>
+    </w:p>
+    <w:p>
+      <w:pPr/>
+      <w:r>
+        <w:rPr>
+          <w:lang w:val="pt_PT" w:bidi="pt_PT"/>
+        </w:rPr>
+      </w:r>
+      <w:r>
+        <w:rPr>
+          <w:b/>
+          <w:lang w:val="pt_PT" w:bidi="pt_PT"/>
+        </w:rPr>
         <w:t>"</w:t>
       </w:r>
       <w:r>
@@ -10497,6 +11937,21 @@
           <w:b/>
           <w:lang w:val="pt_PT" w:bidi="pt_PT"/>
         </w:rPr>
+        <w:t>ἐν πάσῃ ἀπάτῃ ἀδικίας, τοῖς ἀπολλυμένοις</w:t>
+      </w:r>
+    </w:p>
+    <w:p>
+      <w:pPr/>
+      <w:r>
+        <w:rPr>
+          <w:lang w:val="pt_PT" w:bidi="pt_PT"/>
+        </w:rPr>
+      </w:r>
+      <w:r>
+        <w:rPr>
+          <w:b/>
+          <w:lang w:val="pt_PT" w:bidi="pt_PT"/>
+        </w:rPr>
         <w:t>"</w:t>
       </w:r>
       <w:r>
@@ -10594,6 +12049,21 @@
           <w:b/>
           <w:lang w:val="pt_PT" w:bidi="pt_PT"/>
         </w:rPr>
+        <w:t>ἀνθ’ ὧν</w:t>
+      </w:r>
+    </w:p>
+    <w:p>
+      <w:pPr/>
+      <w:r>
+        <w:rPr>
+          <w:lang w:val="pt_PT" w:bidi="pt_PT"/>
+        </w:rPr>
+      </w:r>
+      <w:r>
+        <w:rPr>
+          <w:b/>
+          <w:lang w:val="pt_PT" w:bidi="pt_PT"/>
+        </w:rPr>
         <w:t>"porque".</w:t>
       </w:r>
     </w:p>
@@ -10677,6 +12147,21 @@
           <w:b/>
           <w:lang w:val="pt_PT" w:bidi="pt_PT"/>
         </w:rPr>
+        <w:t>τὴν ἀγάπην τῆς ἀληθείας οὐκ ἐδέξαντο</w:t>
+      </w:r>
+    </w:p>
+    <w:p>
+      <w:pPr/>
+      <w:r>
+        <w:rPr>
+          <w:lang w:val="pt_PT" w:bidi="pt_PT"/>
+        </w:rPr>
+      </w:r>
+      <w:r>
+        <w:rPr>
+          <w:b/>
+          <w:lang w:val="pt_PT" w:bidi="pt_PT"/>
+        </w:rPr>
         <w:t>"</w:t>
       </w:r>
       <w:r>
@@ -10800,6 +12285,21 @@
           <w:b/>
           <w:lang w:val="pt_PT" w:bidi="pt_PT"/>
         </w:rPr>
+        <w:t>εἰς τὸ σωθῆναι αὐτούς</w:t>
+      </w:r>
+    </w:p>
+    <w:p>
+      <w:pPr/>
+      <w:r>
+        <w:rPr>
+          <w:lang w:val="pt_PT" w:bidi="pt_PT"/>
+        </w:rPr>
+      </w:r>
+      <w:r>
+        <w:rPr>
+          <w:b/>
+          <w:lang w:val="pt_PT" w:bidi="pt_PT"/>
+        </w:rPr>
         <w:t>"</w:t>
       </w:r>
       <w:r>
@@ -10897,6 +12397,21 @@
           <w:b/>
           <w:lang w:val="pt_PT" w:bidi="pt_PT"/>
         </w:rPr>
+        <w:t>εἰς τὸ σωθῆναι αὐτούς</w:t>
+      </w:r>
+    </w:p>
+    <w:p>
+      <w:pPr/>
+      <w:r>
+        <w:rPr>
+          <w:lang w:val="pt_PT" w:bidi="pt_PT"/>
+        </w:rPr>
+      </w:r>
+      <w:r>
+        <w:rPr>
+          <w:b/>
+          <w:lang w:val="pt_PT" w:bidi="pt_PT"/>
+        </w:rPr>
         <w:t>"</w:t>
       </w:r>
       <w:r>
@@ -10994,6 +12509,21 @@
           <w:b/>
           <w:lang w:val="pt_PT" w:bidi="pt_PT"/>
         </w:rPr>
+        <w:t>διὰ τοῦτο</w:t>
+      </w:r>
+    </w:p>
+    <w:p>
+      <w:pPr/>
+      <w:r>
+        <w:rPr>
+          <w:lang w:val="pt_PT" w:bidi="pt_PT"/>
+        </w:rPr>
+      </w:r>
+      <w:r>
+        <w:rPr>
+          <w:b/>
+          <w:lang w:val="pt_PT" w:bidi="pt_PT"/>
+        </w:rPr>
         <w:t>"Por isso".</w:t>
       </w:r>
     </w:p>
@@ -11110,6 +12640,21 @@
           <w:b/>
           <w:lang w:val="pt_PT" w:bidi="pt_PT"/>
         </w:rPr>
+        <w:t>πέμπει αὐτοῖς ὁ Θεὸς ἐνέργειαν πλάνης, εἰς τὸ πιστεῦσαι αὐτοὺς τῷ ψεύδει</w:t>
+      </w:r>
+    </w:p>
+    <w:p>
+      <w:pPr/>
+      <w:r>
+        <w:rPr>
+          <w:lang w:val="pt_PT" w:bidi="pt_PT"/>
+        </w:rPr>
+      </w:r>
+      <w:r>
+        <w:rPr>
+          <w:b/>
+          <w:lang w:val="pt_PT" w:bidi="pt_PT"/>
+        </w:rPr>
         <w:t>"</w:t>
       </w:r>
       <w:r>
@@ -11220,6 +12765,21 @@
           <w:b/>
           <w:lang w:val="pt_PT" w:bidi="pt_PT"/>
         </w:rPr>
+        <w:t>ἐνέργειαν πλάνης</w:t>
+      </w:r>
+    </w:p>
+    <w:p>
+      <w:pPr/>
+      <w:r>
+        <w:rPr>
+          <w:lang w:val="pt_PT" w:bidi="pt_PT"/>
+        </w:rPr>
+      </w:r>
+      <w:r>
+        <w:rPr>
+          <w:b/>
+          <w:lang w:val="pt_PT" w:bidi="pt_PT"/>
+        </w:rPr>
         <w:t>"o poder do erro".</w:t>
       </w:r>
     </w:p>
@@ -11329,6 +12889,21 @@
           <w:b/>
           <w:lang w:val="pt_PT" w:bidi="pt_PT"/>
         </w:rPr>
+        <w:t>εἰς τὸ πιστεῦσαι αὐτοὺς</w:t>
+      </w:r>
+    </w:p>
+    <w:p>
+      <w:pPr/>
+      <w:r>
+        <w:rPr>
+          <w:lang w:val="pt_PT" w:bidi="pt_PT"/>
+        </w:rPr>
+      </w:r>
+      <w:r>
+        <w:rPr>
+          <w:b/>
+          <w:lang w:val="pt_PT" w:bidi="pt_PT"/>
+        </w:rPr>
         <w:t>"</w:t>
       </w:r>
       <w:r>
@@ -11452,6 +13027,21 @@
           <w:b/>
           <w:lang w:val="pt_PT" w:bidi="pt_PT"/>
         </w:rPr>
+        <w:t>εἰς τὸ πιστεῦσαι αὐτοὺς</w:t>
+      </w:r>
+    </w:p>
+    <w:p>
+      <w:pPr/>
+      <w:r>
+        <w:rPr>
+          <w:lang w:val="pt_PT" w:bidi="pt_PT"/>
+        </w:rPr>
+      </w:r>
+      <w:r>
+        <w:rPr>
+          <w:b/>
+          <w:lang w:val="pt_PT" w:bidi="pt_PT"/>
+        </w:rPr>
         <w:t>"</w:t>
       </w:r>
       <w:r>
@@ -11582,6 +13172,21 @@
           <w:b/>
           <w:lang w:val="pt_PT" w:bidi="pt_PT"/>
         </w:rPr>
+        <w:t>ἵνα</w:t>
+      </w:r>
+    </w:p>
+    <w:p>
+      <w:pPr/>
+      <w:r>
+        <w:rPr>
+          <w:lang w:val="pt_PT" w:bidi="pt_PT"/>
+        </w:rPr>
+      </w:r>
+      <w:r>
+        <w:rPr>
+          <w:b/>
+          <w:lang w:val="pt_PT" w:bidi="pt_PT"/>
+        </w:rPr>
         <w:t>"O resultado disso".</w:t>
       </w:r>
     </w:p>
@@ -11665,6 +13270,21 @@
           <w:b/>
           <w:lang w:val="pt_PT" w:bidi="pt_PT"/>
         </w:rPr>
+        <w:t>κριθῶσιν πάντες</w:t>
+      </w:r>
+    </w:p>
+    <w:p>
+      <w:pPr/>
+      <w:r>
+        <w:rPr>
+          <w:lang w:val="pt_PT" w:bidi="pt_PT"/>
+        </w:rPr>
+      </w:r>
+      <w:r>
+        <w:rPr>
+          <w:b/>
+          <w:lang w:val="pt_PT" w:bidi="pt_PT"/>
+        </w:rPr>
         <w:t>"</w:t>
       </w:r>
       <w:r>
@@ -11762,6 +13382,21 @@
           <w:b/>
           <w:lang w:val="pt_PT" w:bidi="pt_PT"/>
         </w:rPr>
+        <w:t>οἱ</w:t>
+      </w:r>
+    </w:p>
+    <w:p>
+      <w:pPr/>
+      <w:r>
+        <w:rPr>
+          <w:lang w:val="pt_PT" w:bidi="pt_PT"/>
+        </w:rPr>
+      </w:r>
+      <w:r>
+        <w:rPr>
+          <w:b/>
+          <w:lang w:val="pt_PT" w:bidi="pt_PT"/>
+        </w:rPr>
         <w:t>"todos os".</w:t>
       </w:r>
     </w:p>
@@ -11871,6 +13506,21 @@
           <w:b/>
           <w:lang w:val="pt_PT" w:bidi="pt_PT"/>
         </w:rPr>
+        <w:t>οἱ μὴ πιστεύσαντες τῇ ἀληθείᾳ, ἀλλὰ εὐδοκήσαντες τῇ ἀδικίᾳ</w:t>
+      </w:r>
+    </w:p>
+    <w:p>
+      <w:pPr/>
+      <w:r>
+        <w:rPr>
+          <w:lang w:val="pt_PT" w:bidi="pt_PT"/>
+        </w:rPr>
+      </w:r>
+      <w:r>
+        <w:rPr>
+          <w:b/>
+          <w:lang w:val="pt_PT" w:bidi="pt_PT"/>
+        </w:rPr>
         <w:t>"</w:t>
       </w:r>
       <w:r>
@@ -12085,6 +13735,21 @@
           <w:b/>
           <w:lang w:val="pt_PT" w:bidi="pt_PT"/>
         </w:rPr>
+        <w:t>δὲ</w:t>
+      </w:r>
+    </w:p>
+    <w:p>
+      <w:pPr/>
+      <w:r>
+        <w:rPr>
+          <w:lang w:val="pt_PT" w:bidi="pt_PT"/>
+        </w:rPr>
+      </w:r>
+      <w:r>
+        <w:rPr>
+          <w:b/>
+          <w:lang w:val="pt_PT" w:bidi="pt_PT"/>
+        </w:rPr>
         <w:t>"Irmãos".</w:t>
       </w:r>
     </w:p>
@@ -12161,6 +13826,21 @@
           <w:b/>
           <w:lang w:val="pt_PT" w:bidi="pt_PT"/>
         </w:rPr>
+        <w:t>ἡμεῖς &amp; ὀφείλομεν εὐχαριστεῖν &amp; πάντοτε</w:t>
+      </w:r>
+    </w:p>
+    <w:p>
+      <w:pPr/>
+      <w:r>
+        <w:rPr>
+          <w:lang w:val="pt_PT" w:bidi="pt_PT"/>
+        </w:rPr>
+      </w:r>
+      <w:r>
+        <w:rPr>
+          <w:b/>
+          <w:lang w:val="pt_PT" w:bidi="pt_PT"/>
+        </w:rPr>
         <w:t>"</w:t>
       </w:r>
       <w:r>
@@ -12271,6 +13951,21 @@
           <w:b/>
           <w:lang w:val="pt_PT" w:bidi="pt_PT"/>
         </w:rPr>
+        <w:t>ἡμεῖς &amp; ὀφείλομεν</w:t>
+      </w:r>
+    </w:p>
+    <w:p>
+      <w:pPr/>
+      <w:r>
+        <w:rPr>
+          <w:lang w:val="pt_PT" w:bidi="pt_PT"/>
+        </w:rPr>
+      </w:r>
+      <w:r>
+        <w:rPr>
+          <w:b/>
+          <w:lang w:val="pt_PT" w:bidi="pt_PT"/>
+        </w:rPr>
         <w:t>"devemos".</w:t>
       </w:r>
     </w:p>
@@ -12367,6 +14062,21 @@
           <w:b/>
           <w:lang w:val="pt_PT" w:bidi="pt_PT"/>
         </w:rPr>
+        <w:t>ἀδελφοὶ ἠγαπημένοι ὑπὸ Κυρίου</w:t>
+      </w:r>
+    </w:p>
+    <w:p>
+      <w:pPr/>
+      <w:r>
+        <w:rPr>
+          <w:lang w:val="pt_PT" w:bidi="pt_PT"/>
+        </w:rPr>
+      </w:r>
+      <w:r>
+        <w:rPr>
+          <w:b/>
+          <w:lang w:val="pt_PT" w:bidi="pt_PT"/>
+        </w:rPr>
         <w:t>"</w:t>
       </w:r>
       <w:r>
@@ -12476,6 +14186,21 @@
           <w:b/>
           <w:lang w:val="pt_PT" w:bidi="pt_PT"/>
         </w:rPr>
+        <w:t>ἀδελφοὶ</w:t>
+      </w:r>
+    </w:p>
+    <w:p>
+      <w:pPr/>
+      <w:r>
+        <w:rPr>
+          <w:lang w:val="pt_PT" w:bidi="pt_PT"/>
+        </w:rPr>
+      </w:r>
+      <w:r>
+        <w:rPr>
+          <w:b/>
+          <w:lang w:val="pt_PT" w:bidi="pt_PT"/>
+        </w:rPr>
         <w:t>"irmãos".</w:t>
       </w:r>
     </w:p>
@@ -12572,6 +14297,21 @@
           <w:b/>
           <w:lang w:val="pt_PT" w:bidi="pt_PT"/>
         </w:rPr>
+        <w:t>ἀπαρχὴν εἰς σωτηρίαν</w:t>
+      </w:r>
+    </w:p>
+    <w:p>
+      <w:pPr/>
+      <w:r>
+        <w:rPr>
+          <w:lang w:val="pt_PT" w:bidi="pt_PT"/>
+        </w:rPr>
+      </w:r>
+      <w:r>
+        <w:rPr>
+          <w:b/>
+          <w:lang w:val="pt_PT" w:bidi="pt_PT"/>
+        </w:rPr>
         <w:t>"</w:t>
       </w:r>
       <w:r>
@@ -12669,6 +14409,21 @@
           <w:b/>
           <w:lang w:val="pt_PT" w:bidi="pt_PT"/>
         </w:rPr>
+        <w:t>ἀπαρχὴν εἰς σωτηρίαν ἐν ἁγιασμῷ Πνεύματος καὶ πίστει ἀληθείας</w:t>
+      </w:r>
+    </w:p>
+    <w:p>
+      <w:pPr/>
+      <w:r>
+        <w:rPr>
+          <w:lang w:val="pt_PT" w:bidi="pt_PT"/>
+        </w:rPr>
+      </w:r>
+      <w:r>
+        <w:rPr>
+          <w:b/>
+          <w:lang w:val="pt_PT" w:bidi="pt_PT"/>
+        </w:rPr>
         <w:t>"</w:t>
       </w:r>
       <w:r>
@@ -12805,6 +14560,21 @@
           <w:b/>
           <w:lang w:val="pt_PT" w:bidi="pt_PT"/>
         </w:rPr>
+        <w:t>διὰ τοῦ εὐαγγελίου ἡμῶν</w:t>
+      </w:r>
+    </w:p>
+    <w:p>
+      <w:pPr/>
+      <w:r>
+        <w:rPr>
+          <w:lang w:val="pt_PT" w:bidi="pt_PT"/>
+        </w:rPr>
+      </w:r>
+      <w:r>
+        <w:rPr>
+          <w:b/>
+          <w:lang w:val="pt_PT" w:bidi="pt_PT"/>
+        </w:rPr>
         <w:t>"por meio do evangelho".</w:t>
       </w:r>
     </w:p>
@@ -12900,6 +14670,21 @@
           <w:b/>
           <w:lang w:val="pt_PT" w:bidi="pt_PT"/>
         </w:rPr>
+        <w:t>εἰς περιποίησιν δόξης τοῦ Κυρίου ἡμῶν, Ἰησοῦ Χριστοῦ</w:t>
+      </w:r>
+    </w:p>
+    <w:p>
+      <w:pPr/>
+      <w:r>
+        <w:rPr>
+          <w:lang w:val="pt_PT" w:bidi="pt_PT"/>
+        </w:rPr>
+      </w:r>
+      <w:r>
+        <w:rPr>
+          <w:b/>
+          <w:lang w:val="pt_PT" w:bidi="pt_PT"/>
+        </w:rPr>
         <w:t>"</w:t>
       </w:r>
       <w:r>
@@ -12997,6 +14782,21 @@
           <w:b/>
           <w:lang w:val="pt_PT" w:bidi="pt_PT"/>
         </w:rPr>
+        <w:t>εἰς περιποίησιν δόξης τοῦ Κυρίου ἡμῶν</w:t>
+      </w:r>
+    </w:p>
+    <w:p>
+      <w:pPr/>
+      <w:r>
+        <w:rPr>
+          <w:lang w:val="pt_PT" w:bidi="pt_PT"/>
+        </w:rPr>
+      </w:r>
+      <w:r>
+        <w:rPr>
+          <w:b/>
+          <w:lang w:val="pt_PT" w:bidi="pt_PT"/>
+        </w:rPr>
         <w:t>"</w:t>
       </w:r>
       <w:r>
@@ -13107,6 +14907,21 @@
           <w:b/>
           <w:lang w:val="pt_PT" w:bidi="pt_PT"/>
         </w:rPr>
+        <w:t>ἄρα οὖν</w:t>
+      </w:r>
+    </w:p>
+    <w:p>
+      <w:pPr/>
+      <w:r>
+        <w:rPr>
+          <w:lang w:val="pt_PT" w:bidi="pt_PT"/>
+        </w:rPr>
+      </w:r>
+      <w:r>
+        <w:rPr>
+          <w:b/>
+          <w:lang w:val="pt_PT" w:bidi="pt_PT"/>
+        </w:rPr>
         <w:t>"Portanto".</w:t>
       </w:r>
     </w:p>
@@ -13203,6 +15018,21 @@
           <w:b/>
           <w:lang w:val="pt_PT" w:bidi="pt_PT"/>
         </w:rPr>
+        <w:t>ἀδελφοί</w:t>
+      </w:r>
+    </w:p>
+    <w:p>
+      <w:pPr/>
+      <w:r>
+        <w:rPr>
+          <w:lang w:val="pt_PT" w:bidi="pt_PT"/>
+        </w:rPr>
+      </w:r>
+      <w:r>
+        <w:rPr>
+          <w:b/>
+          <w:lang w:val="pt_PT" w:bidi="pt_PT"/>
+        </w:rPr>
         <w:t>"irmãos".</w:t>
       </w:r>
     </w:p>
@@ -13299,6 +15129,21 @@
           <w:b/>
           <w:lang w:val="pt_PT" w:bidi="pt_PT"/>
         </w:rPr>
+        <w:t>στήκετε</w:t>
+      </w:r>
+    </w:p>
+    <w:p>
+      <w:pPr/>
+      <w:r>
+        <w:rPr>
+          <w:lang w:val="pt_PT" w:bidi="pt_PT"/>
+        </w:rPr>
+      </w:r>
+      <w:r>
+        <w:rPr>
+          <w:b/>
+          <w:lang w:val="pt_PT" w:bidi="pt_PT"/>
+        </w:rPr>
         <w:t>"fiquem firmes".</w:t>
       </w:r>
     </w:p>
@@ -13395,6 +15240,21 @@
           <w:b/>
           <w:lang w:val="pt_PT" w:bidi="pt_PT"/>
         </w:rPr>
+        <w:t>κρατεῖτε τὰς παραδόσεις</w:t>
+      </w:r>
+    </w:p>
+    <w:p>
+      <w:pPr/>
+      <w:r>
+        <w:rPr>
+          <w:lang w:val="pt_PT" w:bidi="pt_PT"/>
+        </w:rPr>
+      </w:r>
+      <w:r>
+        <w:rPr>
+          <w:b/>
+          <w:lang w:val="pt_PT" w:bidi="pt_PT"/>
+        </w:rPr>
         <w:t>"</w:t>
       </w:r>
       <w:r>
@@ -13505,6 +15365,21 @@
           <w:b/>
           <w:lang w:val="pt_PT" w:bidi="pt_PT"/>
         </w:rPr>
+        <w:t>στήκετε καὶ κρατεῖτε</w:t>
+      </w:r>
+    </w:p>
+    <w:p>
+      <w:pPr/>
+      <w:r>
+        <w:rPr>
+          <w:lang w:val="pt_PT" w:bidi="pt_PT"/>
+        </w:rPr>
+      </w:r>
+      <w:r>
+        <w:rPr>
+          <w:b/>
+          <w:lang w:val="pt_PT" w:bidi="pt_PT"/>
+        </w:rPr>
         <w:t>"</w:t>
       </w:r>
       <w:r>
@@ -13602,6 +15477,21 @@
           <w:b/>
           <w:lang w:val="pt_PT" w:bidi="pt_PT"/>
         </w:rPr>
+        <w:t>ἐδιδάχθητε</w:t>
+      </w:r>
+    </w:p>
+    <w:p>
+      <w:pPr/>
+      <w:r>
+        <w:rPr>
+          <w:lang w:val="pt_PT" w:bidi="pt_PT"/>
+        </w:rPr>
+      </w:r>
+      <w:r>
+        <w:rPr>
+          <w:b/>
+          <w:lang w:val="pt_PT" w:bidi="pt_PT"/>
+        </w:rPr>
         <w:t>"</w:t>
       </w:r>
       <w:r>
@@ -13699,6 +15589,21 @@
           <w:b/>
           <w:lang w:val="pt_PT" w:bidi="pt_PT"/>
         </w:rPr>
+        <w:t>διὰ λόγου</w:t>
+      </w:r>
+    </w:p>
+    <w:p>
+      <w:pPr/>
+      <w:r>
+        <w:rPr>
+          <w:lang w:val="pt_PT" w:bidi="pt_PT"/>
+        </w:rPr>
+      </w:r>
+      <w:r>
+        <w:rPr>
+          <w:b/>
+          <w:lang w:val="pt_PT" w:bidi="pt_PT"/>
+        </w:rPr>
         <w:t>"</w:t>
       </w:r>
       <w:r>
@@ -13796,6 +15701,21 @@
           <w:b/>
           <w:lang w:val="pt_PT" w:bidi="pt_PT"/>
         </w:rPr>
+        <w:t>δι’ ἐπιστολῆς ἡμῶν</w:t>
+      </w:r>
+    </w:p>
+    <w:p>
+      <w:pPr/>
+      <w:r>
+        <w:rPr>
+          <w:lang w:val="pt_PT" w:bidi="pt_PT"/>
+        </w:rPr>
+      </w:r>
+      <w:r>
+        <w:rPr>
+          <w:b/>
+          <w:lang w:val="pt_PT" w:bidi="pt_PT"/>
+        </w:rPr>
         <w:t>"</w:t>
       </w:r>
       <w:r>
@@ -13906,6 +15826,21 @@
           <w:b/>
           <w:lang w:val="pt_PT" w:bidi="pt_PT"/>
         </w:rPr>
+        <w:t>δὲ</w:t>
+      </w:r>
+    </w:p>
+    <w:p>
+      <w:pPr/>
+      <w:r>
+        <w:rPr>
+          <w:lang w:val="pt_PT" w:bidi="pt_PT"/>
+        </w:rPr>
+      </w:r>
+      <w:r>
+        <w:rPr>
+          <w:b/>
+          <w:lang w:val="pt_PT" w:bidi="pt_PT"/>
+        </w:rPr>
         <w:t>"Que".</w:t>
       </w:r>
     </w:p>
@@ -14002,6 +15937,21 @@
           <w:b/>
           <w:lang w:val="pt_PT" w:bidi="pt_PT"/>
         </w:rPr>
+        <w:t>αὐτὸς δὲ ὁ Κύριος ἡμῶν, Ἰησοῦς Χριστὸς, καὶ ὁ Θεὸς ὁ Πατὴρ ἡμῶν</w:t>
+      </w:r>
+    </w:p>
+    <w:p>
+      <w:pPr/>
+      <w:r>
+        <w:rPr>
+          <w:lang w:val="pt_PT" w:bidi="pt_PT"/>
+        </w:rPr>
+      </w:r>
+      <w:r>
+        <w:rPr>
+          <w:b/>
+          <w:lang w:val="pt_PT" w:bidi="pt_PT"/>
+        </w:rPr>
         <w:t>"</w:t>
       </w:r>
       <w:r>
@@ -14099,6 +16049,21 @@
           <w:b/>
           <w:lang w:val="pt_PT" w:bidi="pt_PT"/>
         </w:rPr>
+        <w:t>ἡμῶν &amp; ἡμῶν &amp; ἡμᾶς</w:t>
+      </w:r>
+    </w:p>
+    <w:p>
+      <w:pPr/>
+      <w:r>
+        <w:rPr>
+          <w:lang w:val="pt_PT" w:bidi="pt_PT"/>
+        </w:rPr>
+      </w:r>
+      <w:r>
+        <w:rPr>
+          <w:b/>
+          <w:lang w:val="pt_PT" w:bidi="pt_PT"/>
+        </w:rPr>
         <w:t>"nosso"</w:t>
       </w:r>
       <w:r>
@@ -14234,6 +16199,21 @@
           <w:b/>
           <w:lang w:val="pt_PT" w:bidi="pt_PT"/>
         </w:rPr>
+        <w:t>αὐτὸς &amp; Κύριος ἡμῶν, Ἰησοῦς Χριστὸς</w:t>
+      </w:r>
+    </w:p>
+    <w:p>
+      <w:pPr/>
+      <w:r>
+        <w:rPr>
+          <w:lang w:val="pt_PT" w:bidi="pt_PT"/>
+        </w:rPr>
+      </w:r>
+      <w:r>
+        <w:rPr>
+          <w:b/>
+          <w:lang w:val="pt_PT" w:bidi="pt_PT"/>
+        </w:rPr>
         <w:t>"o próprio Jesus Cristo".</w:t>
       </w:r>
     </w:p>
@@ -14343,6 +16323,21 @@
           <w:b/>
           <w:lang w:val="pt_PT" w:bidi="pt_PT"/>
         </w:rPr>
+        <w:t>δοὺς παράκλησιν αἰωνίαν, καὶ ἐλπίδα ἀγαθὴν</w:t>
+      </w:r>
+    </w:p>
+    <w:p>
+      <w:pPr/>
+      <w:r>
+        <w:rPr>
+          <w:lang w:val="pt_PT" w:bidi="pt_PT"/>
+        </w:rPr>
+      </w:r>
+      <w:r>
+        <w:rPr>
+          <w:b/>
+          <w:lang w:val="pt_PT" w:bidi="pt_PT"/>
+        </w:rPr>
         <w:t>"</w:t>
       </w:r>
       <w:r>
@@ -14466,6 +16461,21 @@
           <w:b/>
           <w:lang w:val="pt_PT" w:bidi="pt_PT"/>
         </w:rPr>
+        <w:t>ἐν χάριτι</w:t>
+      </w:r>
+    </w:p>
+    <w:p>
+      <w:pPr/>
+      <w:r>
+        <w:rPr>
+          <w:lang w:val="pt_PT" w:bidi="pt_PT"/>
+        </w:rPr>
+      </w:r>
+      <w:r>
+        <w:rPr>
+          <w:b/>
+          <w:lang w:val="pt_PT" w:bidi="pt_PT"/>
+        </w:rPr>
         <w:t>"que na sua bondade".</w:t>
       </w:r>
     </w:p>
@@ -14562,6 +16572,21 @@
           <w:b/>
           <w:lang w:val="pt_PT" w:bidi="pt_PT"/>
         </w:rPr>
+        <w:t>παρακαλέσαι ὑμῶν τὰς καρδίας, καὶ στηρίξαι</w:t>
+      </w:r>
+    </w:p>
+    <w:p>
+      <w:pPr/>
+      <w:r>
+        <w:rPr>
+          <w:lang w:val="pt_PT" w:bidi="pt_PT"/>
+        </w:rPr>
+      </w:r>
+      <w:r>
+        <w:rPr>
+          <w:b/>
+          <w:lang w:val="pt_PT" w:bidi="pt_PT"/>
+        </w:rPr>
         <w:t>"</w:t>
       </w:r>
       <w:r>
@@ -14685,6 +16710,21 @@
           <w:b/>
           <w:lang w:val="pt_PT" w:bidi="pt_PT"/>
         </w:rPr>
+        <w:t>ἐν παντὶ ἔργῳ καὶ λόγῳ ἀγαθῷ</w:t>
+      </w:r>
+    </w:p>
+    <w:p>
+      <w:pPr/>
+      <w:r>
+        <w:rPr>
+          <w:lang w:val="pt_PT" w:bidi="pt_PT"/>
+        </w:rPr>
+      </w:r>
+      <w:r>
+        <w:rPr>
+          <w:b/>
+          <w:lang w:val="pt_PT" w:bidi="pt_PT"/>
+        </w:rPr>
         <w:t>"</w:t>
       </w:r>
       <w:r>
@@ -14878,6 +16918,21 @@
           <w:b/>
           <w:lang w:val="pt_PT" w:bidi="pt_PT"/>
         </w:rPr>
+        <w:t>τὸ λοιπὸν</w:t>
+      </w:r>
+    </w:p>
+    <w:p>
+      <w:pPr/>
+      <w:r>
+        <w:rPr>
+          <w:lang w:val="pt_PT" w:bidi="pt_PT"/>
+        </w:rPr>
+      </w:r>
+      <w:r>
+        <w:rPr>
+          <w:b/>
+          <w:lang w:val="pt_PT" w:bidi="pt_PT"/>
+        </w:rPr>
         <w:t>"Finalmente".</w:t>
       </w:r>
     </w:p>
@@ -14987,6 +17042,21 @@
           <w:b/>
           <w:lang w:val="pt_PT" w:bidi="pt_PT"/>
         </w:rPr>
+        <w:t>ἀδελφοί</w:t>
+      </w:r>
+    </w:p>
+    <w:p>
+      <w:pPr/>
+      <w:r>
+        <w:rPr>
+          <w:lang w:val="pt_PT" w:bidi="pt_PT"/>
+        </w:rPr>
+      </w:r>
+      <w:r>
+        <w:rPr>
+          <w:b/>
+          <w:lang w:val="pt_PT" w:bidi="pt_PT"/>
+        </w:rPr>
         <w:t>"irmãos".</w:t>
       </w:r>
     </w:p>
@@ -15083,6 +17153,21 @@
           <w:b/>
           <w:lang w:val="pt_PT" w:bidi="pt_PT"/>
         </w:rPr>
+        <w:t>ἡμῶν</w:t>
+      </w:r>
+    </w:p>
+    <w:p>
+      <w:pPr/>
+      <w:r>
+        <w:rPr>
+          <w:lang w:val="pt_PT" w:bidi="pt_PT"/>
+        </w:rPr>
+      </w:r>
+      <w:r>
+        <w:rPr>
+          <w:b/>
+          <w:lang w:val="pt_PT" w:bidi="pt_PT"/>
+        </w:rPr>
         <w:t>"nós".</w:t>
       </w:r>
     </w:p>
@@ -15179,6 +17264,21 @@
           <w:b/>
           <w:lang w:val="pt_PT" w:bidi="pt_PT"/>
         </w:rPr>
+        <w:t>τρέχῃ</w:t>
+      </w:r>
+    </w:p>
+    <w:p>
+      <w:pPr/>
+      <w:r>
+        <w:rPr>
+          <w:lang w:val="pt_PT" w:bidi="pt_PT"/>
+        </w:rPr>
+      </w:r>
+      <w:r>
+        <w:rPr>
+          <w:b/>
+          <w:lang w:val="pt_PT" w:bidi="pt_PT"/>
+        </w:rPr>
         <w:t>"</w:t>
       </w:r>
       <w:r>
@@ -15301,6 +17401,21 @@
           <w:b/>
           <w:lang w:val="pt_PT" w:bidi="pt_PT"/>
         </w:rPr>
+        <w:t>καὶ δοξάζηται</w:t>
+      </w:r>
+    </w:p>
+    <w:p>
+      <w:pPr/>
+      <w:r>
+        <w:rPr>
+          <w:lang w:val="pt_PT" w:bidi="pt_PT"/>
+        </w:rPr>
+      </w:r>
+      <w:r>
+        <w:rPr>
+          <w:b/>
+          <w:lang w:val="pt_PT" w:bidi="pt_PT"/>
+        </w:rPr>
         <w:t>"</w:t>
       </w:r>
       <w:r>
@@ -15398,6 +17513,21 @@
           <w:b/>
           <w:lang w:val="pt_PT" w:bidi="pt_PT"/>
         </w:rPr>
+        <w:t>καθὼς καὶ πρὸς ὑμᾶς</w:t>
+      </w:r>
+    </w:p>
+    <w:p>
+      <w:pPr/>
+      <w:r>
+        <w:rPr>
+          <w:lang w:val="pt_PT" w:bidi="pt_PT"/>
+        </w:rPr>
+      </w:r>
+      <w:r>
+        <w:rPr>
+          <w:b/>
+          <w:lang w:val="pt_PT" w:bidi="pt_PT"/>
+        </w:rPr>
         <w:t>"</w:t>
       </w:r>
       <w:r>
@@ -15495,6 +17625,21 @@
           <w:b/>
           <w:lang w:val="pt_PT" w:bidi="pt_PT"/>
         </w:rPr>
+        <w:t>ῥυσθῶμεν</w:t>
+      </w:r>
+    </w:p>
+    <w:p>
+      <w:pPr/>
+      <w:r>
+        <w:rPr>
+          <w:lang w:val="pt_PT" w:bidi="pt_PT"/>
+        </w:rPr>
+      </w:r>
+      <w:r>
+        <w:rPr>
+          <w:b/>
+          <w:lang w:val="pt_PT" w:bidi="pt_PT"/>
+        </w:rPr>
         <w:t>"</w:t>
       </w:r>
       <w:r>
@@ -15592,6 +17737,21 @@
           <w:b/>
           <w:lang w:val="pt_PT" w:bidi="pt_PT"/>
         </w:rPr>
+        <w:t>ἀτόπων καὶ πονηρῶν</w:t>
+      </w:r>
+    </w:p>
+    <w:p>
+      <w:pPr/>
+      <w:r>
+        <w:rPr>
+          <w:lang w:val="pt_PT" w:bidi="pt_PT"/>
+        </w:rPr>
+      </w:r>
+      <w:r>
+        <w:rPr>
+          <w:b/>
+          <w:lang w:val="pt_PT" w:bidi="pt_PT"/>
+        </w:rPr>
         <w:t>"</w:t>
       </w:r>
       <w:r>
@@ -15715,6 +17875,21 @@
           <w:b/>
           <w:lang w:val="pt_PT" w:bidi="pt_PT"/>
         </w:rPr>
+        <w:t>οὐ γὰρ πάντων ἡ πίστις</w:t>
+      </w:r>
+    </w:p>
+    <w:p>
+      <w:pPr/>
+      <w:r>
+        <w:rPr>
+          <w:lang w:val="pt_PT" w:bidi="pt_PT"/>
+        </w:rPr>
+      </w:r>
+      <w:r>
+        <w:rPr>
+          <w:b/>
+          <w:lang w:val="pt_PT" w:bidi="pt_PT"/>
+        </w:rPr>
         <w:t>"</w:t>
       </w:r>
       <w:r>
@@ -15825,6 +18000,21 @@
           <w:b/>
           <w:lang w:val="pt_PT" w:bidi="pt_PT"/>
         </w:rPr>
+        <w:t>ἡ πίστις</w:t>
+      </w:r>
+    </w:p>
+    <w:p>
+      <w:pPr/>
+      <w:r>
+        <w:rPr>
+          <w:lang w:val="pt_PT" w:bidi="pt_PT"/>
+        </w:rPr>
+      </w:r>
+      <w:r>
+        <w:rPr>
+          <w:b/>
+          <w:lang w:val="pt_PT" w:bidi="pt_PT"/>
+        </w:rPr>
         <w:t>"creem".</w:t>
       </w:r>
     </w:p>
@@ -15921,6 +18111,21 @@
           <w:b/>
           <w:lang w:val="pt_PT" w:bidi="pt_PT"/>
         </w:rPr>
+        <w:t>ὃς στηρίξει</w:t>
+      </w:r>
+    </w:p>
+    <w:p>
+      <w:pPr/>
+      <w:r>
+        <w:rPr>
+          <w:lang w:val="pt_PT" w:bidi="pt_PT"/>
+        </w:rPr>
+      </w:r>
+      <w:r>
+        <w:rPr>
+          <w:b/>
+          <w:lang w:val="pt_PT" w:bidi="pt_PT"/>
+        </w:rPr>
         <w:t>"</w:t>
       </w:r>
       <w:r>
@@ -16031,6 +18236,21 @@
           <w:b/>
           <w:lang w:val="pt_PT" w:bidi="pt_PT"/>
         </w:rPr>
+        <w:t>τοῦ πονηροῦ</w:t>
+      </w:r>
+    </w:p>
+    <w:p>
+      <w:pPr/>
+      <w:r>
+        <w:rPr>
+          <w:lang w:val="pt_PT" w:bidi="pt_PT"/>
+        </w:rPr>
+      </w:r>
+      <w:r>
+        <w:rPr>
+          <w:b/>
+          <w:lang w:val="pt_PT" w:bidi="pt_PT"/>
+        </w:rPr>
         <w:t>"do Maligno".</w:t>
       </w:r>
     </w:p>
@@ -16094,6 +18314,21 @@
           <w:b/>
           <w:lang w:val="pt_PT" w:bidi="pt_PT"/>
         </w:rPr>
+        <w:t>πεποίθαμεν δὲ</w:t>
+      </w:r>
+    </w:p>
+    <w:p>
+      <w:pPr/>
+      <w:r>
+        <w:rPr>
+          <w:lang w:val="pt_PT" w:bidi="pt_PT"/>
+        </w:rPr>
+      </w:r>
+      <w:r>
+        <w:rPr>
+          <w:b/>
+          <w:lang w:val="pt_PT" w:bidi="pt_PT"/>
+        </w:rPr>
         <w:t>"</w:t>
       </w:r>
       <w:r>
@@ -16204,6 +18439,21 @@
           <w:b/>
           <w:lang w:val="pt_PT" w:bidi="pt_PT"/>
         </w:rPr>
+        <w:t>πεποίθαμεν δὲ ἐν Κυρίῳ ἐφ’ ὑμᾶς</w:t>
+      </w:r>
+    </w:p>
+    <w:p>
+      <w:pPr/>
+      <w:r>
+        <w:rPr>
+          <w:lang w:val="pt_PT" w:bidi="pt_PT"/>
+        </w:rPr>
+      </w:r>
+      <w:r>
+        <w:rPr>
+          <w:b/>
+          <w:lang w:val="pt_PT" w:bidi="pt_PT"/>
+        </w:rPr>
         <w:t>"</w:t>
       </w:r>
       <w:r>
@@ -16301,6 +18551,21 @@
           <w:b/>
           <w:lang w:val="pt_PT" w:bidi="pt_PT"/>
         </w:rPr>
+        <w:t>ὁ &amp; Κύριος κατευθύναι ὑμῶν τὰς καρδίας εἰς τὴν ἀγάπην τοῦ Θεοῦ, καὶ εἰς τὴν ὑπομονὴν τοῦ Χριστοῦ</w:t>
+      </w:r>
+    </w:p>
+    <w:p>
+      <w:pPr/>
+      <w:r>
+        <w:rPr>
+          <w:lang w:val="pt_PT" w:bidi="pt_PT"/>
+        </w:rPr>
+      </w:r>
+      <w:r>
+        <w:rPr>
+          <w:b/>
+          <w:lang w:val="pt_PT" w:bidi="pt_PT"/>
+        </w:rPr>
         <w:t>"</w:t>
       </w:r>
       <w:r>
@@ -16398,6 +18663,21 @@
           <w:b/>
           <w:lang w:val="pt_PT" w:bidi="pt_PT"/>
         </w:rPr>
+        <w:t>εἰς τὴν ἀγάπην τοῦ Θεοῦ, καὶ εἰς τὴν ὑπομονὴν τοῦ Χριστοῦ</w:t>
+      </w:r>
+    </w:p>
+    <w:p>
+      <w:pPr/>
+      <w:r>
+        <w:rPr>
+          <w:lang w:val="pt_PT" w:bidi="pt_PT"/>
+        </w:rPr>
+      </w:r>
+      <w:r>
+        <w:rPr>
+          <w:b/>
+          <w:lang w:val="pt_PT" w:bidi="pt_PT"/>
+        </w:rPr>
         <w:t>"</w:t>
       </w:r>
       <w:r>
@@ -16508,6 +18788,21 @@
           <w:b/>
           <w:lang w:val="pt_PT" w:bidi="pt_PT"/>
         </w:rPr>
+        <w:t>εἰς τὴν ἀγάπην τοῦ Θεοῦ, καὶ εἰς τὴν ὑπομονὴν τοῦ Χριστοῦ</w:t>
+      </w:r>
+    </w:p>
+    <w:p>
+      <w:pPr/>
+      <w:r>
+        <w:rPr>
+          <w:lang w:val="pt_PT" w:bidi="pt_PT"/>
+        </w:rPr>
+      </w:r>
+      <w:r>
+        <w:rPr>
+          <w:b/>
+          <w:lang w:val="pt_PT" w:bidi="pt_PT"/>
+        </w:rPr>
         <w:t>"o amor de Deus".</w:t>
       </w:r>
     </w:p>
@@ -16604,6 +18899,21 @@
           <w:b/>
           <w:lang w:val="pt_PT" w:bidi="pt_PT"/>
         </w:rPr>
+        <w:t>εἰς τὴν ὑπομονὴν τοῦ Χριστοῦ</w:t>
+      </w:r>
+    </w:p>
+    <w:p>
+      <w:pPr/>
+      <w:r>
+        <w:rPr>
+          <w:lang w:val="pt_PT" w:bidi="pt_PT"/>
+        </w:rPr>
+      </w:r>
+      <w:r>
+        <w:rPr>
+          <w:b/>
+          <w:lang w:val="pt_PT" w:bidi="pt_PT"/>
+        </w:rPr>
         <w:t>"</w:t>
       </w:r>
       <w:r>
@@ -16786,6 +19096,21 @@
           <w:b/>
           <w:lang w:val="pt_PT" w:bidi="pt_PT"/>
         </w:rPr>
+        <w:t>δὲ</w:t>
+      </w:r>
+    </w:p>
+    <w:p>
+      <w:pPr/>
+      <w:r>
+        <w:rPr>
+          <w:lang w:val="pt_PT" w:bidi="pt_PT"/>
+        </w:rPr>
+      </w:r>
+      <w:r>
+        <w:rPr>
+          <w:b/>
+          <w:lang w:val="pt_PT" w:bidi="pt_PT"/>
+        </w:rPr>
         <w:t>"Irmãos".</w:t>
       </w:r>
     </w:p>
@@ -16869,6 +19194,21 @@
           <w:b/>
           <w:lang w:val="pt_PT" w:bidi="pt_PT"/>
         </w:rPr>
+        <w:t>ἀδελφοί &amp; ἀδελφοῦ</w:t>
+      </w:r>
+    </w:p>
+    <w:p>
+      <w:pPr/>
+      <w:r>
+        <w:rPr>
+          <w:lang w:val="pt_PT" w:bidi="pt_PT"/>
+        </w:rPr>
+      </w:r>
+      <w:r>
+        <w:rPr>
+          <w:b/>
+          <w:lang w:val="pt_PT" w:bidi="pt_PT"/>
+        </w:rPr>
         <w:t>"Irmãos"</w:t>
       </w:r>
       <w:r>
@@ -16978,6 +19318,21 @@
           <w:b/>
           <w:lang w:val="pt_PT" w:bidi="pt_PT"/>
         </w:rPr>
+        <w:t>ἐν ὀνόματι τοῦ Κυρίου ἡμῶν, Ἰησοῦ Χριστοῦ</w:t>
+      </w:r>
+    </w:p>
+    <w:p>
+      <w:pPr/>
+      <w:r>
+        <w:rPr>
+          <w:lang w:val="pt_PT" w:bidi="pt_PT"/>
+        </w:rPr>
+      </w:r>
+      <w:r>
+        <w:rPr>
+          <w:b/>
+          <w:lang w:val="pt_PT" w:bidi="pt_PT"/>
+        </w:rPr>
         <w:t>"em nome do nosso Senhor Jesus Cristo".</w:t>
       </w:r>
     </w:p>
@@ -17074,6 +19429,21 @@
           <w:b/>
           <w:lang w:val="pt_PT" w:bidi="pt_PT"/>
         </w:rPr>
+        <w:t>ἡμῶν</w:t>
+      </w:r>
+    </w:p>
+    <w:p>
+      <w:pPr/>
+      <w:r>
+        <w:rPr>
+          <w:lang w:val="pt_PT" w:bidi="pt_PT"/>
+        </w:rPr>
+      </w:r>
+      <w:r>
+        <w:rPr>
+          <w:b/>
+          <w:lang w:val="pt_PT" w:bidi="pt_PT"/>
+        </w:rPr>
         <w:t>"nosso".</w:t>
       </w:r>
     </w:p>
@@ -17170,6 +19540,21 @@
           <w:b/>
           <w:lang w:val="pt_PT" w:bidi="pt_PT"/>
         </w:rPr>
+        <w:t>ἀτάκτως περιπατοῦντος</w:t>
+      </w:r>
+    </w:p>
+    <w:p>
+      <w:pPr/>
+      <w:r>
+        <w:rPr>
+          <w:lang w:val="pt_PT" w:bidi="pt_PT"/>
+        </w:rPr>
+      </w:r>
+      <w:r>
+        <w:rPr>
+          <w:b/>
+          <w:lang w:val="pt_PT" w:bidi="pt_PT"/>
+        </w:rPr>
         <w:t>"</w:t>
       </w:r>
       <w:r>
@@ -17286,6 +19671,21 @@
           <w:b/>
           <w:lang w:val="pt_PT" w:bidi="pt_PT"/>
         </w:rPr>
+        <w:t>τὴν παράδοσιν</w:t>
+      </w:r>
+    </w:p>
+    <w:p>
+      <w:pPr/>
+      <w:r>
+        <w:rPr>
+          <w:lang w:val="pt_PT" w:bidi="pt_PT"/>
+        </w:rPr>
+      </w:r>
+      <w:r>
+        <w:rPr>
+          <w:b/>
+          <w:lang w:val="pt_PT" w:bidi="pt_PT"/>
+        </w:rPr>
         <w:t>"</w:t>
       </w:r>
       <w:r>
@@ -17389,6 +19789,21 @@
           <w:b/>
           <w:lang w:val="pt_PT" w:bidi="pt_PT"/>
         </w:rPr>
+        <w:t>μιμεῖσθαι ἡμᾶς</w:t>
+      </w:r>
+    </w:p>
+    <w:p>
+      <w:pPr/>
+      <w:r>
+        <w:rPr>
+          <w:lang w:val="pt_PT" w:bidi="pt_PT"/>
+        </w:rPr>
+      </w:r>
+      <w:r>
+        <w:rPr>
+          <w:b/>
+          <w:lang w:val="pt_PT" w:bidi="pt_PT"/>
+        </w:rPr>
         <w:t>"</w:t>
       </w:r>
       <w:r>
@@ -17486,6 +19901,21 @@
           <w:b/>
           <w:lang w:val="pt_PT" w:bidi="pt_PT"/>
         </w:rPr>
+        <w:t>οὐκ ἠτακτήσαμεν ἐν ὑμῖν</w:t>
+      </w:r>
+    </w:p>
+    <w:p>
+      <w:pPr/>
+      <w:r>
+        <w:rPr>
+          <w:lang w:val="pt_PT" w:bidi="pt_PT"/>
+        </w:rPr>
+      </w:r>
+      <w:r>
+        <w:rPr>
+          <w:b/>
+          <w:lang w:val="pt_PT" w:bidi="pt_PT"/>
+        </w:rPr>
         <w:t>"</w:t>
       </w:r>
       <w:r>
@@ -17583,6 +20013,21 @@
           <w:b/>
           <w:lang w:val="pt_PT" w:bidi="pt_PT"/>
         </w:rPr>
+        <w:t>ἄρτον</w:t>
+      </w:r>
+    </w:p>
+    <w:p>
+      <w:pPr/>
+      <w:r>
+        <w:rPr>
+          <w:lang w:val="pt_PT" w:bidi="pt_PT"/>
+        </w:rPr>
+      </w:r>
+      <w:r>
+        <w:rPr>
+          <w:b/>
+          <w:lang w:val="pt_PT" w:bidi="pt_PT"/>
+        </w:rPr>
         <w:t>"</w:t>
       </w:r>
       <w:r>
@@ -17692,6 +20137,21 @@
           <w:b/>
           <w:lang w:val="pt_PT" w:bidi="pt_PT"/>
         </w:rPr>
+        <w:t>νυκτὸς καὶ ἡμέρας ἐργαζόμενοι</w:t>
+      </w:r>
+    </w:p>
+    <w:p>
+      <w:pPr/>
+      <w:r>
+        <w:rPr>
+          <w:lang w:val="pt_PT" w:bidi="pt_PT"/>
+        </w:rPr>
+      </w:r>
+      <w:r>
+        <w:rPr>
+          <w:b/>
+          <w:lang w:val="pt_PT" w:bidi="pt_PT"/>
+        </w:rPr>
         <w:t>"</w:t>
       </w:r>
       <w:r>
@@ -17802,6 +20262,21 @@
           <w:b/>
           <w:lang w:val="pt_PT" w:bidi="pt_PT"/>
         </w:rPr>
+        <w:t>ἐν κόπῳ καὶ μόχθῳ</w:t>
+      </w:r>
+    </w:p>
+    <w:p>
+      <w:pPr/>
+      <w:r>
+        <w:rPr>
+          <w:lang w:val="pt_PT" w:bidi="pt_PT"/>
+        </w:rPr>
+      </w:r>
+      <w:r>
+        <w:rPr>
+          <w:b/>
+          <w:lang w:val="pt_PT" w:bidi="pt_PT"/>
+        </w:rPr>
         <w:t>"</w:t>
       </w:r>
       <w:r>
@@ -17925,6 +20400,21 @@
           <w:b/>
           <w:lang w:val="pt_PT" w:bidi="pt_PT"/>
         </w:rPr>
+        <w:t>οὐχ ὅτι οὐκ ἔχομεν ἐξουσίαν, ἀλλ’</w:t>
+      </w:r>
+    </w:p>
+    <w:p>
+      <w:pPr/>
+      <w:r>
+        <w:rPr>
+          <w:lang w:val="pt_PT" w:bidi="pt_PT"/>
+        </w:rPr>
+      </w:r>
+      <w:r>
+        <w:rPr>
+          <w:b/>
+          <w:lang w:val="pt_PT" w:bidi="pt_PT"/>
+        </w:rPr>
         <w:t>"</w:t>
       </w:r>
       <w:r>
@@ -18034,6 +20524,21 @@
           <w:b/>
           <w:lang w:val="pt_PT" w:bidi="pt_PT"/>
         </w:rPr>
+        <w:t>ἑαυτοὺς τύπον δῶμεν ὑμῖν</w:t>
+      </w:r>
+    </w:p>
+    <w:p>
+      <w:pPr/>
+      <w:r>
+        <w:rPr>
+          <w:lang w:val="pt_PT" w:bidi="pt_PT"/>
+        </w:rPr>
+      </w:r>
+      <w:r>
+        <w:rPr>
+          <w:b/>
+          <w:lang w:val="pt_PT" w:bidi="pt_PT"/>
+        </w:rPr>
         <w:t>"</w:t>
       </w:r>
       <w:r>
@@ -18207,6 +20712,21 @@
           <w:b/>
           <w:lang w:val="pt_PT" w:bidi="pt_PT"/>
         </w:rPr>
+        <w:t>εἴ τις οὐ θέλει ἐργάζεσθαι, μηδὲ ἐσθιέτω</w:t>
+      </w:r>
+    </w:p>
+    <w:p>
+      <w:pPr/>
+      <w:r>
+        <w:rPr>
+          <w:lang w:val="pt_PT" w:bidi="pt_PT"/>
+        </w:rPr>
+      </w:r>
+      <w:r>
+        <w:rPr>
+          <w:b/>
+          <w:lang w:val="pt_PT" w:bidi="pt_PT"/>
+        </w:rPr>
         <w:t>"</w:t>
       </w:r>
       <w:r>
@@ -18304,6 +20824,21 @@
           <w:b/>
           <w:lang w:val="pt_PT" w:bidi="pt_PT"/>
         </w:rPr>
+        <w:t>τινας περιπατοῦντας &amp; ἀτάκτως</w:t>
+      </w:r>
+    </w:p>
+    <w:p>
+      <w:pPr/>
+      <w:r>
+        <w:rPr>
+          <w:lang w:val="pt_PT" w:bidi="pt_PT"/>
+        </w:rPr>
+      </w:r>
+      <w:r>
+        <w:rPr>
+          <w:b/>
+          <w:lang w:val="pt_PT" w:bidi="pt_PT"/>
+        </w:rPr>
         <w:t>"</w:t>
       </w:r>
       <w:r>
@@ -18414,6 +20949,21 @@
           <w:b/>
           <w:lang w:val="pt_PT" w:bidi="pt_PT"/>
         </w:rPr>
+        <w:t>ἀλλὰ περιεργαζομένους</w:t>
+      </w:r>
+    </w:p>
+    <w:p>
+      <w:pPr/>
+      <w:r>
+        <w:rPr>
+          <w:lang w:val="pt_PT" w:bidi="pt_PT"/>
+        </w:rPr>
+      </w:r>
+      <w:r>
+        <w:rPr>
+          <w:b/>
+          <w:lang w:val="pt_PT" w:bidi="pt_PT"/>
+        </w:rPr>
         <w:t>"</w:t>
       </w:r>
       <w:r>
@@ -18524,6 +21074,21 @@
           <w:b/>
           <w:lang w:val="pt_PT" w:bidi="pt_PT"/>
         </w:rPr>
+        <w:t>μετὰ ἡσυχίας</w:t>
+      </w:r>
+    </w:p>
+    <w:p>
+      <w:pPr/>
+      <w:r>
+        <w:rPr>
+          <w:lang w:val="pt_PT" w:bidi="pt_PT"/>
+        </w:rPr>
+      </w:r>
+      <w:r>
+        <w:rPr>
+          <w:b/>
+          <w:lang w:val="pt_PT" w:bidi="pt_PT"/>
+        </w:rPr>
         <w:t>"</w:t>
       </w:r>
       <w:r>
@@ -18640,6 +21205,21 @@
           <w:b/>
           <w:lang w:val="pt_PT" w:bidi="pt_PT"/>
         </w:rPr>
+        <w:t>δέ</w:t>
+      </w:r>
+    </w:p>
+    <w:p>
+      <w:pPr/>
+      <w:r>
+        <w:rPr>
+          <w:lang w:val="pt_PT" w:bidi="pt_PT"/>
+        </w:rPr>
+      </w:r>
+      <w:r>
+        <w:rPr>
+          <w:b/>
+          <w:lang w:val="pt_PT" w:bidi="pt_PT"/>
+        </w:rPr>
         <w:t>"Mas".</w:t>
       </w:r>
     </w:p>
@@ -18736,6 +21316,21 @@
           <w:b/>
           <w:lang w:val="pt_PT" w:bidi="pt_PT"/>
         </w:rPr>
+        <w:t>ὑμεῖς</w:t>
+      </w:r>
+    </w:p>
+    <w:p>
+      <w:pPr/>
+      <w:r>
+        <w:rPr>
+          <w:lang w:val="pt_PT" w:bidi="pt_PT"/>
+        </w:rPr>
+      </w:r>
+      <w:r>
+        <w:rPr>
+          <w:b/>
+          <w:lang w:val="pt_PT" w:bidi="pt_PT"/>
+        </w:rPr>
         <w:t>"vocês".</w:t>
       </w:r>
     </w:p>
@@ -18832,6 +21427,21 @@
           <w:b/>
           <w:lang w:val="pt_PT" w:bidi="pt_PT"/>
         </w:rPr>
+        <w:t>ἀδελφοί</w:t>
+      </w:r>
+    </w:p>
+    <w:p>
+      <w:pPr/>
+      <w:r>
+        <w:rPr>
+          <w:lang w:val="pt_PT" w:bidi="pt_PT"/>
+        </w:rPr>
+      </w:r>
+      <w:r>
+        <w:rPr>
+          <w:b/>
+          <w:lang w:val="pt_PT" w:bidi="pt_PT"/>
+        </w:rPr>
         <w:t>"irmãos".</w:t>
       </w:r>
     </w:p>
@@ -18928,6 +21538,21 @@
           <w:b/>
           <w:lang w:val="pt_PT" w:bidi="pt_PT"/>
         </w:rPr>
+        <w:t>τῷ λόγῳ ἡμῶν</w:t>
+      </w:r>
+    </w:p>
+    <w:p>
+      <w:pPr/>
+      <w:r>
+        <w:rPr>
+          <w:lang w:val="pt_PT" w:bidi="pt_PT"/>
+        </w:rPr>
+      </w:r>
+      <w:r>
+        <w:rPr>
+          <w:b/>
+          <w:lang w:val="pt_PT" w:bidi="pt_PT"/>
+        </w:rPr>
         <w:t>"</w:t>
       </w:r>
       <w:r>
@@ -19025,6 +21650,21 @@
           <w:b/>
           <w:lang w:val="pt_PT" w:bidi="pt_PT"/>
         </w:rPr>
+        <w:t>τοῦτον σημειοῦσθε</w:t>
+      </w:r>
+    </w:p>
+    <w:p>
+      <w:pPr/>
+      <w:r>
+        <w:rPr>
+          <w:lang w:val="pt_PT" w:bidi="pt_PT"/>
+        </w:rPr>
+      </w:r>
+      <w:r>
+        <w:rPr>
+          <w:b/>
+          <w:lang w:val="pt_PT" w:bidi="pt_PT"/>
+        </w:rPr>
         <w:t>"</w:t>
       </w:r>
       <w:r>
@@ -19122,6 +21762,21 @@
           <w:b/>
           <w:lang w:val="pt_PT" w:bidi="pt_PT"/>
         </w:rPr>
+        <w:t>ἵνα ἐντραπῇ</w:t>
+      </w:r>
+    </w:p>
+    <w:p>
+      <w:pPr/>
+      <w:r>
+        <w:rPr>
+          <w:lang w:val="pt_PT" w:bidi="pt_PT"/>
+        </w:rPr>
+      </w:r>
+      <w:r>
+        <w:rPr>
+          <w:b/>
+          <w:lang w:val="pt_PT" w:bidi="pt_PT"/>
+        </w:rPr>
         <w:t xml:space="preserve">"para que </w:t>
       </w:r>
       <w:r>
@@ -19219,6 +21874,21 @@
           <w:b/>
           <w:lang w:val="pt_PT" w:bidi="pt_PT"/>
         </w:rPr>
+        <w:t>ἀδελφόν</w:t>
+      </w:r>
+    </w:p>
+    <w:p>
+      <w:pPr/>
+      <w:r>
+        <w:rPr>
+          <w:lang w:val="pt_PT" w:bidi="pt_PT"/>
+        </w:rPr>
+      </w:r>
+      <w:r>
+        <w:rPr>
+          <w:b/>
+          <w:lang w:val="pt_PT" w:bidi="pt_PT"/>
+        </w:rPr>
         <w:t>"um irmão".</w:t>
       </w:r>
     </w:p>
@@ -19392,6 +22062,21 @@
           <w:b/>
           <w:lang w:val="pt_PT" w:bidi="pt_PT"/>
         </w:rPr>
+        <w:t>δὲ</w:t>
+      </w:r>
+    </w:p>
+    <w:p>
+      <w:pPr/>
+      <w:r>
+        <w:rPr>
+          <w:lang w:val="pt_PT" w:bidi="pt_PT"/>
+        </w:rPr>
+      </w:r>
+      <w:r>
+        <w:rPr>
+          <w:b/>
+          <w:lang w:val="pt_PT" w:bidi="pt_PT"/>
+        </w:rPr>
         <w:t>"Que".</w:t>
       </w:r>
     </w:p>
@@ -19488,6 +22173,21 @@
           <w:b/>
           <w:lang w:val="pt_PT" w:bidi="pt_PT"/>
         </w:rPr>
+        <w:t>αὐτὸς &amp; ὁ Κύριος τῆς εἰρήνης, δῴη ὑμῖν</w:t>
+      </w:r>
+    </w:p>
+    <w:p>
+      <w:pPr/>
+      <w:r>
+        <w:rPr>
+          <w:lang w:val="pt_PT" w:bidi="pt_PT"/>
+        </w:rPr>
+      </w:r>
+      <w:r>
+        <w:rPr>
+          <w:b/>
+          <w:lang w:val="pt_PT" w:bidi="pt_PT"/>
+        </w:rPr>
         <w:t xml:space="preserve">"Que </w:t>
       </w:r>
       <w:r>
@@ -19585,6 +22285,21 @@
           <w:b/>
           <w:lang w:val="pt_PT" w:bidi="pt_PT"/>
         </w:rPr>
+        <w:t>αὐτὸς &amp; ὁ Κύριος τῆς εἰρήνης</w:t>
+      </w:r>
+    </w:p>
+    <w:p>
+      <w:pPr/>
+      <w:r>
+        <w:rPr>
+          <w:lang w:val="pt_PT" w:bidi="pt_PT"/>
+        </w:rPr>
+      </w:r>
+      <w:r>
+        <w:rPr>
+          <w:b/>
+          <w:lang w:val="pt_PT" w:bidi="pt_PT"/>
+        </w:rPr>
         <w:t>"</w:t>
       </w:r>
       <w:r>
@@ -19695,6 +22410,21 @@
           <w:b/>
           <w:lang w:val="pt_PT" w:bidi="pt_PT"/>
         </w:rPr>
+        <w:t>ὁ ἀσπασμὸς τῇ ἐμῇ χειρὶ, Παύλου, ὅ ἐστιν σημεῖον ἐν πάσῃ ἐπιστολῇ, οὕτως γράφω</w:t>
+      </w:r>
+    </w:p>
+    <w:p>
+      <w:pPr/>
+      <w:r>
+        <w:rPr>
+          <w:lang w:val="pt_PT" w:bidi="pt_PT"/>
+        </w:rPr>
+      </w:r>
+      <w:r>
+        <w:rPr>
+          <w:b/>
+          <w:lang w:val="pt_PT" w:bidi="pt_PT"/>
+        </w:rPr>
         <w:t>"</w:t>
       </w:r>
       <w:r>
@@ -19772,6 +22502,21 @@
           <w:b/>
           <w:lang w:val="pt_PT" w:bidi="pt_PT"/>
         </w:rPr>
+        <w:t>τῇ ἐμῇ χειρὶ</w:t>
+      </w:r>
+    </w:p>
+    <w:p>
+      <w:pPr/>
+      <w:r>
+        <w:rPr>
+          <w:lang w:val="pt_PT" w:bidi="pt_PT"/>
+        </w:rPr>
+      </w:r>
+      <w:r>
+        <w:rPr>
+          <w:b/>
+          <w:lang w:val="pt_PT" w:bidi="pt_PT"/>
+        </w:rPr>
         <w:t>"</w:t>
       </w:r>
       <w:r>
@@ -19869,6 +22614,21 @@
           <w:b/>
           <w:lang w:val="pt_PT" w:bidi="pt_PT"/>
         </w:rPr>
+        <w:t>οὕτως γράφω</w:t>
+      </w:r>
+    </w:p>
+    <w:p>
+      <w:pPr/>
+      <w:r>
+        <w:rPr>
+          <w:lang w:val="pt_PT" w:bidi="pt_PT"/>
+        </w:rPr>
+      </w:r>
+      <w:r>
+        <w:rPr>
+          <w:b/>
+          <w:lang w:val="pt_PT" w:bidi="pt_PT"/>
+        </w:rPr>
         <w:t>"</w:t>
       </w:r>
       <w:r>
@@ -19952,6 +22712,21 @@
         <w:rPr>
           <w:lang w:val="pt_PT" w:bidi="pt_PT"/>
         </w:rPr>
+      </w:r>
+    </w:p>
+    <w:p>
+      <w:pPr/>
+      <w:r>
+        <w:rPr>
+          <w:lang w:val="pt_PT" w:bidi="pt_PT"/>
+        </w:rPr>
+      </w:r>
+      <w:r>
+        <w:rPr>
+          <w:b/>
+          <w:lang w:val="pt_PT" w:bidi="pt_PT"/>
+        </w:rPr>
+        <w:t>ἡ χάρις τοῦ Κυρίου ἡμῶν, Ἰησοῦ Χριστοῦ, μετὰ πάντων ὑμῶν</w:t>
       </w:r>
     </w:p>
     <w:p>

--- a/por/docx/53.content.docx
+++ b/por/docx/53.content.docx
@@ -28,49 +28,15 @@
       </w:r>
     </w:p>
     <w:p>
-      <w:pPr>
-        <w:pStyle w:val="Heading2"/>
-      </w:pPr>
-      <w:r>
-        <w:rPr>
-          <w:lang w:val="pt_PT" w:bidi="pt_PT"/>
-        </w:rPr>
-        <w:t>License Information</w:t>
-      </w:r>
-      <w:r>
-        <w:rPr>
-          <w:lang w:val="pt_PT" w:bidi="pt_PT"/>
-        </w:rPr>
-      </w:r>
-    </w:p>
-    <w:p>
-      <w:pPr/>
-      <w:r>
-        <w:rPr>
-          <w:lang w:val="pt_PT" w:bidi="pt_PT"/>
-        </w:rPr>
-      </w:r>
-      <w:r>
-        <w:rPr>
-          <w:b/>
-          <w:lang w:val="pt_PT" w:bidi="pt_PT"/>
-        </w:rPr>
-        <w:t>Notas de Tradução (unfoldingWord)</w:t>
-      </w:r>
-      <w:r>
-        <w:rPr>
-          <w:lang w:val="pt_PT" w:bidi="pt_PT"/>
-        </w:rPr>
-        <w:t xml:space="preserve"> (Portuguese) is based on</w:t>
-      </w:r>
-      <w:r>
-        <w:rPr>
-          <w:lang w:val="pt_PT" w:bidi="pt_PT"/>
-        </w:rPr>
-        <w:t xml:space="preserve">: </w:t>
-      </w:r>
-      <w:r>
-        <w:rPr>
+      <w:pPr/>
+      <w:r>
+        <w:rPr>
+          <w:lang w:val="pt_PT" w:bidi="pt_PT"/>
+        </w:rPr>
+      </w:r>
+      <w:r>
+        <w:rPr>
+          <w:b/>
           <w:lang w:val="pt_PT" w:bidi="pt_PT"/>
         </w:rPr>
         <w:t>unfoldingWord® Translation Notes</w:t>
@@ -79,62 +45,31 @@
         <w:rPr>
           <w:lang w:val="pt_PT" w:bidi="pt_PT"/>
         </w:rPr>
-        <w:t xml:space="preserve">, </w:t>
-      </w:r>
-      <w:hyperlink r:id="rId13">
-        <w:r>
-          <w:rPr>
-            <w:lang w:val="pt_PT" w:bidi="pt_PT"/>
-          </w:rPr>
-          <w:rPr>
-            <w:color w:val="0000EE"/>
-            <w:u w:val="single"/>
-          </w:rPr>
-          <w:t>unfoldingWord</w:t>
-        </w:r>
-      </w:hyperlink>
-      <w:r>
-        <w:rPr>
-          <w:lang w:val="pt_PT" w:bidi="pt_PT"/>
-        </w:rPr>
-        <w:t xml:space="preserve">, 2022, which is licensed under a </w:t>
-      </w:r>
-      <w:hyperlink r:id="rId14">
-        <w:r>
-          <w:rPr>
-            <w:lang w:val="pt_PT" w:bidi="pt_PT"/>
-          </w:rPr>
-          <w:rPr>
-            <w:color w:val="0000EE"/>
-            <w:u w:val="single"/>
-          </w:rPr>
-          <w:t>CC BY-SA 4.0 license</w:t>
-        </w:r>
-      </w:hyperlink>
-      <w:r>
-        <w:rPr>
-          <w:lang w:val="pt_PT" w:bidi="pt_PT"/>
-        </w:rPr>
-        <w:t>.</w:t>
-      </w:r>
-      <w:r>
-        <w:rPr>
-          <w:lang w:val="pt_PT" w:bidi="pt_PT"/>
-        </w:rPr>
-      </w:r>
-    </w:p>
-    <w:p>
-      <w:pPr/>
-      <w:r>
-        <w:rPr>
-          <w:lang w:val="pt_PT" w:bidi="pt_PT"/>
-        </w:rPr>
-      </w:r>
-      <w:r>
-        <w:rPr>
-          <w:lang w:val="pt_PT" w:bidi="pt_PT"/>
-        </w:rPr>
-        <w:t>This PDF version is provided under the same license.</w:t>
+        <w:t xml:space="preserve"> © 2022 unfoldingWord. Released under CC BY-SA 4.0 license. </w:t>
+      </w:r>
+      <w:r>
+        <w:rPr>
+          <w:lang w:val="pt_PT" w:bidi="pt_PT"/>
+        </w:rPr>
+        <w:t>unfoldingWord® Translation Notes</w:t>
+      </w:r>
+      <w:r>
+        <w:rPr>
+          <w:lang w:val="pt_PT" w:bidi="pt_PT"/>
+        </w:rPr>
+        <w:t xml:space="preserve"> has been adapted in the following languages: Tok Pisin, Arabic (عربي), French (Français), Hindi (हिंदी), Indonesian (Bahasa Indonesia), Portuguese (Português), Russian (Русский), Spanish (Español), Swahili (Kiswahili), and Simplified Chinese (简体中文) from </w:t>
+      </w:r>
+      <w:r>
+        <w:rPr>
+          <w:lang w:val="pt_PT" w:bidi="pt_PT"/>
+        </w:rPr>
+        <w:t>unfoldingWord® Translation Notes</w:t>
+      </w:r>
+      <w:r>
+        <w:rPr>
+          <w:lang w:val="pt_PT" w:bidi="pt_PT"/>
+        </w:rPr>
+        <w:t xml:space="preserve"> © 2022 unfoldingWord. Released under CC BY-SA 4.0 license by Mission Mutual</w:t>
       </w:r>
       <w:r>
         <w:rPr>

--- a/por/docx/53.content.docx
+++ b/por/docx/53.content.docx
@@ -141,13 +141,6 @@
         <w:rPr>
           <w:lang w:val="pt_PT" w:bidi="pt_PT"/>
         </w:rPr>
-      </w:r>
-      <w:r>
-        <w:rPr>
-          <w:i/>
-          <w:lang w:val="pt_PT" w:bidi="pt_PT"/>
-        </w:rPr>
-        <w:t>2 Tessalonicenses 1.1 (#1), 2 Tessalonicenses 1.1 (#2), 2 Tessalonicenses 1.1 (#3), 2 Tessalonicenses 1.1 (#4), 2 Tessalonicenses 1.2 (#1), 2 Tessalonicenses 1.2 (#2), 2 Tessalonicenses 1.3 (#1), 2 Tessalonicenses 1.3 (#2), 2 Tessalonicenses 1.3 (#3), 2 Tessalonicenses 1.3 (#4), 2 Tessalonicenses 1.3 (#5), 2 Tessalonicenses 1.3 (#6), 2 Tessalonicenses 1.3 (#7), 2 Tessalonicenses 1.3 (#8), 2 Tessalonicenses 1.3 (#9), 2 Tessalonicenses 1.4 (#1), 2 Tessalonicenses 1.4 (#2), 2 Tessalonicenses 1.4 (#3), 2 Tessalonicenses 1.4 (#4), 2 Tessalonicenses 1.5 (#1), 2 Tessalonicenses 1.5 (#2), 2 Tessalonicenses 1.5 (#3), 2 Tessalonicenses 1.6 (#1), 2 Tessalonicenses 1.6 (#2), 2 Tessalonicenses 1.6 (#3), 2 Tessalonicenses 1.7 (#1), 2 Tessalonicenses 1.7 (#2), 2 Tessalonicenses 1.7 (#3), 2 Tessalonicenses 1.7 (#4), 2 Tessalonicenses 1.7 (#5), 2 Tessalonicenses 1.8 (#1), 2 Tessalonicenses 1.8 (#2), 2 Tessalonicenses 1.8 (#3), 2 Tessalonicenses 1.8 (#4), 2 Tessalonicenses 1.8 (#5), 2 Tessalonicenses 1.9 (#1), 2 Tessalonicenses 1.9 (#2), 2 Tessalonicenses 1.9 (#3), 2 Tessalonicenses 1.9 (#4), 2 Tessalonicenses 1.9 (#5), 2 Tessalonicenses 1.9 (#6), 2 Tessalonicenses 1.9 (#7), 2 Tessalonicenses 1.10 (#1), 2 Tessalonicenses 1.10 (#2), 2 Tessalonicenses 1.10 (#3), 2 Tessalonicenses 1.10 (#4), 2 Tessalonicenses 1.10 (#5), 2 Tessalonicenses 1.11 (#1), 2 Tessalonicenses 1.11 (#2), 2 Tessalonicenses 1.11 (#3), 2 Tessalonicenses 1.11 (#4), 2 Tessalonicenses 1.11 (#5), 2 Tessalonicenses 1.12 (#1), 2 Tessalonicenses 1.12 (#2), 2 Tessalonicenses 1.12 (#3), 2 Tessalonicenses 1.12 (#4), 2 Tessalonicenses 1.12 (#5), 2 Tessalonicenses 1.12 (#6), 2 Tessalonicenses 1.12 (#7), 2 Tessalonicenses 2.1 (#1), 2 Tessalonicenses 2.1 (#2), 2 Tessalonicenses 2.1 (#3), 2 Tessalonicenses 2.1 (#4), 2 Tessalonicenses 2.1 (#5), 2 Tessalonicenses 2.2 (#1), 2 Tessalonicenses 2.2 (#2), 2 Tessalonicenses 2.2 (#3), 2 Tessalonicenses 2.2 (#4), 2 Tessalonicenses 2.2 (#5), 2 Tessalonicenses 2.2 (#6), 2 Tessalonicenses 2.3 (#1), 2 Tessalonicenses 2.3 (#2), 2 Tessalonicenses 2.3 (#3), 2 Tessalonicenses 2.3 (#4), 2 Tessalonicenses 2.3 (#5), 2 Tessalonicenses 2.3 (#6), 2 Tessalonicenses 2.3 (#7), 2 Tessalonicenses 2.4 (#1), 2 Tessalonicenses 2.4 (#2), 2 Tessalonicenses 2.4 (#3), 2 Tessalonicenses 2.5 (#1), 2 Tessalonicenses 2.5 (#2), 2 Tessalonicenses 2.6 (#1), 2 Tessalonicenses 2.6 (#2), 2 Tessalonicenses 2.7 (#1), 2 Tessalonicenses 2.7 (#2), 2 Tessalonicenses 2.7 (#3), 2 Tessalonicenses 2.7 (#4), 2 Tessalonicenses 2.7 (#5), 2 Tessalonicenses 2.8 (#1), 2 Tessalonicenses 2.8 (#2), 2 Tessalonicenses 2.8 (#3), 2 Tessalonicenses 2.9 (#1), 2 Tessalonicenses 2.9 (#2), 2 Tessalonicenses 2.9 (#3), 2 Tessalonicenses 2.9 (#4), 2 Tessalonicenses 2.9 (#5), 2 Tessalonicenses 2.10 (#1), 2 Tessalonicenses 2.10 (#2), 2 Tessalonicenses 2.10 (#3), 2 Tessalonicenses 2.10 (#4), 2 Tessalonicenses 2.10 (#5), 2 Tessalonicenses 2.10 (#6), 2 Tessalonicenses 2.10 (#7), 2 Tessalonicenses 2.11 (#1), 2 Tessalonicenses 2.11 (#2), 2 Tessalonicenses 2.11 (#3), 2 Tessalonicenses 2.11 (#4), 2 Tessalonicenses 2.11 (#5), 2 Tessalonicenses 2.12 (#1), 2 Tessalonicenses 2.12 (#2), 2 Tessalonicenses 2.12 (#3), 2 Tessalonicenses 2.12 (#4), 2 Tessalonicenses 2.13 (#1), 2 Tessalonicenses 2.13 (#2), 2 Tessalonicenses 2.13 (#3), 2 Tessalonicenses 2.13 (#4), 2 Tessalonicenses 2.13 (#5), 2 Tessalonicenses 2.13 (#6), 2 Tessalonicenses 2.13 (#7), 2 Tessalonicenses 2.13 (#8), 2 Tessalonicenses 2.14 (#1), 2 Tessalonicenses 2.14 (#2), 2 Tessalonicenses 2.14 (#3), 2 Tessalonicenses 2.15 (#1), 2 Tessalonicenses 2.15 (#2), 2 Tessalonicenses 2.15 (#3), 2 Tessalonicenses 2.15 (#4), 2 Tessalonicenses 2.15 (#5), 2 Tessalonicenses 2.15 (#6), 2 Tessalonicenses 2.15 (#7), 2 Tessalonicenses 2.15 (#8), 2 Tessalonicenses 2.16 (#1), 2 Tessalonicenses 2.16 (#2), 2 Tessalonicenses 2.16 (#3), 2 Tessalonicenses 2.16 (#4), 2 Tessalonicenses 2.16 (#5), 2 Tessalonicenses 2.16 (#6), 2 Tessalonicenses 2.17 (#1), 2 Tessalonicenses 2.17 (#2), 2 Tessalonicenses 3.1 (#1), 2 Tessalonicenses 3.1 (#2), 2 Tessalonicenses 3.1 (#3), 2 Tessalonicenses 3.1 (#4), 2 Tessalonicenses 3.1 (#5), 2 Tessalonicenses 3.1 (#6), 2 Tessalonicenses 3.1 (#7), 2 Tessalonicenses 3.2 (#1), 2 Tessalonicenses 3.2 (#2), 2 Tessalonicenses 3.2 (#3), 2 Tessalonicenses 3.2 (#4), 2 Tessalonicenses 3.3 (#1), 2 Tessalonicenses 3.3 (#2), 2 Tessalonicenses 3.4 (#1), 2 Tessalonicenses 3.4 (#2), 2 Tessalonicenses 3.5 (#1), 2 Tessalonicenses 3.5 (#2), 2 Tessalonicenses 3.5 (#3), 2 Tessalonicenses 3.5 (#4), 2 Tessalonicenses 3.6 (#1), 2 Tessalonicenses 3.6 (#2), 2 Tessalonicenses 3.6 (#3), 2 Tessalonicenses 3.6 (#4), 2 Tessalonicenses 3.6 (#5), 2 Tessalonicenses 3.6 (#6), 2 Tessalonicenses 3.6 (#7), 2 Tessalonicenses 3.7 (#1), 2 Tessalonicenses 3.7 (#2), 2 Tessalonicenses 3.8 (#1), 2 Tessalonicenses 3.8 (#2), 2 Tessalonicenses 3.8 (#3), 2 Tessalonicenses 3.9 (#1), 2 Tessalonicenses 3.9 (#2), 2 Tessalonicenses 3.9 (#3), 2 Tessalonicenses 3.10 (#1), 2 Tessalonicenses 3.11 (#1), 2 Tessalonicenses 3.11 (#2), 2 Tessalonicenses 3.12 (#1), 2 Tessalonicenses 3.13 (#1), 2 Tessalonicenses 3.13 (#2), 2 Tessalonicenses 3.13 (#3), 2 Tessalonicenses 3.14 (#1), 2 Tessalonicenses 3.14 (#2), 2 Tessalonicenses 3.14 (#3), 2 Tessalonicenses 3.15 (#1), 2 Tessalonicenses 3.16 (#1), 2 Tessalonicenses 3.16 (#2), 2 Tessalonicenses 3.16 (#3), 2 Tessalonicenses 3.16 (#4), 2 Tessalonicenses 3.17 (#1), 2 Tessalonicenses 3.17 (#2), 2 Tessalonicenses 3.17 (#3), 2 Tessalonicenses 3.18 (#1)</w:t>
       </w:r>
       <w:r>
         <w:rPr>

--- a/por/docx/53.content.docx
+++ b/por/docx/53.content.docx
@@ -146,19 +146,6 @@
         <w:rPr>
           <w:lang w:val="pt_PT" w:bidi="pt_PT"/>
         </w:rPr>
-      </w:r>
-    </w:p>
-    <w:p>
-      <w:pPr/>
-      <w:r>
-        <w:rPr>
-          <w:lang w:val="pt_PT" w:bidi="pt_PT"/>
-        </w:rPr>
-      </w:r>
-      <w:r>
-        <w:rPr>
-          <w:lang w:val="pt_PT" w:bidi="pt_PT"/>
-        </w:rPr>
         <w:t xml:space="preserve"> </w:t>
       </w:r>
       <w:r>
@@ -223,21 +210,6 @@
           <w:b/>
           <w:lang w:val="pt_PT" w:bidi="pt_PT"/>
         </w:rPr>
-        <w:t>Σιλουανὸς</w:t>
-      </w:r>
-    </w:p>
-    <w:p>
-      <w:pPr/>
-      <w:r>
-        <w:rPr>
-          <w:lang w:val="pt_PT" w:bidi="pt_PT"/>
-        </w:rPr>
-      </w:r>
-      <w:r>
-        <w:rPr>
-          <w:b/>
-          <w:lang w:val="pt_PT" w:bidi="pt_PT"/>
-        </w:rPr>
         <w:t>"Silas".</w:t>
       </w:r>
     </w:p>
@@ -321,21 +293,6 @@
           <w:b/>
           <w:lang w:val="pt_PT" w:bidi="pt_PT"/>
         </w:rPr>
-        <w:t>Παῦλος, καὶ Σιλουανὸς, καὶ Τιμόθεος; τῇ ἐκκλησίᾳ</w:t>
-      </w:r>
-    </w:p>
-    <w:p>
-      <w:pPr/>
-      <w:r>
-        <w:rPr>
-          <w:lang w:val="pt_PT" w:bidi="pt_PT"/>
-        </w:rPr>
-      </w:r>
-      <w:r>
-        <w:rPr>
-          <w:b/>
-          <w:lang w:val="pt_PT" w:bidi="pt_PT"/>
-        </w:rPr>
         <w:t>"</w:t>
       </w:r>
       <w:r>
@@ -433,21 +390,6 @@
           <w:b/>
           <w:lang w:val="pt_PT" w:bidi="pt_PT"/>
         </w:rPr>
-        <w:t>Παῦλος, καὶ Σιλουανὸς, καὶ Τιμόθεος</w:t>
-      </w:r>
-    </w:p>
-    <w:p>
-      <w:pPr/>
-      <w:r>
-        <w:rPr>
-          <w:lang w:val="pt_PT" w:bidi="pt_PT"/>
-        </w:rPr>
-      </w:r>
-      <w:r>
-        <w:rPr>
-          <w:b/>
-          <w:lang w:val="pt_PT" w:bidi="pt_PT"/>
-        </w:rPr>
         <w:t>"</w:t>
       </w:r>
       <w:r>
@@ -571,21 +513,6 @@
           <w:b/>
           <w:lang w:val="pt_PT" w:bidi="pt_PT"/>
         </w:rPr>
-        <w:t>ἐν Θεῷ Πατρὶ ἡμῶν καὶ Κυρίῳ Ἰησοῦ Χριστῷ</w:t>
-      </w:r>
-    </w:p>
-    <w:p>
-      <w:pPr/>
-      <w:r>
-        <w:rPr>
-          <w:lang w:val="pt_PT" w:bidi="pt_PT"/>
-        </w:rPr>
-      </w:r>
-      <w:r>
-        <w:rPr>
-          <w:b/>
-          <w:lang w:val="pt_PT" w:bidi="pt_PT"/>
-        </w:rPr>
         <w:t>"</w:t>
       </w:r>
       <w:r>
@@ -683,21 +610,6 @@
           <w:b/>
           <w:lang w:val="pt_PT" w:bidi="pt_PT"/>
         </w:rPr>
-        <w:t>χάρις ὑμῖν καὶ εἰρήνη ἀπὸ Θεοῦ Πατρὸς καὶ Κυρίου Ἰησοῦ Χριστοῦ</w:t>
-      </w:r>
-    </w:p>
-    <w:p>
-      <w:pPr/>
-      <w:r>
-        <w:rPr>
-          <w:lang w:val="pt_PT" w:bidi="pt_PT"/>
-        </w:rPr>
-      </w:r>
-      <w:r>
-        <w:rPr>
-          <w:b/>
-          <w:lang w:val="pt_PT" w:bidi="pt_PT"/>
-        </w:rPr>
         <w:t>"Q</w:t>
       </w:r>
       <w:r>
@@ -795,21 +707,6 @@
           <w:b/>
           <w:lang w:val="pt_PT" w:bidi="pt_PT"/>
         </w:rPr>
-        <w:t>χάρις ὑμῖν καὶ εἰρήνη ἀπὸ Θεοῦ Πατρὸς καὶ Κυρίου Ἰησοῦ Χριστοῦ</w:t>
-      </w:r>
-    </w:p>
-    <w:p>
-      <w:pPr/>
-      <w:r>
-        <w:rPr>
-          <w:lang w:val="pt_PT" w:bidi="pt_PT"/>
-        </w:rPr>
-      </w:r>
-      <w:r>
-        <w:rPr>
-          <w:b/>
-          <w:lang w:val="pt_PT" w:bidi="pt_PT"/>
-        </w:rPr>
         <w:t>"Q</w:t>
       </w:r>
       <w:r>
@@ -1010,21 +907,6 @@
           <w:b/>
           <w:lang w:val="pt_PT" w:bidi="pt_PT"/>
         </w:rPr>
-        <w:t>εὐχαριστεῖν ὀφείλομεν &amp; πάντοτε</w:t>
-      </w:r>
-    </w:p>
-    <w:p>
-      <w:pPr/>
-      <w:r>
-        <w:rPr>
-          <w:lang w:val="pt_PT" w:bidi="pt_PT"/>
-        </w:rPr>
-      </w:r>
-      <w:r>
-        <w:rPr>
-          <w:b/>
-          <w:lang w:val="pt_PT" w:bidi="pt_PT"/>
-        </w:rPr>
         <w:t>"</w:t>
       </w:r>
       <w:r>
@@ -1115,21 +997,6 @@
           <w:b/>
           <w:lang w:val="pt_PT" w:bidi="pt_PT"/>
         </w:rPr>
-        <w:t>εὐχαριστεῖν ὀφείλομεν τῷ Θεῷ πάντοτε</w:t>
-      </w:r>
-    </w:p>
-    <w:p>
-      <w:pPr/>
-      <w:r>
-        <w:rPr>
-          <w:lang w:val="pt_PT" w:bidi="pt_PT"/>
-        </w:rPr>
-      </w:r>
-      <w:r>
-        <w:rPr>
-          <w:b/>
-          <w:lang w:val="pt_PT" w:bidi="pt_PT"/>
-        </w:rPr>
         <w:t>"</w:t>
       </w:r>
       <w:r>
@@ -1240,21 +1107,6 @@
           <w:b/>
           <w:lang w:val="pt_PT" w:bidi="pt_PT"/>
         </w:rPr>
-        <w:t>εὐχαριστεῖν ὀφείλομεν τῷ Θεῷ πάντοτε περὶ ὑμῶν, ἀδελφοί</w:t>
-      </w:r>
-    </w:p>
-    <w:p>
-      <w:pPr/>
-      <w:r>
-        <w:rPr>
-          <w:lang w:val="pt_PT" w:bidi="pt_PT"/>
-        </w:rPr>
-      </w:r>
-      <w:r>
-        <w:rPr>
-          <w:b/>
-          <w:lang w:val="pt_PT" w:bidi="pt_PT"/>
-        </w:rPr>
         <w:t>"</w:t>
       </w:r>
       <w:r>
@@ -1352,21 +1204,6 @@
           <w:b/>
           <w:lang w:val="pt_PT" w:bidi="pt_PT"/>
         </w:rPr>
-        <w:t>ἀδελφοί</w:t>
-      </w:r>
-    </w:p>
-    <w:p>
-      <w:pPr/>
-      <w:r>
-        <w:rPr>
-          <w:lang w:val="pt_PT" w:bidi="pt_PT"/>
-        </w:rPr>
-      </w:r>
-      <w:r>
-        <w:rPr>
-          <w:b/>
-          <w:lang w:val="pt_PT" w:bidi="pt_PT"/>
-        </w:rPr>
         <w:t>"vocês".</w:t>
       </w:r>
     </w:p>
@@ -1463,21 +1300,6 @@
           <w:b/>
           <w:lang w:val="pt_PT" w:bidi="pt_PT"/>
         </w:rPr>
-        <w:t>καθὼς ἄξιόν ἐστιν</w:t>
-      </w:r>
-    </w:p>
-    <w:p>
-      <w:pPr/>
-      <w:r>
-        <w:rPr>
-          <w:lang w:val="pt_PT" w:bidi="pt_PT"/>
-        </w:rPr>
-      </w:r>
-      <w:r>
-        <w:rPr>
-          <w:b/>
-          <w:lang w:val="pt_PT" w:bidi="pt_PT"/>
-        </w:rPr>
         <w:t>"Para nós é certo fazer isso".</w:t>
       </w:r>
     </w:p>
@@ -1574,21 +1396,6 @@
           <w:b/>
           <w:lang w:val="pt_PT" w:bidi="pt_PT"/>
         </w:rPr>
-        <w:t>ὑπεραυξάνει ἡ πίστις ὑμῶν</w:t>
-      </w:r>
-    </w:p>
-    <w:p>
-      <w:pPr/>
-      <w:r>
-        <w:rPr>
-          <w:lang w:val="pt_PT" w:bidi="pt_PT"/>
-        </w:rPr>
-      </w:r>
-      <w:r>
-        <w:rPr>
-          <w:b/>
-          <w:lang w:val="pt_PT" w:bidi="pt_PT"/>
-        </w:rPr>
         <w:t>"p</w:t>
       </w:r>
       <w:r>
@@ -1699,21 +1506,6 @@
           <w:b/>
           <w:lang w:val="pt_PT" w:bidi="pt_PT"/>
         </w:rPr>
-        <w:t>πλεονάζει ἡ ἀγάπη ἑνὸς ἑκάστου, πάντων ὑμῶν, εἰς ἀλλήλους</w:t>
-      </w:r>
-    </w:p>
-    <w:p>
-      <w:pPr/>
-      <w:r>
-        <w:rPr>
-          <w:lang w:val="pt_PT" w:bidi="pt_PT"/>
-        </w:rPr>
-      </w:r>
-      <w:r>
-        <w:rPr>
-          <w:b/>
-          <w:lang w:val="pt_PT" w:bidi="pt_PT"/>
-        </w:rPr>
         <w:t>"</w:t>
       </w:r>
       <w:r>
@@ -1824,21 +1616,6 @@
           <w:b/>
           <w:lang w:val="pt_PT" w:bidi="pt_PT"/>
         </w:rPr>
-        <w:t>ἀλλήλους</w:t>
-      </w:r>
-    </w:p>
-    <w:p>
-      <w:pPr/>
-      <w:r>
-        <w:rPr>
-          <w:lang w:val="pt_PT" w:bidi="pt_PT"/>
-        </w:rPr>
-      </w:r>
-      <w:r>
-        <w:rPr>
-          <w:b/>
-          <w:lang w:val="pt_PT" w:bidi="pt_PT"/>
-        </w:rPr>
         <w:t>"uns pelos outros".</w:t>
       </w:r>
     </w:p>
@@ -1935,21 +1712,6 @@
           <w:b/>
           <w:lang w:val="pt_PT" w:bidi="pt_PT"/>
         </w:rPr>
-        <w:t>αὐτοὺς ἡμᾶς</w:t>
-      </w:r>
-    </w:p>
-    <w:p>
-      <w:pPr/>
-      <w:r>
-        <w:rPr>
-          <w:lang w:val="pt_PT" w:bidi="pt_PT"/>
-        </w:rPr>
-      </w:r>
-      <w:r>
-        <w:rPr>
-          <w:b/>
-          <w:lang w:val="pt_PT" w:bidi="pt_PT"/>
-        </w:rPr>
         <w:t>"falamos".</w:t>
       </w:r>
     </w:p>
@@ -2033,21 +1795,6 @@
           <w:b/>
           <w:lang w:val="pt_PT" w:bidi="pt_PT"/>
         </w:rPr>
-        <w:t>τῆς ὑπομονῆς ὑμῶν, καὶ πίστεως</w:t>
-      </w:r>
-    </w:p>
-    <w:p>
-      <w:pPr/>
-      <w:r>
-        <w:rPr>
-          <w:lang w:val="pt_PT" w:bidi="pt_PT"/>
-        </w:rPr>
-      </w:r>
-      <w:r>
-        <w:rPr>
-          <w:b/>
-          <w:lang w:val="pt_PT" w:bidi="pt_PT"/>
-        </w:rPr>
         <w:t>"paciência e da fé".</w:t>
       </w:r>
     </w:p>
@@ -2157,21 +1904,6 @@
           <w:b/>
           <w:lang w:val="pt_PT" w:bidi="pt_PT"/>
         </w:rPr>
-        <w:t>ἐν πᾶσιν τοῖς διωγμοῖς ὑμῶν, καὶ ταῖς θλίψεσιν</w:t>
-      </w:r>
-    </w:p>
-    <w:p>
-      <w:pPr/>
-      <w:r>
-        <w:rPr>
-          <w:lang w:val="pt_PT" w:bidi="pt_PT"/>
-        </w:rPr>
-      </w:r>
-      <w:r>
-        <w:rPr>
-          <w:b/>
-          <w:lang w:val="pt_PT" w:bidi="pt_PT"/>
-        </w:rPr>
         <w:t>"</w:t>
       </w:r>
       <w:r>
@@ -2295,21 +2027,6 @@
           <w:b/>
           <w:lang w:val="pt_PT" w:bidi="pt_PT"/>
         </w:rPr>
-        <w:t>πίστεως ἐν πᾶσιν τοῖς διωγμοῖς ὑμῶν</w:t>
-      </w:r>
-    </w:p>
-    <w:p>
-      <w:pPr/>
-      <w:r>
-        <w:rPr>
-          <w:lang w:val="pt_PT" w:bidi="pt_PT"/>
-        </w:rPr>
-      </w:r>
-      <w:r>
-        <w:rPr>
-          <w:b/>
-          <w:lang w:val="pt_PT" w:bidi="pt_PT"/>
-        </w:rPr>
         <w:t xml:space="preserve">"da fé </w:t>
       </w:r>
       <w:r>
@@ -2420,21 +2137,6 @@
           <w:b/>
           <w:lang w:val="pt_PT" w:bidi="pt_PT"/>
         </w:rPr>
-        <w:t>ἔνδειγμα τῆς δικαίας κρίσεως τοῦ Θεοῦ, εἰς τὸ καταξιωθῆναι ὑμᾶς</w:t>
-      </w:r>
-    </w:p>
-    <w:p>
-      <w:pPr/>
-      <w:r>
-        <w:rPr>
-          <w:lang w:val="pt_PT" w:bidi="pt_PT"/>
-        </w:rPr>
-      </w:r>
-      <w:r>
-        <w:rPr>
-          <w:b/>
-          <w:lang w:val="pt_PT" w:bidi="pt_PT"/>
-        </w:rPr>
         <w:t>"</w:t>
       </w:r>
       <w:r>
@@ -2545,21 +2247,6 @@
           <w:b/>
           <w:lang w:val="pt_PT" w:bidi="pt_PT"/>
         </w:rPr>
-        <w:t>εἰς τὸ καταξιωθῆναι ὑμᾶς τῆς Βασιλείας τοῦ Θεοῦ</w:t>
-      </w:r>
-    </w:p>
-    <w:p>
-      <w:pPr/>
-      <w:r>
-        <w:rPr>
-          <w:lang w:val="pt_PT" w:bidi="pt_PT"/>
-        </w:rPr>
-      </w:r>
-      <w:r>
-        <w:rPr>
-          <w:b/>
-          <w:lang w:val="pt_PT" w:bidi="pt_PT"/>
-        </w:rPr>
         <w:t>"</w:t>
       </w:r>
       <w:r>
@@ -2657,21 +2344,6 @@
           <w:b/>
           <w:lang w:val="pt_PT" w:bidi="pt_PT"/>
         </w:rPr>
-        <w:t>ὑπὲρ ἧς καὶ πάσχετε</w:t>
-      </w:r>
-    </w:p>
-    <w:p>
-      <w:pPr/>
-      <w:r>
-        <w:rPr>
-          <w:lang w:val="pt_PT" w:bidi="pt_PT"/>
-        </w:rPr>
-      </w:r>
-      <w:r>
-        <w:rPr>
-          <w:b/>
-          <w:lang w:val="pt_PT" w:bidi="pt_PT"/>
-        </w:rPr>
         <w:t>"pelo qual estão sofrendo".</w:t>
       </w:r>
     </w:p>
@@ -2768,21 +2440,6 @@
           <w:b/>
           <w:lang w:val="pt_PT" w:bidi="pt_PT"/>
         </w:rPr>
-        <w:t>εἴπερ δίκαιον παρὰ Θεῷ</w:t>
-      </w:r>
-    </w:p>
-    <w:p>
-      <w:pPr/>
-      <w:r>
-        <w:rPr>
-          <w:lang w:val="pt_PT" w:bidi="pt_PT"/>
-        </w:rPr>
-      </w:r>
-      <w:r>
-        <w:rPr>
-          <w:b/>
-          <w:lang w:val="pt_PT" w:bidi="pt_PT"/>
-        </w:rPr>
         <w:t>"</w:t>
       </w:r>
       <w:r>
@@ -2899,21 +2556,6 @@
           <w:b/>
           <w:lang w:val="pt_PT" w:bidi="pt_PT"/>
         </w:rPr>
-        <w:t>παρὰ Θεῷ, ἀνταποδοῦναι τοῖς θλίβουσιν ὑμᾶς θλῖψιν</w:t>
-      </w:r>
-    </w:p>
-    <w:p>
-      <w:pPr/>
-      <w:r>
-        <w:rPr>
-          <w:lang w:val="pt_PT" w:bidi="pt_PT"/>
-        </w:rPr>
-      </w:r>
-      <w:r>
-        <w:rPr>
-          <w:b/>
-          <w:lang w:val="pt_PT" w:bidi="pt_PT"/>
-        </w:rPr>
         <w:t>"</w:t>
       </w:r>
       <w:r>
@@ -3024,21 +2666,6 @@
           <w:b/>
           <w:lang w:val="pt_PT" w:bidi="pt_PT"/>
         </w:rPr>
-        <w:t>ἀνταποδοῦναι τοῖς θλίβουσιν ὑμᾶς θλῖψιν</w:t>
-      </w:r>
-    </w:p>
-    <w:p>
-      <w:pPr/>
-      <w:r>
-        <w:rPr>
-          <w:lang w:val="pt_PT" w:bidi="pt_PT"/>
-        </w:rPr>
-      </w:r>
-      <w:r>
-        <w:rPr>
-          <w:b/>
-          <w:lang w:val="pt_PT" w:bidi="pt_PT"/>
-        </w:rPr>
         <w:t>"</w:t>
       </w:r>
       <w:r>
@@ -3149,21 +2776,6 @@
           <w:b/>
           <w:lang w:val="pt_PT" w:bidi="pt_PT"/>
         </w:rPr>
-        <w:t>καὶ ὑμῖν &amp; ἄνεσιν</w:t>
-      </w:r>
-    </w:p>
-    <w:p>
-      <w:pPr/>
-      <w:r>
-        <w:rPr>
-          <w:lang w:val="pt_PT" w:bidi="pt_PT"/>
-        </w:rPr>
-      </w:r>
-      <w:r>
-        <w:rPr>
-          <w:b/>
-          <w:lang w:val="pt_PT" w:bidi="pt_PT"/>
-        </w:rPr>
         <w:t>"</w:t>
       </w:r>
       <w:r>
@@ -3274,21 +2886,6 @@
           <w:b/>
           <w:lang w:val="pt_PT" w:bidi="pt_PT"/>
         </w:rPr>
-        <w:t>καὶ ὑμῖν τοῖς θλιβομένοις, ἄνεσιν μεθ’ ἡμῶν</w:t>
-      </w:r>
-    </w:p>
-    <w:p>
-      <w:pPr/>
-      <w:r>
-        <w:rPr>
-          <w:lang w:val="pt_PT" w:bidi="pt_PT"/>
-        </w:rPr>
-      </w:r>
-      <w:r>
-        <w:rPr>
-          <w:b/>
-          <w:lang w:val="pt_PT" w:bidi="pt_PT"/>
-        </w:rPr>
         <w:t>"</w:t>
       </w:r>
       <w:r>
@@ -3399,21 +2996,6 @@
           <w:b/>
           <w:lang w:val="pt_PT" w:bidi="pt_PT"/>
         </w:rPr>
-        <w:t>ὑμῖν &amp; ἄνεσιν</w:t>
-      </w:r>
-    </w:p>
-    <w:p>
-      <w:pPr/>
-      <w:r>
-        <w:rPr>
-          <w:lang w:val="pt_PT" w:bidi="pt_PT"/>
-        </w:rPr>
-      </w:r>
-      <w:r>
-        <w:rPr>
-          <w:b/>
-          <w:lang w:val="pt_PT" w:bidi="pt_PT"/>
-        </w:rPr>
         <w:t>"descanso a vocês".</w:t>
       </w:r>
     </w:p>
@@ -3510,21 +3092,6 @@
           <w:b/>
           <w:lang w:val="pt_PT" w:bidi="pt_PT"/>
         </w:rPr>
-        <w:t>τοῖς θλιβομένοις</w:t>
-      </w:r>
-    </w:p>
-    <w:p>
-      <w:pPr/>
-      <w:r>
-        <w:rPr>
-          <w:lang w:val="pt_PT" w:bidi="pt_PT"/>
-        </w:rPr>
-      </w:r>
-      <w:r>
-        <w:rPr>
-          <w:b/>
-          <w:lang w:val="pt_PT" w:bidi="pt_PT"/>
-        </w:rPr>
         <w:t>"</w:t>
       </w:r>
       <w:r>
@@ -3622,21 +3189,6 @@
           <w:b/>
           <w:lang w:val="pt_PT" w:bidi="pt_PT"/>
         </w:rPr>
-        <w:t>ἐν τῇ ἀποκαλύψει τοῦ Κυρίου Ἰησοῦ</w:t>
-      </w:r>
-    </w:p>
-    <w:p>
-      <w:pPr/>
-      <w:r>
-        <w:rPr>
-          <w:lang w:val="pt_PT" w:bidi="pt_PT"/>
-        </w:rPr>
-      </w:r>
-      <w:r>
-        <w:rPr>
-          <w:b/>
-          <w:lang w:val="pt_PT" w:bidi="pt_PT"/>
-        </w:rPr>
         <w:t>"</w:t>
       </w:r>
       <w:r>
@@ -3747,21 +3299,6 @@
           <w:b/>
           <w:lang w:val="pt_PT" w:bidi="pt_PT"/>
         </w:rPr>
-        <w:t>διδόντος ἐκδίκησιν τοῖς</w:t>
-      </w:r>
-    </w:p>
-    <w:p>
-      <w:pPr/>
-      <w:r>
-        <w:rPr>
-          <w:lang w:val="pt_PT" w:bidi="pt_PT"/>
-        </w:rPr>
-      </w:r>
-      <w:r>
-        <w:rPr>
-          <w:b/>
-          <w:lang w:val="pt_PT" w:bidi="pt_PT"/>
-        </w:rPr>
         <w:t>"</w:t>
       </w:r>
       <w:r>
@@ -3872,21 +3409,6 @@
           <w:b/>
           <w:lang w:val="pt_PT" w:bidi="pt_PT"/>
         </w:rPr>
-        <w:t>τοῖς μὴ εἰδόσι Θεὸν</w:t>
-      </w:r>
-    </w:p>
-    <w:p>
-      <w:pPr/>
-      <w:r>
-        <w:rPr>
-          <w:lang w:val="pt_PT" w:bidi="pt_PT"/>
-        </w:rPr>
-      </w:r>
-      <w:r>
-        <w:rPr>
-          <w:b/>
-          <w:lang w:val="pt_PT" w:bidi="pt_PT"/>
-        </w:rPr>
         <w:t>"</w:t>
       </w:r>
       <w:r>
@@ -4016,21 +3538,6 @@
           <w:b/>
           <w:lang w:val="pt_PT" w:bidi="pt_PT"/>
         </w:rPr>
-        <w:t>καὶ τοῖς μὴ ὑπακούουσιν τῷ εὐαγγελίῳ</w:t>
-      </w:r>
-    </w:p>
-    <w:p>
-      <w:pPr/>
-      <w:r>
-        <w:rPr>
-          <w:lang w:val="pt_PT" w:bidi="pt_PT"/>
-        </w:rPr>
-      </w:r>
-      <w:r>
-        <w:rPr>
-          <w:b/>
-          <w:lang w:val="pt_PT" w:bidi="pt_PT"/>
-        </w:rPr>
         <w:t>"</w:t>
       </w:r>
       <w:r>
@@ -4154,21 +3661,6 @@
           <w:b/>
           <w:lang w:val="pt_PT" w:bidi="pt_PT"/>
         </w:rPr>
-        <w:t>ὑπακούουσιν τῷ εὐαγγελίῳ</w:t>
-      </w:r>
-    </w:p>
-    <w:p>
-      <w:pPr/>
-      <w:r>
-        <w:rPr>
-          <w:lang w:val="pt_PT" w:bidi="pt_PT"/>
-        </w:rPr>
-      </w:r>
-      <w:r>
-        <w:rPr>
-          <w:b/>
-          <w:lang w:val="pt_PT" w:bidi="pt_PT"/>
-        </w:rPr>
         <w:t xml:space="preserve">"não </w:t>
       </w:r>
       <w:r>
@@ -4266,21 +3758,6 @@
           <w:b/>
           <w:lang w:val="pt_PT" w:bidi="pt_PT"/>
         </w:rPr>
-        <w:t>τῷ εὐαγγελίῳ τοῦ Κυρίου ἡμῶν, Ἰησοῦ</w:t>
-      </w:r>
-    </w:p>
-    <w:p>
-      <w:pPr/>
-      <w:r>
-        <w:rPr>
-          <w:lang w:val="pt_PT" w:bidi="pt_PT"/>
-        </w:rPr>
-      </w:r>
-      <w:r>
-        <w:rPr>
-          <w:b/>
-          <w:lang w:val="pt_PT" w:bidi="pt_PT"/>
-        </w:rPr>
         <w:t>"</w:t>
       </w:r>
       <w:r>
@@ -4404,21 +3881,6 @@
           <w:b/>
           <w:lang w:val="pt_PT" w:bidi="pt_PT"/>
         </w:rPr>
-        <w:t>οἵτινες δίκην τίσουσιν</w:t>
-      </w:r>
-    </w:p>
-    <w:p>
-      <w:pPr/>
-      <w:r>
-        <w:rPr>
-          <w:lang w:val="pt_PT" w:bidi="pt_PT"/>
-        </w:rPr>
-      </w:r>
-      <w:r>
-        <w:rPr>
-          <w:b/>
-          <w:lang w:val="pt_PT" w:bidi="pt_PT"/>
-        </w:rPr>
         <w:t>"Eles serão castigados".</w:t>
       </w:r>
     </w:p>
@@ -4515,21 +3977,6 @@
           <w:b/>
           <w:lang w:val="pt_PT" w:bidi="pt_PT"/>
         </w:rPr>
-        <w:t>οἵτινες δίκην τίσουσιν</w:t>
-      </w:r>
-    </w:p>
-    <w:p>
-      <w:pPr/>
-      <w:r>
-        <w:rPr>
-          <w:lang w:val="pt_PT" w:bidi="pt_PT"/>
-        </w:rPr>
-      </w:r>
-      <w:r>
-        <w:rPr>
-          <w:b/>
-          <w:lang w:val="pt_PT" w:bidi="pt_PT"/>
-        </w:rPr>
         <w:t>"Eles serão castigados".</w:t>
       </w:r>
     </w:p>
@@ -4626,21 +4073,6 @@
           <w:b/>
           <w:lang w:val="pt_PT" w:bidi="pt_PT"/>
         </w:rPr>
-        <w:t>δίκην τίσουσιν</w:t>
-      </w:r>
-    </w:p>
-    <w:p>
-      <w:pPr/>
-      <w:r>
-        <w:rPr>
-          <w:lang w:val="pt_PT" w:bidi="pt_PT"/>
-        </w:rPr>
-      </w:r>
-      <w:r>
-        <w:rPr>
-          <w:b/>
-          <w:lang w:val="pt_PT" w:bidi="pt_PT"/>
-        </w:rPr>
         <w:t>"eles serão castigados".</w:t>
       </w:r>
     </w:p>
@@ -4724,21 +4156,6 @@
           <w:b/>
           <w:lang w:val="pt_PT" w:bidi="pt_PT"/>
         </w:rPr>
-        <w:t>ὄλεθρον αἰώνιον</w:t>
-      </w:r>
-    </w:p>
-    <w:p>
-      <w:pPr/>
-      <w:r>
-        <w:rPr>
-          <w:lang w:val="pt_PT" w:bidi="pt_PT"/>
-        </w:rPr>
-      </w:r>
-      <w:r>
-        <w:rPr>
-          <w:b/>
-          <w:lang w:val="pt_PT" w:bidi="pt_PT"/>
-        </w:rPr>
         <w:t>"destruição eterna".</w:t>
       </w:r>
     </w:p>
@@ -4861,21 +4278,6 @@
           <w:b/>
           <w:lang w:val="pt_PT" w:bidi="pt_PT"/>
         </w:rPr>
-        <w:t>ἀπὸ προσώπου τοῦ Κυρίου</w:t>
-      </w:r>
-    </w:p>
-    <w:p>
-      <w:pPr/>
-      <w:r>
-        <w:rPr>
-          <w:lang w:val="pt_PT" w:bidi="pt_PT"/>
-        </w:rPr>
-      </w:r>
-      <w:r>
-        <w:rPr>
-          <w:b/>
-          <w:lang w:val="pt_PT" w:bidi="pt_PT"/>
-        </w:rPr>
         <w:t>"longe da presença do Senhor".</w:t>
       </w:r>
     </w:p>
@@ -4972,21 +4374,6 @@
           <w:b/>
           <w:lang w:val="pt_PT" w:bidi="pt_PT"/>
         </w:rPr>
-        <w:t>τῆς δόξης τῆς ἰσχύος αὐτοῦ</w:t>
-      </w:r>
-    </w:p>
-    <w:p>
-      <w:pPr/>
-      <w:r>
-        <w:rPr>
-          <w:lang w:val="pt_PT" w:bidi="pt_PT"/>
-        </w:rPr>
-      </w:r>
-      <w:r>
-        <w:rPr>
-          <w:b/>
-          <w:lang w:val="pt_PT" w:bidi="pt_PT"/>
-        </w:rPr>
         <w:t>"e do seu glorioso poder".</w:t>
       </w:r>
     </w:p>
@@ -5109,21 +4496,6 @@
           <w:b/>
           <w:lang w:val="pt_PT" w:bidi="pt_PT"/>
         </w:rPr>
-        <w:t>τῆς δόξης τῆς ἰσχύος αὐτοῦ</w:t>
-      </w:r>
-    </w:p>
-    <w:p>
-      <w:pPr/>
-      <w:r>
-        <w:rPr>
-          <w:lang w:val="pt_PT" w:bidi="pt_PT"/>
-        </w:rPr>
-      </w:r>
-      <w:r>
-        <w:rPr>
-          <w:b/>
-          <w:lang w:val="pt_PT" w:bidi="pt_PT"/>
-        </w:rPr>
         <w:t>"do seu glorioso poder".</w:t>
       </w:r>
     </w:p>
@@ -5259,21 +4631,6 @@
           <w:b/>
           <w:lang w:val="pt_PT" w:bidi="pt_PT"/>
         </w:rPr>
-        <w:t>ὅταν ἔλθῃ &amp; ἐν τῇ ἡμέρᾳ ἐκείνῃ</w:t>
-      </w:r>
-    </w:p>
-    <w:p>
-      <w:pPr/>
-      <w:r>
-        <w:rPr>
-          <w:lang w:val="pt_PT" w:bidi="pt_PT"/>
-        </w:rPr>
-      </w:r>
-      <w:r>
-        <w:rPr>
-          <w:b/>
-          <w:lang w:val="pt_PT" w:bidi="pt_PT"/>
-        </w:rPr>
         <w:t>"isso acontecerá naquele dia".</w:t>
       </w:r>
     </w:p>
@@ -5370,21 +4727,6 @@
           <w:b/>
           <w:lang w:val="pt_PT" w:bidi="pt_PT"/>
         </w:rPr>
-        <w:t>ἐνδοξασθῆναι ἐν τοῖς ἁγίοις αὐτοῦ, καὶ θαυμασθῆναι ἐν πᾶσιν τοῖς πιστεύσασιν</w:t>
-      </w:r>
-    </w:p>
-    <w:p>
-      <w:pPr/>
-      <w:r>
-        <w:rPr>
-          <w:lang w:val="pt_PT" w:bidi="pt_PT"/>
-        </w:rPr>
-      </w:r>
-      <w:r>
-        <w:rPr>
-          <w:b/>
-          <w:lang w:val="pt_PT" w:bidi="pt_PT"/>
-        </w:rPr>
         <w:t>"</w:t>
       </w:r>
       <w:r>
@@ -5482,21 +4824,6 @@
           <w:b/>
           <w:lang w:val="pt_PT" w:bidi="pt_PT"/>
         </w:rPr>
-        <w:t>ἐνδοξασθῆναι ἐν τοῖς ἁγίοις αὐτοῦ, καὶ θαυμασθῆναι</w:t>
-      </w:r>
-    </w:p>
-    <w:p>
-      <w:pPr/>
-      <w:r>
-        <w:rPr>
-          <w:lang w:val="pt_PT" w:bidi="pt_PT"/>
-        </w:rPr>
-      </w:r>
-      <w:r>
-        <w:rPr>
-          <w:b/>
-          <w:lang w:val="pt_PT" w:bidi="pt_PT"/>
-        </w:rPr>
         <w:t>"</w:t>
       </w:r>
       <w:r>
@@ -5620,21 +4947,6 @@
           <w:b/>
           <w:lang w:val="pt_PT" w:bidi="pt_PT"/>
         </w:rPr>
-        <w:t>ἐνδοξασθῆναι ἐν τοῖς ἁγίοις αὐτοῦ, καὶ θαυμασθῆναι ἐν πᾶσιν τοῖς πιστεύσασιν</w:t>
-      </w:r>
-    </w:p>
-    <w:p>
-      <w:pPr/>
-      <w:r>
-        <w:rPr>
-          <w:lang w:val="pt_PT" w:bidi="pt_PT"/>
-        </w:rPr>
-      </w:r>
-      <w:r>
-        <w:rPr>
-          <w:b/>
-          <w:lang w:val="pt_PT" w:bidi="pt_PT"/>
-        </w:rPr>
         <w:t>"</w:t>
       </w:r>
       <w:r>
@@ -5738,21 +5050,6 @@
           <w:b/>
           <w:lang w:val="pt_PT" w:bidi="pt_PT"/>
         </w:rPr>
-        <w:t>ἐπιστεύθη τὸ μαρτύριον ἡμῶν ἐφ’ ὑμᾶς</w:t>
-      </w:r>
-    </w:p>
-    <w:p>
-      <w:pPr/>
-      <w:r>
-        <w:rPr>
-          <w:lang w:val="pt_PT" w:bidi="pt_PT"/>
-        </w:rPr>
-      </w:r>
-      <w:r>
-        <w:rPr>
-          <w:b/>
-          <w:lang w:val="pt_PT" w:bidi="pt_PT"/>
-        </w:rPr>
         <w:t>"</w:t>
       </w:r>
       <w:r>
@@ -5850,21 +5147,6 @@
           <w:b/>
           <w:lang w:val="pt_PT" w:bidi="pt_PT"/>
         </w:rPr>
-        <w:t>εἰς ὃ</w:t>
-      </w:r>
-    </w:p>
-    <w:p>
-      <w:pPr/>
-      <w:r>
-        <w:rPr>
-          <w:lang w:val="pt_PT" w:bidi="pt_PT"/>
-        </w:rPr>
-      </w:r>
-      <w:r>
-        <w:rPr>
-          <w:b/>
-          <w:lang w:val="pt_PT" w:bidi="pt_PT"/>
-        </w:rPr>
         <w:t>"É por isso".</w:t>
       </w:r>
     </w:p>
@@ -5961,21 +5243,6 @@
           <w:b/>
           <w:lang w:val="pt_PT" w:bidi="pt_PT"/>
         </w:rPr>
-        <w:t>καὶ προσευχόμεθα πάντοτε περὶ ὑμῶν</w:t>
-      </w:r>
-    </w:p>
-    <w:p>
-      <w:pPr/>
-      <w:r>
-        <w:rPr>
-          <w:lang w:val="pt_PT" w:bidi="pt_PT"/>
-        </w:rPr>
-      </w:r>
-      <w:r>
-        <w:rPr>
-          <w:b/>
-          <w:lang w:val="pt_PT" w:bidi="pt_PT"/>
-        </w:rPr>
         <w:t>"</w:t>
       </w:r>
       <w:r>
@@ -6086,21 +5353,6 @@
           <w:b/>
           <w:lang w:val="pt_PT" w:bidi="pt_PT"/>
         </w:rPr>
-        <w:t>τῆς κλήσεως</w:t>
-      </w:r>
-    </w:p>
-    <w:p>
-      <w:pPr/>
-      <w:r>
-        <w:rPr>
-          <w:lang w:val="pt_PT" w:bidi="pt_PT"/>
-        </w:rPr>
-      </w:r>
-      <w:r>
-        <w:rPr>
-          <w:b/>
-          <w:lang w:val="pt_PT" w:bidi="pt_PT"/>
-        </w:rPr>
         <w:t>"chamou".</w:t>
       </w:r>
     </w:p>
@@ -6197,21 +5449,6 @@
           <w:b/>
           <w:lang w:val="pt_PT" w:bidi="pt_PT"/>
         </w:rPr>
-        <w:t>πληρώσῃ πᾶσαν εὐδοκίαν ἀγαθωσύνης, καὶ ἔργον πίστεως ἐν δυνάμει</w:t>
-      </w:r>
-    </w:p>
-    <w:p>
-      <w:pPr/>
-      <w:r>
-        <w:rPr>
-          <w:lang w:val="pt_PT" w:bidi="pt_PT"/>
-        </w:rPr>
-      </w:r>
-      <w:r>
-        <w:rPr>
-          <w:b/>
-          <w:lang w:val="pt_PT" w:bidi="pt_PT"/>
-        </w:rPr>
         <w:t>"</w:t>
       </w:r>
       <w:r>
@@ -6361,21 +5598,6 @@
           <w:b/>
           <w:lang w:val="pt_PT" w:bidi="pt_PT"/>
         </w:rPr>
-        <w:t>καὶ πληρώσῃ</w:t>
-      </w:r>
-    </w:p>
-    <w:p>
-      <w:pPr/>
-      <w:r>
-        <w:rPr>
-          <w:lang w:val="pt_PT" w:bidi="pt_PT"/>
-        </w:rPr>
-      </w:r>
-      <w:r>
-        <w:rPr>
-          <w:b/>
-          <w:lang w:val="pt_PT" w:bidi="pt_PT"/>
-        </w:rPr>
         <w:t>"</w:t>
       </w:r>
       <w:r>
@@ -6499,21 +5721,6 @@
           <w:b/>
           <w:lang w:val="pt_PT" w:bidi="pt_PT"/>
         </w:rPr>
-        <w:t>ὅπως</w:t>
-      </w:r>
-    </w:p>
-    <w:p>
-      <w:pPr/>
-      <w:r>
-        <w:rPr>
-          <w:lang w:val="pt_PT" w:bidi="pt_PT"/>
-        </w:rPr>
-      </w:r>
-      <w:r>
-        <w:rPr>
-          <w:b/>
-          <w:lang w:val="pt_PT" w:bidi="pt_PT"/>
-        </w:rPr>
         <w:t>"Assim".</w:t>
       </w:r>
     </w:p>
@@ -6610,21 +5817,6 @@
           <w:b/>
           <w:lang w:val="pt_PT" w:bidi="pt_PT"/>
         </w:rPr>
-        <w:t>τὸ ὄνομα τοῦ Κυρίου ἡμῶν, Ἰησοῦ</w:t>
-      </w:r>
-    </w:p>
-    <w:p>
-      <w:pPr/>
-      <w:r>
-        <w:rPr>
-          <w:lang w:val="pt_PT" w:bidi="pt_PT"/>
-        </w:rPr>
-      </w:r>
-      <w:r>
-        <w:rPr>
-          <w:b/>
-          <w:lang w:val="pt_PT" w:bidi="pt_PT"/>
-        </w:rPr>
         <w:t>"</w:t>
       </w:r>
       <w:r>
@@ -6722,21 +5914,6 @@
           <w:b/>
           <w:lang w:val="pt_PT" w:bidi="pt_PT"/>
         </w:rPr>
-        <w:t>ὅπως ἐνδοξασθῇ τὸ ὄνομα τοῦ Κυρίου ἡμῶν, Ἰησοῦ, ἐν ὑμῖν</w:t>
-      </w:r>
-    </w:p>
-    <w:p>
-      <w:pPr/>
-      <w:r>
-        <w:rPr>
-          <w:lang w:val="pt_PT" w:bidi="pt_PT"/>
-        </w:rPr>
-      </w:r>
-      <w:r>
-        <w:rPr>
-          <w:b/>
-          <w:lang w:val="pt_PT" w:bidi="pt_PT"/>
-        </w:rPr>
         <w:t>"</w:t>
       </w:r>
       <w:r>
@@ -6834,21 +6011,6 @@
           <w:b/>
           <w:lang w:val="pt_PT" w:bidi="pt_PT"/>
         </w:rPr>
-        <w:t>καὶ ὑμεῖς ἐν αὐτῷ</w:t>
-      </w:r>
-    </w:p>
-    <w:p>
-      <w:pPr/>
-      <w:r>
-        <w:rPr>
-          <w:lang w:val="pt_PT" w:bidi="pt_PT"/>
-        </w:rPr>
-      </w:r>
-      <w:r>
-        <w:rPr>
-          <w:b/>
-          <w:lang w:val="pt_PT" w:bidi="pt_PT"/>
-        </w:rPr>
         <w:t>"</w:t>
       </w:r>
       <w:r>
@@ -6946,21 +6108,6 @@
           <w:b/>
           <w:lang w:val="pt_PT" w:bidi="pt_PT"/>
         </w:rPr>
-        <w:t>καὶ ὑμεῖς ἐν αὐτῷ</w:t>
-      </w:r>
-    </w:p>
-    <w:p>
-      <w:pPr/>
-      <w:r>
-        <w:rPr>
-          <w:lang w:val="pt_PT" w:bidi="pt_PT"/>
-        </w:rPr>
-      </w:r>
-      <w:r>
-        <w:rPr>
-          <w:b/>
-          <w:lang w:val="pt_PT" w:bidi="pt_PT"/>
-        </w:rPr>
         <w:t>"</w:t>
       </w:r>
       <w:r>
@@ -7058,21 +6205,6 @@
           <w:b/>
           <w:lang w:val="pt_PT" w:bidi="pt_PT"/>
         </w:rPr>
-        <w:t>κατὰ τὴν χάριν τοῦ Θεοῦ ἡμῶν</w:t>
-      </w:r>
-    </w:p>
-    <w:p>
-      <w:pPr/>
-      <w:r>
-        <w:rPr>
-          <w:lang w:val="pt_PT" w:bidi="pt_PT"/>
-        </w:rPr>
-      </w:r>
-      <w:r>
-        <w:rPr>
-          <w:b/>
-          <w:lang w:val="pt_PT" w:bidi="pt_PT"/>
-        </w:rPr>
         <w:t>"</w:t>
       </w:r>
       <w:r>
@@ -7183,21 +6315,6 @@
           <w:b/>
           <w:lang w:val="pt_PT" w:bidi="pt_PT"/>
         </w:rPr>
-        <w:t>τοῦ Θεοῦ ἡμῶν καὶ Κυρίου Ἰησοῦ Χριστοῦ</w:t>
-      </w:r>
-    </w:p>
-    <w:p>
-      <w:pPr/>
-      <w:r>
-        <w:rPr>
-          <w:lang w:val="pt_PT" w:bidi="pt_PT"/>
-        </w:rPr>
-      </w:r>
-      <w:r>
-        <w:rPr>
-          <w:b/>
-          <w:lang w:val="pt_PT" w:bidi="pt_PT"/>
-        </w:rPr>
         <w:t>"do nosso Deus e do Senhor Jesus Cristo".</w:t>
       </w:r>
     </w:p>
@@ -7351,21 +6468,6 @@
           <w:b/>
           <w:lang w:val="pt_PT" w:bidi="pt_PT"/>
         </w:rPr>
-        <w:t>δὲ</w:t>
-      </w:r>
-    </w:p>
-    <w:p>
-      <w:pPr/>
-      <w:r>
-        <w:rPr>
-          <w:lang w:val="pt_PT" w:bidi="pt_PT"/>
-        </w:rPr>
-      </w:r>
-      <w:r>
-        <w:rPr>
-          <w:b/>
-          <w:lang w:val="pt_PT" w:bidi="pt_PT"/>
-        </w:rPr>
         <w:t>"Agora".</w:t>
       </w:r>
     </w:p>
@@ -7462,21 +6564,6 @@
           <w:b/>
           <w:lang w:val="pt_PT" w:bidi="pt_PT"/>
         </w:rPr>
-        <w:t>ὑπὲρ τῆς παρουσίας τοῦ Κυρίου ἡμῶν, Ἰησοῦ Χριστοῦ, καὶ ἡμῶν ἐπισυναγωγῆς ἐπ’ αὐτόν</w:t>
-      </w:r>
-    </w:p>
-    <w:p>
-      <w:pPr/>
-      <w:r>
-        <w:rPr>
-          <w:lang w:val="pt_PT" w:bidi="pt_PT"/>
-        </w:rPr>
-      </w:r>
-      <w:r>
-        <w:rPr>
-          <w:b/>
-          <w:lang w:val="pt_PT" w:bidi="pt_PT"/>
-        </w:rPr>
         <w:t>"</w:t>
       </w:r>
       <w:r>
@@ -7600,21 +6687,6 @@
           <w:b/>
           <w:lang w:val="pt_PT" w:bidi="pt_PT"/>
         </w:rPr>
-        <w:t>ὑπὲρ τῆς παρουσίας τοῦ Κυρίου ἡμῶν, Ἰησοῦ Χριστοῦ, καὶ ἡμῶν ἐπισυναγωγῆς ἐπ’ αὐτόν</w:t>
-      </w:r>
-    </w:p>
-    <w:p>
-      <w:pPr/>
-      <w:r>
-        <w:rPr>
-          <w:lang w:val="pt_PT" w:bidi="pt_PT"/>
-        </w:rPr>
-      </w:r>
-      <w:r>
-        <w:rPr>
-          <w:b/>
-          <w:lang w:val="pt_PT" w:bidi="pt_PT"/>
-        </w:rPr>
         <w:t>"</w:t>
       </w:r>
       <w:r>
@@ -7738,21 +6810,6 @@
           <w:b/>
           <w:lang w:val="pt_PT" w:bidi="pt_PT"/>
         </w:rPr>
-        <w:t>ἀδελφοί</w:t>
-      </w:r>
-    </w:p>
-    <w:p>
-      <w:pPr/>
-      <w:r>
-        <w:rPr>
-          <w:lang w:val="pt_PT" w:bidi="pt_PT"/>
-        </w:rPr>
-      </w:r>
-      <w:r>
-        <w:rPr>
-          <w:b/>
-          <w:lang w:val="pt_PT" w:bidi="pt_PT"/>
-        </w:rPr>
         <w:t>"irmãos".</w:t>
       </w:r>
     </w:p>
@@ -7849,21 +6906,6 @@
           <w:b/>
           <w:lang w:val="pt_PT" w:bidi="pt_PT"/>
         </w:rPr>
-        <w:t>εἰς τὸ μὴ ταχέως σαλευθῆναι ὑμᾶς ἀπὸ τοῦ νοὸς</w:t>
-      </w:r>
-    </w:p>
-    <w:p>
-      <w:pPr/>
-      <w:r>
-        <w:rPr>
-          <w:lang w:val="pt_PT" w:bidi="pt_PT"/>
-        </w:rPr>
-      </w:r>
-      <w:r>
-        <w:rPr>
-          <w:b/>
-          <w:lang w:val="pt_PT" w:bidi="pt_PT"/>
-        </w:rPr>
         <w:t>"</w:t>
       </w:r>
       <w:r>
@@ -7974,21 +7016,6 @@
           <w:b/>
           <w:lang w:val="pt_PT" w:bidi="pt_PT"/>
         </w:rPr>
-        <w:t>μηδὲ θροεῖσθαι</w:t>
-      </w:r>
-    </w:p>
-    <w:p>
-      <w:pPr/>
-      <w:r>
-        <w:rPr>
-          <w:lang w:val="pt_PT" w:bidi="pt_PT"/>
-        </w:rPr>
-      </w:r>
-      <w:r>
-        <w:rPr>
-          <w:b/>
-          <w:lang w:val="pt_PT" w:bidi="pt_PT"/>
-        </w:rPr>
         <w:t>"</w:t>
       </w:r>
       <w:r>
@@ -8106,21 +7133,6 @@
           <w:b/>
           <w:lang w:val="pt_PT" w:bidi="pt_PT"/>
         </w:rPr>
-        <w:t>μήτε διὰ πνεύματος, μήτε διὰ λόγου, μήτε δι’ ἐπιστολῆς, ὡς δι’ ἡμῶν</w:t>
-      </w:r>
-    </w:p>
-    <w:p>
-      <w:pPr/>
-      <w:r>
-        <w:rPr>
-          <w:lang w:val="pt_PT" w:bidi="pt_PT"/>
-        </w:rPr>
-      </w:r>
-      <w:r>
-        <w:rPr>
-          <w:b/>
-          <w:lang w:val="pt_PT" w:bidi="pt_PT"/>
-        </w:rPr>
         <w:t>"</w:t>
       </w:r>
       <w:r>
@@ -8244,21 +7256,6 @@
           <w:b/>
           <w:lang w:val="pt_PT" w:bidi="pt_PT"/>
         </w:rPr>
-        <w:t>ὡς δι’ ἡμῶν</w:t>
-      </w:r>
-    </w:p>
-    <w:p>
-      <w:pPr/>
-      <w:r>
-        <w:rPr>
-          <w:lang w:val="pt_PT" w:bidi="pt_PT"/>
-        </w:rPr>
-      </w:r>
-      <w:r>
-        <w:rPr>
-          <w:b/>
-          <w:lang w:val="pt_PT" w:bidi="pt_PT"/>
-        </w:rPr>
         <w:t>"</w:t>
       </w:r>
       <w:r>
@@ -8356,21 +7353,6 @@
           <w:b/>
           <w:lang w:val="pt_PT" w:bidi="pt_PT"/>
         </w:rPr>
-        <w:t>ὡς ὅτι</w:t>
-      </w:r>
-    </w:p>
-    <w:p>
-      <w:pPr/>
-      <w:r>
-        <w:rPr>
-          <w:lang w:val="pt_PT" w:bidi="pt_PT"/>
-        </w:rPr>
-      </w:r>
-      <w:r>
-        <w:rPr>
-          <w:b/>
-          <w:lang w:val="pt_PT" w:bidi="pt_PT"/>
-        </w:rPr>
         <w:t>"</w:t>
       </w:r>
       <w:r>
@@ -8468,21 +7450,6 @@
           <w:b/>
           <w:lang w:val="pt_PT" w:bidi="pt_PT"/>
         </w:rPr>
-        <w:t>ἡ ἡμέρα τοῦ Κυρίου</w:t>
-      </w:r>
-    </w:p>
-    <w:p>
-      <w:pPr/>
-      <w:r>
-        <w:rPr>
-          <w:lang w:val="pt_PT" w:bidi="pt_PT"/>
-        </w:rPr>
-      </w:r>
-      <w:r>
-        <w:rPr>
-          <w:b/>
-          <w:lang w:val="pt_PT" w:bidi="pt_PT"/>
-        </w:rPr>
         <w:t>"o Dia do Senhor".</w:t>
       </w:r>
     </w:p>
@@ -8559,21 +7526,6 @@
           <w:b/>
           <w:lang w:val="pt_PT" w:bidi="pt_PT"/>
         </w:rPr>
-        <w:t>μή τις ὑμᾶς ἐξαπατήσῃ κατὰ μηδένα τρόπον</w:t>
-      </w:r>
-    </w:p>
-    <w:p>
-      <w:pPr/>
-      <w:r>
-        <w:rPr>
-          <w:lang w:val="pt_PT" w:bidi="pt_PT"/>
-        </w:rPr>
-      </w:r>
-      <w:r>
-        <w:rPr>
-          <w:b/>
-          <w:lang w:val="pt_PT" w:bidi="pt_PT"/>
-        </w:rPr>
         <w:t>"</w:t>
       </w:r>
       <w:r>
@@ -8663,21 +7615,6 @@
           <w:b/>
           <w:lang w:val="pt_PT" w:bidi="pt_PT"/>
         </w:rPr>
-        <w:t>ὅτι ἐὰν μὴ ἔλθῃ ἡ ἀποστασία πρῶτον</w:t>
-      </w:r>
-    </w:p>
-    <w:p>
-      <w:pPr/>
-      <w:r>
-        <w:rPr>
-          <w:lang w:val="pt_PT" w:bidi="pt_PT"/>
-        </w:rPr>
-      </w:r>
-      <w:r>
-        <w:rPr>
-          <w:b/>
-          <w:lang w:val="pt_PT" w:bidi="pt_PT"/>
-        </w:rPr>
         <w:t>"</w:t>
       </w:r>
       <w:r>
@@ -8775,21 +7712,6 @@
           <w:b/>
           <w:lang w:val="pt_PT" w:bidi="pt_PT"/>
         </w:rPr>
-        <w:t>ἡ ἀποστασία</w:t>
-      </w:r>
-    </w:p>
-    <w:p>
-      <w:pPr/>
-      <w:r>
-        <w:rPr>
-          <w:lang w:val="pt_PT" w:bidi="pt_PT"/>
-        </w:rPr>
-      </w:r>
-      <w:r>
-        <w:rPr>
-          <w:b/>
-          <w:lang w:val="pt_PT" w:bidi="pt_PT"/>
-        </w:rPr>
         <w:t>"a Revolta".</w:t>
       </w:r>
     </w:p>
@@ -8886,21 +7808,6 @@
           <w:b/>
           <w:lang w:val="pt_PT" w:bidi="pt_PT"/>
         </w:rPr>
-        <w:t>ἀποκαλυφθῇ ὁ ἄνθρωπος τῆς ἀνομίας</w:t>
-      </w:r>
-    </w:p>
-    <w:p>
-      <w:pPr/>
-      <w:r>
-        <w:rPr>
-          <w:lang w:val="pt_PT" w:bidi="pt_PT"/>
-        </w:rPr>
-      </w:r>
-      <w:r>
-        <w:rPr>
-          <w:b/>
-          <w:lang w:val="pt_PT" w:bidi="pt_PT"/>
-        </w:rPr>
         <w:t>"</w:t>
       </w:r>
       <w:r>
@@ -8998,21 +7905,6 @@
           <w:b/>
           <w:lang w:val="pt_PT" w:bidi="pt_PT"/>
         </w:rPr>
-        <w:t>ὁ ἄνθρωπος τῆς ἀνομίας</w:t>
-      </w:r>
-    </w:p>
-    <w:p>
-      <w:pPr/>
-      <w:r>
-        <w:rPr>
-          <w:lang w:val="pt_PT" w:bidi="pt_PT"/>
-        </w:rPr>
-      </w:r>
-      <w:r>
-        <w:rPr>
-          <w:b/>
-          <w:lang w:val="pt_PT" w:bidi="pt_PT"/>
-        </w:rPr>
         <w:t>"o Perverso".</w:t>
       </w:r>
     </w:p>
@@ -9109,21 +8001,6 @@
           <w:b/>
           <w:lang w:val="pt_PT" w:bidi="pt_PT"/>
         </w:rPr>
-        <w:t>ὁ υἱὸς τῆς ἀπωλείας</w:t>
-      </w:r>
-    </w:p>
-    <w:p>
-      <w:pPr/>
-      <w:r>
-        <w:rPr>
-          <w:lang w:val="pt_PT" w:bidi="pt_PT"/>
-        </w:rPr>
-      </w:r>
-      <w:r>
-        <w:rPr>
-          <w:b/>
-          <w:lang w:val="pt_PT" w:bidi="pt_PT"/>
-        </w:rPr>
         <w:t>"</w:t>
       </w:r>
       <w:r>
@@ -9318,21 +8195,6 @@
           <w:b/>
           <w:lang w:val="pt_PT" w:bidi="pt_PT"/>
         </w:rPr>
-        <w:t>πάντα λεγόμενον θεὸν ἢ σέβασμα</w:t>
-      </w:r>
-    </w:p>
-    <w:p>
-      <w:pPr/>
-      <w:r>
-        <w:rPr>
-          <w:lang w:val="pt_PT" w:bidi="pt_PT"/>
-        </w:rPr>
-      </w:r>
-      <w:r>
-        <w:rPr>
-          <w:b/>
-          <w:lang w:val="pt_PT" w:bidi="pt_PT"/>
-        </w:rPr>
         <w:t>"</w:t>
       </w:r>
       <w:r>
@@ -9430,21 +8292,6 @@
           <w:b/>
           <w:lang w:val="pt_PT" w:bidi="pt_PT"/>
         </w:rPr>
-        <w:t>αὐτὸν &amp; καθίσαι</w:t>
-      </w:r>
-    </w:p>
-    <w:p>
-      <w:pPr/>
-      <w:r>
-        <w:rPr>
-          <w:lang w:val="pt_PT" w:bidi="pt_PT"/>
-        </w:rPr>
-      </w:r>
-      <w:r>
-        <w:rPr>
-          <w:b/>
-          <w:lang w:val="pt_PT" w:bidi="pt_PT"/>
-        </w:rPr>
         <w:t>"</w:t>
       </w:r>
       <w:r>
@@ -9555,21 +8402,6 @@
           <w:b/>
           <w:lang w:val="pt_PT" w:bidi="pt_PT"/>
         </w:rPr>
-        <w:t>ἀποδεικνύντα ἑαυτὸν ὅτι ἔστιν Θεός</w:t>
-      </w:r>
-    </w:p>
-    <w:p>
-      <w:pPr/>
-      <w:r>
-        <w:rPr>
-          <w:lang w:val="pt_PT" w:bidi="pt_PT"/>
-        </w:rPr>
-      </w:r>
-      <w:r>
-        <w:rPr>
-          <w:b/>
-          <w:lang w:val="pt_PT" w:bidi="pt_PT"/>
-        </w:rPr>
         <w:t>"</w:t>
       </w:r>
       <w:r>
@@ -9647,21 +8479,6 @@
           <w:b/>
           <w:lang w:val="pt_PT" w:bidi="pt_PT"/>
         </w:rPr>
-        <w:t>οὐ μνημονεύετε ὅτι, ἔτι ὢν πρὸς ὑμᾶς, ταῦτα ἔλεγον ὑμῖν</w:t>
-      </w:r>
-    </w:p>
-    <w:p>
-      <w:pPr/>
-      <w:r>
-        <w:rPr>
-          <w:lang w:val="pt_PT" w:bidi="pt_PT"/>
-        </w:rPr>
-      </w:r>
-      <w:r>
-        <w:rPr>
-          <w:b/>
-          <w:lang w:val="pt_PT" w:bidi="pt_PT"/>
-        </w:rPr>
         <w:t>"</w:t>
       </w:r>
       <w:r>
@@ -9759,21 +8576,6 @@
           <w:b/>
           <w:lang w:val="pt_PT" w:bidi="pt_PT"/>
         </w:rPr>
-        <w:t>ταῦτα</w:t>
-      </w:r>
-    </w:p>
-    <w:p>
-      <w:pPr/>
-      <w:r>
-        <w:rPr>
-          <w:lang w:val="pt_PT" w:bidi="pt_PT"/>
-        </w:rPr>
-      </w:r>
-      <w:r>
-        <w:rPr>
-          <w:b/>
-          <w:lang w:val="pt_PT" w:bidi="pt_PT"/>
-        </w:rPr>
         <w:t>"tudo isso".</w:t>
       </w:r>
     </w:p>
@@ -9870,21 +8672,6 @@
           <w:b/>
           <w:lang w:val="pt_PT" w:bidi="pt_PT"/>
         </w:rPr>
-        <w:t>καὶ νῦν τὸ κατέχον οἴδατε</w:t>
-      </w:r>
-    </w:p>
-    <w:p>
-      <w:pPr/>
-      <w:r>
-        <w:rPr>
-          <w:lang w:val="pt_PT" w:bidi="pt_PT"/>
-        </w:rPr>
-      </w:r>
-      <w:r>
-        <w:rPr>
-          <w:b/>
-          <w:lang w:val="pt_PT" w:bidi="pt_PT"/>
-        </w:rPr>
         <w:t>"</w:t>
       </w:r>
       <w:r>
@@ -10001,21 +8788,6 @@
           <w:b/>
           <w:lang w:val="pt_PT" w:bidi="pt_PT"/>
         </w:rPr>
-        <w:t>τὸ ἀποκαλυφθῆναι αὐτὸν ἐν τῷ αὐτοῦ καιρῷ</w:t>
-      </w:r>
-    </w:p>
-    <w:p>
-      <w:pPr/>
-      <w:r>
-        <w:rPr>
-          <w:lang w:val="pt_PT" w:bidi="pt_PT"/>
-        </w:rPr>
-      </w:r>
-      <w:r>
-        <w:rPr>
-          <w:b/>
-          <w:lang w:val="pt_PT" w:bidi="pt_PT"/>
-        </w:rPr>
         <w:t>"</w:t>
       </w:r>
       <w:r>
@@ -10113,21 +8885,6 @@
           <w:b/>
           <w:lang w:val="pt_PT" w:bidi="pt_PT"/>
         </w:rPr>
-        <w:t>γὰρ</w:t>
-      </w:r>
-    </w:p>
-    <w:p>
-      <w:pPr/>
-      <w:r>
-        <w:rPr>
-          <w:lang w:val="pt_PT" w:bidi="pt_PT"/>
-        </w:rPr>
-      </w:r>
-      <w:r>
-        <w:rPr>
-          <w:b/>
-          <w:lang w:val="pt_PT" w:bidi="pt_PT"/>
-        </w:rPr>
         <w:t>"A Misteriosa".</w:t>
       </w:r>
     </w:p>
@@ -10237,21 +8994,6 @@
           <w:b/>
           <w:lang w:val="pt_PT" w:bidi="pt_PT"/>
         </w:rPr>
-        <w:t>τὸ &amp; μυστήριον ἤδη ἐνεργεῖται τῆς ἀνομίας</w:t>
-      </w:r>
-    </w:p>
-    <w:p>
-      <w:pPr/>
-      <w:r>
-        <w:rPr>
-          <w:lang w:val="pt_PT" w:bidi="pt_PT"/>
-        </w:rPr>
-      </w:r>
-      <w:r>
-        <w:rPr>
-          <w:b/>
-          <w:lang w:val="pt_PT" w:bidi="pt_PT"/>
-        </w:rPr>
         <w:t>"</w:t>
       </w:r>
       <w:r>
@@ -10375,21 +9117,6 @@
           <w:b/>
           <w:lang w:val="pt_PT" w:bidi="pt_PT"/>
         </w:rPr>
-        <w:t>ὁ κατέχων</w:t>
-      </w:r>
-    </w:p>
-    <w:p>
-      <w:pPr/>
-      <w:r>
-        <w:rPr>
-          <w:lang w:val="pt_PT" w:bidi="pt_PT"/>
-        </w:rPr>
-      </w:r>
-      <w:r>
-        <w:rPr>
-          <w:b/>
-          <w:lang w:val="pt_PT" w:bidi="pt_PT"/>
-        </w:rPr>
         <w:t>"</w:t>
       </w:r>
       <w:r>
@@ -10467,21 +9194,6 @@
           <w:b/>
           <w:lang w:val="pt_PT" w:bidi="pt_PT"/>
         </w:rPr>
-        <w:t>γένηται</w:t>
-      </w:r>
-    </w:p>
-    <w:p>
-      <w:pPr/>
-      <w:r>
-        <w:rPr>
-          <w:lang w:val="pt_PT" w:bidi="pt_PT"/>
-        </w:rPr>
-      </w:r>
-      <w:r>
-        <w:rPr>
-          <w:b/>
-          <w:lang w:val="pt_PT" w:bidi="pt_PT"/>
-        </w:rPr>
         <w:t>"</w:t>
       </w:r>
       <w:r>
@@ -10592,21 +9304,6 @@
           <w:b/>
           <w:lang w:val="pt_PT" w:bidi="pt_PT"/>
         </w:rPr>
-        <w:t>ἐκ μέσου γένηται</w:t>
-      </w:r>
-    </w:p>
-    <w:p>
-      <w:pPr/>
-      <w:r>
-        <w:rPr>
-          <w:lang w:val="pt_PT" w:bidi="pt_PT"/>
-        </w:rPr>
-      </w:r>
-      <w:r>
-        <w:rPr>
-          <w:b/>
-          <w:lang w:val="pt_PT" w:bidi="pt_PT"/>
-        </w:rPr>
         <w:t>"</w:t>
       </w:r>
       <w:r>
@@ -10704,21 +9401,6 @@
           <w:b/>
           <w:lang w:val="pt_PT" w:bidi="pt_PT"/>
         </w:rPr>
-        <w:t>καὶ τότε ἀποκαλυφθήσεται ὁ ἄνομος</w:t>
-      </w:r>
-    </w:p>
-    <w:p>
-      <w:pPr/>
-      <w:r>
-        <w:rPr>
-          <w:lang w:val="pt_PT" w:bidi="pt_PT"/>
-        </w:rPr>
-      </w:r>
-      <w:r>
-        <w:rPr>
-          <w:b/>
-          <w:lang w:val="pt_PT" w:bidi="pt_PT"/>
-        </w:rPr>
         <w:t>"</w:t>
       </w:r>
       <w:r>
@@ -10816,21 +9498,6 @@
           <w:b/>
           <w:lang w:val="pt_PT" w:bidi="pt_PT"/>
         </w:rPr>
-        <w:t>τῷ πνεύματι τοῦ στόματος αὐτοῦ</w:t>
-      </w:r>
-    </w:p>
-    <w:p>
-      <w:pPr/>
-      <w:r>
-        <w:rPr>
-          <w:lang w:val="pt_PT" w:bidi="pt_PT"/>
-        </w:rPr>
-      </w:r>
-      <w:r>
-        <w:rPr>
-          <w:b/>
-          <w:lang w:val="pt_PT" w:bidi="pt_PT"/>
-        </w:rPr>
         <w:t>"com um sopro".</w:t>
       </w:r>
     </w:p>
@@ -10927,21 +9594,6 @@
           <w:b/>
           <w:lang w:val="pt_PT" w:bidi="pt_PT"/>
         </w:rPr>
-        <w:t>ἀνελεῖ τῷ πνεύματι τοῦ στόματος αὐτοῦ, καὶ καταργήσει τῇ ἐπιφανείᾳ τῆς παρουσίας αὐτοῦ</w:t>
-      </w:r>
-    </w:p>
-    <w:p>
-      <w:pPr/>
-      <w:r>
-        <w:rPr>
-          <w:lang w:val="pt_PT" w:bidi="pt_PT"/>
-        </w:rPr>
-      </w:r>
-      <w:r>
-        <w:rPr>
-          <w:b/>
-          <w:lang w:val="pt_PT" w:bidi="pt_PT"/>
-        </w:rPr>
         <w:t>"</w:t>
       </w:r>
       <w:r>
@@ -11039,21 +9691,6 @@
           <w:b/>
           <w:lang w:val="pt_PT" w:bidi="pt_PT"/>
         </w:rPr>
-        <w:t>οὗ ἐστιν ἡ παρουσία, κατ’ ἐνέργειαν τοῦ Σατανᾶ</w:t>
-      </w:r>
-    </w:p>
-    <w:p>
-      <w:pPr/>
-      <w:r>
-        <w:rPr>
-          <w:lang w:val="pt_PT" w:bidi="pt_PT"/>
-        </w:rPr>
-      </w:r>
-      <w:r>
-        <w:rPr>
-          <w:b/>
-          <w:lang w:val="pt_PT" w:bidi="pt_PT"/>
-        </w:rPr>
         <w:t>"</w:t>
       </w:r>
       <w:r>
@@ -11177,21 +9814,6 @@
           <w:b/>
           <w:lang w:val="pt_PT" w:bidi="pt_PT"/>
         </w:rPr>
-        <w:t>οὗ</w:t>
-      </w:r>
-    </w:p>
-    <w:p>
-      <w:pPr/>
-      <w:r>
-        <w:rPr>
-          <w:lang w:val="pt_PT" w:bidi="pt_PT"/>
-        </w:rPr>
-      </w:r>
-      <w:r>
-        <w:rPr>
-          <w:b/>
-          <w:lang w:val="pt_PT" w:bidi="pt_PT"/>
-        </w:rPr>
         <w:t>"e fará".</w:t>
       </w:r>
     </w:p>
@@ -11268,21 +9890,6 @@
           <w:b/>
           <w:lang w:val="pt_PT" w:bidi="pt_PT"/>
         </w:rPr>
-        <w:t>ἐν πάσῃ δυνάμει, καὶ σημείοις, καὶ τέρασιν ψεύδους</w:t>
-      </w:r>
-    </w:p>
-    <w:p>
-      <w:pPr/>
-      <w:r>
-        <w:rPr>
-          <w:lang w:val="pt_PT" w:bidi="pt_PT"/>
-        </w:rPr>
-      </w:r>
-      <w:r>
-        <w:rPr>
-          <w:b/>
-          <w:lang w:val="pt_PT" w:bidi="pt_PT"/>
-        </w:rPr>
         <w:t>"</w:t>
       </w:r>
       <w:r>
@@ -11405,21 +10012,6 @@
           <w:b/>
           <w:lang w:val="pt_PT" w:bidi="pt_PT"/>
         </w:rPr>
-        <w:t>ἐν πάσῃ δυνάμει, καὶ σημείοις, καὶ τέρασιν ψεύδους</w:t>
-      </w:r>
-    </w:p>
-    <w:p>
-      <w:pPr/>
-      <w:r>
-        <w:rPr>
-          <w:lang w:val="pt_PT" w:bidi="pt_PT"/>
-        </w:rPr>
-      </w:r>
-      <w:r>
-        <w:rPr>
-          <w:b/>
-          <w:lang w:val="pt_PT" w:bidi="pt_PT"/>
-        </w:rPr>
         <w:t>"</w:t>
       </w:r>
       <w:r>
@@ -11530,21 +10122,6 @@
           <w:b/>
           <w:lang w:val="pt_PT" w:bidi="pt_PT"/>
         </w:rPr>
-        <w:t>καὶ σημείοις, καὶ τέρασιν ψεύδους</w:t>
-      </w:r>
-    </w:p>
-    <w:p>
-      <w:pPr/>
-      <w:r>
-        <w:rPr>
-          <w:lang w:val="pt_PT" w:bidi="pt_PT"/>
-        </w:rPr>
-      </w:r>
-      <w:r>
-        <w:rPr>
-          <w:b/>
-          <w:lang w:val="pt_PT" w:bidi="pt_PT"/>
-        </w:rPr>
         <w:t>"</w:t>
       </w:r>
       <w:r>
@@ -11668,21 +10245,6 @@
           <w:b/>
           <w:lang w:val="pt_PT" w:bidi="pt_PT"/>
         </w:rPr>
-        <w:t>πάσῃ</w:t>
-      </w:r>
-    </w:p>
-    <w:p>
-      <w:pPr/>
-      <w:r>
-        <w:rPr>
-          <w:lang w:val="pt_PT" w:bidi="pt_PT"/>
-        </w:rPr>
-      </w:r>
-      <w:r>
-        <w:rPr>
-          <w:b/>
-          <w:lang w:val="pt_PT" w:bidi="pt_PT"/>
-        </w:rPr>
         <w:t>"todo".</w:t>
       </w:r>
     </w:p>
@@ -11779,21 +10341,6 @@
           <w:b/>
           <w:lang w:val="pt_PT" w:bidi="pt_PT"/>
         </w:rPr>
-        <w:t>ἐν πάσῃ ἀπάτῃ ἀδικίας</w:t>
-      </w:r>
-    </w:p>
-    <w:p>
-      <w:pPr/>
-      <w:r>
-        <w:rPr>
-          <w:lang w:val="pt_PT" w:bidi="pt_PT"/>
-        </w:rPr>
-      </w:r>
-      <w:r>
-        <w:rPr>
-          <w:b/>
-          <w:lang w:val="pt_PT" w:bidi="pt_PT"/>
-        </w:rPr>
         <w:t>"</w:t>
       </w:r>
       <w:r>
@@ -11930,21 +10477,6 @@
           <w:b/>
           <w:lang w:val="pt_PT" w:bidi="pt_PT"/>
         </w:rPr>
-        <w:t>ἐν πάσῃ ἀπάτῃ ἀδικίας, τοῖς ἀπολλυμένοις</w:t>
-      </w:r>
-    </w:p>
-    <w:p>
-      <w:pPr/>
-      <w:r>
-        <w:rPr>
-          <w:lang w:val="pt_PT" w:bidi="pt_PT"/>
-        </w:rPr>
-      </w:r>
-      <w:r>
-        <w:rPr>
-          <w:b/>
-          <w:lang w:val="pt_PT" w:bidi="pt_PT"/>
-        </w:rPr>
         <w:t>"</w:t>
       </w:r>
       <w:r>
@@ -12042,21 +10574,6 @@
           <w:b/>
           <w:lang w:val="pt_PT" w:bidi="pt_PT"/>
         </w:rPr>
-        <w:t>ἀνθ’ ὧν</w:t>
-      </w:r>
-    </w:p>
-    <w:p>
-      <w:pPr/>
-      <w:r>
-        <w:rPr>
-          <w:lang w:val="pt_PT" w:bidi="pt_PT"/>
-        </w:rPr>
-      </w:r>
-      <w:r>
-        <w:rPr>
-          <w:b/>
-          <w:lang w:val="pt_PT" w:bidi="pt_PT"/>
-        </w:rPr>
         <w:t>"porque".</w:t>
       </w:r>
     </w:p>
@@ -12140,21 +10657,6 @@
           <w:b/>
           <w:lang w:val="pt_PT" w:bidi="pt_PT"/>
         </w:rPr>
-        <w:t>τὴν ἀγάπην τῆς ἀληθείας οὐκ ἐδέξαντο</w:t>
-      </w:r>
-    </w:p>
-    <w:p>
-      <w:pPr/>
-      <w:r>
-        <w:rPr>
-          <w:lang w:val="pt_PT" w:bidi="pt_PT"/>
-        </w:rPr>
-      </w:r>
-      <w:r>
-        <w:rPr>
-          <w:b/>
-          <w:lang w:val="pt_PT" w:bidi="pt_PT"/>
-        </w:rPr>
         <w:t>"</w:t>
       </w:r>
       <w:r>
@@ -12278,21 +10780,6 @@
           <w:b/>
           <w:lang w:val="pt_PT" w:bidi="pt_PT"/>
         </w:rPr>
-        <w:t>εἰς τὸ σωθῆναι αὐτούς</w:t>
-      </w:r>
-    </w:p>
-    <w:p>
-      <w:pPr/>
-      <w:r>
-        <w:rPr>
-          <w:lang w:val="pt_PT" w:bidi="pt_PT"/>
-        </w:rPr>
-      </w:r>
-      <w:r>
-        <w:rPr>
-          <w:b/>
-          <w:lang w:val="pt_PT" w:bidi="pt_PT"/>
-        </w:rPr>
         <w:t>"</w:t>
       </w:r>
       <w:r>
@@ -12390,21 +10877,6 @@
           <w:b/>
           <w:lang w:val="pt_PT" w:bidi="pt_PT"/>
         </w:rPr>
-        <w:t>εἰς τὸ σωθῆναι αὐτούς</w:t>
-      </w:r>
-    </w:p>
-    <w:p>
-      <w:pPr/>
-      <w:r>
-        <w:rPr>
-          <w:lang w:val="pt_PT" w:bidi="pt_PT"/>
-        </w:rPr>
-      </w:r>
-      <w:r>
-        <w:rPr>
-          <w:b/>
-          <w:lang w:val="pt_PT" w:bidi="pt_PT"/>
-        </w:rPr>
         <w:t>"</w:t>
       </w:r>
       <w:r>
@@ -12502,21 +10974,6 @@
           <w:b/>
           <w:lang w:val="pt_PT" w:bidi="pt_PT"/>
         </w:rPr>
-        <w:t>διὰ τοῦτο</w:t>
-      </w:r>
-    </w:p>
-    <w:p>
-      <w:pPr/>
-      <w:r>
-        <w:rPr>
-          <w:lang w:val="pt_PT" w:bidi="pt_PT"/>
-        </w:rPr>
-      </w:r>
-      <w:r>
-        <w:rPr>
-          <w:b/>
-          <w:lang w:val="pt_PT" w:bidi="pt_PT"/>
-        </w:rPr>
         <w:t>"Por isso".</w:t>
       </w:r>
     </w:p>
@@ -12633,21 +11090,6 @@
           <w:b/>
           <w:lang w:val="pt_PT" w:bidi="pt_PT"/>
         </w:rPr>
-        <w:t>πέμπει αὐτοῖς ὁ Θεὸς ἐνέργειαν πλάνης, εἰς τὸ πιστεῦσαι αὐτοὺς τῷ ψεύδει</w:t>
-      </w:r>
-    </w:p>
-    <w:p>
-      <w:pPr/>
-      <w:r>
-        <w:rPr>
-          <w:lang w:val="pt_PT" w:bidi="pt_PT"/>
-        </w:rPr>
-      </w:r>
-      <w:r>
-        <w:rPr>
-          <w:b/>
-          <w:lang w:val="pt_PT" w:bidi="pt_PT"/>
-        </w:rPr>
         <w:t>"</w:t>
       </w:r>
       <w:r>
@@ -12758,21 +11200,6 @@
           <w:b/>
           <w:lang w:val="pt_PT" w:bidi="pt_PT"/>
         </w:rPr>
-        <w:t>ἐνέργειαν πλάνης</w:t>
-      </w:r>
-    </w:p>
-    <w:p>
-      <w:pPr/>
-      <w:r>
-        <w:rPr>
-          <w:lang w:val="pt_PT" w:bidi="pt_PT"/>
-        </w:rPr>
-      </w:r>
-      <w:r>
-        <w:rPr>
-          <w:b/>
-          <w:lang w:val="pt_PT" w:bidi="pt_PT"/>
-        </w:rPr>
         <w:t>"o poder do erro".</w:t>
       </w:r>
     </w:p>
@@ -12882,21 +11309,6 @@
           <w:b/>
           <w:lang w:val="pt_PT" w:bidi="pt_PT"/>
         </w:rPr>
-        <w:t>εἰς τὸ πιστεῦσαι αὐτοὺς</w:t>
-      </w:r>
-    </w:p>
-    <w:p>
-      <w:pPr/>
-      <w:r>
-        <w:rPr>
-          <w:lang w:val="pt_PT" w:bidi="pt_PT"/>
-        </w:rPr>
-      </w:r>
-      <w:r>
-        <w:rPr>
-          <w:b/>
-          <w:lang w:val="pt_PT" w:bidi="pt_PT"/>
-        </w:rPr>
         <w:t>"</w:t>
       </w:r>
       <w:r>
@@ -13020,21 +11432,6 @@
           <w:b/>
           <w:lang w:val="pt_PT" w:bidi="pt_PT"/>
         </w:rPr>
-        <w:t>εἰς τὸ πιστεῦσαι αὐτοὺς</w:t>
-      </w:r>
-    </w:p>
-    <w:p>
-      <w:pPr/>
-      <w:r>
-        <w:rPr>
-          <w:lang w:val="pt_PT" w:bidi="pt_PT"/>
-        </w:rPr>
-      </w:r>
-      <w:r>
-        <w:rPr>
-          <w:b/>
-          <w:lang w:val="pt_PT" w:bidi="pt_PT"/>
-        </w:rPr>
         <w:t>"</w:t>
       </w:r>
       <w:r>
@@ -13165,21 +11562,6 @@
           <w:b/>
           <w:lang w:val="pt_PT" w:bidi="pt_PT"/>
         </w:rPr>
-        <w:t>ἵνα</w:t>
-      </w:r>
-    </w:p>
-    <w:p>
-      <w:pPr/>
-      <w:r>
-        <w:rPr>
-          <w:lang w:val="pt_PT" w:bidi="pt_PT"/>
-        </w:rPr>
-      </w:r>
-      <w:r>
-        <w:rPr>
-          <w:b/>
-          <w:lang w:val="pt_PT" w:bidi="pt_PT"/>
-        </w:rPr>
         <w:t>"O resultado disso".</w:t>
       </w:r>
     </w:p>
@@ -13263,21 +11645,6 @@
           <w:b/>
           <w:lang w:val="pt_PT" w:bidi="pt_PT"/>
         </w:rPr>
-        <w:t>κριθῶσιν πάντες</w:t>
-      </w:r>
-    </w:p>
-    <w:p>
-      <w:pPr/>
-      <w:r>
-        <w:rPr>
-          <w:lang w:val="pt_PT" w:bidi="pt_PT"/>
-        </w:rPr>
-      </w:r>
-      <w:r>
-        <w:rPr>
-          <w:b/>
-          <w:lang w:val="pt_PT" w:bidi="pt_PT"/>
-        </w:rPr>
         <w:t>"</w:t>
       </w:r>
       <w:r>
@@ -13375,21 +11742,6 @@
           <w:b/>
           <w:lang w:val="pt_PT" w:bidi="pt_PT"/>
         </w:rPr>
-        <w:t>οἱ</w:t>
-      </w:r>
-    </w:p>
-    <w:p>
-      <w:pPr/>
-      <w:r>
-        <w:rPr>
-          <w:lang w:val="pt_PT" w:bidi="pt_PT"/>
-        </w:rPr>
-      </w:r>
-      <w:r>
-        <w:rPr>
-          <w:b/>
-          <w:lang w:val="pt_PT" w:bidi="pt_PT"/>
-        </w:rPr>
         <w:t>"todos os".</w:t>
       </w:r>
     </w:p>
@@ -13499,21 +11851,6 @@
           <w:b/>
           <w:lang w:val="pt_PT" w:bidi="pt_PT"/>
         </w:rPr>
-        <w:t>οἱ μὴ πιστεύσαντες τῇ ἀληθείᾳ, ἀλλὰ εὐδοκήσαντες τῇ ἀδικίᾳ</w:t>
-      </w:r>
-    </w:p>
-    <w:p>
-      <w:pPr/>
-      <w:r>
-        <w:rPr>
-          <w:lang w:val="pt_PT" w:bidi="pt_PT"/>
-        </w:rPr>
-      </w:r>
-      <w:r>
-        <w:rPr>
-          <w:b/>
-          <w:lang w:val="pt_PT" w:bidi="pt_PT"/>
-        </w:rPr>
         <w:t>"</w:t>
       </w:r>
       <w:r>
@@ -13728,21 +12065,6 @@
           <w:b/>
           <w:lang w:val="pt_PT" w:bidi="pt_PT"/>
         </w:rPr>
-        <w:t>δὲ</w:t>
-      </w:r>
-    </w:p>
-    <w:p>
-      <w:pPr/>
-      <w:r>
-        <w:rPr>
-          <w:lang w:val="pt_PT" w:bidi="pt_PT"/>
-        </w:rPr>
-      </w:r>
-      <w:r>
-        <w:rPr>
-          <w:b/>
-          <w:lang w:val="pt_PT" w:bidi="pt_PT"/>
-        </w:rPr>
         <w:t>"Irmãos".</w:t>
       </w:r>
     </w:p>
@@ -13819,21 +12141,6 @@
           <w:b/>
           <w:lang w:val="pt_PT" w:bidi="pt_PT"/>
         </w:rPr>
-        <w:t>ἡμεῖς &amp; ὀφείλομεν εὐχαριστεῖν &amp; πάντοτε</w:t>
-      </w:r>
-    </w:p>
-    <w:p>
-      <w:pPr/>
-      <w:r>
-        <w:rPr>
-          <w:lang w:val="pt_PT" w:bidi="pt_PT"/>
-        </w:rPr>
-      </w:r>
-      <w:r>
-        <w:rPr>
-          <w:b/>
-          <w:lang w:val="pt_PT" w:bidi="pt_PT"/>
-        </w:rPr>
         <w:t>"</w:t>
       </w:r>
       <w:r>
@@ -13944,21 +12251,6 @@
           <w:b/>
           <w:lang w:val="pt_PT" w:bidi="pt_PT"/>
         </w:rPr>
-        <w:t>ἡμεῖς &amp; ὀφείλομεν</w:t>
-      </w:r>
-    </w:p>
-    <w:p>
-      <w:pPr/>
-      <w:r>
-        <w:rPr>
-          <w:lang w:val="pt_PT" w:bidi="pt_PT"/>
-        </w:rPr>
-      </w:r>
-      <w:r>
-        <w:rPr>
-          <w:b/>
-          <w:lang w:val="pt_PT" w:bidi="pt_PT"/>
-        </w:rPr>
         <w:t>"devemos".</w:t>
       </w:r>
     </w:p>
@@ -14055,21 +12347,6 @@
           <w:b/>
           <w:lang w:val="pt_PT" w:bidi="pt_PT"/>
         </w:rPr>
-        <w:t>ἀδελφοὶ ἠγαπημένοι ὑπὸ Κυρίου</w:t>
-      </w:r>
-    </w:p>
-    <w:p>
-      <w:pPr/>
-      <w:r>
-        <w:rPr>
-          <w:lang w:val="pt_PT" w:bidi="pt_PT"/>
-        </w:rPr>
-      </w:r>
-      <w:r>
-        <w:rPr>
-          <w:b/>
-          <w:lang w:val="pt_PT" w:bidi="pt_PT"/>
-        </w:rPr>
         <w:t>"</w:t>
       </w:r>
       <w:r>
@@ -14179,21 +12456,6 @@
           <w:b/>
           <w:lang w:val="pt_PT" w:bidi="pt_PT"/>
         </w:rPr>
-        <w:t>ἀδελφοὶ</w:t>
-      </w:r>
-    </w:p>
-    <w:p>
-      <w:pPr/>
-      <w:r>
-        <w:rPr>
-          <w:lang w:val="pt_PT" w:bidi="pt_PT"/>
-        </w:rPr>
-      </w:r>
-      <w:r>
-        <w:rPr>
-          <w:b/>
-          <w:lang w:val="pt_PT" w:bidi="pt_PT"/>
-        </w:rPr>
         <w:t>"irmãos".</w:t>
       </w:r>
     </w:p>
@@ -14290,21 +12552,6 @@
           <w:b/>
           <w:lang w:val="pt_PT" w:bidi="pt_PT"/>
         </w:rPr>
-        <w:t>ἀπαρχὴν εἰς σωτηρίαν</w:t>
-      </w:r>
-    </w:p>
-    <w:p>
-      <w:pPr/>
-      <w:r>
-        <w:rPr>
-          <w:lang w:val="pt_PT" w:bidi="pt_PT"/>
-        </w:rPr>
-      </w:r>
-      <w:r>
-        <w:rPr>
-          <w:b/>
-          <w:lang w:val="pt_PT" w:bidi="pt_PT"/>
-        </w:rPr>
         <w:t>"</w:t>
       </w:r>
       <w:r>
@@ -14402,21 +12649,6 @@
           <w:b/>
           <w:lang w:val="pt_PT" w:bidi="pt_PT"/>
         </w:rPr>
-        <w:t>ἀπαρχὴν εἰς σωτηρίαν ἐν ἁγιασμῷ Πνεύματος καὶ πίστει ἀληθείας</w:t>
-      </w:r>
-    </w:p>
-    <w:p>
-      <w:pPr/>
-      <w:r>
-        <w:rPr>
-          <w:lang w:val="pt_PT" w:bidi="pt_PT"/>
-        </w:rPr>
-      </w:r>
-      <w:r>
-        <w:rPr>
-          <w:b/>
-          <w:lang w:val="pt_PT" w:bidi="pt_PT"/>
-        </w:rPr>
         <w:t>"</w:t>
       </w:r>
       <w:r>
@@ -14553,21 +12785,6 @@
           <w:b/>
           <w:lang w:val="pt_PT" w:bidi="pt_PT"/>
         </w:rPr>
-        <w:t>διὰ τοῦ εὐαγγελίου ἡμῶν</w:t>
-      </w:r>
-    </w:p>
-    <w:p>
-      <w:pPr/>
-      <w:r>
-        <w:rPr>
-          <w:lang w:val="pt_PT" w:bidi="pt_PT"/>
-        </w:rPr>
-      </w:r>
-      <w:r>
-        <w:rPr>
-          <w:b/>
-          <w:lang w:val="pt_PT" w:bidi="pt_PT"/>
-        </w:rPr>
         <w:t>"por meio do evangelho".</w:t>
       </w:r>
     </w:p>
@@ -14663,21 +12880,6 @@
           <w:b/>
           <w:lang w:val="pt_PT" w:bidi="pt_PT"/>
         </w:rPr>
-        <w:t>εἰς περιποίησιν δόξης τοῦ Κυρίου ἡμῶν, Ἰησοῦ Χριστοῦ</w:t>
-      </w:r>
-    </w:p>
-    <w:p>
-      <w:pPr/>
-      <w:r>
-        <w:rPr>
-          <w:lang w:val="pt_PT" w:bidi="pt_PT"/>
-        </w:rPr>
-      </w:r>
-      <w:r>
-        <w:rPr>
-          <w:b/>
-          <w:lang w:val="pt_PT" w:bidi="pt_PT"/>
-        </w:rPr>
         <w:t>"</w:t>
       </w:r>
       <w:r>
@@ -14775,21 +12977,6 @@
           <w:b/>
           <w:lang w:val="pt_PT" w:bidi="pt_PT"/>
         </w:rPr>
-        <w:t>εἰς περιποίησιν δόξης τοῦ Κυρίου ἡμῶν</w:t>
-      </w:r>
-    </w:p>
-    <w:p>
-      <w:pPr/>
-      <w:r>
-        <w:rPr>
-          <w:lang w:val="pt_PT" w:bidi="pt_PT"/>
-        </w:rPr>
-      </w:r>
-      <w:r>
-        <w:rPr>
-          <w:b/>
-          <w:lang w:val="pt_PT" w:bidi="pt_PT"/>
-        </w:rPr>
         <w:t>"</w:t>
       </w:r>
       <w:r>
@@ -14900,21 +13087,6 @@
           <w:b/>
           <w:lang w:val="pt_PT" w:bidi="pt_PT"/>
         </w:rPr>
-        <w:t>ἄρα οὖν</w:t>
-      </w:r>
-    </w:p>
-    <w:p>
-      <w:pPr/>
-      <w:r>
-        <w:rPr>
-          <w:lang w:val="pt_PT" w:bidi="pt_PT"/>
-        </w:rPr>
-      </w:r>
-      <w:r>
-        <w:rPr>
-          <w:b/>
-          <w:lang w:val="pt_PT" w:bidi="pt_PT"/>
-        </w:rPr>
         <w:t>"Portanto".</w:t>
       </w:r>
     </w:p>
@@ -15011,21 +13183,6 @@
           <w:b/>
           <w:lang w:val="pt_PT" w:bidi="pt_PT"/>
         </w:rPr>
-        <w:t>ἀδελφοί</w:t>
-      </w:r>
-    </w:p>
-    <w:p>
-      <w:pPr/>
-      <w:r>
-        <w:rPr>
-          <w:lang w:val="pt_PT" w:bidi="pt_PT"/>
-        </w:rPr>
-      </w:r>
-      <w:r>
-        <w:rPr>
-          <w:b/>
-          <w:lang w:val="pt_PT" w:bidi="pt_PT"/>
-        </w:rPr>
         <w:t>"irmãos".</w:t>
       </w:r>
     </w:p>
@@ -15122,21 +13279,6 @@
           <w:b/>
           <w:lang w:val="pt_PT" w:bidi="pt_PT"/>
         </w:rPr>
-        <w:t>στήκετε</w:t>
-      </w:r>
-    </w:p>
-    <w:p>
-      <w:pPr/>
-      <w:r>
-        <w:rPr>
-          <w:lang w:val="pt_PT" w:bidi="pt_PT"/>
-        </w:rPr>
-      </w:r>
-      <w:r>
-        <w:rPr>
-          <w:b/>
-          <w:lang w:val="pt_PT" w:bidi="pt_PT"/>
-        </w:rPr>
         <w:t>"fiquem firmes".</w:t>
       </w:r>
     </w:p>
@@ -15233,21 +13375,6 @@
           <w:b/>
           <w:lang w:val="pt_PT" w:bidi="pt_PT"/>
         </w:rPr>
-        <w:t>κρατεῖτε τὰς παραδόσεις</w:t>
-      </w:r>
-    </w:p>
-    <w:p>
-      <w:pPr/>
-      <w:r>
-        <w:rPr>
-          <w:lang w:val="pt_PT" w:bidi="pt_PT"/>
-        </w:rPr>
-      </w:r>
-      <w:r>
-        <w:rPr>
-          <w:b/>
-          <w:lang w:val="pt_PT" w:bidi="pt_PT"/>
-        </w:rPr>
         <w:t>"</w:t>
       </w:r>
       <w:r>
@@ -15358,21 +13485,6 @@
           <w:b/>
           <w:lang w:val="pt_PT" w:bidi="pt_PT"/>
         </w:rPr>
-        <w:t>στήκετε καὶ κρατεῖτε</w:t>
-      </w:r>
-    </w:p>
-    <w:p>
-      <w:pPr/>
-      <w:r>
-        <w:rPr>
-          <w:lang w:val="pt_PT" w:bidi="pt_PT"/>
-        </w:rPr>
-      </w:r>
-      <w:r>
-        <w:rPr>
-          <w:b/>
-          <w:lang w:val="pt_PT" w:bidi="pt_PT"/>
-        </w:rPr>
         <w:t>"</w:t>
       </w:r>
       <w:r>
@@ -15470,21 +13582,6 @@
           <w:b/>
           <w:lang w:val="pt_PT" w:bidi="pt_PT"/>
         </w:rPr>
-        <w:t>ἐδιδάχθητε</w:t>
-      </w:r>
-    </w:p>
-    <w:p>
-      <w:pPr/>
-      <w:r>
-        <w:rPr>
-          <w:lang w:val="pt_PT" w:bidi="pt_PT"/>
-        </w:rPr>
-      </w:r>
-      <w:r>
-        <w:rPr>
-          <w:b/>
-          <w:lang w:val="pt_PT" w:bidi="pt_PT"/>
-        </w:rPr>
         <w:t>"</w:t>
       </w:r>
       <w:r>
@@ -15582,21 +13679,6 @@
           <w:b/>
           <w:lang w:val="pt_PT" w:bidi="pt_PT"/>
         </w:rPr>
-        <w:t>διὰ λόγου</w:t>
-      </w:r>
-    </w:p>
-    <w:p>
-      <w:pPr/>
-      <w:r>
-        <w:rPr>
-          <w:lang w:val="pt_PT" w:bidi="pt_PT"/>
-        </w:rPr>
-      </w:r>
-      <w:r>
-        <w:rPr>
-          <w:b/>
-          <w:lang w:val="pt_PT" w:bidi="pt_PT"/>
-        </w:rPr>
         <w:t>"</w:t>
       </w:r>
       <w:r>
@@ -15694,21 +13776,6 @@
           <w:b/>
           <w:lang w:val="pt_PT" w:bidi="pt_PT"/>
         </w:rPr>
-        <w:t>δι’ ἐπιστολῆς ἡμῶν</w:t>
-      </w:r>
-    </w:p>
-    <w:p>
-      <w:pPr/>
-      <w:r>
-        <w:rPr>
-          <w:lang w:val="pt_PT" w:bidi="pt_PT"/>
-        </w:rPr>
-      </w:r>
-      <w:r>
-        <w:rPr>
-          <w:b/>
-          <w:lang w:val="pt_PT" w:bidi="pt_PT"/>
-        </w:rPr>
         <w:t>"</w:t>
       </w:r>
       <w:r>
@@ -15819,21 +13886,6 @@
           <w:b/>
           <w:lang w:val="pt_PT" w:bidi="pt_PT"/>
         </w:rPr>
-        <w:t>δὲ</w:t>
-      </w:r>
-    </w:p>
-    <w:p>
-      <w:pPr/>
-      <w:r>
-        <w:rPr>
-          <w:lang w:val="pt_PT" w:bidi="pt_PT"/>
-        </w:rPr>
-      </w:r>
-      <w:r>
-        <w:rPr>
-          <w:b/>
-          <w:lang w:val="pt_PT" w:bidi="pt_PT"/>
-        </w:rPr>
         <w:t>"Que".</w:t>
       </w:r>
     </w:p>
@@ -15930,21 +13982,6 @@
           <w:b/>
           <w:lang w:val="pt_PT" w:bidi="pt_PT"/>
         </w:rPr>
-        <w:t>αὐτὸς δὲ ὁ Κύριος ἡμῶν, Ἰησοῦς Χριστὸς, καὶ ὁ Θεὸς ὁ Πατὴρ ἡμῶν</w:t>
-      </w:r>
-    </w:p>
-    <w:p>
-      <w:pPr/>
-      <w:r>
-        <w:rPr>
-          <w:lang w:val="pt_PT" w:bidi="pt_PT"/>
-        </w:rPr>
-      </w:r>
-      <w:r>
-        <w:rPr>
-          <w:b/>
-          <w:lang w:val="pt_PT" w:bidi="pt_PT"/>
-        </w:rPr>
         <w:t>"</w:t>
       </w:r>
       <w:r>
@@ -16042,21 +14079,6 @@
           <w:b/>
           <w:lang w:val="pt_PT" w:bidi="pt_PT"/>
         </w:rPr>
-        <w:t>ἡμῶν &amp; ἡμῶν &amp; ἡμᾶς</w:t>
-      </w:r>
-    </w:p>
-    <w:p>
-      <w:pPr/>
-      <w:r>
-        <w:rPr>
-          <w:lang w:val="pt_PT" w:bidi="pt_PT"/>
-        </w:rPr>
-      </w:r>
-      <w:r>
-        <w:rPr>
-          <w:b/>
-          <w:lang w:val="pt_PT" w:bidi="pt_PT"/>
-        </w:rPr>
         <w:t>"nosso"</w:t>
       </w:r>
       <w:r>
@@ -16192,21 +14214,6 @@
           <w:b/>
           <w:lang w:val="pt_PT" w:bidi="pt_PT"/>
         </w:rPr>
-        <w:t>αὐτὸς &amp; Κύριος ἡμῶν, Ἰησοῦς Χριστὸς</w:t>
-      </w:r>
-    </w:p>
-    <w:p>
-      <w:pPr/>
-      <w:r>
-        <w:rPr>
-          <w:lang w:val="pt_PT" w:bidi="pt_PT"/>
-        </w:rPr>
-      </w:r>
-      <w:r>
-        <w:rPr>
-          <w:b/>
-          <w:lang w:val="pt_PT" w:bidi="pt_PT"/>
-        </w:rPr>
         <w:t>"o próprio Jesus Cristo".</w:t>
       </w:r>
     </w:p>
@@ -16316,21 +14323,6 @@
           <w:b/>
           <w:lang w:val="pt_PT" w:bidi="pt_PT"/>
         </w:rPr>
-        <w:t>δοὺς παράκλησιν αἰωνίαν, καὶ ἐλπίδα ἀγαθὴν</w:t>
-      </w:r>
-    </w:p>
-    <w:p>
-      <w:pPr/>
-      <w:r>
-        <w:rPr>
-          <w:lang w:val="pt_PT" w:bidi="pt_PT"/>
-        </w:rPr>
-      </w:r>
-      <w:r>
-        <w:rPr>
-          <w:b/>
-          <w:lang w:val="pt_PT" w:bidi="pt_PT"/>
-        </w:rPr>
         <w:t>"</w:t>
       </w:r>
       <w:r>
@@ -16454,21 +14446,6 @@
           <w:b/>
           <w:lang w:val="pt_PT" w:bidi="pt_PT"/>
         </w:rPr>
-        <w:t>ἐν χάριτι</w:t>
-      </w:r>
-    </w:p>
-    <w:p>
-      <w:pPr/>
-      <w:r>
-        <w:rPr>
-          <w:lang w:val="pt_PT" w:bidi="pt_PT"/>
-        </w:rPr>
-      </w:r>
-      <w:r>
-        <w:rPr>
-          <w:b/>
-          <w:lang w:val="pt_PT" w:bidi="pt_PT"/>
-        </w:rPr>
         <w:t>"que na sua bondade".</w:t>
       </w:r>
     </w:p>
@@ -16565,21 +14542,6 @@
           <w:b/>
           <w:lang w:val="pt_PT" w:bidi="pt_PT"/>
         </w:rPr>
-        <w:t>παρακαλέσαι ὑμῶν τὰς καρδίας, καὶ στηρίξαι</w:t>
-      </w:r>
-    </w:p>
-    <w:p>
-      <w:pPr/>
-      <w:r>
-        <w:rPr>
-          <w:lang w:val="pt_PT" w:bidi="pt_PT"/>
-        </w:rPr>
-      </w:r>
-      <w:r>
-        <w:rPr>
-          <w:b/>
-          <w:lang w:val="pt_PT" w:bidi="pt_PT"/>
-        </w:rPr>
         <w:t>"</w:t>
       </w:r>
       <w:r>
@@ -16703,21 +14665,6 @@
           <w:b/>
           <w:lang w:val="pt_PT" w:bidi="pt_PT"/>
         </w:rPr>
-        <w:t>ἐν παντὶ ἔργῳ καὶ λόγῳ ἀγαθῷ</w:t>
-      </w:r>
-    </w:p>
-    <w:p>
-      <w:pPr/>
-      <w:r>
-        <w:rPr>
-          <w:lang w:val="pt_PT" w:bidi="pt_PT"/>
-        </w:rPr>
-      </w:r>
-      <w:r>
-        <w:rPr>
-          <w:b/>
-          <w:lang w:val="pt_PT" w:bidi="pt_PT"/>
-        </w:rPr>
         <w:t>"</w:t>
       </w:r>
       <w:r>
@@ -16911,21 +14858,6 @@
           <w:b/>
           <w:lang w:val="pt_PT" w:bidi="pt_PT"/>
         </w:rPr>
-        <w:t>τὸ λοιπὸν</w:t>
-      </w:r>
-    </w:p>
-    <w:p>
-      <w:pPr/>
-      <w:r>
-        <w:rPr>
-          <w:lang w:val="pt_PT" w:bidi="pt_PT"/>
-        </w:rPr>
-      </w:r>
-      <w:r>
-        <w:rPr>
-          <w:b/>
-          <w:lang w:val="pt_PT" w:bidi="pt_PT"/>
-        </w:rPr>
         <w:t>"Finalmente".</w:t>
       </w:r>
     </w:p>
@@ -17035,21 +14967,6 @@
           <w:b/>
           <w:lang w:val="pt_PT" w:bidi="pt_PT"/>
         </w:rPr>
-        <w:t>ἀδελφοί</w:t>
-      </w:r>
-    </w:p>
-    <w:p>
-      <w:pPr/>
-      <w:r>
-        <w:rPr>
-          <w:lang w:val="pt_PT" w:bidi="pt_PT"/>
-        </w:rPr>
-      </w:r>
-      <w:r>
-        <w:rPr>
-          <w:b/>
-          <w:lang w:val="pt_PT" w:bidi="pt_PT"/>
-        </w:rPr>
         <w:t>"irmãos".</w:t>
       </w:r>
     </w:p>
@@ -17146,21 +15063,6 @@
           <w:b/>
           <w:lang w:val="pt_PT" w:bidi="pt_PT"/>
         </w:rPr>
-        <w:t>ἡμῶν</w:t>
-      </w:r>
-    </w:p>
-    <w:p>
-      <w:pPr/>
-      <w:r>
-        <w:rPr>
-          <w:lang w:val="pt_PT" w:bidi="pt_PT"/>
-        </w:rPr>
-      </w:r>
-      <w:r>
-        <w:rPr>
-          <w:b/>
-          <w:lang w:val="pt_PT" w:bidi="pt_PT"/>
-        </w:rPr>
         <w:t>"nós".</w:t>
       </w:r>
     </w:p>
@@ -17257,21 +15159,6 @@
           <w:b/>
           <w:lang w:val="pt_PT" w:bidi="pt_PT"/>
         </w:rPr>
-        <w:t>τρέχῃ</w:t>
-      </w:r>
-    </w:p>
-    <w:p>
-      <w:pPr/>
-      <w:r>
-        <w:rPr>
-          <w:lang w:val="pt_PT" w:bidi="pt_PT"/>
-        </w:rPr>
-      </w:r>
-      <w:r>
-        <w:rPr>
-          <w:b/>
-          <w:lang w:val="pt_PT" w:bidi="pt_PT"/>
-        </w:rPr>
         <w:t>"</w:t>
       </w:r>
       <w:r>
@@ -17394,21 +15281,6 @@
           <w:b/>
           <w:lang w:val="pt_PT" w:bidi="pt_PT"/>
         </w:rPr>
-        <w:t>καὶ δοξάζηται</w:t>
-      </w:r>
-    </w:p>
-    <w:p>
-      <w:pPr/>
-      <w:r>
-        <w:rPr>
-          <w:lang w:val="pt_PT" w:bidi="pt_PT"/>
-        </w:rPr>
-      </w:r>
-      <w:r>
-        <w:rPr>
-          <w:b/>
-          <w:lang w:val="pt_PT" w:bidi="pt_PT"/>
-        </w:rPr>
         <w:t>"</w:t>
       </w:r>
       <w:r>
@@ -17506,21 +15378,6 @@
           <w:b/>
           <w:lang w:val="pt_PT" w:bidi="pt_PT"/>
         </w:rPr>
-        <w:t>καθὼς καὶ πρὸς ὑμᾶς</w:t>
-      </w:r>
-    </w:p>
-    <w:p>
-      <w:pPr/>
-      <w:r>
-        <w:rPr>
-          <w:lang w:val="pt_PT" w:bidi="pt_PT"/>
-        </w:rPr>
-      </w:r>
-      <w:r>
-        <w:rPr>
-          <w:b/>
-          <w:lang w:val="pt_PT" w:bidi="pt_PT"/>
-        </w:rPr>
         <w:t>"</w:t>
       </w:r>
       <w:r>
@@ -17618,21 +15475,6 @@
           <w:b/>
           <w:lang w:val="pt_PT" w:bidi="pt_PT"/>
         </w:rPr>
-        <w:t>ῥυσθῶμεν</w:t>
-      </w:r>
-    </w:p>
-    <w:p>
-      <w:pPr/>
-      <w:r>
-        <w:rPr>
-          <w:lang w:val="pt_PT" w:bidi="pt_PT"/>
-        </w:rPr>
-      </w:r>
-      <w:r>
-        <w:rPr>
-          <w:b/>
-          <w:lang w:val="pt_PT" w:bidi="pt_PT"/>
-        </w:rPr>
         <w:t>"</w:t>
       </w:r>
       <w:r>
@@ -17730,21 +15572,6 @@
           <w:b/>
           <w:lang w:val="pt_PT" w:bidi="pt_PT"/>
         </w:rPr>
-        <w:t>ἀτόπων καὶ πονηρῶν</w:t>
-      </w:r>
-    </w:p>
-    <w:p>
-      <w:pPr/>
-      <w:r>
-        <w:rPr>
-          <w:lang w:val="pt_PT" w:bidi="pt_PT"/>
-        </w:rPr>
-      </w:r>
-      <w:r>
-        <w:rPr>
-          <w:b/>
-          <w:lang w:val="pt_PT" w:bidi="pt_PT"/>
-        </w:rPr>
         <w:t>"</w:t>
       </w:r>
       <w:r>
@@ -17868,21 +15695,6 @@
           <w:b/>
           <w:lang w:val="pt_PT" w:bidi="pt_PT"/>
         </w:rPr>
-        <w:t>οὐ γὰρ πάντων ἡ πίστις</w:t>
-      </w:r>
-    </w:p>
-    <w:p>
-      <w:pPr/>
-      <w:r>
-        <w:rPr>
-          <w:lang w:val="pt_PT" w:bidi="pt_PT"/>
-        </w:rPr>
-      </w:r>
-      <w:r>
-        <w:rPr>
-          <w:b/>
-          <w:lang w:val="pt_PT" w:bidi="pt_PT"/>
-        </w:rPr>
         <w:t>"</w:t>
       </w:r>
       <w:r>
@@ -17993,21 +15805,6 @@
           <w:b/>
           <w:lang w:val="pt_PT" w:bidi="pt_PT"/>
         </w:rPr>
-        <w:t>ἡ πίστις</w:t>
-      </w:r>
-    </w:p>
-    <w:p>
-      <w:pPr/>
-      <w:r>
-        <w:rPr>
-          <w:lang w:val="pt_PT" w:bidi="pt_PT"/>
-        </w:rPr>
-      </w:r>
-      <w:r>
-        <w:rPr>
-          <w:b/>
-          <w:lang w:val="pt_PT" w:bidi="pt_PT"/>
-        </w:rPr>
         <w:t>"creem".</w:t>
       </w:r>
     </w:p>
@@ -18104,21 +15901,6 @@
           <w:b/>
           <w:lang w:val="pt_PT" w:bidi="pt_PT"/>
         </w:rPr>
-        <w:t>ὃς στηρίξει</w:t>
-      </w:r>
-    </w:p>
-    <w:p>
-      <w:pPr/>
-      <w:r>
-        <w:rPr>
-          <w:lang w:val="pt_PT" w:bidi="pt_PT"/>
-        </w:rPr>
-      </w:r>
-      <w:r>
-        <w:rPr>
-          <w:b/>
-          <w:lang w:val="pt_PT" w:bidi="pt_PT"/>
-        </w:rPr>
         <w:t>"</w:t>
       </w:r>
       <w:r>
@@ -18229,21 +16011,6 @@
           <w:b/>
           <w:lang w:val="pt_PT" w:bidi="pt_PT"/>
         </w:rPr>
-        <w:t>τοῦ πονηροῦ</w:t>
-      </w:r>
-    </w:p>
-    <w:p>
-      <w:pPr/>
-      <w:r>
-        <w:rPr>
-          <w:lang w:val="pt_PT" w:bidi="pt_PT"/>
-        </w:rPr>
-      </w:r>
-      <w:r>
-        <w:rPr>
-          <w:b/>
-          <w:lang w:val="pt_PT" w:bidi="pt_PT"/>
-        </w:rPr>
         <w:t>"do Maligno".</w:t>
       </w:r>
     </w:p>
@@ -18307,21 +16074,6 @@
           <w:b/>
           <w:lang w:val="pt_PT" w:bidi="pt_PT"/>
         </w:rPr>
-        <w:t>πεποίθαμεν δὲ</w:t>
-      </w:r>
-    </w:p>
-    <w:p>
-      <w:pPr/>
-      <w:r>
-        <w:rPr>
-          <w:lang w:val="pt_PT" w:bidi="pt_PT"/>
-        </w:rPr>
-      </w:r>
-      <w:r>
-        <w:rPr>
-          <w:b/>
-          <w:lang w:val="pt_PT" w:bidi="pt_PT"/>
-        </w:rPr>
         <w:t>"</w:t>
       </w:r>
       <w:r>
@@ -18432,21 +16184,6 @@
           <w:b/>
           <w:lang w:val="pt_PT" w:bidi="pt_PT"/>
         </w:rPr>
-        <w:t>πεποίθαμεν δὲ ἐν Κυρίῳ ἐφ’ ὑμᾶς</w:t>
-      </w:r>
-    </w:p>
-    <w:p>
-      <w:pPr/>
-      <w:r>
-        <w:rPr>
-          <w:lang w:val="pt_PT" w:bidi="pt_PT"/>
-        </w:rPr>
-      </w:r>
-      <w:r>
-        <w:rPr>
-          <w:b/>
-          <w:lang w:val="pt_PT" w:bidi="pt_PT"/>
-        </w:rPr>
         <w:t>"</w:t>
       </w:r>
       <w:r>
@@ -18544,21 +16281,6 @@
           <w:b/>
           <w:lang w:val="pt_PT" w:bidi="pt_PT"/>
         </w:rPr>
-        <w:t>ὁ &amp; Κύριος κατευθύναι ὑμῶν τὰς καρδίας εἰς τὴν ἀγάπην τοῦ Θεοῦ, καὶ εἰς τὴν ὑπομονὴν τοῦ Χριστοῦ</w:t>
-      </w:r>
-    </w:p>
-    <w:p>
-      <w:pPr/>
-      <w:r>
-        <w:rPr>
-          <w:lang w:val="pt_PT" w:bidi="pt_PT"/>
-        </w:rPr>
-      </w:r>
-      <w:r>
-        <w:rPr>
-          <w:b/>
-          <w:lang w:val="pt_PT" w:bidi="pt_PT"/>
-        </w:rPr>
         <w:t>"</w:t>
       </w:r>
       <w:r>
@@ -18656,21 +16378,6 @@
           <w:b/>
           <w:lang w:val="pt_PT" w:bidi="pt_PT"/>
         </w:rPr>
-        <w:t>εἰς τὴν ἀγάπην τοῦ Θεοῦ, καὶ εἰς τὴν ὑπομονὴν τοῦ Χριστοῦ</w:t>
-      </w:r>
-    </w:p>
-    <w:p>
-      <w:pPr/>
-      <w:r>
-        <w:rPr>
-          <w:lang w:val="pt_PT" w:bidi="pt_PT"/>
-        </w:rPr>
-      </w:r>
-      <w:r>
-        <w:rPr>
-          <w:b/>
-          <w:lang w:val="pt_PT" w:bidi="pt_PT"/>
-        </w:rPr>
         <w:t>"</w:t>
       </w:r>
       <w:r>
@@ -18781,21 +16488,6 @@
           <w:b/>
           <w:lang w:val="pt_PT" w:bidi="pt_PT"/>
         </w:rPr>
-        <w:t>εἰς τὴν ἀγάπην τοῦ Θεοῦ, καὶ εἰς τὴν ὑπομονὴν τοῦ Χριστοῦ</w:t>
-      </w:r>
-    </w:p>
-    <w:p>
-      <w:pPr/>
-      <w:r>
-        <w:rPr>
-          <w:lang w:val="pt_PT" w:bidi="pt_PT"/>
-        </w:rPr>
-      </w:r>
-      <w:r>
-        <w:rPr>
-          <w:b/>
-          <w:lang w:val="pt_PT" w:bidi="pt_PT"/>
-        </w:rPr>
         <w:t>"o amor de Deus".</w:t>
       </w:r>
     </w:p>
@@ -18892,21 +16584,6 @@
           <w:b/>
           <w:lang w:val="pt_PT" w:bidi="pt_PT"/>
         </w:rPr>
-        <w:t>εἰς τὴν ὑπομονὴν τοῦ Χριστοῦ</w:t>
-      </w:r>
-    </w:p>
-    <w:p>
-      <w:pPr/>
-      <w:r>
-        <w:rPr>
-          <w:lang w:val="pt_PT" w:bidi="pt_PT"/>
-        </w:rPr>
-      </w:r>
-      <w:r>
-        <w:rPr>
-          <w:b/>
-          <w:lang w:val="pt_PT" w:bidi="pt_PT"/>
-        </w:rPr>
         <w:t>"</w:t>
       </w:r>
       <w:r>
@@ -19089,21 +16766,6 @@
           <w:b/>
           <w:lang w:val="pt_PT" w:bidi="pt_PT"/>
         </w:rPr>
-        <w:t>δὲ</w:t>
-      </w:r>
-    </w:p>
-    <w:p>
-      <w:pPr/>
-      <w:r>
-        <w:rPr>
-          <w:lang w:val="pt_PT" w:bidi="pt_PT"/>
-        </w:rPr>
-      </w:r>
-      <w:r>
-        <w:rPr>
-          <w:b/>
-          <w:lang w:val="pt_PT" w:bidi="pt_PT"/>
-        </w:rPr>
         <w:t>"Irmãos".</w:t>
       </w:r>
     </w:p>
@@ -19187,21 +16849,6 @@
           <w:b/>
           <w:lang w:val="pt_PT" w:bidi="pt_PT"/>
         </w:rPr>
-        <w:t>ἀδελφοί &amp; ἀδελφοῦ</w:t>
-      </w:r>
-    </w:p>
-    <w:p>
-      <w:pPr/>
-      <w:r>
-        <w:rPr>
-          <w:lang w:val="pt_PT" w:bidi="pt_PT"/>
-        </w:rPr>
-      </w:r>
-      <w:r>
-        <w:rPr>
-          <w:b/>
-          <w:lang w:val="pt_PT" w:bidi="pt_PT"/>
-        </w:rPr>
         <w:t>"Irmãos"</w:t>
       </w:r>
       <w:r>
@@ -19311,21 +16958,6 @@
           <w:b/>
           <w:lang w:val="pt_PT" w:bidi="pt_PT"/>
         </w:rPr>
-        <w:t>ἐν ὀνόματι τοῦ Κυρίου ἡμῶν, Ἰησοῦ Χριστοῦ</w:t>
-      </w:r>
-    </w:p>
-    <w:p>
-      <w:pPr/>
-      <w:r>
-        <w:rPr>
-          <w:lang w:val="pt_PT" w:bidi="pt_PT"/>
-        </w:rPr>
-      </w:r>
-      <w:r>
-        <w:rPr>
-          <w:b/>
-          <w:lang w:val="pt_PT" w:bidi="pt_PT"/>
-        </w:rPr>
         <w:t>"em nome do nosso Senhor Jesus Cristo".</w:t>
       </w:r>
     </w:p>
@@ -19422,21 +17054,6 @@
           <w:b/>
           <w:lang w:val="pt_PT" w:bidi="pt_PT"/>
         </w:rPr>
-        <w:t>ἡμῶν</w:t>
-      </w:r>
-    </w:p>
-    <w:p>
-      <w:pPr/>
-      <w:r>
-        <w:rPr>
-          <w:lang w:val="pt_PT" w:bidi="pt_PT"/>
-        </w:rPr>
-      </w:r>
-      <w:r>
-        <w:rPr>
-          <w:b/>
-          <w:lang w:val="pt_PT" w:bidi="pt_PT"/>
-        </w:rPr>
         <w:t>"nosso".</w:t>
       </w:r>
     </w:p>
@@ -19533,21 +17150,6 @@
           <w:b/>
           <w:lang w:val="pt_PT" w:bidi="pt_PT"/>
         </w:rPr>
-        <w:t>ἀτάκτως περιπατοῦντος</w:t>
-      </w:r>
-    </w:p>
-    <w:p>
-      <w:pPr/>
-      <w:r>
-        <w:rPr>
-          <w:lang w:val="pt_PT" w:bidi="pt_PT"/>
-        </w:rPr>
-      </w:r>
-      <w:r>
-        <w:rPr>
-          <w:b/>
-          <w:lang w:val="pt_PT" w:bidi="pt_PT"/>
-        </w:rPr>
         <w:t>"</w:t>
       </w:r>
       <w:r>
@@ -19664,21 +17266,6 @@
           <w:b/>
           <w:lang w:val="pt_PT" w:bidi="pt_PT"/>
         </w:rPr>
-        <w:t>τὴν παράδοσιν</w:t>
-      </w:r>
-    </w:p>
-    <w:p>
-      <w:pPr/>
-      <w:r>
-        <w:rPr>
-          <w:lang w:val="pt_PT" w:bidi="pt_PT"/>
-        </w:rPr>
-      </w:r>
-      <w:r>
-        <w:rPr>
-          <w:b/>
-          <w:lang w:val="pt_PT" w:bidi="pt_PT"/>
-        </w:rPr>
         <w:t>"</w:t>
       </w:r>
       <w:r>
@@ -19782,21 +17369,6 @@
           <w:b/>
           <w:lang w:val="pt_PT" w:bidi="pt_PT"/>
         </w:rPr>
-        <w:t>μιμεῖσθαι ἡμᾶς</w:t>
-      </w:r>
-    </w:p>
-    <w:p>
-      <w:pPr/>
-      <w:r>
-        <w:rPr>
-          <w:lang w:val="pt_PT" w:bidi="pt_PT"/>
-        </w:rPr>
-      </w:r>
-      <w:r>
-        <w:rPr>
-          <w:b/>
-          <w:lang w:val="pt_PT" w:bidi="pt_PT"/>
-        </w:rPr>
         <w:t>"</w:t>
       </w:r>
       <w:r>
@@ -19894,21 +17466,6 @@
           <w:b/>
           <w:lang w:val="pt_PT" w:bidi="pt_PT"/>
         </w:rPr>
-        <w:t>οὐκ ἠτακτήσαμεν ἐν ὑμῖν</w:t>
-      </w:r>
-    </w:p>
-    <w:p>
-      <w:pPr/>
-      <w:r>
-        <w:rPr>
-          <w:lang w:val="pt_PT" w:bidi="pt_PT"/>
-        </w:rPr>
-      </w:r>
-      <w:r>
-        <w:rPr>
-          <w:b/>
-          <w:lang w:val="pt_PT" w:bidi="pt_PT"/>
-        </w:rPr>
         <w:t>"</w:t>
       </w:r>
       <w:r>
@@ -20006,21 +17563,6 @@
           <w:b/>
           <w:lang w:val="pt_PT" w:bidi="pt_PT"/>
         </w:rPr>
-        <w:t>ἄρτον</w:t>
-      </w:r>
-    </w:p>
-    <w:p>
-      <w:pPr/>
-      <w:r>
-        <w:rPr>
-          <w:lang w:val="pt_PT" w:bidi="pt_PT"/>
-        </w:rPr>
-      </w:r>
-      <w:r>
-        <w:rPr>
-          <w:b/>
-          <w:lang w:val="pt_PT" w:bidi="pt_PT"/>
-        </w:rPr>
         <w:t>"</w:t>
       </w:r>
       <w:r>
@@ -20130,21 +17672,6 @@
           <w:b/>
           <w:lang w:val="pt_PT" w:bidi="pt_PT"/>
         </w:rPr>
-        <w:t>νυκτὸς καὶ ἡμέρας ἐργαζόμενοι</w:t>
-      </w:r>
-    </w:p>
-    <w:p>
-      <w:pPr/>
-      <w:r>
-        <w:rPr>
-          <w:lang w:val="pt_PT" w:bidi="pt_PT"/>
-        </w:rPr>
-      </w:r>
-      <w:r>
-        <w:rPr>
-          <w:b/>
-          <w:lang w:val="pt_PT" w:bidi="pt_PT"/>
-        </w:rPr>
         <w:t>"</w:t>
       </w:r>
       <w:r>
@@ -20255,21 +17782,6 @@
           <w:b/>
           <w:lang w:val="pt_PT" w:bidi="pt_PT"/>
         </w:rPr>
-        <w:t>ἐν κόπῳ καὶ μόχθῳ</w:t>
-      </w:r>
-    </w:p>
-    <w:p>
-      <w:pPr/>
-      <w:r>
-        <w:rPr>
-          <w:lang w:val="pt_PT" w:bidi="pt_PT"/>
-        </w:rPr>
-      </w:r>
-      <w:r>
-        <w:rPr>
-          <w:b/>
-          <w:lang w:val="pt_PT" w:bidi="pt_PT"/>
-        </w:rPr>
         <w:t>"</w:t>
       </w:r>
       <w:r>
@@ -20393,21 +17905,6 @@
           <w:b/>
           <w:lang w:val="pt_PT" w:bidi="pt_PT"/>
         </w:rPr>
-        <w:t>οὐχ ὅτι οὐκ ἔχομεν ἐξουσίαν, ἀλλ’</w:t>
-      </w:r>
-    </w:p>
-    <w:p>
-      <w:pPr/>
-      <w:r>
-        <w:rPr>
-          <w:lang w:val="pt_PT" w:bidi="pt_PT"/>
-        </w:rPr>
-      </w:r>
-      <w:r>
-        <w:rPr>
-          <w:b/>
-          <w:lang w:val="pt_PT" w:bidi="pt_PT"/>
-        </w:rPr>
         <w:t>"</w:t>
       </w:r>
       <w:r>
@@ -20517,21 +18014,6 @@
           <w:b/>
           <w:lang w:val="pt_PT" w:bidi="pt_PT"/>
         </w:rPr>
-        <w:t>ἑαυτοὺς τύπον δῶμεν ὑμῖν</w:t>
-      </w:r>
-    </w:p>
-    <w:p>
-      <w:pPr/>
-      <w:r>
-        <w:rPr>
-          <w:lang w:val="pt_PT" w:bidi="pt_PT"/>
-        </w:rPr>
-      </w:r>
-      <w:r>
-        <w:rPr>
-          <w:b/>
-          <w:lang w:val="pt_PT" w:bidi="pt_PT"/>
-        </w:rPr>
         <w:t>"</w:t>
       </w:r>
       <w:r>
@@ -20705,21 +18187,6 @@
           <w:b/>
           <w:lang w:val="pt_PT" w:bidi="pt_PT"/>
         </w:rPr>
-        <w:t>εἴ τις οὐ θέλει ἐργάζεσθαι, μηδὲ ἐσθιέτω</w:t>
-      </w:r>
-    </w:p>
-    <w:p>
-      <w:pPr/>
-      <w:r>
-        <w:rPr>
-          <w:lang w:val="pt_PT" w:bidi="pt_PT"/>
-        </w:rPr>
-      </w:r>
-      <w:r>
-        <w:rPr>
-          <w:b/>
-          <w:lang w:val="pt_PT" w:bidi="pt_PT"/>
-        </w:rPr>
         <w:t>"</w:t>
       </w:r>
       <w:r>
@@ -20817,21 +18284,6 @@
           <w:b/>
           <w:lang w:val="pt_PT" w:bidi="pt_PT"/>
         </w:rPr>
-        <w:t>τινας περιπατοῦντας &amp; ἀτάκτως</w:t>
-      </w:r>
-    </w:p>
-    <w:p>
-      <w:pPr/>
-      <w:r>
-        <w:rPr>
-          <w:lang w:val="pt_PT" w:bidi="pt_PT"/>
-        </w:rPr>
-      </w:r>
-      <w:r>
-        <w:rPr>
-          <w:b/>
-          <w:lang w:val="pt_PT" w:bidi="pt_PT"/>
-        </w:rPr>
         <w:t>"</w:t>
       </w:r>
       <w:r>
@@ -20942,21 +18394,6 @@
           <w:b/>
           <w:lang w:val="pt_PT" w:bidi="pt_PT"/>
         </w:rPr>
-        <w:t>ἀλλὰ περιεργαζομένους</w:t>
-      </w:r>
-    </w:p>
-    <w:p>
-      <w:pPr/>
-      <w:r>
-        <w:rPr>
-          <w:lang w:val="pt_PT" w:bidi="pt_PT"/>
-        </w:rPr>
-      </w:r>
-      <w:r>
-        <w:rPr>
-          <w:b/>
-          <w:lang w:val="pt_PT" w:bidi="pt_PT"/>
-        </w:rPr>
         <w:t>"</w:t>
       </w:r>
       <w:r>
@@ -21067,21 +18504,6 @@
           <w:b/>
           <w:lang w:val="pt_PT" w:bidi="pt_PT"/>
         </w:rPr>
-        <w:t>μετὰ ἡσυχίας</w:t>
-      </w:r>
-    </w:p>
-    <w:p>
-      <w:pPr/>
-      <w:r>
-        <w:rPr>
-          <w:lang w:val="pt_PT" w:bidi="pt_PT"/>
-        </w:rPr>
-      </w:r>
-      <w:r>
-        <w:rPr>
-          <w:b/>
-          <w:lang w:val="pt_PT" w:bidi="pt_PT"/>
-        </w:rPr>
         <w:t>"</w:t>
       </w:r>
       <w:r>
@@ -21198,21 +18620,6 @@
           <w:b/>
           <w:lang w:val="pt_PT" w:bidi="pt_PT"/>
         </w:rPr>
-        <w:t>δέ</w:t>
-      </w:r>
-    </w:p>
-    <w:p>
-      <w:pPr/>
-      <w:r>
-        <w:rPr>
-          <w:lang w:val="pt_PT" w:bidi="pt_PT"/>
-        </w:rPr>
-      </w:r>
-      <w:r>
-        <w:rPr>
-          <w:b/>
-          <w:lang w:val="pt_PT" w:bidi="pt_PT"/>
-        </w:rPr>
         <w:t>"Mas".</w:t>
       </w:r>
     </w:p>
@@ -21309,21 +18716,6 @@
           <w:b/>
           <w:lang w:val="pt_PT" w:bidi="pt_PT"/>
         </w:rPr>
-        <w:t>ὑμεῖς</w:t>
-      </w:r>
-    </w:p>
-    <w:p>
-      <w:pPr/>
-      <w:r>
-        <w:rPr>
-          <w:lang w:val="pt_PT" w:bidi="pt_PT"/>
-        </w:rPr>
-      </w:r>
-      <w:r>
-        <w:rPr>
-          <w:b/>
-          <w:lang w:val="pt_PT" w:bidi="pt_PT"/>
-        </w:rPr>
         <w:t>"vocês".</w:t>
       </w:r>
     </w:p>
@@ -21420,21 +18812,6 @@
           <w:b/>
           <w:lang w:val="pt_PT" w:bidi="pt_PT"/>
         </w:rPr>
-        <w:t>ἀδελφοί</w:t>
-      </w:r>
-    </w:p>
-    <w:p>
-      <w:pPr/>
-      <w:r>
-        <w:rPr>
-          <w:lang w:val="pt_PT" w:bidi="pt_PT"/>
-        </w:rPr>
-      </w:r>
-      <w:r>
-        <w:rPr>
-          <w:b/>
-          <w:lang w:val="pt_PT" w:bidi="pt_PT"/>
-        </w:rPr>
         <w:t>"irmãos".</w:t>
       </w:r>
     </w:p>
@@ -21531,21 +18908,6 @@
           <w:b/>
           <w:lang w:val="pt_PT" w:bidi="pt_PT"/>
         </w:rPr>
-        <w:t>τῷ λόγῳ ἡμῶν</w:t>
-      </w:r>
-    </w:p>
-    <w:p>
-      <w:pPr/>
-      <w:r>
-        <w:rPr>
-          <w:lang w:val="pt_PT" w:bidi="pt_PT"/>
-        </w:rPr>
-      </w:r>
-      <w:r>
-        <w:rPr>
-          <w:b/>
-          <w:lang w:val="pt_PT" w:bidi="pt_PT"/>
-        </w:rPr>
         <w:t>"</w:t>
       </w:r>
       <w:r>
@@ -21643,21 +19005,6 @@
           <w:b/>
           <w:lang w:val="pt_PT" w:bidi="pt_PT"/>
         </w:rPr>
-        <w:t>τοῦτον σημειοῦσθε</w:t>
-      </w:r>
-    </w:p>
-    <w:p>
-      <w:pPr/>
-      <w:r>
-        <w:rPr>
-          <w:lang w:val="pt_PT" w:bidi="pt_PT"/>
-        </w:rPr>
-      </w:r>
-      <w:r>
-        <w:rPr>
-          <w:b/>
-          <w:lang w:val="pt_PT" w:bidi="pt_PT"/>
-        </w:rPr>
         <w:t>"</w:t>
       </w:r>
       <w:r>
@@ -21755,21 +19102,6 @@
           <w:b/>
           <w:lang w:val="pt_PT" w:bidi="pt_PT"/>
         </w:rPr>
-        <w:t>ἵνα ἐντραπῇ</w:t>
-      </w:r>
-    </w:p>
-    <w:p>
-      <w:pPr/>
-      <w:r>
-        <w:rPr>
-          <w:lang w:val="pt_PT" w:bidi="pt_PT"/>
-        </w:rPr>
-      </w:r>
-      <w:r>
-        <w:rPr>
-          <w:b/>
-          <w:lang w:val="pt_PT" w:bidi="pt_PT"/>
-        </w:rPr>
         <w:t xml:space="preserve">"para que </w:t>
       </w:r>
       <w:r>
@@ -21867,21 +19199,6 @@
           <w:b/>
           <w:lang w:val="pt_PT" w:bidi="pt_PT"/>
         </w:rPr>
-        <w:t>ἀδελφόν</w:t>
-      </w:r>
-    </w:p>
-    <w:p>
-      <w:pPr/>
-      <w:r>
-        <w:rPr>
-          <w:lang w:val="pt_PT" w:bidi="pt_PT"/>
-        </w:rPr>
-      </w:r>
-      <w:r>
-        <w:rPr>
-          <w:b/>
-          <w:lang w:val="pt_PT" w:bidi="pt_PT"/>
-        </w:rPr>
         <w:t>"um irmão".</w:t>
       </w:r>
     </w:p>
@@ -22055,21 +19372,6 @@
           <w:b/>
           <w:lang w:val="pt_PT" w:bidi="pt_PT"/>
         </w:rPr>
-        <w:t>δὲ</w:t>
-      </w:r>
-    </w:p>
-    <w:p>
-      <w:pPr/>
-      <w:r>
-        <w:rPr>
-          <w:lang w:val="pt_PT" w:bidi="pt_PT"/>
-        </w:rPr>
-      </w:r>
-      <w:r>
-        <w:rPr>
-          <w:b/>
-          <w:lang w:val="pt_PT" w:bidi="pt_PT"/>
-        </w:rPr>
         <w:t>"Que".</w:t>
       </w:r>
     </w:p>
@@ -22166,21 +19468,6 @@
           <w:b/>
           <w:lang w:val="pt_PT" w:bidi="pt_PT"/>
         </w:rPr>
-        <w:t>αὐτὸς &amp; ὁ Κύριος τῆς εἰρήνης, δῴη ὑμῖν</w:t>
-      </w:r>
-    </w:p>
-    <w:p>
-      <w:pPr/>
-      <w:r>
-        <w:rPr>
-          <w:lang w:val="pt_PT" w:bidi="pt_PT"/>
-        </w:rPr>
-      </w:r>
-      <w:r>
-        <w:rPr>
-          <w:b/>
-          <w:lang w:val="pt_PT" w:bidi="pt_PT"/>
-        </w:rPr>
         <w:t xml:space="preserve">"Que </w:t>
       </w:r>
       <w:r>
@@ -22278,21 +19565,6 @@
           <w:b/>
           <w:lang w:val="pt_PT" w:bidi="pt_PT"/>
         </w:rPr>
-        <w:t>αὐτὸς &amp; ὁ Κύριος τῆς εἰρήνης</w:t>
-      </w:r>
-    </w:p>
-    <w:p>
-      <w:pPr/>
-      <w:r>
-        <w:rPr>
-          <w:lang w:val="pt_PT" w:bidi="pt_PT"/>
-        </w:rPr>
-      </w:r>
-      <w:r>
-        <w:rPr>
-          <w:b/>
-          <w:lang w:val="pt_PT" w:bidi="pt_PT"/>
-        </w:rPr>
         <w:t>"</w:t>
       </w:r>
       <w:r>
@@ -22403,21 +19675,6 @@
           <w:b/>
           <w:lang w:val="pt_PT" w:bidi="pt_PT"/>
         </w:rPr>
-        <w:t>ὁ ἀσπασμὸς τῇ ἐμῇ χειρὶ, Παύλου, ὅ ἐστιν σημεῖον ἐν πάσῃ ἐπιστολῇ, οὕτως γράφω</w:t>
-      </w:r>
-    </w:p>
-    <w:p>
-      <w:pPr/>
-      <w:r>
-        <w:rPr>
-          <w:lang w:val="pt_PT" w:bidi="pt_PT"/>
-        </w:rPr>
-      </w:r>
-      <w:r>
-        <w:rPr>
-          <w:b/>
-          <w:lang w:val="pt_PT" w:bidi="pt_PT"/>
-        </w:rPr>
         <w:t>"</w:t>
       </w:r>
       <w:r>
@@ -22495,21 +19752,6 @@
           <w:b/>
           <w:lang w:val="pt_PT" w:bidi="pt_PT"/>
         </w:rPr>
-        <w:t>τῇ ἐμῇ χειρὶ</w:t>
-      </w:r>
-    </w:p>
-    <w:p>
-      <w:pPr/>
-      <w:r>
-        <w:rPr>
-          <w:lang w:val="pt_PT" w:bidi="pt_PT"/>
-        </w:rPr>
-      </w:r>
-      <w:r>
-        <w:rPr>
-          <w:b/>
-          <w:lang w:val="pt_PT" w:bidi="pt_PT"/>
-        </w:rPr>
         <w:t>"</w:t>
       </w:r>
       <w:r>
@@ -22607,21 +19849,6 @@
           <w:b/>
           <w:lang w:val="pt_PT" w:bidi="pt_PT"/>
         </w:rPr>
-        <w:t>οὕτως γράφω</w:t>
-      </w:r>
-    </w:p>
-    <w:p>
-      <w:pPr/>
-      <w:r>
-        <w:rPr>
-          <w:lang w:val="pt_PT" w:bidi="pt_PT"/>
-        </w:rPr>
-      </w:r>
-      <w:r>
-        <w:rPr>
-          <w:b/>
-          <w:lang w:val="pt_PT" w:bidi="pt_PT"/>
-        </w:rPr>
         <w:t>"</w:t>
       </w:r>
       <w:r>
@@ -22705,21 +19932,6 @@
         <w:rPr>
           <w:lang w:val="pt_PT" w:bidi="pt_PT"/>
         </w:rPr>
-      </w:r>
-    </w:p>
-    <w:p>
-      <w:pPr/>
-      <w:r>
-        <w:rPr>
-          <w:lang w:val="pt_PT" w:bidi="pt_PT"/>
-        </w:rPr>
-      </w:r>
-      <w:r>
-        <w:rPr>
-          <w:b/>
-          <w:lang w:val="pt_PT" w:bidi="pt_PT"/>
-        </w:rPr>
-        <w:t>ἡ χάρις τοῦ Κυρίου ἡμῶν, Ἰησοῦ Χριστοῦ, μετὰ πάντων ὑμῶν</w:t>
       </w:r>
     </w:p>
     <w:p>

--- a/por/docx/53.content.docx
+++ b/por/docx/53.content.docx
@@ -19,7 +19,7 @@
         <w:rPr>
           <w:lang w:val="pt_PT" w:bidi="pt_PT"/>
         </w:rPr>
-        <w:t>Resource: Notas de Tradução (unfoldingWord)</w:t>
+        <w:t>Resource: unfoldingWord® Translation Notes</w:t>
       </w:r>
       <w:r>
         <w:rPr>
@@ -90,7 +90,7 @@
         <w:rPr>
           <w:lang w:val="pt_PT" w:bidi="pt_PT"/>
         </w:rPr>
-        <w:t>Notas de Tradução (unfoldingWord)</w:t>
+        <w:t>unfoldingWord® Translation Notes</w:t>
       </w:r>
     </w:p>
     <w:p>

--- a/por/docx/53.content.docx
+++ b/por/docx/53.content.docx
@@ -210,6 +210,21 @@
           <w:b/>
           <w:lang w:val="pt_PT" w:bidi="pt_PT"/>
         </w:rPr>
+        <w:t>Σιλουανὸς</w:t>
+      </w:r>
+    </w:p>
+    <w:p>
+      <w:pPr/>
+      <w:r>
+        <w:rPr>
+          <w:lang w:val="pt_PT" w:bidi="pt_PT"/>
+        </w:rPr>
+      </w:r>
+      <w:r>
+        <w:rPr>
+          <w:b/>
+          <w:lang w:val="pt_PT" w:bidi="pt_PT"/>
+        </w:rPr>
         <w:t>"Silas".</w:t>
       </w:r>
     </w:p>
@@ -293,6 +308,21 @@
           <w:b/>
           <w:lang w:val="pt_PT" w:bidi="pt_PT"/>
         </w:rPr>
+        <w:t>Παῦλος, καὶ Σιλουανὸς, καὶ Τιμόθεος; τῇ ἐκκλησίᾳ</w:t>
+      </w:r>
+    </w:p>
+    <w:p>
+      <w:pPr/>
+      <w:r>
+        <w:rPr>
+          <w:lang w:val="pt_PT" w:bidi="pt_PT"/>
+        </w:rPr>
+      </w:r>
+      <w:r>
+        <w:rPr>
+          <w:b/>
+          <w:lang w:val="pt_PT" w:bidi="pt_PT"/>
+        </w:rPr>
         <w:t>"</w:t>
       </w:r>
       <w:r>
@@ -390,6 +420,21 @@
           <w:b/>
           <w:lang w:val="pt_PT" w:bidi="pt_PT"/>
         </w:rPr>
+        <w:t>Παῦλος, καὶ Σιλουανὸς, καὶ Τιμόθεος</w:t>
+      </w:r>
+    </w:p>
+    <w:p>
+      <w:pPr/>
+      <w:r>
+        <w:rPr>
+          <w:lang w:val="pt_PT" w:bidi="pt_PT"/>
+        </w:rPr>
+      </w:r>
+      <w:r>
+        <w:rPr>
+          <w:b/>
+          <w:lang w:val="pt_PT" w:bidi="pt_PT"/>
+        </w:rPr>
         <w:t>"</w:t>
       </w:r>
       <w:r>
@@ -513,6 +558,21 @@
           <w:b/>
           <w:lang w:val="pt_PT" w:bidi="pt_PT"/>
         </w:rPr>
+        <w:t>ἐν Θεῷ Πατρὶ ἡμῶν καὶ Κυρίῳ Ἰησοῦ Χριστῷ</w:t>
+      </w:r>
+    </w:p>
+    <w:p>
+      <w:pPr/>
+      <w:r>
+        <w:rPr>
+          <w:lang w:val="pt_PT" w:bidi="pt_PT"/>
+        </w:rPr>
+      </w:r>
+      <w:r>
+        <w:rPr>
+          <w:b/>
+          <w:lang w:val="pt_PT" w:bidi="pt_PT"/>
+        </w:rPr>
         <w:t>"</w:t>
       </w:r>
       <w:r>
@@ -610,6 +670,21 @@
           <w:b/>
           <w:lang w:val="pt_PT" w:bidi="pt_PT"/>
         </w:rPr>
+        <w:t>χάρις ὑμῖν καὶ εἰρήνη ἀπὸ Θεοῦ Πατρὸς καὶ Κυρίου Ἰησοῦ Χριστοῦ</w:t>
+      </w:r>
+    </w:p>
+    <w:p>
+      <w:pPr/>
+      <w:r>
+        <w:rPr>
+          <w:lang w:val="pt_PT" w:bidi="pt_PT"/>
+        </w:rPr>
+      </w:r>
+      <w:r>
+        <w:rPr>
+          <w:b/>
+          <w:lang w:val="pt_PT" w:bidi="pt_PT"/>
+        </w:rPr>
         <w:t>"Q</w:t>
       </w:r>
       <w:r>
@@ -707,6 +782,21 @@
           <w:b/>
           <w:lang w:val="pt_PT" w:bidi="pt_PT"/>
         </w:rPr>
+        <w:t>χάρις ὑμῖν καὶ εἰρήνη ἀπὸ Θεοῦ Πατρὸς καὶ Κυρίου Ἰησοῦ Χριστοῦ</w:t>
+      </w:r>
+    </w:p>
+    <w:p>
+      <w:pPr/>
+      <w:r>
+        <w:rPr>
+          <w:lang w:val="pt_PT" w:bidi="pt_PT"/>
+        </w:rPr>
+      </w:r>
+      <w:r>
+        <w:rPr>
+          <w:b/>
+          <w:lang w:val="pt_PT" w:bidi="pt_PT"/>
+        </w:rPr>
         <w:t>"Q</w:t>
       </w:r>
       <w:r>
@@ -907,6 +997,21 @@
           <w:b/>
           <w:lang w:val="pt_PT" w:bidi="pt_PT"/>
         </w:rPr>
+        <w:t>εὐχαριστεῖν ὀφείλομεν &amp; πάντοτε</w:t>
+      </w:r>
+    </w:p>
+    <w:p>
+      <w:pPr/>
+      <w:r>
+        <w:rPr>
+          <w:lang w:val="pt_PT" w:bidi="pt_PT"/>
+        </w:rPr>
+      </w:r>
+      <w:r>
+        <w:rPr>
+          <w:b/>
+          <w:lang w:val="pt_PT" w:bidi="pt_PT"/>
+        </w:rPr>
         <w:t>"</w:t>
       </w:r>
       <w:r>
@@ -997,6 +1102,21 @@
           <w:b/>
           <w:lang w:val="pt_PT" w:bidi="pt_PT"/>
         </w:rPr>
+        <w:t>εὐχαριστεῖν ὀφείλομεν τῷ Θεῷ πάντοτε</w:t>
+      </w:r>
+    </w:p>
+    <w:p>
+      <w:pPr/>
+      <w:r>
+        <w:rPr>
+          <w:lang w:val="pt_PT" w:bidi="pt_PT"/>
+        </w:rPr>
+      </w:r>
+      <w:r>
+        <w:rPr>
+          <w:b/>
+          <w:lang w:val="pt_PT" w:bidi="pt_PT"/>
+        </w:rPr>
         <w:t>"</w:t>
       </w:r>
       <w:r>
@@ -1107,6 +1227,21 @@
           <w:b/>
           <w:lang w:val="pt_PT" w:bidi="pt_PT"/>
         </w:rPr>
+        <w:t>εὐχαριστεῖν ὀφείλομεν τῷ Θεῷ πάντοτε περὶ ὑμῶν, ἀδελφοί</w:t>
+      </w:r>
+    </w:p>
+    <w:p>
+      <w:pPr/>
+      <w:r>
+        <w:rPr>
+          <w:lang w:val="pt_PT" w:bidi="pt_PT"/>
+        </w:rPr>
+      </w:r>
+      <w:r>
+        <w:rPr>
+          <w:b/>
+          <w:lang w:val="pt_PT" w:bidi="pt_PT"/>
+        </w:rPr>
         <w:t>"</w:t>
       </w:r>
       <w:r>
@@ -1204,6 +1339,21 @@
           <w:b/>
           <w:lang w:val="pt_PT" w:bidi="pt_PT"/>
         </w:rPr>
+        <w:t>ἀδελφοί</w:t>
+      </w:r>
+    </w:p>
+    <w:p>
+      <w:pPr/>
+      <w:r>
+        <w:rPr>
+          <w:lang w:val="pt_PT" w:bidi="pt_PT"/>
+        </w:rPr>
+      </w:r>
+      <w:r>
+        <w:rPr>
+          <w:b/>
+          <w:lang w:val="pt_PT" w:bidi="pt_PT"/>
+        </w:rPr>
         <w:t>"vocês".</w:t>
       </w:r>
     </w:p>
@@ -1300,6 +1450,21 @@
           <w:b/>
           <w:lang w:val="pt_PT" w:bidi="pt_PT"/>
         </w:rPr>
+        <w:t>καθὼς ἄξιόν ἐστιν</w:t>
+      </w:r>
+    </w:p>
+    <w:p>
+      <w:pPr/>
+      <w:r>
+        <w:rPr>
+          <w:lang w:val="pt_PT" w:bidi="pt_PT"/>
+        </w:rPr>
+      </w:r>
+      <w:r>
+        <w:rPr>
+          <w:b/>
+          <w:lang w:val="pt_PT" w:bidi="pt_PT"/>
+        </w:rPr>
         <w:t>"Para nós é certo fazer isso".</w:t>
       </w:r>
     </w:p>
@@ -1396,6 +1561,21 @@
           <w:b/>
           <w:lang w:val="pt_PT" w:bidi="pt_PT"/>
         </w:rPr>
+        <w:t>ὑπεραυξάνει ἡ πίστις ὑμῶν</w:t>
+      </w:r>
+    </w:p>
+    <w:p>
+      <w:pPr/>
+      <w:r>
+        <w:rPr>
+          <w:lang w:val="pt_PT" w:bidi="pt_PT"/>
+        </w:rPr>
+      </w:r>
+      <w:r>
+        <w:rPr>
+          <w:b/>
+          <w:lang w:val="pt_PT" w:bidi="pt_PT"/>
+        </w:rPr>
         <w:t>"p</w:t>
       </w:r>
       <w:r>
@@ -1506,6 +1686,21 @@
           <w:b/>
           <w:lang w:val="pt_PT" w:bidi="pt_PT"/>
         </w:rPr>
+        <w:t>πλεονάζει ἡ ἀγάπη ἑνὸς ἑκάστου, πάντων ὑμῶν, εἰς ἀλλήλους</w:t>
+      </w:r>
+    </w:p>
+    <w:p>
+      <w:pPr/>
+      <w:r>
+        <w:rPr>
+          <w:lang w:val="pt_PT" w:bidi="pt_PT"/>
+        </w:rPr>
+      </w:r>
+      <w:r>
+        <w:rPr>
+          <w:b/>
+          <w:lang w:val="pt_PT" w:bidi="pt_PT"/>
+        </w:rPr>
         <w:t>"</w:t>
       </w:r>
       <w:r>
@@ -1616,6 +1811,21 @@
           <w:b/>
           <w:lang w:val="pt_PT" w:bidi="pt_PT"/>
         </w:rPr>
+        <w:t>ἀλλήλους</w:t>
+      </w:r>
+    </w:p>
+    <w:p>
+      <w:pPr/>
+      <w:r>
+        <w:rPr>
+          <w:lang w:val="pt_PT" w:bidi="pt_PT"/>
+        </w:rPr>
+      </w:r>
+      <w:r>
+        <w:rPr>
+          <w:b/>
+          <w:lang w:val="pt_PT" w:bidi="pt_PT"/>
+        </w:rPr>
         <w:t>"uns pelos outros".</w:t>
       </w:r>
     </w:p>
@@ -1712,6 +1922,21 @@
           <w:b/>
           <w:lang w:val="pt_PT" w:bidi="pt_PT"/>
         </w:rPr>
+        <w:t>αὐτοὺς ἡμᾶς</w:t>
+      </w:r>
+    </w:p>
+    <w:p>
+      <w:pPr/>
+      <w:r>
+        <w:rPr>
+          <w:lang w:val="pt_PT" w:bidi="pt_PT"/>
+        </w:rPr>
+      </w:r>
+      <w:r>
+        <w:rPr>
+          <w:b/>
+          <w:lang w:val="pt_PT" w:bidi="pt_PT"/>
+        </w:rPr>
         <w:t>"falamos".</w:t>
       </w:r>
     </w:p>
@@ -1795,6 +2020,21 @@
           <w:b/>
           <w:lang w:val="pt_PT" w:bidi="pt_PT"/>
         </w:rPr>
+        <w:t>τῆς ὑπομονῆς ὑμῶν, καὶ πίστεως</w:t>
+      </w:r>
+    </w:p>
+    <w:p>
+      <w:pPr/>
+      <w:r>
+        <w:rPr>
+          <w:lang w:val="pt_PT" w:bidi="pt_PT"/>
+        </w:rPr>
+      </w:r>
+      <w:r>
+        <w:rPr>
+          <w:b/>
+          <w:lang w:val="pt_PT" w:bidi="pt_PT"/>
+        </w:rPr>
         <w:t>"paciência e da fé".</w:t>
       </w:r>
     </w:p>
@@ -1904,6 +2144,21 @@
           <w:b/>
           <w:lang w:val="pt_PT" w:bidi="pt_PT"/>
         </w:rPr>
+        <w:t>ἐν πᾶσιν τοῖς διωγμοῖς ὑμῶν, καὶ ταῖς θλίψεσιν</w:t>
+      </w:r>
+    </w:p>
+    <w:p>
+      <w:pPr/>
+      <w:r>
+        <w:rPr>
+          <w:lang w:val="pt_PT" w:bidi="pt_PT"/>
+        </w:rPr>
+      </w:r>
+      <w:r>
+        <w:rPr>
+          <w:b/>
+          <w:lang w:val="pt_PT" w:bidi="pt_PT"/>
+        </w:rPr>
         <w:t>"</w:t>
       </w:r>
       <w:r>
@@ -2027,6 +2282,21 @@
           <w:b/>
           <w:lang w:val="pt_PT" w:bidi="pt_PT"/>
         </w:rPr>
+        <w:t>πίστεως ἐν πᾶσιν τοῖς διωγμοῖς ὑμῶν</w:t>
+      </w:r>
+    </w:p>
+    <w:p>
+      <w:pPr/>
+      <w:r>
+        <w:rPr>
+          <w:lang w:val="pt_PT" w:bidi="pt_PT"/>
+        </w:rPr>
+      </w:r>
+      <w:r>
+        <w:rPr>
+          <w:b/>
+          <w:lang w:val="pt_PT" w:bidi="pt_PT"/>
+        </w:rPr>
         <w:t xml:space="preserve">"da fé </w:t>
       </w:r>
       <w:r>
@@ -2137,6 +2407,21 @@
           <w:b/>
           <w:lang w:val="pt_PT" w:bidi="pt_PT"/>
         </w:rPr>
+        <w:t>ἔνδειγμα τῆς δικαίας κρίσεως τοῦ Θεοῦ, εἰς τὸ καταξιωθῆναι ὑμᾶς</w:t>
+      </w:r>
+    </w:p>
+    <w:p>
+      <w:pPr/>
+      <w:r>
+        <w:rPr>
+          <w:lang w:val="pt_PT" w:bidi="pt_PT"/>
+        </w:rPr>
+      </w:r>
+      <w:r>
+        <w:rPr>
+          <w:b/>
+          <w:lang w:val="pt_PT" w:bidi="pt_PT"/>
+        </w:rPr>
         <w:t>"</w:t>
       </w:r>
       <w:r>
@@ -2247,6 +2532,21 @@
           <w:b/>
           <w:lang w:val="pt_PT" w:bidi="pt_PT"/>
         </w:rPr>
+        <w:t>εἰς τὸ καταξιωθῆναι ὑμᾶς τῆς Βασιλείας τοῦ Θεοῦ</w:t>
+      </w:r>
+    </w:p>
+    <w:p>
+      <w:pPr/>
+      <w:r>
+        <w:rPr>
+          <w:lang w:val="pt_PT" w:bidi="pt_PT"/>
+        </w:rPr>
+      </w:r>
+      <w:r>
+        <w:rPr>
+          <w:b/>
+          <w:lang w:val="pt_PT" w:bidi="pt_PT"/>
+        </w:rPr>
         <w:t>"</w:t>
       </w:r>
       <w:r>
@@ -2344,6 +2644,21 @@
           <w:b/>
           <w:lang w:val="pt_PT" w:bidi="pt_PT"/>
         </w:rPr>
+        <w:t>ὑπὲρ ἧς καὶ πάσχετε</w:t>
+      </w:r>
+    </w:p>
+    <w:p>
+      <w:pPr/>
+      <w:r>
+        <w:rPr>
+          <w:lang w:val="pt_PT" w:bidi="pt_PT"/>
+        </w:rPr>
+      </w:r>
+      <w:r>
+        <w:rPr>
+          <w:b/>
+          <w:lang w:val="pt_PT" w:bidi="pt_PT"/>
+        </w:rPr>
         <w:t>"pelo qual estão sofrendo".</w:t>
       </w:r>
     </w:p>
@@ -2440,6 +2755,21 @@
           <w:b/>
           <w:lang w:val="pt_PT" w:bidi="pt_PT"/>
         </w:rPr>
+        <w:t>εἴπερ δίκαιον παρὰ Θεῷ</w:t>
+      </w:r>
+    </w:p>
+    <w:p>
+      <w:pPr/>
+      <w:r>
+        <w:rPr>
+          <w:lang w:val="pt_PT" w:bidi="pt_PT"/>
+        </w:rPr>
+      </w:r>
+      <w:r>
+        <w:rPr>
+          <w:b/>
+          <w:lang w:val="pt_PT" w:bidi="pt_PT"/>
+        </w:rPr>
         <w:t>"</w:t>
       </w:r>
       <w:r>
@@ -2556,6 +2886,21 @@
           <w:b/>
           <w:lang w:val="pt_PT" w:bidi="pt_PT"/>
         </w:rPr>
+        <w:t>παρὰ Θεῷ, ἀνταποδοῦναι τοῖς θλίβουσιν ὑμᾶς θλῖψιν</w:t>
+      </w:r>
+    </w:p>
+    <w:p>
+      <w:pPr/>
+      <w:r>
+        <w:rPr>
+          <w:lang w:val="pt_PT" w:bidi="pt_PT"/>
+        </w:rPr>
+      </w:r>
+      <w:r>
+        <w:rPr>
+          <w:b/>
+          <w:lang w:val="pt_PT" w:bidi="pt_PT"/>
+        </w:rPr>
         <w:t>"</w:t>
       </w:r>
       <w:r>
@@ -2666,6 +3011,21 @@
           <w:b/>
           <w:lang w:val="pt_PT" w:bidi="pt_PT"/>
         </w:rPr>
+        <w:t>ἀνταποδοῦναι τοῖς θλίβουσιν ὑμᾶς θλῖψιν</w:t>
+      </w:r>
+    </w:p>
+    <w:p>
+      <w:pPr/>
+      <w:r>
+        <w:rPr>
+          <w:lang w:val="pt_PT" w:bidi="pt_PT"/>
+        </w:rPr>
+      </w:r>
+      <w:r>
+        <w:rPr>
+          <w:b/>
+          <w:lang w:val="pt_PT" w:bidi="pt_PT"/>
+        </w:rPr>
         <w:t>"</w:t>
       </w:r>
       <w:r>
@@ -2776,6 +3136,21 @@
           <w:b/>
           <w:lang w:val="pt_PT" w:bidi="pt_PT"/>
         </w:rPr>
+        <w:t>καὶ ὑμῖν &amp; ἄνεσιν</w:t>
+      </w:r>
+    </w:p>
+    <w:p>
+      <w:pPr/>
+      <w:r>
+        <w:rPr>
+          <w:lang w:val="pt_PT" w:bidi="pt_PT"/>
+        </w:rPr>
+      </w:r>
+      <w:r>
+        <w:rPr>
+          <w:b/>
+          <w:lang w:val="pt_PT" w:bidi="pt_PT"/>
+        </w:rPr>
         <w:t>"</w:t>
       </w:r>
       <w:r>
@@ -2886,6 +3261,21 @@
           <w:b/>
           <w:lang w:val="pt_PT" w:bidi="pt_PT"/>
         </w:rPr>
+        <w:t>καὶ ὑμῖν τοῖς θλιβομένοις, ἄνεσιν μεθ’ ἡμῶν</w:t>
+      </w:r>
+    </w:p>
+    <w:p>
+      <w:pPr/>
+      <w:r>
+        <w:rPr>
+          <w:lang w:val="pt_PT" w:bidi="pt_PT"/>
+        </w:rPr>
+      </w:r>
+      <w:r>
+        <w:rPr>
+          <w:b/>
+          <w:lang w:val="pt_PT" w:bidi="pt_PT"/>
+        </w:rPr>
         <w:t>"</w:t>
       </w:r>
       <w:r>
@@ -2996,6 +3386,21 @@
           <w:b/>
           <w:lang w:val="pt_PT" w:bidi="pt_PT"/>
         </w:rPr>
+        <w:t>ὑμῖν &amp; ἄνεσιν</w:t>
+      </w:r>
+    </w:p>
+    <w:p>
+      <w:pPr/>
+      <w:r>
+        <w:rPr>
+          <w:lang w:val="pt_PT" w:bidi="pt_PT"/>
+        </w:rPr>
+      </w:r>
+      <w:r>
+        <w:rPr>
+          <w:b/>
+          <w:lang w:val="pt_PT" w:bidi="pt_PT"/>
+        </w:rPr>
         <w:t>"descanso a vocês".</w:t>
       </w:r>
     </w:p>
@@ -3092,6 +3497,21 @@
           <w:b/>
           <w:lang w:val="pt_PT" w:bidi="pt_PT"/>
         </w:rPr>
+        <w:t>τοῖς θλιβομένοις</w:t>
+      </w:r>
+    </w:p>
+    <w:p>
+      <w:pPr/>
+      <w:r>
+        <w:rPr>
+          <w:lang w:val="pt_PT" w:bidi="pt_PT"/>
+        </w:rPr>
+      </w:r>
+      <w:r>
+        <w:rPr>
+          <w:b/>
+          <w:lang w:val="pt_PT" w:bidi="pt_PT"/>
+        </w:rPr>
         <w:t>"</w:t>
       </w:r>
       <w:r>
@@ -3189,6 +3609,21 @@
           <w:b/>
           <w:lang w:val="pt_PT" w:bidi="pt_PT"/>
         </w:rPr>
+        <w:t>ἐν τῇ ἀποκαλύψει τοῦ Κυρίου Ἰησοῦ</w:t>
+      </w:r>
+    </w:p>
+    <w:p>
+      <w:pPr/>
+      <w:r>
+        <w:rPr>
+          <w:lang w:val="pt_PT" w:bidi="pt_PT"/>
+        </w:rPr>
+      </w:r>
+      <w:r>
+        <w:rPr>
+          <w:b/>
+          <w:lang w:val="pt_PT" w:bidi="pt_PT"/>
+        </w:rPr>
         <w:t>"</w:t>
       </w:r>
       <w:r>
@@ -3299,6 +3734,21 @@
           <w:b/>
           <w:lang w:val="pt_PT" w:bidi="pt_PT"/>
         </w:rPr>
+        <w:t>διδόντος ἐκδίκησιν τοῖς</w:t>
+      </w:r>
+    </w:p>
+    <w:p>
+      <w:pPr/>
+      <w:r>
+        <w:rPr>
+          <w:lang w:val="pt_PT" w:bidi="pt_PT"/>
+        </w:rPr>
+      </w:r>
+      <w:r>
+        <w:rPr>
+          <w:b/>
+          <w:lang w:val="pt_PT" w:bidi="pt_PT"/>
+        </w:rPr>
         <w:t>"</w:t>
       </w:r>
       <w:r>
@@ -3409,6 +3859,21 @@
           <w:b/>
           <w:lang w:val="pt_PT" w:bidi="pt_PT"/>
         </w:rPr>
+        <w:t>τοῖς μὴ εἰδόσι Θεὸν</w:t>
+      </w:r>
+    </w:p>
+    <w:p>
+      <w:pPr/>
+      <w:r>
+        <w:rPr>
+          <w:lang w:val="pt_PT" w:bidi="pt_PT"/>
+        </w:rPr>
+      </w:r>
+      <w:r>
+        <w:rPr>
+          <w:b/>
+          <w:lang w:val="pt_PT" w:bidi="pt_PT"/>
+        </w:rPr>
         <w:t>"</w:t>
       </w:r>
       <w:r>
@@ -3538,6 +4003,21 @@
           <w:b/>
           <w:lang w:val="pt_PT" w:bidi="pt_PT"/>
         </w:rPr>
+        <w:t>καὶ τοῖς μὴ ὑπακούουσιν τῷ εὐαγγελίῳ</w:t>
+      </w:r>
+    </w:p>
+    <w:p>
+      <w:pPr/>
+      <w:r>
+        <w:rPr>
+          <w:lang w:val="pt_PT" w:bidi="pt_PT"/>
+        </w:rPr>
+      </w:r>
+      <w:r>
+        <w:rPr>
+          <w:b/>
+          <w:lang w:val="pt_PT" w:bidi="pt_PT"/>
+        </w:rPr>
         <w:t>"</w:t>
       </w:r>
       <w:r>
@@ -3661,6 +4141,21 @@
           <w:b/>
           <w:lang w:val="pt_PT" w:bidi="pt_PT"/>
         </w:rPr>
+        <w:t>ὑπακούουσιν τῷ εὐαγγελίῳ</w:t>
+      </w:r>
+    </w:p>
+    <w:p>
+      <w:pPr/>
+      <w:r>
+        <w:rPr>
+          <w:lang w:val="pt_PT" w:bidi="pt_PT"/>
+        </w:rPr>
+      </w:r>
+      <w:r>
+        <w:rPr>
+          <w:b/>
+          <w:lang w:val="pt_PT" w:bidi="pt_PT"/>
+        </w:rPr>
         <w:t xml:space="preserve">"não </w:t>
       </w:r>
       <w:r>
@@ -3758,6 +4253,21 @@
           <w:b/>
           <w:lang w:val="pt_PT" w:bidi="pt_PT"/>
         </w:rPr>
+        <w:t>τῷ εὐαγγελίῳ τοῦ Κυρίου ἡμῶν, Ἰησοῦ</w:t>
+      </w:r>
+    </w:p>
+    <w:p>
+      <w:pPr/>
+      <w:r>
+        <w:rPr>
+          <w:lang w:val="pt_PT" w:bidi="pt_PT"/>
+        </w:rPr>
+      </w:r>
+      <w:r>
+        <w:rPr>
+          <w:b/>
+          <w:lang w:val="pt_PT" w:bidi="pt_PT"/>
+        </w:rPr>
         <w:t>"</w:t>
       </w:r>
       <w:r>
@@ -3881,6 +4391,21 @@
           <w:b/>
           <w:lang w:val="pt_PT" w:bidi="pt_PT"/>
         </w:rPr>
+        <w:t>οἵτινες δίκην τίσουσιν</w:t>
+      </w:r>
+    </w:p>
+    <w:p>
+      <w:pPr/>
+      <w:r>
+        <w:rPr>
+          <w:lang w:val="pt_PT" w:bidi="pt_PT"/>
+        </w:rPr>
+      </w:r>
+      <w:r>
+        <w:rPr>
+          <w:b/>
+          <w:lang w:val="pt_PT" w:bidi="pt_PT"/>
+        </w:rPr>
         <w:t>"Eles serão castigados".</w:t>
       </w:r>
     </w:p>
@@ -3977,6 +4502,21 @@
           <w:b/>
           <w:lang w:val="pt_PT" w:bidi="pt_PT"/>
         </w:rPr>
+        <w:t>οἵτινες δίκην τίσουσιν</w:t>
+      </w:r>
+    </w:p>
+    <w:p>
+      <w:pPr/>
+      <w:r>
+        <w:rPr>
+          <w:lang w:val="pt_PT" w:bidi="pt_PT"/>
+        </w:rPr>
+      </w:r>
+      <w:r>
+        <w:rPr>
+          <w:b/>
+          <w:lang w:val="pt_PT" w:bidi="pt_PT"/>
+        </w:rPr>
         <w:t>"Eles serão castigados".</w:t>
       </w:r>
     </w:p>
@@ -4073,6 +4613,21 @@
           <w:b/>
           <w:lang w:val="pt_PT" w:bidi="pt_PT"/>
         </w:rPr>
+        <w:t>δίκην τίσουσιν</w:t>
+      </w:r>
+    </w:p>
+    <w:p>
+      <w:pPr/>
+      <w:r>
+        <w:rPr>
+          <w:lang w:val="pt_PT" w:bidi="pt_PT"/>
+        </w:rPr>
+      </w:r>
+      <w:r>
+        <w:rPr>
+          <w:b/>
+          <w:lang w:val="pt_PT" w:bidi="pt_PT"/>
+        </w:rPr>
         <w:t>"eles serão castigados".</w:t>
       </w:r>
     </w:p>
@@ -4156,6 +4711,21 @@
           <w:b/>
           <w:lang w:val="pt_PT" w:bidi="pt_PT"/>
         </w:rPr>
+        <w:t>ὄλεθρον αἰώνιον</w:t>
+      </w:r>
+    </w:p>
+    <w:p>
+      <w:pPr/>
+      <w:r>
+        <w:rPr>
+          <w:lang w:val="pt_PT" w:bidi="pt_PT"/>
+        </w:rPr>
+      </w:r>
+      <w:r>
+        <w:rPr>
+          <w:b/>
+          <w:lang w:val="pt_PT" w:bidi="pt_PT"/>
+        </w:rPr>
         <w:t>"destruição eterna".</w:t>
       </w:r>
     </w:p>
@@ -4278,6 +4848,21 @@
           <w:b/>
           <w:lang w:val="pt_PT" w:bidi="pt_PT"/>
         </w:rPr>
+        <w:t>ἀπὸ προσώπου τοῦ Κυρίου</w:t>
+      </w:r>
+    </w:p>
+    <w:p>
+      <w:pPr/>
+      <w:r>
+        <w:rPr>
+          <w:lang w:val="pt_PT" w:bidi="pt_PT"/>
+        </w:rPr>
+      </w:r>
+      <w:r>
+        <w:rPr>
+          <w:b/>
+          <w:lang w:val="pt_PT" w:bidi="pt_PT"/>
+        </w:rPr>
         <w:t>"longe da presença do Senhor".</w:t>
       </w:r>
     </w:p>
@@ -4374,6 +4959,21 @@
           <w:b/>
           <w:lang w:val="pt_PT" w:bidi="pt_PT"/>
         </w:rPr>
+        <w:t>τῆς δόξης τῆς ἰσχύος αὐτοῦ</w:t>
+      </w:r>
+    </w:p>
+    <w:p>
+      <w:pPr/>
+      <w:r>
+        <w:rPr>
+          <w:lang w:val="pt_PT" w:bidi="pt_PT"/>
+        </w:rPr>
+      </w:r>
+      <w:r>
+        <w:rPr>
+          <w:b/>
+          <w:lang w:val="pt_PT" w:bidi="pt_PT"/>
+        </w:rPr>
         <w:t>"e do seu glorioso poder".</w:t>
       </w:r>
     </w:p>
@@ -4496,6 +5096,21 @@
           <w:b/>
           <w:lang w:val="pt_PT" w:bidi="pt_PT"/>
         </w:rPr>
+        <w:t>τῆς δόξης τῆς ἰσχύος αὐτοῦ</w:t>
+      </w:r>
+    </w:p>
+    <w:p>
+      <w:pPr/>
+      <w:r>
+        <w:rPr>
+          <w:lang w:val="pt_PT" w:bidi="pt_PT"/>
+        </w:rPr>
+      </w:r>
+      <w:r>
+        <w:rPr>
+          <w:b/>
+          <w:lang w:val="pt_PT" w:bidi="pt_PT"/>
+        </w:rPr>
         <w:t>"do seu glorioso poder".</w:t>
       </w:r>
     </w:p>
@@ -4631,6 +5246,21 @@
           <w:b/>
           <w:lang w:val="pt_PT" w:bidi="pt_PT"/>
         </w:rPr>
+        <w:t>ὅταν ἔλθῃ &amp; ἐν τῇ ἡμέρᾳ ἐκείνῃ</w:t>
+      </w:r>
+    </w:p>
+    <w:p>
+      <w:pPr/>
+      <w:r>
+        <w:rPr>
+          <w:lang w:val="pt_PT" w:bidi="pt_PT"/>
+        </w:rPr>
+      </w:r>
+      <w:r>
+        <w:rPr>
+          <w:b/>
+          <w:lang w:val="pt_PT" w:bidi="pt_PT"/>
+        </w:rPr>
         <w:t>"isso acontecerá naquele dia".</w:t>
       </w:r>
     </w:p>
@@ -4727,6 +5357,21 @@
           <w:b/>
           <w:lang w:val="pt_PT" w:bidi="pt_PT"/>
         </w:rPr>
+        <w:t>ἐνδοξασθῆναι ἐν τοῖς ἁγίοις αὐτοῦ, καὶ θαυμασθῆναι ἐν πᾶσιν τοῖς πιστεύσασιν</w:t>
+      </w:r>
+    </w:p>
+    <w:p>
+      <w:pPr/>
+      <w:r>
+        <w:rPr>
+          <w:lang w:val="pt_PT" w:bidi="pt_PT"/>
+        </w:rPr>
+      </w:r>
+      <w:r>
+        <w:rPr>
+          <w:b/>
+          <w:lang w:val="pt_PT" w:bidi="pt_PT"/>
+        </w:rPr>
         <w:t>"</w:t>
       </w:r>
       <w:r>
@@ -4824,6 +5469,21 @@
           <w:b/>
           <w:lang w:val="pt_PT" w:bidi="pt_PT"/>
         </w:rPr>
+        <w:t>ἐνδοξασθῆναι ἐν τοῖς ἁγίοις αὐτοῦ, καὶ θαυμασθῆναι</w:t>
+      </w:r>
+    </w:p>
+    <w:p>
+      <w:pPr/>
+      <w:r>
+        <w:rPr>
+          <w:lang w:val="pt_PT" w:bidi="pt_PT"/>
+        </w:rPr>
+      </w:r>
+      <w:r>
+        <w:rPr>
+          <w:b/>
+          <w:lang w:val="pt_PT" w:bidi="pt_PT"/>
+        </w:rPr>
         <w:t>"</w:t>
       </w:r>
       <w:r>
@@ -4947,6 +5607,21 @@
           <w:b/>
           <w:lang w:val="pt_PT" w:bidi="pt_PT"/>
         </w:rPr>
+        <w:t>ἐνδοξασθῆναι ἐν τοῖς ἁγίοις αὐτοῦ, καὶ θαυμασθῆναι ἐν πᾶσιν τοῖς πιστεύσασιν</w:t>
+      </w:r>
+    </w:p>
+    <w:p>
+      <w:pPr/>
+      <w:r>
+        <w:rPr>
+          <w:lang w:val="pt_PT" w:bidi="pt_PT"/>
+        </w:rPr>
+      </w:r>
+      <w:r>
+        <w:rPr>
+          <w:b/>
+          <w:lang w:val="pt_PT" w:bidi="pt_PT"/>
+        </w:rPr>
         <w:t>"</w:t>
       </w:r>
       <w:r>
@@ -5050,6 +5725,21 @@
           <w:b/>
           <w:lang w:val="pt_PT" w:bidi="pt_PT"/>
         </w:rPr>
+        <w:t>ἐπιστεύθη τὸ μαρτύριον ἡμῶν ἐφ’ ὑμᾶς</w:t>
+      </w:r>
+    </w:p>
+    <w:p>
+      <w:pPr/>
+      <w:r>
+        <w:rPr>
+          <w:lang w:val="pt_PT" w:bidi="pt_PT"/>
+        </w:rPr>
+      </w:r>
+      <w:r>
+        <w:rPr>
+          <w:b/>
+          <w:lang w:val="pt_PT" w:bidi="pt_PT"/>
+        </w:rPr>
         <w:t>"</w:t>
       </w:r>
       <w:r>
@@ -5147,6 +5837,21 @@
           <w:b/>
           <w:lang w:val="pt_PT" w:bidi="pt_PT"/>
         </w:rPr>
+        <w:t>εἰς ὃ</w:t>
+      </w:r>
+    </w:p>
+    <w:p>
+      <w:pPr/>
+      <w:r>
+        <w:rPr>
+          <w:lang w:val="pt_PT" w:bidi="pt_PT"/>
+        </w:rPr>
+      </w:r>
+      <w:r>
+        <w:rPr>
+          <w:b/>
+          <w:lang w:val="pt_PT" w:bidi="pt_PT"/>
+        </w:rPr>
         <w:t>"É por isso".</w:t>
       </w:r>
     </w:p>
@@ -5243,6 +5948,21 @@
           <w:b/>
           <w:lang w:val="pt_PT" w:bidi="pt_PT"/>
         </w:rPr>
+        <w:t>καὶ προσευχόμεθα πάντοτε περὶ ὑμῶν</w:t>
+      </w:r>
+    </w:p>
+    <w:p>
+      <w:pPr/>
+      <w:r>
+        <w:rPr>
+          <w:lang w:val="pt_PT" w:bidi="pt_PT"/>
+        </w:rPr>
+      </w:r>
+      <w:r>
+        <w:rPr>
+          <w:b/>
+          <w:lang w:val="pt_PT" w:bidi="pt_PT"/>
+        </w:rPr>
         <w:t>"</w:t>
       </w:r>
       <w:r>
@@ -5353,6 +6073,21 @@
           <w:b/>
           <w:lang w:val="pt_PT" w:bidi="pt_PT"/>
         </w:rPr>
+        <w:t>τῆς κλήσεως</w:t>
+      </w:r>
+    </w:p>
+    <w:p>
+      <w:pPr/>
+      <w:r>
+        <w:rPr>
+          <w:lang w:val="pt_PT" w:bidi="pt_PT"/>
+        </w:rPr>
+      </w:r>
+      <w:r>
+        <w:rPr>
+          <w:b/>
+          <w:lang w:val="pt_PT" w:bidi="pt_PT"/>
+        </w:rPr>
         <w:t>"chamou".</w:t>
       </w:r>
     </w:p>
@@ -5449,6 +6184,21 @@
           <w:b/>
           <w:lang w:val="pt_PT" w:bidi="pt_PT"/>
         </w:rPr>
+        <w:t>πληρώσῃ πᾶσαν εὐδοκίαν ἀγαθωσύνης, καὶ ἔργον πίστεως ἐν δυνάμει</w:t>
+      </w:r>
+    </w:p>
+    <w:p>
+      <w:pPr/>
+      <w:r>
+        <w:rPr>
+          <w:lang w:val="pt_PT" w:bidi="pt_PT"/>
+        </w:rPr>
+      </w:r>
+      <w:r>
+        <w:rPr>
+          <w:b/>
+          <w:lang w:val="pt_PT" w:bidi="pt_PT"/>
+        </w:rPr>
         <w:t>"</w:t>
       </w:r>
       <w:r>
@@ -5598,6 +6348,21 @@
           <w:b/>
           <w:lang w:val="pt_PT" w:bidi="pt_PT"/>
         </w:rPr>
+        <w:t>καὶ πληρώσῃ</w:t>
+      </w:r>
+    </w:p>
+    <w:p>
+      <w:pPr/>
+      <w:r>
+        <w:rPr>
+          <w:lang w:val="pt_PT" w:bidi="pt_PT"/>
+        </w:rPr>
+      </w:r>
+      <w:r>
+        <w:rPr>
+          <w:b/>
+          <w:lang w:val="pt_PT" w:bidi="pt_PT"/>
+        </w:rPr>
         <w:t>"</w:t>
       </w:r>
       <w:r>
@@ -5721,6 +6486,21 @@
           <w:b/>
           <w:lang w:val="pt_PT" w:bidi="pt_PT"/>
         </w:rPr>
+        <w:t>ὅπως</w:t>
+      </w:r>
+    </w:p>
+    <w:p>
+      <w:pPr/>
+      <w:r>
+        <w:rPr>
+          <w:lang w:val="pt_PT" w:bidi="pt_PT"/>
+        </w:rPr>
+      </w:r>
+      <w:r>
+        <w:rPr>
+          <w:b/>
+          <w:lang w:val="pt_PT" w:bidi="pt_PT"/>
+        </w:rPr>
         <w:t>"Assim".</w:t>
       </w:r>
     </w:p>
@@ -5817,6 +6597,21 @@
           <w:b/>
           <w:lang w:val="pt_PT" w:bidi="pt_PT"/>
         </w:rPr>
+        <w:t>τὸ ὄνομα τοῦ Κυρίου ἡμῶν, Ἰησοῦ</w:t>
+      </w:r>
+    </w:p>
+    <w:p>
+      <w:pPr/>
+      <w:r>
+        <w:rPr>
+          <w:lang w:val="pt_PT" w:bidi="pt_PT"/>
+        </w:rPr>
+      </w:r>
+      <w:r>
+        <w:rPr>
+          <w:b/>
+          <w:lang w:val="pt_PT" w:bidi="pt_PT"/>
+        </w:rPr>
         <w:t>"</w:t>
       </w:r>
       <w:r>
@@ -5914,6 +6709,21 @@
           <w:b/>
           <w:lang w:val="pt_PT" w:bidi="pt_PT"/>
         </w:rPr>
+        <w:t>ὅπως ἐνδοξασθῇ τὸ ὄνομα τοῦ Κυρίου ἡμῶν, Ἰησοῦ, ἐν ὑμῖν</w:t>
+      </w:r>
+    </w:p>
+    <w:p>
+      <w:pPr/>
+      <w:r>
+        <w:rPr>
+          <w:lang w:val="pt_PT" w:bidi="pt_PT"/>
+        </w:rPr>
+      </w:r>
+      <w:r>
+        <w:rPr>
+          <w:b/>
+          <w:lang w:val="pt_PT" w:bidi="pt_PT"/>
+        </w:rPr>
         <w:t>"</w:t>
       </w:r>
       <w:r>
@@ -6011,6 +6821,21 @@
           <w:b/>
           <w:lang w:val="pt_PT" w:bidi="pt_PT"/>
         </w:rPr>
+        <w:t>καὶ ὑμεῖς ἐν αὐτῷ</w:t>
+      </w:r>
+    </w:p>
+    <w:p>
+      <w:pPr/>
+      <w:r>
+        <w:rPr>
+          <w:lang w:val="pt_PT" w:bidi="pt_PT"/>
+        </w:rPr>
+      </w:r>
+      <w:r>
+        <w:rPr>
+          <w:b/>
+          <w:lang w:val="pt_PT" w:bidi="pt_PT"/>
+        </w:rPr>
         <w:t>"</w:t>
       </w:r>
       <w:r>
@@ -6108,6 +6933,21 @@
           <w:b/>
           <w:lang w:val="pt_PT" w:bidi="pt_PT"/>
         </w:rPr>
+        <w:t>καὶ ὑμεῖς ἐν αὐτῷ</w:t>
+      </w:r>
+    </w:p>
+    <w:p>
+      <w:pPr/>
+      <w:r>
+        <w:rPr>
+          <w:lang w:val="pt_PT" w:bidi="pt_PT"/>
+        </w:rPr>
+      </w:r>
+      <w:r>
+        <w:rPr>
+          <w:b/>
+          <w:lang w:val="pt_PT" w:bidi="pt_PT"/>
+        </w:rPr>
         <w:t>"</w:t>
       </w:r>
       <w:r>
@@ -6205,6 +7045,21 @@
           <w:b/>
           <w:lang w:val="pt_PT" w:bidi="pt_PT"/>
         </w:rPr>
+        <w:t>κατὰ τὴν χάριν τοῦ Θεοῦ ἡμῶν</w:t>
+      </w:r>
+    </w:p>
+    <w:p>
+      <w:pPr/>
+      <w:r>
+        <w:rPr>
+          <w:lang w:val="pt_PT" w:bidi="pt_PT"/>
+        </w:rPr>
+      </w:r>
+      <w:r>
+        <w:rPr>
+          <w:b/>
+          <w:lang w:val="pt_PT" w:bidi="pt_PT"/>
+        </w:rPr>
         <w:t>"</w:t>
       </w:r>
       <w:r>
@@ -6315,6 +7170,21 @@
           <w:b/>
           <w:lang w:val="pt_PT" w:bidi="pt_PT"/>
         </w:rPr>
+        <w:t>τοῦ Θεοῦ ἡμῶν καὶ Κυρίου Ἰησοῦ Χριστοῦ</w:t>
+      </w:r>
+    </w:p>
+    <w:p>
+      <w:pPr/>
+      <w:r>
+        <w:rPr>
+          <w:lang w:val="pt_PT" w:bidi="pt_PT"/>
+        </w:rPr>
+      </w:r>
+      <w:r>
+        <w:rPr>
+          <w:b/>
+          <w:lang w:val="pt_PT" w:bidi="pt_PT"/>
+        </w:rPr>
         <w:t>"do nosso Deus e do Senhor Jesus Cristo".</w:t>
       </w:r>
     </w:p>
@@ -6468,6 +7338,21 @@
           <w:b/>
           <w:lang w:val="pt_PT" w:bidi="pt_PT"/>
         </w:rPr>
+        <w:t>δὲ</w:t>
+      </w:r>
+    </w:p>
+    <w:p>
+      <w:pPr/>
+      <w:r>
+        <w:rPr>
+          <w:lang w:val="pt_PT" w:bidi="pt_PT"/>
+        </w:rPr>
+      </w:r>
+      <w:r>
+        <w:rPr>
+          <w:b/>
+          <w:lang w:val="pt_PT" w:bidi="pt_PT"/>
+        </w:rPr>
         <w:t>"Agora".</w:t>
       </w:r>
     </w:p>
@@ -6564,6 +7449,21 @@
           <w:b/>
           <w:lang w:val="pt_PT" w:bidi="pt_PT"/>
         </w:rPr>
+        <w:t>ὑπὲρ τῆς παρουσίας τοῦ Κυρίου ἡμῶν, Ἰησοῦ Χριστοῦ, καὶ ἡμῶν ἐπισυναγωγῆς ἐπ’ αὐτόν</w:t>
+      </w:r>
+    </w:p>
+    <w:p>
+      <w:pPr/>
+      <w:r>
+        <w:rPr>
+          <w:lang w:val="pt_PT" w:bidi="pt_PT"/>
+        </w:rPr>
+      </w:r>
+      <w:r>
+        <w:rPr>
+          <w:b/>
+          <w:lang w:val="pt_PT" w:bidi="pt_PT"/>
+        </w:rPr>
         <w:t>"</w:t>
       </w:r>
       <w:r>
@@ -6687,6 +7587,21 @@
           <w:b/>
           <w:lang w:val="pt_PT" w:bidi="pt_PT"/>
         </w:rPr>
+        <w:t>ὑπὲρ τῆς παρουσίας τοῦ Κυρίου ἡμῶν, Ἰησοῦ Χριστοῦ, καὶ ἡμῶν ἐπισυναγωγῆς ἐπ’ αὐτόν</w:t>
+      </w:r>
+    </w:p>
+    <w:p>
+      <w:pPr/>
+      <w:r>
+        <w:rPr>
+          <w:lang w:val="pt_PT" w:bidi="pt_PT"/>
+        </w:rPr>
+      </w:r>
+      <w:r>
+        <w:rPr>
+          <w:b/>
+          <w:lang w:val="pt_PT" w:bidi="pt_PT"/>
+        </w:rPr>
         <w:t>"</w:t>
       </w:r>
       <w:r>
@@ -6810,6 +7725,21 @@
           <w:b/>
           <w:lang w:val="pt_PT" w:bidi="pt_PT"/>
         </w:rPr>
+        <w:t>ἀδελφοί</w:t>
+      </w:r>
+    </w:p>
+    <w:p>
+      <w:pPr/>
+      <w:r>
+        <w:rPr>
+          <w:lang w:val="pt_PT" w:bidi="pt_PT"/>
+        </w:rPr>
+      </w:r>
+      <w:r>
+        <w:rPr>
+          <w:b/>
+          <w:lang w:val="pt_PT" w:bidi="pt_PT"/>
+        </w:rPr>
         <w:t>"irmãos".</w:t>
       </w:r>
     </w:p>
@@ -6906,6 +7836,21 @@
           <w:b/>
           <w:lang w:val="pt_PT" w:bidi="pt_PT"/>
         </w:rPr>
+        <w:t>εἰς τὸ μὴ ταχέως σαλευθῆναι ὑμᾶς ἀπὸ τοῦ νοὸς</w:t>
+      </w:r>
+    </w:p>
+    <w:p>
+      <w:pPr/>
+      <w:r>
+        <w:rPr>
+          <w:lang w:val="pt_PT" w:bidi="pt_PT"/>
+        </w:rPr>
+      </w:r>
+      <w:r>
+        <w:rPr>
+          <w:b/>
+          <w:lang w:val="pt_PT" w:bidi="pt_PT"/>
+        </w:rPr>
         <w:t>"</w:t>
       </w:r>
       <w:r>
@@ -7016,6 +7961,21 @@
           <w:b/>
           <w:lang w:val="pt_PT" w:bidi="pt_PT"/>
         </w:rPr>
+        <w:t>μηδὲ θροεῖσθαι</w:t>
+      </w:r>
+    </w:p>
+    <w:p>
+      <w:pPr/>
+      <w:r>
+        <w:rPr>
+          <w:lang w:val="pt_PT" w:bidi="pt_PT"/>
+        </w:rPr>
+      </w:r>
+      <w:r>
+        <w:rPr>
+          <w:b/>
+          <w:lang w:val="pt_PT" w:bidi="pt_PT"/>
+        </w:rPr>
         <w:t>"</w:t>
       </w:r>
       <w:r>
@@ -7133,6 +8093,21 @@
           <w:b/>
           <w:lang w:val="pt_PT" w:bidi="pt_PT"/>
         </w:rPr>
+        <w:t>μήτε διὰ πνεύματος, μήτε διὰ λόγου, μήτε δι’ ἐπιστολῆς, ὡς δι’ ἡμῶν</w:t>
+      </w:r>
+    </w:p>
+    <w:p>
+      <w:pPr/>
+      <w:r>
+        <w:rPr>
+          <w:lang w:val="pt_PT" w:bidi="pt_PT"/>
+        </w:rPr>
+      </w:r>
+      <w:r>
+        <w:rPr>
+          <w:b/>
+          <w:lang w:val="pt_PT" w:bidi="pt_PT"/>
+        </w:rPr>
         <w:t>"</w:t>
       </w:r>
       <w:r>
@@ -7256,6 +8231,21 @@
           <w:b/>
           <w:lang w:val="pt_PT" w:bidi="pt_PT"/>
         </w:rPr>
+        <w:t>ὡς δι’ ἡμῶν</w:t>
+      </w:r>
+    </w:p>
+    <w:p>
+      <w:pPr/>
+      <w:r>
+        <w:rPr>
+          <w:lang w:val="pt_PT" w:bidi="pt_PT"/>
+        </w:rPr>
+      </w:r>
+      <w:r>
+        <w:rPr>
+          <w:b/>
+          <w:lang w:val="pt_PT" w:bidi="pt_PT"/>
+        </w:rPr>
         <w:t>"</w:t>
       </w:r>
       <w:r>
@@ -7353,6 +8343,21 @@
           <w:b/>
           <w:lang w:val="pt_PT" w:bidi="pt_PT"/>
         </w:rPr>
+        <w:t>ὡς ὅτι</w:t>
+      </w:r>
+    </w:p>
+    <w:p>
+      <w:pPr/>
+      <w:r>
+        <w:rPr>
+          <w:lang w:val="pt_PT" w:bidi="pt_PT"/>
+        </w:rPr>
+      </w:r>
+      <w:r>
+        <w:rPr>
+          <w:b/>
+          <w:lang w:val="pt_PT" w:bidi="pt_PT"/>
+        </w:rPr>
         <w:t>"</w:t>
       </w:r>
       <w:r>
@@ -7450,6 +8455,21 @@
           <w:b/>
           <w:lang w:val="pt_PT" w:bidi="pt_PT"/>
         </w:rPr>
+        <w:t>ἡ ἡμέρα τοῦ Κυρίου</w:t>
+      </w:r>
+    </w:p>
+    <w:p>
+      <w:pPr/>
+      <w:r>
+        <w:rPr>
+          <w:lang w:val="pt_PT" w:bidi="pt_PT"/>
+        </w:rPr>
+      </w:r>
+      <w:r>
+        <w:rPr>
+          <w:b/>
+          <w:lang w:val="pt_PT" w:bidi="pt_PT"/>
+        </w:rPr>
         <w:t>"o Dia do Senhor".</w:t>
       </w:r>
     </w:p>
@@ -7526,6 +8546,21 @@
           <w:b/>
           <w:lang w:val="pt_PT" w:bidi="pt_PT"/>
         </w:rPr>
+        <w:t>μή τις ὑμᾶς ἐξαπατήσῃ κατὰ μηδένα τρόπον</w:t>
+      </w:r>
+    </w:p>
+    <w:p>
+      <w:pPr/>
+      <w:r>
+        <w:rPr>
+          <w:lang w:val="pt_PT" w:bidi="pt_PT"/>
+        </w:rPr>
+      </w:r>
+      <w:r>
+        <w:rPr>
+          <w:b/>
+          <w:lang w:val="pt_PT" w:bidi="pt_PT"/>
+        </w:rPr>
         <w:t>"</w:t>
       </w:r>
       <w:r>
@@ -7615,6 +8650,21 @@
           <w:b/>
           <w:lang w:val="pt_PT" w:bidi="pt_PT"/>
         </w:rPr>
+        <w:t>ὅτι ἐὰν μὴ ἔλθῃ ἡ ἀποστασία πρῶτον</w:t>
+      </w:r>
+    </w:p>
+    <w:p>
+      <w:pPr/>
+      <w:r>
+        <w:rPr>
+          <w:lang w:val="pt_PT" w:bidi="pt_PT"/>
+        </w:rPr>
+      </w:r>
+      <w:r>
+        <w:rPr>
+          <w:b/>
+          <w:lang w:val="pt_PT" w:bidi="pt_PT"/>
+        </w:rPr>
         <w:t>"</w:t>
       </w:r>
       <w:r>
@@ -7712,6 +8762,21 @@
           <w:b/>
           <w:lang w:val="pt_PT" w:bidi="pt_PT"/>
         </w:rPr>
+        <w:t>ἡ ἀποστασία</w:t>
+      </w:r>
+    </w:p>
+    <w:p>
+      <w:pPr/>
+      <w:r>
+        <w:rPr>
+          <w:lang w:val="pt_PT" w:bidi="pt_PT"/>
+        </w:rPr>
+      </w:r>
+      <w:r>
+        <w:rPr>
+          <w:b/>
+          <w:lang w:val="pt_PT" w:bidi="pt_PT"/>
+        </w:rPr>
         <w:t>"a Revolta".</w:t>
       </w:r>
     </w:p>
@@ -7808,6 +8873,21 @@
           <w:b/>
           <w:lang w:val="pt_PT" w:bidi="pt_PT"/>
         </w:rPr>
+        <w:t>ἀποκαλυφθῇ ὁ ἄνθρωπος τῆς ἀνομίας</w:t>
+      </w:r>
+    </w:p>
+    <w:p>
+      <w:pPr/>
+      <w:r>
+        <w:rPr>
+          <w:lang w:val="pt_PT" w:bidi="pt_PT"/>
+        </w:rPr>
+      </w:r>
+      <w:r>
+        <w:rPr>
+          <w:b/>
+          <w:lang w:val="pt_PT" w:bidi="pt_PT"/>
+        </w:rPr>
         <w:t>"</w:t>
       </w:r>
       <w:r>
@@ -7905,6 +8985,21 @@
           <w:b/>
           <w:lang w:val="pt_PT" w:bidi="pt_PT"/>
         </w:rPr>
+        <w:t>ὁ ἄνθρωπος τῆς ἀνομίας</w:t>
+      </w:r>
+    </w:p>
+    <w:p>
+      <w:pPr/>
+      <w:r>
+        <w:rPr>
+          <w:lang w:val="pt_PT" w:bidi="pt_PT"/>
+        </w:rPr>
+      </w:r>
+      <w:r>
+        <w:rPr>
+          <w:b/>
+          <w:lang w:val="pt_PT" w:bidi="pt_PT"/>
+        </w:rPr>
         <w:t>"o Perverso".</w:t>
       </w:r>
     </w:p>
@@ -8001,6 +9096,21 @@
           <w:b/>
           <w:lang w:val="pt_PT" w:bidi="pt_PT"/>
         </w:rPr>
+        <w:t>ὁ υἱὸς τῆς ἀπωλείας</w:t>
+      </w:r>
+    </w:p>
+    <w:p>
+      <w:pPr/>
+      <w:r>
+        <w:rPr>
+          <w:lang w:val="pt_PT" w:bidi="pt_PT"/>
+        </w:rPr>
+      </w:r>
+      <w:r>
+        <w:rPr>
+          <w:b/>
+          <w:lang w:val="pt_PT" w:bidi="pt_PT"/>
+        </w:rPr>
         <w:t>"</w:t>
       </w:r>
       <w:r>
@@ -8195,6 +9305,21 @@
           <w:b/>
           <w:lang w:val="pt_PT" w:bidi="pt_PT"/>
         </w:rPr>
+        <w:t>πάντα λεγόμενον θεὸν ἢ σέβασμα</w:t>
+      </w:r>
+    </w:p>
+    <w:p>
+      <w:pPr/>
+      <w:r>
+        <w:rPr>
+          <w:lang w:val="pt_PT" w:bidi="pt_PT"/>
+        </w:rPr>
+      </w:r>
+      <w:r>
+        <w:rPr>
+          <w:b/>
+          <w:lang w:val="pt_PT" w:bidi="pt_PT"/>
+        </w:rPr>
         <w:t>"</w:t>
       </w:r>
       <w:r>
@@ -8292,6 +9417,21 @@
           <w:b/>
           <w:lang w:val="pt_PT" w:bidi="pt_PT"/>
         </w:rPr>
+        <w:t>αὐτὸν &amp; καθίσαι</w:t>
+      </w:r>
+    </w:p>
+    <w:p>
+      <w:pPr/>
+      <w:r>
+        <w:rPr>
+          <w:lang w:val="pt_PT" w:bidi="pt_PT"/>
+        </w:rPr>
+      </w:r>
+      <w:r>
+        <w:rPr>
+          <w:b/>
+          <w:lang w:val="pt_PT" w:bidi="pt_PT"/>
+        </w:rPr>
         <w:t>"</w:t>
       </w:r>
       <w:r>
@@ -8402,6 +9542,21 @@
           <w:b/>
           <w:lang w:val="pt_PT" w:bidi="pt_PT"/>
         </w:rPr>
+        <w:t>ἀποδεικνύντα ἑαυτὸν ὅτι ἔστιν Θεός</w:t>
+      </w:r>
+    </w:p>
+    <w:p>
+      <w:pPr/>
+      <w:r>
+        <w:rPr>
+          <w:lang w:val="pt_PT" w:bidi="pt_PT"/>
+        </w:rPr>
+      </w:r>
+      <w:r>
+        <w:rPr>
+          <w:b/>
+          <w:lang w:val="pt_PT" w:bidi="pt_PT"/>
+        </w:rPr>
         <w:t>"</w:t>
       </w:r>
       <w:r>
@@ -8479,6 +9634,21 @@
           <w:b/>
           <w:lang w:val="pt_PT" w:bidi="pt_PT"/>
         </w:rPr>
+        <w:t>οὐ μνημονεύετε ὅτι, ἔτι ὢν πρὸς ὑμᾶς, ταῦτα ἔλεγον ὑμῖν</w:t>
+      </w:r>
+    </w:p>
+    <w:p>
+      <w:pPr/>
+      <w:r>
+        <w:rPr>
+          <w:lang w:val="pt_PT" w:bidi="pt_PT"/>
+        </w:rPr>
+      </w:r>
+      <w:r>
+        <w:rPr>
+          <w:b/>
+          <w:lang w:val="pt_PT" w:bidi="pt_PT"/>
+        </w:rPr>
         <w:t>"</w:t>
       </w:r>
       <w:r>
@@ -8576,6 +9746,21 @@
           <w:b/>
           <w:lang w:val="pt_PT" w:bidi="pt_PT"/>
         </w:rPr>
+        <w:t>ταῦτα</w:t>
+      </w:r>
+    </w:p>
+    <w:p>
+      <w:pPr/>
+      <w:r>
+        <w:rPr>
+          <w:lang w:val="pt_PT" w:bidi="pt_PT"/>
+        </w:rPr>
+      </w:r>
+      <w:r>
+        <w:rPr>
+          <w:b/>
+          <w:lang w:val="pt_PT" w:bidi="pt_PT"/>
+        </w:rPr>
         <w:t>"tudo isso".</w:t>
       </w:r>
     </w:p>
@@ -8672,6 +9857,21 @@
           <w:b/>
           <w:lang w:val="pt_PT" w:bidi="pt_PT"/>
         </w:rPr>
+        <w:t>καὶ νῦν τὸ κατέχον οἴδατε</w:t>
+      </w:r>
+    </w:p>
+    <w:p>
+      <w:pPr/>
+      <w:r>
+        <w:rPr>
+          <w:lang w:val="pt_PT" w:bidi="pt_PT"/>
+        </w:rPr>
+      </w:r>
+      <w:r>
+        <w:rPr>
+          <w:b/>
+          <w:lang w:val="pt_PT" w:bidi="pt_PT"/>
+        </w:rPr>
         <w:t>"</w:t>
       </w:r>
       <w:r>
@@ -8788,6 +9988,21 @@
           <w:b/>
           <w:lang w:val="pt_PT" w:bidi="pt_PT"/>
         </w:rPr>
+        <w:t>τὸ ἀποκαλυφθῆναι αὐτὸν ἐν τῷ αὐτοῦ καιρῷ</w:t>
+      </w:r>
+    </w:p>
+    <w:p>
+      <w:pPr/>
+      <w:r>
+        <w:rPr>
+          <w:lang w:val="pt_PT" w:bidi="pt_PT"/>
+        </w:rPr>
+      </w:r>
+      <w:r>
+        <w:rPr>
+          <w:b/>
+          <w:lang w:val="pt_PT" w:bidi="pt_PT"/>
+        </w:rPr>
         <w:t>"</w:t>
       </w:r>
       <w:r>
@@ -8885,6 +10100,21 @@
           <w:b/>
           <w:lang w:val="pt_PT" w:bidi="pt_PT"/>
         </w:rPr>
+        <w:t>γὰρ</w:t>
+      </w:r>
+    </w:p>
+    <w:p>
+      <w:pPr/>
+      <w:r>
+        <w:rPr>
+          <w:lang w:val="pt_PT" w:bidi="pt_PT"/>
+        </w:rPr>
+      </w:r>
+      <w:r>
+        <w:rPr>
+          <w:b/>
+          <w:lang w:val="pt_PT" w:bidi="pt_PT"/>
+        </w:rPr>
         <w:t>"A Misteriosa".</w:t>
       </w:r>
     </w:p>
@@ -8994,6 +10224,21 @@
           <w:b/>
           <w:lang w:val="pt_PT" w:bidi="pt_PT"/>
         </w:rPr>
+        <w:t>τὸ &amp; μυστήριον ἤδη ἐνεργεῖται τῆς ἀνομίας</w:t>
+      </w:r>
+    </w:p>
+    <w:p>
+      <w:pPr/>
+      <w:r>
+        <w:rPr>
+          <w:lang w:val="pt_PT" w:bidi="pt_PT"/>
+        </w:rPr>
+      </w:r>
+      <w:r>
+        <w:rPr>
+          <w:b/>
+          <w:lang w:val="pt_PT" w:bidi="pt_PT"/>
+        </w:rPr>
         <w:t>"</w:t>
       </w:r>
       <w:r>
@@ -9117,6 +10362,21 @@
           <w:b/>
           <w:lang w:val="pt_PT" w:bidi="pt_PT"/>
         </w:rPr>
+        <w:t>ὁ κατέχων</w:t>
+      </w:r>
+    </w:p>
+    <w:p>
+      <w:pPr/>
+      <w:r>
+        <w:rPr>
+          <w:lang w:val="pt_PT" w:bidi="pt_PT"/>
+        </w:rPr>
+      </w:r>
+      <w:r>
+        <w:rPr>
+          <w:b/>
+          <w:lang w:val="pt_PT" w:bidi="pt_PT"/>
+        </w:rPr>
         <w:t>"</w:t>
       </w:r>
       <w:r>
@@ -9194,6 +10454,21 @@
           <w:b/>
           <w:lang w:val="pt_PT" w:bidi="pt_PT"/>
         </w:rPr>
+        <w:t>γένηται</w:t>
+      </w:r>
+    </w:p>
+    <w:p>
+      <w:pPr/>
+      <w:r>
+        <w:rPr>
+          <w:lang w:val="pt_PT" w:bidi="pt_PT"/>
+        </w:rPr>
+      </w:r>
+      <w:r>
+        <w:rPr>
+          <w:b/>
+          <w:lang w:val="pt_PT" w:bidi="pt_PT"/>
+        </w:rPr>
         <w:t>"</w:t>
       </w:r>
       <w:r>
@@ -9304,6 +10579,21 @@
           <w:b/>
           <w:lang w:val="pt_PT" w:bidi="pt_PT"/>
         </w:rPr>
+        <w:t>ἐκ μέσου γένηται</w:t>
+      </w:r>
+    </w:p>
+    <w:p>
+      <w:pPr/>
+      <w:r>
+        <w:rPr>
+          <w:lang w:val="pt_PT" w:bidi="pt_PT"/>
+        </w:rPr>
+      </w:r>
+      <w:r>
+        <w:rPr>
+          <w:b/>
+          <w:lang w:val="pt_PT" w:bidi="pt_PT"/>
+        </w:rPr>
         <w:t>"</w:t>
       </w:r>
       <w:r>
@@ -9401,6 +10691,21 @@
           <w:b/>
           <w:lang w:val="pt_PT" w:bidi="pt_PT"/>
         </w:rPr>
+        <w:t>καὶ τότε ἀποκαλυφθήσεται ὁ ἄνομος</w:t>
+      </w:r>
+    </w:p>
+    <w:p>
+      <w:pPr/>
+      <w:r>
+        <w:rPr>
+          <w:lang w:val="pt_PT" w:bidi="pt_PT"/>
+        </w:rPr>
+      </w:r>
+      <w:r>
+        <w:rPr>
+          <w:b/>
+          <w:lang w:val="pt_PT" w:bidi="pt_PT"/>
+        </w:rPr>
         <w:t>"</w:t>
       </w:r>
       <w:r>
@@ -9498,6 +10803,21 @@
           <w:b/>
           <w:lang w:val="pt_PT" w:bidi="pt_PT"/>
         </w:rPr>
+        <w:t>τῷ πνεύματι τοῦ στόματος αὐτοῦ</w:t>
+      </w:r>
+    </w:p>
+    <w:p>
+      <w:pPr/>
+      <w:r>
+        <w:rPr>
+          <w:lang w:val="pt_PT" w:bidi="pt_PT"/>
+        </w:rPr>
+      </w:r>
+      <w:r>
+        <w:rPr>
+          <w:b/>
+          <w:lang w:val="pt_PT" w:bidi="pt_PT"/>
+        </w:rPr>
         <w:t>"com um sopro".</w:t>
       </w:r>
     </w:p>
@@ -9594,6 +10914,21 @@
           <w:b/>
           <w:lang w:val="pt_PT" w:bidi="pt_PT"/>
         </w:rPr>
+        <w:t>ἀνελεῖ τῷ πνεύματι τοῦ στόματος αὐτοῦ, καὶ καταργήσει τῇ ἐπιφανείᾳ τῆς παρουσίας αὐτοῦ</w:t>
+      </w:r>
+    </w:p>
+    <w:p>
+      <w:pPr/>
+      <w:r>
+        <w:rPr>
+          <w:lang w:val="pt_PT" w:bidi="pt_PT"/>
+        </w:rPr>
+      </w:r>
+      <w:r>
+        <w:rPr>
+          <w:b/>
+          <w:lang w:val="pt_PT" w:bidi="pt_PT"/>
+        </w:rPr>
         <w:t>"</w:t>
       </w:r>
       <w:r>
@@ -9691,6 +11026,21 @@
           <w:b/>
           <w:lang w:val="pt_PT" w:bidi="pt_PT"/>
         </w:rPr>
+        <w:t>οὗ ἐστιν ἡ παρουσία, κατ’ ἐνέργειαν τοῦ Σατανᾶ</w:t>
+      </w:r>
+    </w:p>
+    <w:p>
+      <w:pPr/>
+      <w:r>
+        <w:rPr>
+          <w:lang w:val="pt_PT" w:bidi="pt_PT"/>
+        </w:rPr>
+      </w:r>
+      <w:r>
+        <w:rPr>
+          <w:b/>
+          <w:lang w:val="pt_PT" w:bidi="pt_PT"/>
+        </w:rPr>
         <w:t>"</w:t>
       </w:r>
       <w:r>
@@ -9814,6 +11164,21 @@
           <w:b/>
           <w:lang w:val="pt_PT" w:bidi="pt_PT"/>
         </w:rPr>
+        <w:t>οὗ</w:t>
+      </w:r>
+    </w:p>
+    <w:p>
+      <w:pPr/>
+      <w:r>
+        <w:rPr>
+          <w:lang w:val="pt_PT" w:bidi="pt_PT"/>
+        </w:rPr>
+      </w:r>
+      <w:r>
+        <w:rPr>
+          <w:b/>
+          <w:lang w:val="pt_PT" w:bidi="pt_PT"/>
+        </w:rPr>
         <w:t>"e fará".</w:t>
       </w:r>
     </w:p>
@@ -9890,6 +11255,21 @@
           <w:b/>
           <w:lang w:val="pt_PT" w:bidi="pt_PT"/>
         </w:rPr>
+        <w:t>ἐν πάσῃ δυνάμει, καὶ σημείοις, καὶ τέρασιν ψεύδους</w:t>
+      </w:r>
+    </w:p>
+    <w:p>
+      <w:pPr/>
+      <w:r>
+        <w:rPr>
+          <w:lang w:val="pt_PT" w:bidi="pt_PT"/>
+        </w:rPr>
+      </w:r>
+      <w:r>
+        <w:rPr>
+          <w:b/>
+          <w:lang w:val="pt_PT" w:bidi="pt_PT"/>
+        </w:rPr>
         <w:t>"</w:t>
       </w:r>
       <w:r>
@@ -10012,6 +11392,21 @@
           <w:b/>
           <w:lang w:val="pt_PT" w:bidi="pt_PT"/>
         </w:rPr>
+        <w:t>ἐν πάσῃ δυνάμει, καὶ σημείοις, καὶ τέρασιν ψεύδους</w:t>
+      </w:r>
+    </w:p>
+    <w:p>
+      <w:pPr/>
+      <w:r>
+        <w:rPr>
+          <w:lang w:val="pt_PT" w:bidi="pt_PT"/>
+        </w:rPr>
+      </w:r>
+      <w:r>
+        <w:rPr>
+          <w:b/>
+          <w:lang w:val="pt_PT" w:bidi="pt_PT"/>
+        </w:rPr>
         <w:t>"</w:t>
       </w:r>
       <w:r>
@@ -10122,6 +11517,21 @@
           <w:b/>
           <w:lang w:val="pt_PT" w:bidi="pt_PT"/>
         </w:rPr>
+        <w:t>καὶ σημείοις, καὶ τέρασιν ψεύδους</w:t>
+      </w:r>
+    </w:p>
+    <w:p>
+      <w:pPr/>
+      <w:r>
+        <w:rPr>
+          <w:lang w:val="pt_PT" w:bidi="pt_PT"/>
+        </w:rPr>
+      </w:r>
+      <w:r>
+        <w:rPr>
+          <w:b/>
+          <w:lang w:val="pt_PT" w:bidi="pt_PT"/>
+        </w:rPr>
         <w:t>"</w:t>
       </w:r>
       <w:r>
@@ -10245,6 +11655,21 @@
           <w:b/>
           <w:lang w:val="pt_PT" w:bidi="pt_PT"/>
         </w:rPr>
+        <w:t>πάσῃ</w:t>
+      </w:r>
+    </w:p>
+    <w:p>
+      <w:pPr/>
+      <w:r>
+        <w:rPr>
+          <w:lang w:val="pt_PT" w:bidi="pt_PT"/>
+        </w:rPr>
+      </w:r>
+      <w:r>
+        <w:rPr>
+          <w:b/>
+          <w:lang w:val="pt_PT" w:bidi="pt_PT"/>
+        </w:rPr>
         <w:t>"todo".</w:t>
       </w:r>
     </w:p>
@@ -10341,6 +11766,21 @@
           <w:b/>
           <w:lang w:val="pt_PT" w:bidi="pt_PT"/>
         </w:rPr>
+        <w:t>ἐν πάσῃ ἀπάτῃ ἀδικίας</w:t>
+      </w:r>
+    </w:p>
+    <w:p>
+      <w:pPr/>
+      <w:r>
+        <w:rPr>
+          <w:lang w:val="pt_PT" w:bidi="pt_PT"/>
+        </w:rPr>
+      </w:r>
+      <w:r>
+        <w:rPr>
+          <w:b/>
+          <w:lang w:val="pt_PT" w:bidi="pt_PT"/>
+        </w:rPr>
         <w:t>"</w:t>
       </w:r>
       <w:r>
@@ -10477,6 +11917,21 @@
           <w:b/>
           <w:lang w:val="pt_PT" w:bidi="pt_PT"/>
         </w:rPr>
+        <w:t>ἐν πάσῃ ἀπάτῃ ἀδικίας, τοῖς ἀπολλυμένοις</w:t>
+      </w:r>
+    </w:p>
+    <w:p>
+      <w:pPr/>
+      <w:r>
+        <w:rPr>
+          <w:lang w:val="pt_PT" w:bidi="pt_PT"/>
+        </w:rPr>
+      </w:r>
+      <w:r>
+        <w:rPr>
+          <w:b/>
+          <w:lang w:val="pt_PT" w:bidi="pt_PT"/>
+        </w:rPr>
         <w:t>"</w:t>
       </w:r>
       <w:r>
@@ -10574,6 +12029,21 @@
           <w:b/>
           <w:lang w:val="pt_PT" w:bidi="pt_PT"/>
         </w:rPr>
+        <w:t>ἀνθ’ ὧν</w:t>
+      </w:r>
+    </w:p>
+    <w:p>
+      <w:pPr/>
+      <w:r>
+        <w:rPr>
+          <w:lang w:val="pt_PT" w:bidi="pt_PT"/>
+        </w:rPr>
+      </w:r>
+      <w:r>
+        <w:rPr>
+          <w:b/>
+          <w:lang w:val="pt_PT" w:bidi="pt_PT"/>
+        </w:rPr>
         <w:t>"porque".</w:t>
       </w:r>
     </w:p>
@@ -10657,6 +12127,21 @@
           <w:b/>
           <w:lang w:val="pt_PT" w:bidi="pt_PT"/>
         </w:rPr>
+        <w:t>τὴν ἀγάπην τῆς ἀληθείας οὐκ ἐδέξαντο</w:t>
+      </w:r>
+    </w:p>
+    <w:p>
+      <w:pPr/>
+      <w:r>
+        <w:rPr>
+          <w:lang w:val="pt_PT" w:bidi="pt_PT"/>
+        </w:rPr>
+      </w:r>
+      <w:r>
+        <w:rPr>
+          <w:b/>
+          <w:lang w:val="pt_PT" w:bidi="pt_PT"/>
+        </w:rPr>
         <w:t>"</w:t>
       </w:r>
       <w:r>
@@ -10780,6 +12265,21 @@
           <w:b/>
           <w:lang w:val="pt_PT" w:bidi="pt_PT"/>
         </w:rPr>
+        <w:t>εἰς τὸ σωθῆναι αὐτούς</w:t>
+      </w:r>
+    </w:p>
+    <w:p>
+      <w:pPr/>
+      <w:r>
+        <w:rPr>
+          <w:lang w:val="pt_PT" w:bidi="pt_PT"/>
+        </w:rPr>
+      </w:r>
+      <w:r>
+        <w:rPr>
+          <w:b/>
+          <w:lang w:val="pt_PT" w:bidi="pt_PT"/>
+        </w:rPr>
         <w:t>"</w:t>
       </w:r>
       <w:r>
@@ -10877,6 +12377,21 @@
           <w:b/>
           <w:lang w:val="pt_PT" w:bidi="pt_PT"/>
         </w:rPr>
+        <w:t>εἰς τὸ σωθῆναι αὐτούς</w:t>
+      </w:r>
+    </w:p>
+    <w:p>
+      <w:pPr/>
+      <w:r>
+        <w:rPr>
+          <w:lang w:val="pt_PT" w:bidi="pt_PT"/>
+        </w:rPr>
+      </w:r>
+      <w:r>
+        <w:rPr>
+          <w:b/>
+          <w:lang w:val="pt_PT" w:bidi="pt_PT"/>
+        </w:rPr>
         <w:t>"</w:t>
       </w:r>
       <w:r>
@@ -10974,6 +12489,21 @@
           <w:b/>
           <w:lang w:val="pt_PT" w:bidi="pt_PT"/>
         </w:rPr>
+        <w:t>διὰ τοῦτο</w:t>
+      </w:r>
+    </w:p>
+    <w:p>
+      <w:pPr/>
+      <w:r>
+        <w:rPr>
+          <w:lang w:val="pt_PT" w:bidi="pt_PT"/>
+        </w:rPr>
+      </w:r>
+      <w:r>
+        <w:rPr>
+          <w:b/>
+          <w:lang w:val="pt_PT" w:bidi="pt_PT"/>
+        </w:rPr>
         <w:t>"Por isso".</w:t>
       </w:r>
     </w:p>
@@ -11090,6 +12620,21 @@
           <w:b/>
           <w:lang w:val="pt_PT" w:bidi="pt_PT"/>
         </w:rPr>
+        <w:t>πέμπει αὐτοῖς ὁ Θεὸς ἐνέργειαν πλάνης, εἰς τὸ πιστεῦσαι αὐτοὺς τῷ ψεύδει</w:t>
+      </w:r>
+    </w:p>
+    <w:p>
+      <w:pPr/>
+      <w:r>
+        <w:rPr>
+          <w:lang w:val="pt_PT" w:bidi="pt_PT"/>
+        </w:rPr>
+      </w:r>
+      <w:r>
+        <w:rPr>
+          <w:b/>
+          <w:lang w:val="pt_PT" w:bidi="pt_PT"/>
+        </w:rPr>
         <w:t>"</w:t>
       </w:r>
       <w:r>
@@ -11200,6 +12745,21 @@
           <w:b/>
           <w:lang w:val="pt_PT" w:bidi="pt_PT"/>
         </w:rPr>
+        <w:t>ἐνέργειαν πλάνης</w:t>
+      </w:r>
+    </w:p>
+    <w:p>
+      <w:pPr/>
+      <w:r>
+        <w:rPr>
+          <w:lang w:val="pt_PT" w:bidi="pt_PT"/>
+        </w:rPr>
+      </w:r>
+      <w:r>
+        <w:rPr>
+          <w:b/>
+          <w:lang w:val="pt_PT" w:bidi="pt_PT"/>
+        </w:rPr>
         <w:t>"o poder do erro".</w:t>
       </w:r>
     </w:p>
@@ -11309,6 +12869,21 @@
           <w:b/>
           <w:lang w:val="pt_PT" w:bidi="pt_PT"/>
         </w:rPr>
+        <w:t>εἰς τὸ πιστεῦσαι αὐτοὺς</w:t>
+      </w:r>
+    </w:p>
+    <w:p>
+      <w:pPr/>
+      <w:r>
+        <w:rPr>
+          <w:lang w:val="pt_PT" w:bidi="pt_PT"/>
+        </w:rPr>
+      </w:r>
+      <w:r>
+        <w:rPr>
+          <w:b/>
+          <w:lang w:val="pt_PT" w:bidi="pt_PT"/>
+        </w:rPr>
         <w:t>"</w:t>
       </w:r>
       <w:r>
@@ -11432,6 +13007,21 @@
           <w:b/>
           <w:lang w:val="pt_PT" w:bidi="pt_PT"/>
         </w:rPr>
+        <w:t>εἰς τὸ πιστεῦσαι αὐτοὺς</w:t>
+      </w:r>
+    </w:p>
+    <w:p>
+      <w:pPr/>
+      <w:r>
+        <w:rPr>
+          <w:lang w:val="pt_PT" w:bidi="pt_PT"/>
+        </w:rPr>
+      </w:r>
+      <w:r>
+        <w:rPr>
+          <w:b/>
+          <w:lang w:val="pt_PT" w:bidi="pt_PT"/>
+        </w:rPr>
         <w:t>"</w:t>
       </w:r>
       <w:r>
@@ -11562,6 +13152,21 @@
           <w:b/>
           <w:lang w:val="pt_PT" w:bidi="pt_PT"/>
         </w:rPr>
+        <w:t>ἵνα</w:t>
+      </w:r>
+    </w:p>
+    <w:p>
+      <w:pPr/>
+      <w:r>
+        <w:rPr>
+          <w:lang w:val="pt_PT" w:bidi="pt_PT"/>
+        </w:rPr>
+      </w:r>
+      <w:r>
+        <w:rPr>
+          <w:b/>
+          <w:lang w:val="pt_PT" w:bidi="pt_PT"/>
+        </w:rPr>
         <w:t>"O resultado disso".</w:t>
       </w:r>
     </w:p>
@@ -11645,6 +13250,21 @@
           <w:b/>
           <w:lang w:val="pt_PT" w:bidi="pt_PT"/>
         </w:rPr>
+        <w:t>κριθῶσιν πάντες</w:t>
+      </w:r>
+    </w:p>
+    <w:p>
+      <w:pPr/>
+      <w:r>
+        <w:rPr>
+          <w:lang w:val="pt_PT" w:bidi="pt_PT"/>
+        </w:rPr>
+      </w:r>
+      <w:r>
+        <w:rPr>
+          <w:b/>
+          <w:lang w:val="pt_PT" w:bidi="pt_PT"/>
+        </w:rPr>
         <w:t>"</w:t>
       </w:r>
       <w:r>
@@ -11742,6 +13362,21 @@
           <w:b/>
           <w:lang w:val="pt_PT" w:bidi="pt_PT"/>
         </w:rPr>
+        <w:t>οἱ</w:t>
+      </w:r>
+    </w:p>
+    <w:p>
+      <w:pPr/>
+      <w:r>
+        <w:rPr>
+          <w:lang w:val="pt_PT" w:bidi="pt_PT"/>
+        </w:rPr>
+      </w:r>
+      <w:r>
+        <w:rPr>
+          <w:b/>
+          <w:lang w:val="pt_PT" w:bidi="pt_PT"/>
+        </w:rPr>
         <w:t>"todos os".</w:t>
       </w:r>
     </w:p>
@@ -11851,6 +13486,21 @@
           <w:b/>
           <w:lang w:val="pt_PT" w:bidi="pt_PT"/>
         </w:rPr>
+        <w:t>οἱ μὴ πιστεύσαντες τῇ ἀληθείᾳ, ἀλλὰ εὐδοκήσαντες τῇ ἀδικίᾳ</w:t>
+      </w:r>
+    </w:p>
+    <w:p>
+      <w:pPr/>
+      <w:r>
+        <w:rPr>
+          <w:lang w:val="pt_PT" w:bidi="pt_PT"/>
+        </w:rPr>
+      </w:r>
+      <w:r>
+        <w:rPr>
+          <w:b/>
+          <w:lang w:val="pt_PT" w:bidi="pt_PT"/>
+        </w:rPr>
         <w:t>"</w:t>
       </w:r>
       <w:r>
@@ -12065,6 +13715,21 @@
           <w:b/>
           <w:lang w:val="pt_PT" w:bidi="pt_PT"/>
         </w:rPr>
+        <w:t>δὲ</w:t>
+      </w:r>
+    </w:p>
+    <w:p>
+      <w:pPr/>
+      <w:r>
+        <w:rPr>
+          <w:lang w:val="pt_PT" w:bidi="pt_PT"/>
+        </w:rPr>
+      </w:r>
+      <w:r>
+        <w:rPr>
+          <w:b/>
+          <w:lang w:val="pt_PT" w:bidi="pt_PT"/>
+        </w:rPr>
         <w:t>"Irmãos".</w:t>
       </w:r>
     </w:p>
@@ -12141,6 +13806,21 @@
           <w:b/>
           <w:lang w:val="pt_PT" w:bidi="pt_PT"/>
         </w:rPr>
+        <w:t>ἡμεῖς &amp; ὀφείλομεν εὐχαριστεῖν &amp; πάντοτε</w:t>
+      </w:r>
+    </w:p>
+    <w:p>
+      <w:pPr/>
+      <w:r>
+        <w:rPr>
+          <w:lang w:val="pt_PT" w:bidi="pt_PT"/>
+        </w:rPr>
+      </w:r>
+      <w:r>
+        <w:rPr>
+          <w:b/>
+          <w:lang w:val="pt_PT" w:bidi="pt_PT"/>
+        </w:rPr>
         <w:t>"</w:t>
       </w:r>
       <w:r>
@@ -12251,6 +13931,21 @@
           <w:b/>
           <w:lang w:val="pt_PT" w:bidi="pt_PT"/>
         </w:rPr>
+        <w:t>ἡμεῖς &amp; ὀφείλομεν</w:t>
+      </w:r>
+    </w:p>
+    <w:p>
+      <w:pPr/>
+      <w:r>
+        <w:rPr>
+          <w:lang w:val="pt_PT" w:bidi="pt_PT"/>
+        </w:rPr>
+      </w:r>
+      <w:r>
+        <w:rPr>
+          <w:b/>
+          <w:lang w:val="pt_PT" w:bidi="pt_PT"/>
+        </w:rPr>
         <w:t>"devemos".</w:t>
       </w:r>
     </w:p>
@@ -12347,6 +14042,21 @@
           <w:b/>
           <w:lang w:val="pt_PT" w:bidi="pt_PT"/>
         </w:rPr>
+        <w:t>ἀδελφοὶ ἠγαπημένοι ὑπὸ Κυρίου</w:t>
+      </w:r>
+    </w:p>
+    <w:p>
+      <w:pPr/>
+      <w:r>
+        <w:rPr>
+          <w:lang w:val="pt_PT" w:bidi="pt_PT"/>
+        </w:rPr>
+      </w:r>
+      <w:r>
+        <w:rPr>
+          <w:b/>
+          <w:lang w:val="pt_PT" w:bidi="pt_PT"/>
+        </w:rPr>
         <w:t>"</w:t>
       </w:r>
       <w:r>
@@ -12456,6 +14166,21 @@
           <w:b/>
           <w:lang w:val="pt_PT" w:bidi="pt_PT"/>
         </w:rPr>
+        <w:t>ἀδελφοὶ</w:t>
+      </w:r>
+    </w:p>
+    <w:p>
+      <w:pPr/>
+      <w:r>
+        <w:rPr>
+          <w:lang w:val="pt_PT" w:bidi="pt_PT"/>
+        </w:rPr>
+      </w:r>
+      <w:r>
+        <w:rPr>
+          <w:b/>
+          <w:lang w:val="pt_PT" w:bidi="pt_PT"/>
+        </w:rPr>
         <w:t>"irmãos".</w:t>
       </w:r>
     </w:p>
@@ -12552,6 +14277,21 @@
           <w:b/>
           <w:lang w:val="pt_PT" w:bidi="pt_PT"/>
         </w:rPr>
+        <w:t>ἀπαρχὴν εἰς σωτηρίαν</w:t>
+      </w:r>
+    </w:p>
+    <w:p>
+      <w:pPr/>
+      <w:r>
+        <w:rPr>
+          <w:lang w:val="pt_PT" w:bidi="pt_PT"/>
+        </w:rPr>
+      </w:r>
+      <w:r>
+        <w:rPr>
+          <w:b/>
+          <w:lang w:val="pt_PT" w:bidi="pt_PT"/>
+        </w:rPr>
         <w:t>"</w:t>
       </w:r>
       <w:r>
@@ -12649,6 +14389,21 @@
           <w:b/>
           <w:lang w:val="pt_PT" w:bidi="pt_PT"/>
         </w:rPr>
+        <w:t>ἀπαρχὴν εἰς σωτηρίαν ἐν ἁγιασμῷ Πνεύματος καὶ πίστει ἀληθείας</w:t>
+      </w:r>
+    </w:p>
+    <w:p>
+      <w:pPr/>
+      <w:r>
+        <w:rPr>
+          <w:lang w:val="pt_PT" w:bidi="pt_PT"/>
+        </w:rPr>
+      </w:r>
+      <w:r>
+        <w:rPr>
+          <w:b/>
+          <w:lang w:val="pt_PT" w:bidi="pt_PT"/>
+        </w:rPr>
         <w:t>"</w:t>
       </w:r>
       <w:r>
@@ -12785,6 +14540,21 @@
           <w:b/>
           <w:lang w:val="pt_PT" w:bidi="pt_PT"/>
         </w:rPr>
+        <w:t>διὰ τοῦ εὐαγγελίου ἡμῶν</w:t>
+      </w:r>
+    </w:p>
+    <w:p>
+      <w:pPr/>
+      <w:r>
+        <w:rPr>
+          <w:lang w:val="pt_PT" w:bidi="pt_PT"/>
+        </w:rPr>
+      </w:r>
+      <w:r>
+        <w:rPr>
+          <w:b/>
+          <w:lang w:val="pt_PT" w:bidi="pt_PT"/>
+        </w:rPr>
         <w:t>"por meio do evangelho".</w:t>
       </w:r>
     </w:p>
@@ -12880,6 +14650,21 @@
           <w:b/>
           <w:lang w:val="pt_PT" w:bidi="pt_PT"/>
         </w:rPr>
+        <w:t>εἰς περιποίησιν δόξης τοῦ Κυρίου ἡμῶν, Ἰησοῦ Χριστοῦ</w:t>
+      </w:r>
+    </w:p>
+    <w:p>
+      <w:pPr/>
+      <w:r>
+        <w:rPr>
+          <w:lang w:val="pt_PT" w:bidi="pt_PT"/>
+        </w:rPr>
+      </w:r>
+      <w:r>
+        <w:rPr>
+          <w:b/>
+          <w:lang w:val="pt_PT" w:bidi="pt_PT"/>
+        </w:rPr>
         <w:t>"</w:t>
       </w:r>
       <w:r>
@@ -12977,6 +14762,21 @@
           <w:b/>
           <w:lang w:val="pt_PT" w:bidi="pt_PT"/>
         </w:rPr>
+        <w:t>εἰς περιποίησιν δόξης τοῦ Κυρίου ἡμῶν</w:t>
+      </w:r>
+    </w:p>
+    <w:p>
+      <w:pPr/>
+      <w:r>
+        <w:rPr>
+          <w:lang w:val="pt_PT" w:bidi="pt_PT"/>
+        </w:rPr>
+      </w:r>
+      <w:r>
+        <w:rPr>
+          <w:b/>
+          <w:lang w:val="pt_PT" w:bidi="pt_PT"/>
+        </w:rPr>
         <w:t>"</w:t>
       </w:r>
       <w:r>
@@ -13087,6 +14887,21 @@
           <w:b/>
           <w:lang w:val="pt_PT" w:bidi="pt_PT"/>
         </w:rPr>
+        <w:t>ἄρα οὖν</w:t>
+      </w:r>
+    </w:p>
+    <w:p>
+      <w:pPr/>
+      <w:r>
+        <w:rPr>
+          <w:lang w:val="pt_PT" w:bidi="pt_PT"/>
+        </w:rPr>
+      </w:r>
+      <w:r>
+        <w:rPr>
+          <w:b/>
+          <w:lang w:val="pt_PT" w:bidi="pt_PT"/>
+        </w:rPr>
         <w:t>"Portanto".</w:t>
       </w:r>
     </w:p>
@@ -13183,6 +14998,21 @@
           <w:b/>
           <w:lang w:val="pt_PT" w:bidi="pt_PT"/>
         </w:rPr>
+        <w:t>ἀδελφοί</w:t>
+      </w:r>
+    </w:p>
+    <w:p>
+      <w:pPr/>
+      <w:r>
+        <w:rPr>
+          <w:lang w:val="pt_PT" w:bidi="pt_PT"/>
+        </w:rPr>
+      </w:r>
+      <w:r>
+        <w:rPr>
+          <w:b/>
+          <w:lang w:val="pt_PT" w:bidi="pt_PT"/>
+        </w:rPr>
         <w:t>"irmãos".</w:t>
       </w:r>
     </w:p>
@@ -13279,6 +15109,21 @@
           <w:b/>
           <w:lang w:val="pt_PT" w:bidi="pt_PT"/>
         </w:rPr>
+        <w:t>στήκετε</w:t>
+      </w:r>
+    </w:p>
+    <w:p>
+      <w:pPr/>
+      <w:r>
+        <w:rPr>
+          <w:lang w:val="pt_PT" w:bidi="pt_PT"/>
+        </w:rPr>
+      </w:r>
+      <w:r>
+        <w:rPr>
+          <w:b/>
+          <w:lang w:val="pt_PT" w:bidi="pt_PT"/>
+        </w:rPr>
         <w:t>"fiquem firmes".</w:t>
       </w:r>
     </w:p>
@@ -13375,6 +15220,21 @@
           <w:b/>
           <w:lang w:val="pt_PT" w:bidi="pt_PT"/>
         </w:rPr>
+        <w:t>κρατεῖτε τὰς παραδόσεις</w:t>
+      </w:r>
+    </w:p>
+    <w:p>
+      <w:pPr/>
+      <w:r>
+        <w:rPr>
+          <w:lang w:val="pt_PT" w:bidi="pt_PT"/>
+        </w:rPr>
+      </w:r>
+      <w:r>
+        <w:rPr>
+          <w:b/>
+          <w:lang w:val="pt_PT" w:bidi="pt_PT"/>
+        </w:rPr>
         <w:t>"</w:t>
       </w:r>
       <w:r>
@@ -13485,6 +15345,21 @@
           <w:b/>
           <w:lang w:val="pt_PT" w:bidi="pt_PT"/>
         </w:rPr>
+        <w:t>στήκετε καὶ κρατεῖτε</w:t>
+      </w:r>
+    </w:p>
+    <w:p>
+      <w:pPr/>
+      <w:r>
+        <w:rPr>
+          <w:lang w:val="pt_PT" w:bidi="pt_PT"/>
+        </w:rPr>
+      </w:r>
+      <w:r>
+        <w:rPr>
+          <w:b/>
+          <w:lang w:val="pt_PT" w:bidi="pt_PT"/>
+        </w:rPr>
         <w:t>"</w:t>
       </w:r>
       <w:r>
@@ -13582,6 +15457,21 @@
           <w:b/>
           <w:lang w:val="pt_PT" w:bidi="pt_PT"/>
         </w:rPr>
+        <w:t>ἐδιδάχθητε</w:t>
+      </w:r>
+    </w:p>
+    <w:p>
+      <w:pPr/>
+      <w:r>
+        <w:rPr>
+          <w:lang w:val="pt_PT" w:bidi="pt_PT"/>
+        </w:rPr>
+      </w:r>
+      <w:r>
+        <w:rPr>
+          <w:b/>
+          <w:lang w:val="pt_PT" w:bidi="pt_PT"/>
+        </w:rPr>
         <w:t>"</w:t>
       </w:r>
       <w:r>
@@ -13679,6 +15569,21 @@
           <w:b/>
           <w:lang w:val="pt_PT" w:bidi="pt_PT"/>
         </w:rPr>
+        <w:t>διὰ λόγου</w:t>
+      </w:r>
+    </w:p>
+    <w:p>
+      <w:pPr/>
+      <w:r>
+        <w:rPr>
+          <w:lang w:val="pt_PT" w:bidi="pt_PT"/>
+        </w:rPr>
+      </w:r>
+      <w:r>
+        <w:rPr>
+          <w:b/>
+          <w:lang w:val="pt_PT" w:bidi="pt_PT"/>
+        </w:rPr>
         <w:t>"</w:t>
       </w:r>
       <w:r>
@@ -13776,6 +15681,21 @@
           <w:b/>
           <w:lang w:val="pt_PT" w:bidi="pt_PT"/>
         </w:rPr>
+        <w:t>δι’ ἐπιστολῆς ἡμῶν</w:t>
+      </w:r>
+    </w:p>
+    <w:p>
+      <w:pPr/>
+      <w:r>
+        <w:rPr>
+          <w:lang w:val="pt_PT" w:bidi="pt_PT"/>
+        </w:rPr>
+      </w:r>
+      <w:r>
+        <w:rPr>
+          <w:b/>
+          <w:lang w:val="pt_PT" w:bidi="pt_PT"/>
+        </w:rPr>
         <w:t>"</w:t>
       </w:r>
       <w:r>
@@ -13886,6 +15806,21 @@
           <w:b/>
           <w:lang w:val="pt_PT" w:bidi="pt_PT"/>
         </w:rPr>
+        <w:t>δὲ</w:t>
+      </w:r>
+    </w:p>
+    <w:p>
+      <w:pPr/>
+      <w:r>
+        <w:rPr>
+          <w:lang w:val="pt_PT" w:bidi="pt_PT"/>
+        </w:rPr>
+      </w:r>
+      <w:r>
+        <w:rPr>
+          <w:b/>
+          <w:lang w:val="pt_PT" w:bidi="pt_PT"/>
+        </w:rPr>
         <w:t>"Que".</w:t>
       </w:r>
     </w:p>
@@ -13982,6 +15917,21 @@
           <w:b/>
           <w:lang w:val="pt_PT" w:bidi="pt_PT"/>
         </w:rPr>
+        <w:t>αὐτὸς δὲ ὁ Κύριος ἡμῶν, Ἰησοῦς Χριστὸς, καὶ ὁ Θεὸς ὁ Πατὴρ ἡμῶν</w:t>
+      </w:r>
+    </w:p>
+    <w:p>
+      <w:pPr/>
+      <w:r>
+        <w:rPr>
+          <w:lang w:val="pt_PT" w:bidi="pt_PT"/>
+        </w:rPr>
+      </w:r>
+      <w:r>
+        <w:rPr>
+          <w:b/>
+          <w:lang w:val="pt_PT" w:bidi="pt_PT"/>
+        </w:rPr>
         <w:t>"</w:t>
       </w:r>
       <w:r>
@@ -14079,6 +16029,21 @@
           <w:b/>
           <w:lang w:val="pt_PT" w:bidi="pt_PT"/>
         </w:rPr>
+        <w:t>ἡμῶν &amp; ἡμῶν &amp; ἡμᾶς</w:t>
+      </w:r>
+    </w:p>
+    <w:p>
+      <w:pPr/>
+      <w:r>
+        <w:rPr>
+          <w:lang w:val="pt_PT" w:bidi="pt_PT"/>
+        </w:rPr>
+      </w:r>
+      <w:r>
+        <w:rPr>
+          <w:b/>
+          <w:lang w:val="pt_PT" w:bidi="pt_PT"/>
+        </w:rPr>
         <w:t>"nosso"</w:t>
       </w:r>
       <w:r>
@@ -14214,6 +16179,21 @@
           <w:b/>
           <w:lang w:val="pt_PT" w:bidi="pt_PT"/>
         </w:rPr>
+        <w:t>αὐτὸς &amp; Κύριος ἡμῶν, Ἰησοῦς Χριστὸς</w:t>
+      </w:r>
+    </w:p>
+    <w:p>
+      <w:pPr/>
+      <w:r>
+        <w:rPr>
+          <w:lang w:val="pt_PT" w:bidi="pt_PT"/>
+        </w:rPr>
+      </w:r>
+      <w:r>
+        <w:rPr>
+          <w:b/>
+          <w:lang w:val="pt_PT" w:bidi="pt_PT"/>
+        </w:rPr>
         <w:t>"o próprio Jesus Cristo".</w:t>
       </w:r>
     </w:p>
@@ -14323,6 +16303,21 @@
           <w:b/>
           <w:lang w:val="pt_PT" w:bidi="pt_PT"/>
         </w:rPr>
+        <w:t>δοὺς παράκλησιν αἰωνίαν, καὶ ἐλπίδα ἀγαθὴν</w:t>
+      </w:r>
+    </w:p>
+    <w:p>
+      <w:pPr/>
+      <w:r>
+        <w:rPr>
+          <w:lang w:val="pt_PT" w:bidi="pt_PT"/>
+        </w:rPr>
+      </w:r>
+      <w:r>
+        <w:rPr>
+          <w:b/>
+          <w:lang w:val="pt_PT" w:bidi="pt_PT"/>
+        </w:rPr>
         <w:t>"</w:t>
       </w:r>
       <w:r>
@@ -14446,6 +16441,21 @@
           <w:b/>
           <w:lang w:val="pt_PT" w:bidi="pt_PT"/>
         </w:rPr>
+        <w:t>ἐν χάριτι</w:t>
+      </w:r>
+    </w:p>
+    <w:p>
+      <w:pPr/>
+      <w:r>
+        <w:rPr>
+          <w:lang w:val="pt_PT" w:bidi="pt_PT"/>
+        </w:rPr>
+      </w:r>
+      <w:r>
+        <w:rPr>
+          <w:b/>
+          <w:lang w:val="pt_PT" w:bidi="pt_PT"/>
+        </w:rPr>
         <w:t>"que na sua bondade".</w:t>
       </w:r>
     </w:p>
@@ -14542,6 +16552,21 @@
           <w:b/>
           <w:lang w:val="pt_PT" w:bidi="pt_PT"/>
         </w:rPr>
+        <w:t>παρακαλέσαι ὑμῶν τὰς καρδίας, καὶ στηρίξαι</w:t>
+      </w:r>
+    </w:p>
+    <w:p>
+      <w:pPr/>
+      <w:r>
+        <w:rPr>
+          <w:lang w:val="pt_PT" w:bidi="pt_PT"/>
+        </w:rPr>
+      </w:r>
+      <w:r>
+        <w:rPr>
+          <w:b/>
+          <w:lang w:val="pt_PT" w:bidi="pt_PT"/>
+        </w:rPr>
         <w:t>"</w:t>
       </w:r>
       <w:r>
@@ -14665,6 +16690,21 @@
           <w:b/>
           <w:lang w:val="pt_PT" w:bidi="pt_PT"/>
         </w:rPr>
+        <w:t>ἐν παντὶ ἔργῳ καὶ λόγῳ ἀγαθῷ</w:t>
+      </w:r>
+    </w:p>
+    <w:p>
+      <w:pPr/>
+      <w:r>
+        <w:rPr>
+          <w:lang w:val="pt_PT" w:bidi="pt_PT"/>
+        </w:rPr>
+      </w:r>
+      <w:r>
+        <w:rPr>
+          <w:b/>
+          <w:lang w:val="pt_PT" w:bidi="pt_PT"/>
+        </w:rPr>
         <w:t>"</w:t>
       </w:r>
       <w:r>
@@ -14858,6 +16898,21 @@
           <w:b/>
           <w:lang w:val="pt_PT" w:bidi="pt_PT"/>
         </w:rPr>
+        <w:t>τὸ λοιπὸν</w:t>
+      </w:r>
+    </w:p>
+    <w:p>
+      <w:pPr/>
+      <w:r>
+        <w:rPr>
+          <w:lang w:val="pt_PT" w:bidi="pt_PT"/>
+        </w:rPr>
+      </w:r>
+      <w:r>
+        <w:rPr>
+          <w:b/>
+          <w:lang w:val="pt_PT" w:bidi="pt_PT"/>
+        </w:rPr>
         <w:t>"Finalmente".</w:t>
       </w:r>
     </w:p>
@@ -14967,6 +17022,21 @@
           <w:b/>
           <w:lang w:val="pt_PT" w:bidi="pt_PT"/>
         </w:rPr>
+        <w:t>ἀδελφοί</w:t>
+      </w:r>
+    </w:p>
+    <w:p>
+      <w:pPr/>
+      <w:r>
+        <w:rPr>
+          <w:lang w:val="pt_PT" w:bidi="pt_PT"/>
+        </w:rPr>
+      </w:r>
+      <w:r>
+        <w:rPr>
+          <w:b/>
+          <w:lang w:val="pt_PT" w:bidi="pt_PT"/>
+        </w:rPr>
         <w:t>"irmãos".</w:t>
       </w:r>
     </w:p>
@@ -15063,6 +17133,21 @@
           <w:b/>
           <w:lang w:val="pt_PT" w:bidi="pt_PT"/>
         </w:rPr>
+        <w:t>ἡμῶν</w:t>
+      </w:r>
+    </w:p>
+    <w:p>
+      <w:pPr/>
+      <w:r>
+        <w:rPr>
+          <w:lang w:val="pt_PT" w:bidi="pt_PT"/>
+        </w:rPr>
+      </w:r>
+      <w:r>
+        <w:rPr>
+          <w:b/>
+          <w:lang w:val="pt_PT" w:bidi="pt_PT"/>
+        </w:rPr>
         <w:t>"nós".</w:t>
       </w:r>
     </w:p>
@@ -15159,6 +17244,21 @@
           <w:b/>
           <w:lang w:val="pt_PT" w:bidi="pt_PT"/>
         </w:rPr>
+        <w:t>τρέχῃ</w:t>
+      </w:r>
+    </w:p>
+    <w:p>
+      <w:pPr/>
+      <w:r>
+        <w:rPr>
+          <w:lang w:val="pt_PT" w:bidi="pt_PT"/>
+        </w:rPr>
+      </w:r>
+      <w:r>
+        <w:rPr>
+          <w:b/>
+          <w:lang w:val="pt_PT" w:bidi="pt_PT"/>
+        </w:rPr>
         <w:t>"</w:t>
       </w:r>
       <w:r>
@@ -15281,6 +17381,21 @@
           <w:b/>
           <w:lang w:val="pt_PT" w:bidi="pt_PT"/>
         </w:rPr>
+        <w:t>καὶ δοξάζηται</w:t>
+      </w:r>
+    </w:p>
+    <w:p>
+      <w:pPr/>
+      <w:r>
+        <w:rPr>
+          <w:lang w:val="pt_PT" w:bidi="pt_PT"/>
+        </w:rPr>
+      </w:r>
+      <w:r>
+        <w:rPr>
+          <w:b/>
+          <w:lang w:val="pt_PT" w:bidi="pt_PT"/>
+        </w:rPr>
         <w:t>"</w:t>
       </w:r>
       <w:r>
@@ -15378,6 +17493,21 @@
           <w:b/>
           <w:lang w:val="pt_PT" w:bidi="pt_PT"/>
         </w:rPr>
+        <w:t>καθὼς καὶ πρὸς ὑμᾶς</w:t>
+      </w:r>
+    </w:p>
+    <w:p>
+      <w:pPr/>
+      <w:r>
+        <w:rPr>
+          <w:lang w:val="pt_PT" w:bidi="pt_PT"/>
+        </w:rPr>
+      </w:r>
+      <w:r>
+        <w:rPr>
+          <w:b/>
+          <w:lang w:val="pt_PT" w:bidi="pt_PT"/>
+        </w:rPr>
         <w:t>"</w:t>
       </w:r>
       <w:r>
@@ -15475,6 +17605,21 @@
           <w:b/>
           <w:lang w:val="pt_PT" w:bidi="pt_PT"/>
         </w:rPr>
+        <w:t>ῥυσθῶμεν</w:t>
+      </w:r>
+    </w:p>
+    <w:p>
+      <w:pPr/>
+      <w:r>
+        <w:rPr>
+          <w:lang w:val="pt_PT" w:bidi="pt_PT"/>
+        </w:rPr>
+      </w:r>
+      <w:r>
+        <w:rPr>
+          <w:b/>
+          <w:lang w:val="pt_PT" w:bidi="pt_PT"/>
+        </w:rPr>
         <w:t>"</w:t>
       </w:r>
       <w:r>
@@ -15572,6 +17717,21 @@
           <w:b/>
           <w:lang w:val="pt_PT" w:bidi="pt_PT"/>
         </w:rPr>
+        <w:t>ἀτόπων καὶ πονηρῶν</w:t>
+      </w:r>
+    </w:p>
+    <w:p>
+      <w:pPr/>
+      <w:r>
+        <w:rPr>
+          <w:lang w:val="pt_PT" w:bidi="pt_PT"/>
+        </w:rPr>
+      </w:r>
+      <w:r>
+        <w:rPr>
+          <w:b/>
+          <w:lang w:val="pt_PT" w:bidi="pt_PT"/>
+        </w:rPr>
         <w:t>"</w:t>
       </w:r>
       <w:r>
@@ -15695,6 +17855,21 @@
           <w:b/>
           <w:lang w:val="pt_PT" w:bidi="pt_PT"/>
         </w:rPr>
+        <w:t>οὐ γὰρ πάντων ἡ πίστις</w:t>
+      </w:r>
+    </w:p>
+    <w:p>
+      <w:pPr/>
+      <w:r>
+        <w:rPr>
+          <w:lang w:val="pt_PT" w:bidi="pt_PT"/>
+        </w:rPr>
+      </w:r>
+      <w:r>
+        <w:rPr>
+          <w:b/>
+          <w:lang w:val="pt_PT" w:bidi="pt_PT"/>
+        </w:rPr>
         <w:t>"</w:t>
       </w:r>
       <w:r>
@@ -15805,6 +17980,21 @@
           <w:b/>
           <w:lang w:val="pt_PT" w:bidi="pt_PT"/>
         </w:rPr>
+        <w:t>ἡ πίστις</w:t>
+      </w:r>
+    </w:p>
+    <w:p>
+      <w:pPr/>
+      <w:r>
+        <w:rPr>
+          <w:lang w:val="pt_PT" w:bidi="pt_PT"/>
+        </w:rPr>
+      </w:r>
+      <w:r>
+        <w:rPr>
+          <w:b/>
+          <w:lang w:val="pt_PT" w:bidi="pt_PT"/>
+        </w:rPr>
         <w:t>"creem".</w:t>
       </w:r>
     </w:p>
@@ -15901,6 +18091,21 @@
           <w:b/>
           <w:lang w:val="pt_PT" w:bidi="pt_PT"/>
         </w:rPr>
+        <w:t>ὃς στηρίξει</w:t>
+      </w:r>
+    </w:p>
+    <w:p>
+      <w:pPr/>
+      <w:r>
+        <w:rPr>
+          <w:lang w:val="pt_PT" w:bidi="pt_PT"/>
+        </w:rPr>
+      </w:r>
+      <w:r>
+        <w:rPr>
+          <w:b/>
+          <w:lang w:val="pt_PT" w:bidi="pt_PT"/>
+        </w:rPr>
         <w:t>"</w:t>
       </w:r>
       <w:r>
@@ -16011,6 +18216,21 @@
           <w:b/>
           <w:lang w:val="pt_PT" w:bidi="pt_PT"/>
         </w:rPr>
+        <w:t>τοῦ πονηροῦ</w:t>
+      </w:r>
+    </w:p>
+    <w:p>
+      <w:pPr/>
+      <w:r>
+        <w:rPr>
+          <w:lang w:val="pt_PT" w:bidi="pt_PT"/>
+        </w:rPr>
+      </w:r>
+      <w:r>
+        <w:rPr>
+          <w:b/>
+          <w:lang w:val="pt_PT" w:bidi="pt_PT"/>
+        </w:rPr>
         <w:t>"do Maligno".</w:t>
       </w:r>
     </w:p>
@@ -16074,6 +18294,21 @@
           <w:b/>
           <w:lang w:val="pt_PT" w:bidi="pt_PT"/>
         </w:rPr>
+        <w:t>πεποίθαμεν δὲ</w:t>
+      </w:r>
+    </w:p>
+    <w:p>
+      <w:pPr/>
+      <w:r>
+        <w:rPr>
+          <w:lang w:val="pt_PT" w:bidi="pt_PT"/>
+        </w:rPr>
+      </w:r>
+      <w:r>
+        <w:rPr>
+          <w:b/>
+          <w:lang w:val="pt_PT" w:bidi="pt_PT"/>
+        </w:rPr>
         <w:t>"</w:t>
       </w:r>
       <w:r>
@@ -16184,6 +18419,21 @@
           <w:b/>
           <w:lang w:val="pt_PT" w:bidi="pt_PT"/>
         </w:rPr>
+        <w:t>πεποίθαμεν δὲ ἐν Κυρίῳ ἐφ’ ὑμᾶς</w:t>
+      </w:r>
+    </w:p>
+    <w:p>
+      <w:pPr/>
+      <w:r>
+        <w:rPr>
+          <w:lang w:val="pt_PT" w:bidi="pt_PT"/>
+        </w:rPr>
+      </w:r>
+      <w:r>
+        <w:rPr>
+          <w:b/>
+          <w:lang w:val="pt_PT" w:bidi="pt_PT"/>
+        </w:rPr>
         <w:t>"</w:t>
       </w:r>
       <w:r>
@@ -16281,6 +18531,21 @@
           <w:b/>
           <w:lang w:val="pt_PT" w:bidi="pt_PT"/>
         </w:rPr>
+        <w:t>ὁ &amp; Κύριος κατευθύναι ὑμῶν τὰς καρδίας εἰς τὴν ἀγάπην τοῦ Θεοῦ, καὶ εἰς τὴν ὑπομονὴν τοῦ Χριστοῦ</w:t>
+      </w:r>
+    </w:p>
+    <w:p>
+      <w:pPr/>
+      <w:r>
+        <w:rPr>
+          <w:lang w:val="pt_PT" w:bidi="pt_PT"/>
+        </w:rPr>
+      </w:r>
+      <w:r>
+        <w:rPr>
+          <w:b/>
+          <w:lang w:val="pt_PT" w:bidi="pt_PT"/>
+        </w:rPr>
         <w:t>"</w:t>
       </w:r>
       <w:r>
@@ -16378,6 +18643,21 @@
           <w:b/>
           <w:lang w:val="pt_PT" w:bidi="pt_PT"/>
         </w:rPr>
+        <w:t>εἰς τὴν ἀγάπην τοῦ Θεοῦ, καὶ εἰς τὴν ὑπομονὴν τοῦ Χριστοῦ</w:t>
+      </w:r>
+    </w:p>
+    <w:p>
+      <w:pPr/>
+      <w:r>
+        <w:rPr>
+          <w:lang w:val="pt_PT" w:bidi="pt_PT"/>
+        </w:rPr>
+      </w:r>
+      <w:r>
+        <w:rPr>
+          <w:b/>
+          <w:lang w:val="pt_PT" w:bidi="pt_PT"/>
+        </w:rPr>
         <w:t>"</w:t>
       </w:r>
       <w:r>
@@ -16488,6 +18768,21 @@
           <w:b/>
           <w:lang w:val="pt_PT" w:bidi="pt_PT"/>
         </w:rPr>
+        <w:t>εἰς τὴν ἀγάπην τοῦ Θεοῦ, καὶ εἰς τὴν ὑπομονὴν τοῦ Χριστοῦ</w:t>
+      </w:r>
+    </w:p>
+    <w:p>
+      <w:pPr/>
+      <w:r>
+        <w:rPr>
+          <w:lang w:val="pt_PT" w:bidi="pt_PT"/>
+        </w:rPr>
+      </w:r>
+      <w:r>
+        <w:rPr>
+          <w:b/>
+          <w:lang w:val="pt_PT" w:bidi="pt_PT"/>
+        </w:rPr>
         <w:t>"o amor de Deus".</w:t>
       </w:r>
     </w:p>
@@ -16584,6 +18879,21 @@
           <w:b/>
           <w:lang w:val="pt_PT" w:bidi="pt_PT"/>
         </w:rPr>
+        <w:t>εἰς τὴν ὑπομονὴν τοῦ Χριστοῦ</w:t>
+      </w:r>
+    </w:p>
+    <w:p>
+      <w:pPr/>
+      <w:r>
+        <w:rPr>
+          <w:lang w:val="pt_PT" w:bidi="pt_PT"/>
+        </w:rPr>
+      </w:r>
+      <w:r>
+        <w:rPr>
+          <w:b/>
+          <w:lang w:val="pt_PT" w:bidi="pt_PT"/>
+        </w:rPr>
         <w:t>"</w:t>
       </w:r>
       <w:r>
@@ -16766,6 +19076,21 @@
           <w:b/>
           <w:lang w:val="pt_PT" w:bidi="pt_PT"/>
         </w:rPr>
+        <w:t>δὲ</w:t>
+      </w:r>
+    </w:p>
+    <w:p>
+      <w:pPr/>
+      <w:r>
+        <w:rPr>
+          <w:lang w:val="pt_PT" w:bidi="pt_PT"/>
+        </w:rPr>
+      </w:r>
+      <w:r>
+        <w:rPr>
+          <w:b/>
+          <w:lang w:val="pt_PT" w:bidi="pt_PT"/>
+        </w:rPr>
         <w:t>"Irmãos".</w:t>
       </w:r>
     </w:p>
@@ -16849,6 +19174,21 @@
           <w:b/>
           <w:lang w:val="pt_PT" w:bidi="pt_PT"/>
         </w:rPr>
+        <w:t>ἀδελφοί &amp; ἀδελφοῦ</w:t>
+      </w:r>
+    </w:p>
+    <w:p>
+      <w:pPr/>
+      <w:r>
+        <w:rPr>
+          <w:lang w:val="pt_PT" w:bidi="pt_PT"/>
+        </w:rPr>
+      </w:r>
+      <w:r>
+        <w:rPr>
+          <w:b/>
+          <w:lang w:val="pt_PT" w:bidi="pt_PT"/>
+        </w:rPr>
         <w:t>"Irmãos"</w:t>
       </w:r>
       <w:r>
@@ -16958,6 +19298,21 @@
           <w:b/>
           <w:lang w:val="pt_PT" w:bidi="pt_PT"/>
         </w:rPr>
+        <w:t>ἐν ὀνόματι τοῦ Κυρίου ἡμῶν, Ἰησοῦ Χριστοῦ</w:t>
+      </w:r>
+    </w:p>
+    <w:p>
+      <w:pPr/>
+      <w:r>
+        <w:rPr>
+          <w:lang w:val="pt_PT" w:bidi="pt_PT"/>
+        </w:rPr>
+      </w:r>
+      <w:r>
+        <w:rPr>
+          <w:b/>
+          <w:lang w:val="pt_PT" w:bidi="pt_PT"/>
+        </w:rPr>
         <w:t>"em nome do nosso Senhor Jesus Cristo".</w:t>
       </w:r>
     </w:p>
@@ -17054,6 +19409,21 @@
           <w:b/>
           <w:lang w:val="pt_PT" w:bidi="pt_PT"/>
         </w:rPr>
+        <w:t>ἡμῶν</w:t>
+      </w:r>
+    </w:p>
+    <w:p>
+      <w:pPr/>
+      <w:r>
+        <w:rPr>
+          <w:lang w:val="pt_PT" w:bidi="pt_PT"/>
+        </w:rPr>
+      </w:r>
+      <w:r>
+        <w:rPr>
+          <w:b/>
+          <w:lang w:val="pt_PT" w:bidi="pt_PT"/>
+        </w:rPr>
         <w:t>"nosso".</w:t>
       </w:r>
     </w:p>
@@ -17150,6 +19520,21 @@
           <w:b/>
           <w:lang w:val="pt_PT" w:bidi="pt_PT"/>
         </w:rPr>
+        <w:t>ἀτάκτως περιπατοῦντος</w:t>
+      </w:r>
+    </w:p>
+    <w:p>
+      <w:pPr/>
+      <w:r>
+        <w:rPr>
+          <w:lang w:val="pt_PT" w:bidi="pt_PT"/>
+        </w:rPr>
+      </w:r>
+      <w:r>
+        <w:rPr>
+          <w:b/>
+          <w:lang w:val="pt_PT" w:bidi="pt_PT"/>
+        </w:rPr>
         <w:t>"</w:t>
       </w:r>
       <w:r>
@@ -17266,6 +19651,21 @@
           <w:b/>
           <w:lang w:val="pt_PT" w:bidi="pt_PT"/>
         </w:rPr>
+        <w:t>τὴν παράδοσιν</w:t>
+      </w:r>
+    </w:p>
+    <w:p>
+      <w:pPr/>
+      <w:r>
+        <w:rPr>
+          <w:lang w:val="pt_PT" w:bidi="pt_PT"/>
+        </w:rPr>
+      </w:r>
+      <w:r>
+        <w:rPr>
+          <w:b/>
+          <w:lang w:val="pt_PT" w:bidi="pt_PT"/>
+        </w:rPr>
         <w:t>"</w:t>
       </w:r>
       <w:r>
@@ -17369,6 +19769,21 @@
           <w:b/>
           <w:lang w:val="pt_PT" w:bidi="pt_PT"/>
         </w:rPr>
+        <w:t>μιμεῖσθαι ἡμᾶς</w:t>
+      </w:r>
+    </w:p>
+    <w:p>
+      <w:pPr/>
+      <w:r>
+        <w:rPr>
+          <w:lang w:val="pt_PT" w:bidi="pt_PT"/>
+        </w:rPr>
+      </w:r>
+      <w:r>
+        <w:rPr>
+          <w:b/>
+          <w:lang w:val="pt_PT" w:bidi="pt_PT"/>
+        </w:rPr>
         <w:t>"</w:t>
       </w:r>
       <w:r>
@@ -17466,6 +19881,21 @@
           <w:b/>
           <w:lang w:val="pt_PT" w:bidi="pt_PT"/>
         </w:rPr>
+        <w:t>οὐκ ἠτακτήσαμεν ἐν ὑμῖν</w:t>
+      </w:r>
+    </w:p>
+    <w:p>
+      <w:pPr/>
+      <w:r>
+        <w:rPr>
+          <w:lang w:val="pt_PT" w:bidi="pt_PT"/>
+        </w:rPr>
+      </w:r>
+      <w:r>
+        <w:rPr>
+          <w:b/>
+          <w:lang w:val="pt_PT" w:bidi="pt_PT"/>
+        </w:rPr>
         <w:t>"</w:t>
       </w:r>
       <w:r>
@@ -17563,6 +19993,21 @@
           <w:b/>
           <w:lang w:val="pt_PT" w:bidi="pt_PT"/>
         </w:rPr>
+        <w:t>ἄρτον</w:t>
+      </w:r>
+    </w:p>
+    <w:p>
+      <w:pPr/>
+      <w:r>
+        <w:rPr>
+          <w:lang w:val="pt_PT" w:bidi="pt_PT"/>
+        </w:rPr>
+      </w:r>
+      <w:r>
+        <w:rPr>
+          <w:b/>
+          <w:lang w:val="pt_PT" w:bidi="pt_PT"/>
+        </w:rPr>
         <w:t>"</w:t>
       </w:r>
       <w:r>
@@ -17672,6 +20117,21 @@
           <w:b/>
           <w:lang w:val="pt_PT" w:bidi="pt_PT"/>
         </w:rPr>
+        <w:t>νυκτὸς καὶ ἡμέρας ἐργαζόμενοι</w:t>
+      </w:r>
+    </w:p>
+    <w:p>
+      <w:pPr/>
+      <w:r>
+        <w:rPr>
+          <w:lang w:val="pt_PT" w:bidi="pt_PT"/>
+        </w:rPr>
+      </w:r>
+      <w:r>
+        <w:rPr>
+          <w:b/>
+          <w:lang w:val="pt_PT" w:bidi="pt_PT"/>
+        </w:rPr>
         <w:t>"</w:t>
       </w:r>
       <w:r>
@@ -17782,6 +20242,21 @@
           <w:b/>
           <w:lang w:val="pt_PT" w:bidi="pt_PT"/>
         </w:rPr>
+        <w:t>ἐν κόπῳ καὶ μόχθῳ</w:t>
+      </w:r>
+    </w:p>
+    <w:p>
+      <w:pPr/>
+      <w:r>
+        <w:rPr>
+          <w:lang w:val="pt_PT" w:bidi="pt_PT"/>
+        </w:rPr>
+      </w:r>
+      <w:r>
+        <w:rPr>
+          <w:b/>
+          <w:lang w:val="pt_PT" w:bidi="pt_PT"/>
+        </w:rPr>
         <w:t>"</w:t>
       </w:r>
       <w:r>
@@ -17905,6 +20380,21 @@
           <w:b/>
           <w:lang w:val="pt_PT" w:bidi="pt_PT"/>
         </w:rPr>
+        <w:t>οὐχ ὅτι οὐκ ἔχομεν ἐξουσίαν, ἀλλ’</w:t>
+      </w:r>
+    </w:p>
+    <w:p>
+      <w:pPr/>
+      <w:r>
+        <w:rPr>
+          <w:lang w:val="pt_PT" w:bidi="pt_PT"/>
+        </w:rPr>
+      </w:r>
+      <w:r>
+        <w:rPr>
+          <w:b/>
+          <w:lang w:val="pt_PT" w:bidi="pt_PT"/>
+        </w:rPr>
         <w:t>"</w:t>
       </w:r>
       <w:r>
@@ -18014,6 +20504,21 @@
           <w:b/>
           <w:lang w:val="pt_PT" w:bidi="pt_PT"/>
         </w:rPr>
+        <w:t>ἑαυτοὺς τύπον δῶμεν ὑμῖν</w:t>
+      </w:r>
+    </w:p>
+    <w:p>
+      <w:pPr/>
+      <w:r>
+        <w:rPr>
+          <w:lang w:val="pt_PT" w:bidi="pt_PT"/>
+        </w:rPr>
+      </w:r>
+      <w:r>
+        <w:rPr>
+          <w:b/>
+          <w:lang w:val="pt_PT" w:bidi="pt_PT"/>
+        </w:rPr>
         <w:t>"</w:t>
       </w:r>
       <w:r>
@@ -18187,6 +20692,21 @@
           <w:b/>
           <w:lang w:val="pt_PT" w:bidi="pt_PT"/>
         </w:rPr>
+        <w:t>εἴ τις οὐ θέλει ἐργάζεσθαι, μηδὲ ἐσθιέτω</w:t>
+      </w:r>
+    </w:p>
+    <w:p>
+      <w:pPr/>
+      <w:r>
+        <w:rPr>
+          <w:lang w:val="pt_PT" w:bidi="pt_PT"/>
+        </w:rPr>
+      </w:r>
+      <w:r>
+        <w:rPr>
+          <w:b/>
+          <w:lang w:val="pt_PT" w:bidi="pt_PT"/>
+        </w:rPr>
         <w:t>"</w:t>
       </w:r>
       <w:r>
@@ -18284,6 +20804,21 @@
           <w:b/>
           <w:lang w:val="pt_PT" w:bidi="pt_PT"/>
         </w:rPr>
+        <w:t>τινας περιπατοῦντας &amp; ἀτάκτως</w:t>
+      </w:r>
+    </w:p>
+    <w:p>
+      <w:pPr/>
+      <w:r>
+        <w:rPr>
+          <w:lang w:val="pt_PT" w:bidi="pt_PT"/>
+        </w:rPr>
+      </w:r>
+      <w:r>
+        <w:rPr>
+          <w:b/>
+          <w:lang w:val="pt_PT" w:bidi="pt_PT"/>
+        </w:rPr>
         <w:t>"</w:t>
       </w:r>
       <w:r>
@@ -18394,6 +20929,21 @@
           <w:b/>
           <w:lang w:val="pt_PT" w:bidi="pt_PT"/>
         </w:rPr>
+        <w:t>ἀλλὰ περιεργαζομένους</w:t>
+      </w:r>
+    </w:p>
+    <w:p>
+      <w:pPr/>
+      <w:r>
+        <w:rPr>
+          <w:lang w:val="pt_PT" w:bidi="pt_PT"/>
+        </w:rPr>
+      </w:r>
+      <w:r>
+        <w:rPr>
+          <w:b/>
+          <w:lang w:val="pt_PT" w:bidi="pt_PT"/>
+        </w:rPr>
         <w:t>"</w:t>
       </w:r>
       <w:r>
@@ -18504,6 +21054,21 @@
           <w:b/>
           <w:lang w:val="pt_PT" w:bidi="pt_PT"/>
         </w:rPr>
+        <w:t>μετὰ ἡσυχίας</w:t>
+      </w:r>
+    </w:p>
+    <w:p>
+      <w:pPr/>
+      <w:r>
+        <w:rPr>
+          <w:lang w:val="pt_PT" w:bidi="pt_PT"/>
+        </w:rPr>
+      </w:r>
+      <w:r>
+        <w:rPr>
+          <w:b/>
+          <w:lang w:val="pt_PT" w:bidi="pt_PT"/>
+        </w:rPr>
         <w:t>"</w:t>
       </w:r>
       <w:r>
@@ -18620,6 +21185,21 @@
           <w:b/>
           <w:lang w:val="pt_PT" w:bidi="pt_PT"/>
         </w:rPr>
+        <w:t>δέ</w:t>
+      </w:r>
+    </w:p>
+    <w:p>
+      <w:pPr/>
+      <w:r>
+        <w:rPr>
+          <w:lang w:val="pt_PT" w:bidi="pt_PT"/>
+        </w:rPr>
+      </w:r>
+      <w:r>
+        <w:rPr>
+          <w:b/>
+          <w:lang w:val="pt_PT" w:bidi="pt_PT"/>
+        </w:rPr>
         <w:t>"Mas".</w:t>
       </w:r>
     </w:p>
@@ -18716,6 +21296,21 @@
           <w:b/>
           <w:lang w:val="pt_PT" w:bidi="pt_PT"/>
         </w:rPr>
+        <w:t>ὑμεῖς</w:t>
+      </w:r>
+    </w:p>
+    <w:p>
+      <w:pPr/>
+      <w:r>
+        <w:rPr>
+          <w:lang w:val="pt_PT" w:bidi="pt_PT"/>
+        </w:rPr>
+      </w:r>
+      <w:r>
+        <w:rPr>
+          <w:b/>
+          <w:lang w:val="pt_PT" w:bidi="pt_PT"/>
+        </w:rPr>
         <w:t>"vocês".</w:t>
       </w:r>
     </w:p>
@@ -18812,6 +21407,21 @@
           <w:b/>
           <w:lang w:val="pt_PT" w:bidi="pt_PT"/>
         </w:rPr>
+        <w:t>ἀδελφοί</w:t>
+      </w:r>
+    </w:p>
+    <w:p>
+      <w:pPr/>
+      <w:r>
+        <w:rPr>
+          <w:lang w:val="pt_PT" w:bidi="pt_PT"/>
+        </w:rPr>
+      </w:r>
+      <w:r>
+        <w:rPr>
+          <w:b/>
+          <w:lang w:val="pt_PT" w:bidi="pt_PT"/>
+        </w:rPr>
         <w:t>"irmãos".</w:t>
       </w:r>
     </w:p>
@@ -18908,6 +21518,21 @@
           <w:b/>
           <w:lang w:val="pt_PT" w:bidi="pt_PT"/>
         </w:rPr>
+        <w:t>τῷ λόγῳ ἡμῶν</w:t>
+      </w:r>
+    </w:p>
+    <w:p>
+      <w:pPr/>
+      <w:r>
+        <w:rPr>
+          <w:lang w:val="pt_PT" w:bidi="pt_PT"/>
+        </w:rPr>
+      </w:r>
+      <w:r>
+        <w:rPr>
+          <w:b/>
+          <w:lang w:val="pt_PT" w:bidi="pt_PT"/>
+        </w:rPr>
         <w:t>"</w:t>
       </w:r>
       <w:r>
@@ -19005,6 +21630,21 @@
           <w:b/>
           <w:lang w:val="pt_PT" w:bidi="pt_PT"/>
         </w:rPr>
+        <w:t>τοῦτον σημειοῦσθε</w:t>
+      </w:r>
+    </w:p>
+    <w:p>
+      <w:pPr/>
+      <w:r>
+        <w:rPr>
+          <w:lang w:val="pt_PT" w:bidi="pt_PT"/>
+        </w:rPr>
+      </w:r>
+      <w:r>
+        <w:rPr>
+          <w:b/>
+          <w:lang w:val="pt_PT" w:bidi="pt_PT"/>
+        </w:rPr>
         <w:t>"</w:t>
       </w:r>
       <w:r>
@@ -19102,6 +21742,21 @@
           <w:b/>
           <w:lang w:val="pt_PT" w:bidi="pt_PT"/>
         </w:rPr>
+        <w:t>ἵνα ἐντραπῇ</w:t>
+      </w:r>
+    </w:p>
+    <w:p>
+      <w:pPr/>
+      <w:r>
+        <w:rPr>
+          <w:lang w:val="pt_PT" w:bidi="pt_PT"/>
+        </w:rPr>
+      </w:r>
+      <w:r>
+        <w:rPr>
+          <w:b/>
+          <w:lang w:val="pt_PT" w:bidi="pt_PT"/>
+        </w:rPr>
         <w:t xml:space="preserve">"para que </w:t>
       </w:r>
       <w:r>
@@ -19199,6 +21854,21 @@
           <w:b/>
           <w:lang w:val="pt_PT" w:bidi="pt_PT"/>
         </w:rPr>
+        <w:t>ἀδελφόν</w:t>
+      </w:r>
+    </w:p>
+    <w:p>
+      <w:pPr/>
+      <w:r>
+        <w:rPr>
+          <w:lang w:val="pt_PT" w:bidi="pt_PT"/>
+        </w:rPr>
+      </w:r>
+      <w:r>
+        <w:rPr>
+          <w:b/>
+          <w:lang w:val="pt_PT" w:bidi="pt_PT"/>
+        </w:rPr>
         <w:t>"um irmão".</w:t>
       </w:r>
     </w:p>
@@ -19372,6 +22042,21 @@
           <w:b/>
           <w:lang w:val="pt_PT" w:bidi="pt_PT"/>
         </w:rPr>
+        <w:t>δὲ</w:t>
+      </w:r>
+    </w:p>
+    <w:p>
+      <w:pPr/>
+      <w:r>
+        <w:rPr>
+          <w:lang w:val="pt_PT" w:bidi="pt_PT"/>
+        </w:rPr>
+      </w:r>
+      <w:r>
+        <w:rPr>
+          <w:b/>
+          <w:lang w:val="pt_PT" w:bidi="pt_PT"/>
+        </w:rPr>
         <w:t>"Que".</w:t>
       </w:r>
     </w:p>
@@ -19468,6 +22153,21 @@
           <w:b/>
           <w:lang w:val="pt_PT" w:bidi="pt_PT"/>
         </w:rPr>
+        <w:t>αὐτὸς &amp; ὁ Κύριος τῆς εἰρήνης, δῴη ὑμῖν</w:t>
+      </w:r>
+    </w:p>
+    <w:p>
+      <w:pPr/>
+      <w:r>
+        <w:rPr>
+          <w:lang w:val="pt_PT" w:bidi="pt_PT"/>
+        </w:rPr>
+      </w:r>
+      <w:r>
+        <w:rPr>
+          <w:b/>
+          <w:lang w:val="pt_PT" w:bidi="pt_PT"/>
+        </w:rPr>
         <w:t xml:space="preserve">"Que </w:t>
       </w:r>
       <w:r>
@@ -19565,6 +22265,21 @@
           <w:b/>
           <w:lang w:val="pt_PT" w:bidi="pt_PT"/>
         </w:rPr>
+        <w:t>αὐτὸς &amp; ὁ Κύριος τῆς εἰρήνης</w:t>
+      </w:r>
+    </w:p>
+    <w:p>
+      <w:pPr/>
+      <w:r>
+        <w:rPr>
+          <w:lang w:val="pt_PT" w:bidi="pt_PT"/>
+        </w:rPr>
+      </w:r>
+      <w:r>
+        <w:rPr>
+          <w:b/>
+          <w:lang w:val="pt_PT" w:bidi="pt_PT"/>
+        </w:rPr>
         <w:t>"</w:t>
       </w:r>
       <w:r>
@@ -19675,6 +22390,21 @@
           <w:b/>
           <w:lang w:val="pt_PT" w:bidi="pt_PT"/>
         </w:rPr>
+        <w:t>ὁ ἀσπασμὸς τῇ ἐμῇ χειρὶ, Παύλου, ὅ ἐστιν σημεῖον ἐν πάσῃ ἐπιστολῇ, οὕτως γράφω</w:t>
+      </w:r>
+    </w:p>
+    <w:p>
+      <w:pPr/>
+      <w:r>
+        <w:rPr>
+          <w:lang w:val="pt_PT" w:bidi="pt_PT"/>
+        </w:rPr>
+      </w:r>
+      <w:r>
+        <w:rPr>
+          <w:b/>
+          <w:lang w:val="pt_PT" w:bidi="pt_PT"/>
+        </w:rPr>
         <w:t>"</w:t>
       </w:r>
       <w:r>
@@ -19752,6 +22482,21 @@
           <w:b/>
           <w:lang w:val="pt_PT" w:bidi="pt_PT"/>
         </w:rPr>
+        <w:t>τῇ ἐμῇ χειρὶ</w:t>
+      </w:r>
+    </w:p>
+    <w:p>
+      <w:pPr/>
+      <w:r>
+        <w:rPr>
+          <w:lang w:val="pt_PT" w:bidi="pt_PT"/>
+        </w:rPr>
+      </w:r>
+      <w:r>
+        <w:rPr>
+          <w:b/>
+          <w:lang w:val="pt_PT" w:bidi="pt_PT"/>
+        </w:rPr>
         <w:t>"</w:t>
       </w:r>
       <w:r>
@@ -19849,6 +22594,21 @@
           <w:b/>
           <w:lang w:val="pt_PT" w:bidi="pt_PT"/>
         </w:rPr>
+        <w:t>οὕτως γράφω</w:t>
+      </w:r>
+    </w:p>
+    <w:p>
+      <w:pPr/>
+      <w:r>
+        <w:rPr>
+          <w:lang w:val="pt_PT" w:bidi="pt_PT"/>
+        </w:rPr>
+      </w:r>
+      <w:r>
+        <w:rPr>
+          <w:b/>
+          <w:lang w:val="pt_PT" w:bidi="pt_PT"/>
+        </w:rPr>
         <w:t>"</w:t>
       </w:r>
       <w:r>
@@ -19932,6 +22692,21 @@
         <w:rPr>
           <w:lang w:val="pt_PT" w:bidi="pt_PT"/>
         </w:rPr>
+      </w:r>
+    </w:p>
+    <w:p>
+      <w:pPr/>
+      <w:r>
+        <w:rPr>
+          <w:lang w:val="pt_PT" w:bidi="pt_PT"/>
+        </w:rPr>
+      </w:r>
+      <w:r>
+        <w:rPr>
+          <w:b/>
+          <w:lang w:val="pt_PT" w:bidi="pt_PT"/>
+        </w:rPr>
+        <w:t>ἡ χάρις τοῦ Κυρίου ἡμῶν, Ἰησοῦ Χριστοῦ, μετὰ πάντων ὑμῶν</w:t>
       </w:r>
     </w:p>
     <w:p>

--- a/por/docx/53.content.docx
+++ b/por/docx/53.content.docx
@@ -8343,7 +8343,7 @@
           <w:b/>
           <w:lang w:val="pt_PT" w:bidi="pt_PT"/>
         </w:rPr>
-        <w:t>ὡς ὅτι</w:t>
+        <w:t>ὡς</w:t>
       </w:r>
     </w:p>
     <w:p>
@@ -16179,7 +16179,7 @@
           <w:b/>
           <w:lang w:val="pt_PT" w:bidi="pt_PT"/>
         </w:rPr>
-        <w:t>αὐτὸς &amp; Κύριος ἡμῶν, Ἰησοῦς Χριστὸς</w:t>
+        <w:t>αὐτὸς &amp; ὁ Κύριος ἡμῶν, Ἰησοῦς Χριστὸς</w:t>
       </w:r>
     </w:p>
     <w:p>

--- a/por/docx/53.content.docx
+++ b/por/docx/53.content.docx
@@ -308,21 +308,6 @@
           <w:b/>
           <w:lang w:val="pt_PT" w:bidi="pt_PT"/>
         </w:rPr>
-        <w:t>Παῦλος, καὶ Σιλουανὸς, καὶ Τιμόθεος; τῇ ἐκκλησίᾳ</w:t>
-      </w:r>
-    </w:p>
-    <w:p>
-      <w:pPr/>
-      <w:r>
-        <w:rPr>
-          <w:lang w:val="pt_PT" w:bidi="pt_PT"/>
-        </w:rPr>
-      </w:r>
-      <w:r>
-        <w:rPr>
-          <w:b/>
-          <w:lang w:val="pt_PT" w:bidi="pt_PT"/>
-        </w:rPr>
         <w:t>"</w:t>
       </w:r>
       <w:r>
@@ -782,21 +767,6 @@
           <w:b/>
           <w:lang w:val="pt_PT" w:bidi="pt_PT"/>
         </w:rPr>
-        <w:t>χάρις ὑμῖν καὶ εἰρήνη ἀπὸ Θεοῦ Πατρὸς καὶ Κυρίου Ἰησοῦ Χριστοῦ</w:t>
-      </w:r>
-    </w:p>
-    <w:p>
-      <w:pPr/>
-      <w:r>
-        <w:rPr>
-          <w:lang w:val="pt_PT" w:bidi="pt_PT"/>
-        </w:rPr>
-      </w:r>
-      <w:r>
-        <w:rPr>
-          <w:b/>
-          <w:lang w:val="pt_PT" w:bidi="pt_PT"/>
-        </w:rPr>
         <w:t>"Q</w:t>
       </w:r>
       <w:r>
@@ -1102,21 +1072,6 @@
           <w:b/>
           <w:lang w:val="pt_PT" w:bidi="pt_PT"/>
         </w:rPr>
-        <w:t>εὐχαριστεῖν ὀφείλομεν τῷ Θεῷ πάντοτε</w:t>
-      </w:r>
-    </w:p>
-    <w:p>
-      <w:pPr/>
-      <w:r>
-        <w:rPr>
-          <w:lang w:val="pt_PT" w:bidi="pt_PT"/>
-        </w:rPr>
-      </w:r>
-      <w:r>
-        <w:rPr>
-          <w:b/>
-          <w:lang w:val="pt_PT" w:bidi="pt_PT"/>
-        </w:rPr>
         <w:t>"</w:t>
       </w:r>
       <w:r>
@@ -1227,21 +1182,6 @@
           <w:b/>
           <w:lang w:val="pt_PT" w:bidi="pt_PT"/>
         </w:rPr>
-        <w:t>εὐχαριστεῖν ὀφείλομεν τῷ Θεῷ πάντοτε περὶ ὑμῶν, ἀδελφοί</w:t>
-      </w:r>
-    </w:p>
-    <w:p>
-      <w:pPr/>
-      <w:r>
-        <w:rPr>
-          <w:lang w:val="pt_PT" w:bidi="pt_PT"/>
-        </w:rPr>
-      </w:r>
-      <w:r>
-        <w:rPr>
-          <w:b/>
-          <w:lang w:val="pt_PT" w:bidi="pt_PT"/>
-        </w:rPr>
         <w:t>"</w:t>
       </w:r>
       <w:r>
@@ -1686,21 +1626,6 @@
           <w:b/>
           <w:lang w:val="pt_PT" w:bidi="pt_PT"/>
         </w:rPr>
-        <w:t>πλεονάζει ἡ ἀγάπη ἑνὸς ἑκάστου, πάντων ὑμῶν, εἰς ἀλλήλους</w:t>
-      </w:r>
-    </w:p>
-    <w:p>
-      <w:pPr/>
-      <w:r>
-        <w:rPr>
-          <w:lang w:val="pt_PT" w:bidi="pt_PT"/>
-        </w:rPr>
-      </w:r>
-      <w:r>
-        <w:rPr>
-          <w:b/>
-          <w:lang w:val="pt_PT" w:bidi="pt_PT"/>
-        </w:rPr>
         <w:t>"</w:t>
       </w:r>
       <w:r>
@@ -2532,21 +2457,6 @@
           <w:b/>
           <w:lang w:val="pt_PT" w:bidi="pt_PT"/>
         </w:rPr>
-        <w:t>εἰς τὸ καταξιωθῆναι ὑμᾶς τῆς Βασιλείας τοῦ Θεοῦ</w:t>
-      </w:r>
-    </w:p>
-    <w:p>
-      <w:pPr/>
-      <w:r>
-        <w:rPr>
-          <w:lang w:val="pt_PT" w:bidi="pt_PT"/>
-        </w:rPr>
-      </w:r>
-      <w:r>
-        <w:rPr>
-          <w:b/>
-          <w:lang w:val="pt_PT" w:bidi="pt_PT"/>
-        </w:rPr>
         <w:t>"</w:t>
       </w:r>
       <w:r>
@@ -3011,21 +2921,6 @@
           <w:b/>
           <w:lang w:val="pt_PT" w:bidi="pt_PT"/>
         </w:rPr>
-        <w:t>ἀνταποδοῦναι τοῖς θλίβουσιν ὑμᾶς θλῖψιν</w:t>
-      </w:r>
-    </w:p>
-    <w:p>
-      <w:pPr/>
-      <w:r>
-        <w:rPr>
-          <w:lang w:val="pt_PT" w:bidi="pt_PT"/>
-        </w:rPr>
-      </w:r>
-      <w:r>
-        <w:rPr>
-          <w:b/>
-          <w:lang w:val="pt_PT" w:bidi="pt_PT"/>
-        </w:rPr>
         <w:t>"</w:t>
       </w:r>
       <w:r>
@@ -3261,21 +3156,6 @@
           <w:b/>
           <w:lang w:val="pt_PT" w:bidi="pt_PT"/>
         </w:rPr>
-        <w:t>καὶ ὑμῖν τοῖς θλιβομένοις, ἄνεσιν μεθ’ ἡμῶν</w:t>
-      </w:r>
-    </w:p>
-    <w:p>
-      <w:pPr/>
-      <w:r>
-        <w:rPr>
-          <w:lang w:val="pt_PT" w:bidi="pt_PT"/>
-        </w:rPr>
-      </w:r>
-      <w:r>
-        <w:rPr>
-          <w:b/>
-          <w:lang w:val="pt_PT" w:bidi="pt_PT"/>
-        </w:rPr>
         <w:t>"</w:t>
       </w:r>
       <w:r>
@@ -4848,21 +4728,6 @@
           <w:b/>
           <w:lang w:val="pt_PT" w:bidi="pt_PT"/>
         </w:rPr>
-        <w:t>ἀπὸ προσώπου τοῦ Κυρίου</w:t>
-      </w:r>
-    </w:p>
-    <w:p>
-      <w:pPr/>
-      <w:r>
-        <w:rPr>
-          <w:lang w:val="pt_PT" w:bidi="pt_PT"/>
-        </w:rPr>
-      </w:r>
-      <w:r>
-        <w:rPr>
-          <w:b/>
-          <w:lang w:val="pt_PT" w:bidi="pt_PT"/>
-        </w:rPr>
         <w:t>"longe da presença do Senhor".</w:t>
       </w:r>
     </w:p>
@@ -5357,21 +5222,6 @@
           <w:b/>
           <w:lang w:val="pt_PT" w:bidi="pt_PT"/>
         </w:rPr>
-        <w:t>ἐνδοξασθῆναι ἐν τοῖς ἁγίοις αὐτοῦ, καὶ θαυμασθῆναι ἐν πᾶσιν τοῖς πιστεύσασιν</w:t>
-      </w:r>
-    </w:p>
-    <w:p>
-      <w:pPr/>
-      <w:r>
-        <w:rPr>
-          <w:lang w:val="pt_PT" w:bidi="pt_PT"/>
-        </w:rPr>
-      </w:r>
-      <w:r>
-        <w:rPr>
-          <w:b/>
-          <w:lang w:val="pt_PT" w:bidi="pt_PT"/>
-        </w:rPr>
         <w:t>"</w:t>
       </w:r>
       <w:r>
@@ -5607,21 +5457,6 @@
           <w:b/>
           <w:lang w:val="pt_PT" w:bidi="pt_PT"/>
         </w:rPr>
-        <w:t>ἐνδοξασθῆναι ἐν τοῖς ἁγίοις αὐτοῦ, καὶ θαυμασθῆναι ἐν πᾶσιν τοῖς πιστεύσασιν</w:t>
-      </w:r>
-    </w:p>
-    <w:p>
-      <w:pPr/>
-      <w:r>
-        <w:rPr>
-          <w:lang w:val="pt_PT" w:bidi="pt_PT"/>
-        </w:rPr>
-      </w:r>
-      <w:r>
-        <w:rPr>
-          <w:b/>
-          <w:lang w:val="pt_PT" w:bidi="pt_PT"/>
-        </w:rPr>
         <w:t>"</w:t>
       </w:r>
       <w:r>
@@ -7449,21 +7284,6 @@
           <w:b/>
           <w:lang w:val="pt_PT" w:bidi="pt_PT"/>
         </w:rPr>
-        <w:t>ὑπὲρ τῆς παρουσίας τοῦ Κυρίου ἡμῶν, Ἰησοῦ Χριστοῦ, καὶ ἡμῶν ἐπισυναγωγῆς ἐπ’ αὐτόν</w:t>
-      </w:r>
-    </w:p>
-    <w:p>
-      <w:pPr/>
-      <w:r>
-        <w:rPr>
-          <w:lang w:val="pt_PT" w:bidi="pt_PT"/>
-        </w:rPr>
-      </w:r>
-      <w:r>
-        <w:rPr>
-          <w:b/>
-          <w:lang w:val="pt_PT" w:bidi="pt_PT"/>
-        </w:rPr>
         <w:t>"</w:t>
       </w:r>
       <w:r>
@@ -7587,21 +7407,6 @@
           <w:b/>
           <w:lang w:val="pt_PT" w:bidi="pt_PT"/>
         </w:rPr>
-        <w:t>ὑπὲρ τῆς παρουσίας τοῦ Κυρίου ἡμῶν, Ἰησοῦ Χριστοῦ, καὶ ἡμῶν ἐπισυναγωγῆς ἐπ’ αὐτόν</w:t>
-      </w:r>
-    </w:p>
-    <w:p>
-      <w:pPr/>
-      <w:r>
-        <w:rPr>
-          <w:lang w:val="pt_PT" w:bidi="pt_PT"/>
-        </w:rPr>
-      </w:r>
-      <w:r>
-        <w:rPr>
-          <w:b/>
-          <w:lang w:val="pt_PT" w:bidi="pt_PT"/>
-        </w:rPr>
         <w:t>"</w:t>
       </w:r>
       <w:r>
@@ -7836,21 +7641,6 @@
           <w:b/>
           <w:lang w:val="pt_PT" w:bidi="pt_PT"/>
         </w:rPr>
-        <w:t>εἰς τὸ μὴ ταχέως σαλευθῆναι ὑμᾶς ἀπὸ τοῦ νοὸς</w:t>
-      </w:r>
-    </w:p>
-    <w:p>
-      <w:pPr/>
-      <w:r>
-        <w:rPr>
-          <w:lang w:val="pt_PT" w:bidi="pt_PT"/>
-        </w:rPr>
-      </w:r>
-      <w:r>
-        <w:rPr>
-          <w:b/>
-          <w:lang w:val="pt_PT" w:bidi="pt_PT"/>
-        </w:rPr>
         <w:t>"</w:t>
       </w:r>
       <w:r>
@@ -8093,21 +7883,6 @@
           <w:b/>
           <w:lang w:val="pt_PT" w:bidi="pt_PT"/>
         </w:rPr>
-        <w:t>μήτε διὰ πνεύματος, μήτε διὰ λόγου, μήτε δι’ ἐπιστολῆς, ὡς δι’ ἡμῶν</w:t>
-      </w:r>
-    </w:p>
-    <w:p>
-      <w:pPr/>
-      <w:r>
-        <w:rPr>
-          <w:lang w:val="pt_PT" w:bidi="pt_PT"/>
-        </w:rPr>
-      </w:r>
-      <w:r>
-        <w:rPr>
-          <w:b/>
-          <w:lang w:val="pt_PT" w:bidi="pt_PT"/>
-        </w:rPr>
         <w:t>"</w:t>
       </w:r>
       <w:r>
@@ -8455,21 +8230,6 @@
           <w:b/>
           <w:lang w:val="pt_PT" w:bidi="pt_PT"/>
         </w:rPr>
-        <w:t>ἡ ἡμέρα τοῦ Κυρίου</w:t>
-      </w:r>
-    </w:p>
-    <w:p>
-      <w:pPr/>
-      <w:r>
-        <w:rPr>
-          <w:lang w:val="pt_PT" w:bidi="pt_PT"/>
-        </w:rPr>
-      </w:r>
-      <w:r>
-        <w:rPr>
-          <w:b/>
-          <w:lang w:val="pt_PT" w:bidi="pt_PT"/>
-        </w:rPr>
         <w:t>"o Dia do Senhor".</w:t>
       </w:r>
     </w:p>
@@ -8546,21 +8306,6 @@
           <w:b/>
           <w:lang w:val="pt_PT" w:bidi="pt_PT"/>
         </w:rPr>
-        <w:t>μή τις ὑμᾶς ἐξαπατήσῃ κατὰ μηδένα τρόπον</w:t>
-      </w:r>
-    </w:p>
-    <w:p>
-      <w:pPr/>
-      <w:r>
-        <w:rPr>
-          <w:lang w:val="pt_PT" w:bidi="pt_PT"/>
-        </w:rPr>
-      </w:r>
-      <w:r>
-        <w:rPr>
-          <w:b/>
-          <w:lang w:val="pt_PT" w:bidi="pt_PT"/>
-        </w:rPr>
         <w:t>"</w:t>
       </w:r>
       <w:r>
@@ -9208,6 +8953,21 @@
           <w:b/>
           <w:lang w:val="pt_PT" w:bidi="pt_PT"/>
         </w:rPr>
+        <w:t>ὁ υἱὸς τῆς ἀπωλείας</w:t>
+      </w:r>
+    </w:p>
+    <w:p>
+      <w:pPr/>
+      <w:r>
+        <w:rPr>
+          <w:lang w:val="pt_PT" w:bidi="pt_PT"/>
+        </w:rPr>
+      </w:r>
+      <w:r>
+        <w:rPr>
+          <w:b/>
+          <w:lang w:val="pt_PT" w:bidi="pt_PT"/>
+        </w:rPr>
         <w:t>"</w:t>
       </w:r>
       <w:r>
@@ -9305,21 +9065,6 @@
           <w:b/>
           <w:lang w:val="pt_PT" w:bidi="pt_PT"/>
         </w:rPr>
-        <w:t>πάντα λεγόμενον θεὸν ἢ σέβασμα</w:t>
-      </w:r>
-    </w:p>
-    <w:p>
-      <w:pPr/>
-      <w:r>
-        <w:rPr>
-          <w:lang w:val="pt_PT" w:bidi="pt_PT"/>
-        </w:rPr>
-      </w:r>
-      <w:r>
-        <w:rPr>
-          <w:b/>
-          <w:lang w:val="pt_PT" w:bidi="pt_PT"/>
-        </w:rPr>
         <w:t>"</w:t>
       </w:r>
       <w:r>
@@ -9634,21 +9379,6 @@
           <w:b/>
           <w:lang w:val="pt_PT" w:bidi="pt_PT"/>
         </w:rPr>
-        <w:t>οὐ μνημονεύετε ὅτι, ἔτι ὢν πρὸς ὑμᾶς, ταῦτα ἔλεγον ὑμῖν</w:t>
-      </w:r>
-    </w:p>
-    <w:p>
-      <w:pPr/>
-      <w:r>
-        <w:rPr>
-          <w:lang w:val="pt_PT" w:bidi="pt_PT"/>
-        </w:rPr>
-      </w:r>
-      <w:r>
-        <w:rPr>
-          <w:b/>
-          <w:lang w:val="pt_PT" w:bidi="pt_PT"/>
-        </w:rPr>
         <w:t>"</w:t>
       </w:r>
       <w:r>
@@ -10362,21 +10092,6 @@
           <w:b/>
           <w:lang w:val="pt_PT" w:bidi="pt_PT"/>
         </w:rPr>
-        <w:t>ὁ κατέχων</w:t>
-      </w:r>
-    </w:p>
-    <w:p>
-      <w:pPr/>
-      <w:r>
-        <w:rPr>
-          <w:lang w:val="pt_PT" w:bidi="pt_PT"/>
-        </w:rPr>
-      </w:r>
-      <w:r>
-        <w:rPr>
-          <w:b/>
-          <w:lang w:val="pt_PT" w:bidi="pt_PT"/>
-        </w:rPr>
         <w:t>"</w:t>
       </w:r>
       <w:r>
@@ -10691,21 +10406,6 @@
           <w:b/>
           <w:lang w:val="pt_PT" w:bidi="pt_PT"/>
         </w:rPr>
-        <w:t>καὶ τότε ἀποκαλυφθήσεται ὁ ἄνομος</w:t>
-      </w:r>
-    </w:p>
-    <w:p>
-      <w:pPr/>
-      <w:r>
-        <w:rPr>
-          <w:lang w:val="pt_PT" w:bidi="pt_PT"/>
-        </w:rPr>
-      </w:r>
-      <w:r>
-        <w:rPr>
-          <w:b/>
-          <w:lang w:val="pt_PT" w:bidi="pt_PT"/>
-        </w:rPr>
         <w:t>"</w:t>
       </w:r>
       <w:r>
@@ -10914,21 +10614,6 @@
           <w:b/>
           <w:lang w:val="pt_PT" w:bidi="pt_PT"/>
         </w:rPr>
-        <w:t>ἀνελεῖ τῷ πνεύματι τοῦ στόματος αὐτοῦ, καὶ καταργήσει τῇ ἐπιφανείᾳ τῆς παρουσίας αὐτοῦ</w:t>
-      </w:r>
-    </w:p>
-    <w:p>
-      <w:pPr/>
-      <w:r>
-        <w:rPr>
-          <w:lang w:val="pt_PT" w:bidi="pt_PT"/>
-        </w:rPr>
-      </w:r>
-      <w:r>
-        <w:rPr>
-          <w:b/>
-          <w:lang w:val="pt_PT" w:bidi="pt_PT"/>
-        </w:rPr>
         <w:t>"</w:t>
       </w:r>
       <w:r>
@@ -11026,21 +10711,6 @@
           <w:b/>
           <w:lang w:val="pt_PT" w:bidi="pt_PT"/>
         </w:rPr>
-        <w:t>οὗ ἐστιν ἡ παρουσία, κατ’ ἐνέργειαν τοῦ Σατανᾶ</w:t>
-      </w:r>
-    </w:p>
-    <w:p>
-      <w:pPr/>
-      <w:r>
-        <w:rPr>
-          <w:lang w:val="pt_PT" w:bidi="pt_PT"/>
-        </w:rPr>
-      </w:r>
-      <w:r>
-        <w:rPr>
-          <w:b/>
-          <w:lang w:val="pt_PT" w:bidi="pt_PT"/>
-        </w:rPr>
         <w:t>"</w:t>
       </w:r>
       <w:r>
@@ -11917,21 +11587,6 @@
           <w:b/>
           <w:lang w:val="pt_PT" w:bidi="pt_PT"/>
         </w:rPr>
-        <w:t>ἐν πάσῃ ἀπάτῃ ἀδικίας, τοῖς ἀπολλυμένοις</w:t>
-      </w:r>
-    </w:p>
-    <w:p>
-      <w:pPr/>
-      <w:r>
-        <w:rPr>
-          <w:lang w:val="pt_PT" w:bidi="pt_PT"/>
-        </w:rPr>
-      </w:r>
-      <w:r>
-        <w:rPr>
-          <w:b/>
-          <w:lang w:val="pt_PT" w:bidi="pt_PT"/>
-        </w:rPr>
         <w:t>"</w:t>
       </w:r>
       <w:r>
@@ -12620,21 +12275,6 @@
           <w:b/>
           <w:lang w:val="pt_PT" w:bidi="pt_PT"/>
         </w:rPr>
-        <w:t>πέμπει αὐτοῖς ὁ Θεὸς ἐνέργειαν πλάνης, εἰς τὸ πιστεῦσαι αὐτοὺς τῷ ψεύδει</w:t>
-      </w:r>
-    </w:p>
-    <w:p>
-      <w:pPr/>
-      <w:r>
-        <w:rPr>
-          <w:lang w:val="pt_PT" w:bidi="pt_PT"/>
-        </w:rPr>
-      </w:r>
-      <w:r>
-        <w:rPr>
-          <w:b/>
-          <w:lang w:val="pt_PT" w:bidi="pt_PT"/>
-        </w:rPr>
         <w:t>"</w:t>
       </w:r>
       <w:r>
@@ -13486,21 +13126,6 @@
           <w:b/>
           <w:lang w:val="pt_PT" w:bidi="pt_PT"/>
         </w:rPr>
-        <w:t>οἱ μὴ πιστεύσαντες τῇ ἀληθείᾳ, ἀλλὰ εὐδοκήσαντες τῇ ἀδικίᾳ</w:t>
-      </w:r>
-    </w:p>
-    <w:p>
-      <w:pPr/>
-      <w:r>
-        <w:rPr>
-          <w:lang w:val="pt_PT" w:bidi="pt_PT"/>
-        </w:rPr>
-      </w:r>
-      <w:r>
-        <w:rPr>
-          <w:b/>
-          <w:lang w:val="pt_PT" w:bidi="pt_PT"/>
-        </w:rPr>
         <w:t>"</w:t>
       </w:r>
       <w:r>
@@ -14042,21 +13667,6 @@
           <w:b/>
           <w:lang w:val="pt_PT" w:bidi="pt_PT"/>
         </w:rPr>
-        <w:t>ἀδελφοὶ ἠγαπημένοι ὑπὸ Κυρίου</w:t>
-      </w:r>
-    </w:p>
-    <w:p>
-      <w:pPr/>
-      <w:r>
-        <w:rPr>
-          <w:lang w:val="pt_PT" w:bidi="pt_PT"/>
-        </w:rPr>
-      </w:r>
-      <w:r>
-        <w:rPr>
-          <w:b/>
-          <w:lang w:val="pt_PT" w:bidi="pt_PT"/>
-        </w:rPr>
         <w:t>"</w:t>
       </w:r>
       <w:r>
@@ -14389,21 +13999,6 @@
           <w:b/>
           <w:lang w:val="pt_PT" w:bidi="pt_PT"/>
         </w:rPr>
-        <w:t>ἀπαρχὴν εἰς σωτηρίαν ἐν ἁγιασμῷ Πνεύματος καὶ πίστει ἀληθείας</w:t>
-      </w:r>
-    </w:p>
-    <w:p>
-      <w:pPr/>
-      <w:r>
-        <w:rPr>
-          <w:lang w:val="pt_PT" w:bidi="pt_PT"/>
-        </w:rPr>
-      </w:r>
-      <w:r>
-        <w:rPr>
-          <w:b/>
-          <w:lang w:val="pt_PT" w:bidi="pt_PT"/>
-        </w:rPr>
         <w:t>"</w:t>
       </w:r>
       <w:r>
@@ -14762,21 +14357,6 @@
           <w:b/>
           <w:lang w:val="pt_PT" w:bidi="pt_PT"/>
         </w:rPr>
-        <w:t>εἰς περιποίησιν δόξης τοῦ Κυρίου ἡμῶν</w:t>
-      </w:r>
-    </w:p>
-    <w:p>
-      <w:pPr/>
-      <w:r>
-        <w:rPr>
-          <w:lang w:val="pt_PT" w:bidi="pt_PT"/>
-        </w:rPr>
-      </w:r>
-      <w:r>
-        <w:rPr>
-          <w:b/>
-          <w:lang w:val="pt_PT" w:bidi="pt_PT"/>
-        </w:rPr>
         <w:t>"</w:t>
       </w:r>
       <w:r>
@@ -15917,21 +15497,6 @@
           <w:b/>
           <w:lang w:val="pt_PT" w:bidi="pt_PT"/>
         </w:rPr>
-        <w:t>αὐτὸς δὲ ὁ Κύριος ἡμῶν, Ἰησοῦς Χριστὸς, καὶ ὁ Θεὸς ὁ Πατὴρ ἡμῶν</w:t>
-      </w:r>
-    </w:p>
-    <w:p>
-      <w:pPr/>
-      <w:r>
-        <w:rPr>
-          <w:lang w:val="pt_PT" w:bidi="pt_PT"/>
-        </w:rPr>
-      </w:r>
-      <w:r>
-        <w:rPr>
-          <w:b/>
-          <w:lang w:val="pt_PT" w:bidi="pt_PT"/>
-        </w:rPr>
         <w:t>"</w:t>
       </w:r>
       <w:r>
@@ -16303,21 +15868,6 @@
           <w:b/>
           <w:lang w:val="pt_PT" w:bidi="pt_PT"/>
         </w:rPr>
-        <w:t>δοὺς παράκλησιν αἰωνίαν, καὶ ἐλπίδα ἀγαθὴν</w:t>
-      </w:r>
-    </w:p>
-    <w:p>
-      <w:pPr/>
-      <w:r>
-        <w:rPr>
-          <w:lang w:val="pt_PT" w:bidi="pt_PT"/>
-        </w:rPr>
-      </w:r>
-      <w:r>
-        <w:rPr>
-          <w:b/>
-          <w:lang w:val="pt_PT" w:bidi="pt_PT"/>
-        </w:rPr>
         <w:t>"</w:t>
       </w:r>
       <w:r>
@@ -17605,21 +17155,6 @@
           <w:b/>
           <w:lang w:val="pt_PT" w:bidi="pt_PT"/>
         </w:rPr>
-        <w:t>ῥυσθῶμεν</w:t>
-      </w:r>
-    </w:p>
-    <w:p>
-      <w:pPr/>
-      <w:r>
-        <w:rPr>
-          <w:lang w:val="pt_PT" w:bidi="pt_PT"/>
-        </w:rPr>
-      </w:r>
-      <w:r>
-        <w:rPr>
-          <w:b/>
-          <w:lang w:val="pt_PT" w:bidi="pt_PT"/>
-        </w:rPr>
         <w:t>"</w:t>
       </w:r>
       <w:r>
@@ -18531,21 +18066,6 @@
           <w:b/>
           <w:lang w:val="pt_PT" w:bidi="pt_PT"/>
         </w:rPr>
-        <w:t>ὁ &amp; Κύριος κατευθύναι ὑμῶν τὰς καρδίας εἰς τὴν ἀγάπην τοῦ Θεοῦ, καὶ εἰς τὴν ὑπομονὴν τοῦ Χριστοῦ</w:t>
-      </w:r>
-    </w:p>
-    <w:p>
-      <w:pPr/>
-      <w:r>
-        <w:rPr>
-          <w:lang w:val="pt_PT" w:bidi="pt_PT"/>
-        </w:rPr>
-      </w:r>
-      <w:r>
-        <w:rPr>
-          <w:b/>
-          <w:lang w:val="pt_PT" w:bidi="pt_PT"/>
-        </w:rPr>
         <w:t>"</w:t>
       </w:r>
       <w:r>
@@ -18768,21 +18288,6 @@
           <w:b/>
           <w:lang w:val="pt_PT" w:bidi="pt_PT"/>
         </w:rPr>
-        <w:t>εἰς τὴν ἀγάπην τοῦ Θεοῦ, καὶ εἰς τὴν ὑπομονὴν τοῦ Χριστοῦ</w:t>
-      </w:r>
-    </w:p>
-    <w:p>
-      <w:pPr/>
-      <w:r>
-        <w:rPr>
-          <w:lang w:val="pt_PT" w:bidi="pt_PT"/>
-        </w:rPr>
-      </w:r>
-      <w:r>
-        <w:rPr>
-          <w:b/>
-          <w:lang w:val="pt_PT" w:bidi="pt_PT"/>
-        </w:rPr>
         <w:t>"o amor de Deus".</w:t>
       </w:r>
     </w:p>
@@ -20504,21 +20009,6 @@
           <w:b/>
           <w:lang w:val="pt_PT" w:bidi="pt_PT"/>
         </w:rPr>
-        <w:t>ἑαυτοὺς τύπον δῶμεν ὑμῖν</w:t>
-      </w:r>
-    </w:p>
-    <w:p>
-      <w:pPr/>
-      <w:r>
-        <w:rPr>
-          <w:lang w:val="pt_PT" w:bidi="pt_PT"/>
-        </w:rPr>
-      </w:r>
-      <w:r>
-        <w:rPr>
-          <w:b/>
-          <w:lang w:val="pt_PT" w:bidi="pt_PT"/>
-        </w:rPr>
         <w:t>"</w:t>
       </w:r>
       <w:r>
@@ -20692,21 +20182,6 @@
           <w:b/>
           <w:lang w:val="pt_PT" w:bidi="pt_PT"/>
         </w:rPr>
-        <w:t>εἴ τις οὐ θέλει ἐργάζεσθαι, μηδὲ ἐσθιέτω</w:t>
-      </w:r>
-    </w:p>
-    <w:p>
-      <w:pPr/>
-      <w:r>
-        <w:rPr>
-          <w:lang w:val="pt_PT" w:bidi="pt_PT"/>
-        </w:rPr>
-      </w:r>
-      <w:r>
-        <w:rPr>
-          <w:b/>
-          <w:lang w:val="pt_PT" w:bidi="pt_PT"/>
-        </w:rPr>
         <w:t>"</w:t>
       </w:r>
       <w:r>
@@ -22153,21 +21628,6 @@
           <w:b/>
           <w:lang w:val="pt_PT" w:bidi="pt_PT"/>
         </w:rPr>
-        <w:t>αὐτὸς &amp; ὁ Κύριος τῆς εἰρήνης, δῴη ὑμῖν</w:t>
-      </w:r>
-    </w:p>
-    <w:p>
-      <w:pPr/>
-      <w:r>
-        <w:rPr>
-          <w:lang w:val="pt_PT" w:bidi="pt_PT"/>
-        </w:rPr>
-      </w:r>
-      <w:r>
-        <w:rPr>
-          <w:b/>
-          <w:lang w:val="pt_PT" w:bidi="pt_PT"/>
-        </w:rPr>
         <w:t xml:space="preserve">"Que </w:t>
       </w:r>
       <w:r>
@@ -22265,21 +21725,6 @@
           <w:b/>
           <w:lang w:val="pt_PT" w:bidi="pt_PT"/>
         </w:rPr>
-        <w:t>αὐτὸς &amp; ὁ Κύριος τῆς εἰρήνης</w:t>
-      </w:r>
-    </w:p>
-    <w:p>
-      <w:pPr/>
-      <w:r>
-        <w:rPr>
-          <w:lang w:val="pt_PT" w:bidi="pt_PT"/>
-        </w:rPr>
-      </w:r>
-      <w:r>
-        <w:rPr>
-          <w:b/>
-          <w:lang w:val="pt_PT" w:bidi="pt_PT"/>
-        </w:rPr>
         <w:t>"</w:t>
       </w:r>
       <w:r>
@@ -22390,21 +21835,6 @@
           <w:b/>
           <w:lang w:val="pt_PT" w:bidi="pt_PT"/>
         </w:rPr>
-        <w:t>ὁ ἀσπασμὸς τῇ ἐμῇ χειρὶ, Παύλου, ὅ ἐστιν σημεῖον ἐν πάσῃ ἐπιστολῇ, οὕτως γράφω</w:t>
-      </w:r>
-    </w:p>
-    <w:p>
-      <w:pPr/>
-      <w:r>
-        <w:rPr>
-          <w:lang w:val="pt_PT" w:bidi="pt_PT"/>
-        </w:rPr>
-      </w:r>
-      <w:r>
-        <w:rPr>
-          <w:b/>
-          <w:lang w:val="pt_PT" w:bidi="pt_PT"/>
-        </w:rPr>
         <w:t>"</w:t>
       </w:r>
       <w:r>
@@ -22692,21 +22122,6 @@
         <w:rPr>
           <w:lang w:val="pt_PT" w:bidi="pt_PT"/>
         </w:rPr>
-      </w:r>
-    </w:p>
-    <w:p>
-      <w:pPr/>
-      <w:r>
-        <w:rPr>
-          <w:lang w:val="pt_PT" w:bidi="pt_PT"/>
-        </w:rPr>
-      </w:r>
-      <w:r>
-        <w:rPr>
-          <w:b/>
-          <w:lang w:val="pt_PT" w:bidi="pt_PT"/>
-        </w:rPr>
-        <w:t>ἡ χάρις τοῦ Κυρίου ἡμῶν, Ἰησοῦ Χριστοῦ, μετὰ πάντων ὑμῶν</w:t>
       </w:r>
     </w:p>
     <w:p>

--- a/por/docx/53.content.docx
+++ b/por/docx/53.content.docx
@@ -308,6 +308,21 @@
           <w:b/>
           <w:lang w:val="pt_PT" w:bidi="pt_PT"/>
         </w:rPr>
+        <w:t>Παῦλος, καὶ Σιλουανὸς, καὶ Τιμόθεος; τῇ ἐκκλησίᾳ</w:t>
+      </w:r>
+    </w:p>
+    <w:p>
+      <w:pPr/>
+      <w:r>
+        <w:rPr>
+          <w:lang w:val="pt_PT" w:bidi="pt_PT"/>
+        </w:rPr>
+      </w:r>
+      <w:r>
+        <w:rPr>
+          <w:b/>
+          <w:lang w:val="pt_PT" w:bidi="pt_PT"/>
+        </w:rPr>
         <w:t>"</w:t>
       </w:r>
       <w:r>
@@ -767,6 +782,21 @@
           <w:b/>
           <w:lang w:val="pt_PT" w:bidi="pt_PT"/>
         </w:rPr>
+        <w:t>χάρις ὑμῖν καὶ εἰρήνη ἀπὸ Θεοῦ Πατρὸς καὶ Κυρίου Ἰησοῦ Χριστοῦ</w:t>
+      </w:r>
+    </w:p>
+    <w:p>
+      <w:pPr/>
+      <w:r>
+        <w:rPr>
+          <w:lang w:val="pt_PT" w:bidi="pt_PT"/>
+        </w:rPr>
+      </w:r>
+      <w:r>
+        <w:rPr>
+          <w:b/>
+          <w:lang w:val="pt_PT" w:bidi="pt_PT"/>
+        </w:rPr>
         <w:t>"Q</w:t>
       </w:r>
       <w:r>
@@ -1072,6 +1102,21 @@
           <w:b/>
           <w:lang w:val="pt_PT" w:bidi="pt_PT"/>
         </w:rPr>
+        <w:t>εὐχαριστεῖν ὀφείλομεν τῷ Θεῷ πάντοτε</w:t>
+      </w:r>
+    </w:p>
+    <w:p>
+      <w:pPr/>
+      <w:r>
+        <w:rPr>
+          <w:lang w:val="pt_PT" w:bidi="pt_PT"/>
+        </w:rPr>
+      </w:r>
+      <w:r>
+        <w:rPr>
+          <w:b/>
+          <w:lang w:val="pt_PT" w:bidi="pt_PT"/>
+        </w:rPr>
         <w:t>"</w:t>
       </w:r>
       <w:r>
@@ -1182,6 +1227,21 @@
           <w:b/>
           <w:lang w:val="pt_PT" w:bidi="pt_PT"/>
         </w:rPr>
+        <w:t>εὐχαριστεῖν ὀφείλομεν τῷ Θεῷ πάντοτε περὶ ὑμῶν, ἀδελφοί</w:t>
+      </w:r>
+    </w:p>
+    <w:p>
+      <w:pPr/>
+      <w:r>
+        <w:rPr>
+          <w:lang w:val="pt_PT" w:bidi="pt_PT"/>
+        </w:rPr>
+      </w:r>
+      <w:r>
+        <w:rPr>
+          <w:b/>
+          <w:lang w:val="pt_PT" w:bidi="pt_PT"/>
+        </w:rPr>
         <w:t>"</w:t>
       </w:r>
       <w:r>
@@ -1626,6 +1686,21 @@
           <w:b/>
           <w:lang w:val="pt_PT" w:bidi="pt_PT"/>
         </w:rPr>
+        <w:t>πλεονάζει ἡ ἀγάπη ἑνὸς ἑκάστου, πάντων ὑμῶν, εἰς ἀλλήλους</w:t>
+      </w:r>
+    </w:p>
+    <w:p>
+      <w:pPr/>
+      <w:r>
+        <w:rPr>
+          <w:lang w:val="pt_PT" w:bidi="pt_PT"/>
+        </w:rPr>
+      </w:r>
+      <w:r>
+        <w:rPr>
+          <w:b/>
+          <w:lang w:val="pt_PT" w:bidi="pt_PT"/>
+        </w:rPr>
         <w:t>"</w:t>
       </w:r>
       <w:r>
@@ -2457,6 +2532,21 @@
           <w:b/>
           <w:lang w:val="pt_PT" w:bidi="pt_PT"/>
         </w:rPr>
+        <w:t>εἰς τὸ καταξιωθῆναι ὑμᾶς τῆς Βασιλείας τοῦ Θεοῦ</w:t>
+      </w:r>
+    </w:p>
+    <w:p>
+      <w:pPr/>
+      <w:r>
+        <w:rPr>
+          <w:lang w:val="pt_PT" w:bidi="pt_PT"/>
+        </w:rPr>
+      </w:r>
+      <w:r>
+        <w:rPr>
+          <w:b/>
+          <w:lang w:val="pt_PT" w:bidi="pt_PT"/>
+        </w:rPr>
         <w:t>"</w:t>
       </w:r>
       <w:r>
@@ -2921,6 +3011,21 @@
           <w:b/>
           <w:lang w:val="pt_PT" w:bidi="pt_PT"/>
         </w:rPr>
+        <w:t>ἀνταποδοῦναι τοῖς θλίβουσιν ὑμᾶς θλῖψιν</w:t>
+      </w:r>
+    </w:p>
+    <w:p>
+      <w:pPr/>
+      <w:r>
+        <w:rPr>
+          <w:lang w:val="pt_PT" w:bidi="pt_PT"/>
+        </w:rPr>
+      </w:r>
+      <w:r>
+        <w:rPr>
+          <w:b/>
+          <w:lang w:val="pt_PT" w:bidi="pt_PT"/>
+        </w:rPr>
         <w:t>"</w:t>
       </w:r>
       <w:r>
@@ -3156,6 +3261,21 @@
           <w:b/>
           <w:lang w:val="pt_PT" w:bidi="pt_PT"/>
         </w:rPr>
+        <w:t>καὶ ὑμῖν τοῖς θλιβομένοις, ἄνεσιν μεθ’ ἡμῶν</w:t>
+      </w:r>
+    </w:p>
+    <w:p>
+      <w:pPr/>
+      <w:r>
+        <w:rPr>
+          <w:lang w:val="pt_PT" w:bidi="pt_PT"/>
+        </w:rPr>
+      </w:r>
+      <w:r>
+        <w:rPr>
+          <w:b/>
+          <w:lang w:val="pt_PT" w:bidi="pt_PT"/>
+        </w:rPr>
         <w:t>"</w:t>
       </w:r>
       <w:r>
@@ -4728,6 +4848,21 @@
           <w:b/>
           <w:lang w:val="pt_PT" w:bidi="pt_PT"/>
         </w:rPr>
+        <w:t>ἀπὸ προσώπου τοῦ Κυρίου</w:t>
+      </w:r>
+    </w:p>
+    <w:p>
+      <w:pPr/>
+      <w:r>
+        <w:rPr>
+          <w:lang w:val="pt_PT" w:bidi="pt_PT"/>
+        </w:rPr>
+      </w:r>
+      <w:r>
+        <w:rPr>
+          <w:b/>
+          <w:lang w:val="pt_PT" w:bidi="pt_PT"/>
+        </w:rPr>
         <w:t>"longe da presença do Senhor".</w:t>
       </w:r>
     </w:p>
@@ -5222,6 +5357,21 @@
           <w:b/>
           <w:lang w:val="pt_PT" w:bidi="pt_PT"/>
         </w:rPr>
+        <w:t>ἐνδοξασθῆναι ἐν τοῖς ἁγίοις αὐτοῦ, καὶ θαυμασθῆναι ἐν πᾶσιν τοῖς πιστεύσασιν</w:t>
+      </w:r>
+    </w:p>
+    <w:p>
+      <w:pPr/>
+      <w:r>
+        <w:rPr>
+          <w:lang w:val="pt_PT" w:bidi="pt_PT"/>
+        </w:rPr>
+      </w:r>
+      <w:r>
+        <w:rPr>
+          <w:b/>
+          <w:lang w:val="pt_PT" w:bidi="pt_PT"/>
+        </w:rPr>
         <w:t>"</w:t>
       </w:r>
       <w:r>
@@ -5457,6 +5607,21 @@
           <w:b/>
           <w:lang w:val="pt_PT" w:bidi="pt_PT"/>
         </w:rPr>
+        <w:t>ἐνδοξασθῆναι ἐν τοῖς ἁγίοις αὐτοῦ, καὶ θαυμασθῆναι ἐν πᾶσιν τοῖς πιστεύσασιν</w:t>
+      </w:r>
+    </w:p>
+    <w:p>
+      <w:pPr/>
+      <w:r>
+        <w:rPr>
+          <w:lang w:val="pt_PT" w:bidi="pt_PT"/>
+        </w:rPr>
+      </w:r>
+      <w:r>
+        <w:rPr>
+          <w:b/>
+          <w:lang w:val="pt_PT" w:bidi="pt_PT"/>
+        </w:rPr>
         <w:t>"</w:t>
       </w:r>
       <w:r>
@@ -7284,6 +7449,21 @@
           <w:b/>
           <w:lang w:val="pt_PT" w:bidi="pt_PT"/>
         </w:rPr>
+        <w:t>ὑπὲρ τῆς παρουσίας τοῦ Κυρίου ἡμῶν, Ἰησοῦ Χριστοῦ, καὶ ἡμῶν ἐπισυναγωγῆς ἐπ’ αὐτόν</w:t>
+      </w:r>
+    </w:p>
+    <w:p>
+      <w:pPr/>
+      <w:r>
+        <w:rPr>
+          <w:lang w:val="pt_PT" w:bidi="pt_PT"/>
+        </w:rPr>
+      </w:r>
+      <w:r>
+        <w:rPr>
+          <w:b/>
+          <w:lang w:val="pt_PT" w:bidi="pt_PT"/>
+        </w:rPr>
         <w:t>"</w:t>
       </w:r>
       <w:r>
@@ -7407,6 +7587,21 @@
           <w:b/>
           <w:lang w:val="pt_PT" w:bidi="pt_PT"/>
         </w:rPr>
+        <w:t>ὑπὲρ τῆς παρουσίας τοῦ Κυρίου ἡμῶν, Ἰησοῦ Χριστοῦ, καὶ ἡμῶν ἐπισυναγωγῆς ἐπ’ αὐτόν</w:t>
+      </w:r>
+    </w:p>
+    <w:p>
+      <w:pPr/>
+      <w:r>
+        <w:rPr>
+          <w:lang w:val="pt_PT" w:bidi="pt_PT"/>
+        </w:rPr>
+      </w:r>
+      <w:r>
+        <w:rPr>
+          <w:b/>
+          <w:lang w:val="pt_PT" w:bidi="pt_PT"/>
+        </w:rPr>
         <w:t>"</w:t>
       </w:r>
       <w:r>
@@ -7641,6 +7836,21 @@
           <w:b/>
           <w:lang w:val="pt_PT" w:bidi="pt_PT"/>
         </w:rPr>
+        <w:t>εἰς τὸ μὴ ταχέως σαλευθῆναι ὑμᾶς ἀπὸ τοῦ νοὸς</w:t>
+      </w:r>
+    </w:p>
+    <w:p>
+      <w:pPr/>
+      <w:r>
+        <w:rPr>
+          <w:lang w:val="pt_PT" w:bidi="pt_PT"/>
+        </w:rPr>
+      </w:r>
+      <w:r>
+        <w:rPr>
+          <w:b/>
+          <w:lang w:val="pt_PT" w:bidi="pt_PT"/>
+        </w:rPr>
         <w:t>"</w:t>
       </w:r>
       <w:r>
@@ -7883,6 +8093,21 @@
           <w:b/>
           <w:lang w:val="pt_PT" w:bidi="pt_PT"/>
         </w:rPr>
+        <w:t>μήτε διὰ πνεύματος, μήτε διὰ λόγου, μήτε δι’ ἐπιστολῆς, ὡς δι’ ἡμῶν</w:t>
+      </w:r>
+    </w:p>
+    <w:p>
+      <w:pPr/>
+      <w:r>
+        <w:rPr>
+          <w:lang w:val="pt_PT" w:bidi="pt_PT"/>
+        </w:rPr>
+      </w:r>
+      <w:r>
+        <w:rPr>
+          <w:b/>
+          <w:lang w:val="pt_PT" w:bidi="pt_PT"/>
+        </w:rPr>
         <w:t>"</w:t>
       </w:r>
       <w:r>
@@ -8230,6 +8455,21 @@
           <w:b/>
           <w:lang w:val="pt_PT" w:bidi="pt_PT"/>
         </w:rPr>
+        <w:t>ἡ ἡμέρα τοῦ Κυρίου</w:t>
+      </w:r>
+    </w:p>
+    <w:p>
+      <w:pPr/>
+      <w:r>
+        <w:rPr>
+          <w:lang w:val="pt_PT" w:bidi="pt_PT"/>
+        </w:rPr>
+      </w:r>
+      <w:r>
+        <w:rPr>
+          <w:b/>
+          <w:lang w:val="pt_PT" w:bidi="pt_PT"/>
+        </w:rPr>
         <w:t>"o Dia do Senhor".</w:t>
       </w:r>
     </w:p>
@@ -8306,6 +8546,21 @@
           <w:b/>
           <w:lang w:val="pt_PT" w:bidi="pt_PT"/>
         </w:rPr>
+        <w:t>μή τις ὑμᾶς ἐξαπατήσῃ κατὰ μηδένα τρόπον</w:t>
+      </w:r>
+    </w:p>
+    <w:p>
+      <w:pPr/>
+      <w:r>
+        <w:rPr>
+          <w:lang w:val="pt_PT" w:bidi="pt_PT"/>
+        </w:rPr>
+      </w:r>
+      <w:r>
+        <w:rPr>
+          <w:b/>
+          <w:lang w:val="pt_PT" w:bidi="pt_PT"/>
+        </w:rPr>
         <w:t>"</w:t>
       </w:r>
       <w:r>
@@ -9065,6 +9320,21 @@
           <w:b/>
           <w:lang w:val="pt_PT" w:bidi="pt_PT"/>
         </w:rPr>
+        <w:t>πάντα λεγόμενον θεὸν ἢ σέβασμα</w:t>
+      </w:r>
+    </w:p>
+    <w:p>
+      <w:pPr/>
+      <w:r>
+        <w:rPr>
+          <w:lang w:val="pt_PT" w:bidi="pt_PT"/>
+        </w:rPr>
+      </w:r>
+      <w:r>
+        <w:rPr>
+          <w:b/>
+          <w:lang w:val="pt_PT" w:bidi="pt_PT"/>
+        </w:rPr>
         <w:t>"</w:t>
       </w:r>
       <w:r>
@@ -9379,6 +9649,21 @@
           <w:b/>
           <w:lang w:val="pt_PT" w:bidi="pt_PT"/>
         </w:rPr>
+        <w:t>οὐ μνημονεύετε ὅτι, ἔτι ὢν πρὸς ὑμᾶς, ταῦτα ἔλεγον ὑμῖν</w:t>
+      </w:r>
+    </w:p>
+    <w:p>
+      <w:pPr/>
+      <w:r>
+        <w:rPr>
+          <w:lang w:val="pt_PT" w:bidi="pt_PT"/>
+        </w:rPr>
+      </w:r>
+      <w:r>
+        <w:rPr>
+          <w:b/>
+          <w:lang w:val="pt_PT" w:bidi="pt_PT"/>
+        </w:rPr>
         <w:t>"</w:t>
       </w:r>
       <w:r>
@@ -10092,6 +10377,21 @@
           <w:b/>
           <w:lang w:val="pt_PT" w:bidi="pt_PT"/>
         </w:rPr>
+        <w:t>ὁ κατέχων</w:t>
+      </w:r>
+    </w:p>
+    <w:p>
+      <w:pPr/>
+      <w:r>
+        <w:rPr>
+          <w:lang w:val="pt_PT" w:bidi="pt_PT"/>
+        </w:rPr>
+      </w:r>
+      <w:r>
+        <w:rPr>
+          <w:b/>
+          <w:lang w:val="pt_PT" w:bidi="pt_PT"/>
+        </w:rPr>
         <w:t>"</w:t>
       </w:r>
       <w:r>
@@ -10406,6 +10706,21 @@
           <w:b/>
           <w:lang w:val="pt_PT" w:bidi="pt_PT"/>
         </w:rPr>
+        <w:t>καὶ τότε ἀποκαλυφθήσεται ὁ ἄνομος</w:t>
+      </w:r>
+    </w:p>
+    <w:p>
+      <w:pPr/>
+      <w:r>
+        <w:rPr>
+          <w:lang w:val="pt_PT" w:bidi="pt_PT"/>
+        </w:rPr>
+      </w:r>
+      <w:r>
+        <w:rPr>
+          <w:b/>
+          <w:lang w:val="pt_PT" w:bidi="pt_PT"/>
+        </w:rPr>
         <w:t>"</w:t>
       </w:r>
       <w:r>
@@ -10614,6 +10929,21 @@
           <w:b/>
           <w:lang w:val="pt_PT" w:bidi="pt_PT"/>
         </w:rPr>
+        <w:t>ἀνελεῖ τῷ πνεύματι τοῦ στόματος αὐτοῦ, καὶ καταργήσει τῇ ἐπιφανείᾳ τῆς παρουσίας αὐτοῦ</w:t>
+      </w:r>
+    </w:p>
+    <w:p>
+      <w:pPr/>
+      <w:r>
+        <w:rPr>
+          <w:lang w:val="pt_PT" w:bidi="pt_PT"/>
+        </w:rPr>
+      </w:r>
+      <w:r>
+        <w:rPr>
+          <w:b/>
+          <w:lang w:val="pt_PT" w:bidi="pt_PT"/>
+        </w:rPr>
         <w:t>"</w:t>
       </w:r>
       <w:r>
@@ -10711,6 +11041,21 @@
           <w:b/>
           <w:lang w:val="pt_PT" w:bidi="pt_PT"/>
         </w:rPr>
+        <w:t>οὗ ἐστιν ἡ παρουσία, κατ’ ἐνέργειαν τοῦ Σατανᾶ</w:t>
+      </w:r>
+    </w:p>
+    <w:p>
+      <w:pPr/>
+      <w:r>
+        <w:rPr>
+          <w:lang w:val="pt_PT" w:bidi="pt_PT"/>
+        </w:rPr>
+      </w:r>
+      <w:r>
+        <w:rPr>
+          <w:b/>
+          <w:lang w:val="pt_PT" w:bidi="pt_PT"/>
+        </w:rPr>
         <w:t>"</w:t>
       </w:r>
       <w:r>
@@ -11587,6 +11932,21 @@
           <w:b/>
           <w:lang w:val="pt_PT" w:bidi="pt_PT"/>
         </w:rPr>
+        <w:t>ἐν πάσῃ ἀπάτῃ ἀδικίας, τοῖς ἀπολλυμένοις</w:t>
+      </w:r>
+    </w:p>
+    <w:p>
+      <w:pPr/>
+      <w:r>
+        <w:rPr>
+          <w:lang w:val="pt_PT" w:bidi="pt_PT"/>
+        </w:rPr>
+      </w:r>
+      <w:r>
+        <w:rPr>
+          <w:b/>
+          <w:lang w:val="pt_PT" w:bidi="pt_PT"/>
+        </w:rPr>
         <w:t>"</w:t>
       </w:r>
       <w:r>
@@ -12275,6 +12635,21 @@
           <w:b/>
           <w:lang w:val="pt_PT" w:bidi="pt_PT"/>
         </w:rPr>
+        <w:t>πέμπει αὐτοῖς ὁ Θεὸς ἐνέργειαν πλάνης, εἰς τὸ πιστεῦσαι αὐτοὺς τῷ ψεύδει</w:t>
+      </w:r>
+    </w:p>
+    <w:p>
+      <w:pPr/>
+      <w:r>
+        <w:rPr>
+          <w:lang w:val="pt_PT" w:bidi="pt_PT"/>
+        </w:rPr>
+      </w:r>
+      <w:r>
+        <w:rPr>
+          <w:b/>
+          <w:lang w:val="pt_PT" w:bidi="pt_PT"/>
+        </w:rPr>
         <w:t>"</w:t>
       </w:r>
       <w:r>
@@ -13126,6 +13501,21 @@
           <w:b/>
           <w:lang w:val="pt_PT" w:bidi="pt_PT"/>
         </w:rPr>
+        <w:t>οἱ μὴ πιστεύσαντες τῇ ἀληθείᾳ, ἀλλὰ εὐδοκήσαντες τῇ ἀδικίᾳ</w:t>
+      </w:r>
+    </w:p>
+    <w:p>
+      <w:pPr/>
+      <w:r>
+        <w:rPr>
+          <w:lang w:val="pt_PT" w:bidi="pt_PT"/>
+        </w:rPr>
+      </w:r>
+      <w:r>
+        <w:rPr>
+          <w:b/>
+          <w:lang w:val="pt_PT" w:bidi="pt_PT"/>
+        </w:rPr>
         <w:t>"</w:t>
       </w:r>
       <w:r>
@@ -13667,6 +14057,21 @@
           <w:b/>
           <w:lang w:val="pt_PT" w:bidi="pt_PT"/>
         </w:rPr>
+        <w:t>ἀδελφοὶ ἠγαπημένοι ὑπὸ Κυρίου</w:t>
+      </w:r>
+    </w:p>
+    <w:p>
+      <w:pPr/>
+      <w:r>
+        <w:rPr>
+          <w:lang w:val="pt_PT" w:bidi="pt_PT"/>
+        </w:rPr>
+      </w:r>
+      <w:r>
+        <w:rPr>
+          <w:b/>
+          <w:lang w:val="pt_PT" w:bidi="pt_PT"/>
+        </w:rPr>
         <w:t>"</w:t>
       </w:r>
       <w:r>
@@ -13999,6 +14404,21 @@
           <w:b/>
           <w:lang w:val="pt_PT" w:bidi="pt_PT"/>
         </w:rPr>
+        <w:t>ἀπαρχὴν εἰς σωτηρίαν ἐν ἁγιασμῷ Πνεύματος καὶ πίστει ἀληθείας</w:t>
+      </w:r>
+    </w:p>
+    <w:p>
+      <w:pPr/>
+      <w:r>
+        <w:rPr>
+          <w:lang w:val="pt_PT" w:bidi="pt_PT"/>
+        </w:rPr>
+      </w:r>
+      <w:r>
+        <w:rPr>
+          <w:b/>
+          <w:lang w:val="pt_PT" w:bidi="pt_PT"/>
+        </w:rPr>
         <w:t>"</w:t>
       </w:r>
       <w:r>
@@ -14357,6 +14777,21 @@
           <w:b/>
           <w:lang w:val="pt_PT" w:bidi="pt_PT"/>
         </w:rPr>
+        <w:t>εἰς περιποίησιν δόξης τοῦ Κυρίου ἡμῶν</w:t>
+      </w:r>
+    </w:p>
+    <w:p>
+      <w:pPr/>
+      <w:r>
+        <w:rPr>
+          <w:lang w:val="pt_PT" w:bidi="pt_PT"/>
+        </w:rPr>
+      </w:r>
+      <w:r>
+        <w:rPr>
+          <w:b/>
+          <w:lang w:val="pt_PT" w:bidi="pt_PT"/>
+        </w:rPr>
         <w:t>"</w:t>
       </w:r>
       <w:r>
@@ -15497,6 +15932,21 @@
           <w:b/>
           <w:lang w:val="pt_PT" w:bidi="pt_PT"/>
         </w:rPr>
+        <w:t>αὐτὸς δὲ ὁ Κύριος ἡμῶν, Ἰησοῦς Χριστὸς, καὶ ὁ Θεὸς ὁ Πατὴρ ἡμῶν</w:t>
+      </w:r>
+    </w:p>
+    <w:p>
+      <w:pPr/>
+      <w:r>
+        <w:rPr>
+          <w:lang w:val="pt_PT" w:bidi="pt_PT"/>
+        </w:rPr>
+      </w:r>
+      <w:r>
+        <w:rPr>
+          <w:b/>
+          <w:lang w:val="pt_PT" w:bidi="pt_PT"/>
+        </w:rPr>
         <w:t>"</w:t>
       </w:r>
       <w:r>
@@ -15868,6 +16318,21 @@
           <w:b/>
           <w:lang w:val="pt_PT" w:bidi="pt_PT"/>
         </w:rPr>
+        <w:t>δοὺς παράκλησιν αἰωνίαν, καὶ ἐλπίδα ἀγαθὴν</w:t>
+      </w:r>
+    </w:p>
+    <w:p>
+      <w:pPr/>
+      <w:r>
+        <w:rPr>
+          <w:lang w:val="pt_PT" w:bidi="pt_PT"/>
+        </w:rPr>
+      </w:r>
+      <w:r>
+        <w:rPr>
+          <w:b/>
+          <w:lang w:val="pt_PT" w:bidi="pt_PT"/>
+        </w:rPr>
         <w:t>"</w:t>
       </w:r>
       <w:r>
@@ -17155,6 +17620,21 @@
           <w:b/>
           <w:lang w:val="pt_PT" w:bidi="pt_PT"/>
         </w:rPr>
+        <w:t>ῥυσθῶμεν</w:t>
+      </w:r>
+    </w:p>
+    <w:p>
+      <w:pPr/>
+      <w:r>
+        <w:rPr>
+          <w:lang w:val="pt_PT" w:bidi="pt_PT"/>
+        </w:rPr>
+      </w:r>
+      <w:r>
+        <w:rPr>
+          <w:b/>
+          <w:lang w:val="pt_PT" w:bidi="pt_PT"/>
+        </w:rPr>
         <w:t>"</w:t>
       </w:r>
       <w:r>
@@ -18066,6 +18546,21 @@
           <w:b/>
           <w:lang w:val="pt_PT" w:bidi="pt_PT"/>
         </w:rPr>
+        <w:t>ὁ &amp; Κύριος κατευθύναι ὑμῶν τὰς καρδίας εἰς τὴν ἀγάπην τοῦ Θεοῦ, καὶ εἰς τὴν ὑπομονὴν τοῦ Χριστοῦ</w:t>
+      </w:r>
+    </w:p>
+    <w:p>
+      <w:pPr/>
+      <w:r>
+        <w:rPr>
+          <w:lang w:val="pt_PT" w:bidi="pt_PT"/>
+        </w:rPr>
+      </w:r>
+      <w:r>
+        <w:rPr>
+          <w:b/>
+          <w:lang w:val="pt_PT" w:bidi="pt_PT"/>
+        </w:rPr>
         <w:t>"</w:t>
       </w:r>
       <w:r>
@@ -18288,6 +18783,21 @@
           <w:b/>
           <w:lang w:val="pt_PT" w:bidi="pt_PT"/>
         </w:rPr>
+        <w:t>εἰς τὴν ἀγάπην τοῦ Θεοῦ, καὶ εἰς τὴν ὑπομονὴν τοῦ Χριστοῦ</w:t>
+      </w:r>
+    </w:p>
+    <w:p>
+      <w:pPr/>
+      <w:r>
+        <w:rPr>
+          <w:lang w:val="pt_PT" w:bidi="pt_PT"/>
+        </w:rPr>
+      </w:r>
+      <w:r>
+        <w:rPr>
+          <w:b/>
+          <w:lang w:val="pt_PT" w:bidi="pt_PT"/>
+        </w:rPr>
         <w:t>"o amor de Deus".</w:t>
       </w:r>
     </w:p>
@@ -20009,6 +20519,21 @@
           <w:b/>
           <w:lang w:val="pt_PT" w:bidi="pt_PT"/>
         </w:rPr>
+        <w:t>ἑαυτοὺς τύπον δῶμεν ὑμῖν</w:t>
+      </w:r>
+    </w:p>
+    <w:p>
+      <w:pPr/>
+      <w:r>
+        <w:rPr>
+          <w:lang w:val="pt_PT" w:bidi="pt_PT"/>
+        </w:rPr>
+      </w:r>
+      <w:r>
+        <w:rPr>
+          <w:b/>
+          <w:lang w:val="pt_PT" w:bidi="pt_PT"/>
+        </w:rPr>
         <w:t>"</w:t>
       </w:r>
       <w:r>
@@ -20119,6 +20644,21 @@
           <w:b/>
           <w:lang w:val="pt_PT" w:bidi="pt_PT"/>
         </w:rPr>
+        <w:t>εἰς τὸ μιμεῖσθαι</w:t>
+      </w:r>
+    </w:p>
+    <w:p>
+      <w:pPr/>
+      <w:r>
+        <w:rPr>
+          <w:lang w:val="pt_PT" w:bidi="pt_PT"/>
+        </w:rPr>
+      </w:r>
+      <w:r>
+        <w:rPr>
+          <w:b/>
+          <w:lang w:val="pt_PT" w:bidi="pt_PT"/>
+        </w:rPr>
         <w:t>"seguissem o nosso exemplo".</w:t>
       </w:r>
     </w:p>
@@ -20182,6 +20722,21 @@
           <w:b/>
           <w:lang w:val="pt_PT" w:bidi="pt_PT"/>
         </w:rPr>
+        <w:t>εἴ τις οὐ θέλει ἐργάζεσθαι, μηδὲ ἐσθιέτω</w:t>
+      </w:r>
+    </w:p>
+    <w:p>
+      <w:pPr/>
+      <w:r>
+        <w:rPr>
+          <w:lang w:val="pt_PT" w:bidi="pt_PT"/>
+        </w:rPr>
+      </w:r>
+      <w:r>
+        <w:rPr>
+          <w:b/>
+          <w:lang w:val="pt_PT" w:bidi="pt_PT"/>
+        </w:rPr>
         <w:t>"</w:t>
       </w:r>
       <w:r>
@@ -21628,6 +22183,21 @@
           <w:b/>
           <w:lang w:val="pt_PT" w:bidi="pt_PT"/>
         </w:rPr>
+        <w:t>αὐτὸς &amp; ὁ Κύριος τῆς εἰρήνης, δῴη ὑμῖν</w:t>
+      </w:r>
+    </w:p>
+    <w:p>
+      <w:pPr/>
+      <w:r>
+        <w:rPr>
+          <w:lang w:val="pt_PT" w:bidi="pt_PT"/>
+        </w:rPr>
+      </w:r>
+      <w:r>
+        <w:rPr>
+          <w:b/>
+          <w:lang w:val="pt_PT" w:bidi="pt_PT"/>
+        </w:rPr>
         <w:t xml:space="preserve">"Que </w:t>
       </w:r>
       <w:r>
@@ -21725,6 +22295,21 @@
           <w:b/>
           <w:lang w:val="pt_PT" w:bidi="pt_PT"/>
         </w:rPr>
+        <w:t>αὐτὸς &amp; ὁ Κύριος τῆς εἰρήνης</w:t>
+      </w:r>
+    </w:p>
+    <w:p>
+      <w:pPr/>
+      <w:r>
+        <w:rPr>
+          <w:lang w:val="pt_PT" w:bidi="pt_PT"/>
+        </w:rPr>
+      </w:r>
+      <w:r>
+        <w:rPr>
+          <w:b/>
+          <w:lang w:val="pt_PT" w:bidi="pt_PT"/>
+        </w:rPr>
         <w:t>"</w:t>
       </w:r>
       <w:r>
@@ -21835,6 +22420,21 @@
           <w:b/>
           <w:lang w:val="pt_PT" w:bidi="pt_PT"/>
         </w:rPr>
+        <w:t>ὁ ἀσπασμὸς τῇ ἐμῇ χειρὶ, Παύλου, ὅ ἐστιν σημεῖον ἐν πάσῃ ἐπιστολῇ, οὕτως γράφω</w:t>
+      </w:r>
+    </w:p>
+    <w:p>
+      <w:pPr/>
+      <w:r>
+        <w:rPr>
+          <w:lang w:val="pt_PT" w:bidi="pt_PT"/>
+        </w:rPr>
+      </w:r>
+      <w:r>
+        <w:rPr>
+          <w:b/>
+          <w:lang w:val="pt_PT" w:bidi="pt_PT"/>
+        </w:rPr>
         <w:t>"</w:t>
       </w:r>
       <w:r>
@@ -22122,6 +22722,21 @@
         <w:rPr>
           <w:lang w:val="pt_PT" w:bidi="pt_PT"/>
         </w:rPr>
+      </w:r>
+    </w:p>
+    <w:p>
+      <w:pPr/>
+      <w:r>
+        <w:rPr>
+          <w:lang w:val="pt_PT" w:bidi="pt_PT"/>
+        </w:rPr>
+      </w:r>
+      <w:r>
+        <w:rPr>
+          <w:b/>
+          <w:lang w:val="pt_PT" w:bidi="pt_PT"/>
+        </w:rPr>
+        <w:t>ἡ χάρις τοῦ Κυρίου ἡμῶν, Ἰησοῦ Χριστοῦ, μετὰ πάντων ὑμῶν</w:t>
       </w:r>
     </w:p>
     <w:p>
